--- a/docx_resources/заміна-рубрики.docx
+++ b/docx_resources/заміна-рубрики.docx
@@ -11259,7 +11259,7 @@
         <w:autoSpaceDE w:val="0"/>
         <w:autoSpaceDN w:val="0"/>
         <w:adjustRightInd w:val="0"/>
-        <w:spacing w:after="0" w:line="240" w:lineRule="auto"/>
+        <w:spacing w:after="120" w:line="240" w:lineRule="auto"/>
         <w:rPr>
           <w:rFonts w:ascii="MS Shell Dlg 2" w:hAnsi="MS Shell Dlg 2" w:cs="MS Shell Dlg 2"/>
           <w:sz w:val="17"/>
@@ -23305,7 +23305,25 @@
           <w:sz w:val="24"/>
           <w:szCs w:val="24"/>
         </w:rPr>
-        <w:t>Нехай буде влада царства Твого благословенна і дуже прославлена: Отця, і Сина, і Святого Духа, нині і повсякчас, і на віки віків.</w:t>
+        <w:t xml:space="preserve">Нехай буде влада царства Твого благословенна і дуже прославлена: Отця, і Сина, і Святого Духа, </w:t>
+      </w:r>
+      <w:r>
+        <w:rPr>
+          <w:rFonts w:ascii="Times New Roman" w:eastAsia="Times New Roman" w:hAnsi="Times New Roman" w:cs="Times New Roman"/>
+          <w:color w:val="000000"/>
+          <w:sz w:val="24"/>
+          <w:szCs w:val="24"/>
+        </w:rPr>
+        <w:t>нині, і повсякчас</w:t>
+      </w:r>
+      <w:r>
+        <w:rPr>
+          <w:rFonts w:ascii="Times New Roman" w:eastAsia="Times New Roman" w:hAnsi="Times New Roman" w:cs="Times New Roman"/>
+          <w:color w:val="000000"/>
+          <w:sz w:val="24"/>
+          <w:szCs w:val="24"/>
+        </w:rPr>
+        <w:t>, і на віки віків.</w:t>
       </w:r>
     </w:p>
     <w:p>
@@ -23847,7 +23865,25 @@
           <w:sz w:val="24"/>
           <w:szCs w:val="24"/>
         </w:rPr>
-        <w:t xml:space="preserve"> Бо Ти святий єси, Боже наш, і в святині перебуваєш, і ми Тобі славу віддаємо: Отцю, і Сину, і Святому Духові, нині і повсякчас, і на віки віків.</w:t>
+        <w:t xml:space="preserve"> Бо Ти святий єси, Боже наш, і в святині перебуваєш, і ми Тобі славу віддаємо: Отцю, і Сину, і Святому Духові, </w:t>
+      </w:r>
+      <w:r>
+        <w:rPr>
+          <w:rFonts w:ascii="Times New Roman" w:eastAsia="Times New Roman" w:hAnsi="Times New Roman" w:cs="Times New Roman"/>
+          <w:color w:val="000000"/>
+          <w:sz w:val="24"/>
+          <w:szCs w:val="24"/>
+        </w:rPr>
+        <w:t>нині, і повсякчас</w:t>
+      </w:r>
+      <w:r>
+        <w:rPr>
+          <w:rFonts w:ascii="Times New Roman" w:eastAsia="Times New Roman" w:hAnsi="Times New Roman" w:cs="Times New Roman"/>
+          <w:color w:val="000000"/>
+          <w:sz w:val="24"/>
+          <w:szCs w:val="24"/>
+        </w:rPr>
+        <w:t>, і на віки віків.</w:t>
       </w:r>
     </w:p>
     <w:p>

--- a/docx_resources/заміна-рубрики.docx
+++ b/docx_resources/заміна-рубрики.docx
@@ -1,6 +1,6 @@
 
 <file path=word/document.xml><?xml version="1.0" encoding="utf-8"?>
-<w:document xmlns:wpc="http://schemas.microsoft.com/office/word/2010/wordprocessingCanvas" xmlns:cx="http://schemas.microsoft.com/office/drawing/2014/chartex" xmlns:cx1="http://schemas.microsoft.com/office/drawing/2015/9/8/chartex" xmlns:cx2="http://schemas.microsoft.com/office/drawing/2015/10/21/chartex" xmlns:cx3="http://schemas.microsoft.com/office/drawing/2016/5/9/chartex" xmlns:cx4="http://schemas.microsoft.com/office/drawing/2016/5/10/chartex" xmlns:cx5="http://schemas.microsoft.com/office/drawing/2016/5/11/chartex" xmlns:cx6="http://schemas.microsoft.com/office/drawing/2016/5/12/chartex" xmlns:cx7="http://schemas.microsoft.com/office/drawing/2016/5/13/chartex" xmlns:cx8="http://schemas.microsoft.com/office/drawing/2016/5/14/chartex" xmlns:mc="http://schemas.openxmlformats.org/markup-compatibility/2006" xmlns:aink="http://schemas.microsoft.com/office/drawing/2016/ink" xmlns:am3d="http://schemas.microsoft.com/office/drawing/2017/model3d" xmlns:o="urn:schemas-microsoft-com:office:office" xmlns:r="http://schemas.openxmlformats.org/officeDocument/2006/relationships" xmlns:m="http://schemas.openxmlformats.org/officeDocument/2006/math" xmlns:v="urn:schemas-microsoft-com:vml" xmlns:wp14="http://schemas.microsoft.com/office/word/2010/wordprocessingDrawing" xmlns:wp="http://schemas.openxmlformats.org/drawingml/2006/wordprocessingDrawing" xmlns:w10="urn:schemas-microsoft-com:office:word" xmlns:w="http://schemas.openxmlformats.org/wordprocessingml/2006/main" xmlns:w14="http://schemas.microsoft.com/office/word/2010/wordml" xmlns:w15="http://schemas.microsoft.com/office/word/2012/wordml" xmlns:w16cex="http://schemas.microsoft.com/office/word/2018/wordml/cex" xmlns:w16cid="http://schemas.microsoft.com/office/word/2016/wordml/cid" xmlns:w16="http://schemas.microsoft.com/office/word/2018/wordml" xmlns:w16sdtdh="http://schemas.microsoft.com/office/word/2020/wordml/sdtdatahash" xmlns:w16se="http://schemas.microsoft.com/office/word/2015/wordml/symex" xmlns:wpg="http://schemas.microsoft.com/office/word/2010/wordprocessingGroup" xmlns:wpi="http://schemas.microsoft.com/office/word/2010/wordprocessingInk" xmlns:wne="http://schemas.microsoft.com/office/word/2006/wordml" xmlns:wps="http://schemas.microsoft.com/office/word/2010/wordprocessingShape" mc:Ignorable="w14 w15 w16se w16cid w16 w16cex w16sdtdh wp14">
+<w:document xmlns:wpc="http://schemas.microsoft.com/office/word/2010/wordprocessingCanvas" xmlns:cx="http://schemas.microsoft.com/office/drawing/2014/chartex" xmlns:cx1="http://schemas.microsoft.com/office/drawing/2015/9/8/chartex" xmlns:cx2="http://schemas.microsoft.com/office/drawing/2015/10/21/chartex" xmlns:cx3="http://schemas.microsoft.com/office/drawing/2016/5/9/chartex" xmlns:cx4="http://schemas.microsoft.com/office/drawing/2016/5/10/chartex" xmlns:cx5="http://schemas.microsoft.com/office/drawing/2016/5/11/chartex" xmlns:cx6="http://schemas.microsoft.com/office/drawing/2016/5/12/chartex" xmlns:cx7="http://schemas.microsoft.com/office/drawing/2016/5/13/chartex" xmlns:cx8="http://schemas.microsoft.com/office/drawing/2016/5/14/chartex" xmlns:mc="http://schemas.openxmlformats.org/markup-compatibility/2006" xmlns:aink="http://schemas.microsoft.com/office/drawing/2016/ink" xmlns:am3d="http://schemas.microsoft.com/office/drawing/2017/model3d" xmlns:o="urn:schemas-microsoft-com:office:office" xmlns:oel="http://schemas.microsoft.com/office/2019/extlst" xmlns:r="http://schemas.openxmlformats.org/officeDocument/2006/relationships" xmlns:m="http://schemas.openxmlformats.org/officeDocument/2006/math" xmlns:v="urn:schemas-microsoft-com:vml" xmlns:wp14="http://schemas.microsoft.com/office/word/2010/wordprocessingDrawing" xmlns:wp="http://schemas.openxmlformats.org/drawingml/2006/wordprocessingDrawing" xmlns:w10="urn:schemas-microsoft-com:office:word" xmlns:w="http://schemas.openxmlformats.org/wordprocessingml/2006/main" xmlns:w14="http://schemas.microsoft.com/office/word/2010/wordml" xmlns:w15="http://schemas.microsoft.com/office/word/2012/wordml" xmlns:w16cex="http://schemas.microsoft.com/office/word/2018/wordml/cex" xmlns:w16cid="http://schemas.microsoft.com/office/word/2016/wordml/cid" xmlns:w16="http://schemas.microsoft.com/office/word/2018/wordml" xmlns:w16du="http://schemas.microsoft.com/office/word/2023/wordml/word16du" xmlns:w16sdtdh="http://schemas.microsoft.com/office/word/2020/wordml/sdtdatahash" xmlns:w16se="http://schemas.microsoft.com/office/word/2015/wordml/symex" xmlns:wpg="http://schemas.microsoft.com/office/word/2010/wordprocessingGroup" xmlns:wpi="http://schemas.microsoft.com/office/word/2010/wordprocessingInk" xmlns:wne="http://schemas.microsoft.com/office/word/2006/wordml" xmlns:wps="http://schemas.microsoft.com/office/word/2010/wordprocessingShape" mc:Ignorable="w14 w15 w16se w16cid w16 w16cex w16sdtdh w16du wp14">
   <w:body>
     <w:p>
       <w:pPr>
@@ -185,15 +185,7 @@
           <w:sz w:val="24"/>
           <w:szCs w:val="24"/>
         </w:rPr>
-        <w:t>, за ввесь пр</w:t>
-      </w:r>
-      <w:r>
-        <w:rPr>
-          <w:rFonts w:ascii="Times New Roman" w:eastAsia="Times New Roman" w:hAnsi="Times New Roman" w:cs="Times New Roman"/>
-          <w:sz w:val="24"/>
-          <w:szCs w:val="24"/>
-        </w:rPr>
-        <w:t>ичет і людей, Господеві помолімся.</w:t>
+        <w:t>, за ввесь причет і людей, Господеві помолімся.</w:t>
       </w:r>
     </w:p>
     <w:p>
@@ -349,15 +341,7 @@
           <w:sz w:val="24"/>
           <w:szCs w:val="24"/>
         </w:rPr>
-        <w:t>п</w:t>
-      </w:r>
-      <w:r>
-        <w:rPr>
-          <w:rFonts w:ascii="Times New Roman" w:eastAsia="Times New Roman" w:hAnsi="Times New Roman" w:cs="Times New Roman"/>
-          <w:sz w:val="24"/>
-          <w:szCs w:val="24"/>
-        </w:rPr>
-        <w:t>ресвітерство</w:t>
+        <w:t>пресвітерство</w:t>
       </w:r>
       <w:proofErr w:type="spellEnd"/>
       <w:r>
@@ -485,15 +469,7 @@
           <w:sz w:val="24"/>
           <w:szCs w:val="24"/>
         </w:rPr>
-        <w:t xml:space="preserve"> Патріарха наш</w:t>
-      </w:r>
-      <w:r>
-        <w:rPr>
-          <w:rFonts w:ascii="Times New Roman" w:eastAsia="Times New Roman" w:hAnsi="Times New Roman" w:cs="Times New Roman"/>
-          <w:sz w:val="24"/>
-          <w:szCs w:val="24"/>
-        </w:rPr>
-        <w:t xml:space="preserve">ого Святослава, і за </w:t>
+        <w:t xml:space="preserve"> Патріарха нашого Святослава, і за </w:t>
       </w:r>
       <w:proofErr w:type="spellStart"/>
       <w:r>
@@ -658,15 +634,7 @@
           <w:sz w:val="24"/>
           <w:szCs w:val="24"/>
         </w:rPr>
-        <w:t xml:space="preserve"> Франциска, </w:t>
-      </w:r>
-      <w:r>
-        <w:rPr>
-          <w:rFonts w:ascii="Times New Roman" w:eastAsia="Times New Roman" w:hAnsi="Times New Roman" w:cs="Times New Roman"/>
-          <w:sz w:val="24"/>
-          <w:szCs w:val="24"/>
-        </w:rPr>
-        <w:t xml:space="preserve">Папу Римського, за </w:t>
+        <w:t xml:space="preserve"> Франциска, Папу Римського, за </w:t>
       </w:r>
       <w:proofErr w:type="spellStart"/>
       <w:r>
@@ -801,10 +769,7 @@
       </w:pPr>
       <w:proofErr w:type="spellStart"/>
       <w:r>
-        <w:t>Уніфікац</w:t>
-      </w:r>
-      <w:r>
-        <w:t>ійні</w:t>
+        <w:t>Уніфікаційні</w:t>
       </w:r>
       <w:proofErr w:type="spellEnd"/>
       <w:r>
@@ -924,15 +889,7 @@
           <w:sz w:val="24"/>
           <w:szCs w:val="24"/>
         </w:rPr>
-        <w:t xml:space="preserve"> Єпископа на</w:t>
-      </w:r>
-      <w:r>
-        <w:rPr>
-          <w:rFonts w:ascii="Times New Roman" w:eastAsia="Times New Roman" w:hAnsi="Times New Roman" w:cs="Times New Roman"/>
-          <w:sz w:val="24"/>
-          <w:szCs w:val="24"/>
-        </w:rPr>
-        <w:t xml:space="preserve">шого Кир </w:t>
+        <w:t xml:space="preserve"> Єпископа нашого Кир </w:t>
       </w:r>
       <w:r>
         <w:rPr>
@@ -1079,15 +1036,7 @@
           <w:sz w:val="24"/>
           <w:szCs w:val="24"/>
         </w:rPr>
-        <w:t xml:space="preserve"> Митрополита на</w:t>
-      </w:r>
-      <w:r>
-        <w:rPr>
-          <w:rFonts w:ascii="Times New Roman" w:eastAsia="Times New Roman" w:hAnsi="Times New Roman" w:cs="Times New Roman"/>
-          <w:sz w:val="24"/>
-          <w:szCs w:val="24"/>
-        </w:rPr>
-        <w:t xml:space="preserve">шого Кир </w:t>
+        <w:t xml:space="preserve"> Митрополита нашого Кир </w:t>
       </w:r>
       <w:r>
         <w:rPr>
@@ -1235,15 +1184,7 @@
           <w:sz w:val="24"/>
           <w:szCs w:val="24"/>
         </w:rPr>
-        <w:t>Ще молимось за святішого вс</w:t>
-      </w:r>
-      <w:r>
-        <w:rPr>
-          <w:rFonts w:ascii="Times New Roman" w:eastAsia="Times New Roman" w:hAnsi="Times New Roman" w:cs="Times New Roman"/>
-          <w:sz w:val="24"/>
-          <w:szCs w:val="24"/>
-        </w:rPr>
-        <w:t xml:space="preserve">еленського </w:t>
+        <w:t xml:space="preserve">Ще молимось за святішого вселенського </w:t>
       </w:r>
       <w:proofErr w:type="spellStart"/>
       <w:r>
@@ -1396,15 +1337,7 @@
           <w:sz w:val="24"/>
           <w:szCs w:val="24"/>
         </w:rPr>
-        <w:t>Архимандрит</w:t>
-      </w:r>
-      <w:r>
-        <w:rPr>
-          <w:rFonts w:ascii="Times New Roman" w:eastAsia="Times New Roman" w:hAnsi="Times New Roman" w:cs="Times New Roman"/>
-          <w:sz w:val="24"/>
-          <w:szCs w:val="24"/>
-        </w:rPr>
-        <w:t>а</w:t>
+        <w:t>Архимандрита</w:t>
       </w:r>
       <w:proofErr w:type="spellEnd"/>
       <w:r>
@@ -1542,15 +1475,7 @@
           <w:sz w:val="24"/>
           <w:szCs w:val="24"/>
         </w:rPr>
-        <w:t xml:space="preserve"> Франциска, Папу </w:t>
-      </w:r>
-      <w:r>
-        <w:rPr>
-          <w:rFonts w:ascii="Times New Roman" w:eastAsia="Times New Roman" w:hAnsi="Times New Roman" w:cs="Times New Roman"/>
-          <w:sz w:val="24"/>
-          <w:szCs w:val="24"/>
-        </w:rPr>
-        <w:t xml:space="preserve">Римського, за </w:t>
+        <w:t xml:space="preserve"> Франциска, Папу Римського, за </w:t>
       </w:r>
       <w:proofErr w:type="spellStart"/>
       <w:r>
@@ -1841,15 +1766,7 @@
           <w:sz w:val="24"/>
           <w:szCs w:val="24"/>
         </w:rPr>
-        <w:t>Щ</w:t>
-      </w:r>
-      <w:r>
-        <w:rPr>
-          <w:rFonts w:ascii="Times New Roman" w:eastAsia="Times New Roman" w:hAnsi="Times New Roman" w:cs="Times New Roman"/>
-          <w:sz w:val="24"/>
-          <w:szCs w:val="24"/>
-        </w:rPr>
-        <w:t xml:space="preserve">е молимось за святішого вселенського </w:t>
+        <w:t xml:space="preserve">Ще молимось за святішого вселенського </w:t>
       </w:r>
       <w:proofErr w:type="spellStart"/>
       <w:r>
@@ -1984,15 +1901,7 @@
           <w:sz w:val="24"/>
           <w:szCs w:val="24"/>
         </w:rPr>
-        <w:t>Протоархи</w:t>
-      </w:r>
-      <w:r>
-        <w:rPr>
-          <w:rFonts w:ascii="Times New Roman" w:eastAsia="Times New Roman" w:hAnsi="Times New Roman" w:cs="Times New Roman"/>
-          <w:sz w:val="24"/>
-          <w:szCs w:val="24"/>
-        </w:rPr>
-        <w:t>мандрита</w:t>
+        <w:t>Протоархимандрита</w:t>
       </w:r>
       <w:proofErr w:type="spellEnd"/>
       <w:r>
@@ -2148,15 +2057,7 @@
           <w:sz w:val="24"/>
           <w:szCs w:val="24"/>
         </w:rPr>
-        <w:t>Ще молимось за святішого вселенсько</w:t>
-      </w:r>
-      <w:r>
-        <w:rPr>
-          <w:rFonts w:ascii="Times New Roman" w:eastAsia="Times New Roman" w:hAnsi="Times New Roman" w:cs="Times New Roman"/>
-          <w:sz w:val="24"/>
-          <w:szCs w:val="24"/>
-        </w:rPr>
-        <w:t xml:space="preserve">го </w:t>
+        <w:t xml:space="preserve">Ще молимось за святішого вселенського </w:t>
       </w:r>
       <w:proofErr w:type="spellStart"/>
       <w:r>
@@ -2346,17 +2247,7 @@
           <w:sz w:val="24"/>
           <w:szCs w:val="24"/>
         </w:rPr>
-        <w:t>(ім'</w:t>
-      </w:r>
-      <w:r>
-        <w:rPr>
-          <w:rFonts w:ascii="Times New Roman" w:eastAsia="Times New Roman" w:hAnsi="Times New Roman" w:cs="Times New Roman"/>
-          <w:i/>
-          <w:color w:val="FF0000"/>
-          <w:sz w:val="24"/>
-          <w:szCs w:val="24"/>
-        </w:rPr>
-        <w:t>я)</w:t>
+        <w:t>(ім'я)</w:t>
       </w:r>
       <w:r>
         <w:rPr>
@@ -2580,15 +2471,7 @@
           <w:sz w:val="24"/>
           <w:szCs w:val="24"/>
         </w:rPr>
-        <w:t xml:space="preserve"> Франц</w:t>
-      </w:r>
-      <w:r>
-        <w:rPr>
-          <w:rFonts w:ascii="Times New Roman" w:eastAsia="Times New Roman" w:hAnsi="Times New Roman" w:cs="Times New Roman"/>
-          <w:sz w:val="24"/>
-          <w:szCs w:val="24"/>
-        </w:rPr>
-        <w:t xml:space="preserve">иска, Папу Римського, за </w:t>
+        <w:t xml:space="preserve"> Франциска, Папу Римського, за </w:t>
       </w:r>
       <w:proofErr w:type="spellStart"/>
       <w:r>
@@ -2778,17 +2661,7 @@
           <w:sz w:val="24"/>
           <w:szCs w:val="24"/>
         </w:rPr>
-        <w:t>(і</w:t>
-      </w:r>
-      <w:r>
-        <w:rPr>
-          <w:rFonts w:ascii="Times New Roman" w:eastAsia="Times New Roman" w:hAnsi="Times New Roman" w:cs="Times New Roman"/>
-          <w:i/>
-          <w:color w:val="FF0000"/>
-          <w:sz w:val="24"/>
-          <w:szCs w:val="24"/>
-        </w:rPr>
-        <w:t>м'я)</w:t>
+        <w:t>(ім'я)</w:t>
       </w:r>
       <w:r>
         <w:rPr>
@@ -2889,15 +2762,7 @@
           <w:sz w:val="24"/>
           <w:szCs w:val="24"/>
         </w:rPr>
-        <w:t xml:space="preserve"> </w:t>
-      </w:r>
-      <w:r>
-        <w:rPr>
-          <w:rFonts w:ascii="Times New Roman" w:eastAsia="Times New Roman" w:hAnsi="Times New Roman" w:cs="Times New Roman"/>
-          <w:sz w:val="24"/>
-          <w:szCs w:val="24"/>
-        </w:rPr>
-        <w:t xml:space="preserve">Патріарха нашого Святослава, і за </w:t>
+        <w:t xml:space="preserve"> Патріарха нашого Святослава, і за </w:t>
       </w:r>
       <w:proofErr w:type="spellStart"/>
       <w:r>
@@ -3188,15 +3053,7 @@
           <w:sz w:val="24"/>
           <w:szCs w:val="24"/>
         </w:rPr>
-        <w:t xml:space="preserve"> Франц</w:t>
-      </w:r>
-      <w:r>
-        <w:rPr>
-          <w:rFonts w:ascii="Times New Roman" w:eastAsia="Times New Roman" w:hAnsi="Times New Roman" w:cs="Times New Roman"/>
-          <w:sz w:val="24"/>
-          <w:szCs w:val="24"/>
-        </w:rPr>
-        <w:t xml:space="preserve">иска, Папу Римського, за </w:t>
+        <w:t xml:space="preserve"> Франциска, Папу Римського, за </w:t>
       </w:r>
       <w:proofErr w:type="spellStart"/>
       <w:r>
@@ -3496,15 +3353,7 @@
           <w:sz w:val="24"/>
           <w:szCs w:val="24"/>
         </w:rPr>
-        <w:t>блаженнішог</w:t>
-      </w:r>
-      <w:r>
-        <w:rPr>
-          <w:rFonts w:ascii="Times New Roman" w:eastAsia="Times New Roman" w:hAnsi="Times New Roman" w:cs="Times New Roman"/>
-          <w:sz w:val="24"/>
-          <w:szCs w:val="24"/>
-        </w:rPr>
-        <w:t>о</w:t>
+        <w:t>блаженнішого</w:t>
       </w:r>
       <w:proofErr w:type="spellEnd"/>
       <w:r>
@@ -3729,15 +3578,7 @@
           <w:sz w:val="24"/>
           <w:szCs w:val="24"/>
         </w:rPr>
-        <w:t>], за тих, що</w:t>
-      </w:r>
-      <w:r>
-        <w:rPr>
-          <w:rFonts w:ascii="Times New Roman" w:eastAsia="Times New Roman" w:hAnsi="Times New Roman" w:cs="Times New Roman"/>
-          <w:sz w:val="24"/>
-          <w:szCs w:val="24"/>
-        </w:rPr>
-        <w:t xml:space="preserve"> служать і послужили у святому храмі цьому (і в святій обителі цій), і за отців наших духовних, і всіх у Христі братів наших.</w:t>
+        <w:t>], за тих, що служать і послужили у святому храмі цьому (і в святій обителі цій), і за отців наших духовних, і всіх у Христі братів наших.</w:t>
       </w:r>
     </w:p>
     <w:p>
@@ -3804,15 +3645,7 @@
           <w:sz w:val="24"/>
           <w:szCs w:val="24"/>
         </w:rPr>
-        <w:t>, що Ти єси воістину Христос, Син Бога живого, що прийшов у світ</w:t>
-      </w:r>
-      <w:r>
-        <w:rPr>
-          <w:rFonts w:ascii="Times New Roman" w:eastAsia="Times New Roman" w:hAnsi="Times New Roman" w:cs="Times New Roman"/>
-          <w:sz w:val="24"/>
-          <w:szCs w:val="24"/>
-        </w:rPr>
-        <w:t xml:space="preserve"> грішників спасти, з яких перший (перша) я.</w:t>
+        <w:t>, що Ти єси воістину Христос, Син Бога живого, що прийшов у світ грішників спасти, з яких перший (перша) я.</w:t>
       </w:r>
     </w:p>
     <w:p>
@@ -3906,15 +3739,7 @@
           <w:sz w:val="24"/>
           <w:szCs w:val="24"/>
         </w:rPr>
-        <w:t>Пом’яни мене, Господи, коли прийдеш</w:t>
-      </w:r>
-      <w:r>
-        <w:rPr>
-          <w:rFonts w:ascii="Times New Roman" w:eastAsia="Times New Roman" w:hAnsi="Times New Roman" w:cs="Times New Roman"/>
-          <w:sz w:val="24"/>
-          <w:szCs w:val="24"/>
-        </w:rPr>
-        <w:t>, у царстві твоїм.</w:t>
+        <w:t>Пом’яни мене, Господи, коли прийдеш, у царстві твоїм.</w:t>
       </w:r>
     </w:p>
     <w:p>
@@ -3994,15 +3819,7 @@
           <w:sz w:val="24"/>
           <w:szCs w:val="24"/>
         </w:rPr>
-        <w:t>Боже, милостивий будь м</w:t>
-      </w:r>
-      <w:r>
-        <w:rPr>
-          <w:rFonts w:ascii="Times New Roman" w:eastAsia="Times New Roman" w:hAnsi="Times New Roman" w:cs="Times New Roman"/>
-          <w:sz w:val="24"/>
-          <w:szCs w:val="24"/>
-        </w:rPr>
-        <w:t>ені, грішному (грішній).</w:t>
+        <w:t>Боже, милостивий будь мені, грішному (грішній).</w:t>
       </w:r>
     </w:p>
     <w:p>
@@ -4439,15 +4256,7 @@
           <w:sz w:val="24"/>
           <w:szCs w:val="24"/>
         </w:rPr>
-        <w:t>та</w:t>
-      </w:r>
-      <w:r>
-        <w:rPr>
-          <w:rFonts w:ascii="Times New Roman" w:eastAsia="Times New Roman" w:hAnsi="Times New Roman" w:cs="Times New Roman"/>
-          <w:sz w:val="24"/>
-          <w:szCs w:val="24"/>
-        </w:rPr>
-        <w:t>́йни</w:t>
+        <w:t>та́йни</w:t>
       </w:r>
       <w:proofErr w:type="spellEnd"/>
       <w:r>
@@ -4768,15 +4577,7 @@
           <w:sz w:val="24"/>
           <w:szCs w:val="24"/>
         </w:rPr>
-        <w:t>ца</w:t>
-      </w:r>
-      <w:r>
-        <w:rPr>
-          <w:rFonts w:ascii="Times New Roman" w:eastAsia="Times New Roman" w:hAnsi="Times New Roman" w:cs="Times New Roman"/>
-          <w:sz w:val="24"/>
-          <w:szCs w:val="24"/>
-        </w:rPr>
-        <w:t>́рстві</w:t>
+        <w:t>ца́рстві</w:t>
       </w:r>
       <w:proofErr w:type="spellEnd"/>
       <w:r>
@@ -5214,15 +5015,7 @@
           <w:sz w:val="24"/>
           <w:szCs w:val="24"/>
         </w:rPr>
-        <w:t>Боже, милостивий будь мені грішному! Боже, очисти гріхи мої і помилуй мене! Без числа нагрі</w:t>
-      </w:r>
-      <w:r>
-        <w:rPr>
-          <w:rFonts w:ascii="Times New Roman" w:eastAsia="Times New Roman" w:hAnsi="Times New Roman" w:cs="Times New Roman"/>
-          <w:sz w:val="24"/>
-          <w:szCs w:val="24"/>
-        </w:rPr>
-        <w:t xml:space="preserve">шив я, Господи, прости мені! </w:t>
+        <w:t xml:space="preserve">Боже, милостивий будь мені грішному! Боже, очисти гріхи мої і помилуй мене! Без числа нагрішив я, Господи, прости мені! </w:t>
       </w:r>
       <w:r>
         <w:rPr>
@@ -5660,15 +5453,7 @@
           <w:sz w:val="24"/>
           <w:szCs w:val="24"/>
         </w:rPr>
-        <w:t xml:space="preserve"> єси́ </w:t>
-      </w:r>
-      <w:r>
-        <w:rPr>
-          <w:rFonts w:ascii="Times New Roman" w:eastAsia="Times New Roman" w:hAnsi="Times New Roman" w:cs="Times New Roman"/>
-          <w:sz w:val="24"/>
-          <w:szCs w:val="24"/>
-        </w:rPr>
-        <w:t xml:space="preserve">і все </w:t>
+        <w:t xml:space="preserve"> єси́ і все </w:t>
       </w:r>
       <w:proofErr w:type="spellStart"/>
       <w:r>
@@ -5893,15 +5678,7 @@
           <w:sz w:val="24"/>
           <w:szCs w:val="24"/>
         </w:rPr>
-        <w:t>Царю небесний, утішителю, Душе істини, що всюди єси і все наповн</w:t>
-      </w:r>
-      <w:r>
-        <w:rPr>
-          <w:rFonts w:ascii="Times New Roman" w:eastAsia="Times New Roman" w:hAnsi="Times New Roman" w:cs="Times New Roman"/>
-          <w:sz w:val="24"/>
-          <w:szCs w:val="24"/>
-        </w:rPr>
-        <w:t xml:space="preserve">яєш, скарбе </w:t>
+        <w:t xml:space="preserve">Царю небесний, утішителю, Душе істини, що всюди єси і все наповняєш, скарбе </w:t>
       </w:r>
       <w:proofErr w:type="spellStart"/>
       <w:r>
@@ -6101,15 +5878,7 @@
           <w:sz w:val="24"/>
           <w:szCs w:val="24"/>
         </w:rPr>
-        <w:t>всели</w:t>
-      </w:r>
-      <w:r>
-        <w:rPr>
-          <w:rFonts w:ascii="Times New Roman" w:eastAsia="Times New Roman" w:hAnsi="Times New Roman" w:cs="Times New Roman"/>
-          <w:sz w:val="24"/>
-          <w:szCs w:val="24"/>
-        </w:rPr>
-        <w:t>́ся</w:t>
+        <w:t>всели́ся</w:t>
       </w:r>
       <w:proofErr w:type="spellEnd"/>
       <w:r>
@@ -6302,15 +6071,7 @@
           <w:sz w:val="24"/>
           <w:szCs w:val="24"/>
         </w:rPr>
-        <w:t>Re</w:t>
-      </w:r>
-      <w:r>
-        <w:rPr>
-          <w:rFonts w:ascii="Times New Roman" w:eastAsia="Times New Roman" w:hAnsi="Times New Roman" w:cs="Times New Roman"/>
-          <w:sz w:val="24"/>
-          <w:szCs w:val="24"/>
-        </w:rPr>
-        <w:t>place</w:t>
+        <w:t>Replace</w:t>
       </w:r>
       <w:proofErr w:type="spellEnd"/>
     </w:p>
@@ -6610,16 +6371,7 @@
           <w:sz w:val="24"/>
           <w:szCs w:val="24"/>
         </w:rPr>
-        <w:t>За святий храм цей і тих, що з вірою, побожністю і страх</w:t>
-      </w:r>
-      <w:r>
-        <w:rPr>
-          <w:rFonts w:ascii="Times New Roman" w:eastAsia="Times New Roman" w:hAnsi="Times New Roman" w:cs="Times New Roman"/>
-          <w:color w:val="000000"/>
-          <w:sz w:val="24"/>
-          <w:szCs w:val="24"/>
-        </w:rPr>
-        <w:t>ом Божим входять до нього, Господеві помолімся.</w:t>
+        <w:t>За святий храм цей і тих, що з вірою, побожністю і страхом Божим входять до нього, Господеві помолімся.</w:t>
       </w:r>
     </w:p>
     <w:p>
@@ -6784,16 +6536,7 @@
           <w:sz w:val="24"/>
           <w:szCs w:val="24"/>
         </w:rPr>
-        <w:t xml:space="preserve"> Єписк</w:t>
-      </w:r>
-      <w:r>
-        <w:rPr>
-          <w:rFonts w:ascii="Times New Roman" w:eastAsia="Times New Roman" w:hAnsi="Times New Roman" w:cs="Times New Roman"/>
-          <w:color w:val="000000"/>
-          <w:sz w:val="24"/>
-          <w:szCs w:val="24"/>
-        </w:rPr>
-        <w:t xml:space="preserve">опа нашого Кир </w:t>
+        <w:t xml:space="preserve"> Єпископа нашого Кир </w:t>
       </w:r>
       <w:r>
         <w:rPr>
@@ -7172,16 +6915,7 @@
           <w:sz w:val="24"/>
           <w:szCs w:val="24"/>
         </w:rPr>
-        <w:t xml:space="preserve">За тих, що </w:t>
-      </w:r>
-      <w:r>
-        <w:rPr>
-          <w:rFonts w:ascii="Times New Roman" w:eastAsia="Times New Roman" w:hAnsi="Times New Roman" w:cs="Times New Roman"/>
-          <w:color w:val="000000"/>
-          <w:sz w:val="24"/>
-          <w:szCs w:val="24"/>
-        </w:rPr>
-        <w:t>плавають, подорожують, за недужих, страждаючих, полонених і за спасіння їх, Господеві помолімся.</w:t>
+        <w:t>За тих, що плавають, подорожують, за недужих, страждаючих, полонених і за спасіння їх, Господеві помолімся.</w:t>
       </w:r>
     </w:p>
     <w:p>
@@ -7564,16 +7298,7 @@
           <w:sz w:val="24"/>
           <w:szCs w:val="24"/>
         </w:rPr>
-        <w:t>Го́сп</w:t>
-      </w:r>
-      <w:r>
-        <w:rPr>
-          <w:rFonts w:ascii="Times New Roman" w:eastAsia="Times New Roman" w:hAnsi="Times New Roman" w:cs="Times New Roman"/>
-          <w:color w:val="000000"/>
-          <w:sz w:val="24"/>
-          <w:szCs w:val="24"/>
-        </w:rPr>
-        <w:t>оди</w:t>
+        <w:t>Го́споди</w:t>
       </w:r>
       <w:proofErr w:type="spellEnd"/>
       <w:r>
@@ -7799,16 +7524,7 @@
           <w:sz w:val="24"/>
           <w:szCs w:val="24"/>
         </w:rPr>
-        <w:t>За святий храм цей і тих, що з вірою, б</w:t>
-      </w:r>
-      <w:r>
-        <w:rPr>
-          <w:rFonts w:ascii="Times New Roman" w:eastAsia="Times New Roman" w:hAnsi="Times New Roman" w:cs="Times New Roman"/>
-          <w:color w:val="000000"/>
-          <w:sz w:val="24"/>
-          <w:szCs w:val="24"/>
-        </w:rPr>
-        <w:t>лагоговінням і страхом Божим входять до нього, Господеві помолімся.</w:t>
+        <w:t>За святий храм цей і тих, що з вірою, благоговінням і страхом Божим входять до нього, Господеві помолімся.</w:t>
       </w:r>
     </w:p>
     <w:p>
@@ -7996,16 +7712,7 @@
           <w:sz w:val="24"/>
           <w:szCs w:val="24"/>
         </w:rPr>
-        <w:t xml:space="preserve"> і митрополита наш</w:t>
-      </w:r>
-      <w:r>
-        <w:rPr>
-          <w:rFonts w:ascii="Times New Roman" w:eastAsia="Times New Roman" w:hAnsi="Times New Roman" w:cs="Times New Roman"/>
-          <w:color w:val="000000"/>
-          <w:sz w:val="24"/>
-          <w:szCs w:val="24"/>
-        </w:rPr>
-        <w:t xml:space="preserve">ого </w:t>
+        <w:t xml:space="preserve"> і митрополита нашого </w:t>
       </w:r>
       <w:proofErr w:type="spellStart"/>
       <w:r>
@@ -8449,16 +8156,7 @@
           <w:sz w:val="24"/>
           <w:szCs w:val="24"/>
         </w:rPr>
-        <w:t>Го́</w:t>
-      </w:r>
-      <w:r>
-        <w:rPr>
-          <w:rFonts w:ascii="Times New Roman" w:eastAsia="Times New Roman" w:hAnsi="Times New Roman" w:cs="Times New Roman"/>
-          <w:color w:val="000000"/>
-          <w:sz w:val="24"/>
-          <w:szCs w:val="24"/>
-        </w:rPr>
-        <w:t>споди</w:t>
+        <w:t>Го́споди</w:t>
       </w:r>
       <w:proofErr w:type="spellEnd"/>
       <w:r>
@@ -8771,16 +8469,7 @@
           <w:sz w:val="24"/>
           <w:szCs w:val="24"/>
         </w:rPr>
-        <w:t xml:space="preserve">Заступи, спаси, </w:t>
-      </w:r>
-      <w:r>
-        <w:rPr>
-          <w:rFonts w:ascii="Times New Roman" w:eastAsia="Times New Roman" w:hAnsi="Times New Roman" w:cs="Times New Roman"/>
-          <w:color w:val="000000"/>
-          <w:sz w:val="24"/>
-          <w:szCs w:val="24"/>
-        </w:rPr>
-        <w:t>помилуй і охорони нас, Боже, Твоєю благодаттю.</w:t>
+        <w:t>Заступи, спаси, помилуй і охорони нас, Боже, Твоєю благодаттю.</w:t>
       </w:r>
     </w:p>
     <w:p>
@@ -8908,16 +8597,7 @@
           <w:sz w:val="24"/>
           <w:szCs w:val="24"/>
         </w:rPr>
-        <w:t xml:space="preserve"> Марію, з усіма святими пом’янувши, самих себе, і один одного, і все життя наше Христу Богові відда</w:t>
-      </w:r>
-      <w:r>
-        <w:rPr>
-          <w:rFonts w:ascii="Times New Roman" w:eastAsia="Times New Roman" w:hAnsi="Times New Roman" w:cs="Times New Roman"/>
-          <w:color w:val="000000"/>
-          <w:sz w:val="24"/>
-          <w:szCs w:val="24"/>
-        </w:rPr>
-        <w:t>ймо.</w:t>
+        <w:t xml:space="preserve"> Марію, з усіма святими пом’янувши, самих себе, і один одного, і все життя наше Христу Богові віддаймо.</w:t>
       </w:r>
     </w:p>
     <w:p>
@@ -9095,10 +8775,7 @@
       </w:pPr>
       <w:r>
         <w:lastRenderedPageBreak/>
-        <w:t>[</w:t>
-      </w:r>
-      <w:r>
-        <w:t xml:space="preserve">В/У] Мала </w:t>
+        <w:t xml:space="preserve">[В/У] Мала </w:t>
       </w:r>
       <w:proofErr w:type="spellStart"/>
       <w:r>
@@ -9273,16 +8950,7 @@
           <w:sz w:val="24"/>
           <w:szCs w:val="24"/>
         </w:rPr>
-        <w:t>приснодів</w:t>
-      </w:r>
-      <w:r>
-        <w:rPr>
-          <w:rFonts w:ascii="Times New Roman" w:eastAsia="Times New Roman" w:hAnsi="Times New Roman" w:cs="Times New Roman"/>
-          <w:color w:val="000000"/>
-          <w:sz w:val="24"/>
-          <w:szCs w:val="24"/>
-        </w:rPr>
-        <w:t>у</w:t>
+        <w:t>приснодіву</w:t>
       </w:r>
       <w:proofErr w:type="spellEnd"/>
       <w:r>
@@ -9587,16 +9255,7 @@
           <w:sz w:val="24"/>
           <w:szCs w:val="24"/>
         </w:rPr>
-        <w:t xml:space="preserve"> Марію, з усіма святими пом’янувши, самих себе, і один одного, і все життя наше Хри</w:t>
-      </w:r>
-      <w:r>
-        <w:rPr>
-          <w:rFonts w:ascii="Times New Roman" w:eastAsia="Times New Roman" w:hAnsi="Times New Roman" w:cs="Times New Roman"/>
-          <w:color w:val="000000"/>
-          <w:sz w:val="24"/>
-          <w:szCs w:val="24"/>
-        </w:rPr>
-        <w:t>сту Богові віддаймо.</w:t>
+        <w:t xml:space="preserve"> Марію, з усіма святими пом’янувши, самих себе, і один одного, і все життя наше Христу Богові віддаймо.</w:t>
       </w:r>
     </w:p>
     <w:p>
@@ -10170,17 +9829,7 @@
           <w:sz w:val="24"/>
           <w:szCs w:val="24"/>
         </w:rPr>
-        <w:t>П</w:t>
-      </w:r>
-      <w:r>
-        <w:rPr>
-          <w:rFonts w:ascii="Times New Roman" w:eastAsia="Times New Roman" w:hAnsi="Times New Roman" w:cs="Times New Roman"/>
-          <w:b/>
-          <w:color w:val="000000"/>
-          <w:sz w:val="24"/>
-          <w:szCs w:val="24"/>
-        </w:rPr>
-        <w:t>очу</w:t>
+        <w:t>Почу</w:t>
       </w:r>
       <w:r>
         <w:rPr>
@@ -11058,17 +10707,7 @@
           <w:szCs w:val="24"/>
         </w:rPr>
         <w:lastRenderedPageBreak/>
-        <w:t>Нехай піднесеться молитва моя,* мов кадило</w:t>
-      </w:r>
-      <w:r>
-        <w:rPr>
-          <w:rFonts w:ascii="Times New Roman" w:eastAsia="Times New Roman" w:hAnsi="Times New Roman" w:cs="Times New Roman"/>
-          <w:b/>
-          <w:color w:val="000000"/>
-          <w:sz w:val="24"/>
-          <w:szCs w:val="24"/>
-        </w:rPr>
-        <w:t xml:space="preserve"> перед тобою;* підношення рук моїх,* як жертва вечірня.* Вислухай мене, Господи.</w:t>
+        <w:t>Нехай піднесеться молитва моя,* мов кадило перед тобою;* підношення рук моїх,* як жертва вечірня.* Вислухай мене, Господи.</w:t>
       </w:r>
     </w:p>
     <w:p>
@@ -12611,15 +12250,7 @@
           <w:sz w:val="24"/>
           <w:szCs w:val="24"/>
         </w:rPr>
-        <w:t>Протоарх</w:t>
-      </w:r>
-      <w:r>
-        <w:rPr>
-          <w:rFonts w:ascii="Times New Roman" w:eastAsia="Times New Roman" w:hAnsi="Times New Roman" w:cs="Times New Roman"/>
-          <w:sz w:val="24"/>
-          <w:szCs w:val="24"/>
-        </w:rPr>
-        <w:t>имандрита</w:t>
+        <w:t>Протоархимандрита</w:t>
       </w:r>
       <w:proofErr w:type="spellEnd"/>
       <w:r>
@@ -12755,15 +12386,7 @@
           <w:sz w:val="24"/>
           <w:szCs w:val="24"/>
         </w:rPr>
-        <w:t xml:space="preserve">Ще молимось за Богом бережений народ наш, </w:t>
-      </w:r>
-      <w:r>
-        <w:rPr>
-          <w:rFonts w:ascii="Times New Roman" w:eastAsia="Times New Roman" w:hAnsi="Times New Roman" w:cs="Times New Roman"/>
-          <w:sz w:val="24"/>
-          <w:szCs w:val="24"/>
-        </w:rPr>
-        <w:t>за правління і за все військо.</w:t>
+        <w:t>Ще молимось за Богом бережений народ наш, за правління і за все військо.</w:t>
       </w:r>
     </w:p>
     <w:p>
@@ -12839,15 +12462,7 @@
           <w:sz w:val="24"/>
           <w:szCs w:val="24"/>
         </w:rPr>
-        <w:t>Помилуй нас, Боже, з великої милості Твоєї, молимось Тобі, вислуха</w:t>
-      </w:r>
-      <w:r>
-        <w:rPr>
-          <w:rFonts w:ascii="Times New Roman" w:eastAsia="Times New Roman" w:hAnsi="Times New Roman" w:cs="Times New Roman"/>
-          <w:sz w:val="24"/>
-          <w:szCs w:val="24"/>
-        </w:rPr>
-        <w:t>й і помилуй.</w:t>
+        <w:t>Помилуй нас, Боже, з великої милості Твоєї, молимось Тобі, вислухай і помилуй.</w:t>
       </w:r>
     </w:p>
     <w:p>
@@ -13092,15 +12707,7 @@
           <w:sz w:val="24"/>
           <w:szCs w:val="24"/>
         </w:rPr>
-        <w:t xml:space="preserve"> єпис</w:t>
-      </w:r>
-      <w:r>
-        <w:rPr>
-          <w:rFonts w:ascii="Times New Roman" w:eastAsia="Times New Roman" w:hAnsi="Times New Roman" w:cs="Times New Roman"/>
-          <w:sz w:val="24"/>
-          <w:szCs w:val="24"/>
-        </w:rPr>
-        <w:t xml:space="preserve">копа нашого </w:t>
+        <w:t xml:space="preserve"> єпископа нашого </w:t>
       </w:r>
       <w:proofErr w:type="spellStart"/>
       <w:r>
@@ -13439,10 +13046,7 @@
       </w:r>
       <w:proofErr w:type="spellEnd"/>
       <w:r>
-        <w:t xml:space="preserve"> усильного благання (шаблон нови</w:t>
-      </w:r>
-      <w:r>
-        <w:t>й)</w:t>
+        <w:t xml:space="preserve"> усильного благання (шаблон новий)</w:t>
       </w:r>
     </w:p>
     <w:p>
@@ -13606,15 +13210,7 @@
           <w:sz w:val="24"/>
           <w:szCs w:val="24"/>
         </w:rPr>
-        <w:t>преосвященні</w:t>
-      </w:r>
-      <w:r>
-        <w:rPr>
-          <w:rFonts w:ascii="Times New Roman" w:eastAsia="Times New Roman" w:hAnsi="Times New Roman" w:cs="Times New Roman"/>
-          <w:sz w:val="24"/>
-          <w:szCs w:val="24"/>
-        </w:rPr>
-        <w:t>шого</w:t>
+        <w:t>преосвященнішого</w:t>
       </w:r>
       <w:proofErr w:type="spellEnd"/>
       <w:r>
@@ -13821,15 +13417,7 @@
           <w:sz w:val="24"/>
           <w:szCs w:val="24"/>
         </w:rPr>
-        <w:t xml:space="preserve">], за тих, що служать і послужили у святому храмі цьому (і в </w:t>
-      </w:r>
-      <w:r>
-        <w:rPr>
-          <w:rFonts w:ascii="Times New Roman" w:eastAsia="Times New Roman" w:hAnsi="Times New Roman" w:cs="Times New Roman"/>
-          <w:sz w:val="24"/>
-          <w:szCs w:val="24"/>
-        </w:rPr>
-        <w:t>святій обителі цій), і за отців наших духовних, і всіх у Христі братів наших.</w:t>
+        <w:t>], за тих, що служать і послужили у святому храмі цьому (і в святій обителі цій), і за отців наших духовних, і всіх у Христі братів наших.</w:t>
       </w:r>
     </w:p>
     <w:p>
@@ -13965,15 +13553,7 @@
           <w:sz w:val="24"/>
           <w:szCs w:val="24"/>
         </w:rPr>
-        <w:t>Ще молимось за тут присутніх людей, що очік</w:t>
-      </w:r>
-      <w:r>
-        <w:rPr>
-          <w:rFonts w:ascii="Times New Roman" w:eastAsia="Times New Roman" w:hAnsi="Times New Roman" w:cs="Times New Roman"/>
-          <w:sz w:val="24"/>
-          <w:szCs w:val="24"/>
-        </w:rPr>
-        <w:t xml:space="preserve">ують від тебе великої і багатої </w:t>
+        <w:t xml:space="preserve">Ще молимось за тут присутніх людей, що очікують від тебе великої і багатої </w:t>
       </w:r>
       <w:proofErr w:type="spellStart"/>
       <w:r>
@@ -14571,15 +14151,7 @@
           <w:sz w:val="24"/>
           <w:szCs w:val="24"/>
         </w:rPr>
-        <w:t>, за тих, що творять нам милостиню, і за всіх православних християн</w:t>
-      </w:r>
-      <w:r>
-        <w:rPr>
-          <w:rFonts w:ascii="Times New Roman" w:eastAsia="Times New Roman" w:hAnsi="Times New Roman" w:cs="Times New Roman"/>
-          <w:sz w:val="24"/>
-          <w:szCs w:val="24"/>
-        </w:rPr>
-        <w:t>.</w:t>
+        <w:t>, за тих, що творять нам милостиню, і за всіх православних християн.</w:t>
       </w:r>
     </w:p>
     <w:p>
@@ -14938,15 +14510,7 @@
           <w:sz w:val="24"/>
           <w:szCs w:val="24"/>
         </w:rPr>
-        <w:t>Протоарх</w:t>
-      </w:r>
-      <w:r>
-        <w:rPr>
-          <w:rFonts w:ascii="Times New Roman" w:eastAsia="Times New Roman" w:hAnsi="Times New Roman" w:cs="Times New Roman"/>
-          <w:sz w:val="24"/>
-          <w:szCs w:val="24"/>
-        </w:rPr>
-        <w:t>имандрита</w:t>
+        <w:t>Протоархимандрита</w:t>
       </w:r>
       <w:proofErr w:type="spellEnd"/>
       <w:r>
@@ -15083,15 +14647,7 @@
           <w:szCs w:val="24"/>
         </w:rPr>
         <w:lastRenderedPageBreak/>
-        <w:t xml:space="preserve">Ще молимось за Богом бережений народ наш, </w:t>
-      </w:r>
-      <w:r>
-        <w:rPr>
-          <w:rFonts w:ascii="Times New Roman" w:eastAsia="Times New Roman" w:hAnsi="Times New Roman" w:cs="Times New Roman"/>
-          <w:sz w:val="24"/>
-          <w:szCs w:val="24"/>
-        </w:rPr>
-        <w:t>за правління і за все військо.</w:t>
+        <w:t>Ще молимось за Богом бережений народ наш, за правління і за все військо.</w:t>
       </w:r>
     </w:p>
     <w:p>
@@ -15168,15 +14724,7 @@
           <w:sz w:val="24"/>
           <w:szCs w:val="24"/>
         </w:rPr>
-        <w:t>Помилуй нас, Боже, з великої милості Твоєї, молимось Тобі, вислуха</w:t>
-      </w:r>
-      <w:r>
-        <w:rPr>
-          <w:rFonts w:ascii="Times New Roman" w:eastAsia="Times New Roman" w:hAnsi="Times New Roman" w:cs="Times New Roman"/>
-          <w:sz w:val="24"/>
-          <w:szCs w:val="24"/>
-        </w:rPr>
-        <w:t>й і помилуй.</w:t>
+        <w:t>Помилуй нас, Боже, з великої милості Твоєї, молимось Тобі, вислухай і помилуй.</w:t>
       </w:r>
     </w:p>
     <w:p>
@@ -15421,15 +14969,7 @@
           <w:sz w:val="24"/>
           <w:szCs w:val="24"/>
         </w:rPr>
-        <w:t xml:space="preserve"> єпис</w:t>
-      </w:r>
-      <w:r>
-        <w:rPr>
-          <w:rFonts w:ascii="Times New Roman" w:eastAsia="Times New Roman" w:hAnsi="Times New Roman" w:cs="Times New Roman"/>
-          <w:sz w:val="24"/>
-          <w:szCs w:val="24"/>
-        </w:rPr>
-        <w:t xml:space="preserve">копа нашого </w:t>
+        <w:t xml:space="preserve"> єпископа нашого </w:t>
       </w:r>
       <w:proofErr w:type="spellStart"/>
       <w:r>
@@ -15603,15 +15143,7 @@
           <w:sz w:val="24"/>
           <w:szCs w:val="24"/>
         </w:rPr>
-        <w:t>Г</w:t>
-      </w:r>
-      <w:r>
-        <w:rPr>
-          <w:rFonts w:ascii="Times New Roman" w:eastAsia="Times New Roman" w:hAnsi="Times New Roman" w:cs="Times New Roman"/>
-          <w:sz w:val="24"/>
-          <w:szCs w:val="24"/>
-        </w:rPr>
-        <w:t>о́споди</w:t>
+        <w:t>Го́споди</w:t>
       </w:r>
       <w:proofErr w:type="spellEnd"/>
       <w:r>
@@ -16028,15 +15560,7 @@
           <w:sz w:val="24"/>
           <w:szCs w:val="24"/>
         </w:rPr>
-        <w:t>Протоарх</w:t>
-      </w:r>
-      <w:r>
-        <w:rPr>
-          <w:rFonts w:ascii="Times New Roman" w:eastAsia="Times New Roman" w:hAnsi="Times New Roman" w:cs="Times New Roman"/>
-          <w:sz w:val="24"/>
-          <w:szCs w:val="24"/>
-        </w:rPr>
-        <w:t>имандрита</w:t>
+        <w:t>Протоархимандрита</w:t>
       </w:r>
       <w:proofErr w:type="spellEnd"/>
       <w:r>
@@ -16287,15 +15811,7 @@
           <w:sz w:val="24"/>
           <w:szCs w:val="24"/>
         </w:rPr>
-        <w:t>, за тих, що творять нам милостиню, і за вс</w:t>
-      </w:r>
-      <w:r>
-        <w:rPr>
-          <w:rFonts w:ascii="Times New Roman" w:eastAsia="Times New Roman" w:hAnsi="Times New Roman" w:cs="Times New Roman"/>
-          <w:sz w:val="24"/>
-          <w:szCs w:val="24"/>
-        </w:rPr>
-        <w:t>іх православних християн.</w:t>
+        <w:t>, за тих, що творять нам милостиню, і за всіх православних християн.</w:t>
       </w:r>
     </w:p>
     <w:p>
@@ -16483,15 +15999,7 @@
           <w:sz w:val="24"/>
           <w:szCs w:val="24"/>
         </w:rPr>
-        <w:t xml:space="preserve"> Франциска, папу Римського, і з</w:t>
-      </w:r>
-      <w:r>
-        <w:rPr>
-          <w:rFonts w:ascii="Times New Roman" w:eastAsia="Times New Roman" w:hAnsi="Times New Roman" w:cs="Times New Roman"/>
-          <w:sz w:val="24"/>
-          <w:szCs w:val="24"/>
-        </w:rPr>
-        <w:t xml:space="preserve">а </w:t>
+        <w:t xml:space="preserve"> Франциска, папу Римського, і за </w:t>
       </w:r>
       <w:proofErr w:type="spellStart"/>
       <w:r>
@@ -16671,15 +16179,7 @@
           <w:sz w:val="24"/>
           <w:szCs w:val="24"/>
         </w:rPr>
-        <w:t xml:space="preserve"> за тих, що служать і послужили у святім храмі цьому, і за отців наших духовних, і всіх у Христі братів</w:t>
-      </w:r>
-      <w:r>
-        <w:rPr>
-          <w:rFonts w:ascii="Times New Roman" w:eastAsia="Times New Roman" w:hAnsi="Times New Roman" w:cs="Times New Roman"/>
-          <w:sz w:val="24"/>
-          <w:szCs w:val="24"/>
-        </w:rPr>
-        <w:t xml:space="preserve"> і сестер наших.</w:t>
+        <w:t xml:space="preserve"> за тих, що служать і послужили у святім храмі цьому, і за отців наших духовних, і всіх у Христі братів і сестер наших.</w:t>
       </w:r>
     </w:p>
     <w:p>
@@ -16881,15 +16381,7 @@
           <w:sz w:val="24"/>
           <w:szCs w:val="24"/>
         </w:rPr>
-        <w:t>, за тих, що тво</w:t>
-      </w:r>
-      <w:r>
-        <w:rPr>
-          <w:rFonts w:ascii="Times New Roman" w:eastAsia="Times New Roman" w:hAnsi="Times New Roman" w:cs="Times New Roman"/>
-          <w:sz w:val="24"/>
-          <w:szCs w:val="24"/>
-        </w:rPr>
-        <w:t>рять нам милостиню, і за всіх православних християн.</w:t>
+        <w:t>, за тих, що творять нам милостиню, і за всіх православних християн.</w:t>
       </w:r>
     </w:p>
     <w:p>
@@ -17112,15 +16604,7 @@
           <w:sz w:val="24"/>
           <w:szCs w:val="24"/>
         </w:rPr>
-        <w:t>, Отцю, і Сину, і Святому Духові, нині, і пов</w:t>
-      </w:r>
-      <w:r>
-        <w:rPr>
-          <w:rFonts w:ascii="Times New Roman" w:eastAsia="Times New Roman" w:hAnsi="Times New Roman" w:cs="Times New Roman"/>
-          <w:sz w:val="24"/>
-          <w:szCs w:val="24"/>
-        </w:rPr>
-        <w:t>сякчас, і на віки віків.</w:t>
+        <w:t>, Отцю, і Сину, і Святому Духові, нині, і повсякчас, і на віки віків.</w:t>
       </w:r>
     </w:p>
     <w:p>
@@ -17245,17 +16729,7 @@
           <w:sz w:val="24"/>
           <w:szCs w:val="24"/>
         </w:rPr>
-        <w:t>Свя</w:t>
-      </w:r>
-      <w:r>
-        <w:rPr>
-          <w:rFonts w:ascii="Times New Roman" w:eastAsia="Times New Roman" w:hAnsi="Times New Roman" w:cs="Times New Roman"/>
-          <w:i/>
-          <w:color w:val="FF4400"/>
-          <w:sz w:val="24"/>
-          <w:szCs w:val="24"/>
-        </w:rPr>
-        <w:t xml:space="preserve">щенник: </w:t>
+        <w:t xml:space="preserve">Священник: </w:t>
       </w:r>
       <w:r>
         <w:rPr>
@@ -17432,15 +16906,7 @@
           <w:sz w:val="24"/>
           <w:szCs w:val="24"/>
         </w:rPr>
-        <w:t>, Отцю, і Сину, і Святому Духові, нині, і п</w:t>
-      </w:r>
-      <w:r>
-        <w:rPr>
-          <w:rFonts w:ascii="Times New Roman" w:eastAsia="Times New Roman" w:hAnsi="Times New Roman" w:cs="Times New Roman"/>
-          <w:sz w:val="24"/>
-          <w:szCs w:val="24"/>
-        </w:rPr>
-        <w:t>овсякчас, і на віки віків.</w:t>
+        <w:t>, Отцю, і Сину, і Святому Духові, нині, і повсякчас, і на віки віків.</w:t>
       </w:r>
     </w:p>
     <w:p>
@@ -17592,17 +17058,7 @@
           <w:sz w:val="24"/>
           <w:szCs w:val="24"/>
         </w:rPr>
-        <w:t>В</w:t>
-      </w:r>
-      <w:r>
-        <w:rPr>
-          <w:rFonts w:ascii="Times New Roman" w:eastAsia="Times New Roman" w:hAnsi="Times New Roman" w:cs="Times New Roman"/>
-          <w:i/>
-          <w:color w:val="FF0000"/>
-          <w:sz w:val="24"/>
-          <w:szCs w:val="24"/>
-        </w:rPr>
-        <w:t>ірні:</w:t>
+        <w:t>Вірні:</w:t>
       </w:r>
       <w:r>
         <w:rPr>
@@ -17753,15 +17209,7 @@
           <w:sz w:val="24"/>
           <w:szCs w:val="24"/>
         </w:rPr>
-        <w:t xml:space="preserve"> на страшному суді Христовому</w:t>
-      </w:r>
-      <w:r>
-        <w:rPr>
-          <w:rFonts w:ascii="Times New Roman" w:eastAsia="Times New Roman" w:hAnsi="Times New Roman" w:cs="Times New Roman"/>
-          <w:sz w:val="24"/>
-          <w:szCs w:val="24"/>
-        </w:rPr>
-        <w:t xml:space="preserve"> просім.</w:t>
+        <w:t xml:space="preserve"> на страшному суді Христовому просім.</w:t>
       </w:r>
     </w:p>
     <w:p>
@@ -17957,15 +17405,7 @@
           <w:sz w:val="24"/>
           <w:szCs w:val="24"/>
         </w:rPr>
-        <w:t>Ангела</w:t>
-      </w:r>
-      <w:r>
-        <w:rPr>
-          <w:rFonts w:ascii="Times New Roman" w:eastAsia="Times New Roman" w:hAnsi="Times New Roman" w:cs="Times New Roman"/>
-          <w:sz w:val="24"/>
-          <w:szCs w:val="24"/>
-        </w:rPr>
-        <w:t xml:space="preserve"> миру, вірного наставника, охоронця душ і тіл наших у Господа просім.</w:t>
+        <w:t>Ангела миру, вірного наставника, охоронця душ і тіл наших у Господа просім.</w:t>
       </w:r>
     </w:p>
     <w:p>
@@ -18429,15 +17869,7 @@
           <w:sz w:val="24"/>
           <w:szCs w:val="24"/>
         </w:rPr>
-        <w:t xml:space="preserve"> Марію, з усіма святими по</w:t>
-      </w:r>
-      <w:r>
-        <w:rPr>
-          <w:rFonts w:ascii="Times New Roman" w:eastAsia="Times New Roman" w:hAnsi="Times New Roman" w:cs="Times New Roman"/>
-          <w:sz w:val="24"/>
-          <w:szCs w:val="24"/>
-        </w:rPr>
-        <w:t>м’янувши, самих себе, і один одного, і все життя наше Христу Богові віддаймо.</w:t>
+        <w:t xml:space="preserve"> Марію, з усіма святими пом’янувши, самих себе, і один одного, і все життя наше Христу Богові віддаймо.</w:t>
       </w:r>
     </w:p>
     <w:p>
@@ -18727,15 +18159,7 @@
           <w:sz w:val="24"/>
           <w:szCs w:val="24"/>
         </w:rPr>
-        <w:t xml:space="preserve"> Доброго і пожиточного для душ наших і миру для сві</w:t>
-      </w:r>
-      <w:r>
-        <w:rPr>
-          <w:rFonts w:ascii="Times New Roman" w:eastAsia="Times New Roman" w:hAnsi="Times New Roman" w:cs="Times New Roman"/>
-          <w:sz w:val="24"/>
-          <w:szCs w:val="24"/>
-        </w:rPr>
-        <w:t>ту у Господа просім.</w:t>
+        <w:t xml:space="preserve"> Доброго і пожиточного для душ наших і миру для світу у Господа просім.</w:t>
       </w:r>
     </w:p>
     <w:p>
@@ -18907,15 +18331,7 @@
           <w:sz w:val="24"/>
           <w:szCs w:val="24"/>
         </w:rPr>
-        <w:t xml:space="preserve"> на страшному суд</w:t>
-      </w:r>
-      <w:r>
-        <w:rPr>
-          <w:rFonts w:ascii="Times New Roman" w:eastAsia="Times New Roman" w:hAnsi="Times New Roman" w:cs="Times New Roman"/>
-          <w:sz w:val="24"/>
-          <w:szCs w:val="24"/>
-        </w:rPr>
-        <w:t>і Христовому просім.</w:t>
+        <w:t xml:space="preserve"> на страшному суді Христовому просім.</w:t>
       </w:r>
     </w:p>
     <w:p>
@@ -19505,15 +18921,7 @@
           <w:sz w:val="24"/>
           <w:szCs w:val="24"/>
         </w:rPr>
-        <w:t>, бездоганної, мирно</w:t>
-      </w:r>
-      <w:r>
-        <w:rPr>
-          <w:rFonts w:ascii="Times New Roman" w:eastAsia="Times New Roman" w:hAnsi="Times New Roman" w:cs="Times New Roman"/>
-          <w:sz w:val="24"/>
-          <w:szCs w:val="24"/>
-        </w:rPr>
-        <w:t>ї – і оправдання на страшному суді Христовому просім.</w:t>
+        <w:t>, бездоганної, мирної – і оправдання на страшному суді Христовому просім.</w:t>
       </w:r>
     </w:p>
     <w:p>
@@ -19631,15 +19039,7 @@
           <w:sz w:val="24"/>
           <w:szCs w:val="24"/>
         </w:rPr>
-        <w:t xml:space="preserve"> Марію, з усіма святими пом’янувши, самих себе, і один одного, і все життя наше Христу Богові </w:t>
-      </w:r>
-      <w:r>
-        <w:rPr>
-          <w:rFonts w:ascii="Times New Roman" w:eastAsia="Times New Roman" w:hAnsi="Times New Roman" w:cs="Times New Roman"/>
-          <w:sz w:val="24"/>
-          <w:szCs w:val="24"/>
-        </w:rPr>
-        <w:t>віддаймо.</w:t>
+        <w:t xml:space="preserve"> Марію, з усіма святими пом’янувши, самих себе, і один одного, і все життя наше Христу Богові віддаймо.</w:t>
       </w:r>
     </w:p>
     <w:p>
@@ -19899,15 +19299,7 @@
           <w:sz w:val="24"/>
           <w:szCs w:val="24"/>
         </w:rPr>
-        <w:t>Доброго і пожиточного для душ наших і миру для світу у Господа просі</w:t>
-      </w:r>
-      <w:r>
-        <w:rPr>
-          <w:rFonts w:ascii="Times New Roman" w:eastAsia="Times New Roman" w:hAnsi="Times New Roman" w:cs="Times New Roman"/>
-          <w:sz w:val="24"/>
-          <w:szCs w:val="24"/>
-        </w:rPr>
-        <w:t>м.</w:t>
+        <w:t>Доброго і пожиточного для душ наших і миру для світу у Господа просім.</w:t>
       </w:r>
     </w:p>
     <w:p>
@@ -20081,15 +19473,7 @@
           <w:sz w:val="24"/>
           <w:szCs w:val="24"/>
         </w:rPr>
-        <w:t xml:space="preserve"> Подай,</w:t>
-      </w:r>
-      <w:r>
-        <w:rPr>
-          <w:rFonts w:ascii="Times New Roman" w:eastAsia="Times New Roman" w:hAnsi="Times New Roman" w:cs="Times New Roman"/>
-          <w:sz w:val="24"/>
-          <w:szCs w:val="24"/>
-        </w:rPr>
-        <w:t xml:space="preserve"> Господи</w:t>
+        <w:t xml:space="preserve"> Подай, Господи</w:t>
       </w:r>
       <w:r>
         <w:rPr>
@@ -20293,15 +19677,7 @@
           <w:sz w:val="24"/>
           <w:szCs w:val="24"/>
         </w:rPr>
-        <w:t>Ангел</w:t>
-      </w:r>
-      <w:r>
-        <w:rPr>
-          <w:rFonts w:ascii="Times New Roman" w:eastAsia="Times New Roman" w:hAnsi="Times New Roman" w:cs="Times New Roman"/>
-          <w:sz w:val="24"/>
-          <w:szCs w:val="24"/>
-        </w:rPr>
-        <w:t>а миру, вірного наставника, охоронця душ і тіл наших у Господа просім.</w:t>
+        <w:t>Ангела миру, вірного наставника, охоронця душ і тіл наших у Господа просім.</w:t>
       </w:r>
     </w:p>
     <w:p>
@@ -20647,15 +20023,7 @@
           <w:sz w:val="24"/>
           <w:szCs w:val="24"/>
         </w:rPr>
-        <w:t>, бездоганної, мирно</w:t>
-      </w:r>
-      <w:r>
-        <w:rPr>
-          <w:rFonts w:ascii="Times New Roman" w:eastAsia="Times New Roman" w:hAnsi="Times New Roman" w:cs="Times New Roman"/>
-          <w:sz w:val="24"/>
-          <w:szCs w:val="24"/>
-        </w:rPr>
-        <w:t>ї – і оправдання на страшному суді Христовому просім.</w:t>
+        <w:t>, бездоганної, мирної – і оправдання на страшному суді Христовому просім.</w:t>
       </w:r>
     </w:p>
     <w:p>
@@ -20773,15 +20141,7 @@
           <w:sz w:val="24"/>
           <w:szCs w:val="24"/>
         </w:rPr>
-        <w:t xml:space="preserve"> Марію, з усіма святими пом’янувши, самих себе, і один одного, і все життя наше Христу Богові </w:t>
-      </w:r>
-      <w:r>
-        <w:rPr>
-          <w:rFonts w:ascii="Times New Roman" w:eastAsia="Times New Roman" w:hAnsi="Times New Roman" w:cs="Times New Roman"/>
-          <w:sz w:val="24"/>
-          <w:szCs w:val="24"/>
-        </w:rPr>
-        <w:t>віддаймо.</w:t>
+        <w:t xml:space="preserve"> Марію, з усіма святими пом’янувши, самих себе, і один одного, і все життя наше Христу Богові віддаймо.</w:t>
       </w:r>
     </w:p>
     <w:p>
@@ -20965,15 +20325,7 @@
           <w:sz w:val="24"/>
           <w:szCs w:val="24"/>
         </w:rPr>
-        <w:t>, і тобі славу віддаємо: Отцю, і Сину, і Святому Духові, нині і повсякчас, і на ві</w:t>
-      </w:r>
-      <w:r>
-        <w:rPr>
-          <w:rFonts w:ascii="Times New Roman" w:eastAsia="Times New Roman" w:hAnsi="Times New Roman" w:cs="Times New Roman"/>
-          <w:sz w:val="24"/>
-          <w:szCs w:val="24"/>
-        </w:rPr>
-        <w:t>ки віків.</w:t>
+        <w:t>, і тобі славу віддаємо: Отцю, і Сину, і Святому Духові, нині і повсякчас, і на віки віків.</w:t>
       </w:r>
     </w:p>
     <w:p>
@@ -21170,20 +20522,125 @@
           <w:sz w:val="24"/>
           <w:szCs w:val="24"/>
         </w:rPr>
-        <w:t>Бо ти Бог</w:t>
-      </w:r>
-      <w:r>
-        <w:rPr>
-          <w:rFonts w:ascii="Times New Roman" w:eastAsia="Times New Roman" w:hAnsi="Times New Roman" w:cs="Times New Roman"/>
+        <w:t xml:space="preserve">Бо ти Бог </w:t>
+      </w:r>
+      <w:proofErr w:type="spellStart"/>
+      <w:r>
+        <w:rPr>
+          <w:rFonts w:ascii="Times New Roman" w:eastAsia="Times New Roman" w:hAnsi="Times New Roman" w:cs="Times New Roman"/>
+          <w:sz w:val="24"/>
+          <w:szCs w:val="24"/>
+        </w:rPr>
+        <w:t>милости</w:t>
+      </w:r>
+      <w:proofErr w:type="spellEnd"/>
+      <w:r>
+        <w:rPr>
+          <w:rFonts w:ascii="Times New Roman" w:eastAsia="Times New Roman" w:hAnsi="Times New Roman" w:cs="Times New Roman"/>
+          <w:sz w:val="24"/>
+          <w:szCs w:val="24"/>
+        </w:rPr>
+        <w:t xml:space="preserve">, </w:t>
+      </w:r>
+      <w:proofErr w:type="spellStart"/>
+      <w:r>
+        <w:rPr>
+          <w:rFonts w:ascii="Times New Roman" w:eastAsia="Times New Roman" w:hAnsi="Times New Roman" w:cs="Times New Roman"/>
+          <w:sz w:val="24"/>
+          <w:szCs w:val="24"/>
+        </w:rPr>
+        <w:t>ласк</w:t>
+      </w:r>
+      <w:proofErr w:type="spellEnd"/>
+      <w:r>
+        <w:rPr>
+          <w:rFonts w:ascii="Times New Roman" w:eastAsia="Times New Roman" w:hAnsi="Times New Roman" w:cs="Times New Roman"/>
+          <w:sz w:val="24"/>
+          <w:szCs w:val="24"/>
+        </w:rPr>
+        <w:t xml:space="preserve"> і </w:t>
+      </w:r>
+      <w:proofErr w:type="spellStart"/>
+      <w:r>
+        <w:rPr>
+          <w:rFonts w:ascii="Times New Roman" w:eastAsia="Times New Roman" w:hAnsi="Times New Roman" w:cs="Times New Roman"/>
+          <w:sz w:val="24"/>
+          <w:szCs w:val="24"/>
+        </w:rPr>
+        <w:t>чоловіколюбности</w:t>
+      </w:r>
+      <w:proofErr w:type="spellEnd"/>
+      <w:r>
+        <w:rPr>
+          <w:rFonts w:ascii="Times New Roman" w:eastAsia="Times New Roman" w:hAnsi="Times New Roman" w:cs="Times New Roman"/>
+          <w:sz w:val="24"/>
+          <w:szCs w:val="24"/>
+        </w:rPr>
+        <w:t>, і тобі славу віддаємо: Отцю, і Сину, і Святому Духові, нині і повсякчас, і на віки віків.</w:t>
+      </w:r>
+    </w:p>
+    <w:p>
+      <w:pPr>
+        <w:pStyle w:val="2"/>
+        <w:rPr>
+          <w:rFonts w:ascii="Times New Roman" w:eastAsia="Times New Roman" w:hAnsi="Times New Roman" w:cs="Times New Roman"/>
+          <w:sz w:val="24"/>
+          <w:szCs w:val="24"/>
+        </w:rPr>
+      </w:pPr>
+      <w:proofErr w:type="spellStart"/>
+      <w:r>
+        <w:rPr>
+          <w:rFonts w:ascii="Times New Roman" w:eastAsia="Times New Roman" w:hAnsi="Times New Roman" w:cs="Times New Roman"/>
+          <w:sz w:val="24"/>
+          <w:szCs w:val="24"/>
+        </w:rPr>
+        <w:t>Replace</w:t>
+      </w:r>
+      <w:proofErr w:type="spellEnd"/>
+    </w:p>
+    <w:p>
+      <w:pPr>
+        <w:rPr>
+          <w:rFonts w:ascii="Times New Roman" w:eastAsia="Times New Roman" w:hAnsi="Times New Roman" w:cs="Times New Roman"/>
+          <w:color w:val="000000"/>
+          <w:sz w:val="24"/>
+          <w:szCs w:val="24"/>
+        </w:rPr>
+      </w:pPr>
+      <w:r>
+        <w:rPr>
+          <w:rFonts w:ascii="Times New Roman" w:eastAsia="Times New Roman" w:hAnsi="Times New Roman" w:cs="Times New Roman"/>
+          <w:i/>
+          <w:color w:val="FF0000"/>
+          <w:sz w:val="24"/>
+          <w:szCs w:val="24"/>
+        </w:rPr>
+        <w:t>Священик:</w:t>
+      </w:r>
+      <w:r>
+        <w:rPr>
+          <w:rFonts w:ascii="Times New Roman" w:eastAsia="Times New Roman" w:hAnsi="Times New Roman" w:cs="Times New Roman"/>
+          <w:color w:val="FF0000"/>
           <w:sz w:val="24"/>
           <w:szCs w:val="24"/>
         </w:rPr>
         <w:t xml:space="preserve"> </w:t>
       </w:r>
-      <w:proofErr w:type="spellStart"/>
-      <w:r>
-        <w:rPr>
-          <w:rFonts w:ascii="Times New Roman" w:eastAsia="Times New Roman" w:hAnsi="Times New Roman" w:cs="Times New Roman"/>
+      <w:r>
+        <w:rPr>
+          <w:rFonts w:ascii="Times New Roman" w:eastAsia="Times New Roman" w:hAnsi="Times New Roman" w:cs="Times New Roman"/>
+          <w:color w:val="000000"/>
+          <w:sz w:val="24"/>
+          <w:szCs w:val="24"/>
+        </w:rPr>
+        <w:t xml:space="preserve">Бо Ти – Бог </w:t>
+      </w:r>
+      <w:proofErr w:type="spellStart"/>
+      <w:r>
+        <w:rPr>
+          <w:rFonts w:ascii="Times New Roman" w:eastAsia="Times New Roman" w:hAnsi="Times New Roman" w:cs="Times New Roman"/>
+          <w:color w:val="000000"/>
           <w:sz w:val="24"/>
           <w:szCs w:val="24"/>
         </w:rPr>
@@ -21193,6 +20650,7 @@
       <w:r>
         <w:rPr>
           <w:rFonts w:ascii="Times New Roman" w:eastAsia="Times New Roman" w:hAnsi="Times New Roman" w:cs="Times New Roman"/>
+          <w:color w:val="000000"/>
           <w:sz w:val="24"/>
           <w:szCs w:val="24"/>
         </w:rPr>
@@ -21202,6 +20660,7 @@
       <w:r>
         <w:rPr>
           <w:rFonts w:ascii="Times New Roman" w:eastAsia="Times New Roman" w:hAnsi="Times New Roman" w:cs="Times New Roman"/>
+          <w:color w:val="000000"/>
           <w:sz w:val="24"/>
           <w:szCs w:val="24"/>
         </w:rPr>
@@ -21211,6 +20670,7 @@
       <w:r>
         <w:rPr>
           <w:rFonts w:ascii="Times New Roman" w:eastAsia="Times New Roman" w:hAnsi="Times New Roman" w:cs="Times New Roman"/>
+          <w:color w:val="000000"/>
           <w:sz w:val="24"/>
           <w:szCs w:val="24"/>
         </w:rPr>
@@ -21220,19 +20680,29 @@
       <w:r>
         <w:rPr>
           <w:rFonts w:ascii="Times New Roman" w:eastAsia="Times New Roman" w:hAnsi="Times New Roman" w:cs="Times New Roman"/>
-          <w:sz w:val="24"/>
-          <w:szCs w:val="24"/>
-        </w:rPr>
-        <w:t>чоловіколюбности</w:t>
-      </w:r>
-      <w:proofErr w:type="spellEnd"/>
-      <w:r>
-        <w:rPr>
-          <w:rFonts w:ascii="Times New Roman" w:eastAsia="Times New Roman" w:hAnsi="Times New Roman" w:cs="Times New Roman"/>
-          <w:sz w:val="24"/>
-          <w:szCs w:val="24"/>
-        </w:rPr>
-        <w:t>, і тобі славу віддаємо: Отцю, і Сину, і Святому Духові, нині і повсякчас, і на віки віків.</w:t>
+          <w:color w:val="000000"/>
+          <w:sz w:val="24"/>
+          <w:szCs w:val="24"/>
+        </w:rPr>
+        <w:t>людинолюбности</w:t>
+      </w:r>
+      <w:proofErr w:type="spellEnd"/>
+      <w:r>
+        <w:rPr>
+          <w:rFonts w:ascii="Times New Roman" w:eastAsia="Times New Roman" w:hAnsi="Times New Roman" w:cs="Times New Roman"/>
+          <w:color w:val="000000"/>
+          <w:sz w:val="24"/>
+          <w:szCs w:val="24"/>
+        </w:rPr>
+        <w:t>, і Тобі славу віддаємо, Отцю, і Сину, і Святому Духові, нині, і повсякчас, і на віки віків.</w:t>
+      </w:r>
+    </w:p>
+    <w:p>
+      <w:pPr>
+        <w:pStyle w:val="1"/>
+      </w:pPr>
+      <w:r>
+        <w:t>[В] Виголос “Нехай буде влада царства”, по молитві “Господи, Боже наш, що прихилив небо”</w:t>
       </w:r>
     </w:p>
     <w:p>
@@ -21251,6 +20721,63 @@
           <w:sz w:val="24"/>
           <w:szCs w:val="24"/>
         </w:rPr>
+        <w:t>Search</w:t>
+      </w:r>
+      <w:proofErr w:type="spellEnd"/>
+    </w:p>
+    <w:p>
+      <w:pPr>
+        <w:rPr>
+          <w:rFonts w:ascii="Times New Roman" w:eastAsia="Times New Roman" w:hAnsi="Times New Roman" w:cs="Times New Roman"/>
+          <w:sz w:val="24"/>
+          <w:szCs w:val="24"/>
+        </w:rPr>
+      </w:pPr>
+      <w:r>
+        <w:rPr>
+          <w:rFonts w:ascii="Times New Roman" w:eastAsia="Times New Roman" w:hAnsi="Times New Roman" w:cs="Times New Roman"/>
+          <w:i/>
+          <w:color w:val="FF0000"/>
+          <w:sz w:val="24"/>
+          <w:szCs w:val="24"/>
+        </w:rPr>
+        <w:t>Священик:</w:t>
+      </w:r>
+      <w:r>
+        <w:rPr>
+          <w:rFonts w:ascii="Times New Roman" w:eastAsia="Times New Roman" w:hAnsi="Times New Roman" w:cs="Times New Roman"/>
+          <w:color w:val="FF0000"/>
+          <w:sz w:val="24"/>
+          <w:szCs w:val="24"/>
+        </w:rPr>
+        <w:t xml:space="preserve"> </w:t>
+      </w:r>
+      <w:r>
+        <w:rPr>
+          <w:rFonts w:ascii="Times New Roman" w:eastAsia="Times New Roman" w:hAnsi="Times New Roman" w:cs="Times New Roman"/>
+          <w:color w:val="000000"/>
+          <w:sz w:val="24"/>
+          <w:szCs w:val="24"/>
+        </w:rPr>
+        <w:t>Нехай буде влада царства твого благословенна і дуже прославлена: Отця, і Сина, і Святого Духа, нині і повсякчас, і на віки віків.</w:t>
+      </w:r>
+    </w:p>
+    <w:p>
+      <w:pPr>
+        <w:pStyle w:val="2"/>
+        <w:rPr>
+          <w:rFonts w:ascii="Times New Roman" w:eastAsia="Times New Roman" w:hAnsi="Times New Roman" w:cs="Times New Roman"/>
+          <w:sz w:val="24"/>
+          <w:szCs w:val="24"/>
+        </w:rPr>
+      </w:pPr>
+      <w:proofErr w:type="spellStart"/>
+      <w:r>
+        <w:rPr>
+          <w:rFonts w:ascii="Times New Roman" w:eastAsia="Times New Roman" w:hAnsi="Times New Roman" w:cs="Times New Roman"/>
+          <w:sz w:val="24"/>
+          <w:szCs w:val="24"/>
+        </w:rPr>
         <w:t>Replace</w:t>
       </w:r>
       <w:proofErr w:type="spellEnd"/>
@@ -21259,7 +20786,6 @@
       <w:pPr>
         <w:rPr>
           <w:rFonts w:ascii="Times New Roman" w:eastAsia="Times New Roman" w:hAnsi="Times New Roman" w:cs="Times New Roman"/>
-          <w:color w:val="000000"/>
           <w:sz w:val="24"/>
           <w:szCs w:val="24"/>
         </w:rPr>
@@ -21290,207 +20816,7 @@
           <w:sz w:val="24"/>
           <w:szCs w:val="24"/>
         </w:rPr>
-        <w:t xml:space="preserve">Бо Ти – Бог </w:t>
-      </w:r>
-      <w:proofErr w:type="spellStart"/>
-      <w:r>
-        <w:rPr>
-          <w:rFonts w:ascii="Times New Roman" w:eastAsia="Times New Roman" w:hAnsi="Times New Roman" w:cs="Times New Roman"/>
-          <w:color w:val="000000"/>
-          <w:sz w:val="24"/>
-          <w:szCs w:val="24"/>
-        </w:rPr>
-        <w:t>милости</w:t>
-      </w:r>
-      <w:proofErr w:type="spellEnd"/>
-      <w:r>
-        <w:rPr>
-          <w:rFonts w:ascii="Times New Roman" w:eastAsia="Times New Roman" w:hAnsi="Times New Roman" w:cs="Times New Roman"/>
-          <w:color w:val="000000"/>
-          <w:sz w:val="24"/>
-          <w:szCs w:val="24"/>
-        </w:rPr>
-        <w:t xml:space="preserve">, </w:t>
-      </w:r>
-      <w:proofErr w:type="spellStart"/>
-      <w:r>
-        <w:rPr>
-          <w:rFonts w:ascii="Times New Roman" w:eastAsia="Times New Roman" w:hAnsi="Times New Roman" w:cs="Times New Roman"/>
-          <w:color w:val="000000"/>
-          <w:sz w:val="24"/>
-          <w:szCs w:val="24"/>
-        </w:rPr>
-        <w:t>ласк</w:t>
-      </w:r>
-      <w:proofErr w:type="spellEnd"/>
-      <w:r>
-        <w:rPr>
-          <w:rFonts w:ascii="Times New Roman" w:eastAsia="Times New Roman" w:hAnsi="Times New Roman" w:cs="Times New Roman"/>
-          <w:color w:val="000000"/>
-          <w:sz w:val="24"/>
-          <w:szCs w:val="24"/>
-        </w:rPr>
-        <w:t xml:space="preserve"> і </w:t>
-      </w:r>
-      <w:proofErr w:type="spellStart"/>
-      <w:r>
-        <w:rPr>
-          <w:rFonts w:ascii="Times New Roman" w:eastAsia="Times New Roman" w:hAnsi="Times New Roman" w:cs="Times New Roman"/>
-          <w:color w:val="000000"/>
-          <w:sz w:val="24"/>
-          <w:szCs w:val="24"/>
-        </w:rPr>
-        <w:t>людинолюбности</w:t>
-      </w:r>
-      <w:proofErr w:type="spellEnd"/>
-      <w:r>
-        <w:rPr>
-          <w:rFonts w:ascii="Times New Roman" w:eastAsia="Times New Roman" w:hAnsi="Times New Roman" w:cs="Times New Roman"/>
-          <w:color w:val="000000"/>
-          <w:sz w:val="24"/>
-          <w:szCs w:val="24"/>
-        </w:rPr>
-        <w:t>, і Тобі славу віддаємо, Отцю, і Сину, і Святому Духові, нині, і повсякчас, і на віки віків.</w:t>
-      </w:r>
-    </w:p>
-    <w:p>
-      <w:pPr>
-        <w:pStyle w:val="1"/>
-      </w:pPr>
-      <w:r>
-        <w:t>[В] Виголос “Нехай буде влада царства”, по молитві “Господи, Боже наш, що прихилив небо”</w:t>
-      </w:r>
-    </w:p>
-    <w:p>
-      <w:pPr>
-        <w:pStyle w:val="2"/>
-        <w:rPr>
-          <w:rFonts w:ascii="Times New Roman" w:eastAsia="Times New Roman" w:hAnsi="Times New Roman" w:cs="Times New Roman"/>
-          <w:sz w:val="24"/>
-          <w:szCs w:val="24"/>
-        </w:rPr>
-      </w:pPr>
-      <w:proofErr w:type="spellStart"/>
-      <w:r>
-        <w:rPr>
-          <w:rFonts w:ascii="Times New Roman" w:eastAsia="Times New Roman" w:hAnsi="Times New Roman" w:cs="Times New Roman"/>
-          <w:sz w:val="24"/>
-          <w:szCs w:val="24"/>
-        </w:rPr>
-        <w:t>Search</w:t>
-      </w:r>
-      <w:proofErr w:type="spellEnd"/>
-    </w:p>
-    <w:p>
-      <w:pPr>
-        <w:rPr>
-          <w:rFonts w:ascii="Times New Roman" w:eastAsia="Times New Roman" w:hAnsi="Times New Roman" w:cs="Times New Roman"/>
-          <w:sz w:val="24"/>
-          <w:szCs w:val="24"/>
-        </w:rPr>
-      </w:pPr>
-      <w:r>
-        <w:rPr>
-          <w:rFonts w:ascii="Times New Roman" w:eastAsia="Times New Roman" w:hAnsi="Times New Roman" w:cs="Times New Roman"/>
-          <w:i/>
-          <w:color w:val="FF0000"/>
-          <w:sz w:val="24"/>
-          <w:szCs w:val="24"/>
-        </w:rPr>
-        <w:t>Священик:</w:t>
-      </w:r>
-      <w:r>
-        <w:rPr>
-          <w:rFonts w:ascii="Times New Roman" w:eastAsia="Times New Roman" w:hAnsi="Times New Roman" w:cs="Times New Roman"/>
-          <w:color w:val="FF0000"/>
-          <w:sz w:val="24"/>
-          <w:szCs w:val="24"/>
-        </w:rPr>
-        <w:t xml:space="preserve"> </w:t>
-      </w:r>
-      <w:r>
-        <w:rPr>
-          <w:rFonts w:ascii="Times New Roman" w:eastAsia="Times New Roman" w:hAnsi="Times New Roman" w:cs="Times New Roman"/>
-          <w:color w:val="000000"/>
-          <w:sz w:val="24"/>
-          <w:szCs w:val="24"/>
-        </w:rPr>
-        <w:t>Нехай буде влад</w:t>
-      </w:r>
-      <w:r>
-        <w:rPr>
-          <w:rFonts w:ascii="Times New Roman" w:eastAsia="Times New Roman" w:hAnsi="Times New Roman" w:cs="Times New Roman"/>
-          <w:color w:val="000000"/>
-          <w:sz w:val="24"/>
-          <w:szCs w:val="24"/>
-        </w:rPr>
-        <w:t>а царства твого благословенна і дуже прославлена: Отця, і Сина, і Святого Духа, нині і повсякчас, і на віки віків.</w:t>
-      </w:r>
-    </w:p>
-    <w:p>
-      <w:pPr>
-        <w:pStyle w:val="2"/>
-        <w:rPr>
-          <w:rFonts w:ascii="Times New Roman" w:eastAsia="Times New Roman" w:hAnsi="Times New Roman" w:cs="Times New Roman"/>
-          <w:sz w:val="24"/>
-          <w:szCs w:val="24"/>
-        </w:rPr>
-      </w:pPr>
-      <w:proofErr w:type="spellStart"/>
-      <w:r>
-        <w:rPr>
-          <w:rFonts w:ascii="Times New Roman" w:eastAsia="Times New Roman" w:hAnsi="Times New Roman" w:cs="Times New Roman"/>
-          <w:sz w:val="24"/>
-          <w:szCs w:val="24"/>
-        </w:rPr>
-        <w:t>Replace</w:t>
-      </w:r>
-      <w:proofErr w:type="spellEnd"/>
-    </w:p>
-    <w:p>
-      <w:pPr>
-        <w:rPr>
-          <w:rFonts w:ascii="Times New Roman" w:eastAsia="Times New Roman" w:hAnsi="Times New Roman" w:cs="Times New Roman"/>
-          <w:sz w:val="24"/>
-          <w:szCs w:val="24"/>
-        </w:rPr>
-      </w:pPr>
-      <w:r>
-        <w:rPr>
-          <w:rFonts w:ascii="Times New Roman" w:eastAsia="Times New Roman" w:hAnsi="Times New Roman" w:cs="Times New Roman"/>
-          <w:i/>
-          <w:color w:val="FF0000"/>
-          <w:sz w:val="24"/>
-          <w:szCs w:val="24"/>
-        </w:rPr>
-        <w:t>Священик:</w:t>
-      </w:r>
-      <w:r>
-        <w:rPr>
-          <w:rFonts w:ascii="Times New Roman" w:eastAsia="Times New Roman" w:hAnsi="Times New Roman" w:cs="Times New Roman"/>
-          <w:color w:val="FF0000"/>
-          <w:sz w:val="24"/>
-          <w:szCs w:val="24"/>
-        </w:rPr>
-        <w:t xml:space="preserve"> </w:t>
-      </w:r>
-      <w:r>
-        <w:rPr>
-          <w:rFonts w:ascii="Times New Roman" w:eastAsia="Times New Roman" w:hAnsi="Times New Roman" w:cs="Times New Roman"/>
-          <w:color w:val="000000"/>
-          <w:sz w:val="24"/>
-          <w:szCs w:val="24"/>
-        </w:rPr>
-        <w:t xml:space="preserve">Нехай буде влада царства Твого благословенна і дуже прославлена: Отця, і Сина, і Святого Духа, нині і повсякчас, і на віки </w:t>
-      </w:r>
-      <w:r>
-        <w:rPr>
-          <w:rFonts w:ascii="Times New Roman" w:eastAsia="Times New Roman" w:hAnsi="Times New Roman" w:cs="Times New Roman"/>
-          <w:color w:val="000000"/>
-          <w:sz w:val="24"/>
-          <w:szCs w:val="24"/>
-        </w:rPr>
-        <w:t>віків.</w:t>
+        <w:t>Нехай буде влада царства Твого благословенна і дуже прославлена: Отця, і Сина, і Святого Духа, нині і повсякчас, і на віки віків.</w:t>
       </w:r>
     </w:p>
     <w:p>
@@ -21690,15 +21016,7 @@
           <w:sz w:val="24"/>
           <w:szCs w:val="24"/>
         </w:rPr>
-        <w:t>Бо твоя є влада і твоє царство, і сила, і слава, Отця, і Сина, і Святого Духа, нині і пов</w:t>
-      </w:r>
-      <w:r>
-        <w:rPr>
-          <w:rFonts w:ascii="Times New Roman" w:eastAsia="Times New Roman" w:hAnsi="Times New Roman" w:cs="Times New Roman"/>
-          <w:sz w:val="24"/>
-          <w:szCs w:val="24"/>
-        </w:rPr>
-        <w:t>сякчас, і на віки віків.</w:t>
+        <w:t>Бо твоя є влада і твоє царство, і сила, і слава, Отця, і Сина, і Святого Духа, нині і повсякчас, і на віки віків.</w:t>
       </w:r>
     </w:p>
     <w:p>
@@ -21892,16 +21210,7 @@
           <w:sz w:val="24"/>
           <w:szCs w:val="24"/>
         </w:rPr>
-        <w:t xml:space="preserve">, Отцю, і Сину, і Святому Духові, нині, і повсякчас, </w:t>
-      </w:r>
-      <w:r>
-        <w:rPr>
-          <w:rFonts w:ascii="Times New Roman" w:eastAsia="Times New Roman" w:hAnsi="Times New Roman" w:cs="Times New Roman"/>
-          <w:color w:val="000000"/>
-          <w:sz w:val="24"/>
-          <w:szCs w:val="24"/>
-        </w:rPr>
-        <w:t>і на віки віків.</w:t>
+        <w:t>, Отцю, і Сину, і Святому Духові, нині, і повсякчас, і на віки віків.</w:t>
       </w:r>
     </w:p>
     <w:p>
@@ -22027,16 +21336,7 @@
           <w:sz w:val="24"/>
           <w:szCs w:val="24"/>
         </w:rPr>
-        <w:t xml:space="preserve"> Бо Ти благий і людинолюбний Бог – і Т</w:t>
-      </w:r>
-      <w:r>
-        <w:rPr>
-          <w:rFonts w:ascii="Times New Roman" w:eastAsia="Times New Roman" w:hAnsi="Times New Roman" w:cs="Times New Roman"/>
-          <w:color w:val="000000"/>
-          <w:sz w:val="24"/>
-          <w:szCs w:val="24"/>
-        </w:rPr>
-        <w:t xml:space="preserve">обі славу </w:t>
+        <w:t xml:space="preserve"> Бо Ти благий і людинолюбний Бог – і Тобі славу </w:t>
       </w:r>
       <w:proofErr w:type="spellStart"/>
       <w:r>
@@ -22112,16 +21412,7 @@
           <w:sz w:val="24"/>
           <w:szCs w:val="24"/>
         </w:rPr>
-        <w:t xml:space="preserve"> Бо ти святий єси, Боже наш, і в святині перебуваєш, і ми тобі славу віддаємо: Отцю, і</w:t>
-      </w:r>
-      <w:r>
-        <w:rPr>
-          <w:rFonts w:ascii="Times New Roman" w:eastAsia="Times New Roman" w:hAnsi="Times New Roman" w:cs="Times New Roman"/>
-          <w:color w:val="000000"/>
-          <w:sz w:val="24"/>
-          <w:szCs w:val="24"/>
-        </w:rPr>
-        <w:t xml:space="preserve"> Сину, і Святому Духові, нині і повсякчас, і на віки віків.</w:t>
+        <w:t xml:space="preserve"> Бо ти святий єси, Боже наш, і в святині перебуваєш, і ми тобі славу віддаємо: Отцю, і Сину, і Святому Духові, нині і повсякчас, і на віки віків.</w:t>
       </w:r>
     </w:p>
     <w:p>
@@ -22178,10 +21469,7 @@
       </w:pPr>
       <w:r>
         <w:lastRenderedPageBreak/>
-        <w:t>[У] Виголос “Благодаттю і щедрота</w:t>
-      </w:r>
-      <w:r>
-        <w:t xml:space="preserve">ми” (по псалмі 50, </w:t>
+        <w:t xml:space="preserve">[У] Виголос “Благодаттю і щедротами” (по псалмі 50, </w:t>
       </w:r>
       <w:proofErr w:type="spellStart"/>
       <w:r>
@@ -22515,16 +21803,7 @@
           <w:sz w:val="24"/>
           <w:szCs w:val="24"/>
         </w:rPr>
-        <w:t xml:space="preserve"> єдинород</w:t>
-      </w:r>
-      <w:r>
-        <w:rPr>
-          <w:rFonts w:ascii="Times New Roman" w:eastAsia="Times New Roman" w:hAnsi="Times New Roman" w:cs="Times New Roman"/>
-          <w:color w:val="000000"/>
-          <w:sz w:val="24"/>
-          <w:szCs w:val="24"/>
-        </w:rPr>
-        <w:t>ного Сина Твого, з яким Ти благословенний, із пресвятим, і благим, і животворчим твоїм Духом, нині, і повсякчас, і на віки віків.</w:t>
+        <w:t xml:space="preserve"> єдинородного Сина Твого, з яким Ти благословенний, із пресвятим, і благим, і животворчим твоїм Духом, нині, і повсякчас, і на віки віків.</w:t>
       </w:r>
     </w:p>
     <w:p>
@@ -22602,16 +21881,7 @@
           <w:sz w:val="24"/>
           <w:szCs w:val="24"/>
         </w:rPr>
-        <w:t>: Отцю, і Сину, і Святому Дух</w:t>
-      </w:r>
-      <w:r>
-        <w:rPr>
-          <w:rFonts w:ascii="Times New Roman" w:eastAsia="Times New Roman" w:hAnsi="Times New Roman" w:cs="Times New Roman"/>
-          <w:color w:val="000000"/>
-          <w:sz w:val="24"/>
-          <w:szCs w:val="24"/>
-        </w:rPr>
-        <w:t>ові</w:t>
+        <w:t>: Отцю, і Сину, і Святому Духові</w:t>
       </w:r>
       <w:r>
         <w:rPr>
@@ -22755,16 +22025,7 @@
           <w:sz w:val="24"/>
           <w:szCs w:val="24"/>
         </w:rPr>
-        <w:t>Бо Ти цар миру і Спас душ наш</w:t>
-      </w:r>
-      <w:r>
-        <w:rPr>
-          <w:rFonts w:ascii="Times New Roman" w:eastAsia="Times New Roman" w:hAnsi="Times New Roman" w:cs="Times New Roman"/>
-          <w:color w:val="000000"/>
-          <w:sz w:val="24"/>
-          <w:szCs w:val="24"/>
-        </w:rPr>
-        <w:t xml:space="preserve">их і Тобі славу </w:t>
+        <w:t xml:space="preserve">Бо Ти цар миру і Спас душ наших і Тобі славу </w:t>
       </w:r>
       <w:proofErr w:type="spellStart"/>
       <w:r>
@@ -22879,10 +22140,7 @@
         <w:pStyle w:val="1"/>
       </w:pPr>
       <w:r>
-        <w:t>[У] Виголос “Бо</w:t>
-      </w:r>
-      <w:r>
-        <w:t xml:space="preserve"> до Тебе належить”, по молитві “Господи святий, ти на висоті живеш”</w:t>
+        <w:t>[У] Виголос “Бо до Тебе належить”, по молитві “Господи святий, ти на висоті живеш”</w:t>
       </w:r>
     </w:p>
     <w:p>
@@ -23269,16 +22527,7 @@
           <w:sz w:val="24"/>
           <w:szCs w:val="24"/>
         </w:rPr>
-        <w:t>!</w:t>
-      </w:r>
-      <w:r>
-        <w:rPr>
-          <w:rFonts w:ascii="Times New Roman" w:eastAsia="Times New Roman" w:hAnsi="Times New Roman" w:cs="Times New Roman"/>
-          <w:color w:val="333333"/>
-          <w:sz w:val="24"/>
-          <w:szCs w:val="24"/>
-        </w:rPr>
-        <w:t xml:space="preserve">* </w:t>
+        <w:t xml:space="preserve">!* </w:t>
       </w:r>
       <w:proofErr w:type="spellStart"/>
       <w:r>
@@ -23534,16 +22783,7 @@
           <w:sz w:val="24"/>
           <w:szCs w:val="24"/>
         </w:rPr>
-        <w:t xml:space="preserve"> і пренепорочну і Матір Бога нашого.* Чесні</w:t>
-      </w:r>
-      <w:r>
-        <w:rPr>
-          <w:rFonts w:ascii="Times New Roman" w:eastAsia="Times New Roman" w:hAnsi="Times New Roman" w:cs="Times New Roman"/>
-          <w:color w:val="000000"/>
-          <w:sz w:val="24"/>
-          <w:szCs w:val="24"/>
-        </w:rPr>
-        <w:t>шу від херувимів* і незрівнянно славнішу від серафимів,* що без зотління Бога Слово породила,* сущу Богородицю, тебе величаємо.</w:t>
+        <w:t xml:space="preserve"> і пренепорочну і Матір Бога нашого.* Чеснішу від херувимів* і незрівнянно славнішу від серафимів,* що без зотління Бога Слово породила,* сущу Богородицю, тебе величаємо.</w:t>
       </w:r>
     </w:p>
     <w:p>
@@ -23755,16 +22995,7 @@
           <w:sz w:val="24"/>
           <w:szCs w:val="24"/>
         </w:rPr>
-        <w:t>Бо́г</w:t>
-      </w:r>
-      <w:r>
-        <w:rPr>
-          <w:rFonts w:ascii="Times New Roman" w:eastAsia="Times New Roman" w:hAnsi="Times New Roman" w:cs="Times New Roman"/>
-          <w:color w:val="000000"/>
-          <w:sz w:val="24"/>
-          <w:szCs w:val="24"/>
-        </w:rPr>
-        <w:t>а</w:t>
+        <w:t>Бо́га</w:t>
       </w:r>
       <w:proofErr w:type="spellEnd"/>
       <w:r>
@@ -24020,1310 +23251,10 @@
     <w:p>
       <w:pPr>
         <w:pStyle w:val="1"/>
-        <w:spacing w:after="120" w:line="240" w:lineRule="auto"/>
-        <w:jc w:val="both"/>
       </w:pPr>
       <w:bookmarkStart w:id="9" w:name="_heading=h.egd306w4pt8o" w:colFirst="0" w:colLast="0"/>
       <w:bookmarkEnd w:id="9"/>
       <w:r>
-        <w:t xml:space="preserve">[В] </w:t>
-      </w:r>
-      <w:proofErr w:type="spellStart"/>
-      <w:r>
-        <w:t>Литійні</w:t>
-      </w:r>
-      <w:proofErr w:type="spellEnd"/>
-      <w:r>
-        <w:t xml:space="preserve"> молитви</w:t>
-      </w:r>
-    </w:p>
-    <w:p>
-      <w:pPr>
-        <w:pStyle w:val="2"/>
-        <w:spacing w:after="120" w:line="240" w:lineRule="auto"/>
-        <w:jc w:val="both"/>
-        <w:rPr>
-          <w:highlight w:val="yellow"/>
-        </w:rPr>
-      </w:pPr>
-      <w:bookmarkStart w:id="10" w:name="_heading=h.bqyh9hoic178" w:colFirst="0" w:colLast="0"/>
-      <w:bookmarkEnd w:id="10"/>
-      <w:proofErr w:type="spellStart"/>
-      <w:r>
-        <w:rPr>
-          <w:highlight w:val="yellow"/>
-        </w:rPr>
-        <w:t>Search</w:t>
-      </w:r>
-      <w:proofErr w:type="spellEnd"/>
-    </w:p>
-    <w:p>
-      <w:pPr>
-        <w:spacing w:after="120" w:line="240" w:lineRule="auto"/>
-        <w:jc w:val="both"/>
-        <w:rPr>
-          <w:rFonts w:ascii="Times New Roman" w:eastAsia="Times New Roman" w:hAnsi="Times New Roman" w:cs="Times New Roman"/>
-          <w:i/>
-          <w:color w:val="FF0000"/>
-          <w:sz w:val="24"/>
-          <w:szCs w:val="24"/>
-          <w:highlight w:val="yellow"/>
-        </w:rPr>
-      </w:pPr>
-      <w:r>
-        <w:rPr>
-          <w:rFonts w:ascii="Times New Roman" w:eastAsia="Times New Roman" w:hAnsi="Times New Roman" w:cs="Times New Roman"/>
-          <w:i/>
-          <w:color w:val="FF0000"/>
-          <w:sz w:val="24"/>
-          <w:szCs w:val="24"/>
-          <w:highlight w:val="yellow"/>
-        </w:rPr>
-        <w:t>Священик:</w:t>
-      </w:r>
-      <w:r>
-        <w:rPr>
-          <w:rFonts w:ascii="Times New Roman" w:eastAsia="Times New Roman" w:hAnsi="Times New Roman" w:cs="Times New Roman"/>
-          <w:sz w:val="24"/>
-          <w:szCs w:val="24"/>
-          <w:highlight w:val="yellow"/>
-        </w:rPr>
-        <w:t xml:space="preserve"> Владико </w:t>
-      </w:r>
-      <w:proofErr w:type="spellStart"/>
-      <w:r>
-        <w:rPr>
-          <w:rFonts w:ascii="Times New Roman" w:eastAsia="Times New Roman" w:hAnsi="Times New Roman" w:cs="Times New Roman"/>
-          <w:sz w:val="24"/>
-          <w:szCs w:val="24"/>
-          <w:highlight w:val="yellow"/>
-        </w:rPr>
-        <w:t>многомилостивий</w:t>
-      </w:r>
-      <w:proofErr w:type="spellEnd"/>
-      <w:r>
-        <w:rPr>
-          <w:rFonts w:ascii="Times New Roman" w:eastAsia="Times New Roman" w:hAnsi="Times New Roman" w:cs="Times New Roman"/>
-          <w:sz w:val="24"/>
-          <w:szCs w:val="24"/>
-          <w:highlight w:val="yellow"/>
-        </w:rPr>
-        <w:t xml:space="preserve">, Господи Ісусе Христе, Боже наш! Молитвами пречистої Владичиці нашої Богородиці і </w:t>
-      </w:r>
-      <w:proofErr w:type="spellStart"/>
-      <w:r>
-        <w:rPr>
-          <w:rFonts w:ascii="Times New Roman" w:eastAsia="Times New Roman" w:hAnsi="Times New Roman" w:cs="Times New Roman"/>
-          <w:sz w:val="24"/>
-          <w:szCs w:val="24"/>
-          <w:highlight w:val="yellow"/>
-        </w:rPr>
-        <w:t>Вседіви</w:t>
-      </w:r>
-      <w:proofErr w:type="spellEnd"/>
-      <w:r>
-        <w:rPr>
-          <w:rFonts w:ascii="Times New Roman" w:eastAsia="Times New Roman" w:hAnsi="Times New Roman" w:cs="Times New Roman"/>
-          <w:sz w:val="24"/>
-          <w:szCs w:val="24"/>
-          <w:highlight w:val="yellow"/>
-        </w:rPr>
-        <w:t xml:space="preserve"> Марії, </w:t>
-      </w:r>
-      <w:proofErr w:type="spellStart"/>
-      <w:r>
-        <w:rPr>
-          <w:rFonts w:ascii="Times New Roman" w:eastAsia="Times New Roman" w:hAnsi="Times New Roman" w:cs="Times New Roman"/>
-          <w:sz w:val="24"/>
-          <w:szCs w:val="24"/>
-          <w:highlight w:val="yellow"/>
-        </w:rPr>
-        <w:t>чесно́го</w:t>
-      </w:r>
-      <w:proofErr w:type="spellEnd"/>
-      <w:r>
-        <w:rPr>
-          <w:rFonts w:ascii="Times New Roman" w:eastAsia="Times New Roman" w:hAnsi="Times New Roman" w:cs="Times New Roman"/>
-          <w:sz w:val="24"/>
-          <w:szCs w:val="24"/>
-          <w:highlight w:val="yellow"/>
-        </w:rPr>
-        <w:t xml:space="preserve">, </w:t>
-      </w:r>
-      <w:proofErr w:type="spellStart"/>
-      <w:r>
-        <w:rPr>
-          <w:rFonts w:ascii="Times New Roman" w:eastAsia="Times New Roman" w:hAnsi="Times New Roman" w:cs="Times New Roman"/>
-          <w:sz w:val="24"/>
-          <w:szCs w:val="24"/>
-          <w:highlight w:val="yellow"/>
-        </w:rPr>
-        <w:t>сла́вного</w:t>
-      </w:r>
-      <w:proofErr w:type="spellEnd"/>
-      <w:r>
-        <w:rPr>
-          <w:rFonts w:ascii="Times New Roman" w:eastAsia="Times New Roman" w:hAnsi="Times New Roman" w:cs="Times New Roman"/>
-          <w:sz w:val="24"/>
-          <w:szCs w:val="24"/>
-          <w:highlight w:val="yellow"/>
-        </w:rPr>
-        <w:t xml:space="preserve"> </w:t>
-      </w:r>
-      <w:proofErr w:type="spellStart"/>
-      <w:r>
-        <w:rPr>
-          <w:rFonts w:ascii="Times New Roman" w:eastAsia="Times New Roman" w:hAnsi="Times New Roman" w:cs="Times New Roman"/>
-          <w:sz w:val="24"/>
-          <w:szCs w:val="24"/>
-          <w:highlight w:val="yellow"/>
-        </w:rPr>
-        <w:t>проро́ка</w:t>
-      </w:r>
-      <w:proofErr w:type="spellEnd"/>
-      <w:r>
-        <w:rPr>
-          <w:rFonts w:ascii="Times New Roman" w:eastAsia="Times New Roman" w:hAnsi="Times New Roman" w:cs="Times New Roman"/>
-          <w:sz w:val="24"/>
-          <w:szCs w:val="24"/>
-          <w:highlight w:val="yellow"/>
-        </w:rPr>
-        <w:t xml:space="preserve">, </w:t>
-      </w:r>
-      <w:proofErr w:type="spellStart"/>
-      <w:r>
-        <w:rPr>
-          <w:rFonts w:ascii="Times New Roman" w:eastAsia="Times New Roman" w:hAnsi="Times New Roman" w:cs="Times New Roman"/>
-          <w:sz w:val="24"/>
-          <w:szCs w:val="24"/>
-          <w:highlight w:val="yellow"/>
-        </w:rPr>
-        <w:t>Предте́чі</w:t>
-      </w:r>
-      <w:proofErr w:type="spellEnd"/>
-      <w:r>
-        <w:rPr>
-          <w:rFonts w:ascii="Times New Roman" w:eastAsia="Times New Roman" w:hAnsi="Times New Roman" w:cs="Times New Roman"/>
-          <w:sz w:val="24"/>
-          <w:szCs w:val="24"/>
-          <w:highlight w:val="yellow"/>
-        </w:rPr>
-        <w:t xml:space="preserve"> і </w:t>
-      </w:r>
-      <w:proofErr w:type="spellStart"/>
-      <w:r>
-        <w:rPr>
-          <w:rFonts w:ascii="Times New Roman" w:eastAsia="Times New Roman" w:hAnsi="Times New Roman" w:cs="Times New Roman"/>
-          <w:sz w:val="24"/>
-          <w:szCs w:val="24"/>
-          <w:highlight w:val="yellow"/>
-        </w:rPr>
-        <w:t>Хрести́теля</w:t>
-      </w:r>
-      <w:proofErr w:type="spellEnd"/>
-      <w:r>
-        <w:rPr>
-          <w:rFonts w:ascii="Times New Roman" w:eastAsia="Times New Roman" w:hAnsi="Times New Roman" w:cs="Times New Roman"/>
-          <w:sz w:val="24"/>
-          <w:szCs w:val="24"/>
-          <w:highlight w:val="yellow"/>
-        </w:rPr>
-        <w:t xml:space="preserve"> </w:t>
-      </w:r>
-      <w:proofErr w:type="spellStart"/>
-      <w:r>
-        <w:rPr>
-          <w:rFonts w:ascii="Times New Roman" w:eastAsia="Times New Roman" w:hAnsi="Times New Roman" w:cs="Times New Roman"/>
-          <w:sz w:val="24"/>
-          <w:szCs w:val="24"/>
-          <w:highlight w:val="yellow"/>
-        </w:rPr>
-        <w:t>Йоа́на</w:t>
-      </w:r>
-      <w:proofErr w:type="spellEnd"/>
-      <w:r>
-        <w:rPr>
-          <w:rFonts w:ascii="Times New Roman" w:eastAsia="Times New Roman" w:hAnsi="Times New Roman" w:cs="Times New Roman"/>
-          <w:sz w:val="24"/>
-          <w:szCs w:val="24"/>
-          <w:highlight w:val="yellow"/>
-        </w:rPr>
-        <w:t xml:space="preserve">, якого світлий празник </w:t>
-      </w:r>
-      <w:proofErr w:type="spellStart"/>
-      <w:r>
-        <w:rPr>
-          <w:rFonts w:ascii="Times New Roman" w:eastAsia="Times New Roman" w:hAnsi="Times New Roman" w:cs="Times New Roman"/>
-          <w:sz w:val="24"/>
-          <w:szCs w:val="24"/>
-          <w:highlight w:val="yellow"/>
-        </w:rPr>
-        <w:t>різдва</w:t>
-      </w:r>
-      <w:proofErr w:type="spellEnd"/>
-      <w:r>
-        <w:rPr>
-          <w:rFonts w:ascii="Times New Roman" w:eastAsia="Times New Roman" w:hAnsi="Times New Roman" w:cs="Times New Roman"/>
-          <w:sz w:val="24"/>
-          <w:szCs w:val="24"/>
-          <w:highlight w:val="yellow"/>
-        </w:rPr>
-        <w:t xml:space="preserve"> </w:t>
-      </w:r>
-      <w:proofErr w:type="spellStart"/>
-      <w:r>
-        <w:rPr>
-          <w:rFonts w:ascii="Times New Roman" w:eastAsia="Times New Roman" w:hAnsi="Times New Roman" w:cs="Times New Roman"/>
-          <w:sz w:val="24"/>
-          <w:szCs w:val="24"/>
-          <w:highlight w:val="yellow"/>
-        </w:rPr>
-        <w:t>днесь</w:t>
-      </w:r>
-      <w:proofErr w:type="spellEnd"/>
-      <w:r>
-        <w:rPr>
-          <w:rFonts w:ascii="Times New Roman" w:eastAsia="Times New Roman" w:hAnsi="Times New Roman" w:cs="Times New Roman"/>
-          <w:sz w:val="24"/>
-          <w:szCs w:val="24"/>
-          <w:highlight w:val="yellow"/>
-        </w:rPr>
-        <w:t xml:space="preserve"> урочисто святкуємо, і святого </w:t>
-      </w:r>
-      <w:r>
-        <w:rPr>
-          <w:rFonts w:ascii="Times New Roman" w:eastAsia="Times New Roman" w:hAnsi="Times New Roman" w:cs="Times New Roman"/>
-          <w:i/>
-          <w:color w:val="FF0000"/>
-          <w:sz w:val="24"/>
-          <w:szCs w:val="24"/>
-          <w:highlight w:val="yellow"/>
-        </w:rPr>
-        <w:t xml:space="preserve">(ім'я, </w:t>
-      </w:r>
-      <w:r>
-        <w:rPr>
-          <w:rFonts w:ascii="Times New Roman" w:eastAsia="Times New Roman" w:hAnsi="Times New Roman" w:cs="Times New Roman"/>
-          <w:i/>
-          <w:color w:val="FF0000"/>
-          <w:sz w:val="24"/>
-          <w:szCs w:val="24"/>
-          <w:highlight w:val="yellow"/>
-        </w:rPr>
-        <w:t>якого є храм)</w:t>
-      </w:r>
-    </w:p>
-    <w:p>
-      <w:pPr>
-        <w:pStyle w:val="2"/>
-        <w:spacing w:after="120" w:line="240" w:lineRule="auto"/>
-        <w:jc w:val="both"/>
-        <w:rPr>
-          <w:highlight w:val="yellow"/>
-        </w:rPr>
-      </w:pPr>
-      <w:bookmarkStart w:id="11" w:name="_heading=h.9qmccytiggt6" w:colFirst="0" w:colLast="0"/>
-      <w:bookmarkEnd w:id="11"/>
-      <w:proofErr w:type="spellStart"/>
-      <w:r>
-        <w:rPr>
-          <w:highlight w:val="yellow"/>
-        </w:rPr>
-        <w:lastRenderedPageBreak/>
-        <w:t>Replace</w:t>
-      </w:r>
-      <w:proofErr w:type="spellEnd"/>
-    </w:p>
-    <w:p>
-      <w:pPr>
-        <w:spacing w:after="120" w:line="240" w:lineRule="auto"/>
-        <w:jc w:val="both"/>
-      </w:pPr>
-      <w:r>
-        <w:rPr>
-          <w:rFonts w:ascii="Times New Roman" w:eastAsia="Times New Roman" w:hAnsi="Times New Roman" w:cs="Times New Roman"/>
-          <w:i/>
-          <w:color w:val="FF0000"/>
-          <w:sz w:val="24"/>
-          <w:szCs w:val="24"/>
-          <w:highlight w:val="yellow"/>
-        </w:rPr>
-        <w:t>Священик:</w:t>
-      </w:r>
-      <w:r>
-        <w:rPr>
-          <w:rFonts w:ascii="Times New Roman" w:eastAsia="Times New Roman" w:hAnsi="Times New Roman" w:cs="Times New Roman"/>
-          <w:sz w:val="24"/>
-          <w:szCs w:val="24"/>
-          <w:highlight w:val="yellow"/>
-        </w:rPr>
-        <w:t xml:space="preserve"> </w:t>
-      </w:r>
-      <w:proofErr w:type="spellStart"/>
-      <w:r>
-        <w:rPr>
-          <w:rFonts w:ascii="Times New Roman" w:eastAsia="Times New Roman" w:hAnsi="Times New Roman" w:cs="Times New Roman"/>
-          <w:sz w:val="24"/>
-          <w:szCs w:val="24"/>
-          <w:highlight w:val="yellow"/>
-        </w:rPr>
-        <w:t>Влади́ко</w:t>
-      </w:r>
-      <w:proofErr w:type="spellEnd"/>
-      <w:r>
-        <w:rPr>
-          <w:rFonts w:ascii="Times New Roman" w:eastAsia="Times New Roman" w:hAnsi="Times New Roman" w:cs="Times New Roman"/>
-          <w:sz w:val="24"/>
-          <w:szCs w:val="24"/>
-          <w:highlight w:val="yellow"/>
-        </w:rPr>
-        <w:t xml:space="preserve"> </w:t>
-      </w:r>
-      <w:proofErr w:type="spellStart"/>
-      <w:r>
-        <w:rPr>
-          <w:rFonts w:ascii="Times New Roman" w:eastAsia="Times New Roman" w:hAnsi="Times New Roman" w:cs="Times New Roman"/>
-          <w:sz w:val="24"/>
-          <w:szCs w:val="24"/>
-          <w:highlight w:val="yellow"/>
-        </w:rPr>
-        <w:t>многомилости́вий</w:t>
-      </w:r>
-      <w:proofErr w:type="spellEnd"/>
-      <w:r>
-        <w:rPr>
-          <w:rFonts w:ascii="Times New Roman" w:eastAsia="Times New Roman" w:hAnsi="Times New Roman" w:cs="Times New Roman"/>
-          <w:sz w:val="24"/>
-          <w:szCs w:val="24"/>
-          <w:highlight w:val="yellow"/>
-        </w:rPr>
-        <w:t xml:space="preserve">, </w:t>
-      </w:r>
-      <w:proofErr w:type="spellStart"/>
-      <w:r>
-        <w:rPr>
-          <w:rFonts w:ascii="Times New Roman" w:eastAsia="Times New Roman" w:hAnsi="Times New Roman" w:cs="Times New Roman"/>
-          <w:sz w:val="24"/>
-          <w:szCs w:val="24"/>
-          <w:highlight w:val="yellow"/>
-        </w:rPr>
-        <w:t>Го́споди</w:t>
-      </w:r>
-      <w:proofErr w:type="spellEnd"/>
-      <w:r>
-        <w:rPr>
-          <w:rFonts w:ascii="Times New Roman" w:eastAsia="Times New Roman" w:hAnsi="Times New Roman" w:cs="Times New Roman"/>
-          <w:sz w:val="24"/>
-          <w:szCs w:val="24"/>
-          <w:highlight w:val="yellow"/>
-        </w:rPr>
-        <w:t xml:space="preserve"> </w:t>
-      </w:r>
-      <w:proofErr w:type="spellStart"/>
-      <w:r>
-        <w:rPr>
-          <w:rFonts w:ascii="Times New Roman" w:eastAsia="Times New Roman" w:hAnsi="Times New Roman" w:cs="Times New Roman"/>
-          <w:sz w:val="24"/>
-          <w:szCs w:val="24"/>
-          <w:highlight w:val="yellow"/>
-        </w:rPr>
-        <w:t>Ісу́се</w:t>
-      </w:r>
-      <w:proofErr w:type="spellEnd"/>
-      <w:r>
-        <w:rPr>
-          <w:rFonts w:ascii="Times New Roman" w:eastAsia="Times New Roman" w:hAnsi="Times New Roman" w:cs="Times New Roman"/>
-          <w:sz w:val="24"/>
-          <w:szCs w:val="24"/>
-          <w:highlight w:val="yellow"/>
-        </w:rPr>
-        <w:t xml:space="preserve"> </w:t>
-      </w:r>
-      <w:proofErr w:type="spellStart"/>
-      <w:r>
-        <w:rPr>
-          <w:rFonts w:ascii="Times New Roman" w:eastAsia="Times New Roman" w:hAnsi="Times New Roman" w:cs="Times New Roman"/>
-          <w:sz w:val="24"/>
-          <w:szCs w:val="24"/>
-          <w:highlight w:val="yellow"/>
-        </w:rPr>
-        <w:t>Хри́сте</w:t>
-      </w:r>
-      <w:proofErr w:type="spellEnd"/>
-      <w:r>
-        <w:rPr>
-          <w:rFonts w:ascii="Times New Roman" w:eastAsia="Times New Roman" w:hAnsi="Times New Roman" w:cs="Times New Roman"/>
-          <w:sz w:val="24"/>
-          <w:szCs w:val="24"/>
-          <w:highlight w:val="yellow"/>
-        </w:rPr>
-        <w:t xml:space="preserve">, </w:t>
-      </w:r>
-      <w:proofErr w:type="spellStart"/>
-      <w:r>
-        <w:rPr>
-          <w:rFonts w:ascii="Times New Roman" w:eastAsia="Times New Roman" w:hAnsi="Times New Roman" w:cs="Times New Roman"/>
-          <w:sz w:val="24"/>
-          <w:szCs w:val="24"/>
-          <w:highlight w:val="yellow"/>
-        </w:rPr>
-        <w:t>Бо́же</w:t>
-      </w:r>
-      <w:proofErr w:type="spellEnd"/>
-      <w:r>
-        <w:rPr>
-          <w:rFonts w:ascii="Times New Roman" w:eastAsia="Times New Roman" w:hAnsi="Times New Roman" w:cs="Times New Roman"/>
-          <w:sz w:val="24"/>
-          <w:szCs w:val="24"/>
-          <w:highlight w:val="yellow"/>
-        </w:rPr>
-        <w:t xml:space="preserve"> наш!  </w:t>
-      </w:r>
-      <w:proofErr w:type="spellStart"/>
-      <w:r>
-        <w:rPr>
-          <w:rFonts w:ascii="Times New Roman" w:eastAsia="Times New Roman" w:hAnsi="Times New Roman" w:cs="Times New Roman"/>
-          <w:sz w:val="24"/>
-          <w:szCs w:val="24"/>
-          <w:highlight w:val="yellow"/>
-        </w:rPr>
-        <w:t>Молитва́ми</w:t>
-      </w:r>
-      <w:proofErr w:type="spellEnd"/>
-      <w:r>
-        <w:rPr>
-          <w:rFonts w:ascii="Times New Roman" w:eastAsia="Times New Roman" w:hAnsi="Times New Roman" w:cs="Times New Roman"/>
-          <w:sz w:val="24"/>
-          <w:szCs w:val="24"/>
-          <w:highlight w:val="yellow"/>
-        </w:rPr>
-        <w:t xml:space="preserve"> </w:t>
-      </w:r>
-      <w:proofErr w:type="spellStart"/>
-      <w:r>
-        <w:rPr>
-          <w:rFonts w:ascii="Times New Roman" w:eastAsia="Times New Roman" w:hAnsi="Times New Roman" w:cs="Times New Roman"/>
-          <w:sz w:val="24"/>
-          <w:szCs w:val="24"/>
-          <w:highlight w:val="yellow"/>
-        </w:rPr>
-        <w:t>пречи́стої</w:t>
-      </w:r>
-      <w:proofErr w:type="spellEnd"/>
-      <w:r>
-        <w:rPr>
-          <w:rFonts w:ascii="Times New Roman" w:eastAsia="Times New Roman" w:hAnsi="Times New Roman" w:cs="Times New Roman"/>
-          <w:sz w:val="24"/>
-          <w:szCs w:val="24"/>
-          <w:highlight w:val="yellow"/>
-        </w:rPr>
-        <w:t xml:space="preserve"> </w:t>
-      </w:r>
-      <w:proofErr w:type="spellStart"/>
-      <w:r>
-        <w:rPr>
-          <w:rFonts w:ascii="Times New Roman" w:eastAsia="Times New Roman" w:hAnsi="Times New Roman" w:cs="Times New Roman"/>
-          <w:sz w:val="24"/>
-          <w:szCs w:val="24"/>
-          <w:highlight w:val="yellow"/>
-        </w:rPr>
-        <w:t>Влади́чиці</w:t>
-      </w:r>
-      <w:proofErr w:type="spellEnd"/>
-      <w:r>
-        <w:rPr>
-          <w:rFonts w:ascii="Times New Roman" w:eastAsia="Times New Roman" w:hAnsi="Times New Roman" w:cs="Times New Roman"/>
-          <w:sz w:val="24"/>
-          <w:szCs w:val="24"/>
-          <w:highlight w:val="yellow"/>
-        </w:rPr>
-        <w:t xml:space="preserve"> </w:t>
-      </w:r>
-      <w:proofErr w:type="spellStart"/>
-      <w:r>
-        <w:rPr>
-          <w:rFonts w:ascii="Times New Roman" w:eastAsia="Times New Roman" w:hAnsi="Times New Roman" w:cs="Times New Roman"/>
-          <w:sz w:val="24"/>
-          <w:szCs w:val="24"/>
-          <w:highlight w:val="yellow"/>
-        </w:rPr>
-        <w:t>на́шої</w:t>
-      </w:r>
-      <w:proofErr w:type="spellEnd"/>
-      <w:r>
-        <w:rPr>
-          <w:rFonts w:ascii="Times New Roman" w:eastAsia="Times New Roman" w:hAnsi="Times New Roman" w:cs="Times New Roman"/>
-          <w:sz w:val="24"/>
-          <w:szCs w:val="24"/>
-          <w:highlight w:val="yellow"/>
-        </w:rPr>
-        <w:t xml:space="preserve"> </w:t>
-      </w:r>
-      <w:proofErr w:type="spellStart"/>
-      <w:r>
-        <w:rPr>
-          <w:rFonts w:ascii="Times New Roman" w:eastAsia="Times New Roman" w:hAnsi="Times New Roman" w:cs="Times New Roman"/>
-          <w:sz w:val="24"/>
-          <w:szCs w:val="24"/>
-          <w:highlight w:val="yellow"/>
-        </w:rPr>
-        <w:t>Богоро́диці</w:t>
-      </w:r>
-      <w:proofErr w:type="spellEnd"/>
-      <w:r>
-        <w:rPr>
-          <w:rFonts w:ascii="Times New Roman" w:eastAsia="Times New Roman" w:hAnsi="Times New Roman" w:cs="Times New Roman"/>
-          <w:sz w:val="24"/>
-          <w:szCs w:val="24"/>
-          <w:highlight w:val="yellow"/>
-        </w:rPr>
-        <w:t xml:space="preserve"> і </w:t>
-      </w:r>
-      <w:proofErr w:type="spellStart"/>
-      <w:r>
-        <w:rPr>
-          <w:rFonts w:ascii="Times New Roman" w:eastAsia="Times New Roman" w:hAnsi="Times New Roman" w:cs="Times New Roman"/>
-          <w:sz w:val="24"/>
-          <w:szCs w:val="24"/>
-          <w:highlight w:val="yellow"/>
-        </w:rPr>
-        <w:t>Присноді́ви</w:t>
-      </w:r>
-      <w:proofErr w:type="spellEnd"/>
-      <w:r>
-        <w:rPr>
-          <w:rFonts w:ascii="Times New Roman" w:eastAsia="Times New Roman" w:hAnsi="Times New Roman" w:cs="Times New Roman"/>
-          <w:sz w:val="24"/>
-          <w:szCs w:val="24"/>
-          <w:highlight w:val="yellow"/>
-        </w:rPr>
-        <w:t xml:space="preserve"> </w:t>
-      </w:r>
-      <w:proofErr w:type="spellStart"/>
-      <w:r>
-        <w:rPr>
-          <w:rFonts w:ascii="Times New Roman" w:eastAsia="Times New Roman" w:hAnsi="Times New Roman" w:cs="Times New Roman"/>
-          <w:sz w:val="24"/>
-          <w:szCs w:val="24"/>
-          <w:highlight w:val="yellow"/>
-        </w:rPr>
-        <w:t>Марі́ї</w:t>
-      </w:r>
-      <w:proofErr w:type="spellEnd"/>
-      <w:r>
-        <w:rPr>
-          <w:rFonts w:ascii="Times New Roman" w:eastAsia="Times New Roman" w:hAnsi="Times New Roman" w:cs="Times New Roman"/>
-          <w:sz w:val="24"/>
-          <w:szCs w:val="24"/>
-          <w:highlight w:val="yellow"/>
-        </w:rPr>
-        <w:t xml:space="preserve">; </w:t>
-      </w:r>
-      <w:proofErr w:type="spellStart"/>
-      <w:r>
-        <w:rPr>
-          <w:rFonts w:ascii="Times New Roman" w:eastAsia="Times New Roman" w:hAnsi="Times New Roman" w:cs="Times New Roman"/>
-          <w:sz w:val="24"/>
-          <w:szCs w:val="24"/>
-          <w:highlight w:val="yellow"/>
-        </w:rPr>
-        <w:t>чесно́го</w:t>
-      </w:r>
-      <w:proofErr w:type="spellEnd"/>
-      <w:r>
-        <w:rPr>
-          <w:rFonts w:ascii="Times New Roman" w:eastAsia="Times New Roman" w:hAnsi="Times New Roman" w:cs="Times New Roman"/>
-          <w:sz w:val="24"/>
-          <w:szCs w:val="24"/>
-          <w:highlight w:val="yellow"/>
-        </w:rPr>
-        <w:t xml:space="preserve">, </w:t>
-      </w:r>
-      <w:proofErr w:type="spellStart"/>
-      <w:r>
-        <w:rPr>
-          <w:rFonts w:ascii="Times New Roman" w:eastAsia="Times New Roman" w:hAnsi="Times New Roman" w:cs="Times New Roman"/>
-          <w:sz w:val="24"/>
-          <w:szCs w:val="24"/>
-          <w:highlight w:val="yellow"/>
-        </w:rPr>
-        <w:t>сла́вного</w:t>
-      </w:r>
-      <w:proofErr w:type="spellEnd"/>
-      <w:r>
-        <w:rPr>
-          <w:rFonts w:ascii="Times New Roman" w:eastAsia="Times New Roman" w:hAnsi="Times New Roman" w:cs="Times New Roman"/>
-          <w:sz w:val="24"/>
-          <w:szCs w:val="24"/>
-          <w:highlight w:val="yellow"/>
-        </w:rPr>
-        <w:t xml:space="preserve"> </w:t>
-      </w:r>
-      <w:proofErr w:type="spellStart"/>
-      <w:r>
-        <w:rPr>
-          <w:rFonts w:ascii="Times New Roman" w:eastAsia="Times New Roman" w:hAnsi="Times New Roman" w:cs="Times New Roman"/>
-          <w:sz w:val="24"/>
-          <w:szCs w:val="24"/>
-          <w:highlight w:val="yellow"/>
-        </w:rPr>
-        <w:t>проро́ка</w:t>
-      </w:r>
-      <w:proofErr w:type="spellEnd"/>
-      <w:r>
-        <w:rPr>
-          <w:rFonts w:ascii="Times New Roman" w:eastAsia="Times New Roman" w:hAnsi="Times New Roman" w:cs="Times New Roman"/>
-          <w:sz w:val="24"/>
-          <w:szCs w:val="24"/>
-          <w:highlight w:val="yellow"/>
-        </w:rPr>
-        <w:t xml:space="preserve">, </w:t>
-      </w:r>
-      <w:proofErr w:type="spellStart"/>
-      <w:r>
-        <w:rPr>
-          <w:rFonts w:ascii="Times New Roman" w:eastAsia="Times New Roman" w:hAnsi="Times New Roman" w:cs="Times New Roman"/>
-          <w:sz w:val="24"/>
-          <w:szCs w:val="24"/>
-          <w:highlight w:val="yellow"/>
-        </w:rPr>
-        <w:t>Предте́чі</w:t>
-      </w:r>
-      <w:proofErr w:type="spellEnd"/>
-      <w:r>
-        <w:rPr>
-          <w:rFonts w:ascii="Times New Roman" w:eastAsia="Times New Roman" w:hAnsi="Times New Roman" w:cs="Times New Roman"/>
-          <w:sz w:val="24"/>
-          <w:szCs w:val="24"/>
-          <w:highlight w:val="yellow"/>
-        </w:rPr>
-        <w:t xml:space="preserve"> і </w:t>
-      </w:r>
-      <w:proofErr w:type="spellStart"/>
-      <w:r>
-        <w:rPr>
-          <w:rFonts w:ascii="Times New Roman" w:eastAsia="Times New Roman" w:hAnsi="Times New Roman" w:cs="Times New Roman"/>
-          <w:sz w:val="24"/>
-          <w:szCs w:val="24"/>
-          <w:highlight w:val="yellow"/>
-        </w:rPr>
-        <w:t>Хрести́теля</w:t>
-      </w:r>
-      <w:proofErr w:type="spellEnd"/>
-      <w:r>
-        <w:rPr>
-          <w:rFonts w:ascii="Times New Roman" w:eastAsia="Times New Roman" w:hAnsi="Times New Roman" w:cs="Times New Roman"/>
-          <w:sz w:val="24"/>
-          <w:szCs w:val="24"/>
-          <w:highlight w:val="yellow"/>
-        </w:rPr>
-        <w:t xml:space="preserve"> </w:t>
-      </w:r>
-      <w:proofErr w:type="spellStart"/>
-      <w:r>
-        <w:rPr>
-          <w:rFonts w:ascii="Times New Roman" w:eastAsia="Times New Roman" w:hAnsi="Times New Roman" w:cs="Times New Roman"/>
-          <w:sz w:val="24"/>
-          <w:szCs w:val="24"/>
-          <w:highlight w:val="yellow"/>
-        </w:rPr>
-        <w:t>Йоа́на</w:t>
-      </w:r>
-      <w:proofErr w:type="spellEnd"/>
-      <w:r>
-        <w:rPr>
-          <w:rFonts w:ascii="Times New Roman" w:eastAsia="Times New Roman" w:hAnsi="Times New Roman" w:cs="Times New Roman"/>
-          <w:sz w:val="24"/>
-          <w:szCs w:val="24"/>
-          <w:highlight w:val="yellow"/>
-        </w:rPr>
-        <w:t xml:space="preserve">, якого світлий празник </w:t>
-      </w:r>
-      <w:proofErr w:type="spellStart"/>
-      <w:r>
-        <w:rPr>
-          <w:rFonts w:ascii="Times New Roman" w:eastAsia="Times New Roman" w:hAnsi="Times New Roman" w:cs="Times New Roman"/>
-          <w:sz w:val="24"/>
-          <w:szCs w:val="24"/>
-          <w:highlight w:val="yellow"/>
-        </w:rPr>
-        <w:t>рі</w:t>
-      </w:r>
-      <w:r>
-        <w:rPr>
-          <w:rFonts w:ascii="Times New Roman" w:eastAsia="Times New Roman" w:hAnsi="Times New Roman" w:cs="Times New Roman"/>
-          <w:sz w:val="24"/>
-          <w:szCs w:val="24"/>
-          <w:highlight w:val="yellow"/>
-        </w:rPr>
-        <w:t>здва</w:t>
-      </w:r>
-      <w:proofErr w:type="spellEnd"/>
-      <w:r>
-        <w:rPr>
-          <w:rFonts w:ascii="Times New Roman" w:eastAsia="Times New Roman" w:hAnsi="Times New Roman" w:cs="Times New Roman"/>
-          <w:sz w:val="24"/>
-          <w:szCs w:val="24"/>
-          <w:highlight w:val="yellow"/>
-        </w:rPr>
-        <w:t xml:space="preserve"> </w:t>
-      </w:r>
-      <w:proofErr w:type="spellStart"/>
-      <w:r>
-        <w:rPr>
-          <w:rFonts w:ascii="Times New Roman" w:eastAsia="Times New Roman" w:hAnsi="Times New Roman" w:cs="Times New Roman"/>
-          <w:sz w:val="24"/>
-          <w:szCs w:val="24"/>
-          <w:highlight w:val="yellow"/>
-        </w:rPr>
-        <w:t>днесь</w:t>
-      </w:r>
-      <w:proofErr w:type="spellEnd"/>
-      <w:r>
-        <w:rPr>
-          <w:rFonts w:ascii="Times New Roman" w:eastAsia="Times New Roman" w:hAnsi="Times New Roman" w:cs="Times New Roman"/>
-          <w:sz w:val="24"/>
-          <w:szCs w:val="24"/>
-          <w:highlight w:val="yellow"/>
-        </w:rPr>
-        <w:t xml:space="preserve"> урочисто святкуємо, і </w:t>
-      </w:r>
-      <w:proofErr w:type="spellStart"/>
-      <w:r>
-        <w:rPr>
-          <w:rFonts w:ascii="Times New Roman" w:eastAsia="Times New Roman" w:hAnsi="Times New Roman" w:cs="Times New Roman"/>
-          <w:sz w:val="24"/>
-          <w:szCs w:val="24"/>
-          <w:highlight w:val="yellow"/>
-        </w:rPr>
-        <w:t>свято́го</w:t>
-      </w:r>
-      <w:proofErr w:type="spellEnd"/>
-      <w:r>
-        <w:rPr>
-          <w:rFonts w:ascii="Times New Roman" w:eastAsia="Times New Roman" w:hAnsi="Times New Roman" w:cs="Times New Roman"/>
-          <w:sz w:val="24"/>
-          <w:szCs w:val="24"/>
-          <w:highlight w:val="yellow"/>
-        </w:rPr>
-        <w:t xml:space="preserve"> </w:t>
-      </w:r>
-      <w:r>
-        <w:rPr>
-          <w:rFonts w:ascii="Times New Roman" w:eastAsia="Times New Roman" w:hAnsi="Times New Roman" w:cs="Times New Roman"/>
-          <w:i/>
-          <w:color w:val="FF0000"/>
-          <w:sz w:val="24"/>
-          <w:szCs w:val="24"/>
-          <w:highlight w:val="yellow"/>
-        </w:rPr>
-        <w:t>(ім’я, якого є храм)</w:t>
-      </w:r>
-      <w:r>
-        <w:rPr>
-          <w:rFonts w:ascii="Times New Roman" w:eastAsia="Times New Roman" w:hAnsi="Times New Roman" w:cs="Times New Roman"/>
-          <w:sz w:val="24"/>
-          <w:szCs w:val="24"/>
-          <w:highlight w:val="yellow"/>
-        </w:rPr>
-        <w:t xml:space="preserve">, і </w:t>
-      </w:r>
-      <w:proofErr w:type="spellStart"/>
-      <w:r>
-        <w:rPr>
-          <w:rFonts w:ascii="Times New Roman" w:eastAsia="Times New Roman" w:hAnsi="Times New Roman" w:cs="Times New Roman"/>
-          <w:sz w:val="24"/>
-          <w:szCs w:val="24"/>
-          <w:highlight w:val="yellow"/>
-        </w:rPr>
-        <w:t>свято́го</w:t>
-      </w:r>
-      <w:proofErr w:type="spellEnd"/>
-      <w:r>
-        <w:rPr>
-          <w:rFonts w:ascii="Times New Roman" w:eastAsia="Times New Roman" w:hAnsi="Times New Roman" w:cs="Times New Roman"/>
-          <w:sz w:val="24"/>
-          <w:szCs w:val="24"/>
-          <w:highlight w:val="yellow"/>
-        </w:rPr>
-        <w:t xml:space="preserve"> </w:t>
-      </w:r>
-      <w:r>
-        <w:rPr>
-          <w:rFonts w:ascii="Times New Roman" w:eastAsia="Times New Roman" w:hAnsi="Times New Roman" w:cs="Times New Roman"/>
-          <w:i/>
-          <w:color w:val="FF0000"/>
-          <w:sz w:val="24"/>
-          <w:szCs w:val="24"/>
-          <w:highlight w:val="yellow"/>
-        </w:rPr>
-        <w:t>(ім’я, якого є день)</w:t>
-      </w:r>
-      <w:sdt>
-        <w:sdtPr>
-          <w:tag w:val="goog_rdk_0"/>
-          <w:id w:val="-1771850677"/>
-        </w:sdtPr>
-        <w:sdtEndPr/>
-        <w:sdtContent>
-          <w:r>
-            <w:rPr>
-              <w:rFonts w:ascii="Arial Unicode MS" w:eastAsia="Arial Unicode MS" w:hAnsi="Arial Unicode MS" w:cs="Arial Unicode MS"/>
-              <w:sz w:val="24"/>
-              <w:szCs w:val="24"/>
-              <w:highlight w:val="yellow"/>
-            </w:rPr>
-            <w:t xml:space="preserve">, і всіх </w:t>
-          </w:r>
-          <w:proofErr w:type="spellStart"/>
-          <w:r>
-            <w:rPr>
-              <w:rFonts w:ascii="Arial Unicode MS" w:eastAsia="Arial Unicode MS" w:hAnsi="Arial Unicode MS" w:cs="Arial Unicode MS"/>
-              <w:sz w:val="24"/>
-              <w:szCs w:val="24"/>
-              <w:highlight w:val="yellow"/>
-            </w:rPr>
-            <w:t>святи́х</w:t>
-          </w:r>
-          <w:proofErr w:type="spellEnd"/>
-          <w:r>
-            <w:rPr>
-              <w:rFonts w:ascii="Arial Unicode MS" w:eastAsia="Arial Unicode MS" w:hAnsi="Arial Unicode MS" w:cs="Arial Unicode MS"/>
-              <w:sz w:val="24"/>
-              <w:szCs w:val="24"/>
-              <w:highlight w:val="yellow"/>
-            </w:rPr>
-            <w:t xml:space="preserve"> − </w:t>
-          </w:r>
-          <w:proofErr w:type="spellStart"/>
-          <w:r>
-            <w:rPr>
-              <w:rFonts w:ascii="Arial Unicode MS" w:eastAsia="Arial Unicode MS" w:hAnsi="Arial Unicode MS" w:cs="Arial Unicode MS"/>
-              <w:sz w:val="24"/>
-              <w:szCs w:val="24"/>
-              <w:highlight w:val="yellow"/>
-            </w:rPr>
-            <w:t>приє́мну</w:t>
-          </w:r>
-          <w:proofErr w:type="spellEnd"/>
-          <w:r>
-            <w:rPr>
-              <w:rFonts w:ascii="Arial Unicode MS" w:eastAsia="Arial Unicode MS" w:hAnsi="Arial Unicode MS" w:cs="Arial Unicode MS"/>
-              <w:sz w:val="24"/>
-              <w:szCs w:val="24"/>
-              <w:highlight w:val="yellow"/>
-            </w:rPr>
-            <w:t xml:space="preserve"> вчини́ </w:t>
-          </w:r>
-          <w:proofErr w:type="spellStart"/>
-          <w:r>
-            <w:rPr>
-              <w:rFonts w:ascii="Arial Unicode MS" w:eastAsia="Arial Unicode MS" w:hAnsi="Arial Unicode MS" w:cs="Arial Unicode MS"/>
-              <w:sz w:val="24"/>
-              <w:szCs w:val="24"/>
-              <w:highlight w:val="yellow"/>
-            </w:rPr>
-            <w:t>моли́тву</w:t>
-          </w:r>
-          <w:proofErr w:type="spellEnd"/>
-          <w:r>
-            <w:rPr>
-              <w:rFonts w:ascii="Arial Unicode MS" w:eastAsia="Arial Unicode MS" w:hAnsi="Arial Unicode MS" w:cs="Arial Unicode MS"/>
-              <w:sz w:val="24"/>
-              <w:szCs w:val="24"/>
-              <w:highlight w:val="yellow"/>
-            </w:rPr>
-            <w:t xml:space="preserve"> </w:t>
-          </w:r>
-          <w:proofErr w:type="spellStart"/>
-          <w:r>
-            <w:rPr>
-              <w:rFonts w:ascii="Arial Unicode MS" w:eastAsia="Arial Unicode MS" w:hAnsi="Arial Unicode MS" w:cs="Arial Unicode MS"/>
-              <w:sz w:val="24"/>
-              <w:szCs w:val="24"/>
-              <w:highlight w:val="yellow"/>
-            </w:rPr>
-            <w:t>на́шу</w:t>
-          </w:r>
-          <w:proofErr w:type="spellEnd"/>
-          <w:r>
-            <w:rPr>
-              <w:rFonts w:ascii="Arial Unicode MS" w:eastAsia="Arial Unicode MS" w:hAnsi="Arial Unicode MS" w:cs="Arial Unicode MS"/>
-              <w:sz w:val="24"/>
-              <w:szCs w:val="24"/>
-              <w:highlight w:val="yellow"/>
-            </w:rPr>
-            <w:t xml:space="preserve">, </w:t>
-          </w:r>
-          <w:proofErr w:type="spellStart"/>
-          <w:r>
-            <w:rPr>
-              <w:rFonts w:ascii="Arial Unicode MS" w:eastAsia="Arial Unicode MS" w:hAnsi="Arial Unicode MS" w:cs="Arial Unicode MS"/>
-              <w:sz w:val="24"/>
-              <w:szCs w:val="24"/>
-              <w:highlight w:val="yellow"/>
-            </w:rPr>
-            <w:t>дару́й</w:t>
-          </w:r>
-          <w:proofErr w:type="spellEnd"/>
-          <w:r>
-            <w:rPr>
-              <w:rFonts w:ascii="Arial Unicode MS" w:eastAsia="Arial Unicode MS" w:hAnsi="Arial Unicode MS" w:cs="Arial Unicode MS"/>
-              <w:sz w:val="24"/>
-              <w:szCs w:val="24"/>
-              <w:highlight w:val="yellow"/>
-            </w:rPr>
-            <w:t xml:space="preserve"> нам </w:t>
-          </w:r>
-          <w:proofErr w:type="spellStart"/>
-          <w:r>
-            <w:rPr>
-              <w:rFonts w:ascii="Arial Unicode MS" w:eastAsia="Arial Unicode MS" w:hAnsi="Arial Unicode MS" w:cs="Arial Unicode MS"/>
-              <w:sz w:val="24"/>
-              <w:szCs w:val="24"/>
-              <w:highlight w:val="yellow"/>
-            </w:rPr>
-            <w:t>проще́ння</w:t>
-          </w:r>
-          <w:proofErr w:type="spellEnd"/>
-          <w:r>
-            <w:rPr>
-              <w:rFonts w:ascii="Arial Unicode MS" w:eastAsia="Arial Unicode MS" w:hAnsi="Arial Unicode MS" w:cs="Arial Unicode MS"/>
-              <w:sz w:val="24"/>
-              <w:szCs w:val="24"/>
-              <w:highlight w:val="yellow"/>
-            </w:rPr>
-            <w:t xml:space="preserve"> </w:t>
-          </w:r>
-          <w:proofErr w:type="spellStart"/>
-          <w:r>
-            <w:rPr>
-              <w:rFonts w:ascii="Arial Unicode MS" w:eastAsia="Arial Unicode MS" w:hAnsi="Arial Unicode MS" w:cs="Arial Unicode MS"/>
-              <w:sz w:val="24"/>
-              <w:szCs w:val="24"/>
-              <w:highlight w:val="yellow"/>
-            </w:rPr>
-            <w:t>гріхі́в</w:t>
-          </w:r>
-          <w:proofErr w:type="spellEnd"/>
-          <w:r>
-            <w:rPr>
-              <w:rFonts w:ascii="Arial Unicode MS" w:eastAsia="Arial Unicode MS" w:hAnsi="Arial Unicode MS" w:cs="Arial Unicode MS"/>
-              <w:sz w:val="24"/>
-              <w:szCs w:val="24"/>
-              <w:highlight w:val="yellow"/>
-            </w:rPr>
-            <w:t xml:space="preserve"> </w:t>
-          </w:r>
-          <w:proofErr w:type="spellStart"/>
-          <w:r>
-            <w:rPr>
-              <w:rFonts w:ascii="Arial Unicode MS" w:eastAsia="Arial Unicode MS" w:hAnsi="Arial Unicode MS" w:cs="Arial Unicode MS"/>
-              <w:sz w:val="24"/>
-              <w:szCs w:val="24"/>
-              <w:highlight w:val="yellow"/>
-            </w:rPr>
-            <w:t>на́ших</w:t>
-          </w:r>
-          <w:proofErr w:type="spellEnd"/>
-          <w:r>
-            <w:rPr>
-              <w:rFonts w:ascii="Arial Unicode MS" w:eastAsia="Arial Unicode MS" w:hAnsi="Arial Unicode MS" w:cs="Arial Unicode MS"/>
-              <w:sz w:val="24"/>
-              <w:szCs w:val="24"/>
-              <w:highlight w:val="yellow"/>
-            </w:rPr>
-            <w:t xml:space="preserve">, </w:t>
-          </w:r>
-          <w:proofErr w:type="spellStart"/>
-          <w:r>
-            <w:rPr>
-              <w:rFonts w:ascii="Arial Unicode MS" w:eastAsia="Arial Unicode MS" w:hAnsi="Arial Unicode MS" w:cs="Arial Unicode MS"/>
-              <w:sz w:val="24"/>
-              <w:szCs w:val="24"/>
-              <w:highlight w:val="yellow"/>
-            </w:rPr>
-            <w:t>покри́й</w:t>
-          </w:r>
-          <w:proofErr w:type="spellEnd"/>
-          <w:r>
-            <w:rPr>
-              <w:rFonts w:ascii="Arial Unicode MS" w:eastAsia="Arial Unicode MS" w:hAnsi="Arial Unicode MS" w:cs="Arial Unicode MS"/>
-              <w:sz w:val="24"/>
-              <w:szCs w:val="24"/>
-              <w:highlight w:val="yellow"/>
-            </w:rPr>
-            <w:t xml:space="preserve"> нас </w:t>
-          </w:r>
-          <w:proofErr w:type="spellStart"/>
-          <w:r>
-            <w:rPr>
-              <w:rFonts w:ascii="Arial Unicode MS" w:eastAsia="Arial Unicode MS" w:hAnsi="Arial Unicode MS" w:cs="Arial Unicode MS"/>
-              <w:sz w:val="24"/>
-              <w:szCs w:val="24"/>
-              <w:highlight w:val="yellow"/>
-            </w:rPr>
-            <w:t>ла́скою</w:t>
-          </w:r>
-          <w:proofErr w:type="spellEnd"/>
-          <w:r>
-            <w:rPr>
-              <w:rFonts w:ascii="Arial Unicode MS" w:eastAsia="Arial Unicode MS" w:hAnsi="Arial Unicode MS" w:cs="Arial Unicode MS"/>
-              <w:sz w:val="24"/>
-              <w:szCs w:val="24"/>
-              <w:highlight w:val="yellow"/>
-            </w:rPr>
-            <w:t xml:space="preserve"> </w:t>
-          </w:r>
-          <w:proofErr w:type="spellStart"/>
-          <w:r>
-            <w:rPr>
-              <w:rFonts w:ascii="Arial Unicode MS" w:eastAsia="Arial Unicode MS" w:hAnsi="Arial Unicode MS" w:cs="Arial Unicode MS"/>
-              <w:sz w:val="24"/>
-              <w:szCs w:val="24"/>
-              <w:highlight w:val="yellow"/>
-            </w:rPr>
-            <w:t>своє́ю</w:t>
-          </w:r>
-          <w:proofErr w:type="spellEnd"/>
-          <w:r>
-            <w:rPr>
-              <w:rFonts w:ascii="Arial Unicode MS" w:eastAsia="Arial Unicode MS" w:hAnsi="Arial Unicode MS" w:cs="Arial Unicode MS"/>
-              <w:sz w:val="24"/>
-              <w:szCs w:val="24"/>
-              <w:highlight w:val="yellow"/>
-            </w:rPr>
-            <w:t xml:space="preserve">, віджени́ від нас </w:t>
-          </w:r>
-          <w:proofErr w:type="spellStart"/>
-          <w:r>
-            <w:rPr>
-              <w:rFonts w:ascii="Arial Unicode MS" w:eastAsia="Arial Unicode MS" w:hAnsi="Arial Unicode MS" w:cs="Arial Unicode MS"/>
-              <w:sz w:val="24"/>
-              <w:szCs w:val="24"/>
-              <w:highlight w:val="yellow"/>
-            </w:rPr>
-            <w:t>вся́кого</w:t>
-          </w:r>
-          <w:proofErr w:type="spellEnd"/>
-          <w:r>
-            <w:rPr>
-              <w:rFonts w:ascii="Arial Unicode MS" w:eastAsia="Arial Unicode MS" w:hAnsi="Arial Unicode MS" w:cs="Arial Unicode MS"/>
-              <w:sz w:val="24"/>
-              <w:szCs w:val="24"/>
-              <w:highlight w:val="yellow"/>
-            </w:rPr>
-            <w:t xml:space="preserve"> </w:t>
-          </w:r>
-          <w:proofErr w:type="spellStart"/>
-          <w:r>
-            <w:rPr>
-              <w:rFonts w:ascii="Arial Unicode MS" w:eastAsia="Arial Unicode MS" w:hAnsi="Arial Unicode MS" w:cs="Arial Unicode MS"/>
-              <w:sz w:val="24"/>
-              <w:szCs w:val="24"/>
-              <w:highlight w:val="yellow"/>
-            </w:rPr>
-            <w:t>во́рога</w:t>
-          </w:r>
-          <w:proofErr w:type="spellEnd"/>
-          <w:r>
-            <w:rPr>
-              <w:rFonts w:ascii="Arial Unicode MS" w:eastAsia="Arial Unicode MS" w:hAnsi="Arial Unicode MS" w:cs="Arial Unicode MS"/>
-              <w:sz w:val="24"/>
-              <w:szCs w:val="24"/>
-              <w:highlight w:val="yellow"/>
-            </w:rPr>
-            <w:t xml:space="preserve"> й </w:t>
-          </w:r>
-          <w:proofErr w:type="spellStart"/>
-          <w:r>
-            <w:rPr>
-              <w:rFonts w:ascii="Arial Unicode MS" w:eastAsia="Arial Unicode MS" w:hAnsi="Arial Unicode MS" w:cs="Arial Unicode MS"/>
-              <w:sz w:val="24"/>
-              <w:szCs w:val="24"/>
-              <w:highlight w:val="yellow"/>
-            </w:rPr>
-            <w:t>супроти́в</w:t>
-          </w:r>
-          <w:r>
-            <w:rPr>
-              <w:rFonts w:ascii="Arial Unicode MS" w:eastAsia="Arial Unicode MS" w:hAnsi="Arial Unicode MS" w:cs="Arial Unicode MS"/>
-              <w:sz w:val="24"/>
-              <w:szCs w:val="24"/>
-              <w:highlight w:val="yellow"/>
-            </w:rPr>
-            <w:t>ника</w:t>
-          </w:r>
-          <w:proofErr w:type="spellEnd"/>
-          <w:r>
-            <w:rPr>
-              <w:rFonts w:ascii="Arial Unicode MS" w:eastAsia="Arial Unicode MS" w:hAnsi="Arial Unicode MS" w:cs="Arial Unicode MS"/>
-              <w:sz w:val="24"/>
-              <w:szCs w:val="24"/>
-              <w:highlight w:val="yellow"/>
-            </w:rPr>
-            <w:t xml:space="preserve">.  </w:t>
-          </w:r>
-          <w:proofErr w:type="spellStart"/>
-          <w:r>
-            <w:rPr>
-              <w:rFonts w:ascii="Arial Unicode MS" w:eastAsia="Arial Unicode MS" w:hAnsi="Arial Unicode MS" w:cs="Arial Unicode MS"/>
-              <w:sz w:val="24"/>
-              <w:szCs w:val="24"/>
-              <w:highlight w:val="yellow"/>
-            </w:rPr>
-            <w:t>Втихоми́р</w:t>
-          </w:r>
-          <w:proofErr w:type="spellEnd"/>
-          <w:r>
-            <w:rPr>
-              <w:rFonts w:ascii="Arial Unicode MS" w:eastAsia="Arial Unicode MS" w:hAnsi="Arial Unicode MS" w:cs="Arial Unicode MS"/>
-              <w:sz w:val="24"/>
-              <w:szCs w:val="24"/>
-              <w:highlight w:val="yellow"/>
-            </w:rPr>
-            <w:t xml:space="preserve"> життя́ </w:t>
-          </w:r>
-          <w:proofErr w:type="spellStart"/>
-          <w:r>
-            <w:rPr>
-              <w:rFonts w:ascii="Arial Unicode MS" w:eastAsia="Arial Unicode MS" w:hAnsi="Arial Unicode MS" w:cs="Arial Unicode MS"/>
-              <w:sz w:val="24"/>
-              <w:szCs w:val="24"/>
-              <w:highlight w:val="yellow"/>
-            </w:rPr>
-            <w:t>на́ше</w:t>
-          </w:r>
-          <w:proofErr w:type="spellEnd"/>
-          <w:r>
-            <w:rPr>
-              <w:rFonts w:ascii="Arial Unicode MS" w:eastAsia="Arial Unicode MS" w:hAnsi="Arial Unicode MS" w:cs="Arial Unicode MS"/>
-              <w:sz w:val="24"/>
-              <w:szCs w:val="24"/>
-              <w:highlight w:val="yellow"/>
-            </w:rPr>
-            <w:t xml:space="preserve">, </w:t>
-          </w:r>
-          <w:proofErr w:type="spellStart"/>
-          <w:r>
-            <w:rPr>
-              <w:rFonts w:ascii="Arial Unicode MS" w:eastAsia="Arial Unicode MS" w:hAnsi="Arial Unicode MS" w:cs="Arial Unicode MS"/>
-              <w:sz w:val="24"/>
-              <w:szCs w:val="24"/>
-              <w:highlight w:val="yellow"/>
-            </w:rPr>
-            <w:t>Го́споди</w:t>
-          </w:r>
-          <w:proofErr w:type="spellEnd"/>
-          <w:r>
-            <w:rPr>
-              <w:rFonts w:ascii="Arial Unicode MS" w:eastAsia="Arial Unicode MS" w:hAnsi="Arial Unicode MS" w:cs="Arial Unicode MS"/>
-              <w:sz w:val="24"/>
-              <w:szCs w:val="24"/>
-              <w:highlight w:val="yellow"/>
-            </w:rPr>
-            <w:t xml:space="preserve">, </w:t>
-          </w:r>
-          <w:proofErr w:type="spellStart"/>
-          <w:r>
-            <w:rPr>
-              <w:rFonts w:ascii="Arial Unicode MS" w:eastAsia="Arial Unicode MS" w:hAnsi="Arial Unicode MS" w:cs="Arial Unicode MS"/>
-              <w:sz w:val="24"/>
-              <w:szCs w:val="24"/>
-              <w:highlight w:val="yellow"/>
-            </w:rPr>
-            <w:t>поми́луй</w:t>
-          </w:r>
-          <w:proofErr w:type="spellEnd"/>
-          <w:r>
-            <w:rPr>
-              <w:rFonts w:ascii="Arial Unicode MS" w:eastAsia="Arial Unicode MS" w:hAnsi="Arial Unicode MS" w:cs="Arial Unicode MS"/>
-              <w:sz w:val="24"/>
-              <w:szCs w:val="24"/>
-              <w:highlight w:val="yellow"/>
-            </w:rPr>
-            <w:t xml:space="preserve"> нас і світ твій і спаси́ душі </w:t>
-          </w:r>
-          <w:proofErr w:type="spellStart"/>
-          <w:r>
-            <w:rPr>
-              <w:rFonts w:ascii="Arial Unicode MS" w:eastAsia="Arial Unicode MS" w:hAnsi="Arial Unicode MS" w:cs="Arial Unicode MS"/>
-              <w:sz w:val="24"/>
-              <w:szCs w:val="24"/>
-              <w:highlight w:val="yellow"/>
-            </w:rPr>
-            <w:t>на́ші</w:t>
-          </w:r>
-          <w:proofErr w:type="spellEnd"/>
-          <w:r>
-            <w:rPr>
-              <w:rFonts w:ascii="Arial Unicode MS" w:eastAsia="Arial Unicode MS" w:hAnsi="Arial Unicode MS" w:cs="Arial Unicode MS"/>
-              <w:sz w:val="24"/>
-              <w:szCs w:val="24"/>
-              <w:highlight w:val="yellow"/>
-            </w:rPr>
-            <w:t xml:space="preserve">, як </w:t>
-          </w:r>
-          <w:proofErr w:type="spellStart"/>
-          <w:r>
-            <w:rPr>
-              <w:rFonts w:ascii="Arial Unicode MS" w:eastAsia="Arial Unicode MS" w:hAnsi="Arial Unicode MS" w:cs="Arial Unicode MS"/>
-              <w:sz w:val="24"/>
-              <w:szCs w:val="24"/>
-              <w:highlight w:val="yellow"/>
-            </w:rPr>
-            <w:t>благи́й</w:t>
-          </w:r>
-          <w:proofErr w:type="spellEnd"/>
-          <w:r>
-            <w:rPr>
-              <w:rFonts w:ascii="Arial Unicode MS" w:eastAsia="Arial Unicode MS" w:hAnsi="Arial Unicode MS" w:cs="Arial Unicode MS"/>
-              <w:sz w:val="24"/>
-              <w:szCs w:val="24"/>
-              <w:highlight w:val="yellow"/>
-            </w:rPr>
-            <w:t xml:space="preserve"> і </w:t>
-          </w:r>
-          <w:proofErr w:type="spellStart"/>
-          <w:r>
-            <w:rPr>
-              <w:rFonts w:ascii="Arial Unicode MS" w:eastAsia="Arial Unicode MS" w:hAnsi="Arial Unicode MS" w:cs="Arial Unicode MS"/>
-              <w:sz w:val="24"/>
-              <w:szCs w:val="24"/>
-              <w:highlight w:val="yellow"/>
-            </w:rPr>
-            <w:t>людинолю́бець</w:t>
-          </w:r>
-          <w:proofErr w:type="spellEnd"/>
-          <w:r>
-            <w:rPr>
-              <w:rFonts w:ascii="Arial Unicode MS" w:eastAsia="Arial Unicode MS" w:hAnsi="Arial Unicode MS" w:cs="Arial Unicode MS"/>
-              <w:sz w:val="24"/>
-              <w:szCs w:val="24"/>
-              <w:highlight w:val="yellow"/>
-            </w:rPr>
-            <w:t>.</w:t>
-          </w:r>
-        </w:sdtContent>
-      </w:sdt>
-    </w:p>
-    <w:p>
-      <w:pPr>
-        <w:spacing w:after="120" w:line="240" w:lineRule="auto"/>
-        <w:jc w:val="both"/>
-      </w:pPr>
-    </w:p>
-    <w:p>
-      <w:pPr>
-        <w:spacing w:after="120" w:line="240" w:lineRule="auto"/>
-        <w:jc w:val="both"/>
-      </w:pPr>
-    </w:p>
-    <w:p>
-      <w:pPr>
-        <w:pStyle w:val="1"/>
-      </w:pPr>
-      <w:r>
         <w:rPr>
           <w:lang w:val="en-US"/>
         </w:rPr>
@@ -25405,6 +23336,7 @@
         <w:rPr>
           <w:lang w:val="en-US"/>
         </w:rPr>
+        <w:lastRenderedPageBreak/>
         <w:t>Replace</w:t>
       </w:r>
     </w:p>
@@ -25456,7 +23388,7 @@
 </file>
 
 <file path=word/styles.xml><?xml version="1.0" encoding="utf-8"?>
-<w:styles xmlns:mc="http://schemas.openxmlformats.org/markup-compatibility/2006" xmlns:r="http://schemas.openxmlformats.org/officeDocument/2006/relationships" xmlns:w="http://schemas.openxmlformats.org/wordprocessingml/2006/main" xmlns:w14="http://schemas.microsoft.com/office/word/2010/wordml" xmlns:w15="http://schemas.microsoft.com/office/word/2012/wordml" xmlns:w16cex="http://schemas.microsoft.com/office/word/2018/wordml/cex" xmlns:w16cid="http://schemas.microsoft.com/office/word/2016/wordml/cid" xmlns:w16="http://schemas.microsoft.com/office/word/2018/wordml" xmlns:w16sdtdh="http://schemas.microsoft.com/office/word/2020/wordml/sdtdatahash" xmlns:w16se="http://schemas.microsoft.com/office/word/2015/wordml/symex" mc:Ignorable="w14 w15 w16se w16cid w16 w16cex w16sdtdh">
+<w:styles xmlns:mc="http://schemas.openxmlformats.org/markup-compatibility/2006" xmlns:r="http://schemas.openxmlformats.org/officeDocument/2006/relationships" xmlns:w="http://schemas.openxmlformats.org/wordprocessingml/2006/main" xmlns:w14="http://schemas.microsoft.com/office/word/2010/wordml" xmlns:w15="http://schemas.microsoft.com/office/word/2012/wordml" xmlns:w16cex="http://schemas.microsoft.com/office/word/2018/wordml/cex" xmlns:w16cid="http://schemas.microsoft.com/office/word/2016/wordml/cid" xmlns:w16="http://schemas.microsoft.com/office/word/2018/wordml" xmlns:w16du="http://schemas.microsoft.com/office/word/2023/wordml/word16du" xmlns:w16sdtdh="http://schemas.microsoft.com/office/word/2020/wordml/sdtdatahash" xmlns:w16se="http://schemas.microsoft.com/office/word/2015/wordml/symex" mc:Ignorable="w14 w15 w16se w16cid w16 w16cex w16sdtdh w16du">
   <w:docDefaults>
     <w:rPrDefault>
       <w:rPr>

--- a/docx_resources/заміна-рубрики.docx
+++ b/docx_resources/заміна-рубрики.docx
@@ -505,7 +505,16 @@
           <w:sz w:val="24"/>
           <w:szCs w:val="24"/>
         </w:rPr>
-        <w:t xml:space="preserve">, і за боголюбивого Єпископа нашого Кир </w:t>
+        <w:t xml:space="preserve">, і за </w:t>
+      </w:r>
+      <w:r>
+        <w:rPr>
+          <w:rFonts w:ascii="Times New Roman" w:eastAsia="Times New Roman" w:hAnsi="Times New Roman" w:cs="Times New Roman"/>
+          <w:sz w:val="24"/>
+          <w:szCs w:val="24"/>
+        </w:rPr>
+        <w:lastRenderedPageBreak/>
+        <w:t xml:space="preserve">боголюбивого Єпископа нашого Кир </w:t>
       </w:r>
       <w:r>
         <w:rPr>
@@ -1474,6 +1483,7 @@
         <w:rPr>
           <w:rFonts w:ascii="Times New Roman" w:hAnsi="Times New Roman" w:cs="Times New Roman"/>
         </w:rPr>
+        <w:lastRenderedPageBreak/>
         <w:t>Уніфікаційні</w:t>
       </w:r>
       <w:proofErr w:type="spellEnd"/>
@@ -2493,6 +2503,7 @@
         <w:rPr>
           <w:rFonts w:ascii="Times New Roman" w:hAnsi="Times New Roman" w:cs="Times New Roman"/>
         </w:rPr>
+        <w:lastRenderedPageBreak/>
         <w:t>[ЛПД][Піст]: Молитва Причасника</w:t>
       </w:r>
     </w:p>
@@ -3854,6 +3865,7 @@
           <w:sz w:val="24"/>
           <w:szCs w:val="24"/>
         </w:rPr>
+        <w:lastRenderedPageBreak/>
         <w:t>Replace</w:t>
       </w:r>
       <w:proofErr w:type="spellEnd"/>
@@ -5033,6 +5045,7 @@
           <w:sz w:val="24"/>
           <w:szCs w:val="24"/>
         </w:rPr>
+        <w:lastRenderedPageBreak/>
         <w:t>Вірні:</w:t>
       </w:r>
       <w:r>
@@ -6020,6 +6033,7 @@
           <w:sz w:val="24"/>
           <w:szCs w:val="24"/>
         </w:rPr>
+        <w:lastRenderedPageBreak/>
         <w:t>За мир усього світу, добрий стан святих Божих церков і з’єднання всіх Господеві помолімся.</w:t>
       </w:r>
     </w:p>
@@ -7133,6 +7147,7 @@
         <w:rPr>
           <w:rFonts w:ascii="Times New Roman" w:hAnsi="Times New Roman" w:cs="Times New Roman"/>
         </w:rPr>
+        <w:lastRenderedPageBreak/>
         <w:t>[В/У] Мала єктенія</w:t>
       </w:r>
     </w:p>
@@ -8991,6 +9006,7 @@
           <w:sz w:val="24"/>
           <w:szCs w:val="24"/>
         </w:rPr>
+        <w:lastRenderedPageBreak/>
         <w:t>Нехай піднесеться молитва моя,* мов кадило перед тобою;* підношення рук моїх,* як жертва вечірня.* Вислухай мене, Господи.</w:t>
       </w:r>
     </w:p>
@@ -11119,6 +11135,7 @@
           <w:sz w:val="24"/>
           <w:szCs w:val="24"/>
         </w:rPr>
+        <w:lastRenderedPageBreak/>
         <w:t>Вірні:</w:t>
       </w:r>
       <w:r>
@@ -12293,6 +12310,7 @@
           <w:sz w:val="24"/>
           <w:szCs w:val="24"/>
         </w:rPr>
+        <w:lastRenderedPageBreak/>
         <w:t>Ще молимось за Богом бережений народ наш, за правління і за все військо.</w:t>
       </w:r>
     </w:p>
@@ -13336,6 +13354,7 @@
           <w:sz w:val="24"/>
           <w:szCs w:val="24"/>
         </w:rPr>
+        <w:lastRenderedPageBreak/>
         <w:t xml:space="preserve">Ще молимось за святішого вселенського архиєрея Франциска, папу Римського, і за блаженнішого патріярха нашого Святослава, і за преосвященнішого архиєпископа і митрополита нашого кир </w:t>
       </w:r>
       <w:r>
@@ -14043,6 +14062,7 @@
         <w:rPr>
           <w:rFonts w:ascii="Times New Roman" w:hAnsi="Times New Roman" w:cs="Times New Roman"/>
         </w:rPr>
+        <w:lastRenderedPageBreak/>
         <w:t>[В/У] “Заступи, спаси помилуй”</w:t>
       </w:r>
     </w:p>
@@ -14938,6 +14958,7 @@
         <w:rPr>
           <w:rFonts w:ascii="Times New Roman" w:hAnsi="Times New Roman" w:cs="Times New Roman"/>
         </w:rPr>
+        <w:lastRenderedPageBreak/>
         <w:t>[В/У] Прохальна єктенія (прохання, шаблони старі, диякон)</w:t>
       </w:r>
     </w:p>
@@ -15979,6 +16000,7 @@
         <w:rPr>
           <w:rFonts w:ascii="Times New Roman" w:hAnsi="Times New Roman" w:cs="Times New Roman"/>
         </w:rPr>
+        <w:lastRenderedPageBreak/>
         <w:t>[В/У] Прохальна єктенія (прохання, шаблони нові)</w:t>
       </w:r>
     </w:p>
@@ -16917,6 +16939,7 @@
           <w:sz w:val="24"/>
           <w:szCs w:val="24"/>
         </w:rPr>
+        <w:lastRenderedPageBreak/>
         <w:t>Вірні:</w:t>
       </w:r>
       <w:r>
@@ -17634,6 +17657,7 @@
         <w:rPr>
           <w:rFonts w:ascii="Times New Roman" w:hAnsi="Times New Roman" w:cs="Times New Roman"/>
         </w:rPr>
+        <w:lastRenderedPageBreak/>
         <w:t>[В/У] Виголос “Бо Твоя є влада”</w:t>
       </w:r>
     </w:p>
@@ -18088,6 +18112,7 @@
         <w:rPr>
           <w:rFonts w:ascii="Times New Roman" w:hAnsi="Times New Roman" w:cs="Times New Roman"/>
         </w:rPr>
+        <w:lastRenderedPageBreak/>
         <w:t xml:space="preserve">[У] Виголос “Благодаттю і щедротами” (по псалмі 50, </w:t>
       </w:r>
       <w:proofErr w:type="spellStart"/>
@@ -18655,6 +18680,7 @@
           <w:sz w:val="24"/>
           <w:szCs w:val="24"/>
         </w:rPr>
+        <w:lastRenderedPageBreak/>
         <w:t>Replace</w:t>
       </w:r>
       <w:proofErr w:type="spellEnd"/>
@@ -19943,6 +19969,7 @@
           <w:sz w:val="24"/>
           <w:szCs w:val="24"/>
         </w:rPr>
+        <w:lastRenderedPageBreak/>
         <w:t xml:space="preserve">Пресвята Тройце, помилуй нас;* Господи, очисти гріхи наші;* Владико, прости беззаконня наші;* Святий, завітай і зціли </w:t>
       </w:r>
       <w:proofErr w:type="spellStart"/>
@@ -21547,6 +21574,7 @@
           <w:sz w:val="24"/>
           <w:szCs w:val="24"/>
         </w:rPr>
+        <w:lastRenderedPageBreak/>
         <w:t>Усю звірину, що в полі, вони напувають,* дикі осли там гасять свою спрагу.</w:t>
       </w:r>
     </w:p>
@@ -22639,6 +22667,7 @@
           <w:sz w:val="24"/>
           <w:szCs w:val="24"/>
         </w:rPr>
+        <w:lastRenderedPageBreak/>
         <w:t xml:space="preserve">Із хмар собі́ </w:t>
       </w:r>
       <w:proofErr w:type="spellStart"/>
@@ -26944,6 +26973,7 @@
           <w:sz w:val="24"/>
           <w:szCs w:val="24"/>
         </w:rPr>
+        <w:lastRenderedPageBreak/>
         <w:t>Неха́й</w:t>
       </w:r>
       <w:proofErr w:type="spellEnd"/>
@@ -29321,6 +29351,7 @@
           <w:sz w:val="24"/>
           <w:szCs w:val="24"/>
         </w:rPr>
+        <w:lastRenderedPageBreak/>
         <w:t xml:space="preserve">І </w:t>
       </w:r>
       <w:proofErr w:type="spellStart"/>
@@ -31376,6 +31407,7 @@
         <w:rPr>
           <w:rFonts w:ascii="Times New Roman" w:hAnsi="Times New Roman" w:cs="Times New Roman"/>
         </w:rPr>
+        <w:lastRenderedPageBreak/>
         <w:t>Search</w:t>
       </w:r>
       <w:proofErr w:type="spellEnd"/>
@@ -33186,6 +33218,7 @@
           <w:sz w:val="24"/>
           <w:szCs w:val="24"/>
         </w:rPr>
+        <w:lastRenderedPageBreak/>
         <w:t>Псалом 141</w:t>
       </w:r>
     </w:p>
@@ -35000,6 +35033,7 @@
         <w:rPr>
           <w:rFonts w:ascii="Times New Roman" w:hAnsi="Times New Roman" w:cs="Times New Roman"/>
         </w:rPr>
+        <w:lastRenderedPageBreak/>
         <w:t>[В] Стих 10 - зі стихирою</w:t>
       </w:r>
     </w:p>
@@ -36062,6 +36096,7 @@
           <w:u w:val="single"/>
         </w:rPr>
       </w:pPr>
+      <w:bookmarkStart w:id="51" w:name="_Hlk173382983"/>
       <w:r>
         <w:rPr>
           <w:rFonts w:ascii="Times New Roman" w:eastAsia="Times New Roman" w:hAnsi="Times New Roman" w:cs="Times New Roman"/>
@@ -36081,7 +36116,6 @@
         </w:rPr>
         <w:t xml:space="preserve"> </w:t>
       </w:r>
-      <w:proofErr w:type="spellStart"/>
       <w:r>
         <w:rPr>
           <w:rFonts w:ascii="Times New Roman" w:eastAsia="Times New Roman" w:hAnsi="Times New Roman" w:cs="Times New Roman"/>
@@ -36089,9 +36123,9 @@
           <w:szCs w:val="24"/>
           <w:u w:val="single"/>
         </w:rPr>
-        <w:t>Ви́веди</w:t>
-      </w:r>
-      <w:proofErr w:type="spellEnd"/>
+        <w:t xml:space="preserve">Коли́ Ти, </w:t>
+      </w:r>
+      <w:proofErr w:type="spellStart"/>
       <w:r>
         <w:rPr>
           <w:rFonts w:ascii="Times New Roman" w:eastAsia="Times New Roman" w:hAnsi="Times New Roman" w:cs="Times New Roman"/>
@@ -36099,9 +36133,9 @@
           <w:szCs w:val="24"/>
           <w:u w:val="single"/>
         </w:rPr>
-        <w:t xml:space="preserve"> з </w:t>
-      </w:r>
-      <w:proofErr w:type="spellStart"/>
+        <w:t>Го́споди</w:t>
+      </w:r>
+      <w:proofErr w:type="spellEnd"/>
       <w:r>
         <w:rPr>
           <w:rFonts w:ascii="Times New Roman" w:eastAsia="Times New Roman" w:hAnsi="Times New Roman" w:cs="Times New Roman"/>
@@ -36109,9 +36143,9 @@
           <w:szCs w:val="24"/>
           <w:u w:val="single"/>
         </w:rPr>
-        <w:t>в’язни́ці</w:t>
-      </w:r>
-      <w:proofErr w:type="spellEnd"/>
+        <w:t xml:space="preserve">, </w:t>
+      </w:r>
+      <w:proofErr w:type="spellStart"/>
       <w:r>
         <w:rPr>
           <w:rFonts w:ascii="Times New Roman" w:eastAsia="Times New Roman" w:hAnsi="Times New Roman" w:cs="Times New Roman"/>
@@ -36119,9 +36153,9 @@
           <w:szCs w:val="24"/>
           <w:u w:val="single"/>
         </w:rPr>
-        <w:t xml:space="preserve"> мою́ </w:t>
-      </w:r>
-      <w:proofErr w:type="spellStart"/>
+        <w:t>зважа́тимеш</w:t>
+      </w:r>
+      <w:proofErr w:type="spellEnd"/>
       <w:r>
         <w:rPr>
           <w:rFonts w:ascii="Times New Roman" w:eastAsia="Times New Roman" w:hAnsi="Times New Roman" w:cs="Times New Roman"/>
@@ -36129,9 +36163,9 @@
           <w:szCs w:val="24"/>
           <w:u w:val="single"/>
         </w:rPr>
-        <w:t>ду́шу</w:t>
-      </w:r>
-      <w:proofErr w:type="spellEnd"/>
+        <w:t xml:space="preserve"> на </w:t>
+      </w:r>
+      <w:proofErr w:type="spellStart"/>
       <w:r>
         <w:rPr>
           <w:rFonts w:ascii="Times New Roman" w:eastAsia="Times New Roman" w:hAnsi="Times New Roman" w:cs="Times New Roman"/>
@@ -36139,9 +36173,9 @@
           <w:szCs w:val="24"/>
           <w:u w:val="single"/>
         </w:rPr>
-        <w:t xml:space="preserve">,* щоб </w:t>
-      </w:r>
-      <w:proofErr w:type="spellStart"/>
+        <w:t>беззако́ння</w:t>
+      </w:r>
+      <w:proofErr w:type="spellEnd"/>
       <w:r>
         <w:rPr>
           <w:rFonts w:ascii="Times New Roman" w:eastAsia="Times New Roman" w:hAnsi="Times New Roman" w:cs="Times New Roman"/>
@@ -36149,9 +36183,9 @@
           <w:szCs w:val="24"/>
           <w:u w:val="single"/>
         </w:rPr>
-        <w:t>дя́кувати</w:t>
-      </w:r>
-      <w:proofErr w:type="spellEnd"/>
+        <w:t xml:space="preserve">, то хто </w:t>
+      </w:r>
+      <w:proofErr w:type="spellStart"/>
       <w:r>
         <w:rPr>
           <w:rFonts w:ascii="Times New Roman" w:eastAsia="Times New Roman" w:hAnsi="Times New Roman" w:cs="Times New Roman"/>
@@ -36159,9 +36193,9 @@
           <w:szCs w:val="24"/>
           <w:u w:val="single"/>
         </w:rPr>
-        <w:t xml:space="preserve"> </w:t>
-      </w:r>
-      <w:proofErr w:type="spellStart"/>
+        <w:t>всто́їться</w:t>
+      </w:r>
+      <w:proofErr w:type="spellEnd"/>
       <w:r>
         <w:rPr>
           <w:rFonts w:ascii="Times New Roman" w:eastAsia="Times New Roman" w:hAnsi="Times New Roman" w:cs="Times New Roman"/>
@@ -36169,9 +36203,9 @@
           <w:szCs w:val="24"/>
           <w:u w:val="single"/>
         </w:rPr>
-        <w:t>І́мені</w:t>
-      </w:r>
-      <w:proofErr w:type="spellEnd"/>
+        <w:t xml:space="preserve">, Го́споди.* Та в </w:t>
+      </w:r>
+      <w:proofErr w:type="spellStart"/>
       <w:r>
         <w:rPr>
           <w:rFonts w:ascii="Times New Roman" w:eastAsia="Times New Roman" w:hAnsi="Times New Roman" w:cs="Times New Roman"/>
@@ -36179,9 +36213,9 @@
           <w:szCs w:val="24"/>
           <w:u w:val="single"/>
         </w:rPr>
-        <w:t xml:space="preserve"> </w:t>
-      </w:r>
-      <w:proofErr w:type="spellStart"/>
+        <w:t>Те́бе</w:t>
+      </w:r>
+      <w:proofErr w:type="spellEnd"/>
       <w:r>
         <w:rPr>
           <w:rFonts w:ascii="Times New Roman" w:eastAsia="Times New Roman" w:hAnsi="Times New Roman" w:cs="Times New Roman"/>
@@ -36189,7 +36223,17 @@
           <w:szCs w:val="24"/>
           <w:u w:val="single"/>
         </w:rPr>
-        <w:t>Твоє́му</w:t>
+        <w:t xml:space="preserve"> є </w:t>
+      </w:r>
+      <w:proofErr w:type="spellStart"/>
+      <w:r>
+        <w:rPr>
+          <w:rFonts w:ascii="Times New Roman" w:eastAsia="Times New Roman" w:hAnsi="Times New Roman" w:cs="Times New Roman"/>
+          <w:sz w:val="24"/>
+          <w:szCs w:val="24"/>
+          <w:u w:val="single"/>
+        </w:rPr>
+        <w:t>проще́ння</w:t>
       </w:r>
       <w:proofErr w:type="spellEnd"/>
       <w:r>
@@ -36211,8 +36255,9 @@
           <w:rFonts w:ascii="Times New Roman" w:hAnsi="Times New Roman" w:cs="Times New Roman"/>
         </w:rPr>
       </w:pPr>
-      <w:bookmarkStart w:id="51" w:name="_heading=h.kyry43s6hjf5" w:colFirst="0" w:colLast="0"/>
+      <w:bookmarkStart w:id="52" w:name="_heading=h.kyry43s6hjf5" w:colFirst="0" w:colLast="0"/>
       <w:bookmarkEnd w:id="51"/>
+      <w:bookmarkEnd w:id="52"/>
       <w:r>
         <w:rPr>
           <w:rFonts w:ascii="Times New Roman" w:hAnsi="Times New Roman" w:cs="Times New Roman"/>
@@ -36229,8 +36274,8 @@
           <w:rFonts w:ascii="Times New Roman" w:hAnsi="Times New Roman" w:cs="Times New Roman"/>
         </w:rPr>
       </w:pPr>
-      <w:bookmarkStart w:id="52" w:name="_heading=h.9ngufcoejdri" w:colFirst="0" w:colLast="0"/>
-      <w:bookmarkEnd w:id="52"/>
+      <w:bookmarkStart w:id="53" w:name="_heading=h.9ngufcoejdri" w:colFirst="0" w:colLast="0"/>
+      <w:bookmarkEnd w:id="53"/>
       <w:proofErr w:type="spellStart"/>
       <w:r>
         <w:rPr>
@@ -36301,15 +36346,16 @@
           <w:szCs w:val="24"/>
         </w:rPr>
       </w:pPr>
-      <w:bookmarkStart w:id="53" w:name="_heading=h.45i8yuyid0jp" w:colFirst="0" w:colLast="0"/>
-      <w:bookmarkEnd w:id="53"/>
-      <w:proofErr w:type="spellStart"/>
-      <w:r>
-        <w:rPr>
-          <w:rFonts w:ascii="Times New Roman" w:eastAsia="Times New Roman" w:hAnsi="Times New Roman" w:cs="Times New Roman"/>
-          <w:sz w:val="24"/>
-          <w:szCs w:val="24"/>
-        </w:rPr>
+      <w:bookmarkStart w:id="54" w:name="_heading=h.45i8yuyid0jp" w:colFirst="0" w:colLast="0"/>
+      <w:bookmarkEnd w:id="54"/>
+      <w:proofErr w:type="spellStart"/>
+      <w:r>
+        <w:rPr>
+          <w:rFonts w:ascii="Times New Roman" w:eastAsia="Times New Roman" w:hAnsi="Times New Roman" w:cs="Times New Roman"/>
+          <w:sz w:val="24"/>
+          <w:szCs w:val="24"/>
+        </w:rPr>
+        <w:lastRenderedPageBreak/>
         <w:t>Replace</w:t>
       </w:r>
       <w:proofErr w:type="spellEnd"/>
@@ -36534,8 +36580,8 @@
           <w:rFonts w:ascii="Times New Roman" w:hAnsi="Times New Roman" w:cs="Times New Roman"/>
         </w:rPr>
       </w:pPr>
-      <w:bookmarkStart w:id="54" w:name="_heading=h.3smdbjw1bv4a" w:colFirst="0" w:colLast="0"/>
-      <w:bookmarkEnd w:id="54"/>
+      <w:bookmarkStart w:id="55" w:name="_heading=h.3smdbjw1bv4a" w:colFirst="0" w:colLast="0"/>
+      <w:bookmarkEnd w:id="55"/>
       <w:r>
         <w:rPr>
           <w:rFonts w:ascii="Times New Roman" w:hAnsi="Times New Roman" w:cs="Times New Roman"/>
@@ -36552,8 +36598,8 @@
           <w:rFonts w:ascii="Times New Roman" w:hAnsi="Times New Roman" w:cs="Times New Roman"/>
         </w:rPr>
       </w:pPr>
-      <w:bookmarkStart w:id="55" w:name="_heading=h.7c717c7xun50" w:colFirst="0" w:colLast="0"/>
-      <w:bookmarkEnd w:id="55"/>
+      <w:bookmarkStart w:id="56" w:name="_heading=h.7c717c7xun50" w:colFirst="0" w:colLast="0"/>
+      <w:bookmarkEnd w:id="56"/>
       <w:proofErr w:type="spellStart"/>
       <w:r>
         <w:rPr>
@@ -36613,8 +36659,8 @@
           <w:szCs w:val="24"/>
         </w:rPr>
       </w:pPr>
-      <w:bookmarkStart w:id="56" w:name="_heading=h.4bosg3ib01re" w:colFirst="0" w:colLast="0"/>
-      <w:bookmarkEnd w:id="56"/>
+      <w:bookmarkStart w:id="57" w:name="_heading=h.4bosg3ib01re" w:colFirst="0" w:colLast="0"/>
+      <w:bookmarkEnd w:id="57"/>
       <w:proofErr w:type="spellStart"/>
       <w:r>
         <w:rPr>
@@ -36855,8 +36901,8 @@
           <w:rFonts w:ascii="Times New Roman" w:hAnsi="Times New Roman" w:cs="Times New Roman"/>
         </w:rPr>
       </w:pPr>
-      <w:bookmarkStart w:id="57" w:name="_heading=h.89lt4m4byr54" w:colFirst="0" w:colLast="0"/>
-      <w:bookmarkEnd w:id="57"/>
+      <w:bookmarkStart w:id="58" w:name="_heading=h.89lt4m4byr54" w:colFirst="0" w:colLast="0"/>
+      <w:bookmarkEnd w:id="58"/>
       <w:r>
         <w:rPr>
           <w:rFonts w:ascii="Times New Roman" w:hAnsi="Times New Roman" w:cs="Times New Roman"/>
@@ -36873,8 +36919,8 @@
           <w:rFonts w:ascii="Times New Roman" w:hAnsi="Times New Roman" w:cs="Times New Roman"/>
         </w:rPr>
       </w:pPr>
-      <w:bookmarkStart w:id="58" w:name="_heading=h.aitda6x5vpis" w:colFirst="0" w:colLast="0"/>
-      <w:bookmarkEnd w:id="58"/>
+      <w:bookmarkStart w:id="59" w:name="_heading=h.aitda6x5vpis" w:colFirst="0" w:colLast="0"/>
+      <w:bookmarkEnd w:id="59"/>
       <w:proofErr w:type="spellStart"/>
       <w:r>
         <w:rPr>
@@ -36965,8 +37011,8 @@
           <w:szCs w:val="24"/>
         </w:rPr>
       </w:pPr>
-      <w:bookmarkStart w:id="59" w:name="_heading=h.oqvmdjck1idk" w:colFirst="0" w:colLast="0"/>
-      <w:bookmarkEnd w:id="59"/>
+      <w:bookmarkStart w:id="60" w:name="_heading=h.oqvmdjck1idk" w:colFirst="0" w:colLast="0"/>
+      <w:bookmarkEnd w:id="60"/>
       <w:proofErr w:type="spellStart"/>
       <w:r>
         <w:rPr>
@@ -37207,8 +37253,8 @@
           <w:rFonts w:ascii="Times New Roman" w:hAnsi="Times New Roman" w:cs="Times New Roman"/>
         </w:rPr>
       </w:pPr>
-      <w:bookmarkStart w:id="60" w:name="_heading=h.dv4rru4j3fwm" w:colFirst="0" w:colLast="0"/>
-      <w:bookmarkEnd w:id="60"/>
+      <w:bookmarkStart w:id="61" w:name="_heading=h.dv4rru4j3fwm" w:colFirst="0" w:colLast="0"/>
+      <w:bookmarkEnd w:id="61"/>
       <w:r>
         <w:rPr>
           <w:rFonts w:ascii="Times New Roman" w:hAnsi="Times New Roman" w:cs="Times New Roman"/>
@@ -37225,8 +37271,8 @@
           <w:rFonts w:ascii="Times New Roman" w:hAnsi="Times New Roman" w:cs="Times New Roman"/>
         </w:rPr>
       </w:pPr>
-      <w:bookmarkStart w:id="61" w:name="_heading=h.o4qr5rwv79ry" w:colFirst="0" w:colLast="0"/>
-      <w:bookmarkEnd w:id="61"/>
+      <w:bookmarkStart w:id="62" w:name="_heading=h.o4qr5rwv79ry" w:colFirst="0" w:colLast="0"/>
+      <w:bookmarkEnd w:id="62"/>
       <w:proofErr w:type="spellStart"/>
       <w:r>
         <w:rPr>
@@ -37286,8 +37332,8 @@
           <w:szCs w:val="24"/>
         </w:rPr>
       </w:pPr>
-      <w:bookmarkStart w:id="62" w:name="_heading=h.kl4dz8gex2z5" w:colFirst="0" w:colLast="0"/>
-      <w:bookmarkEnd w:id="62"/>
+      <w:bookmarkStart w:id="63" w:name="_heading=h.kl4dz8gex2z5" w:colFirst="0" w:colLast="0"/>
+      <w:bookmarkEnd w:id="63"/>
       <w:proofErr w:type="spellStart"/>
       <w:r>
         <w:rPr>
@@ -37439,8 +37485,8 @@
           <w:rFonts w:ascii="Times New Roman" w:hAnsi="Times New Roman" w:cs="Times New Roman"/>
         </w:rPr>
       </w:pPr>
-      <w:bookmarkStart w:id="63" w:name="_heading=h.kv7lnp5kmidz" w:colFirst="0" w:colLast="0"/>
-      <w:bookmarkEnd w:id="63"/>
+      <w:bookmarkStart w:id="64" w:name="_heading=h.kv7lnp5kmidz" w:colFirst="0" w:colLast="0"/>
+      <w:bookmarkEnd w:id="64"/>
       <w:r>
         <w:rPr>
           <w:rFonts w:ascii="Times New Roman" w:hAnsi="Times New Roman" w:cs="Times New Roman"/>
@@ -37457,8 +37503,8 @@
           <w:rFonts w:ascii="Times New Roman" w:hAnsi="Times New Roman" w:cs="Times New Roman"/>
         </w:rPr>
       </w:pPr>
-      <w:bookmarkStart w:id="64" w:name="_heading=h.gs30ev8k7jg2" w:colFirst="0" w:colLast="0"/>
-      <w:bookmarkEnd w:id="64"/>
+      <w:bookmarkStart w:id="65" w:name="_heading=h.gs30ev8k7jg2" w:colFirst="0" w:colLast="0"/>
+      <w:bookmarkEnd w:id="65"/>
       <w:proofErr w:type="spellStart"/>
       <w:r>
         <w:rPr>
@@ -37509,8 +37555,8 @@
           <w:szCs w:val="24"/>
         </w:rPr>
       </w:pPr>
-      <w:bookmarkStart w:id="65" w:name="_heading=h.pgxihvzffk8a" w:colFirst="0" w:colLast="0"/>
-      <w:bookmarkEnd w:id="65"/>
+      <w:bookmarkStart w:id="66" w:name="_heading=h.pgxihvzffk8a" w:colFirst="0" w:colLast="0"/>
+      <w:bookmarkEnd w:id="66"/>
       <w:proofErr w:type="spellStart"/>
       <w:r>
         <w:rPr>
@@ -37662,8 +37708,8 @@
           <w:rFonts w:ascii="Times New Roman" w:hAnsi="Times New Roman" w:cs="Times New Roman"/>
         </w:rPr>
       </w:pPr>
-      <w:bookmarkStart w:id="66" w:name="_heading=h.23zjukdy8xh3" w:colFirst="0" w:colLast="0"/>
-      <w:bookmarkEnd w:id="66"/>
+      <w:bookmarkStart w:id="67" w:name="_heading=h.23zjukdy8xh3" w:colFirst="0" w:colLast="0"/>
+      <w:bookmarkEnd w:id="67"/>
       <w:r>
         <w:rPr>
           <w:rFonts w:ascii="Times New Roman" w:hAnsi="Times New Roman" w:cs="Times New Roman"/>
@@ -37680,8 +37726,8 @@
           <w:rFonts w:ascii="Times New Roman" w:hAnsi="Times New Roman" w:cs="Times New Roman"/>
         </w:rPr>
       </w:pPr>
-      <w:bookmarkStart w:id="67" w:name="_heading=h.8oo9zaxtyan4" w:colFirst="0" w:colLast="0"/>
-      <w:bookmarkEnd w:id="67"/>
+      <w:bookmarkStart w:id="68" w:name="_heading=h.8oo9zaxtyan4" w:colFirst="0" w:colLast="0"/>
+      <w:bookmarkEnd w:id="68"/>
       <w:proofErr w:type="spellStart"/>
       <w:r>
         <w:rPr>
@@ -37738,15 +37784,16 @@
           <w:szCs w:val="24"/>
         </w:rPr>
       </w:pPr>
-      <w:bookmarkStart w:id="68" w:name="_heading=h.76dtwq5x3lo0" w:colFirst="0" w:colLast="0"/>
-      <w:bookmarkEnd w:id="68"/>
-      <w:proofErr w:type="spellStart"/>
-      <w:r>
-        <w:rPr>
-          <w:rFonts w:ascii="Times New Roman" w:eastAsia="Times New Roman" w:hAnsi="Times New Roman" w:cs="Times New Roman"/>
-          <w:sz w:val="24"/>
-          <w:szCs w:val="24"/>
-        </w:rPr>
+      <w:bookmarkStart w:id="69" w:name="_heading=h.76dtwq5x3lo0" w:colFirst="0" w:colLast="0"/>
+      <w:bookmarkEnd w:id="69"/>
+      <w:proofErr w:type="spellStart"/>
+      <w:r>
+        <w:rPr>
+          <w:rFonts w:ascii="Times New Roman" w:eastAsia="Times New Roman" w:hAnsi="Times New Roman" w:cs="Times New Roman"/>
+          <w:sz w:val="24"/>
+          <w:szCs w:val="24"/>
+        </w:rPr>
+        <w:lastRenderedPageBreak/>
         <w:t>Replace</w:t>
       </w:r>
       <w:proofErr w:type="spellEnd"/>
@@ -38364,8 +38411,8 @@
           <w:rFonts w:ascii="Times New Roman" w:hAnsi="Times New Roman" w:cs="Times New Roman"/>
         </w:rPr>
       </w:pPr>
-      <w:bookmarkStart w:id="69" w:name="_heading=h.8v9qnrkcijdc" w:colFirst="0" w:colLast="0"/>
-      <w:bookmarkEnd w:id="69"/>
+      <w:bookmarkStart w:id="70" w:name="_heading=h.8v9qnrkcijdc" w:colFirst="0" w:colLast="0"/>
+      <w:bookmarkEnd w:id="70"/>
       <w:r>
         <w:rPr>
           <w:rFonts w:ascii="Times New Roman" w:hAnsi="Times New Roman" w:cs="Times New Roman"/>
@@ -38395,8 +38442,8 @@
           <w:szCs w:val="24"/>
         </w:rPr>
       </w:pPr>
-      <w:bookmarkStart w:id="70" w:name="_heading=h.1kk8sevtq1oc" w:colFirst="0" w:colLast="0"/>
-      <w:bookmarkEnd w:id="70"/>
+      <w:bookmarkStart w:id="71" w:name="_heading=h.1kk8sevtq1oc" w:colFirst="0" w:colLast="0"/>
+      <w:bookmarkEnd w:id="71"/>
       <w:proofErr w:type="spellStart"/>
       <w:r>
         <w:rPr>
@@ -38551,8 +38598,8 @@
           <w:szCs w:val="24"/>
         </w:rPr>
       </w:pPr>
-      <w:bookmarkStart w:id="71" w:name="_heading=h.hz068vpzpokw" w:colFirst="0" w:colLast="0"/>
-      <w:bookmarkEnd w:id="71"/>
+      <w:bookmarkStart w:id="72" w:name="_heading=h.hz068vpzpokw" w:colFirst="0" w:colLast="0"/>
+      <w:bookmarkEnd w:id="72"/>
       <w:proofErr w:type="spellStart"/>
       <w:r>
         <w:rPr>
@@ -39038,8 +39085,8 @@
           <w:rFonts w:ascii="Times New Roman" w:hAnsi="Times New Roman" w:cs="Times New Roman"/>
         </w:rPr>
       </w:pPr>
-      <w:bookmarkStart w:id="72" w:name="_heading=h.gvr8b5d7z4bh" w:colFirst="0" w:colLast="0"/>
-      <w:bookmarkEnd w:id="72"/>
+      <w:bookmarkStart w:id="73" w:name="_heading=h.gvr8b5d7z4bh" w:colFirst="0" w:colLast="0"/>
+      <w:bookmarkEnd w:id="73"/>
       <w:r>
         <w:rPr>
           <w:rFonts w:ascii="Times New Roman" w:hAnsi="Times New Roman" w:cs="Times New Roman"/>
@@ -39069,8 +39116,8 @@
           <w:szCs w:val="24"/>
         </w:rPr>
       </w:pPr>
-      <w:bookmarkStart w:id="73" w:name="_heading=h.swwmpo8i3d55" w:colFirst="0" w:colLast="0"/>
-      <w:bookmarkEnd w:id="73"/>
+      <w:bookmarkStart w:id="74" w:name="_heading=h.swwmpo8i3d55" w:colFirst="0" w:colLast="0"/>
+      <w:bookmarkEnd w:id="74"/>
       <w:proofErr w:type="spellStart"/>
       <w:r>
         <w:rPr>
@@ -39174,8 +39221,8 @@
           <w:szCs w:val="24"/>
         </w:rPr>
       </w:pPr>
-      <w:bookmarkStart w:id="74" w:name="_heading=h.90hjfru45w0v" w:colFirst="0" w:colLast="0"/>
-      <w:bookmarkEnd w:id="74"/>
+      <w:bookmarkStart w:id="75" w:name="_heading=h.90hjfru45w0v" w:colFirst="0" w:colLast="0"/>
+      <w:bookmarkEnd w:id="75"/>
       <w:proofErr w:type="spellStart"/>
       <w:r>
         <w:rPr>
@@ -39514,8 +39561,8 @@
           <w:rFonts w:ascii="Times New Roman" w:hAnsi="Times New Roman" w:cs="Times New Roman"/>
         </w:rPr>
       </w:pPr>
-      <w:bookmarkStart w:id="75" w:name="_heading=h.fqggec4ek8v7" w:colFirst="0" w:colLast="0"/>
-      <w:bookmarkEnd w:id="75"/>
+      <w:bookmarkStart w:id="76" w:name="_heading=h.fqggec4ek8v7" w:colFirst="0" w:colLast="0"/>
+      <w:bookmarkEnd w:id="76"/>
       <w:r>
         <w:rPr>
           <w:rFonts w:ascii="Times New Roman" w:hAnsi="Times New Roman" w:cs="Times New Roman"/>
@@ -39545,8 +39592,8 @@
           <w:szCs w:val="24"/>
         </w:rPr>
       </w:pPr>
-      <w:bookmarkStart w:id="76" w:name="_heading=h.7hekpdh2t6z" w:colFirst="0" w:colLast="0"/>
-      <w:bookmarkEnd w:id="76"/>
+      <w:bookmarkStart w:id="77" w:name="_heading=h.7hekpdh2t6z" w:colFirst="0" w:colLast="0"/>
+      <w:bookmarkEnd w:id="77"/>
       <w:proofErr w:type="spellStart"/>
       <w:r>
         <w:rPr>
@@ -39637,6 +39684,7 @@
           <w:sz w:val="24"/>
           <w:szCs w:val="24"/>
         </w:rPr>
+        <w:lastRenderedPageBreak/>
         <w:t xml:space="preserve">Стих: </w:t>
       </w:r>
       <w:r>
@@ -39656,8 +39704,8 @@
           <w:rFonts w:ascii="Times New Roman" w:hAnsi="Times New Roman" w:cs="Times New Roman"/>
         </w:rPr>
       </w:pPr>
-      <w:bookmarkStart w:id="77" w:name="_heading=h.vb8jq5mj8oax" w:colFirst="0" w:colLast="0"/>
-      <w:bookmarkEnd w:id="77"/>
+      <w:bookmarkStart w:id="78" w:name="_heading=h.vb8jq5mj8oax" w:colFirst="0" w:colLast="0"/>
+      <w:bookmarkEnd w:id="78"/>
       <w:proofErr w:type="spellStart"/>
       <w:r>
         <w:rPr>
@@ -39906,8 +39954,8 @@
           <w:rFonts w:ascii="Times New Roman" w:hAnsi="Times New Roman" w:cs="Times New Roman"/>
         </w:rPr>
       </w:pPr>
-      <w:bookmarkStart w:id="78" w:name="_heading=h.60vt298g40a3" w:colFirst="0" w:colLast="0"/>
-      <w:bookmarkEnd w:id="78"/>
+      <w:bookmarkStart w:id="79" w:name="_heading=h.60vt298g40a3" w:colFirst="0" w:colLast="0"/>
+      <w:bookmarkEnd w:id="79"/>
       <w:r>
         <w:rPr>
           <w:rFonts w:ascii="Times New Roman" w:hAnsi="Times New Roman" w:cs="Times New Roman"/>
@@ -39937,8 +39985,8 @@
           <w:szCs w:val="24"/>
         </w:rPr>
       </w:pPr>
-      <w:bookmarkStart w:id="79" w:name="_heading=h.7y1dwacc6fyu" w:colFirst="0" w:colLast="0"/>
-      <w:bookmarkEnd w:id="79"/>
+      <w:bookmarkStart w:id="80" w:name="_heading=h.7y1dwacc6fyu" w:colFirst="0" w:colLast="0"/>
+      <w:bookmarkEnd w:id="80"/>
       <w:proofErr w:type="spellStart"/>
       <w:r>
         <w:rPr>
@@ -40036,8 +40084,8 @@
           <w:rFonts w:ascii="Times New Roman" w:hAnsi="Times New Roman" w:cs="Times New Roman"/>
         </w:rPr>
       </w:pPr>
-      <w:bookmarkStart w:id="80" w:name="_heading=h.6s1u1ntktewm" w:colFirst="0" w:colLast="0"/>
-      <w:bookmarkEnd w:id="80"/>
+      <w:bookmarkStart w:id="81" w:name="_heading=h.6s1u1ntktewm" w:colFirst="0" w:colLast="0"/>
+      <w:bookmarkEnd w:id="81"/>
       <w:proofErr w:type="spellStart"/>
       <w:r>
         <w:rPr>
@@ -40361,8 +40409,8 @@
           <w:rFonts w:ascii="Times New Roman" w:hAnsi="Times New Roman" w:cs="Times New Roman"/>
         </w:rPr>
       </w:pPr>
-      <w:bookmarkStart w:id="81" w:name="_heading=h.1siql6n6xwcq" w:colFirst="0" w:colLast="0"/>
-      <w:bookmarkEnd w:id="81"/>
+      <w:bookmarkStart w:id="82" w:name="_heading=h.1siql6n6xwcq" w:colFirst="0" w:colLast="0"/>
+      <w:bookmarkEnd w:id="82"/>
       <w:r>
         <w:rPr>
           <w:rFonts w:ascii="Times New Roman" w:hAnsi="Times New Roman" w:cs="Times New Roman"/>
@@ -40390,8 +40438,8 @@
           <w:rFonts w:ascii="Times New Roman" w:hAnsi="Times New Roman" w:cs="Times New Roman"/>
         </w:rPr>
       </w:pPr>
-      <w:bookmarkStart w:id="82" w:name="_heading=h.sutj72i4imuk" w:colFirst="0" w:colLast="0"/>
-      <w:bookmarkEnd w:id="82"/>
+      <w:bookmarkStart w:id="83" w:name="_heading=h.sutj72i4imuk" w:colFirst="0" w:colLast="0"/>
+      <w:bookmarkEnd w:id="83"/>
       <w:proofErr w:type="spellStart"/>
       <w:r>
         <w:rPr>
@@ -40490,8 +40538,8 @@
           <w:szCs w:val="24"/>
         </w:rPr>
       </w:pPr>
-      <w:bookmarkStart w:id="83" w:name="_heading=h.o58v6x9clj8p" w:colFirst="0" w:colLast="0"/>
-      <w:bookmarkEnd w:id="83"/>
+      <w:bookmarkStart w:id="84" w:name="_heading=h.o58v6x9clj8p" w:colFirst="0" w:colLast="0"/>
+      <w:bookmarkEnd w:id="84"/>
       <w:proofErr w:type="spellStart"/>
       <w:r>
         <w:rPr>
@@ -40765,8 +40813,8 @@
           <w:rFonts w:ascii="Times New Roman" w:hAnsi="Times New Roman" w:cs="Times New Roman"/>
         </w:rPr>
       </w:pPr>
-      <w:bookmarkStart w:id="84" w:name="_heading=h.5nkvyrcjhjlt" w:colFirst="0" w:colLast="0"/>
-      <w:bookmarkEnd w:id="84"/>
+      <w:bookmarkStart w:id="85" w:name="_heading=h.5nkvyrcjhjlt" w:colFirst="0" w:colLast="0"/>
+      <w:bookmarkEnd w:id="85"/>
       <w:r>
         <w:rPr>
           <w:rFonts w:ascii="Times New Roman" w:hAnsi="Times New Roman" w:cs="Times New Roman"/>
@@ -40796,8 +40844,8 @@
           <w:szCs w:val="24"/>
         </w:rPr>
       </w:pPr>
-      <w:bookmarkStart w:id="85" w:name="_heading=h.8ueudjb5dwo9" w:colFirst="0" w:colLast="0"/>
-      <w:bookmarkEnd w:id="85"/>
+      <w:bookmarkStart w:id="86" w:name="_heading=h.8ueudjb5dwo9" w:colFirst="0" w:colLast="0"/>
+      <w:bookmarkEnd w:id="86"/>
       <w:proofErr w:type="spellStart"/>
       <w:r>
         <w:rPr>
@@ -40897,8 +40945,8 @@
           <w:szCs w:val="24"/>
         </w:rPr>
       </w:pPr>
-      <w:bookmarkStart w:id="86" w:name="_heading=h.pqxhb0e9twk3" w:colFirst="0" w:colLast="0"/>
-      <w:bookmarkEnd w:id="86"/>
+      <w:bookmarkStart w:id="87" w:name="_heading=h.pqxhb0e9twk3" w:colFirst="0" w:colLast="0"/>
+      <w:bookmarkEnd w:id="87"/>
       <w:proofErr w:type="spellStart"/>
       <w:r>
         <w:rPr>
@@ -41187,12 +41235,13 @@
           <w:rFonts w:ascii="Times New Roman" w:hAnsi="Times New Roman" w:cs="Times New Roman"/>
         </w:rPr>
       </w:pPr>
-      <w:bookmarkStart w:id="87" w:name="_heading=h.l41erqm7io39" w:colFirst="0" w:colLast="0"/>
-      <w:bookmarkEnd w:id="87"/>
+      <w:bookmarkStart w:id="88" w:name="_heading=h.l41erqm7io39" w:colFirst="0" w:colLast="0"/>
+      <w:bookmarkEnd w:id="88"/>
       <w:r>
         <w:rPr>
           <w:rFonts w:ascii="Times New Roman" w:hAnsi="Times New Roman" w:cs="Times New Roman"/>
         </w:rPr>
+        <w:lastRenderedPageBreak/>
         <w:t>[В] Прокімен - субота</w:t>
       </w:r>
     </w:p>
@@ -41218,8 +41267,8 @@
           <w:szCs w:val="24"/>
         </w:rPr>
       </w:pPr>
-      <w:bookmarkStart w:id="88" w:name="_heading=h.ewkqjd5ce7sb" w:colFirst="0" w:colLast="0"/>
-      <w:bookmarkEnd w:id="88"/>
+      <w:bookmarkStart w:id="89" w:name="_heading=h.ewkqjd5ce7sb" w:colFirst="0" w:colLast="0"/>
+      <w:bookmarkEnd w:id="89"/>
       <w:proofErr w:type="spellStart"/>
       <w:r>
         <w:rPr>
@@ -41319,8 +41368,8 @@
           <w:szCs w:val="24"/>
         </w:rPr>
       </w:pPr>
-      <w:bookmarkStart w:id="89" w:name="_heading=h.gge04xhs317a" w:colFirst="0" w:colLast="0"/>
-      <w:bookmarkEnd w:id="89"/>
+      <w:bookmarkStart w:id="90" w:name="_heading=h.gge04xhs317a" w:colFirst="0" w:colLast="0"/>
+      <w:bookmarkEnd w:id="90"/>
       <w:proofErr w:type="spellStart"/>
       <w:r>
         <w:rPr>
@@ -41625,8 +41674,8 @@
           <w:rFonts w:ascii="Times New Roman" w:hAnsi="Times New Roman" w:cs="Times New Roman"/>
         </w:rPr>
       </w:pPr>
-      <w:bookmarkStart w:id="90" w:name="_heading=h.rbr8f3jtpwg9" w:colFirst="0" w:colLast="0"/>
-      <w:bookmarkEnd w:id="90"/>
+      <w:bookmarkStart w:id="91" w:name="_heading=h.rbr8f3jtpwg9" w:colFirst="0" w:colLast="0"/>
+      <w:bookmarkEnd w:id="91"/>
       <w:r>
         <w:rPr>
           <w:rFonts w:ascii="Times New Roman" w:hAnsi="Times New Roman" w:cs="Times New Roman"/>
@@ -41656,8 +41705,8 @@
           <w:rFonts w:ascii="Times New Roman" w:hAnsi="Times New Roman" w:cs="Times New Roman"/>
         </w:rPr>
       </w:pPr>
-      <w:bookmarkStart w:id="91" w:name="_heading=h.f6e4y9n24cxm" w:colFirst="0" w:colLast="0"/>
-      <w:bookmarkEnd w:id="91"/>
+      <w:bookmarkStart w:id="92" w:name="_heading=h.f6e4y9n24cxm" w:colFirst="0" w:colLast="0"/>
+      <w:bookmarkEnd w:id="92"/>
       <w:proofErr w:type="spellStart"/>
       <w:r>
         <w:rPr>
@@ -41862,8 +41911,8 @@
           <w:rFonts w:ascii="Times New Roman" w:hAnsi="Times New Roman" w:cs="Times New Roman"/>
         </w:rPr>
       </w:pPr>
-      <w:bookmarkStart w:id="92" w:name="_heading=h.9f3yaxcp0qb1" w:colFirst="0" w:colLast="0"/>
-      <w:bookmarkEnd w:id="92"/>
+      <w:bookmarkStart w:id="93" w:name="_heading=h.9f3yaxcp0qb1" w:colFirst="0" w:colLast="0"/>
+      <w:bookmarkEnd w:id="93"/>
       <w:proofErr w:type="spellStart"/>
       <w:r>
         <w:rPr>
@@ -42509,6 +42558,7 @@
           <w:sz w:val="24"/>
           <w:szCs w:val="24"/>
         </w:rPr>
+        <w:lastRenderedPageBreak/>
         <w:t>Го́споди</w:t>
       </w:r>
       <w:proofErr w:type="spellEnd"/>
@@ -42898,8 +42948,8 @@
           <w:rFonts w:ascii="Times New Roman" w:hAnsi="Times New Roman" w:cs="Times New Roman"/>
         </w:rPr>
       </w:pPr>
-      <w:bookmarkStart w:id="93" w:name="_heading=h.3560tudl8fym" w:colFirst="0" w:colLast="0"/>
-      <w:bookmarkEnd w:id="93"/>
+      <w:bookmarkStart w:id="94" w:name="_heading=h.3560tudl8fym" w:colFirst="0" w:colLast="0"/>
+      <w:bookmarkEnd w:id="94"/>
       <w:r>
         <w:rPr>
           <w:rFonts w:ascii="Times New Roman" w:hAnsi="Times New Roman" w:cs="Times New Roman"/>
@@ -43495,8 +43545,8 @@
           <w:rFonts w:ascii="Times New Roman" w:hAnsi="Times New Roman" w:cs="Times New Roman"/>
         </w:rPr>
       </w:pPr>
-      <w:bookmarkStart w:id="94" w:name="_heading=h.vbsxvrmc9ckr" w:colFirst="0" w:colLast="0"/>
-      <w:bookmarkEnd w:id="94"/>
+      <w:bookmarkStart w:id="95" w:name="_heading=h.vbsxvrmc9ckr" w:colFirst="0" w:colLast="0"/>
+      <w:bookmarkEnd w:id="95"/>
       <w:proofErr w:type="spellStart"/>
       <w:r>
         <w:rPr>
@@ -43607,8 +43657,8 @@
           <w:rFonts w:ascii="Times New Roman" w:hAnsi="Times New Roman" w:cs="Times New Roman"/>
         </w:rPr>
       </w:pPr>
-      <w:bookmarkStart w:id="95" w:name="_heading=h.otwter13x9su" w:colFirst="0" w:colLast="0"/>
-      <w:bookmarkEnd w:id="95"/>
+      <w:bookmarkStart w:id="96" w:name="_heading=h.otwter13x9su" w:colFirst="0" w:colLast="0"/>
+      <w:bookmarkEnd w:id="96"/>
       <w:proofErr w:type="spellStart"/>
       <w:r>
         <w:rPr>

--- a/docx_resources/заміна-рубрики.docx
+++ b/docx_resources/заміна-рубрики.docx
@@ -193,7 +193,13 @@
         <w:rPr>
           <w:rFonts w:ascii="Times New Roman" w:hAnsi="Times New Roman" w:cs="Times New Roman"/>
         </w:rPr>
-        <w:t xml:space="preserve"> виправлення: кома перед «чесне пресвітерство», преосвященнішого</w:t>
+        <w:t xml:space="preserve"> виправлення: </w:t>
+      </w:r>
+      <w:r>
+        <w:rPr>
+          <w:rFonts w:ascii="Times New Roman" w:hAnsi="Times New Roman" w:cs="Times New Roman"/>
+        </w:rPr>
+        <w:t>Слава і нині через крапку</w:t>
       </w:r>
     </w:p>
     <w:p>
@@ -221,54 +227,153 @@
         <w:spacing w:after="120"/>
         <w:jc w:val="both"/>
         <w:rPr>
-          <w:rFonts w:ascii="Times New Roman" w:eastAsia="Times New Roman" w:hAnsi="Times New Roman" w:cs="Times New Roman"/>
-          <w:sz w:val="24"/>
-          <w:szCs w:val="24"/>
-        </w:rPr>
-      </w:pPr>
-      <w:r>
-        <w:rPr>
-          <w:rFonts w:ascii="Times New Roman" w:eastAsia="Times New Roman" w:hAnsi="Times New Roman" w:cs="Times New Roman"/>
-          <w:sz w:val="24"/>
-          <w:szCs w:val="24"/>
-        </w:rPr>
-        <w:t xml:space="preserve">За святішого вселенського Архиєрея Франциска, Папу Римського, за блаженнішого Патріарха нашого Святослава, і за преосвященнішого Митрополита нашого Кир </w:t>
-      </w:r>
-      <w:r>
-        <w:rPr>
-          <w:rFonts w:ascii="Times New Roman" w:eastAsia="Times New Roman" w:hAnsi="Times New Roman" w:cs="Times New Roman"/>
-          <w:i/>
-          <w:color w:val="FF0000"/>
-          <w:sz w:val="24"/>
-          <w:szCs w:val="24"/>
-        </w:rPr>
-        <w:t>(ім'я)</w:t>
-      </w:r>
-      <w:r>
-        <w:rPr>
-          <w:rFonts w:ascii="Times New Roman" w:eastAsia="Times New Roman" w:hAnsi="Times New Roman" w:cs="Times New Roman"/>
-          <w:sz w:val="24"/>
-          <w:szCs w:val="24"/>
-        </w:rPr>
-        <w:t xml:space="preserve">, і за боголюбивого Єпископа нашого Кир </w:t>
-      </w:r>
-      <w:r>
-        <w:rPr>
-          <w:rFonts w:ascii="Times New Roman" w:eastAsia="Times New Roman" w:hAnsi="Times New Roman" w:cs="Times New Roman"/>
-          <w:i/>
-          <w:color w:val="FF0000"/>
-          <w:sz w:val="24"/>
-          <w:szCs w:val="24"/>
-        </w:rPr>
-        <w:t>(ім'я)</w:t>
-      </w:r>
-      <w:r>
-        <w:rPr>
-          <w:rFonts w:ascii="Times New Roman" w:eastAsia="Times New Roman" w:hAnsi="Times New Roman" w:cs="Times New Roman"/>
-          <w:sz w:val="24"/>
-          <w:szCs w:val="24"/>
-        </w:rPr>
-        <w:t xml:space="preserve"> чесне пресвітерство, у Христі дияконство, за ввесь причет і людей, Господеві помолімся.</w:t>
+          <w:rFonts w:ascii="Times New Roman" w:hAnsi="Times New Roman"/>
+          <w:sz w:val="24"/>
+          <w:lang w:val="ru-MD"/>
+        </w:rPr>
+      </w:pPr>
+      <w:r>
+        <w:rPr>
+          <w:rFonts w:ascii="Times New Roman" w:hAnsi="Times New Roman"/>
+          <w:sz w:val="24"/>
+          <w:lang w:val="ru-MD"/>
+        </w:rPr>
+        <w:t xml:space="preserve">Слава </w:t>
+      </w:r>
+      <w:proofErr w:type="spellStart"/>
+      <w:r>
+        <w:rPr>
+          <w:rFonts w:ascii="Times New Roman" w:hAnsi="Times New Roman"/>
+          <w:sz w:val="24"/>
+          <w:lang w:val="ru-MD"/>
+        </w:rPr>
+        <w:t>Отцю</w:t>
+      </w:r>
+      <w:proofErr w:type="spellEnd"/>
+      <w:r>
+        <w:rPr>
+          <w:rFonts w:ascii="Times New Roman" w:hAnsi="Times New Roman"/>
+          <w:sz w:val="24"/>
+          <w:lang w:val="ru-MD"/>
+        </w:rPr>
+        <w:t xml:space="preserve">, і Сину, і Святому </w:t>
+      </w:r>
+      <w:proofErr w:type="gramStart"/>
+      <w:r>
+        <w:rPr>
+          <w:rFonts w:ascii="Times New Roman" w:hAnsi="Times New Roman"/>
+          <w:sz w:val="24"/>
+          <w:lang w:val="ru-MD"/>
+        </w:rPr>
+        <w:t>Духові.*</w:t>
+      </w:r>
+      <w:proofErr w:type="gramEnd"/>
+      <w:r>
+        <w:rPr>
+          <w:rFonts w:ascii="Times New Roman" w:hAnsi="Times New Roman"/>
+          <w:sz w:val="24"/>
+          <w:lang w:val="ru-MD"/>
+        </w:rPr>
+        <w:t xml:space="preserve"> І</w:t>
+      </w:r>
+      <w:r>
+        <w:rPr>
+          <w:rFonts w:ascii="Times New Roman" w:hAnsi="Times New Roman"/>
+          <w:b/>
+          <w:sz w:val="24"/>
+          <w:lang w:val="ru-MD"/>
+        </w:rPr>
+        <w:t xml:space="preserve"> </w:t>
+      </w:r>
+      <w:proofErr w:type="spellStart"/>
+      <w:r>
+        <w:rPr>
+          <w:rFonts w:ascii="Times New Roman" w:hAnsi="Times New Roman"/>
+          <w:sz w:val="24"/>
+          <w:lang w:val="ru-MD"/>
+        </w:rPr>
+        <w:t>нині</w:t>
+      </w:r>
+      <w:proofErr w:type="spellEnd"/>
+      <w:r>
+        <w:rPr>
+          <w:rFonts w:ascii="Times New Roman" w:hAnsi="Times New Roman"/>
+          <w:sz w:val="24"/>
+          <w:lang w:val="ru-MD"/>
+        </w:rPr>
+        <w:t xml:space="preserve"> і </w:t>
+      </w:r>
+      <w:proofErr w:type="spellStart"/>
+      <w:r>
+        <w:rPr>
+          <w:rFonts w:ascii="Times New Roman" w:hAnsi="Times New Roman"/>
+          <w:sz w:val="24"/>
+          <w:lang w:val="ru-MD"/>
+        </w:rPr>
+        <w:t>повсякчас</w:t>
+      </w:r>
+      <w:proofErr w:type="spellEnd"/>
+      <w:r>
+        <w:rPr>
+          <w:rFonts w:ascii="Times New Roman" w:hAnsi="Times New Roman"/>
+          <w:sz w:val="24"/>
+          <w:lang w:val="ru-MD"/>
+        </w:rPr>
+        <w:t xml:space="preserve">, і на </w:t>
+      </w:r>
+      <w:proofErr w:type="spellStart"/>
+      <w:r>
+        <w:rPr>
+          <w:rFonts w:ascii="Times New Roman" w:hAnsi="Times New Roman"/>
+          <w:sz w:val="24"/>
+          <w:lang w:val="ru-MD"/>
+        </w:rPr>
+        <w:t>віки</w:t>
+      </w:r>
+      <w:proofErr w:type="spellEnd"/>
+      <w:r>
+        <w:rPr>
+          <w:rFonts w:ascii="Times New Roman" w:hAnsi="Times New Roman"/>
+          <w:sz w:val="24"/>
+          <w:lang w:val="ru-MD"/>
+        </w:rPr>
+        <w:t xml:space="preserve"> </w:t>
+      </w:r>
+      <w:proofErr w:type="spellStart"/>
+      <w:r>
+        <w:rPr>
+          <w:rFonts w:ascii="Times New Roman" w:hAnsi="Times New Roman"/>
+          <w:sz w:val="24"/>
+          <w:lang w:val="ru-MD"/>
+        </w:rPr>
+        <w:t>віків</w:t>
+      </w:r>
+      <w:proofErr w:type="spellEnd"/>
+      <w:r>
+        <w:rPr>
+          <w:rFonts w:ascii="Times New Roman" w:hAnsi="Times New Roman"/>
+          <w:sz w:val="24"/>
+          <w:lang w:val="ru-MD"/>
+        </w:rPr>
+        <w:t xml:space="preserve">. </w:t>
+      </w:r>
+      <w:proofErr w:type="spellStart"/>
+      <w:r>
+        <w:rPr>
+          <w:rFonts w:ascii="Times New Roman" w:hAnsi="Times New Roman"/>
+          <w:sz w:val="24"/>
+          <w:lang w:val="ru-MD"/>
+        </w:rPr>
+        <w:t>Амінь</w:t>
+      </w:r>
+      <w:proofErr w:type="spellEnd"/>
+      <w:r>
+        <w:rPr>
+          <w:rFonts w:ascii="Times New Roman" w:hAnsi="Times New Roman"/>
+          <w:sz w:val="24"/>
+          <w:lang w:val="ru-MD"/>
+        </w:rPr>
+        <w:t>.</w:t>
       </w:r>
     </w:p>
     <w:p>
@@ -296,54 +401,38 @@
         <w:spacing w:after="120"/>
         <w:jc w:val="both"/>
         <w:rPr>
-          <w:rFonts w:ascii="Times New Roman" w:eastAsia="Times New Roman" w:hAnsi="Times New Roman" w:cs="Times New Roman"/>
-          <w:sz w:val="24"/>
-          <w:szCs w:val="24"/>
-        </w:rPr>
-      </w:pPr>
-      <w:r>
-        <w:rPr>
-          <w:rFonts w:ascii="Times New Roman" w:eastAsia="Times New Roman" w:hAnsi="Times New Roman" w:cs="Times New Roman"/>
-          <w:sz w:val="24"/>
-          <w:szCs w:val="24"/>
-        </w:rPr>
-        <w:t xml:space="preserve">За святішого вселенського Архиєрея Франциска, Папу Римського, за блаженнішого Патріарха нашого Святослава, і за преосвященнішого Митрополита нашого Кир </w:t>
-      </w:r>
-      <w:r>
-        <w:rPr>
-          <w:rFonts w:ascii="Times New Roman" w:eastAsia="Times New Roman" w:hAnsi="Times New Roman" w:cs="Times New Roman"/>
-          <w:i/>
-          <w:color w:val="FF0000"/>
-          <w:sz w:val="24"/>
-          <w:szCs w:val="24"/>
-        </w:rPr>
-        <w:t>(ім'я)</w:t>
-      </w:r>
-      <w:r>
-        <w:rPr>
-          <w:rFonts w:ascii="Times New Roman" w:eastAsia="Times New Roman" w:hAnsi="Times New Roman" w:cs="Times New Roman"/>
-          <w:sz w:val="24"/>
-          <w:szCs w:val="24"/>
-        </w:rPr>
-        <w:t xml:space="preserve">, і за боголюбивого Єпископа нашого Кир </w:t>
-      </w:r>
-      <w:r>
-        <w:rPr>
-          <w:rFonts w:ascii="Times New Roman" w:eastAsia="Times New Roman" w:hAnsi="Times New Roman" w:cs="Times New Roman"/>
-          <w:i/>
-          <w:color w:val="FF0000"/>
-          <w:sz w:val="24"/>
-          <w:szCs w:val="24"/>
-        </w:rPr>
-        <w:t>(ім'я)</w:t>
-      </w:r>
-      <w:r>
-        <w:rPr>
-          <w:rFonts w:ascii="Times New Roman" w:eastAsia="Times New Roman" w:hAnsi="Times New Roman" w:cs="Times New Roman"/>
-          <w:sz w:val="24"/>
-          <w:szCs w:val="24"/>
-        </w:rPr>
-        <w:t>, чесне пресвітерство, у Христі дияконство, за ввесь причет і людей, Господеві помолімся.</w:t>
+          <w:rFonts w:ascii="Times New Roman" w:hAnsi="Times New Roman"/>
+          <w:sz w:val="24"/>
+        </w:rPr>
+      </w:pPr>
+      <w:r>
+        <w:rPr>
+          <w:rFonts w:ascii="Times New Roman" w:hAnsi="Times New Roman"/>
+          <w:sz w:val="24"/>
+        </w:rPr>
+        <w:t xml:space="preserve">Слава Отцю, і Сину, і Святому Духові,* </w:t>
+      </w:r>
+      <w:r>
+        <w:rPr>
+          <w:rFonts w:ascii="Times New Roman" w:hAnsi="Times New Roman"/>
+          <w:sz w:val="24"/>
+        </w:rPr>
+        <w:t>і</w:t>
+      </w:r>
+      <w:r>
+        <w:rPr>
+          <w:rFonts w:ascii="Times New Roman" w:hAnsi="Times New Roman"/>
+          <w:b/>
+          <w:sz w:val="24"/>
+        </w:rPr>
+        <w:t xml:space="preserve"> </w:t>
+      </w:r>
+      <w:r>
+        <w:rPr>
+          <w:rFonts w:ascii="Times New Roman" w:hAnsi="Times New Roman"/>
+          <w:sz w:val="24"/>
+        </w:rPr>
+        <w:t>нині і повсякчас, і на віки віків. Амінь.</w:t>
       </w:r>
     </w:p>
     <w:p>
@@ -365,16 +454,8 @@
         <w:rPr>
           <w:rFonts w:ascii="Times New Roman" w:hAnsi="Times New Roman" w:cs="Times New Roman"/>
         </w:rPr>
-        <w:t xml:space="preserve"> виправлення: преосвященного митрополита в Мирній </w:t>
-      </w:r>
-      <w:proofErr w:type="spellStart"/>
-      <w:r>
-        <w:rPr>
-          <w:rFonts w:ascii="Times New Roman" w:hAnsi="Times New Roman" w:cs="Times New Roman"/>
-        </w:rPr>
-        <w:t>єктенії</w:t>
-      </w:r>
-      <w:proofErr w:type="spellEnd"/>
+        <w:t xml:space="preserve"> виправлення: кома перед «чесне пресвітерство», преосвященнішого</w:t>
+      </w:r>
     </w:p>
     <w:p>
       <w:pPr>
@@ -412,7 +493,7 @@
           <w:sz w:val="24"/>
           <w:szCs w:val="24"/>
         </w:rPr>
-        <w:t xml:space="preserve">За святішого вселенського Архиєрея Франциска, Папу Римського, за блаженнішого Патріарха нашого Святослава, і за преосвященного Митрополита нашого Кир </w:t>
+        <w:t xml:space="preserve">За святішого вселенського Архиєрея Франциска, Папу Римського, за блаженнішого Патріарха нашого Святослава, і за преосвященнішого Митрополита нашого Кир </w:t>
       </w:r>
       <w:r>
         <w:rPr>
@@ -448,7 +529,7 @@
           <w:sz w:val="24"/>
           <w:szCs w:val="24"/>
         </w:rPr>
-        <w:t>, чесне пресвітерство, у Христі дияконство, за ввесь причет і людей, Господеві помолімся.</w:t>
+        <w:t xml:space="preserve"> чесне пресвітерство, у Христі дияконство, за ввесь причет і людей, Господеві помолімся.</w:t>
       </w:r>
     </w:p>
     <w:p>
@@ -505,48 +586,40 @@
           <w:sz w:val="24"/>
           <w:szCs w:val="24"/>
         </w:rPr>
-        <w:t xml:space="preserve">, і за </w:t>
-      </w:r>
-      <w:r>
-        <w:rPr>
-          <w:rFonts w:ascii="Times New Roman" w:eastAsia="Times New Roman" w:hAnsi="Times New Roman" w:cs="Times New Roman"/>
-          <w:sz w:val="24"/>
-          <w:szCs w:val="24"/>
+        <w:t xml:space="preserve">, і за боголюбивого Єпископа нашого Кир </w:t>
+      </w:r>
+      <w:r>
+        <w:rPr>
+          <w:rFonts w:ascii="Times New Roman" w:eastAsia="Times New Roman" w:hAnsi="Times New Roman" w:cs="Times New Roman"/>
+          <w:i/>
+          <w:color w:val="FF0000"/>
+          <w:sz w:val="24"/>
+          <w:szCs w:val="24"/>
+        </w:rPr>
+        <w:t>(ім'я)</w:t>
+      </w:r>
+      <w:r>
+        <w:rPr>
+          <w:rFonts w:ascii="Times New Roman" w:eastAsia="Times New Roman" w:hAnsi="Times New Roman" w:cs="Times New Roman"/>
+          <w:sz w:val="24"/>
+          <w:szCs w:val="24"/>
+        </w:rPr>
+        <w:t>, чесне пресвітерство, у Христі дияконство, за ввесь причет і людей, Господеві помолімся.</w:t>
+      </w:r>
+    </w:p>
+    <w:p>
+      <w:pPr>
+        <w:pStyle w:val="1"/>
+        <w:rPr>
+          <w:rFonts w:ascii="Times New Roman" w:hAnsi="Times New Roman" w:cs="Times New Roman"/>
+        </w:rPr>
+      </w:pPr>
+      <w:proofErr w:type="spellStart"/>
+      <w:r>
+        <w:rPr>
+          <w:rFonts w:ascii="Times New Roman" w:hAnsi="Times New Roman" w:cs="Times New Roman"/>
         </w:rPr>
         <w:lastRenderedPageBreak/>
-        <w:t xml:space="preserve">боголюбивого Єпископа нашого Кир </w:t>
-      </w:r>
-      <w:r>
-        <w:rPr>
-          <w:rFonts w:ascii="Times New Roman" w:eastAsia="Times New Roman" w:hAnsi="Times New Roman" w:cs="Times New Roman"/>
-          <w:i/>
-          <w:color w:val="FF0000"/>
-          <w:sz w:val="24"/>
-          <w:szCs w:val="24"/>
-        </w:rPr>
-        <w:t>(ім'я)</w:t>
-      </w:r>
-      <w:r>
-        <w:rPr>
-          <w:rFonts w:ascii="Times New Roman" w:eastAsia="Times New Roman" w:hAnsi="Times New Roman" w:cs="Times New Roman"/>
-          <w:sz w:val="24"/>
-          <w:szCs w:val="24"/>
-        </w:rPr>
-        <w:t>, чесне пресвітерство, у Христі дияконство, за ввесь причет і людей, Господеві помолімся.</w:t>
-      </w:r>
-    </w:p>
-    <w:p>
-      <w:pPr>
-        <w:pStyle w:val="1"/>
-        <w:rPr>
-          <w:rFonts w:ascii="Times New Roman" w:hAnsi="Times New Roman" w:cs="Times New Roman"/>
-        </w:rPr>
-      </w:pPr>
-      <w:proofErr w:type="spellStart"/>
-      <w:r>
-        <w:rPr>
-          <w:rFonts w:ascii="Times New Roman" w:hAnsi="Times New Roman" w:cs="Times New Roman"/>
-        </w:rPr>
         <w:t>Уніфікаційні</w:t>
       </w:r>
       <w:proofErr w:type="spellEnd"/>
@@ -554,7 +627,7 @@
         <w:rPr>
           <w:rFonts w:ascii="Times New Roman" w:hAnsi="Times New Roman" w:cs="Times New Roman"/>
         </w:rPr>
-        <w:t xml:space="preserve"> виправлення: преосвященного митрополита в Сугубій </w:t>
+        <w:t xml:space="preserve"> виправлення: преосвященного митрополита в Мирній </w:t>
       </w:r>
       <w:proofErr w:type="spellStart"/>
       <w:r>
@@ -601,7 +674,7 @@
           <w:sz w:val="24"/>
           <w:szCs w:val="24"/>
         </w:rPr>
-        <w:t xml:space="preserve">Ще молимось за святішого вселенського Архиєрея Франциска, Папу Римського, за блаженнішого Патріарха нашого Святослава, і за преосвященного Митрополита нашого Кир </w:t>
+        <w:t xml:space="preserve">За святішого вселенського Архиєрея Франциска, Папу Римського, за блаженнішого Патріарха нашого Святослава, і за преосвященного Митрополита нашого Кир </w:t>
       </w:r>
       <w:r>
         <w:rPr>
@@ -637,151 +710,7 @@
           <w:sz w:val="24"/>
           <w:szCs w:val="24"/>
         </w:rPr>
-        <w:t xml:space="preserve">, [і за </w:t>
-      </w:r>
-      <w:proofErr w:type="spellStart"/>
-      <w:r>
-        <w:rPr>
-          <w:rFonts w:ascii="Times New Roman" w:eastAsia="Times New Roman" w:hAnsi="Times New Roman" w:cs="Times New Roman"/>
-          <w:sz w:val="24"/>
-          <w:szCs w:val="24"/>
-        </w:rPr>
-        <w:t>всечесніших</w:t>
-      </w:r>
-      <w:proofErr w:type="spellEnd"/>
-      <w:r>
-        <w:rPr>
-          <w:rFonts w:ascii="Times New Roman" w:eastAsia="Times New Roman" w:hAnsi="Times New Roman" w:cs="Times New Roman"/>
-          <w:sz w:val="24"/>
-          <w:szCs w:val="24"/>
-        </w:rPr>
-        <w:t xml:space="preserve"> отців наших </w:t>
-      </w:r>
-      <w:proofErr w:type="spellStart"/>
-      <w:r>
-        <w:rPr>
-          <w:rFonts w:ascii="Times New Roman" w:eastAsia="Times New Roman" w:hAnsi="Times New Roman" w:cs="Times New Roman"/>
-          <w:sz w:val="24"/>
-          <w:szCs w:val="24"/>
-        </w:rPr>
-        <w:t>Протоархимандрита</w:t>
-      </w:r>
-      <w:proofErr w:type="spellEnd"/>
-      <w:r>
-        <w:rPr>
-          <w:rFonts w:ascii="Times New Roman" w:eastAsia="Times New Roman" w:hAnsi="Times New Roman" w:cs="Times New Roman"/>
-          <w:sz w:val="24"/>
-          <w:szCs w:val="24"/>
-        </w:rPr>
-        <w:t xml:space="preserve"> </w:t>
-      </w:r>
-      <w:r>
-        <w:rPr>
-          <w:rFonts w:ascii="Times New Roman" w:eastAsia="Times New Roman" w:hAnsi="Times New Roman" w:cs="Times New Roman"/>
-          <w:i/>
-          <w:color w:val="FF0000"/>
-          <w:sz w:val="24"/>
-          <w:szCs w:val="24"/>
-        </w:rPr>
-        <w:t>(ім'я)</w:t>
-      </w:r>
-      <w:r>
-        <w:rPr>
-          <w:rFonts w:ascii="Times New Roman" w:eastAsia="Times New Roman" w:hAnsi="Times New Roman" w:cs="Times New Roman"/>
-          <w:sz w:val="24"/>
-          <w:szCs w:val="24"/>
-        </w:rPr>
-        <w:t xml:space="preserve">, </w:t>
-      </w:r>
-      <w:proofErr w:type="spellStart"/>
-      <w:r>
-        <w:rPr>
-          <w:rFonts w:ascii="Times New Roman" w:eastAsia="Times New Roman" w:hAnsi="Times New Roman" w:cs="Times New Roman"/>
-          <w:sz w:val="24"/>
-          <w:szCs w:val="24"/>
-        </w:rPr>
-        <w:t>Архимандрита</w:t>
-      </w:r>
-      <w:proofErr w:type="spellEnd"/>
-      <w:r>
-        <w:rPr>
-          <w:rFonts w:ascii="Times New Roman" w:eastAsia="Times New Roman" w:hAnsi="Times New Roman" w:cs="Times New Roman"/>
-          <w:sz w:val="24"/>
-          <w:szCs w:val="24"/>
-        </w:rPr>
-        <w:t xml:space="preserve"> </w:t>
-      </w:r>
-      <w:r>
-        <w:rPr>
-          <w:rFonts w:ascii="Times New Roman" w:eastAsia="Times New Roman" w:hAnsi="Times New Roman" w:cs="Times New Roman"/>
-          <w:i/>
-          <w:color w:val="FF0000"/>
-          <w:sz w:val="24"/>
-          <w:szCs w:val="24"/>
-        </w:rPr>
-        <w:t>(ім'я)</w:t>
-      </w:r>
-      <w:r>
-        <w:rPr>
-          <w:rFonts w:ascii="Times New Roman" w:eastAsia="Times New Roman" w:hAnsi="Times New Roman" w:cs="Times New Roman"/>
-          <w:sz w:val="24"/>
-          <w:szCs w:val="24"/>
-        </w:rPr>
-        <w:t xml:space="preserve">, </w:t>
-      </w:r>
-      <w:proofErr w:type="spellStart"/>
-      <w:r>
-        <w:rPr>
-          <w:rFonts w:ascii="Times New Roman" w:eastAsia="Times New Roman" w:hAnsi="Times New Roman" w:cs="Times New Roman"/>
-          <w:sz w:val="24"/>
-          <w:szCs w:val="24"/>
-        </w:rPr>
-        <w:t>Протоігумена</w:t>
-      </w:r>
-      <w:proofErr w:type="spellEnd"/>
-      <w:r>
-        <w:rPr>
-          <w:rFonts w:ascii="Times New Roman" w:eastAsia="Times New Roman" w:hAnsi="Times New Roman" w:cs="Times New Roman"/>
-          <w:sz w:val="24"/>
-          <w:szCs w:val="24"/>
-        </w:rPr>
-        <w:t xml:space="preserve"> </w:t>
-      </w:r>
-      <w:r>
-        <w:rPr>
-          <w:rFonts w:ascii="Times New Roman" w:eastAsia="Times New Roman" w:hAnsi="Times New Roman" w:cs="Times New Roman"/>
-          <w:i/>
-          <w:color w:val="FF0000"/>
-          <w:sz w:val="24"/>
-          <w:szCs w:val="24"/>
-        </w:rPr>
-        <w:t>(ім'я)</w:t>
-      </w:r>
-      <w:r>
-        <w:rPr>
-          <w:rFonts w:ascii="Times New Roman" w:eastAsia="Times New Roman" w:hAnsi="Times New Roman" w:cs="Times New Roman"/>
-          <w:sz w:val="24"/>
-          <w:szCs w:val="24"/>
-        </w:rPr>
-        <w:t xml:space="preserve"> й Ігумена </w:t>
-      </w:r>
-      <w:r>
-        <w:rPr>
-          <w:rFonts w:ascii="Times New Roman" w:eastAsia="Times New Roman" w:hAnsi="Times New Roman" w:cs="Times New Roman"/>
-          <w:i/>
-          <w:color w:val="FF0000"/>
-          <w:sz w:val="24"/>
-          <w:szCs w:val="24"/>
-        </w:rPr>
-        <w:t>(ім'я)</w:t>
-      </w:r>
-      <w:r>
-        <w:rPr>
-          <w:rFonts w:ascii="Times New Roman" w:eastAsia="Times New Roman" w:hAnsi="Times New Roman" w:cs="Times New Roman"/>
-          <w:sz w:val="24"/>
-          <w:szCs w:val="24"/>
-        </w:rPr>
-        <w:t>], за тих, що служать і послужили у святому храмі цьому [і в святій обителі цій], і за отців наших духовних, і всіх у Христі братів наших.</w:t>
+        <w:t>, чесне пресвітерство, у Христі дияконство, за ввесь причет і людей, Господеві помолімся.</w:t>
       </w:r>
     </w:p>
     <w:p>
@@ -820,7 +749,7 @@
           <w:sz w:val="24"/>
           <w:szCs w:val="24"/>
         </w:rPr>
-        <w:t xml:space="preserve">Ще молимось за святішого вселенського Архиєрея Франциска, Папу Римського, за блаженнішого Патріарха нашого Святослава, і за преосвященнішого Митрополита нашого Кир </w:t>
+        <w:t xml:space="preserve">За святішого вселенського Архиєрея Франциска, Папу Римського, за блаженнішого Патріарха нашого Святослава, і за преосвященнішого Митрополита нашого Кир </w:t>
       </w:r>
       <w:r>
         <w:rPr>
@@ -856,151 +785,7 @@
           <w:sz w:val="24"/>
           <w:szCs w:val="24"/>
         </w:rPr>
-        <w:t xml:space="preserve">, [і за </w:t>
-      </w:r>
-      <w:proofErr w:type="spellStart"/>
-      <w:r>
-        <w:rPr>
-          <w:rFonts w:ascii="Times New Roman" w:eastAsia="Times New Roman" w:hAnsi="Times New Roman" w:cs="Times New Roman"/>
-          <w:sz w:val="24"/>
-          <w:szCs w:val="24"/>
-        </w:rPr>
-        <w:t>всечесніших</w:t>
-      </w:r>
-      <w:proofErr w:type="spellEnd"/>
-      <w:r>
-        <w:rPr>
-          <w:rFonts w:ascii="Times New Roman" w:eastAsia="Times New Roman" w:hAnsi="Times New Roman" w:cs="Times New Roman"/>
-          <w:sz w:val="24"/>
-          <w:szCs w:val="24"/>
-        </w:rPr>
-        <w:t xml:space="preserve"> отців наших </w:t>
-      </w:r>
-      <w:proofErr w:type="spellStart"/>
-      <w:r>
-        <w:rPr>
-          <w:rFonts w:ascii="Times New Roman" w:eastAsia="Times New Roman" w:hAnsi="Times New Roman" w:cs="Times New Roman"/>
-          <w:sz w:val="24"/>
-          <w:szCs w:val="24"/>
-        </w:rPr>
-        <w:t>Протоархимандрита</w:t>
-      </w:r>
-      <w:proofErr w:type="spellEnd"/>
-      <w:r>
-        <w:rPr>
-          <w:rFonts w:ascii="Times New Roman" w:eastAsia="Times New Roman" w:hAnsi="Times New Roman" w:cs="Times New Roman"/>
-          <w:sz w:val="24"/>
-          <w:szCs w:val="24"/>
-        </w:rPr>
-        <w:t xml:space="preserve"> </w:t>
-      </w:r>
-      <w:r>
-        <w:rPr>
-          <w:rFonts w:ascii="Times New Roman" w:eastAsia="Times New Roman" w:hAnsi="Times New Roman" w:cs="Times New Roman"/>
-          <w:i/>
-          <w:color w:val="FF0000"/>
-          <w:sz w:val="24"/>
-          <w:szCs w:val="24"/>
-        </w:rPr>
-        <w:t>(ім'я)</w:t>
-      </w:r>
-      <w:r>
-        <w:rPr>
-          <w:rFonts w:ascii="Times New Roman" w:eastAsia="Times New Roman" w:hAnsi="Times New Roman" w:cs="Times New Roman"/>
-          <w:sz w:val="24"/>
-          <w:szCs w:val="24"/>
-        </w:rPr>
-        <w:t xml:space="preserve">, </w:t>
-      </w:r>
-      <w:proofErr w:type="spellStart"/>
-      <w:r>
-        <w:rPr>
-          <w:rFonts w:ascii="Times New Roman" w:eastAsia="Times New Roman" w:hAnsi="Times New Roman" w:cs="Times New Roman"/>
-          <w:sz w:val="24"/>
-          <w:szCs w:val="24"/>
-        </w:rPr>
-        <w:t>Архимандрита</w:t>
-      </w:r>
-      <w:proofErr w:type="spellEnd"/>
-      <w:r>
-        <w:rPr>
-          <w:rFonts w:ascii="Times New Roman" w:eastAsia="Times New Roman" w:hAnsi="Times New Roman" w:cs="Times New Roman"/>
-          <w:sz w:val="24"/>
-          <w:szCs w:val="24"/>
-        </w:rPr>
-        <w:t xml:space="preserve"> </w:t>
-      </w:r>
-      <w:r>
-        <w:rPr>
-          <w:rFonts w:ascii="Times New Roman" w:eastAsia="Times New Roman" w:hAnsi="Times New Roman" w:cs="Times New Roman"/>
-          <w:i/>
-          <w:color w:val="FF0000"/>
-          <w:sz w:val="24"/>
-          <w:szCs w:val="24"/>
-        </w:rPr>
-        <w:t>(ім'я)</w:t>
-      </w:r>
-      <w:r>
-        <w:rPr>
-          <w:rFonts w:ascii="Times New Roman" w:eastAsia="Times New Roman" w:hAnsi="Times New Roman" w:cs="Times New Roman"/>
-          <w:sz w:val="24"/>
-          <w:szCs w:val="24"/>
-        </w:rPr>
-        <w:t xml:space="preserve">, </w:t>
-      </w:r>
-      <w:proofErr w:type="spellStart"/>
-      <w:r>
-        <w:rPr>
-          <w:rFonts w:ascii="Times New Roman" w:eastAsia="Times New Roman" w:hAnsi="Times New Roman" w:cs="Times New Roman"/>
-          <w:sz w:val="24"/>
-          <w:szCs w:val="24"/>
-        </w:rPr>
-        <w:t>Протоігумена</w:t>
-      </w:r>
-      <w:proofErr w:type="spellEnd"/>
-      <w:r>
-        <w:rPr>
-          <w:rFonts w:ascii="Times New Roman" w:eastAsia="Times New Roman" w:hAnsi="Times New Roman" w:cs="Times New Roman"/>
-          <w:sz w:val="24"/>
-          <w:szCs w:val="24"/>
-        </w:rPr>
-        <w:t xml:space="preserve"> </w:t>
-      </w:r>
-      <w:r>
-        <w:rPr>
-          <w:rFonts w:ascii="Times New Roman" w:eastAsia="Times New Roman" w:hAnsi="Times New Roman" w:cs="Times New Roman"/>
-          <w:i/>
-          <w:color w:val="FF0000"/>
-          <w:sz w:val="24"/>
-          <w:szCs w:val="24"/>
-        </w:rPr>
-        <w:t>(ім'я)</w:t>
-      </w:r>
-      <w:r>
-        <w:rPr>
-          <w:rFonts w:ascii="Times New Roman" w:eastAsia="Times New Roman" w:hAnsi="Times New Roman" w:cs="Times New Roman"/>
-          <w:sz w:val="24"/>
-          <w:szCs w:val="24"/>
-        </w:rPr>
-        <w:t xml:space="preserve"> й Ігумена </w:t>
-      </w:r>
-      <w:r>
-        <w:rPr>
-          <w:rFonts w:ascii="Times New Roman" w:eastAsia="Times New Roman" w:hAnsi="Times New Roman" w:cs="Times New Roman"/>
-          <w:i/>
-          <w:color w:val="FF0000"/>
-          <w:sz w:val="24"/>
-          <w:szCs w:val="24"/>
-        </w:rPr>
-        <w:t>(ім'я)</w:t>
-      </w:r>
-      <w:r>
-        <w:rPr>
-          <w:rFonts w:ascii="Times New Roman" w:eastAsia="Times New Roman" w:hAnsi="Times New Roman" w:cs="Times New Roman"/>
-          <w:sz w:val="24"/>
-          <w:szCs w:val="24"/>
-        </w:rPr>
-        <w:t>], за тих, що служать і послужили у святому храмі цьому (і в святій обителі цій), і за отців наших духовних, і всіх у Христі братів наших.</w:t>
+        <w:t>, чесне пресвітерство, у Христі дияконство, за ввесь причет і людей, Господеві помолімся.</w:t>
       </w:r>
     </w:p>
     <w:p>
@@ -1069,7 +854,7 @@
           <w:sz w:val="24"/>
           <w:szCs w:val="24"/>
         </w:rPr>
-        <w:t xml:space="preserve">Ще молимось за святішого вселенського Архиєрея Франциска, Папу Римського, за блаженнішого Патріарха нашого Святослава, і за преосвященнішого Митрополита нашого Кир </w:t>
+        <w:t xml:space="preserve">Ще молимось за святішого вселенського Архиєрея Франциска, Папу Римського, за блаженнішого Патріарха нашого Святослава, і за преосвященного Митрополита нашого Кир </w:t>
       </w:r>
       <w:r>
         <w:rPr>
@@ -1483,7 +1268,483 @@
         <w:rPr>
           <w:rFonts w:ascii="Times New Roman" w:hAnsi="Times New Roman" w:cs="Times New Roman"/>
         </w:rPr>
+        <w:t>Уніфікаційні</w:t>
+      </w:r>
+      <w:proofErr w:type="spellEnd"/>
+      <w:r>
+        <w:rPr>
+          <w:rFonts w:ascii="Times New Roman" w:hAnsi="Times New Roman" w:cs="Times New Roman"/>
+        </w:rPr>
+        <w:t xml:space="preserve"> виправлення: преосвященного митрополита в Сугубій </w:t>
+      </w:r>
+      <w:proofErr w:type="spellStart"/>
+      <w:r>
+        <w:rPr>
+          <w:rFonts w:ascii="Times New Roman" w:hAnsi="Times New Roman" w:cs="Times New Roman"/>
+        </w:rPr>
+        <w:t>єктенії</w:t>
+      </w:r>
+      <w:proofErr w:type="spellEnd"/>
+    </w:p>
+    <w:p>
+      <w:pPr>
+        <w:pStyle w:val="2"/>
+        <w:rPr>
+          <w:rFonts w:ascii="Times New Roman" w:eastAsia="Times New Roman" w:hAnsi="Times New Roman" w:cs="Times New Roman"/>
+          <w:sz w:val="24"/>
+          <w:szCs w:val="24"/>
+        </w:rPr>
+      </w:pPr>
+      <w:proofErr w:type="spellStart"/>
+      <w:r>
+        <w:rPr>
+          <w:rFonts w:ascii="Times New Roman" w:eastAsia="Times New Roman" w:hAnsi="Times New Roman" w:cs="Times New Roman"/>
+          <w:sz w:val="24"/>
+          <w:szCs w:val="24"/>
+        </w:rPr>
+        <w:t>Search</w:t>
+      </w:r>
+      <w:proofErr w:type="spellEnd"/>
+    </w:p>
+    <w:p>
+      <w:pPr>
+        <w:spacing w:after="120"/>
+        <w:jc w:val="both"/>
+        <w:rPr>
+          <w:rFonts w:ascii="Times New Roman" w:eastAsia="Times New Roman" w:hAnsi="Times New Roman" w:cs="Times New Roman"/>
+          <w:sz w:val="24"/>
+          <w:szCs w:val="24"/>
+        </w:rPr>
+      </w:pPr>
+      <w:r>
+        <w:rPr>
+          <w:rFonts w:ascii="Times New Roman" w:eastAsia="Times New Roman" w:hAnsi="Times New Roman" w:cs="Times New Roman"/>
+          <w:sz w:val="24"/>
+          <w:szCs w:val="24"/>
+        </w:rPr>
+        <w:t xml:space="preserve">Ще молимось за святішого вселенського Архиєрея Франциска, Папу Римського, за блаженнішого Патріарха нашого Святослава, і за преосвященнішого Митрополита нашого Кир </w:t>
+      </w:r>
+      <w:r>
+        <w:rPr>
+          <w:rFonts w:ascii="Times New Roman" w:eastAsia="Times New Roman" w:hAnsi="Times New Roman" w:cs="Times New Roman"/>
+          <w:i/>
+          <w:color w:val="FF0000"/>
+          <w:sz w:val="24"/>
+          <w:szCs w:val="24"/>
+        </w:rPr>
+        <w:t>(ім'я)</w:t>
+      </w:r>
+      <w:r>
+        <w:rPr>
+          <w:rFonts w:ascii="Times New Roman" w:eastAsia="Times New Roman" w:hAnsi="Times New Roman" w:cs="Times New Roman"/>
+          <w:sz w:val="24"/>
+          <w:szCs w:val="24"/>
+        </w:rPr>
+        <w:t xml:space="preserve">, і за боголюбивого Єпископа нашого Кир </w:t>
+      </w:r>
+      <w:r>
+        <w:rPr>
+          <w:rFonts w:ascii="Times New Roman" w:eastAsia="Times New Roman" w:hAnsi="Times New Roman" w:cs="Times New Roman"/>
+          <w:i/>
+          <w:color w:val="FF0000"/>
+          <w:sz w:val="24"/>
+          <w:szCs w:val="24"/>
+        </w:rPr>
+        <w:t>(ім'я)</w:t>
+      </w:r>
+      <w:r>
+        <w:rPr>
+          <w:rFonts w:ascii="Times New Roman" w:eastAsia="Times New Roman" w:hAnsi="Times New Roman" w:cs="Times New Roman"/>
+          <w:sz w:val="24"/>
+          <w:szCs w:val="24"/>
+        </w:rPr>
+        <w:t xml:space="preserve">, [і за </w:t>
+      </w:r>
+      <w:proofErr w:type="spellStart"/>
+      <w:r>
+        <w:rPr>
+          <w:rFonts w:ascii="Times New Roman" w:eastAsia="Times New Roman" w:hAnsi="Times New Roman" w:cs="Times New Roman"/>
+          <w:sz w:val="24"/>
+          <w:szCs w:val="24"/>
+        </w:rPr>
+        <w:t>всечесніших</w:t>
+      </w:r>
+      <w:proofErr w:type="spellEnd"/>
+      <w:r>
+        <w:rPr>
+          <w:rFonts w:ascii="Times New Roman" w:eastAsia="Times New Roman" w:hAnsi="Times New Roman" w:cs="Times New Roman"/>
+          <w:sz w:val="24"/>
+          <w:szCs w:val="24"/>
+        </w:rPr>
+        <w:t xml:space="preserve"> отців наших </w:t>
+      </w:r>
+      <w:proofErr w:type="spellStart"/>
+      <w:r>
+        <w:rPr>
+          <w:rFonts w:ascii="Times New Roman" w:eastAsia="Times New Roman" w:hAnsi="Times New Roman" w:cs="Times New Roman"/>
+          <w:sz w:val="24"/>
+          <w:szCs w:val="24"/>
+        </w:rPr>
+        <w:t>Протоархимандрита</w:t>
+      </w:r>
+      <w:proofErr w:type="spellEnd"/>
+      <w:r>
+        <w:rPr>
+          <w:rFonts w:ascii="Times New Roman" w:eastAsia="Times New Roman" w:hAnsi="Times New Roman" w:cs="Times New Roman"/>
+          <w:sz w:val="24"/>
+          <w:szCs w:val="24"/>
+        </w:rPr>
+        <w:t xml:space="preserve"> </w:t>
+      </w:r>
+      <w:r>
+        <w:rPr>
+          <w:rFonts w:ascii="Times New Roman" w:eastAsia="Times New Roman" w:hAnsi="Times New Roman" w:cs="Times New Roman"/>
+          <w:i/>
+          <w:color w:val="FF0000"/>
+          <w:sz w:val="24"/>
+          <w:szCs w:val="24"/>
+        </w:rPr>
+        <w:t>(ім'я)</w:t>
+      </w:r>
+      <w:r>
+        <w:rPr>
+          <w:rFonts w:ascii="Times New Roman" w:eastAsia="Times New Roman" w:hAnsi="Times New Roman" w:cs="Times New Roman"/>
+          <w:sz w:val="24"/>
+          <w:szCs w:val="24"/>
+        </w:rPr>
+        <w:t xml:space="preserve">, </w:t>
+      </w:r>
+      <w:proofErr w:type="spellStart"/>
+      <w:r>
+        <w:rPr>
+          <w:rFonts w:ascii="Times New Roman" w:eastAsia="Times New Roman" w:hAnsi="Times New Roman" w:cs="Times New Roman"/>
+          <w:sz w:val="24"/>
+          <w:szCs w:val="24"/>
+        </w:rPr>
+        <w:t>Архимандрита</w:t>
+      </w:r>
+      <w:proofErr w:type="spellEnd"/>
+      <w:r>
+        <w:rPr>
+          <w:rFonts w:ascii="Times New Roman" w:eastAsia="Times New Roman" w:hAnsi="Times New Roman" w:cs="Times New Roman"/>
+          <w:sz w:val="24"/>
+          <w:szCs w:val="24"/>
+        </w:rPr>
+        <w:t xml:space="preserve"> </w:t>
+      </w:r>
+      <w:r>
+        <w:rPr>
+          <w:rFonts w:ascii="Times New Roman" w:eastAsia="Times New Roman" w:hAnsi="Times New Roman" w:cs="Times New Roman"/>
+          <w:i/>
+          <w:color w:val="FF0000"/>
+          <w:sz w:val="24"/>
+          <w:szCs w:val="24"/>
+        </w:rPr>
+        <w:t>(ім'я)</w:t>
+      </w:r>
+      <w:r>
+        <w:rPr>
+          <w:rFonts w:ascii="Times New Roman" w:eastAsia="Times New Roman" w:hAnsi="Times New Roman" w:cs="Times New Roman"/>
+          <w:sz w:val="24"/>
+          <w:szCs w:val="24"/>
+        </w:rPr>
+        <w:t xml:space="preserve">, </w:t>
+      </w:r>
+      <w:proofErr w:type="spellStart"/>
+      <w:r>
+        <w:rPr>
+          <w:rFonts w:ascii="Times New Roman" w:eastAsia="Times New Roman" w:hAnsi="Times New Roman" w:cs="Times New Roman"/>
+          <w:sz w:val="24"/>
+          <w:szCs w:val="24"/>
+        </w:rPr>
+        <w:t>Протоігумена</w:t>
+      </w:r>
+      <w:proofErr w:type="spellEnd"/>
+      <w:r>
+        <w:rPr>
+          <w:rFonts w:ascii="Times New Roman" w:eastAsia="Times New Roman" w:hAnsi="Times New Roman" w:cs="Times New Roman"/>
+          <w:sz w:val="24"/>
+          <w:szCs w:val="24"/>
+        </w:rPr>
+        <w:t xml:space="preserve"> </w:t>
+      </w:r>
+      <w:r>
+        <w:rPr>
+          <w:rFonts w:ascii="Times New Roman" w:eastAsia="Times New Roman" w:hAnsi="Times New Roman" w:cs="Times New Roman"/>
+          <w:i/>
+          <w:color w:val="FF0000"/>
+          <w:sz w:val="24"/>
+          <w:szCs w:val="24"/>
+        </w:rPr>
+        <w:t>(ім'я)</w:t>
+      </w:r>
+      <w:r>
+        <w:rPr>
+          <w:rFonts w:ascii="Times New Roman" w:eastAsia="Times New Roman" w:hAnsi="Times New Roman" w:cs="Times New Roman"/>
+          <w:sz w:val="24"/>
+          <w:szCs w:val="24"/>
+        </w:rPr>
+        <w:t xml:space="preserve"> й Ігумена </w:t>
+      </w:r>
+      <w:r>
+        <w:rPr>
+          <w:rFonts w:ascii="Times New Roman" w:eastAsia="Times New Roman" w:hAnsi="Times New Roman" w:cs="Times New Roman"/>
+          <w:i/>
+          <w:color w:val="FF0000"/>
+          <w:sz w:val="24"/>
+          <w:szCs w:val="24"/>
+        </w:rPr>
+        <w:t>(ім'я)</w:t>
+      </w:r>
+      <w:r>
+        <w:rPr>
+          <w:rFonts w:ascii="Times New Roman" w:eastAsia="Times New Roman" w:hAnsi="Times New Roman" w:cs="Times New Roman"/>
+          <w:sz w:val="24"/>
+          <w:szCs w:val="24"/>
+        </w:rPr>
+        <w:t xml:space="preserve">], за </w:t>
+      </w:r>
+      <w:r>
+        <w:rPr>
+          <w:rFonts w:ascii="Times New Roman" w:eastAsia="Times New Roman" w:hAnsi="Times New Roman" w:cs="Times New Roman"/>
+          <w:sz w:val="24"/>
+          <w:szCs w:val="24"/>
+        </w:rPr>
         <w:lastRenderedPageBreak/>
+        <w:t>тих, що служать і послужили у святому храмі цьому [і в святій обителі цій], і за отців наших духовних, і всіх у Христі братів наших.</w:t>
+      </w:r>
+    </w:p>
+    <w:p>
+      <w:pPr>
+        <w:pStyle w:val="2"/>
+        <w:rPr>
+          <w:rFonts w:ascii="Times New Roman" w:eastAsia="Times New Roman" w:hAnsi="Times New Roman" w:cs="Times New Roman"/>
+          <w:sz w:val="24"/>
+          <w:szCs w:val="24"/>
+        </w:rPr>
+      </w:pPr>
+      <w:proofErr w:type="spellStart"/>
+      <w:r>
+        <w:rPr>
+          <w:rFonts w:ascii="Times New Roman" w:eastAsia="Times New Roman" w:hAnsi="Times New Roman" w:cs="Times New Roman"/>
+          <w:sz w:val="24"/>
+          <w:szCs w:val="24"/>
+        </w:rPr>
+        <w:t>Replace</w:t>
+      </w:r>
+      <w:proofErr w:type="spellEnd"/>
+    </w:p>
+    <w:p>
+      <w:pPr>
+        <w:spacing w:after="120"/>
+        <w:jc w:val="both"/>
+        <w:rPr>
+          <w:rFonts w:ascii="Times New Roman" w:eastAsia="Times New Roman" w:hAnsi="Times New Roman" w:cs="Times New Roman"/>
+          <w:sz w:val="24"/>
+          <w:szCs w:val="24"/>
+        </w:rPr>
+      </w:pPr>
+      <w:r>
+        <w:rPr>
+          <w:rFonts w:ascii="Times New Roman" w:eastAsia="Times New Roman" w:hAnsi="Times New Roman" w:cs="Times New Roman"/>
+          <w:sz w:val="24"/>
+          <w:szCs w:val="24"/>
+        </w:rPr>
+        <w:t xml:space="preserve">Ще молимось за святішого вселенського Архиєрея Франциска, Папу Римського, за блаженнішого Патріарха нашого Святослава, і за преосвященнішого Митрополита нашого Кир </w:t>
+      </w:r>
+      <w:r>
+        <w:rPr>
+          <w:rFonts w:ascii="Times New Roman" w:eastAsia="Times New Roman" w:hAnsi="Times New Roman" w:cs="Times New Roman"/>
+          <w:i/>
+          <w:color w:val="FF0000"/>
+          <w:sz w:val="24"/>
+          <w:szCs w:val="24"/>
+        </w:rPr>
+        <w:t>(ім'я)</w:t>
+      </w:r>
+      <w:r>
+        <w:rPr>
+          <w:rFonts w:ascii="Times New Roman" w:eastAsia="Times New Roman" w:hAnsi="Times New Roman" w:cs="Times New Roman"/>
+          <w:sz w:val="24"/>
+          <w:szCs w:val="24"/>
+        </w:rPr>
+        <w:t xml:space="preserve">, і за боголюбивого Єпископа нашого Кир </w:t>
+      </w:r>
+      <w:r>
+        <w:rPr>
+          <w:rFonts w:ascii="Times New Roman" w:eastAsia="Times New Roman" w:hAnsi="Times New Roman" w:cs="Times New Roman"/>
+          <w:i/>
+          <w:color w:val="FF0000"/>
+          <w:sz w:val="24"/>
+          <w:szCs w:val="24"/>
+        </w:rPr>
+        <w:t>(ім'я)</w:t>
+      </w:r>
+      <w:r>
+        <w:rPr>
+          <w:rFonts w:ascii="Times New Roman" w:eastAsia="Times New Roman" w:hAnsi="Times New Roman" w:cs="Times New Roman"/>
+          <w:sz w:val="24"/>
+          <w:szCs w:val="24"/>
+        </w:rPr>
+        <w:t xml:space="preserve">, [і за </w:t>
+      </w:r>
+      <w:proofErr w:type="spellStart"/>
+      <w:r>
+        <w:rPr>
+          <w:rFonts w:ascii="Times New Roman" w:eastAsia="Times New Roman" w:hAnsi="Times New Roman" w:cs="Times New Roman"/>
+          <w:sz w:val="24"/>
+          <w:szCs w:val="24"/>
+        </w:rPr>
+        <w:t>всечесніших</w:t>
+      </w:r>
+      <w:proofErr w:type="spellEnd"/>
+      <w:r>
+        <w:rPr>
+          <w:rFonts w:ascii="Times New Roman" w:eastAsia="Times New Roman" w:hAnsi="Times New Roman" w:cs="Times New Roman"/>
+          <w:sz w:val="24"/>
+          <w:szCs w:val="24"/>
+        </w:rPr>
+        <w:t xml:space="preserve"> отців наших </w:t>
+      </w:r>
+      <w:proofErr w:type="spellStart"/>
+      <w:r>
+        <w:rPr>
+          <w:rFonts w:ascii="Times New Roman" w:eastAsia="Times New Roman" w:hAnsi="Times New Roman" w:cs="Times New Roman"/>
+          <w:sz w:val="24"/>
+          <w:szCs w:val="24"/>
+        </w:rPr>
+        <w:t>Протоархимандрита</w:t>
+      </w:r>
+      <w:proofErr w:type="spellEnd"/>
+      <w:r>
+        <w:rPr>
+          <w:rFonts w:ascii="Times New Roman" w:eastAsia="Times New Roman" w:hAnsi="Times New Roman" w:cs="Times New Roman"/>
+          <w:sz w:val="24"/>
+          <w:szCs w:val="24"/>
+        </w:rPr>
+        <w:t xml:space="preserve"> </w:t>
+      </w:r>
+      <w:r>
+        <w:rPr>
+          <w:rFonts w:ascii="Times New Roman" w:eastAsia="Times New Roman" w:hAnsi="Times New Roman" w:cs="Times New Roman"/>
+          <w:i/>
+          <w:color w:val="FF0000"/>
+          <w:sz w:val="24"/>
+          <w:szCs w:val="24"/>
+        </w:rPr>
+        <w:t>(ім'я)</w:t>
+      </w:r>
+      <w:r>
+        <w:rPr>
+          <w:rFonts w:ascii="Times New Roman" w:eastAsia="Times New Roman" w:hAnsi="Times New Roman" w:cs="Times New Roman"/>
+          <w:sz w:val="24"/>
+          <w:szCs w:val="24"/>
+        </w:rPr>
+        <w:t xml:space="preserve">, </w:t>
+      </w:r>
+      <w:proofErr w:type="spellStart"/>
+      <w:r>
+        <w:rPr>
+          <w:rFonts w:ascii="Times New Roman" w:eastAsia="Times New Roman" w:hAnsi="Times New Roman" w:cs="Times New Roman"/>
+          <w:sz w:val="24"/>
+          <w:szCs w:val="24"/>
+        </w:rPr>
+        <w:t>Архимандрита</w:t>
+      </w:r>
+      <w:proofErr w:type="spellEnd"/>
+      <w:r>
+        <w:rPr>
+          <w:rFonts w:ascii="Times New Roman" w:eastAsia="Times New Roman" w:hAnsi="Times New Roman" w:cs="Times New Roman"/>
+          <w:sz w:val="24"/>
+          <w:szCs w:val="24"/>
+        </w:rPr>
+        <w:t xml:space="preserve"> </w:t>
+      </w:r>
+      <w:r>
+        <w:rPr>
+          <w:rFonts w:ascii="Times New Roman" w:eastAsia="Times New Roman" w:hAnsi="Times New Roman" w:cs="Times New Roman"/>
+          <w:i/>
+          <w:color w:val="FF0000"/>
+          <w:sz w:val="24"/>
+          <w:szCs w:val="24"/>
+        </w:rPr>
+        <w:t>(ім'я)</w:t>
+      </w:r>
+      <w:r>
+        <w:rPr>
+          <w:rFonts w:ascii="Times New Roman" w:eastAsia="Times New Roman" w:hAnsi="Times New Roman" w:cs="Times New Roman"/>
+          <w:sz w:val="24"/>
+          <w:szCs w:val="24"/>
+        </w:rPr>
+        <w:t xml:space="preserve">, </w:t>
+      </w:r>
+      <w:proofErr w:type="spellStart"/>
+      <w:r>
+        <w:rPr>
+          <w:rFonts w:ascii="Times New Roman" w:eastAsia="Times New Roman" w:hAnsi="Times New Roman" w:cs="Times New Roman"/>
+          <w:sz w:val="24"/>
+          <w:szCs w:val="24"/>
+        </w:rPr>
+        <w:t>Протоігумена</w:t>
+      </w:r>
+      <w:proofErr w:type="spellEnd"/>
+      <w:r>
+        <w:rPr>
+          <w:rFonts w:ascii="Times New Roman" w:eastAsia="Times New Roman" w:hAnsi="Times New Roman" w:cs="Times New Roman"/>
+          <w:sz w:val="24"/>
+          <w:szCs w:val="24"/>
+        </w:rPr>
+        <w:t xml:space="preserve"> </w:t>
+      </w:r>
+      <w:r>
+        <w:rPr>
+          <w:rFonts w:ascii="Times New Roman" w:eastAsia="Times New Roman" w:hAnsi="Times New Roman" w:cs="Times New Roman"/>
+          <w:i/>
+          <w:color w:val="FF0000"/>
+          <w:sz w:val="24"/>
+          <w:szCs w:val="24"/>
+        </w:rPr>
+        <w:t>(ім'я)</w:t>
+      </w:r>
+      <w:r>
+        <w:rPr>
+          <w:rFonts w:ascii="Times New Roman" w:eastAsia="Times New Roman" w:hAnsi="Times New Roman" w:cs="Times New Roman"/>
+          <w:sz w:val="24"/>
+          <w:szCs w:val="24"/>
+        </w:rPr>
+        <w:t xml:space="preserve"> й Ігумена </w:t>
+      </w:r>
+      <w:r>
+        <w:rPr>
+          <w:rFonts w:ascii="Times New Roman" w:eastAsia="Times New Roman" w:hAnsi="Times New Roman" w:cs="Times New Roman"/>
+          <w:i/>
+          <w:color w:val="FF0000"/>
+          <w:sz w:val="24"/>
+          <w:szCs w:val="24"/>
+        </w:rPr>
+        <w:t>(ім'я)</w:t>
+      </w:r>
+      <w:r>
+        <w:rPr>
+          <w:rFonts w:ascii="Times New Roman" w:eastAsia="Times New Roman" w:hAnsi="Times New Roman" w:cs="Times New Roman"/>
+          <w:sz w:val="24"/>
+          <w:szCs w:val="24"/>
+        </w:rPr>
+        <w:t>], за тих, що служать і послужили у святому храмі цьому (і в святій обителі цій), і за отців наших духовних, і всіх у Христі братів наших.</w:t>
+      </w:r>
+    </w:p>
+    <w:p>
+      <w:pPr>
+        <w:pStyle w:val="1"/>
+        <w:rPr>
+          <w:rFonts w:ascii="Times New Roman" w:hAnsi="Times New Roman" w:cs="Times New Roman"/>
+        </w:rPr>
+      </w:pPr>
+      <w:proofErr w:type="spellStart"/>
+      <w:r>
+        <w:rPr>
+          <w:rFonts w:ascii="Times New Roman" w:hAnsi="Times New Roman" w:cs="Times New Roman"/>
+        </w:rPr>
         <w:t>Уніфікаційні</w:t>
       </w:r>
       <w:proofErr w:type="spellEnd"/>
@@ -2270,7 +2531,16 @@
           <w:sz w:val="24"/>
           <w:szCs w:val="24"/>
         </w:rPr>
-        <w:t>], за тих, що служать і послужили у святому храмі цьому (і в святій обителі цій), за отців наших духовних, і всіх у Христі братів наших.</w:t>
+        <w:t xml:space="preserve">], за </w:t>
+      </w:r>
+      <w:r>
+        <w:rPr>
+          <w:rFonts w:ascii="Times New Roman" w:eastAsia="Times New Roman" w:hAnsi="Times New Roman" w:cs="Times New Roman"/>
+          <w:sz w:val="24"/>
+          <w:szCs w:val="24"/>
+        </w:rPr>
+        <w:lastRenderedPageBreak/>
+        <w:t>тих, що служать і послужили у святому храмі цьому (і в святій обителі цій), за отців наших духовних, і всіх у Христі братів наших.</w:t>
       </w:r>
     </w:p>
     <w:p>
@@ -2503,7 +2773,6 @@
         <w:rPr>
           <w:rFonts w:ascii="Times New Roman" w:hAnsi="Times New Roman" w:cs="Times New Roman"/>
         </w:rPr>
-        <w:lastRenderedPageBreak/>
         <w:t>[ЛПД][Піст]: Молитва Причасника</w:t>
       </w:r>
     </w:p>
@@ -3566,6 +3835,7 @@
           <w:sz w:val="24"/>
           <w:szCs w:val="24"/>
         </w:rPr>
+        <w:lastRenderedPageBreak/>
         <w:t>Бо́же</w:t>
       </w:r>
       <w:proofErr w:type="spellEnd"/>
@@ -3865,7 +4135,6 @@
           <w:sz w:val="24"/>
           <w:szCs w:val="24"/>
         </w:rPr>
-        <w:lastRenderedPageBreak/>
         <w:t>Replace</w:t>
       </w:r>
       <w:proofErr w:type="spellEnd"/>
@@ -4848,6 +5117,7 @@
           <w:sz w:val="24"/>
           <w:szCs w:val="24"/>
         </w:rPr>
+        <w:lastRenderedPageBreak/>
         <w:t>Replace</w:t>
       </w:r>
       <w:proofErr w:type="spellEnd"/>
@@ -5045,7 +5315,6 @@
           <w:sz w:val="24"/>
           <w:szCs w:val="24"/>
         </w:rPr>
-        <w:lastRenderedPageBreak/>
         <w:t>Вірні:</w:t>
       </w:r>
       <w:r>
@@ -5771,6 +6040,7 @@
           <w:sz w:val="24"/>
           <w:szCs w:val="24"/>
         </w:rPr>
+        <w:lastRenderedPageBreak/>
         <w:t>Пресвяту, пречисту, преблагословенну, славну Владичицю нашу Богородицю і приснодіву Марію, з усіма святими пом'янувши, самі себе, і один одного, і все життя наше Христу Богові віддаймо.</w:t>
       </w:r>
     </w:p>
@@ -6033,7 +6303,6 @@
           <w:sz w:val="24"/>
           <w:szCs w:val="24"/>
         </w:rPr>
-        <w:lastRenderedPageBreak/>
         <w:t>За мир усього світу, добрий стан святих Божих церков і з’єднання всіх Господеві помолімся.</w:t>
       </w:r>
     </w:p>
@@ -7026,6 +7295,7 @@
         <w:rPr>
           <w:rFonts w:ascii="Times New Roman" w:hAnsi="Times New Roman" w:cs="Times New Roman"/>
         </w:rPr>
+        <w:lastRenderedPageBreak/>
         <w:t xml:space="preserve">[В/У] Виголос “Бо Тобі належить усяка слава”, по Мирній </w:t>
       </w:r>
       <w:proofErr w:type="spellStart"/>
@@ -7147,7 +7417,6 @@
         <w:rPr>
           <w:rFonts w:ascii="Times New Roman" w:hAnsi="Times New Roman" w:cs="Times New Roman"/>
         </w:rPr>
-        <w:lastRenderedPageBreak/>
         <w:t>[В/У] Мала єктенія</w:t>
       </w:r>
     </w:p>
@@ -7687,6 +7956,7 @@
           <w:sz w:val="24"/>
           <w:szCs w:val="24"/>
         </w:rPr>
+        <w:lastRenderedPageBreak/>
         <w:t>Replace</w:t>
       </w:r>
       <w:proofErr w:type="spellEnd"/>
@@ -9006,7 +9276,6 @@
           <w:sz w:val="24"/>
           <w:szCs w:val="24"/>
         </w:rPr>
-        <w:lastRenderedPageBreak/>
         <w:t>Нехай піднесеться молитва моя,* мов кадило перед тобою;* підношення рук моїх,* як жертва вечірня.* Вислухай мене, Господи.</w:t>
       </w:r>
     </w:p>
@@ -10798,7 +11067,16 @@
           <w:sz w:val="24"/>
           <w:szCs w:val="24"/>
         </w:rPr>
-        <w:t xml:space="preserve"> за тих, що служать і послужили у святім храмі цьому, і за отців наших духовних, і всіх у Христі братів і сестер наших.</w:t>
+        <w:t xml:space="preserve"> за тих, що </w:t>
+      </w:r>
+      <w:r>
+        <w:rPr>
+          <w:rFonts w:ascii="Times New Roman" w:eastAsia="Times New Roman" w:hAnsi="Times New Roman" w:cs="Times New Roman"/>
+          <w:sz w:val="24"/>
+          <w:szCs w:val="24"/>
+        </w:rPr>
+        <w:lastRenderedPageBreak/>
+        <w:t>служать і послужили у святім храмі цьому, і за отців наших духовних, і всіх у Христі братів і сестер наших.</w:t>
       </w:r>
     </w:p>
     <w:p>
@@ -11135,7 +11413,6 @@
           <w:sz w:val="24"/>
           <w:szCs w:val="24"/>
         </w:rPr>
-        <w:lastRenderedPageBreak/>
         <w:t>Вірні:</w:t>
       </w:r>
       <w:r>
@@ -11907,6 +12184,7 @@
           <w:sz w:val="24"/>
           <w:szCs w:val="24"/>
         </w:rPr>
+        <w:lastRenderedPageBreak/>
         <w:t>Ще молимось за тут присутніх людей, що очікують від Тебе великої і багатої милости, за тих, що творять нам милостиню, і за всіх православних християн.</w:t>
       </w:r>
     </w:p>
@@ -12310,7 +12588,6 @@
           <w:sz w:val="24"/>
           <w:szCs w:val="24"/>
         </w:rPr>
-        <w:lastRenderedPageBreak/>
         <w:t>Ще молимось за Богом бережений народ наш, за правління і за все військо.</w:t>
       </w:r>
     </w:p>
@@ -12952,6 +13229,7 @@
           <w:sz w:val="24"/>
           <w:szCs w:val="24"/>
         </w:rPr>
+        <w:lastRenderedPageBreak/>
         <w:t>Протоархимандрита</w:t>
       </w:r>
       <w:proofErr w:type="spellEnd"/>
@@ -13354,7 +13632,6 @@
           <w:sz w:val="24"/>
           <w:szCs w:val="24"/>
         </w:rPr>
-        <w:lastRenderedPageBreak/>
         <w:t xml:space="preserve">Ще молимось за святішого вселенського архиєрея Франциска, папу Римського, і за блаженнішого патріярха нашого Святослава, і за преосвященнішого архиєпископа і митрополита нашого кир </w:t>
       </w:r>
       <w:r>
@@ -13806,6 +14083,7 @@
         <w:rPr>
           <w:rFonts w:ascii="Times New Roman" w:hAnsi="Times New Roman" w:cs="Times New Roman"/>
         </w:rPr>
+        <w:lastRenderedPageBreak/>
         <w:t xml:space="preserve">[В/У] Виголос “Бо милостивий”, по </w:t>
       </w:r>
       <w:proofErr w:type="spellStart"/>
@@ -14062,7 +14340,6 @@
         <w:rPr>
           <w:rFonts w:ascii="Times New Roman" w:hAnsi="Times New Roman" w:cs="Times New Roman"/>
         </w:rPr>
-        <w:lastRenderedPageBreak/>
         <w:t>[В/У] “Заступи, спаси помилуй”</w:t>
       </w:r>
     </w:p>
@@ -14402,6 +14679,7 @@
           <w:sz w:val="24"/>
           <w:szCs w:val="24"/>
         </w:rPr>
+        <w:lastRenderedPageBreak/>
         <w:t>Replace</w:t>
       </w:r>
       <w:proofErr w:type="spellEnd"/>
@@ -14958,7 +15236,6 @@
         <w:rPr>
           <w:rFonts w:ascii="Times New Roman" w:hAnsi="Times New Roman" w:cs="Times New Roman"/>
         </w:rPr>
-        <w:lastRenderedPageBreak/>
         <w:t>[В/У] Прохальна єктенія (прохання, шаблони старі, диякон)</w:t>
       </w:r>
     </w:p>
@@ -15444,6 +15721,7 @@
           <w:sz w:val="24"/>
           <w:szCs w:val="24"/>
         </w:rPr>
+        <w:lastRenderedPageBreak/>
         <w:t>Replace</w:t>
       </w:r>
       <w:proofErr w:type="spellEnd"/>
@@ -16000,7 +16278,6 @@
         <w:rPr>
           <w:rFonts w:ascii="Times New Roman" w:hAnsi="Times New Roman" w:cs="Times New Roman"/>
         </w:rPr>
-        <w:lastRenderedPageBreak/>
         <w:t>[В/У] Прохальна єктенія (прохання, шаблони нові)</w:t>
       </w:r>
     </w:p>
@@ -16390,565 +16667,565 @@
           <w:sz w:val="24"/>
           <w:szCs w:val="24"/>
         </w:rPr>
-        <w:t>Вірні:</w:t>
-      </w:r>
-      <w:r>
-        <w:rPr>
-          <w:rFonts w:ascii="Times New Roman" w:eastAsia="Times New Roman" w:hAnsi="Times New Roman" w:cs="Times New Roman"/>
-          <w:color w:val="FF0000"/>
-          <w:sz w:val="24"/>
-          <w:szCs w:val="24"/>
-        </w:rPr>
-        <w:t xml:space="preserve"> </w:t>
-      </w:r>
-      <w:r>
-        <w:rPr>
-          <w:rFonts w:ascii="Times New Roman" w:eastAsia="Times New Roman" w:hAnsi="Times New Roman" w:cs="Times New Roman"/>
-          <w:sz w:val="24"/>
-          <w:szCs w:val="24"/>
-        </w:rPr>
-        <w:t>Тобі, Господи.</w:t>
-      </w:r>
-    </w:p>
-    <w:p>
-      <w:pPr>
-        <w:pStyle w:val="2"/>
-        <w:rPr>
-          <w:rFonts w:ascii="Times New Roman" w:eastAsia="Times New Roman" w:hAnsi="Times New Roman" w:cs="Times New Roman"/>
-          <w:sz w:val="24"/>
-          <w:szCs w:val="24"/>
-        </w:rPr>
-      </w:pPr>
-      <w:proofErr w:type="spellStart"/>
-      <w:r>
-        <w:rPr>
-          <w:rFonts w:ascii="Times New Roman" w:eastAsia="Times New Roman" w:hAnsi="Times New Roman" w:cs="Times New Roman"/>
-          <w:sz w:val="24"/>
-          <w:szCs w:val="24"/>
-        </w:rPr>
-        <w:t>Replace</w:t>
-      </w:r>
-      <w:proofErr w:type="spellEnd"/>
-    </w:p>
-    <w:p>
-      <w:pPr>
-        <w:spacing w:after="80" w:line="240" w:lineRule="auto"/>
-        <w:rPr>
-          <w:rFonts w:ascii="Times New Roman" w:eastAsia="Times New Roman" w:hAnsi="Times New Roman" w:cs="Times New Roman"/>
-          <w:sz w:val="24"/>
-          <w:szCs w:val="24"/>
-        </w:rPr>
-      </w:pPr>
-      <w:r>
-        <w:rPr>
-          <w:rFonts w:ascii="Times New Roman" w:eastAsia="Times New Roman" w:hAnsi="Times New Roman" w:cs="Times New Roman"/>
-          <w:i/>
-          <w:color w:val="FF4400"/>
-          <w:sz w:val="24"/>
-          <w:szCs w:val="24"/>
-        </w:rPr>
-        <w:t>Вірні:</w:t>
-      </w:r>
-      <w:r>
-        <w:rPr>
-          <w:rFonts w:ascii="Times New Roman" w:eastAsia="Times New Roman" w:hAnsi="Times New Roman" w:cs="Times New Roman"/>
-          <w:sz w:val="24"/>
-          <w:szCs w:val="24"/>
-        </w:rPr>
-        <w:t xml:space="preserve"> </w:t>
-      </w:r>
-      <w:proofErr w:type="spellStart"/>
-      <w:r>
-        <w:rPr>
-          <w:rFonts w:ascii="Times New Roman" w:eastAsia="Times New Roman" w:hAnsi="Times New Roman" w:cs="Times New Roman"/>
-          <w:sz w:val="24"/>
-          <w:szCs w:val="24"/>
-        </w:rPr>
-        <w:t>Пода́й</w:t>
-      </w:r>
-      <w:proofErr w:type="spellEnd"/>
-      <w:r>
-        <w:rPr>
-          <w:rFonts w:ascii="Times New Roman" w:eastAsia="Times New Roman" w:hAnsi="Times New Roman" w:cs="Times New Roman"/>
-          <w:sz w:val="24"/>
-          <w:szCs w:val="24"/>
-        </w:rPr>
-        <w:t xml:space="preserve">, </w:t>
-      </w:r>
-      <w:proofErr w:type="spellStart"/>
-      <w:r>
-        <w:rPr>
-          <w:rFonts w:ascii="Times New Roman" w:eastAsia="Times New Roman" w:hAnsi="Times New Roman" w:cs="Times New Roman"/>
-          <w:sz w:val="24"/>
-          <w:szCs w:val="24"/>
-        </w:rPr>
-        <w:t>Го́споди</w:t>
-      </w:r>
-      <w:proofErr w:type="spellEnd"/>
-      <w:r>
-        <w:rPr>
-          <w:rFonts w:ascii="Times New Roman" w:eastAsia="Times New Roman" w:hAnsi="Times New Roman" w:cs="Times New Roman"/>
-          <w:sz w:val="24"/>
-          <w:szCs w:val="24"/>
-        </w:rPr>
-        <w:t>.</w:t>
-      </w:r>
-    </w:p>
-    <w:p>
-      <w:pPr>
-        <w:spacing w:after="80" w:line="240" w:lineRule="auto"/>
-        <w:rPr>
-          <w:rFonts w:ascii="Times New Roman" w:eastAsia="Times New Roman" w:hAnsi="Times New Roman" w:cs="Times New Roman"/>
-          <w:sz w:val="24"/>
-          <w:szCs w:val="24"/>
-        </w:rPr>
-      </w:pPr>
-      <w:r>
-        <w:rPr>
-          <w:rFonts w:ascii="Times New Roman" w:eastAsia="Times New Roman" w:hAnsi="Times New Roman" w:cs="Times New Roman"/>
-          <w:sz w:val="24"/>
-          <w:szCs w:val="24"/>
-        </w:rPr>
-        <w:t>Ангела миру, вірного наставника, охоронця душ і тіл наших у Господа просім.</w:t>
-      </w:r>
-    </w:p>
-    <w:p>
-      <w:pPr>
-        <w:spacing w:after="80" w:line="240" w:lineRule="auto"/>
-        <w:rPr>
-          <w:rFonts w:ascii="Times New Roman" w:eastAsia="Times New Roman" w:hAnsi="Times New Roman" w:cs="Times New Roman"/>
-          <w:sz w:val="24"/>
-          <w:szCs w:val="24"/>
-        </w:rPr>
-      </w:pPr>
-      <w:r>
-        <w:rPr>
-          <w:rFonts w:ascii="Times New Roman" w:eastAsia="Times New Roman" w:hAnsi="Times New Roman" w:cs="Times New Roman"/>
-          <w:i/>
-          <w:color w:val="FF4400"/>
-          <w:sz w:val="24"/>
-          <w:szCs w:val="24"/>
-        </w:rPr>
-        <w:t>Вірні:</w:t>
-      </w:r>
-      <w:r>
-        <w:rPr>
-          <w:rFonts w:ascii="Times New Roman" w:eastAsia="Times New Roman" w:hAnsi="Times New Roman" w:cs="Times New Roman"/>
-          <w:sz w:val="24"/>
-          <w:szCs w:val="24"/>
-        </w:rPr>
-        <w:t xml:space="preserve"> </w:t>
-      </w:r>
-      <w:proofErr w:type="spellStart"/>
-      <w:r>
-        <w:rPr>
-          <w:rFonts w:ascii="Times New Roman" w:eastAsia="Times New Roman" w:hAnsi="Times New Roman" w:cs="Times New Roman"/>
-          <w:sz w:val="24"/>
-          <w:szCs w:val="24"/>
-        </w:rPr>
-        <w:t>Пода́й</w:t>
-      </w:r>
-      <w:proofErr w:type="spellEnd"/>
-      <w:r>
-        <w:rPr>
-          <w:rFonts w:ascii="Times New Roman" w:eastAsia="Times New Roman" w:hAnsi="Times New Roman" w:cs="Times New Roman"/>
-          <w:sz w:val="24"/>
-          <w:szCs w:val="24"/>
-        </w:rPr>
-        <w:t xml:space="preserve">, </w:t>
-      </w:r>
-      <w:proofErr w:type="spellStart"/>
-      <w:r>
-        <w:rPr>
-          <w:rFonts w:ascii="Times New Roman" w:eastAsia="Times New Roman" w:hAnsi="Times New Roman" w:cs="Times New Roman"/>
-          <w:sz w:val="24"/>
-          <w:szCs w:val="24"/>
-        </w:rPr>
-        <w:t>Го́споди</w:t>
-      </w:r>
-      <w:proofErr w:type="spellEnd"/>
-      <w:r>
-        <w:rPr>
-          <w:rFonts w:ascii="Times New Roman" w:eastAsia="Times New Roman" w:hAnsi="Times New Roman" w:cs="Times New Roman"/>
-          <w:sz w:val="24"/>
-          <w:szCs w:val="24"/>
-        </w:rPr>
-        <w:t>.</w:t>
-      </w:r>
-    </w:p>
-    <w:p>
-      <w:pPr>
-        <w:spacing w:after="80" w:line="240" w:lineRule="auto"/>
-        <w:rPr>
-          <w:rFonts w:ascii="Times New Roman" w:eastAsia="Times New Roman" w:hAnsi="Times New Roman" w:cs="Times New Roman"/>
-          <w:sz w:val="24"/>
-          <w:szCs w:val="24"/>
-        </w:rPr>
-      </w:pPr>
-      <w:r>
-        <w:rPr>
-          <w:rFonts w:ascii="Times New Roman" w:eastAsia="Times New Roman" w:hAnsi="Times New Roman" w:cs="Times New Roman"/>
-          <w:sz w:val="24"/>
-          <w:szCs w:val="24"/>
-        </w:rPr>
-        <w:t>Прощення й відпущення гріхів, і прогрішень наших у Господа просім.</w:t>
-      </w:r>
-    </w:p>
-    <w:p>
-      <w:pPr>
-        <w:spacing w:after="80" w:line="240" w:lineRule="auto"/>
-        <w:rPr>
-          <w:rFonts w:ascii="Times New Roman" w:eastAsia="Times New Roman" w:hAnsi="Times New Roman" w:cs="Times New Roman"/>
-          <w:sz w:val="24"/>
-          <w:szCs w:val="24"/>
-        </w:rPr>
-      </w:pPr>
-      <w:r>
-        <w:rPr>
-          <w:rFonts w:ascii="Times New Roman" w:eastAsia="Times New Roman" w:hAnsi="Times New Roman" w:cs="Times New Roman"/>
-          <w:i/>
-          <w:color w:val="FF4400"/>
-          <w:sz w:val="24"/>
-          <w:szCs w:val="24"/>
-        </w:rPr>
-        <w:t>Вірні:</w:t>
-      </w:r>
-      <w:r>
-        <w:rPr>
-          <w:rFonts w:ascii="Times New Roman" w:eastAsia="Times New Roman" w:hAnsi="Times New Roman" w:cs="Times New Roman"/>
-          <w:sz w:val="24"/>
-          <w:szCs w:val="24"/>
-        </w:rPr>
-        <w:t xml:space="preserve"> </w:t>
-      </w:r>
-      <w:proofErr w:type="spellStart"/>
-      <w:r>
-        <w:rPr>
-          <w:rFonts w:ascii="Times New Roman" w:eastAsia="Times New Roman" w:hAnsi="Times New Roman" w:cs="Times New Roman"/>
-          <w:sz w:val="24"/>
-          <w:szCs w:val="24"/>
-        </w:rPr>
-        <w:t>Пода́й</w:t>
-      </w:r>
-      <w:proofErr w:type="spellEnd"/>
-      <w:r>
-        <w:rPr>
-          <w:rFonts w:ascii="Times New Roman" w:eastAsia="Times New Roman" w:hAnsi="Times New Roman" w:cs="Times New Roman"/>
-          <w:sz w:val="24"/>
-          <w:szCs w:val="24"/>
-        </w:rPr>
-        <w:t xml:space="preserve">, </w:t>
-      </w:r>
-      <w:proofErr w:type="spellStart"/>
-      <w:r>
-        <w:rPr>
-          <w:rFonts w:ascii="Times New Roman" w:eastAsia="Times New Roman" w:hAnsi="Times New Roman" w:cs="Times New Roman"/>
-          <w:sz w:val="24"/>
-          <w:szCs w:val="24"/>
-        </w:rPr>
-        <w:t>Го́споди</w:t>
-      </w:r>
-      <w:proofErr w:type="spellEnd"/>
-      <w:r>
-        <w:rPr>
-          <w:rFonts w:ascii="Times New Roman" w:eastAsia="Times New Roman" w:hAnsi="Times New Roman" w:cs="Times New Roman"/>
-          <w:sz w:val="24"/>
-          <w:szCs w:val="24"/>
-        </w:rPr>
-        <w:t>.</w:t>
-      </w:r>
-    </w:p>
-    <w:p>
-      <w:pPr>
-        <w:spacing w:after="80" w:line="240" w:lineRule="auto"/>
-        <w:rPr>
-          <w:rFonts w:ascii="Times New Roman" w:eastAsia="Times New Roman" w:hAnsi="Times New Roman" w:cs="Times New Roman"/>
-          <w:sz w:val="24"/>
-          <w:szCs w:val="24"/>
-        </w:rPr>
-      </w:pPr>
-      <w:r>
-        <w:rPr>
-          <w:rFonts w:ascii="Times New Roman" w:eastAsia="Times New Roman" w:hAnsi="Times New Roman" w:cs="Times New Roman"/>
-          <w:sz w:val="24"/>
-          <w:szCs w:val="24"/>
-        </w:rPr>
-        <w:t>Доброго й пожиточного для душ наших і миру для світу у Господа просім.</w:t>
-      </w:r>
-    </w:p>
-    <w:p>
-      <w:pPr>
-        <w:spacing w:after="80" w:line="240" w:lineRule="auto"/>
-        <w:rPr>
-          <w:rFonts w:ascii="Times New Roman" w:eastAsia="Times New Roman" w:hAnsi="Times New Roman" w:cs="Times New Roman"/>
-          <w:sz w:val="24"/>
-          <w:szCs w:val="24"/>
-        </w:rPr>
-      </w:pPr>
-      <w:r>
-        <w:rPr>
-          <w:rFonts w:ascii="Times New Roman" w:eastAsia="Times New Roman" w:hAnsi="Times New Roman" w:cs="Times New Roman"/>
-          <w:i/>
-          <w:color w:val="FF4400"/>
-          <w:sz w:val="24"/>
-          <w:szCs w:val="24"/>
-        </w:rPr>
-        <w:t>Вірні:</w:t>
-      </w:r>
-      <w:r>
-        <w:rPr>
-          <w:rFonts w:ascii="Times New Roman" w:eastAsia="Times New Roman" w:hAnsi="Times New Roman" w:cs="Times New Roman"/>
-          <w:sz w:val="24"/>
-          <w:szCs w:val="24"/>
-        </w:rPr>
-        <w:t xml:space="preserve"> </w:t>
-      </w:r>
-      <w:proofErr w:type="spellStart"/>
-      <w:r>
-        <w:rPr>
-          <w:rFonts w:ascii="Times New Roman" w:eastAsia="Times New Roman" w:hAnsi="Times New Roman" w:cs="Times New Roman"/>
-          <w:sz w:val="24"/>
-          <w:szCs w:val="24"/>
-        </w:rPr>
-        <w:t>Пода́й</w:t>
-      </w:r>
-      <w:proofErr w:type="spellEnd"/>
-      <w:r>
-        <w:rPr>
-          <w:rFonts w:ascii="Times New Roman" w:eastAsia="Times New Roman" w:hAnsi="Times New Roman" w:cs="Times New Roman"/>
-          <w:sz w:val="24"/>
-          <w:szCs w:val="24"/>
-        </w:rPr>
-        <w:t xml:space="preserve">, </w:t>
-      </w:r>
-      <w:proofErr w:type="spellStart"/>
-      <w:r>
-        <w:rPr>
-          <w:rFonts w:ascii="Times New Roman" w:eastAsia="Times New Roman" w:hAnsi="Times New Roman" w:cs="Times New Roman"/>
-          <w:sz w:val="24"/>
-          <w:szCs w:val="24"/>
-        </w:rPr>
-        <w:t>Го́споди</w:t>
-      </w:r>
-      <w:proofErr w:type="spellEnd"/>
-      <w:r>
-        <w:rPr>
-          <w:rFonts w:ascii="Times New Roman" w:eastAsia="Times New Roman" w:hAnsi="Times New Roman" w:cs="Times New Roman"/>
-          <w:sz w:val="24"/>
-          <w:szCs w:val="24"/>
-        </w:rPr>
-        <w:t>.</w:t>
-      </w:r>
-    </w:p>
-    <w:p>
-      <w:pPr>
-        <w:spacing w:after="80" w:line="240" w:lineRule="auto"/>
-        <w:rPr>
-          <w:rFonts w:ascii="Times New Roman" w:eastAsia="Times New Roman" w:hAnsi="Times New Roman" w:cs="Times New Roman"/>
-          <w:sz w:val="24"/>
-          <w:szCs w:val="24"/>
-        </w:rPr>
-      </w:pPr>
-      <w:r>
-        <w:rPr>
-          <w:rFonts w:ascii="Times New Roman" w:eastAsia="Times New Roman" w:hAnsi="Times New Roman" w:cs="Times New Roman"/>
-          <w:sz w:val="24"/>
-          <w:szCs w:val="24"/>
-        </w:rPr>
-        <w:t>Останок життя нашого в мирі й покаянні завершити у Господа просім.</w:t>
-      </w:r>
-    </w:p>
-    <w:p>
-      <w:pPr>
-        <w:spacing w:after="80" w:line="240" w:lineRule="auto"/>
-        <w:rPr>
-          <w:rFonts w:ascii="Times New Roman" w:eastAsia="Times New Roman" w:hAnsi="Times New Roman" w:cs="Times New Roman"/>
-          <w:sz w:val="24"/>
-          <w:szCs w:val="24"/>
-        </w:rPr>
-      </w:pPr>
-      <w:r>
-        <w:rPr>
-          <w:rFonts w:ascii="Times New Roman" w:eastAsia="Times New Roman" w:hAnsi="Times New Roman" w:cs="Times New Roman"/>
-          <w:i/>
-          <w:color w:val="FF4400"/>
-          <w:sz w:val="24"/>
-          <w:szCs w:val="24"/>
-        </w:rPr>
-        <w:t>Вірні:</w:t>
-      </w:r>
-      <w:r>
-        <w:rPr>
-          <w:rFonts w:ascii="Times New Roman" w:eastAsia="Times New Roman" w:hAnsi="Times New Roman" w:cs="Times New Roman"/>
-          <w:sz w:val="24"/>
-          <w:szCs w:val="24"/>
-        </w:rPr>
-        <w:t xml:space="preserve"> </w:t>
-      </w:r>
-      <w:proofErr w:type="spellStart"/>
-      <w:r>
-        <w:rPr>
-          <w:rFonts w:ascii="Times New Roman" w:eastAsia="Times New Roman" w:hAnsi="Times New Roman" w:cs="Times New Roman"/>
-          <w:sz w:val="24"/>
-          <w:szCs w:val="24"/>
-        </w:rPr>
-        <w:t>Пода́й</w:t>
-      </w:r>
-      <w:proofErr w:type="spellEnd"/>
-      <w:r>
-        <w:rPr>
-          <w:rFonts w:ascii="Times New Roman" w:eastAsia="Times New Roman" w:hAnsi="Times New Roman" w:cs="Times New Roman"/>
-          <w:sz w:val="24"/>
-          <w:szCs w:val="24"/>
-        </w:rPr>
-        <w:t xml:space="preserve">, </w:t>
-      </w:r>
-      <w:proofErr w:type="spellStart"/>
-      <w:r>
-        <w:rPr>
-          <w:rFonts w:ascii="Times New Roman" w:eastAsia="Times New Roman" w:hAnsi="Times New Roman" w:cs="Times New Roman"/>
-          <w:sz w:val="24"/>
-          <w:szCs w:val="24"/>
-        </w:rPr>
-        <w:t>Го́споди</w:t>
-      </w:r>
-      <w:proofErr w:type="spellEnd"/>
-      <w:r>
-        <w:rPr>
-          <w:rFonts w:ascii="Times New Roman" w:eastAsia="Times New Roman" w:hAnsi="Times New Roman" w:cs="Times New Roman"/>
-          <w:sz w:val="24"/>
-          <w:szCs w:val="24"/>
-        </w:rPr>
-        <w:t>.</w:t>
-      </w:r>
-    </w:p>
-    <w:p>
-      <w:pPr>
-        <w:spacing w:after="80" w:line="240" w:lineRule="auto"/>
-        <w:rPr>
-          <w:rFonts w:ascii="Times New Roman" w:eastAsia="Times New Roman" w:hAnsi="Times New Roman" w:cs="Times New Roman"/>
-          <w:sz w:val="24"/>
-          <w:szCs w:val="24"/>
-        </w:rPr>
-      </w:pPr>
-      <w:r>
-        <w:rPr>
-          <w:rFonts w:ascii="Times New Roman" w:eastAsia="Times New Roman" w:hAnsi="Times New Roman" w:cs="Times New Roman"/>
-          <w:sz w:val="24"/>
-          <w:szCs w:val="24"/>
-        </w:rPr>
-        <w:t>Християнської кончини життя нашого – безболізної, бездоганної, мирної – і оправдання на страшному суді Христовому просім.</w:t>
-      </w:r>
-    </w:p>
-    <w:p>
-      <w:pPr>
-        <w:spacing w:after="80" w:line="240" w:lineRule="auto"/>
-        <w:rPr>
-          <w:rFonts w:ascii="Times New Roman" w:eastAsia="Times New Roman" w:hAnsi="Times New Roman" w:cs="Times New Roman"/>
-          <w:sz w:val="24"/>
-          <w:szCs w:val="24"/>
-        </w:rPr>
-      </w:pPr>
-      <w:r>
-        <w:rPr>
-          <w:rFonts w:ascii="Times New Roman" w:eastAsia="Times New Roman" w:hAnsi="Times New Roman" w:cs="Times New Roman"/>
-          <w:i/>
-          <w:color w:val="FF4400"/>
-          <w:sz w:val="24"/>
-          <w:szCs w:val="24"/>
-        </w:rPr>
-        <w:t>Вірні:</w:t>
-      </w:r>
-      <w:r>
-        <w:rPr>
-          <w:rFonts w:ascii="Times New Roman" w:eastAsia="Times New Roman" w:hAnsi="Times New Roman" w:cs="Times New Roman"/>
-          <w:sz w:val="24"/>
-          <w:szCs w:val="24"/>
-        </w:rPr>
-        <w:t xml:space="preserve"> </w:t>
-      </w:r>
-      <w:proofErr w:type="spellStart"/>
-      <w:r>
-        <w:rPr>
-          <w:rFonts w:ascii="Times New Roman" w:eastAsia="Times New Roman" w:hAnsi="Times New Roman" w:cs="Times New Roman"/>
-          <w:sz w:val="24"/>
-          <w:szCs w:val="24"/>
-        </w:rPr>
-        <w:t>Пода́й</w:t>
-      </w:r>
-      <w:proofErr w:type="spellEnd"/>
-      <w:r>
-        <w:rPr>
-          <w:rFonts w:ascii="Times New Roman" w:eastAsia="Times New Roman" w:hAnsi="Times New Roman" w:cs="Times New Roman"/>
-          <w:sz w:val="24"/>
-          <w:szCs w:val="24"/>
-        </w:rPr>
-        <w:t xml:space="preserve">, </w:t>
-      </w:r>
-      <w:proofErr w:type="spellStart"/>
-      <w:r>
-        <w:rPr>
-          <w:rFonts w:ascii="Times New Roman" w:eastAsia="Times New Roman" w:hAnsi="Times New Roman" w:cs="Times New Roman"/>
-          <w:sz w:val="24"/>
-          <w:szCs w:val="24"/>
-        </w:rPr>
-        <w:t>Го́споди</w:t>
-      </w:r>
-      <w:proofErr w:type="spellEnd"/>
-      <w:r>
-        <w:rPr>
-          <w:rFonts w:ascii="Times New Roman" w:eastAsia="Times New Roman" w:hAnsi="Times New Roman" w:cs="Times New Roman"/>
-          <w:sz w:val="24"/>
-          <w:szCs w:val="24"/>
-        </w:rPr>
-        <w:t>.</w:t>
-      </w:r>
-    </w:p>
-    <w:p>
-      <w:pPr>
-        <w:spacing w:after="80" w:line="240" w:lineRule="auto"/>
-        <w:rPr>
-          <w:rFonts w:ascii="Times New Roman" w:eastAsia="Times New Roman" w:hAnsi="Times New Roman" w:cs="Times New Roman"/>
-          <w:sz w:val="24"/>
-          <w:szCs w:val="24"/>
-        </w:rPr>
-      </w:pPr>
-      <w:r>
-        <w:rPr>
-          <w:rFonts w:ascii="Times New Roman" w:eastAsia="Times New Roman" w:hAnsi="Times New Roman" w:cs="Times New Roman"/>
-          <w:sz w:val="24"/>
-          <w:szCs w:val="24"/>
-        </w:rPr>
-        <w:t>Пресвяту, пречисту, преблагословенну, славну Владичицю нашу Богородицю і приснодіву Марію, з усіма святими пом’янувши, самих себе, і один одного, і все життя наше Христу Богові віддаймо.</w:t>
-      </w:r>
-    </w:p>
-    <w:p>
-      <w:pPr>
-        <w:rPr>
-          <w:rFonts w:ascii="Times New Roman" w:eastAsia="Times New Roman" w:hAnsi="Times New Roman" w:cs="Times New Roman"/>
-          <w:color w:val="000000"/>
-          <w:sz w:val="24"/>
-          <w:szCs w:val="24"/>
-        </w:rPr>
-      </w:pPr>
-      <w:r>
-        <w:rPr>
-          <w:rFonts w:ascii="Times New Roman" w:eastAsia="Times New Roman" w:hAnsi="Times New Roman" w:cs="Times New Roman"/>
-          <w:i/>
-          <w:color w:val="FF4400"/>
-          <w:sz w:val="24"/>
-          <w:szCs w:val="24"/>
-        </w:rPr>
         <w:lastRenderedPageBreak/>
         <w:t>Вірні:</w:t>
       </w:r>
       <w:r>
         <w:rPr>
           <w:rFonts w:ascii="Times New Roman" w:eastAsia="Times New Roman" w:hAnsi="Times New Roman" w:cs="Times New Roman"/>
+          <w:color w:val="FF0000"/>
+          <w:sz w:val="24"/>
+          <w:szCs w:val="24"/>
+        </w:rPr>
+        <w:t xml:space="preserve"> </w:t>
+      </w:r>
+      <w:r>
+        <w:rPr>
+          <w:rFonts w:ascii="Times New Roman" w:eastAsia="Times New Roman" w:hAnsi="Times New Roman" w:cs="Times New Roman"/>
+          <w:sz w:val="24"/>
+          <w:szCs w:val="24"/>
+        </w:rPr>
+        <w:t>Тобі, Господи.</w:t>
+      </w:r>
+    </w:p>
+    <w:p>
+      <w:pPr>
+        <w:pStyle w:val="2"/>
+        <w:rPr>
+          <w:rFonts w:ascii="Times New Roman" w:eastAsia="Times New Roman" w:hAnsi="Times New Roman" w:cs="Times New Roman"/>
+          <w:sz w:val="24"/>
+          <w:szCs w:val="24"/>
+        </w:rPr>
+      </w:pPr>
+      <w:proofErr w:type="spellStart"/>
+      <w:r>
+        <w:rPr>
+          <w:rFonts w:ascii="Times New Roman" w:eastAsia="Times New Roman" w:hAnsi="Times New Roman" w:cs="Times New Roman"/>
+          <w:sz w:val="24"/>
+          <w:szCs w:val="24"/>
+        </w:rPr>
+        <w:t>Replace</w:t>
+      </w:r>
+      <w:proofErr w:type="spellEnd"/>
+    </w:p>
+    <w:p>
+      <w:pPr>
+        <w:spacing w:after="80" w:line="240" w:lineRule="auto"/>
+        <w:rPr>
+          <w:rFonts w:ascii="Times New Roman" w:eastAsia="Times New Roman" w:hAnsi="Times New Roman" w:cs="Times New Roman"/>
+          <w:sz w:val="24"/>
+          <w:szCs w:val="24"/>
+        </w:rPr>
+      </w:pPr>
+      <w:r>
+        <w:rPr>
+          <w:rFonts w:ascii="Times New Roman" w:eastAsia="Times New Roman" w:hAnsi="Times New Roman" w:cs="Times New Roman"/>
+          <w:i/>
+          <w:color w:val="FF4400"/>
+          <w:sz w:val="24"/>
+          <w:szCs w:val="24"/>
+        </w:rPr>
+        <w:t>Вірні:</w:t>
+      </w:r>
+      <w:r>
+        <w:rPr>
+          <w:rFonts w:ascii="Times New Roman" w:eastAsia="Times New Roman" w:hAnsi="Times New Roman" w:cs="Times New Roman"/>
+          <w:sz w:val="24"/>
+          <w:szCs w:val="24"/>
+        </w:rPr>
+        <w:t xml:space="preserve"> </w:t>
+      </w:r>
+      <w:proofErr w:type="spellStart"/>
+      <w:r>
+        <w:rPr>
+          <w:rFonts w:ascii="Times New Roman" w:eastAsia="Times New Roman" w:hAnsi="Times New Roman" w:cs="Times New Roman"/>
+          <w:sz w:val="24"/>
+          <w:szCs w:val="24"/>
+        </w:rPr>
+        <w:t>Пода́й</w:t>
+      </w:r>
+      <w:proofErr w:type="spellEnd"/>
+      <w:r>
+        <w:rPr>
+          <w:rFonts w:ascii="Times New Roman" w:eastAsia="Times New Roman" w:hAnsi="Times New Roman" w:cs="Times New Roman"/>
+          <w:sz w:val="24"/>
+          <w:szCs w:val="24"/>
+        </w:rPr>
+        <w:t xml:space="preserve">, </w:t>
+      </w:r>
+      <w:proofErr w:type="spellStart"/>
+      <w:r>
+        <w:rPr>
+          <w:rFonts w:ascii="Times New Roman" w:eastAsia="Times New Roman" w:hAnsi="Times New Roman" w:cs="Times New Roman"/>
+          <w:sz w:val="24"/>
+          <w:szCs w:val="24"/>
+        </w:rPr>
+        <w:t>Го́споди</w:t>
+      </w:r>
+      <w:proofErr w:type="spellEnd"/>
+      <w:r>
+        <w:rPr>
+          <w:rFonts w:ascii="Times New Roman" w:eastAsia="Times New Roman" w:hAnsi="Times New Roman" w:cs="Times New Roman"/>
+          <w:sz w:val="24"/>
+          <w:szCs w:val="24"/>
+        </w:rPr>
+        <w:t>.</w:t>
+      </w:r>
+    </w:p>
+    <w:p>
+      <w:pPr>
+        <w:spacing w:after="80" w:line="240" w:lineRule="auto"/>
+        <w:rPr>
+          <w:rFonts w:ascii="Times New Roman" w:eastAsia="Times New Roman" w:hAnsi="Times New Roman" w:cs="Times New Roman"/>
+          <w:sz w:val="24"/>
+          <w:szCs w:val="24"/>
+        </w:rPr>
+      </w:pPr>
+      <w:r>
+        <w:rPr>
+          <w:rFonts w:ascii="Times New Roman" w:eastAsia="Times New Roman" w:hAnsi="Times New Roman" w:cs="Times New Roman"/>
+          <w:sz w:val="24"/>
+          <w:szCs w:val="24"/>
+        </w:rPr>
+        <w:t>Ангела миру, вірного наставника, охоронця душ і тіл наших у Господа просім.</w:t>
+      </w:r>
+    </w:p>
+    <w:p>
+      <w:pPr>
+        <w:spacing w:after="80" w:line="240" w:lineRule="auto"/>
+        <w:rPr>
+          <w:rFonts w:ascii="Times New Roman" w:eastAsia="Times New Roman" w:hAnsi="Times New Roman" w:cs="Times New Roman"/>
+          <w:sz w:val="24"/>
+          <w:szCs w:val="24"/>
+        </w:rPr>
+      </w:pPr>
+      <w:r>
+        <w:rPr>
+          <w:rFonts w:ascii="Times New Roman" w:eastAsia="Times New Roman" w:hAnsi="Times New Roman" w:cs="Times New Roman"/>
+          <w:i/>
+          <w:color w:val="FF4400"/>
+          <w:sz w:val="24"/>
+          <w:szCs w:val="24"/>
+        </w:rPr>
+        <w:t>Вірні:</w:t>
+      </w:r>
+      <w:r>
+        <w:rPr>
+          <w:rFonts w:ascii="Times New Roman" w:eastAsia="Times New Roman" w:hAnsi="Times New Roman" w:cs="Times New Roman"/>
+          <w:sz w:val="24"/>
+          <w:szCs w:val="24"/>
+        </w:rPr>
+        <w:t xml:space="preserve"> </w:t>
+      </w:r>
+      <w:proofErr w:type="spellStart"/>
+      <w:r>
+        <w:rPr>
+          <w:rFonts w:ascii="Times New Roman" w:eastAsia="Times New Roman" w:hAnsi="Times New Roman" w:cs="Times New Roman"/>
+          <w:sz w:val="24"/>
+          <w:szCs w:val="24"/>
+        </w:rPr>
+        <w:t>Пода́й</w:t>
+      </w:r>
+      <w:proofErr w:type="spellEnd"/>
+      <w:r>
+        <w:rPr>
+          <w:rFonts w:ascii="Times New Roman" w:eastAsia="Times New Roman" w:hAnsi="Times New Roman" w:cs="Times New Roman"/>
+          <w:sz w:val="24"/>
+          <w:szCs w:val="24"/>
+        </w:rPr>
+        <w:t xml:space="preserve">, </w:t>
+      </w:r>
+      <w:proofErr w:type="spellStart"/>
+      <w:r>
+        <w:rPr>
+          <w:rFonts w:ascii="Times New Roman" w:eastAsia="Times New Roman" w:hAnsi="Times New Roman" w:cs="Times New Roman"/>
+          <w:sz w:val="24"/>
+          <w:szCs w:val="24"/>
+        </w:rPr>
+        <w:t>Го́споди</w:t>
+      </w:r>
+      <w:proofErr w:type="spellEnd"/>
+      <w:r>
+        <w:rPr>
+          <w:rFonts w:ascii="Times New Roman" w:eastAsia="Times New Roman" w:hAnsi="Times New Roman" w:cs="Times New Roman"/>
+          <w:sz w:val="24"/>
+          <w:szCs w:val="24"/>
+        </w:rPr>
+        <w:t>.</w:t>
+      </w:r>
+    </w:p>
+    <w:p>
+      <w:pPr>
+        <w:spacing w:after="80" w:line="240" w:lineRule="auto"/>
+        <w:rPr>
+          <w:rFonts w:ascii="Times New Roman" w:eastAsia="Times New Roman" w:hAnsi="Times New Roman" w:cs="Times New Roman"/>
+          <w:sz w:val="24"/>
+          <w:szCs w:val="24"/>
+        </w:rPr>
+      </w:pPr>
+      <w:r>
+        <w:rPr>
+          <w:rFonts w:ascii="Times New Roman" w:eastAsia="Times New Roman" w:hAnsi="Times New Roman" w:cs="Times New Roman"/>
+          <w:sz w:val="24"/>
+          <w:szCs w:val="24"/>
+        </w:rPr>
+        <w:t>Прощення й відпущення гріхів, і прогрішень наших у Господа просім.</w:t>
+      </w:r>
+    </w:p>
+    <w:p>
+      <w:pPr>
+        <w:spacing w:after="80" w:line="240" w:lineRule="auto"/>
+        <w:rPr>
+          <w:rFonts w:ascii="Times New Roman" w:eastAsia="Times New Roman" w:hAnsi="Times New Roman" w:cs="Times New Roman"/>
+          <w:sz w:val="24"/>
+          <w:szCs w:val="24"/>
+        </w:rPr>
+      </w:pPr>
+      <w:r>
+        <w:rPr>
+          <w:rFonts w:ascii="Times New Roman" w:eastAsia="Times New Roman" w:hAnsi="Times New Roman" w:cs="Times New Roman"/>
+          <w:i/>
+          <w:color w:val="FF4400"/>
+          <w:sz w:val="24"/>
+          <w:szCs w:val="24"/>
+        </w:rPr>
+        <w:t>Вірні:</w:t>
+      </w:r>
+      <w:r>
+        <w:rPr>
+          <w:rFonts w:ascii="Times New Roman" w:eastAsia="Times New Roman" w:hAnsi="Times New Roman" w:cs="Times New Roman"/>
+          <w:sz w:val="24"/>
+          <w:szCs w:val="24"/>
+        </w:rPr>
+        <w:t xml:space="preserve"> </w:t>
+      </w:r>
+      <w:proofErr w:type="spellStart"/>
+      <w:r>
+        <w:rPr>
+          <w:rFonts w:ascii="Times New Roman" w:eastAsia="Times New Roman" w:hAnsi="Times New Roman" w:cs="Times New Roman"/>
+          <w:sz w:val="24"/>
+          <w:szCs w:val="24"/>
+        </w:rPr>
+        <w:t>Пода́й</w:t>
+      </w:r>
+      <w:proofErr w:type="spellEnd"/>
+      <w:r>
+        <w:rPr>
+          <w:rFonts w:ascii="Times New Roman" w:eastAsia="Times New Roman" w:hAnsi="Times New Roman" w:cs="Times New Roman"/>
+          <w:sz w:val="24"/>
+          <w:szCs w:val="24"/>
+        </w:rPr>
+        <w:t xml:space="preserve">, </w:t>
+      </w:r>
+      <w:proofErr w:type="spellStart"/>
+      <w:r>
+        <w:rPr>
+          <w:rFonts w:ascii="Times New Roman" w:eastAsia="Times New Roman" w:hAnsi="Times New Roman" w:cs="Times New Roman"/>
+          <w:sz w:val="24"/>
+          <w:szCs w:val="24"/>
+        </w:rPr>
+        <w:t>Го́споди</w:t>
+      </w:r>
+      <w:proofErr w:type="spellEnd"/>
+      <w:r>
+        <w:rPr>
+          <w:rFonts w:ascii="Times New Roman" w:eastAsia="Times New Roman" w:hAnsi="Times New Roman" w:cs="Times New Roman"/>
+          <w:sz w:val="24"/>
+          <w:szCs w:val="24"/>
+        </w:rPr>
+        <w:t>.</w:t>
+      </w:r>
+    </w:p>
+    <w:p>
+      <w:pPr>
+        <w:spacing w:after="80" w:line="240" w:lineRule="auto"/>
+        <w:rPr>
+          <w:rFonts w:ascii="Times New Roman" w:eastAsia="Times New Roman" w:hAnsi="Times New Roman" w:cs="Times New Roman"/>
+          <w:sz w:val="24"/>
+          <w:szCs w:val="24"/>
+        </w:rPr>
+      </w:pPr>
+      <w:r>
+        <w:rPr>
+          <w:rFonts w:ascii="Times New Roman" w:eastAsia="Times New Roman" w:hAnsi="Times New Roman" w:cs="Times New Roman"/>
+          <w:sz w:val="24"/>
+          <w:szCs w:val="24"/>
+        </w:rPr>
+        <w:t>Доброго й пожиточного для душ наших і миру для світу у Господа просім.</w:t>
+      </w:r>
+    </w:p>
+    <w:p>
+      <w:pPr>
+        <w:spacing w:after="80" w:line="240" w:lineRule="auto"/>
+        <w:rPr>
+          <w:rFonts w:ascii="Times New Roman" w:eastAsia="Times New Roman" w:hAnsi="Times New Roman" w:cs="Times New Roman"/>
+          <w:sz w:val="24"/>
+          <w:szCs w:val="24"/>
+        </w:rPr>
+      </w:pPr>
+      <w:r>
+        <w:rPr>
+          <w:rFonts w:ascii="Times New Roman" w:eastAsia="Times New Roman" w:hAnsi="Times New Roman" w:cs="Times New Roman"/>
+          <w:i/>
+          <w:color w:val="FF4400"/>
+          <w:sz w:val="24"/>
+          <w:szCs w:val="24"/>
+        </w:rPr>
+        <w:t>Вірні:</w:t>
+      </w:r>
+      <w:r>
+        <w:rPr>
+          <w:rFonts w:ascii="Times New Roman" w:eastAsia="Times New Roman" w:hAnsi="Times New Roman" w:cs="Times New Roman"/>
+          <w:sz w:val="24"/>
+          <w:szCs w:val="24"/>
+        </w:rPr>
+        <w:t xml:space="preserve"> </w:t>
+      </w:r>
+      <w:proofErr w:type="spellStart"/>
+      <w:r>
+        <w:rPr>
+          <w:rFonts w:ascii="Times New Roman" w:eastAsia="Times New Roman" w:hAnsi="Times New Roman" w:cs="Times New Roman"/>
+          <w:sz w:val="24"/>
+          <w:szCs w:val="24"/>
+        </w:rPr>
+        <w:t>Пода́й</w:t>
+      </w:r>
+      <w:proofErr w:type="spellEnd"/>
+      <w:r>
+        <w:rPr>
+          <w:rFonts w:ascii="Times New Roman" w:eastAsia="Times New Roman" w:hAnsi="Times New Roman" w:cs="Times New Roman"/>
+          <w:sz w:val="24"/>
+          <w:szCs w:val="24"/>
+        </w:rPr>
+        <w:t xml:space="preserve">, </w:t>
+      </w:r>
+      <w:proofErr w:type="spellStart"/>
+      <w:r>
+        <w:rPr>
+          <w:rFonts w:ascii="Times New Roman" w:eastAsia="Times New Roman" w:hAnsi="Times New Roman" w:cs="Times New Roman"/>
+          <w:sz w:val="24"/>
+          <w:szCs w:val="24"/>
+        </w:rPr>
+        <w:t>Го́споди</w:t>
+      </w:r>
+      <w:proofErr w:type="spellEnd"/>
+      <w:r>
+        <w:rPr>
+          <w:rFonts w:ascii="Times New Roman" w:eastAsia="Times New Roman" w:hAnsi="Times New Roman" w:cs="Times New Roman"/>
+          <w:sz w:val="24"/>
+          <w:szCs w:val="24"/>
+        </w:rPr>
+        <w:t>.</w:t>
+      </w:r>
+    </w:p>
+    <w:p>
+      <w:pPr>
+        <w:spacing w:after="80" w:line="240" w:lineRule="auto"/>
+        <w:rPr>
+          <w:rFonts w:ascii="Times New Roman" w:eastAsia="Times New Roman" w:hAnsi="Times New Roman" w:cs="Times New Roman"/>
+          <w:sz w:val="24"/>
+          <w:szCs w:val="24"/>
+        </w:rPr>
+      </w:pPr>
+      <w:r>
+        <w:rPr>
+          <w:rFonts w:ascii="Times New Roman" w:eastAsia="Times New Roman" w:hAnsi="Times New Roman" w:cs="Times New Roman"/>
+          <w:sz w:val="24"/>
+          <w:szCs w:val="24"/>
+        </w:rPr>
+        <w:t>Останок життя нашого в мирі й покаянні завершити у Господа просім.</w:t>
+      </w:r>
+    </w:p>
+    <w:p>
+      <w:pPr>
+        <w:spacing w:after="80" w:line="240" w:lineRule="auto"/>
+        <w:rPr>
+          <w:rFonts w:ascii="Times New Roman" w:eastAsia="Times New Roman" w:hAnsi="Times New Roman" w:cs="Times New Roman"/>
+          <w:sz w:val="24"/>
+          <w:szCs w:val="24"/>
+        </w:rPr>
+      </w:pPr>
+      <w:r>
+        <w:rPr>
+          <w:rFonts w:ascii="Times New Roman" w:eastAsia="Times New Roman" w:hAnsi="Times New Roman" w:cs="Times New Roman"/>
+          <w:i/>
+          <w:color w:val="FF4400"/>
+          <w:sz w:val="24"/>
+          <w:szCs w:val="24"/>
+        </w:rPr>
+        <w:t>Вірні:</w:t>
+      </w:r>
+      <w:r>
+        <w:rPr>
+          <w:rFonts w:ascii="Times New Roman" w:eastAsia="Times New Roman" w:hAnsi="Times New Roman" w:cs="Times New Roman"/>
+          <w:sz w:val="24"/>
+          <w:szCs w:val="24"/>
+        </w:rPr>
+        <w:t xml:space="preserve"> </w:t>
+      </w:r>
+      <w:proofErr w:type="spellStart"/>
+      <w:r>
+        <w:rPr>
+          <w:rFonts w:ascii="Times New Roman" w:eastAsia="Times New Roman" w:hAnsi="Times New Roman" w:cs="Times New Roman"/>
+          <w:sz w:val="24"/>
+          <w:szCs w:val="24"/>
+        </w:rPr>
+        <w:t>Пода́й</w:t>
+      </w:r>
+      <w:proofErr w:type="spellEnd"/>
+      <w:r>
+        <w:rPr>
+          <w:rFonts w:ascii="Times New Roman" w:eastAsia="Times New Roman" w:hAnsi="Times New Roman" w:cs="Times New Roman"/>
+          <w:sz w:val="24"/>
+          <w:szCs w:val="24"/>
+        </w:rPr>
+        <w:t xml:space="preserve">, </w:t>
+      </w:r>
+      <w:proofErr w:type="spellStart"/>
+      <w:r>
+        <w:rPr>
+          <w:rFonts w:ascii="Times New Roman" w:eastAsia="Times New Roman" w:hAnsi="Times New Roman" w:cs="Times New Roman"/>
+          <w:sz w:val="24"/>
+          <w:szCs w:val="24"/>
+        </w:rPr>
+        <w:t>Го́споди</w:t>
+      </w:r>
+      <w:proofErr w:type="spellEnd"/>
+      <w:r>
+        <w:rPr>
+          <w:rFonts w:ascii="Times New Roman" w:eastAsia="Times New Roman" w:hAnsi="Times New Roman" w:cs="Times New Roman"/>
+          <w:sz w:val="24"/>
+          <w:szCs w:val="24"/>
+        </w:rPr>
+        <w:t>.</w:t>
+      </w:r>
+    </w:p>
+    <w:p>
+      <w:pPr>
+        <w:spacing w:after="80" w:line="240" w:lineRule="auto"/>
+        <w:rPr>
+          <w:rFonts w:ascii="Times New Roman" w:eastAsia="Times New Roman" w:hAnsi="Times New Roman" w:cs="Times New Roman"/>
+          <w:sz w:val="24"/>
+          <w:szCs w:val="24"/>
+        </w:rPr>
+      </w:pPr>
+      <w:r>
+        <w:rPr>
+          <w:rFonts w:ascii="Times New Roman" w:eastAsia="Times New Roman" w:hAnsi="Times New Roman" w:cs="Times New Roman"/>
+          <w:sz w:val="24"/>
+          <w:szCs w:val="24"/>
+        </w:rPr>
+        <w:t>Християнської кончини життя нашого – безболізної, бездоганної, мирної – і оправдання на страшному суді Христовому просім.</w:t>
+      </w:r>
+    </w:p>
+    <w:p>
+      <w:pPr>
+        <w:spacing w:after="80" w:line="240" w:lineRule="auto"/>
+        <w:rPr>
+          <w:rFonts w:ascii="Times New Roman" w:eastAsia="Times New Roman" w:hAnsi="Times New Roman" w:cs="Times New Roman"/>
+          <w:sz w:val="24"/>
+          <w:szCs w:val="24"/>
+        </w:rPr>
+      </w:pPr>
+      <w:r>
+        <w:rPr>
+          <w:rFonts w:ascii="Times New Roman" w:eastAsia="Times New Roman" w:hAnsi="Times New Roman" w:cs="Times New Roman"/>
+          <w:i/>
+          <w:color w:val="FF4400"/>
+          <w:sz w:val="24"/>
+          <w:szCs w:val="24"/>
+        </w:rPr>
+        <w:t>Вірні:</w:t>
+      </w:r>
+      <w:r>
+        <w:rPr>
+          <w:rFonts w:ascii="Times New Roman" w:eastAsia="Times New Roman" w:hAnsi="Times New Roman" w:cs="Times New Roman"/>
+          <w:sz w:val="24"/>
+          <w:szCs w:val="24"/>
+        </w:rPr>
+        <w:t xml:space="preserve"> </w:t>
+      </w:r>
+      <w:proofErr w:type="spellStart"/>
+      <w:r>
+        <w:rPr>
+          <w:rFonts w:ascii="Times New Roman" w:eastAsia="Times New Roman" w:hAnsi="Times New Roman" w:cs="Times New Roman"/>
+          <w:sz w:val="24"/>
+          <w:szCs w:val="24"/>
+        </w:rPr>
+        <w:t>Пода́й</w:t>
+      </w:r>
+      <w:proofErr w:type="spellEnd"/>
+      <w:r>
+        <w:rPr>
+          <w:rFonts w:ascii="Times New Roman" w:eastAsia="Times New Roman" w:hAnsi="Times New Roman" w:cs="Times New Roman"/>
+          <w:sz w:val="24"/>
+          <w:szCs w:val="24"/>
+        </w:rPr>
+        <w:t xml:space="preserve">, </w:t>
+      </w:r>
+      <w:proofErr w:type="spellStart"/>
+      <w:r>
+        <w:rPr>
+          <w:rFonts w:ascii="Times New Roman" w:eastAsia="Times New Roman" w:hAnsi="Times New Roman" w:cs="Times New Roman"/>
+          <w:sz w:val="24"/>
+          <w:szCs w:val="24"/>
+        </w:rPr>
+        <w:t>Го́споди</w:t>
+      </w:r>
+      <w:proofErr w:type="spellEnd"/>
+      <w:r>
+        <w:rPr>
+          <w:rFonts w:ascii="Times New Roman" w:eastAsia="Times New Roman" w:hAnsi="Times New Roman" w:cs="Times New Roman"/>
+          <w:sz w:val="24"/>
+          <w:szCs w:val="24"/>
+        </w:rPr>
+        <w:t>.</w:t>
+      </w:r>
+    </w:p>
+    <w:p>
+      <w:pPr>
+        <w:spacing w:after="80" w:line="240" w:lineRule="auto"/>
+        <w:rPr>
+          <w:rFonts w:ascii="Times New Roman" w:eastAsia="Times New Roman" w:hAnsi="Times New Roman" w:cs="Times New Roman"/>
+          <w:sz w:val="24"/>
+          <w:szCs w:val="24"/>
+        </w:rPr>
+      </w:pPr>
+      <w:r>
+        <w:rPr>
+          <w:rFonts w:ascii="Times New Roman" w:eastAsia="Times New Roman" w:hAnsi="Times New Roman" w:cs="Times New Roman"/>
+          <w:sz w:val="24"/>
+          <w:szCs w:val="24"/>
+        </w:rPr>
+        <w:t>Пресвяту, пречисту, преблагословенну, славну Владичицю нашу Богородицю і приснодіву Марію, з усіма святими пом’янувши, самих себе, і один одного, і все життя наше Христу Богові віддаймо.</w:t>
+      </w:r>
+    </w:p>
+    <w:p>
+      <w:pPr>
+        <w:rPr>
+          <w:rFonts w:ascii="Times New Roman" w:eastAsia="Times New Roman" w:hAnsi="Times New Roman" w:cs="Times New Roman"/>
           <w:color w:val="000000"/>
           <w:sz w:val="24"/>
           <w:szCs w:val="24"/>
         </w:rPr>
+      </w:pPr>
+      <w:r>
+        <w:rPr>
+          <w:rFonts w:ascii="Times New Roman" w:eastAsia="Times New Roman" w:hAnsi="Times New Roman" w:cs="Times New Roman"/>
+          <w:i/>
+          <w:color w:val="FF4400"/>
+          <w:sz w:val="24"/>
+          <w:szCs w:val="24"/>
+        </w:rPr>
+        <w:t>Вірні:</w:t>
+      </w:r>
+      <w:r>
+        <w:rPr>
+          <w:rFonts w:ascii="Times New Roman" w:eastAsia="Times New Roman" w:hAnsi="Times New Roman" w:cs="Times New Roman"/>
+          <w:color w:val="000000"/>
+          <w:sz w:val="24"/>
+          <w:szCs w:val="24"/>
+        </w:rPr>
         <w:t xml:space="preserve"> Тобі́, </w:t>
       </w:r>
       <w:proofErr w:type="spellStart"/>
@@ -17418,6 +17695,7 @@
         <w:rPr>
           <w:rFonts w:ascii="Times New Roman" w:hAnsi="Times New Roman" w:cs="Times New Roman"/>
         </w:rPr>
+        <w:lastRenderedPageBreak/>
         <w:t>[В] Виголос “Нехай буде влада царства”, по молитві “Господи, Боже наш, що прихилив небо”</w:t>
       </w:r>
     </w:p>
@@ -17657,7 +17935,6 @@
         <w:rPr>
           <w:rFonts w:ascii="Times New Roman" w:hAnsi="Times New Roman" w:cs="Times New Roman"/>
         </w:rPr>
-        <w:lastRenderedPageBreak/>
         <w:t>[В/У] Виголос “Бо Твоя є влада”</w:t>
       </w:r>
     </w:p>
@@ -17958,6 +18235,7 @@
           <w:sz w:val="24"/>
           <w:szCs w:val="24"/>
         </w:rPr>
+        <w:lastRenderedPageBreak/>
         <w:t>Replace</w:t>
       </w:r>
       <w:proofErr w:type="spellEnd"/>
@@ -18112,7 +18390,6 @@
         <w:rPr>
           <w:rFonts w:ascii="Times New Roman" w:hAnsi="Times New Roman" w:cs="Times New Roman"/>
         </w:rPr>
-        <w:lastRenderedPageBreak/>
         <w:t xml:space="preserve">[У] Виголос “Благодаттю і щедротами” (по псалмі 50, </w:t>
       </w:r>
       <w:proofErr w:type="spellStart"/>
@@ -18473,6 +18750,7 @@
         <w:rPr>
           <w:rFonts w:ascii="Times New Roman" w:hAnsi="Times New Roman" w:cs="Times New Roman"/>
         </w:rPr>
+        <w:lastRenderedPageBreak/>
         <w:t>[У] Виголос “Бо ти Бог наш”, по 3-ій пісні</w:t>
       </w:r>
     </w:p>
@@ -18680,7 +18958,6 @@
           <w:sz w:val="24"/>
           <w:szCs w:val="24"/>
         </w:rPr>
-        <w:lastRenderedPageBreak/>
         <w:t>Replace</w:t>
       </w:r>
       <w:proofErr w:type="spellEnd"/>
@@ -19319,6 +19596,7 @@
         <w:rPr>
           <w:rFonts w:ascii="Times New Roman" w:hAnsi="Times New Roman" w:cs="Times New Roman"/>
         </w:rPr>
+        <w:lastRenderedPageBreak/>
         <w:t>[У] Достойно, після канону</w:t>
       </w:r>
     </w:p>
@@ -19863,26 +20141,25 @@
           <w:rFonts w:ascii="Times New Roman" w:hAnsi="Times New Roman" w:cs="Times New Roman"/>
         </w:rPr>
       </w:pPr>
-      <w:bookmarkStart w:id="9" w:name="_heading=h.mi0tcyinjdqu" w:colFirst="0" w:colLast="0"/>
-      <w:bookmarkEnd w:id="9"/>
-      <w:r>
-        <w:rPr>
-          <w:rFonts w:ascii="Times New Roman" w:hAnsi="Times New Roman" w:cs="Times New Roman"/>
-        </w:rPr>
-        <w:t>[В] Начало звичайне</w:t>
-      </w:r>
-    </w:p>
-    <w:p>
-      <w:pPr>
-        <w:rPr>
-          <w:rFonts w:ascii="Times New Roman" w:hAnsi="Times New Roman" w:cs="Times New Roman"/>
-        </w:rPr>
-      </w:pPr>
-      <w:r>
-        <w:rPr>
-          <w:rFonts w:ascii="Times New Roman" w:hAnsi="Times New Roman" w:cs="Times New Roman"/>
-        </w:rPr>
-        <w:t>31.07</w:t>
+      <w:r>
+        <w:rPr>
+          <w:rFonts w:ascii="Times New Roman" w:hAnsi="Times New Roman" w:cs="Times New Roman"/>
+        </w:rPr>
+        <w:t xml:space="preserve">[В] </w:t>
+      </w:r>
+      <w:proofErr w:type="spellStart"/>
+      <w:r>
+        <w:rPr>
+          <w:rFonts w:ascii="Times New Roman" w:hAnsi="Times New Roman" w:cs="Times New Roman"/>
+        </w:rPr>
+        <w:t>Уніфікаційні</w:t>
+      </w:r>
+      <w:proofErr w:type="spellEnd"/>
+      <w:r>
+        <w:rPr>
+          <w:rFonts w:ascii="Times New Roman" w:hAnsi="Times New Roman" w:cs="Times New Roman"/>
+        </w:rPr>
+        <w:t xml:space="preserve"> виправлення – відсутня крапка в Трисвятому Начала звичайного</w:t>
       </w:r>
     </w:p>
     <w:p>
@@ -19894,8 +20171,6 @@
           <w:rFonts w:ascii="Times New Roman" w:hAnsi="Times New Roman" w:cs="Times New Roman"/>
         </w:rPr>
       </w:pPr>
-      <w:bookmarkStart w:id="10" w:name="_heading=h.ze69caik35ll" w:colFirst="0" w:colLast="0"/>
-      <w:bookmarkEnd w:id="10"/>
       <w:proofErr w:type="spellStart"/>
       <w:r>
         <w:rPr>
@@ -19921,7 +20196,7 @@
           <w:sz w:val="24"/>
           <w:szCs w:val="24"/>
         </w:rPr>
-        <w:t xml:space="preserve">Святий Боже, святий Кріпкий, святий Безсмертний, помилуй нас. </w:t>
+        <w:t xml:space="preserve">Святий Боже, святий Кріпкий, святий Безсмертний, помилуй нас </w:t>
       </w:r>
       <w:r>
         <w:rPr>
@@ -19955,6 +20230,26 @@
     </w:p>
     <w:p>
       <w:pPr>
+        <w:pStyle w:val="2"/>
+        <w:rPr>
+          <w:rFonts w:ascii="Times New Roman" w:eastAsia="Times New Roman" w:hAnsi="Times New Roman" w:cs="Times New Roman"/>
+          <w:sz w:val="24"/>
+          <w:szCs w:val="24"/>
+        </w:rPr>
+      </w:pPr>
+      <w:proofErr w:type="spellStart"/>
+      <w:r>
+        <w:rPr>
+          <w:rFonts w:ascii="Times New Roman" w:eastAsia="Times New Roman" w:hAnsi="Times New Roman" w:cs="Times New Roman"/>
+          <w:sz w:val="24"/>
+          <w:szCs w:val="24"/>
+        </w:rPr>
+        <w:t>Replace</w:t>
+      </w:r>
+      <w:proofErr w:type="spellEnd"/>
+    </w:p>
+    <w:p>
+      <w:pPr>
         <w:spacing w:after="120" w:line="240" w:lineRule="auto"/>
         <w:jc w:val="both"/>
         <w:rPr>
@@ -19969,44 +20264,17 @@
           <w:sz w:val="24"/>
           <w:szCs w:val="24"/>
         </w:rPr>
-        <w:lastRenderedPageBreak/>
-        <w:t xml:space="preserve">Пресвята Тройце, помилуй нас;* Господи, очисти гріхи наші;* Владико, прости беззаконня наші;* Святий, завітай і зціли </w:t>
-      </w:r>
-      <w:proofErr w:type="spellStart"/>
-      <w:r>
-        <w:rPr>
-          <w:rFonts w:ascii="Times New Roman" w:eastAsia="Times New Roman" w:hAnsi="Times New Roman" w:cs="Times New Roman"/>
-          <w:sz w:val="24"/>
-          <w:szCs w:val="24"/>
-        </w:rPr>
-        <w:t>немочі</w:t>
-      </w:r>
-      <w:proofErr w:type="spellEnd"/>
-      <w:r>
-        <w:rPr>
-          <w:rFonts w:ascii="Times New Roman" w:eastAsia="Times New Roman" w:hAnsi="Times New Roman" w:cs="Times New Roman"/>
-          <w:sz w:val="24"/>
-          <w:szCs w:val="24"/>
-        </w:rPr>
-        <w:t xml:space="preserve"> наші </w:t>
-      </w:r>
-      <w:proofErr w:type="spellStart"/>
-      <w:r>
-        <w:rPr>
-          <w:rFonts w:ascii="Times New Roman" w:eastAsia="Times New Roman" w:hAnsi="Times New Roman" w:cs="Times New Roman"/>
-          <w:sz w:val="24"/>
-          <w:szCs w:val="24"/>
-        </w:rPr>
-        <w:t>імени</w:t>
-      </w:r>
-      <w:proofErr w:type="spellEnd"/>
-      <w:r>
-        <w:rPr>
-          <w:rFonts w:ascii="Times New Roman" w:eastAsia="Times New Roman" w:hAnsi="Times New Roman" w:cs="Times New Roman"/>
-          <w:sz w:val="24"/>
-          <w:szCs w:val="24"/>
-        </w:rPr>
-        <w:t xml:space="preserve"> твого ради.</w:t>
+        <w:t xml:space="preserve">Святий Боже, святий Кріпкий, святий Безсмертний, помилуй нас. </w:t>
+      </w:r>
+      <w:r>
+        <w:rPr>
+          <w:rFonts w:ascii="Times New Roman" w:eastAsia="Times New Roman" w:hAnsi="Times New Roman" w:cs="Times New Roman"/>
+          <w:i/>
+          <w:color w:val="FF0000"/>
+          <w:sz w:val="24"/>
+          <w:szCs w:val="24"/>
+        </w:rPr>
+        <w:t>(3 р.)</w:t>
       </w:r>
     </w:p>
     <w:p>
@@ -20025,43 +20293,699 @@
           <w:sz w:val="24"/>
           <w:szCs w:val="24"/>
         </w:rPr>
-        <w:t xml:space="preserve">Господи, помилуй </w:t>
-      </w:r>
-      <w:r>
-        <w:rPr>
-          <w:rFonts w:ascii="Times New Roman" w:eastAsia="Times New Roman" w:hAnsi="Times New Roman" w:cs="Times New Roman"/>
-          <w:i/>
-          <w:color w:val="FF0000"/>
-          <w:sz w:val="24"/>
-          <w:szCs w:val="24"/>
-        </w:rPr>
-        <w:t>(3 р.)</w:t>
-      </w:r>
-    </w:p>
-    <w:p>
-      <w:pPr>
+        <w:t>Слава Отцю, і Сину, і Святому Духові,* і нині і повсякчас, і на віки віків. Амінь.</w:t>
+      </w:r>
+    </w:p>
+    <w:p>
+      <w:pPr>
+        <w:pStyle w:val="1"/>
         <w:spacing w:after="120" w:line="240" w:lineRule="auto"/>
         <w:jc w:val="both"/>
         <w:rPr>
-          <w:rFonts w:ascii="Times New Roman" w:eastAsia="Times New Roman" w:hAnsi="Times New Roman" w:cs="Times New Roman"/>
-          <w:sz w:val="24"/>
-          <w:szCs w:val="24"/>
-        </w:rPr>
-      </w:pPr>
-      <w:r>
-        <w:rPr>
-          <w:rFonts w:ascii="Times New Roman" w:eastAsia="Times New Roman" w:hAnsi="Times New Roman" w:cs="Times New Roman"/>
-          <w:sz w:val="24"/>
-          <w:szCs w:val="24"/>
-        </w:rPr>
-        <w:t>Слава Отцю, і Сину, і Святому Духові,* і нині і повсякчас, і на віки віків. Амінь.</w:t>
-      </w:r>
-    </w:p>
-    <w:p>
-      <w:pPr>
+          <w:rFonts w:ascii="Times New Roman" w:hAnsi="Times New Roman" w:cs="Times New Roman"/>
+        </w:rPr>
+      </w:pPr>
+      <w:r>
+        <w:rPr>
+          <w:rFonts w:ascii="Times New Roman" w:hAnsi="Times New Roman" w:cs="Times New Roman"/>
+        </w:rPr>
+        <w:t xml:space="preserve">[В] </w:t>
+      </w:r>
+      <w:proofErr w:type="spellStart"/>
+      <w:r>
+        <w:rPr>
+          <w:rFonts w:ascii="Times New Roman" w:hAnsi="Times New Roman" w:cs="Times New Roman"/>
+        </w:rPr>
+        <w:t>Уніфікаційні</w:t>
+      </w:r>
+      <w:proofErr w:type="spellEnd"/>
+      <w:r>
+        <w:rPr>
+          <w:rFonts w:ascii="Times New Roman" w:hAnsi="Times New Roman" w:cs="Times New Roman"/>
+        </w:rPr>
+        <w:t xml:space="preserve"> виправлення –крапка вкінці Трисвятому Начала звичайного</w:t>
+      </w:r>
+    </w:p>
+    <w:p>
+      <w:pPr>
+        <w:pStyle w:val="2"/>
         <w:spacing w:after="120" w:line="240" w:lineRule="auto"/>
         <w:jc w:val="both"/>
         <w:rPr>
+          <w:rFonts w:ascii="Times New Roman" w:hAnsi="Times New Roman" w:cs="Times New Roman"/>
+        </w:rPr>
+      </w:pPr>
+      <w:proofErr w:type="spellStart"/>
+      <w:r>
+        <w:rPr>
+          <w:rFonts w:ascii="Times New Roman" w:hAnsi="Times New Roman" w:cs="Times New Roman"/>
+        </w:rPr>
+        <w:t>Search</w:t>
+      </w:r>
+      <w:proofErr w:type="spellEnd"/>
+    </w:p>
+    <w:p>
+      <w:pPr>
+        <w:spacing w:after="120" w:line="240" w:lineRule="auto"/>
+        <w:jc w:val="both"/>
+        <w:rPr>
+          <w:rFonts w:ascii="Times New Roman" w:eastAsia="Times New Roman" w:hAnsi="Times New Roman" w:cs="Times New Roman"/>
+          <w:sz w:val="24"/>
+          <w:szCs w:val="24"/>
+        </w:rPr>
+      </w:pPr>
+      <w:r>
+        <w:rPr>
+          <w:rFonts w:ascii="Times New Roman" w:eastAsia="Times New Roman" w:hAnsi="Times New Roman" w:cs="Times New Roman"/>
+          <w:sz w:val="24"/>
+          <w:szCs w:val="24"/>
+        </w:rPr>
+        <w:t xml:space="preserve">Святий Боже, святий Кріпкий, святий Безсмертний, помилуй нас </w:t>
+      </w:r>
+      <w:r>
+        <w:rPr>
+          <w:rFonts w:ascii="Times New Roman" w:eastAsia="Times New Roman" w:hAnsi="Times New Roman" w:cs="Times New Roman"/>
+          <w:i/>
+          <w:color w:val="FF0000"/>
+          <w:sz w:val="24"/>
+          <w:szCs w:val="24"/>
+        </w:rPr>
+        <w:t>(3 р.)</w:t>
+      </w:r>
+      <w:r>
+        <w:rPr>
+          <w:rFonts w:ascii="Times New Roman" w:eastAsia="Times New Roman" w:hAnsi="Times New Roman" w:cs="Times New Roman"/>
+          <w:i/>
+          <w:color w:val="FF0000"/>
+          <w:sz w:val="24"/>
+          <w:szCs w:val="24"/>
+        </w:rPr>
+        <w:t>.</w:t>
+      </w:r>
+    </w:p>
+    <w:p>
+      <w:pPr>
+        <w:spacing w:after="120" w:line="240" w:lineRule="auto"/>
+        <w:jc w:val="both"/>
+        <w:rPr>
+          <w:rFonts w:ascii="Times New Roman" w:eastAsia="Times New Roman" w:hAnsi="Times New Roman" w:cs="Times New Roman"/>
+          <w:sz w:val="24"/>
+          <w:szCs w:val="24"/>
+        </w:rPr>
+      </w:pPr>
+      <w:r>
+        <w:rPr>
+          <w:rFonts w:ascii="Times New Roman" w:eastAsia="Times New Roman" w:hAnsi="Times New Roman" w:cs="Times New Roman"/>
+          <w:sz w:val="24"/>
+          <w:szCs w:val="24"/>
+        </w:rPr>
+        <w:t>Слава Отцю, і Сину, і Святому Духові,* і нині і повсякчас, і на віки віків. Амінь.</w:t>
+      </w:r>
+    </w:p>
+    <w:p>
+      <w:pPr>
+        <w:pStyle w:val="2"/>
+        <w:rPr>
+          <w:rFonts w:ascii="Times New Roman" w:eastAsia="Times New Roman" w:hAnsi="Times New Roman" w:cs="Times New Roman"/>
+          <w:sz w:val="24"/>
+          <w:szCs w:val="24"/>
+        </w:rPr>
+      </w:pPr>
+      <w:proofErr w:type="spellStart"/>
+      <w:r>
+        <w:rPr>
+          <w:rFonts w:ascii="Times New Roman" w:eastAsia="Times New Roman" w:hAnsi="Times New Roman" w:cs="Times New Roman"/>
+          <w:sz w:val="24"/>
+          <w:szCs w:val="24"/>
+        </w:rPr>
+        <w:t>Replace</w:t>
+      </w:r>
+      <w:proofErr w:type="spellEnd"/>
+    </w:p>
+    <w:p>
+      <w:pPr>
+        <w:spacing w:after="120" w:line="240" w:lineRule="auto"/>
+        <w:jc w:val="both"/>
+        <w:rPr>
+          <w:rFonts w:ascii="Times New Roman" w:eastAsia="Times New Roman" w:hAnsi="Times New Roman" w:cs="Times New Roman"/>
+          <w:sz w:val="24"/>
+          <w:szCs w:val="24"/>
+        </w:rPr>
+      </w:pPr>
+      <w:r>
+        <w:rPr>
+          <w:rFonts w:ascii="Times New Roman" w:eastAsia="Times New Roman" w:hAnsi="Times New Roman" w:cs="Times New Roman"/>
+          <w:sz w:val="24"/>
+          <w:szCs w:val="24"/>
+        </w:rPr>
+        <w:t xml:space="preserve">Святий Боже, святий Кріпкий, святий Безсмертний, помилуй нас. </w:t>
+      </w:r>
+      <w:r>
+        <w:rPr>
+          <w:rFonts w:ascii="Times New Roman" w:eastAsia="Times New Roman" w:hAnsi="Times New Roman" w:cs="Times New Roman"/>
+          <w:i/>
+          <w:color w:val="FF0000"/>
+          <w:sz w:val="24"/>
+          <w:szCs w:val="24"/>
+        </w:rPr>
+        <w:t>(3 р.)</w:t>
+      </w:r>
+    </w:p>
+    <w:p>
+      <w:pPr>
+        <w:spacing w:after="120" w:line="240" w:lineRule="auto"/>
+        <w:jc w:val="both"/>
+        <w:rPr>
+          <w:rFonts w:ascii="Times New Roman" w:eastAsia="Times New Roman" w:hAnsi="Times New Roman" w:cs="Times New Roman"/>
+          <w:sz w:val="24"/>
+          <w:szCs w:val="24"/>
+        </w:rPr>
+      </w:pPr>
+      <w:r>
+        <w:rPr>
+          <w:rFonts w:ascii="Times New Roman" w:eastAsia="Times New Roman" w:hAnsi="Times New Roman" w:cs="Times New Roman"/>
+          <w:sz w:val="24"/>
+          <w:szCs w:val="24"/>
+        </w:rPr>
+        <w:t>Слава Отцю, і Сину, і Святому Духові,* і нині і повсякчас, і на віки віків. Амінь.</w:t>
+      </w:r>
+    </w:p>
+    <w:p>
+      <w:pPr>
+        <w:pStyle w:val="1"/>
+        <w:spacing w:after="120" w:line="240" w:lineRule="auto"/>
+        <w:jc w:val="both"/>
+        <w:rPr>
+          <w:rFonts w:ascii="Times New Roman" w:hAnsi="Times New Roman" w:cs="Times New Roman"/>
+        </w:rPr>
+      </w:pPr>
+      <w:r>
+        <w:rPr>
+          <w:rFonts w:ascii="Times New Roman" w:hAnsi="Times New Roman" w:cs="Times New Roman"/>
+        </w:rPr>
+        <w:t xml:space="preserve">[В] </w:t>
+      </w:r>
+      <w:proofErr w:type="spellStart"/>
+      <w:r>
+        <w:rPr>
+          <w:rFonts w:ascii="Times New Roman" w:hAnsi="Times New Roman" w:cs="Times New Roman"/>
+        </w:rPr>
+        <w:t>Уніфікаційні</w:t>
+      </w:r>
+      <w:proofErr w:type="spellEnd"/>
+      <w:r>
+        <w:rPr>
+          <w:rFonts w:ascii="Times New Roman" w:hAnsi="Times New Roman" w:cs="Times New Roman"/>
+        </w:rPr>
+        <w:t xml:space="preserve"> виправлення – відсутня крапка в ГП3 Начала звичайного</w:t>
+      </w:r>
+    </w:p>
+    <w:p>
+      <w:pPr>
+        <w:pStyle w:val="2"/>
+        <w:spacing w:after="120" w:line="240" w:lineRule="auto"/>
+        <w:jc w:val="both"/>
+        <w:rPr>
+          <w:rFonts w:ascii="Times New Roman" w:hAnsi="Times New Roman" w:cs="Times New Roman"/>
+        </w:rPr>
+      </w:pPr>
+      <w:proofErr w:type="spellStart"/>
+      <w:r>
+        <w:rPr>
+          <w:rFonts w:ascii="Times New Roman" w:hAnsi="Times New Roman" w:cs="Times New Roman"/>
+        </w:rPr>
+        <w:t>Search</w:t>
+      </w:r>
+      <w:proofErr w:type="spellEnd"/>
+    </w:p>
+    <w:p>
+      <w:pPr>
+        <w:spacing w:after="120" w:line="240" w:lineRule="auto"/>
+        <w:jc w:val="both"/>
+        <w:rPr>
+          <w:rFonts w:ascii="Times New Roman" w:eastAsia="Times New Roman" w:hAnsi="Times New Roman" w:cs="Times New Roman"/>
+          <w:sz w:val="24"/>
+          <w:szCs w:val="24"/>
+        </w:rPr>
+      </w:pPr>
+      <w:r>
+        <w:rPr>
+          <w:rFonts w:ascii="Times New Roman" w:eastAsia="Times New Roman" w:hAnsi="Times New Roman" w:cs="Times New Roman"/>
+          <w:sz w:val="24"/>
+          <w:szCs w:val="24"/>
+        </w:rPr>
+        <w:t xml:space="preserve">Господи, помилуй </w:t>
+      </w:r>
+      <w:r>
+        <w:rPr>
+          <w:rFonts w:ascii="Times New Roman" w:eastAsia="Times New Roman" w:hAnsi="Times New Roman" w:cs="Times New Roman"/>
+          <w:i/>
+          <w:color w:val="FF0000"/>
+          <w:sz w:val="24"/>
+          <w:szCs w:val="24"/>
+        </w:rPr>
+        <w:t>(3 р.)</w:t>
+      </w:r>
+      <w:r>
+        <w:rPr>
+          <w:rFonts w:ascii="Times New Roman" w:eastAsia="Times New Roman" w:hAnsi="Times New Roman" w:cs="Times New Roman"/>
+          <w:i/>
+          <w:color w:val="FF0000"/>
+          <w:sz w:val="24"/>
+          <w:szCs w:val="24"/>
+        </w:rPr>
+        <w:t>.</w:t>
+      </w:r>
+    </w:p>
+    <w:p>
+      <w:pPr>
+        <w:pStyle w:val="2"/>
+        <w:rPr>
+          <w:rFonts w:ascii="Times New Roman" w:eastAsia="Times New Roman" w:hAnsi="Times New Roman" w:cs="Times New Roman"/>
+          <w:sz w:val="24"/>
+          <w:szCs w:val="24"/>
+        </w:rPr>
+      </w:pPr>
+      <w:proofErr w:type="spellStart"/>
+      <w:r>
+        <w:rPr>
+          <w:rFonts w:ascii="Times New Roman" w:eastAsia="Times New Roman" w:hAnsi="Times New Roman" w:cs="Times New Roman"/>
+          <w:sz w:val="24"/>
+          <w:szCs w:val="24"/>
+        </w:rPr>
+        <w:t>Replace</w:t>
+      </w:r>
+      <w:proofErr w:type="spellEnd"/>
+    </w:p>
+    <w:p>
+      <w:pPr>
+        <w:spacing w:after="120" w:line="240" w:lineRule="auto"/>
+        <w:jc w:val="both"/>
+        <w:rPr>
+          <w:rFonts w:ascii="Times New Roman" w:eastAsia="Times New Roman" w:hAnsi="Times New Roman" w:cs="Times New Roman"/>
+          <w:sz w:val="24"/>
+          <w:szCs w:val="24"/>
+        </w:rPr>
+      </w:pPr>
+      <w:r>
+        <w:rPr>
+          <w:rFonts w:ascii="Times New Roman" w:eastAsia="Times New Roman" w:hAnsi="Times New Roman" w:cs="Times New Roman"/>
+          <w:sz w:val="24"/>
+          <w:szCs w:val="24"/>
+        </w:rPr>
+        <w:t>Господи, помилуй</w:t>
+      </w:r>
+      <w:r>
+        <w:rPr>
+          <w:rFonts w:ascii="Times New Roman" w:eastAsia="Times New Roman" w:hAnsi="Times New Roman" w:cs="Times New Roman"/>
+          <w:sz w:val="24"/>
+          <w:szCs w:val="24"/>
+        </w:rPr>
+        <w:t>.</w:t>
+      </w:r>
+      <w:r>
+        <w:rPr>
+          <w:rFonts w:ascii="Times New Roman" w:eastAsia="Times New Roman" w:hAnsi="Times New Roman" w:cs="Times New Roman"/>
+          <w:sz w:val="24"/>
+          <w:szCs w:val="24"/>
+        </w:rPr>
+        <w:t xml:space="preserve"> </w:t>
+      </w:r>
+      <w:r>
+        <w:rPr>
+          <w:rFonts w:ascii="Times New Roman" w:eastAsia="Times New Roman" w:hAnsi="Times New Roman" w:cs="Times New Roman"/>
+          <w:i/>
+          <w:color w:val="FF0000"/>
+          <w:sz w:val="24"/>
+          <w:szCs w:val="24"/>
+        </w:rPr>
+        <w:t>(3 р.)</w:t>
+      </w:r>
+    </w:p>
+    <w:p>
+      <w:pPr>
+        <w:pStyle w:val="1"/>
+        <w:spacing w:after="120" w:line="240" w:lineRule="auto"/>
+        <w:jc w:val="both"/>
+        <w:rPr>
+          <w:rFonts w:ascii="Times New Roman" w:hAnsi="Times New Roman" w:cs="Times New Roman"/>
+        </w:rPr>
+      </w:pPr>
+      <w:r>
+        <w:rPr>
+          <w:rFonts w:ascii="Times New Roman" w:hAnsi="Times New Roman" w:cs="Times New Roman"/>
+        </w:rPr>
+        <w:lastRenderedPageBreak/>
+        <w:t xml:space="preserve">[В] </w:t>
+      </w:r>
+      <w:proofErr w:type="spellStart"/>
+      <w:r>
+        <w:rPr>
+          <w:rFonts w:ascii="Times New Roman" w:hAnsi="Times New Roman" w:cs="Times New Roman"/>
+        </w:rPr>
+        <w:t>Уніфікаційні</w:t>
+      </w:r>
+      <w:proofErr w:type="spellEnd"/>
+      <w:r>
+        <w:rPr>
+          <w:rFonts w:ascii="Times New Roman" w:hAnsi="Times New Roman" w:cs="Times New Roman"/>
+        </w:rPr>
+        <w:t xml:space="preserve"> виправлення – відсутня крапка в ГП3 Начала звичайного</w:t>
+      </w:r>
+    </w:p>
+    <w:p>
+      <w:pPr>
+        <w:pStyle w:val="2"/>
+        <w:spacing w:after="120" w:line="240" w:lineRule="auto"/>
+        <w:jc w:val="both"/>
+        <w:rPr>
+          <w:rFonts w:ascii="Times New Roman" w:hAnsi="Times New Roman" w:cs="Times New Roman"/>
+        </w:rPr>
+      </w:pPr>
+      <w:proofErr w:type="spellStart"/>
+      <w:r>
+        <w:rPr>
+          <w:rFonts w:ascii="Times New Roman" w:hAnsi="Times New Roman" w:cs="Times New Roman"/>
+        </w:rPr>
+        <w:t>Search</w:t>
+      </w:r>
+      <w:proofErr w:type="spellEnd"/>
+    </w:p>
+    <w:p>
+      <w:pPr>
+        <w:spacing w:after="120" w:line="240" w:lineRule="auto"/>
+        <w:jc w:val="both"/>
+        <w:rPr>
+          <w:rFonts w:ascii="Times New Roman" w:eastAsia="Times New Roman" w:hAnsi="Times New Roman" w:cs="Times New Roman"/>
+          <w:sz w:val="24"/>
+          <w:szCs w:val="24"/>
+        </w:rPr>
+      </w:pPr>
+      <w:r>
+        <w:rPr>
+          <w:rFonts w:ascii="Times New Roman" w:eastAsia="Times New Roman" w:hAnsi="Times New Roman" w:cs="Times New Roman"/>
+          <w:sz w:val="24"/>
+          <w:szCs w:val="24"/>
+        </w:rPr>
+        <w:t xml:space="preserve">Господи, помилуй </w:t>
+      </w:r>
+      <w:r>
+        <w:rPr>
+          <w:rFonts w:ascii="Times New Roman" w:eastAsia="Times New Roman" w:hAnsi="Times New Roman" w:cs="Times New Roman"/>
+          <w:i/>
+          <w:color w:val="FF0000"/>
+          <w:sz w:val="24"/>
+          <w:szCs w:val="24"/>
+        </w:rPr>
+        <w:t>(3 р.)</w:t>
+      </w:r>
+    </w:p>
+    <w:p>
+      <w:pPr>
+        <w:pStyle w:val="2"/>
+        <w:rPr>
+          <w:rFonts w:ascii="Times New Roman" w:eastAsia="Times New Roman" w:hAnsi="Times New Roman" w:cs="Times New Roman"/>
+          <w:sz w:val="24"/>
+          <w:szCs w:val="24"/>
+        </w:rPr>
+      </w:pPr>
+      <w:proofErr w:type="spellStart"/>
+      <w:r>
+        <w:rPr>
+          <w:rFonts w:ascii="Times New Roman" w:eastAsia="Times New Roman" w:hAnsi="Times New Roman" w:cs="Times New Roman"/>
+          <w:sz w:val="24"/>
+          <w:szCs w:val="24"/>
+        </w:rPr>
+        <w:t>Replace</w:t>
+      </w:r>
+      <w:proofErr w:type="spellEnd"/>
+    </w:p>
+    <w:p>
+      <w:pPr>
+        <w:spacing w:after="120" w:line="240" w:lineRule="auto"/>
+        <w:jc w:val="both"/>
+        <w:rPr>
+          <w:rFonts w:ascii="Times New Roman" w:eastAsia="Times New Roman" w:hAnsi="Times New Roman" w:cs="Times New Roman"/>
+          <w:sz w:val="24"/>
+          <w:szCs w:val="24"/>
+        </w:rPr>
+      </w:pPr>
+      <w:r>
+        <w:rPr>
+          <w:rFonts w:ascii="Times New Roman" w:eastAsia="Times New Roman" w:hAnsi="Times New Roman" w:cs="Times New Roman"/>
+          <w:sz w:val="24"/>
+          <w:szCs w:val="24"/>
+        </w:rPr>
+        <w:t>Господи, помилуй</w:t>
+      </w:r>
+      <w:r>
+        <w:rPr>
+          <w:rFonts w:ascii="Times New Roman" w:eastAsia="Times New Roman" w:hAnsi="Times New Roman" w:cs="Times New Roman"/>
+          <w:sz w:val="24"/>
+          <w:szCs w:val="24"/>
+        </w:rPr>
+        <w:t>.</w:t>
+      </w:r>
+      <w:r>
+        <w:rPr>
+          <w:rFonts w:ascii="Times New Roman" w:eastAsia="Times New Roman" w:hAnsi="Times New Roman" w:cs="Times New Roman"/>
+          <w:sz w:val="24"/>
+          <w:szCs w:val="24"/>
+        </w:rPr>
+        <w:t xml:space="preserve"> </w:t>
+      </w:r>
+      <w:r>
+        <w:rPr>
+          <w:rFonts w:ascii="Times New Roman" w:eastAsia="Times New Roman" w:hAnsi="Times New Roman" w:cs="Times New Roman"/>
+          <w:i/>
+          <w:color w:val="FF0000"/>
+          <w:sz w:val="24"/>
+          <w:szCs w:val="24"/>
+        </w:rPr>
+        <w:t>(3 р.)</w:t>
+      </w:r>
+    </w:p>
+    <w:p>
+      <w:pPr>
+        <w:pStyle w:val="1"/>
+        <w:spacing w:after="120" w:line="240" w:lineRule="auto"/>
+        <w:jc w:val="both"/>
+        <w:rPr>
+          <w:rFonts w:ascii="Times New Roman" w:hAnsi="Times New Roman" w:cs="Times New Roman"/>
+        </w:rPr>
+      </w:pPr>
+      <w:r>
+        <w:rPr>
+          <w:rFonts w:ascii="Times New Roman" w:hAnsi="Times New Roman" w:cs="Times New Roman"/>
+        </w:rPr>
+        <w:t>[В] Начало звичайне</w:t>
+      </w:r>
+    </w:p>
+    <w:p>
+      <w:pPr>
+        <w:rPr>
+          <w:rFonts w:ascii="Times New Roman" w:hAnsi="Times New Roman" w:cs="Times New Roman"/>
+        </w:rPr>
+      </w:pPr>
+      <w:r>
+        <w:rPr>
+          <w:rFonts w:ascii="Times New Roman" w:hAnsi="Times New Roman" w:cs="Times New Roman"/>
+        </w:rPr>
+        <w:t>31.07</w:t>
+      </w:r>
+    </w:p>
+    <w:p>
+      <w:pPr>
+        <w:pStyle w:val="2"/>
+        <w:spacing w:after="120" w:line="240" w:lineRule="auto"/>
+        <w:jc w:val="both"/>
+        <w:rPr>
+          <w:rFonts w:ascii="Times New Roman" w:hAnsi="Times New Roman" w:cs="Times New Roman"/>
+        </w:rPr>
+      </w:pPr>
+      <w:bookmarkStart w:id="9" w:name="_heading=h.ze69caik35ll" w:colFirst="0" w:colLast="0"/>
+      <w:bookmarkEnd w:id="9"/>
+      <w:proofErr w:type="spellStart"/>
+      <w:r>
+        <w:rPr>
+          <w:rFonts w:ascii="Times New Roman" w:hAnsi="Times New Roman" w:cs="Times New Roman"/>
+        </w:rPr>
+        <w:t>Search</w:t>
+      </w:r>
+      <w:proofErr w:type="spellEnd"/>
+    </w:p>
+    <w:p>
+      <w:pPr>
+        <w:spacing w:after="120" w:line="240" w:lineRule="auto"/>
+        <w:jc w:val="both"/>
+        <w:rPr>
+          <w:rFonts w:ascii="Times New Roman" w:eastAsia="Times New Roman" w:hAnsi="Times New Roman" w:cs="Times New Roman"/>
+          <w:sz w:val="24"/>
+          <w:szCs w:val="24"/>
+        </w:rPr>
+      </w:pPr>
+      <w:r>
+        <w:rPr>
+          <w:rFonts w:ascii="Times New Roman" w:eastAsia="Times New Roman" w:hAnsi="Times New Roman" w:cs="Times New Roman"/>
+          <w:sz w:val="24"/>
+          <w:szCs w:val="24"/>
+        </w:rPr>
+        <w:t xml:space="preserve">Святий Боже, святий Кріпкий, святий Безсмертний, помилуй нас. </w:t>
+      </w:r>
+      <w:r>
+        <w:rPr>
+          <w:rFonts w:ascii="Times New Roman" w:eastAsia="Times New Roman" w:hAnsi="Times New Roman" w:cs="Times New Roman"/>
+          <w:i/>
+          <w:color w:val="FF0000"/>
+          <w:sz w:val="24"/>
+          <w:szCs w:val="24"/>
+        </w:rPr>
+        <w:t>(3 р.)</w:t>
+      </w:r>
+    </w:p>
+    <w:p>
+      <w:pPr>
+        <w:spacing w:after="120" w:line="240" w:lineRule="auto"/>
+        <w:jc w:val="both"/>
+        <w:rPr>
+          <w:rFonts w:ascii="Times New Roman" w:eastAsia="Times New Roman" w:hAnsi="Times New Roman" w:cs="Times New Roman"/>
+          <w:sz w:val="24"/>
+          <w:szCs w:val="24"/>
+        </w:rPr>
+      </w:pPr>
+      <w:r>
+        <w:rPr>
+          <w:rFonts w:ascii="Times New Roman" w:eastAsia="Times New Roman" w:hAnsi="Times New Roman" w:cs="Times New Roman"/>
+          <w:sz w:val="24"/>
+          <w:szCs w:val="24"/>
+        </w:rPr>
+        <w:t>Слава Отцю, і Сину, і Святому Духові,* і нині і повсякчас, і на віки віків. Амінь.</w:t>
+      </w:r>
+    </w:p>
+    <w:p>
+      <w:pPr>
+        <w:spacing w:after="120" w:line="240" w:lineRule="auto"/>
+        <w:jc w:val="both"/>
+        <w:rPr>
+          <w:rFonts w:ascii="Times New Roman" w:eastAsia="Times New Roman" w:hAnsi="Times New Roman" w:cs="Times New Roman"/>
+          <w:sz w:val="24"/>
+          <w:szCs w:val="24"/>
+        </w:rPr>
+      </w:pPr>
+      <w:r>
+        <w:rPr>
+          <w:rFonts w:ascii="Times New Roman" w:eastAsia="Times New Roman" w:hAnsi="Times New Roman" w:cs="Times New Roman"/>
+          <w:sz w:val="24"/>
+          <w:szCs w:val="24"/>
+        </w:rPr>
+        <w:t xml:space="preserve">Пресвята Тройце, помилуй нас;* Господи, очисти гріхи наші;* Владико, прости беззаконня наші;* Святий, завітай і зціли </w:t>
+      </w:r>
+      <w:proofErr w:type="spellStart"/>
+      <w:r>
+        <w:rPr>
+          <w:rFonts w:ascii="Times New Roman" w:eastAsia="Times New Roman" w:hAnsi="Times New Roman" w:cs="Times New Roman"/>
+          <w:sz w:val="24"/>
+          <w:szCs w:val="24"/>
+        </w:rPr>
+        <w:t>немочі</w:t>
+      </w:r>
+      <w:proofErr w:type="spellEnd"/>
+      <w:r>
+        <w:rPr>
+          <w:rFonts w:ascii="Times New Roman" w:eastAsia="Times New Roman" w:hAnsi="Times New Roman" w:cs="Times New Roman"/>
+          <w:sz w:val="24"/>
+          <w:szCs w:val="24"/>
+        </w:rPr>
+        <w:t xml:space="preserve"> наші </w:t>
+      </w:r>
+      <w:proofErr w:type="spellStart"/>
+      <w:r>
+        <w:rPr>
+          <w:rFonts w:ascii="Times New Roman" w:eastAsia="Times New Roman" w:hAnsi="Times New Roman" w:cs="Times New Roman"/>
+          <w:sz w:val="24"/>
+          <w:szCs w:val="24"/>
+        </w:rPr>
+        <w:t>імени</w:t>
+      </w:r>
+      <w:proofErr w:type="spellEnd"/>
+      <w:r>
+        <w:rPr>
+          <w:rFonts w:ascii="Times New Roman" w:eastAsia="Times New Roman" w:hAnsi="Times New Roman" w:cs="Times New Roman"/>
+          <w:sz w:val="24"/>
+          <w:szCs w:val="24"/>
+        </w:rPr>
+        <w:t xml:space="preserve"> твого ради.</w:t>
+      </w:r>
+    </w:p>
+    <w:p>
+      <w:pPr>
+        <w:spacing w:after="120" w:line="240" w:lineRule="auto"/>
+        <w:jc w:val="both"/>
+        <w:rPr>
+          <w:rFonts w:ascii="Times New Roman" w:eastAsia="Times New Roman" w:hAnsi="Times New Roman" w:cs="Times New Roman"/>
+          <w:sz w:val="24"/>
+          <w:szCs w:val="24"/>
+        </w:rPr>
+      </w:pPr>
+      <w:r>
+        <w:rPr>
+          <w:rFonts w:ascii="Times New Roman" w:eastAsia="Times New Roman" w:hAnsi="Times New Roman" w:cs="Times New Roman"/>
+          <w:sz w:val="24"/>
+          <w:szCs w:val="24"/>
+        </w:rPr>
+        <w:t>Господи, помилуй</w:t>
+      </w:r>
+      <w:r>
+        <w:rPr>
+          <w:rFonts w:ascii="Times New Roman" w:eastAsia="Times New Roman" w:hAnsi="Times New Roman" w:cs="Times New Roman"/>
+          <w:sz w:val="24"/>
+          <w:szCs w:val="24"/>
+        </w:rPr>
+        <w:t>.</w:t>
+      </w:r>
+      <w:r>
+        <w:rPr>
+          <w:rFonts w:ascii="Times New Roman" w:eastAsia="Times New Roman" w:hAnsi="Times New Roman" w:cs="Times New Roman"/>
+          <w:sz w:val="24"/>
+          <w:szCs w:val="24"/>
+        </w:rPr>
+        <w:t xml:space="preserve"> </w:t>
+      </w:r>
+      <w:r>
+        <w:rPr>
+          <w:rFonts w:ascii="Times New Roman" w:eastAsia="Times New Roman" w:hAnsi="Times New Roman" w:cs="Times New Roman"/>
+          <w:i/>
+          <w:color w:val="FF0000"/>
+          <w:sz w:val="24"/>
+          <w:szCs w:val="24"/>
+        </w:rPr>
+        <w:t>(3 р.)</w:t>
+      </w:r>
+    </w:p>
+    <w:p>
+      <w:pPr>
+        <w:spacing w:after="120" w:line="240" w:lineRule="auto"/>
+        <w:jc w:val="both"/>
+        <w:rPr>
+          <w:rFonts w:ascii="Times New Roman" w:eastAsia="Times New Roman" w:hAnsi="Times New Roman" w:cs="Times New Roman"/>
+          <w:sz w:val="24"/>
+          <w:szCs w:val="24"/>
+        </w:rPr>
+      </w:pPr>
+      <w:r>
+        <w:rPr>
+          <w:rFonts w:ascii="Times New Roman" w:eastAsia="Times New Roman" w:hAnsi="Times New Roman" w:cs="Times New Roman"/>
+          <w:sz w:val="24"/>
+          <w:szCs w:val="24"/>
+        </w:rPr>
+        <w:t>Слава Отцю, і Сину, і Святому Духові,* і нині і повсякчас, і на віки віків. Амінь.</w:t>
+      </w:r>
+    </w:p>
+    <w:p>
+      <w:pPr>
+        <w:spacing w:after="120" w:line="240" w:lineRule="auto"/>
+        <w:jc w:val="both"/>
+        <w:rPr>
           <w:rFonts w:ascii="Times New Roman" w:eastAsia="Times New Roman" w:hAnsi="Times New Roman" w:cs="Times New Roman"/>
           <w:sz w:val="24"/>
           <w:szCs w:val="24"/>
@@ -20083,8 +21007,8 @@
           <w:rFonts w:ascii="Times New Roman" w:hAnsi="Times New Roman" w:cs="Times New Roman"/>
         </w:rPr>
       </w:pPr>
-      <w:bookmarkStart w:id="11" w:name="_heading=h.5oizib4ki3jc" w:colFirst="0" w:colLast="0"/>
-      <w:bookmarkEnd w:id="11"/>
+      <w:bookmarkStart w:id="10" w:name="_heading=h.5oizib4ki3jc" w:colFirst="0" w:colLast="0"/>
+      <w:bookmarkEnd w:id="10"/>
       <w:proofErr w:type="spellStart"/>
       <w:r>
         <w:rPr>
@@ -21307,8 +22231,8 @@
           <w:rFonts w:ascii="Times New Roman" w:hAnsi="Times New Roman" w:cs="Times New Roman"/>
         </w:rPr>
       </w:pPr>
-      <w:bookmarkStart w:id="12" w:name="_heading=h.fy6p48lkuufi" w:colFirst="0" w:colLast="0"/>
-      <w:bookmarkEnd w:id="12"/>
+      <w:bookmarkStart w:id="11" w:name="_heading=h.fy6p48lkuufi" w:colFirst="0" w:colLast="0"/>
+      <w:bookmarkEnd w:id="11"/>
       <w:r>
         <w:rPr>
           <w:rFonts w:ascii="Times New Roman" w:hAnsi="Times New Roman" w:cs="Times New Roman"/>
@@ -21338,13 +22262,14 @@
           <w:rFonts w:ascii="Times New Roman" w:hAnsi="Times New Roman" w:cs="Times New Roman"/>
         </w:rPr>
       </w:pPr>
-      <w:bookmarkStart w:id="13" w:name="_heading=h.7ze9r9553w0v" w:colFirst="0" w:colLast="0"/>
-      <w:bookmarkEnd w:id="13"/>
-      <w:proofErr w:type="spellStart"/>
-      <w:r>
-        <w:rPr>
-          <w:rFonts w:ascii="Times New Roman" w:hAnsi="Times New Roman" w:cs="Times New Roman"/>
-        </w:rPr>
+      <w:bookmarkStart w:id="12" w:name="_heading=h.7ze9r9553w0v" w:colFirst="0" w:colLast="0"/>
+      <w:bookmarkEnd w:id="12"/>
+      <w:proofErr w:type="spellStart"/>
+      <w:r>
+        <w:rPr>
+          <w:rFonts w:ascii="Times New Roman" w:hAnsi="Times New Roman" w:cs="Times New Roman"/>
+        </w:rPr>
+        <w:lastRenderedPageBreak/>
         <w:t>Search</w:t>
       </w:r>
       <w:proofErr w:type="spellEnd"/>
@@ -21574,7 +22499,6 @@
           <w:sz w:val="24"/>
           <w:szCs w:val="24"/>
         </w:rPr>
-        <w:lastRenderedPageBreak/>
         <w:t>Усю звірину, що в полі, вони напувають,* дикі осли там гасять свою спрагу.</w:t>
       </w:r>
     </w:p>
@@ -22045,6 +22969,7 @@
           <w:sz w:val="24"/>
           <w:szCs w:val="24"/>
         </w:rPr>
+        <w:lastRenderedPageBreak/>
         <w:t>Зішлеш</w:t>
       </w:r>
       <w:proofErr w:type="spellEnd"/>
@@ -22211,8 +23136,8 @@
           <w:szCs w:val="24"/>
         </w:rPr>
       </w:pPr>
-      <w:bookmarkStart w:id="14" w:name="_heading=h.aswoa8bar07s" w:colFirst="0" w:colLast="0"/>
-      <w:bookmarkEnd w:id="14"/>
+      <w:bookmarkStart w:id="13" w:name="_heading=h.aswoa8bar07s" w:colFirst="0" w:colLast="0"/>
+      <w:bookmarkEnd w:id="13"/>
       <w:proofErr w:type="spellStart"/>
       <w:r>
         <w:rPr>
@@ -22667,7 +23592,6 @@
           <w:sz w:val="24"/>
           <w:szCs w:val="24"/>
         </w:rPr>
-        <w:lastRenderedPageBreak/>
         <w:t xml:space="preserve">Із хмар собі́ </w:t>
       </w:r>
       <w:proofErr w:type="spellStart"/>
@@ -25333,6 +26257,7 @@
           <w:sz w:val="24"/>
           <w:szCs w:val="24"/>
         </w:rPr>
+        <w:lastRenderedPageBreak/>
         <w:t>Хова́ються</w:t>
       </w:r>
       <w:proofErr w:type="spellEnd"/>
@@ -26973,7 +27898,6 @@
           <w:sz w:val="24"/>
           <w:szCs w:val="24"/>
         </w:rPr>
-        <w:lastRenderedPageBreak/>
         <w:t>Неха́й</w:t>
       </w:r>
       <w:proofErr w:type="spellEnd"/>
@@ -27774,8 +28698,8 @@
           <w:rFonts w:ascii="Times New Roman" w:hAnsi="Times New Roman" w:cs="Times New Roman"/>
         </w:rPr>
       </w:pPr>
-      <w:bookmarkStart w:id="15" w:name="_heading=h.hfy9l44kxi3a" w:colFirst="0" w:colLast="0"/>
-      <w:bookmarkEnd w:id="15"/>
+      <w:bookmarkStart w:id="14" w:name="_heading=h.hfy9l44kxi3a" w:colFirst="0" w:colLast="0"/>
+      <w:bookmarkEnd w:id="14"/>
       <w:r>
         <w:rPr>
           <w:rFonts w:ascii="Times New Roman" w:hAnsi="Times New Roman" w:cs="Times New Roman"/>
@@ -27805,8 +28729,8 @@
           <w:rFonts w:ascii="Times New Roman" w:hAnsi="Times New Roman" w:cs="Times New Roman"/>
         </w:rPr>
       </w:pPr>
-      <w:bookmarkStart w:id="16" w:name="_heading=h.9q8gc9jwozq0" w:colFirst="0" w:colLast="0"/>
-      <w:bookmarkEnd w:id="16"/>
+      <w:bookmarkStart w:id="15" w:name="_heading=h.9q8gc9jwozq0" w:colFirst="0" w:colLast="0"/>
+      <w:bookmarkEnd w:id="15"/>
       <w:proofErr w:type="spellStart"/>
       <w:r>
         <w:rPr>
@@ -28157,15 +29081,16 @@
           <w:szCs w:val="24"/>
         </w:rPr>
       </w:pPr>
-      <w:bookmarkStart w:id="17" w:name="_heading=h.e7jf1m9wbnbx" w:colFirst="0" w:colLast="0"/>
-      <w:bookmarkEnd w:id="17"/>
-      <w:proofErr w:type="spellStart"/>
-      <w:r>
-        <w:rPr>
-          <w:rFonts w:ascii="Times New Roman" w:eastAsia="Times New Roman" w:hAnsi="Times New Roman" w:cs="Times New Roman"/>
-          <w:sz w:val="24"/>
-          <w:szCs w:val="24"/>
-        </w:rPr>
+      <w:bookmarkStart w:id="16" w:name="_heading=h.e7jf1m9wbnbx" w:colFirst="0" w:colLast="0"/>
+      <w:bookmarkEnd w:id="16"/>
+      <w:proofErr w:type="spellStart"/>
+      <w:r>
+        <w:rPr>
+          <w:rFonts w:ascii="Times New Roman" w:eastAsia="Times New Roman" w:hAnsi="Times New Roman" w:cs="Times New Roman"/>
+          <w:sz w:val="24"/>
+          <w:szCs w:val="24"/>
+        </w:rPr>
+        <w:lastRenderedPageBreak/>
         <w:t>Replace</w:t>
       </w:r>
       <w:proofErr w:type="spellEnd"/>
@@ -29351,7 +30276,6 @@
           <w:sz w:val="24"/>
           <w:szCs w:val="24"/>
         </w:rPr>
-        <w:lastRenderedPageBreak/>
         <w:t xml:space="preserve">І </w:t>
       </w:r>
       <w:proofErr w:type="spellStart"/>
@@ -29615,8 +30539,8 @@
           <w:rFonts w:ascii="Times New Roman" w:hAnsi="Times New Roman" w:cs="Times New Roman"/>
         </w:rPr>
       </w:pPr>
-      <w:bookmarkStart w:id="18" w:name="_heading=h.5x2hhw3xrhao" w:colFirst="0" w:colLast="0"/>
-      <w:bookmarkEnd w:id="18"/>
+      <w:bookmarkStart w:id="17" w:name="_heading=h.5x2hhw3xrhao" w:colFirst="0" w:colLast="0"/>
+      <w:bookmarkEnd w:id="17"/>
       <w:r>
         <w:rPr>
           <w:rFonts w:ascii="Times New Roman" w:hAnsi="Times New Roman" w:cs="Times New Roman"/>
@@ -29633,8 +30557,8 @@
           <w:rFonts w:ascii="Times New Roman" w:hAnsi="Times New Roman" w:cs="Times New Roman"/>
         </w:rPr>
       </w:pPr>
-      <w:bookmarkStart w:id="19" w:name="_heading=h.ju94f8i17724" w:colFirst="0" w:colLast="0"/>
-      <w:bookmarkEnd w:id="19"/>
+      <w:bookmarkStart w:id="18" w:name="_heading=h.ju94f8i17724" w:colFirst="0" w:colLast="0"/>
+      <w:bookmarkEnd w:id="18"/>
       <w:proofErr w:type="spellStart"/>
       <w:r>
         <w:rPr>
@@ -29988,8 +30912,8 @@
           <w:szCs w:val="24"/>
         </w:rPr>
       </w:pPr>
-      <w:bookmarkStart w:id="20" w:name="_heading=h.41e8fu750g8b" w:colFirst="0" w:colLast="0"/>
-      <w:bookmarkEnd w:id="20"/>
+      <w:bookmarkStart w:id="19" w:name="_heading=h.41e8fu750g8b" w:colFirst="0" w:colLast="0"/>
+      <w:bookmarkEnd w:id="19"/>
       <w:proofErr w:type="spellStart"/>
       <w:r>
         <w:rPr>
@@ -30366,6 +31290,7 @@
           <w:sz w:val="24"/>
           <w:szCs w:val="24"/>
         </w:rPr>
+        <w:lastRenderedPageBreak/>
         <w:t>Служі́те</w:t>
       </w:r>
       <w:proofErr w:type="spellEnd"/>
@@ -31369,26 +32294,47 @@
           <w:rFonts w:ascii="Times New Roman" w:hAnsi="Times New Roman" w:cs="Times New Roman"/>
         </w:rPr>
       </w:pPr>
-      <w:bookmarkStart w:id="21" w:name="_heading=h.z6ucdbw70wc2" w:colFirst="0" w:colLast="0"/>
-      <w:bookmarkEnd w:id="21"/>
-      <w:r>
-        <w:rPr>
-          <w:rFonts w:ascii="Times New Roman" w:hAnsi="Times New Roman" w:cs="Times New Roman"/>
-        </w:rPr>
-        <w:t>[В] Псалми 140, 141</w:t>
-      </w:r>
-    </w:p>
-    <w:p>
-      <w:pPr>
-        <w:rPr>
-          <w:rFonts w:ascii="Times New Roman" w:hAnsi="Times New Roman" w:cs="Times New Roman"/>
-        </w:rPr>
-      </w:pPr>
-      <w:r>
-        <w:rPr>
-          <w:rFonts w:ascii="Times New Roman" w:hAnsi="Times New Roman" w:cs="Times New Roman"/>
-        </w:rPr>
-        <w:t>31.07</w:t>
+      <w:bookmarkStart w:id="20" w:name="_heading=h.z6ucdbw70wc2" w:colFirst="0" w:colLast="0"/>
+      <w:bookmarkEnd w:id="20"/>
+      <w:r>
+        <w:rPr>
+          <w:rFonts w:ascii="Times New Roman" w:hAnsi="Times New Roman" w:cs="Times New Roman"/>
+        </w:rPr>
+        <w:t xml:space="preserve">[В] </w:t>
+      </w:r>
+      <w:proofErr w:type="spellStart"/>
+      <w:r>
+        <w:rPr>
+          <w:rFonts w:ascii="Times New Roman" w:hAnsi="Times New Roman" w:cs="Times New Roman"/>
+        </w:rPr>
+        <w:t>Уніфікаційні</w:t>
+      </w:r>
+      <w:proofErr w:type="spellEnd"/>
+      <w:r>
+        <w:rPr>
+          <w:rFonts w:ascii="Times New Roman" w:hAnsi="Times New Roman" w:cs="Times New Roman"/>
+        </w:rPr>
+        <w:t xml:space="preserve"> виправлення: перший </w:t>
+      </w:r>
+      <w:proofErr w:type="spellStart"/>
+      <w:r>
+        <w:rPr>
+          <w:rFonts w:ascii="Times New Roman" w:hAnsi="Times New Roman" w:cs="Times New Roman"/>
+        </w:rPr>
+        <w:t>сти</w:t>
+      </w:r>
+      <w:r>
+        <w:rPr>
+          <w:rFonts w:ascii="Times New Roman" w:hAnsi="Times New Roman" w:cs="Times New Roman"/>
+        </w:rPr>
+        <w:t>х</w:t>
+      </w:r>
+      <w:proofErr w:type="spellEnd"/>
+      <w:r>
+        <w:rPr>
+          <w:rFonts w:ascii="Times New Roman" w:hAnsi="Times New Roman" w:cs="Times New Roman"/>
+        </w:rPr>
+        <w:t xml:space="preserve"> Псалма 140</w:t>
       </w:r>
     </w:p>
     <w:p>
@@ -31400,14 +32346,11 @@
           <w:rFonts w:ascii="Times New Roman" w:hAnsi="Times New Roman" w:cs="Times New Roman"/>
         </w:rPr>
       </w:pPr>
-      <w:bookmarkStart w:id="22" w:name="_heading=h.ypth4u3hr2m7" w:colFirst="0" w:colLast="0"/>
-      <w:bookmarkEnd w:id="22"/>
-      <w:proofErr w:type="spellStart"/>
-      <w:r>
-        <w:rPr>
-          <w:rFonts w:ascii="Times New Roman" w:hAnsi="Times New Roman" w:cs="Times New Roman"/>
-        </w:rPr>
-        <w:lastRenderedPageBreak/>
+      <w:proofErr w:type="spellStart"/>
+      <w:r>
+        <w:rPr>
+          <w:rFonts w:ascii="Times New Roman" w:hAnsi="Times New Roman" w:cs="Times New Roman"/>
+        </w:rPr>
         <w:t>Search</w:t>
       </w:r>
       <w:proofErr w:type="spellEnd"/>
@@ -31433,40 +32376,109 @@
     </w:p>
     <w:p>
       <w:pPr>
+        <w:pStyle w:val="2"/>
+        <w:rPr>
+          <w:rFonts w:ascii="Times New Roman" w:eastAsia="Times New Roman" w:hAnsi="Times New Roman" w:cs="Times New Roman"/>
+          <w:sz w:val="24"/>
+          <w:szCs w:val="24"/>
+        </w:rPr>
+      </w:pPr>
+      <w:proofErr w:type="spellStart"/>
+      <w:r>
+        <w:rPr>
+          <w:rFonts w:ascii="Times New Roman" w:eastAsia="Times New Roman" w:hAnsi="Times New Roman" w:cs="Times New Roman"/>
+          <w:sz w:val="24"/>
+          <w:szCs w:val="24"/>
+        </w:rPr>
+        <w:t>Replace</w:t>
+      </w:r>
+      <w:proofErr w:type="spellEnd"/>
+    </w:p>
+    <w:p>
+      <w:pPr>
+        <w:spacing w:after="120"/>
+        <w:jc w:val="both"/>
+        <w:rPr>
+          <w:rFonts w:ascii="Times New Roman" w:hAnsi="Times New Roman"/>
+          <w:sz w:val="24"/>
+          <w:szCs w:val="24"/>
+        </w:rPr>
+      </w:pPr>
+      <w:r>
+        <w:rPr>
+          <w:rFonts w:ascii="Times New Roman" w:eastAsia="Gungsuh" w:hAnsi="Times New Roman"/>
+          <w:sz w:val="24"/>
+          <w:szCs w:val="24"/>
+        </w:rPr>
+        <w:t>Постав, Господи, моїм устам сторожу;* до дверей губ моїх − варту!</w:t>
+      </w:r>
+    </w:p>
+    <w:p>
+      <w:pPr>
+        <w:pStyle w:val="1"/>
         <w:spacing w:after="120" w:line="240" w:lineRule="auto"/>
         <w:jc w:val="both"/>
         <w:rPr>
-          <w:rFonts w:ascii="Times New Roman" w:eastAsia="Times New Roman" w:hAnsi="Times New Roman" w:cs="Times New Roman"/>
-          <w:sz w:val="24"/>
-          <w:szCs w:val="24"/>
-        </w:rPr>
-      </w:pPr>
-      <w:r>
-        <w:rPr>
-          <w:rFonts w:ascii="Times New Roman" w:eastAsia="Times New Roman" w:hAnsi="Times New Roman" w:cs="Times New Roman"/>
-          <w:sz w:val="24"/>
-          <w:szCs w:val="24"/>
-        </w:rPr>
-        <w:t>Не дай схилитися серцеві моєму* до чогось злого.</w:t>
-      </w:r>
-    </w:p>
-    <w:p>
-      <w:pPr>
+          <w:rFonts w:ascii="Times New Roman" w:hAnsi="Times New Roman" w:cs="Times New Roman"/>
+        </w:rPr>
+      </w:pPr>
+      <w:r>
+        <w:rPr>
+          <w:rFonts w:ascii="Times New Roman" w:hAnsi="Times New Roman" w:cs="Times New Roman"/>
+        </w:rPr>
+        <w:t>[В] Псалми 140, 141</w:t>
+      </w:r>
+    </w:p>
+    <w:p>
+      <w:pPr>
+        <w:rPr>
+          <w:rFonts w:ascii="Times New Roman" w:hAnsi="Times New Roman" w:cs="Times New Roman"/>
+        </w:rPr>
+      </w:pPr>
+      <w:r>
+        <w:rPr>
+          <w:rFonts w:ascii="Times New Roman" w:hAnsi="Times New Roman" w:cs="Times New Roman"/>
+        </w:rPr>
+        <w:t>31.07</w:t>
+      </w:r>
+    </w:p>
+    <w:p>
+      <w:pPr>
+        <w:pStyle w:val="2"/>
         <w:spacing w:after="120" w:line="240" w:lineRule="auto"/>
         <w:jc w:val="both"/>
         <w:rPr>
-          <w:rFonts w:ascii="Times New Roman" w:eastAsia="Times New Roman" w:hAnsi="Times New Roman" w:cs="Times New Roman"/>
-          <w:sz w:val="24"/>
-          <w:szCs w:val="24"/>
-        </w:rPr>
-      </w:pPr>
-      <w:r>
-        <w:rPr>
-          <w:rFonts w:ascii="Times New Roman" w:eastAsia="Times New Roman" w:hAnsi="Times New Roman" w:cs="Times New Roman"/>
-          <w:sz w:val="24"/>
-          <w:szCs w:val="24"/>
-        </w:rPr>
-        <w:t>Ані чинити лихі вчинки з людьми, що творять беззаконня,* – ні ласощів їхніх я не хочу їсти.</w:t>
+          <w:rFonts w:ascii="Times New Roman" w:hAnsi="Times New Roman" w:cs="Times New Roman"/>
+        </w:rPr>
+      </w:pPr>
+      <w:bookmarkStart w:id="21" w:name="_heading=h.ypth4u3hr2m7" w:colFirst="0" w:colLast="0"/>
+      <w:bookmarkEnd w:id="21"/>
+      <w:proofErr w:type="spellStart"/>
+      <w:r>
+        <w:rPr>
+          <w:rFonts w:ascii="Times New Roman" w:hAnsi="Times New Roman" w:cs="Times New Roman"/>
+        </w:rPr>
+        <w:t>Search</w:t>
+      </w:r>
+      <w:proofErr w:type="spellEnd"/>
+    </w:p>
+    <w:p>
+      <w:pPr>
+        <w:spacing w:after="120"/>
+        <w:jc w:val="both"/>
+        <w:rPr>
+          <w:rFonts w:ascii="Times New Roman" w:hAnsi="Times New Roman"/>
+          <w:sz w:val="24"/>
+          <w:szCs w:val="24"/>
+        </w:rPr>
+      </w:pPr>
+      <w:r>
+        <w:rPr>
+          <w:rFonts w:ascii="Times New Roman" w:eastAsia="Gungsuh" w:hAnsi="Times New Roman"/>
+          <w:sz w:val="24"/>
+          <w:szCs w:val="24"/>
+        </w:rPr>
+        <w:t>Постав, Господи, моїм устам сторожу;* до дверей губ моїх − варту!</w:t>
       </w:r>
     </w:p>
     <w:p>
@@ -31485,7 +32497,7 @@
           <w:sz w:val="24"/>
           <w:szCs w:val="24"/>
         </w:rPr>
-        <w:t>Нехай праведник по-доброму б'є мене й виправляє,* а олія грішного нехай не намастить голови моєї.</w:t>
+        <w:t>Не дай схилитися серцеві моєму* до чогось злого.</w:t>
       </w:r>
     </w:p>
     <w:p>
@@ -31504,7 +32516,7 @@
           <w:sz w:val="24"/>
           <w:szCs w:val="24"/>
         </w:rPr>
-        <w:t>Я все-таки молитимусь,* незважаючи на їхні злі вчинки.</w:t>
+        <w:t>Ані чинити лихі вчинки з людьми, що творять беззаконня,* – ні ласощів їхніх я не хочу їсти.</w:t>
       </w:r>
     </w:p>
     <w:p>
@@ -31523,7 +32535,7 @@
           <w:sz w:val="24"/>
           <w:szCs w:val="24"/>
         </w:rPr>
-        <w:t>Якщо суддів їхніх скинуть в ущелини скелі,* то почують, що слова мої любі.</w:t>
+        <w:t>Нехай праведник по-доброму б'є мене й виправляє,* а олія грішного нехай не намастить голови моєї.</w:t>
       </w:r>
     </w:p>
     <w:p>
@@ -31542,7 +32554,7 @@
           <w:sz w:val="24"/>
           <w:szCs w:val="24"/>
         </w:rPr>
-        <w:t>Немовби хтось розбив і розрив землю,* розкидано їхні кості перед адом.</w:t>
+        <w:t>Я все-таки молитимусь,* незважаючи на їхні злі вчинки.</w:t>
       </w:r>
     </w:p>
     <w:p>
@@ -31561,7 +32573,7 @@
           <w:sz w:val="24"/>
           <w:szCs w:val="24"/>
         </w:rPr>
-        <w:t>Бо до тебе, Господи, мій Боже, мої очі;* до тебе прибігаю, не губи душі моєї.</w:t>
+        <w:t>Якщо суддів їхніх скинуть в ущелини скелі,* то почують, що слова мої любі.</w:t>
       </w:r>
     </w:p>
     <w:p>
@@ -31580,7 +32592,7 @@
           <w:sz w:val="24"/>
           <w:szCs w:val="24"/>
         </w:rPr>
-        <w:t>Збережи мене від петлі, що її наставили на мене,* і від сильця тих, що творять беззаконня.</w:t>
+        <w:t>Немовби хтось розбив і розрив землю,* розкидано їхні кості перед адом.</w:t>
       </w:r>
     </w:p>
     <w:p>
@@ -31599,6 +32611,44 @@
           <w:sz w:val="24"/>
           <w:szCs w:val="24"/>
         </w:rPr>
+        <w:t>Бо до тебе, Господи, мій Боже, мої очі;* до тебе прибігаю, не губи душі моєї.</w:t>
+      </w:r>
+    </w:p>
+    <w:p>
+      <w:pPr>
+        <w:spacing w:after="120" w:line="240" w:lineRule="auto"/>
+        <w:jc w:val="both"/>
+        <w:rPr>
+          <w:rFonts w:ascii="Times New Roman" w:eastAsia="Times New Roman" w:hAnsi="Times New Roman" w:cs="Times New Roman"/>
+          <w:sz w:val="24"/>
+          <w:szCs w:val="24"/>
+        </w:rPr>
+      </w:pPr>
+      <w:r>
+        <w:rPr>
+          <w:rFonts w:ascii="Times New Roman" w:eastAsia="Times New Roman" w:hAnsi="Times New Roman" w:cs="Times New Roman"/>
+          <w:sz w:val="24"/>
+          <w:szCs w:val="24"/>
+        </w:rPr>
+        <w:t>Збережи мене від петлі, що її наставили на мене,* і від сильця тих, що творять беззаконня.</w:t>
+      </w:r>
+    </w:p>
+    <w:p>
+      <w:pPr>
+        <w:spacing w:after="120" w:line="240" w:lineRule="auto"/>
+        <w:jc w:val="both"/>
+        <w:rPr>
+          <w:rFonts w:ascii="Times New Roman" w:eastAsia="Times New Roman" w:hAnsi="Times New Roman" w:cs="Times New Roman"/>
+          <w:sz w:val="24"/>
+          <w:szCs w:val="24"/>
+        </w:rPr>
+      </w:pPr>
+      <w:r>
+        <w:rPr>
+          <w:rFonts w:ascii="Times New Roman" w:eastAsia="Times New Roman" w:hAnsi="Times New Roman" w:cs="Times New Roman"/>
+          <w:sz w:val="24"/>
+          <w:szCs w:val="24"/>
+        </w:rPr>
         <w:t>Нехай грішники впадуть у власні сіті всі разом,* а я пройду безпечно.</w:t>
       </w:r>
     </w:p>
@@ -31681,6 +32731,7 @@
           <w:sz w:val="24"/>
           <w:szCs w:val="24"/>
         </w:rPr>
+        <w:lastRenderedPageBreak/>
         <w:t>Коли тривожиться в мені дух мій, ти знаєш мою стежку.* На дорозі, де я ступаю, тайно розставили сильце на мене.</w:t>
       </w:r>
     </w:p>
@@ -31786,8 +32837,8 @@
           <w:szCs w:val="24"/>
         </w:rPr>
       </w:pPr>
-      <w:bookmarkStart w:id="23" w:name="_heading=h.gxyvt49irtg3" w:colFirst="0" w:colLast="0"/>
-      <w:bookmarkEnd w:id="23"/>
+      <w:bookmarkStart w:id="22" w:name="_heading=h.gxyvt49irtg3" w:colFirst="0" w:colLast="0"/>
+      <w:bookmarkEnd w:id="22"/>
       <w:proofErr w:type="spellStart"/>
       <w:r>
         <w:rPr>
@@ -33218,7 +34269,6 @@
           <w:sz w:val="24"/>
           <w:szCs w:val="24"/>
         </w:rPr>
-        <w:lastRenderedPageBreak/>
         <w:t>Псалом 141</w:t>
       </w:r>
     </w:p>
@@ -34199,8 +35249,8 @@
           <w:rFonts w:ascii="Times New Roman" w:hAnsi="Times New Roman" w:cs="Times New Roman"/>
         </w:rPr>
       </w:pPr>
-      <w:bookmarkStart w:id="24" w:name="_heading=h.omw0wk65a4qc" w:colFirst="0" w:colLast="0"/>
-      <w:bookmarkEnd w:id="24"/>
+      <w:bookmarkStart w:id="23" w:name="_heading=h.omw0wk65a4qc" w:colFirst="0" w:colLast="0"/>
+      <w:bookmarkEnd w:id="23"/>
       <w:r>
         <w:rPr>
           <w:rFonts w:ascii="Times New Roman" w:hAnsi="Times New Roman" w:cs="Times New Roman"/>
@@ -34217,8 +35267,8 @@
           <w:rFonts w:ascii="Times New Roman" w:hAnsi="Times New Roman" w:cs="Times New Roman"/>
         </w:rPr>
       </w:pPr>
-      <w:bookmarkStart w:id="25" w:name="_heading=h.uaghg6da7pk9" w:colFirst="0" w:colLast="0"/>
-      <w:bookmarkEnd w:id="25"/>
+      <w:bookmarkStart w:id="24" w:name="_heading=h.uaghg6da7pk9" w:colFirst="0" w:colLast="0"/>
+      <w:bookmarkEnd w:id="24"/>
       <w:proofErr w:type="spellStart"/>
       <w:r>
         <w:rPr>
@@ -34263,15 +35313,16 @@
           <w:szCs w:val="24"/>
         </w:rPr>
       </w:pPr>
-      <w:bookmarkStart w:id="26" w:name="_heading=h.rvua1owj2upp" w:colFirst="0" w:colLast="0"/>
-      <w:bookmarkEnd w:id="26"/>
-      <w:proofErr w:type="spellStart"/>
-      <w:r>
-        <w:rPr>
-          <w:rFonts w:ascii="Times New Roman" w:eastAsia="Times New Roman" w:hAnsi="Times New Roman" w:cs="Times New Roman"/>
-          <w:sz w:val="24"/>
-          <w:szCs w:val="24"/>
-        </w:rPr>
+      <w:bookmarkStart w:id="25" w:name="_heading=h.rvua1owj2upp" w:colFirst="0" w:colLast="0"/>
+      <w:bookmarkEnd w:id="25"/>
+      <w:proofErr w:type="spellStart"/>
+      <w:r>
+        <w:rPr>
+          <w:rFonts w:ascii="Times New Roman" w:eastAsia="Times New Roman" w:hAnsi="Times New Roman" w:cs="Times New Roman"/>
+          <w:sz w:val="24"/>
+          <w:szCs w:val="24"/>
+        </w:rPr>
+        <w:lastRenderedPageBreak/>
         <w:t>Replace</w:t>
       </w:r>
       <w:proofErr w:type="spellEnd"/>
@@ -34411,8 +35462,8 @@
           <w:rFonts w:ascii="Times New Roman" w:hAnsi="Times New Roman" w:cs="Times New Roman"/>
         </w:rPr>
       </w:pPr>
-      <w:bookmarkStart w:id="27" w:name="_heading=h.ifq3umsj5ysi" w:colFirst="0" w:colLast="0"/>
-      <w:bookmarkEnd w:id="27"/>
+      <w:bookmarkStart w:id="26" w:name="_heading=h.ifq3umsj5ysi" w:colFirst="0" w:colLast="0"/>
+      <w:bookmarkEnd w:id="26"/>
       <w:r>
         <w:rPr>
           <w:rFonts w:ascii="Times New Roman" w:hAnsi="Times New Roman" w:cs="Times New Roman"/>
@@ -34429,8 +35480,8 @@
           <w:rFonts w:ascii="Times New Roman" w:hAnsi="Times New Roman" w:cs="Times New Roman"/>
         </w:rPr>
       </w:pPr>
-      <w:bookmarkStart w:id="28" w:name="_heading=h.borb4c196qap" w:colFirst="0" w:colLast="0"/>
-      <w:bookmarkEnd w:id="28"/>
+      <w:bookmarkStart w:id="27" w:name="_heading=h.borb4c196qap" w:colFirst="0" w:colLast="0"/>
+      <w:bookmarkEnd w:id="27"/>
       <w:proofErr w:type="spellStart"/>
       <w:r>
         <w:rPr>
@@ -34475,8 +35526,8 @@
           <w:szCs w:val="24"/>
         </w:rPr>
       </w:pPr>
-      <w:bookmarkStart w:id="29" w:name="_heading=h.r7gc5knqg21j" w:colFirst="0" w:colLast="0"/>
-      <w:bookmarkEnd w:id="29"/>
+      <w:bookmarkStart w:id="28" w:name="_heading=h.r7gc5knqg21j" w:colFirst="0" w:colLast="0"/>
+      <w:bookmarkEnd w:id="28"/>
       <w:proofErr w:type="spellStart"/>
       <w:r>
         <w:rPr>
@@ -34577,8 +35628,8 @@
           <w:rFonts w:ascii="Times New Roman" w:hAnsi="Times New Roman" w:cs="Times New Roman"/>
         </w:rPr>
       </w:pPr>
-      <w:bookmarkStart w:id="30" w:name="_heading=h.1vszpmk49bxh" w:colFirst="0" w:colLast="0"/>
-      <w:bookmarkEnd w:id="30"/>
+      <w:bookmarkStart w:id="29" w:name="_heading=h.1vszpmk49bxh" w:colFirst="0" w:colLast="0"/>
+      <w:bookmarkEnd w:id="29"/>
       <w:r>
         <w:rPr>
           <w:rFonts w:ascii="Times New Roman" w:hAnsi="Times New Roman" w:cs="Times New Roman"/>
@@ -34595,8 +35646,8 @@
           <w:rFonts w:ascii="Times New Roman" w:hAnsi="Times New Roman" w:cs="Times New Roman"/>
         </w:rPr>
       </w:pPr>
-      <w:bookmarkStart w:id="31" w:name="_heading=h.3j0v4knles7z" w:colFirst="0" w:colLast="0"/>
-      <w:bookmarkEnd w:id="31"/>
+      <w:bookmarkStart w:id="30" w:name="_heading=h.3j0v4knles7z" w:colFirst="0" w:colLast="0"/>
+      <w:bookmarkEnd w:id="30"/>
       <w:proofErr w:type="spellStart"/>
       <w:r>
         <w:rPr>
@@ -34641,8 +35692,8 @@
           <w:szCs w:val="24"/>
         </w:rPr>
       </w:pPr>
-      <w:bookmarkStart w:id="32" w:name="_heading=h.wbdlqiljoyw4" w:colFirst="0" w:colLast="0"/>
-      <w:bookmarkEnd w:id="32"/>
+      <w:bookmarkStart w:id="31" w:name="_heading=h.wbdlqiljoyw4" w:colFirst="0" w:colLast="0"/>
+      <w:bookmarkEnd w:id="31"/>
       <w:proofErr w:type="spellStart"/>
       <w:r>
         <w:rPr>
@@ -34815,8 +35866,8 @@
           <w:rFonts w:ascii="Times New Roman" w:hAnsi="Times New Roman" w:cs="Times New Roman"/>
         </w:rPr>
       </w:pPr>
-      <w:bookmarkStart w:id="33" w:name="_heading=h.vxw5xxw2gw9q" w:colFirst="0" w:colLast="0"/>
-      <w:bookmarkEnd w:id="33"/>
+      <w:bookmarkStart w:id="32" w:name="_heading=h.vxw5xxw2gw9q" w:colFirst="0" w:colLast="0"/>
+      <w:bookmarkEnd w:id="32"/>
       <w:r>
         <w:rPr>
           <w:rFonts w:ascii="Times New Roman" w:hAnsi="Times New Roman" w:cs="Times New Roman"/>
@@ -34833,8 +35884,8 @@
           <w:rFonts w:ascii="Times New Roman" w:hAnsi="Times New Roman" w:cs="Times New Roman"/>
         </w:rPr>
       </w:pPr>
-      <w:bookmarkStart w:id="34" w:name="_heading=h.x9fcan3my08d" w:colFirst="0" w:colLast="0"/>
-      <w:bookmarkEnd w:id="34"/>
+      <w:bookmarkStart w:id="33" w:name="_heading=h.x9fcan3my08d" w:colFirst="0" w:colLast="0"/>
+      <w:bookmarkEnd w:id="33"/>
       <w:proofErr w:type="spellStart"/>
       <w:r>
         <w:rPr>
@@ -34879,8 +35930,8 @@
           <w:szCs w:val="24"/>
         </w:rPr>
       </w:pPr>
-      <w:bookmarkStart w:id="35" w:name="_heading=h.pbpk5ugntwff" w:colFirst="0" w:colLast="0"/>
-      <w:bookmarkEnd w:id="35"/>
+      <w:bookmarkStart w:id="34" w:name="_heading=h.pbpk5ugntwff" w:colFirst="0" w:colLast="0"/>
+      <w:bookmarkEnd w:id="34"/>
       <w:proofErr w:type="spellStart"/>
       <w:r>
         <w:rPr>
@@ -35027,13 +36078,12 @@
           <w:rFonts w:ascii="Times New Roman" w:hAnsi="Times New Roman" w:cs="Times New Roman"/>
         </w:rPr>
       </w:pPr>
-      <w:bookmarkStart w:id="36" w:name="_heading=h.6c6s07t2neqs" w:colFirst="0" w:colLast="0"/>
-      <w:bookmarkEnd w:id="36"/>
-      <w:r>
-        <w:rPr>
-          <w:rFonts w:ascii="Times New Roman" w:hAnsi="Times New Roman" w:cs="Times New Roman"/>
-        </w:rPr>
-        <w:lastRenderedPageBreak/>
+      <w:bookmarkStart w:id="35" w:name="_heading=h.6c6s07t2neqs" w:colFirst="0" w:colLast="0"/>
+      <w:bookmarkEnd w:id="35"/>
+      <w:r>
+        <w:rPr>
+          <w:rFonts w:ascii="Times New Roman" w:hAnsi="Times New Roman" w:cs="Times New Roman"/>
+        </w:rPr>
         <w:t>[В] Стих 10 - зі стихирою</w:t>
       </w:r>
     </w:p>
@@ -35046,8 +36096,8 @@
           <w:rFonts w:ascii="Times New Roman" w:hAnsi="Times New Roman" w:cs="Times New Roman"/>
         </w:rPr>
       </w:pPr>
-      <w:bookmarkStart w:id="37" w:name="_heading=h.ey693asmt8d9" w:colFirst="0" w:colLast="0"/>
-      <w:bookmarkEnd w:id="37"/>
+      <w:bookmarkStart w:id="36" w:name="_heading=h.ey693asmt8d9" w:colFirst="0" w:colLast="0"/>
+      <w:bookmarkEnd w:id="36"/>
       <w:proofErr w:type="spellStart"/>
       <w:r>
         <w:rPr>
@@ -35105,8 +36155,8 @@
           <w:szCs w:val="24"/>
         </w:rPr>
       </w:pPr>
-      <w:bookmarkStart w:id="38" w:name="_heading=h.7pfaf7m3hrbj" w:colFirst="0" w:colLast="0"/>
-      <w:bookmarkEnd w:id="38"/>
+      <w:bookmarkStart w:id="37" w:name="_heading=h.7pfaf7m3hrbj" w:colFirst="0" w:colLast="0"/>
+      <w:bookmarkEnd w:id="37"/>
       <w:proofErr w:type="spellStart"/>
       <w:r>
         <w:rPr>
@@ -35278,8 +36328,8 @@
           <w:rFonts w:ascii="Times New Roman" w:hAnsi="Times New Roman" w:cs="Times New Roman"/>
         </w:rPr>
       </w:pPr>
-      <w:bookmarkStart w:id="39" w:name="_heading=h.sgi3job4une3" w:colFirst="0" w:colLast="0"/>
-      <w:bookmarkEnd w:id="39"/>
+      <w:bookmarkStart w:id="38" w:name="_heading=h.sgi3job4une3" w:colFirst="0" w:colLast="0"/>
+      <w:bookmarkEnd w:id="38"/>
       <w:r>
         <w:rPr>
           <w:rFonts w:ascii="Times New Roman" w:hAnsi="Times New Roman" w:cs="Times New Roman"/>
@@ -35296,8 +36346,8 @@
           <w:rFonts w:ascii="Times New Roman" w:hAnsi="Times New Roman" w:cs="Times New Roman"/>
         </w:rPr>
       </w:pPr>
-      <w:bookmarkStart w:id="40" w:name="_heading=h.7015mm9wnvf0" w:colFirst="0" w:colLast="0"/>
-      <w:bookmarkEnd w:id="40"/>
+      <w:bookmarkStart w:id="39" w:name="_heading=h.7015mm9wnvf0" w:colFirst="0" w:colLast="0"/>
+      <w:bookmarkEnd w:id="39"/>
       <w:proofErr w:type="spellStart"/>
       <w:r>
         <w:rPr>
@@ -35348,8 +36398,8 @@
           <w:szCs w:val="24"/>
         </w:rPr>
       </w:pPr>
-      <w:bookmarkStart w:id="41" w:name="_heading=h.z2kgwohpp4q5" w:colFirst="0" w:colLast="0"/>
-      <w:bookmarkEnd w:id="41"/>
+      <w:bookmarkStart w:id="40" w:name="_heading=h.z2kgwohpp4q5" w:colFirst="0" w:colLast="0"/>
+      <w:bookmarkEnd w:id="40"/>
       <w:proofErr w:type="spellStart"/>
       <w:r>
         <w:rPr>
@@ -35470,8 +36520,8 @@
           <w:rFonts w:ascii="Times New Roman" w:hAnsi="Times New Roman" w:cs="Times New Roman"/>
         </w:rPr>
       </w:pPr>
-      <w:bookmarkStart w:id="42" w:name="_heading=h.j8jllk9uq6hn" w:colFirst="0" w:colLast="0"/>
-      <w:bookmarkEnd w:id="42"/>
+      <w:bookmarkStart w:id="41" w:name="_heading=h.j8jllk9uq6hn" w:colFirst="0" w:colLast="0"/>
+      <w:bookmarkEnd w:id="41"/>
       <w:r>
         <w:rPr>
           <w:rFonts w:ascii="Times New Roman" w:hAnsi="Times New Roman" w:cs="Times New Roman"/>
@@ -35488,8 +36538,8 @@
           <w:rFonts w:ascii="Times New Roman" w:hAnsi="Times New Roman" w:cs="Times New Roman"/>
         </w:rPr>
       </w:pPr>
-      <w:bookmarkStart w:id="43" w:name="_heading=h.sv8bgsfus7ik" w:colFirst="0" w:colLast="0"/>
-      <w:bookmarkEnd w:id="43"/>
+      <w:bookmarkStart w:id="42" w:name="_heading=h.sv8bgsfus7ik" w:colFirst="0" w:colLast="0"/>
+      <w:bookmarkEnd w:id="42"/>
       <w:proofErr w:type="spellStart"/>
       <w:r>
         <w:rPr>
@@ -35548,15 +36598,16 @@
           <w:szCs w:val="24"/>
         </w:rPr>
       </w:pPr>
-      <w:bookmarkStart w:id="44" w:name="_heading=h.tn2yquyl1ygn" w:colFirst="0" w:colLast="0"/>
-      <w:bookmarkEnd w:id="44"/>
-      <w:proofErr w:type="spellStart"/>
-      <w:r>
-        <w:rPr>
-          <w:rFonts w:ascii="Times New Roman" w:eastAsia="Times New Roman" w:hAnsi="Times New Roman" w:cs="Times New Roman"/>
-          <w:sz w:val="24"/>
-          <w:szCs w:val="24"/>
-        </w:rPr>
+      <w:bookmarkStart w:id="43" w:name="_heading=h.tn2yquyl1ygn" w:colFirst="0" w:colLast="0"/>
+      <w:bookmarkEnd w:id="43"/>
+      <w:proofErr w:type="spellStart"/>
+      <w:r>
+        <w:rPr>
+          <w:rFonts w:ascii="Times New Roman" w:eastAsia="Times New Roman" w:hAnsi="Times New Roman" w:cs="Times New Roman"/>
+          <w:sz w:val="24"/>
+          <w:szCs w:val="24"/>
+        </w:rPr>
+        <w:lastRenderedPageBreak/>
         <w:t>Replace</w:t>
       </w:r>
       <w:proofErr w:type="spellEnd"/>
@@ -35750,8 +36801,8 @@
           <w:rFonts w:ascii="Times New Roman" w:hAnsi="Times New Roman" w:cs="Times New Roman"/>
         </w:rPr>
       </w:pPr>
-      <w:bookmarkStart w:id="45" w:name="_heading=h.aerrlig19nhk" w:colFirst="0" w:colLast="0"/>
-      <w:bookmarkEnd w:id="45"/>
+      <w:bookmarkStart w:id="44" w:name="_heading=h.aerrlig19nhk" w:colFirst="0" w:colLast="0"/>
+      <w:bookmarkEnd w:id="44"/>
       <w:r>
         <w:rPr>
           <w:rFonts w:ascii="Times New Roman" w:hAnsi="Times New Roman" w:cs="Times New Roman"/>
@@ -35768,8 +36819,8 @@
           <w:rFonts w:ascii="Times New Roman" w:hAnsi="Times New Roman" w:cs="Times New Roman"/>
         </w:rPr>
       </w:pPr>
-      <w:bookmarkStart w:id="46" w:name="_heading=h.i8aopadrbvf2" w:colFirst="0" w:colLast="0"/>
-      <w:bookmarkEnd w:id="46"/>
+      <w:bookmarkStart w:id="45" w:name="_heading=h.i8aopadrbvf2" w:colFirst="0" w:colLast="0"/>
+      <w:bookmarkEnd w:id="45"/>
       <w:proofErr w:type="spellStart"/>
       <w:r>
         <w:rPr>
@@ -35820,8 +36871,8 @@
           <w:szCs w:val="24"/>
         </w:rPr>
       </w:pPr>
-      <w:bookmarkStart w:id="47" w:name="_heading=h.v70mq97n3kgt" w:colFirst="0" w:colLast="0"/>
-      <w:bookmarkEnd w:id="47"/>
+      <w:bookmarkStart w:id="46" w:name="_heading=h.v70mq97n3kgt" w:colFirst="0" w:colLast="0"/>
+      <w:bookmarkEnd w:id="46"/>
       <w:proofErr w:type="spellStart"/>
       <w:r>
         <w:rPr>
@@ -35993,8 +37044,8 @@
           <w:rFonts w:ascii="Times New Roman" w:hAnsi="Times New Roman" w:cs="Times New Roman"/>
         </w:rPr>
       </w:pPr>
-      <w:bookmarkStart w:id="48" w:name="_heading=h.fxlamvoh87t6" w:colFirst="0" w:colLast="0"/>
-      <w:bookmarkEnd w:id="48"/>
+      <w:bookmarkStart w:id="47" w:name="_heading=h.fxlamvoh87t6" w:colFirst="0" w:colLast="0"/>
+      <w:bookmarkEnd w:id="47"/>
       <w:r>
         <w:rPr>
           <w:rFonts w:ascii="Times New Roman" w:hAnsi="Times New Roman" w:cs="Times New Roman"/>
@@ -36011,8 +37062,8 @@
           <w:rFonts w:ascii="Times New Roman" w:hAnsi="Times New Roman" w:cs="Times New Roman"/>
         </w:rPr>
       </w:pPr>
-      <w:bookmarkStart w:id="49" w:name="_heading=h.abi5jtp5b0n4" w:colFirst="0" w:colLast="0"/>
-      <w:bookmarkEnd w:id="49"/>
+      <w:bookmarkStart w:id="48" w:name="_heading=h.abi5jtp5b0n4" w:colFirst="0" w:colLast="0"/>
+      <w:bookmarkEnd w:id="48"/>
       <w:proofErr w:type="spellStart"/>
       <w:r>
         <w:rPr>
@@ -36072,8 +37123,8 @@
           <w:szCs w:val="24"/>
         </w:rPr>
       </w:pPr>
-      <w:bookmarkStart w:id="50" w:name="_heading=h.gn3gyhi1m3v3" w:colFirst="0" w:colLast="0"/>
-      <w:bookmarkEnd w:id="50"/>
+      <w:bookmarkStart w:id="49" w:name="_heading=h.gn3gyhi1m3v3" w:colFirst="0" w:colLast="0"/>
+      <w:bookmarkEnd w:id="49"/>
       <w:proofErr w:type="spellStart"/>
       <w:r>
         <w:rPr>
@@ -36096,7 +37147,7 @@
           <w:u w:val="single"/>
         </w:rPr>
       </w:pPr>
-      <w:bookmarkStart w:id="51" w:name="_Hlk173382983"/>
+      <w:bookmarkStart w:id="50" w:name="_Hlk173382983"/>
       <w:r>
         <w:rPr>
           <w:rFonts w:ascii="Times New Roman" w:eastAsia="Times New Roman" w:hAnsi="Times New Roman" w:cs="Times New Roman"/>
@@ -36255,9 +37306,9 @@
           <w:rFonts w:ascii="Times New Roman" w:hAnsi="Times New Roman" w:cs="Times New Roman"/>
         </w:rPr>
       </w:pPr>
-      <w:bookmarkStart w:id="52" w:name="_heading=h.kyry43s6hjf5" w:colFirst="0" w:colLast="0"/>
+      <w:bookmarkStart w:id="51" w:name="_heading=h.kyry43s6hjf5" w:colFirst="0" w:colLast="0"/>
+      <w:bookmarkEnd w:id="50"/>
       <w:bookmarkEnd w:id="51"/>
-      <w:bookmarkEnd w:id="52"/>
       <w:r>
         <w:rPr>
           <w:rFonts w:ascii="Times New Roman" w:hAnsi="Times New Roman" w:cs="Times New Roman"/>
@@ -36274,8 +37325,8 @@
           <w:rFonts w:ascii="Times New Roman" w:hAnsi="Times New Roman" w:cs="Times New Roman"/>
         </w:rPr>
       </w:pPr>
-      <w:bookmarkStart w:id="53" w:name="_heading=h.9ngufcoejdri" w:colFirst="0" w:colLast="0"/>
-      <w:bookmarkEnd w:id="53"/>
+      <w:bookmarkStart w:id="52" w:name="_heading=h.9ngufcoejdri" w:colFirst="0" w:colLast="0"/>
+      <w:bookmarkEnd w:id="52"/>
       <w:proofErr w:type="spellStart"/>
       <w:r>
         <w:rPr>
@@ -36346,16 +37397,15 @@
           <w:szCs w:val="24"/>
         </w:rPr>
       </w:pPr>
-      <w:bookmarkStart w:id="54" w:name="_heading=h.45i8yuyid0jp" w:colFirst="0" w:colLast="0"/>
-      <w:bookmarkEnd w:id="54"/>
-      <w:proofErr w:type="spellStart"/>
-      <w:r>
-        <w:rPr>
-          <w:rFonts w:ascii="Times New Roman" w:eastAsia="Times New Roman" w:hAnsi="Times New Roman" w:cs="Times New Roman"/>
-          <w:sz w:val="24"/>
-          <w:szCs w:val="24"/>
-        </w:rPr>
-        <w:lastRenderedPageBreak/>
+      <w:bookmarkStart w:id="53" w:name="_heading=h.45i8yuyid0jp" w:colFirst="0" w:colLast="0"/>
+      <w:bookmarkEnd w:id="53"/>
+      <w:proofErr w:type="spellStart"/>
+      <w:r>
+        <w:rPr>
+          <w:rFonts w:ascii="Times New Roman" w:eastAsia="Times New Roman" w:hAnsi="Times New Roman" w:cs="Times New Roman"/>
+          <w:sz w:val="24"/>
+          <w:szCs w:val="24"/>
+        </w:rPr>
         <w:t>Replace</w:t>
       </w:r>
       <w:proofErr w:type="spellEnd"/>
@@ -36580,8 +37630,8 @@
           <w:rFonts w:ascii="Times New Roman" w:hAnsi="Times New Roman" w:cs="Times New Roman"/>
         </w:rPr>
       </w:pPr>
-      <w:bookmarkStart w:id="55" w:name="_heading=h.3smdbjw1bv4a" w:colFirst="0" w:colLast="0"/>
-      <w:bookmarkEnd w:id="55"/>
+      <w:bookmarkStart w:id="54" w:name="_heading=h.3smdbjw1bv4a" w:colFirst="0" w:colLast="0"/>
+      <w:bookmarkEnd w:id="54"/>
       <w:r>
         <w:rPr>
           <w:rFonts w:ascii="Times New Roman" w:hAnsi="Times New Roman" w:cs="Times New Roman"/>
@@ -36598,8 +37648,8 @@
           <w:rFonts w:ascii="Times New Roman" w:hAnsi="Times New Roman" w:cs="Times New Roman"/>
         </w:rPr>
       </w:pPr>
-      <w:bookmarkStart w:id="56" w:name="_heading=h.7c717c7xun50" w:colFirst="0" w:colLast="0"/>
-      <w:bookmarkEnd w:id="56"/>
+      <w:bookmarkStart w:id="55" w:name="_heading=h.7c717c7xun50" w:colFirst="0" w:colLast="0"/>
+      <w:bookmarkEnd w:id="55"/>
       <w:proofErr w:type="spellStart"/>
       <w:r>
         <w:rPr>
@@ -36659,8 +37709,8 @@
           <w:szCs w:val="24"/>
         </w:rPr>
       </w:pPr>
-      <w:bookmarkStart w:id="57" w:name="_heading=h.4bosg3ib01re" w:colFirst="0" w:colLast="0"/>
-      <w:bookmarkEnd w:id="57"/>
+      <w:bookmarkStart w:id="56" w:name="_heading=h.4bosg3ib01re" w:colFirst="0" w:colLast="0"/>
+      <w:bookmarkEnd w:id="56"/>
       <w:proofErr w:type="spellStart"/>
       <w:r>
         <w:rPr>
@@ -36901,8 +37951,8 @@
           <w:rFonts w:ascii="Times New Roman" w:hAnsi="Times New Roman" w:cs="Times New Roman"/>
         </w:rPr>
       </w:pPr>
-      <w:bookmarkStart w:id="58" w:name="_heading=h.89lt4m4byr54" w:colFirst="0" w:colLast="0"/>
-      <w:bookmarkEnd w:id="58"/>
+      <w:bookmarkStart w:id="57" w:name="_heading=h.89lt4m4byr54" w:colFirst="0" w:colLast="0"/>
+      <w:bookmarkEnd w:id="57"/>
       <w:r>
         <w:rPr>
           <w:rFonts w:ascii="Times New Roman" w:hAnsi="Times New Roman" w:cs="Times New Roman"/>
@@ -36919,8 +37969,8 @@
           <w:rFonts w:ascii="Times New Roman" w:hAnsi="Times New Roman" w:cs="Times New Roman"/>
         </w:rPr>
       </w:pPr>
-      <w:bookmarkStart w:id="59" w:name="_heading=h.aitda6x5vpis" w:colFirst="0" w:colLast="0"/>
-      <w:bookmarkEnd w:id="59"/>
+      <w:bookmarkStart w:id="58" w:name="_heading=h.aitda6x5vpis" w:colFirst="0" w:colLast="0"/>
+      <w:bookmarkEnd w:id="58"/>
       <w:proofErr w:type="spellStart"/>
       <w:r>
         <w:rPr>
@@ -37011,8 +38061,8 @@
           <w:szCs w:val="24"/>
         </w:rPr>
       </w:pPr>
-      <w:bookmarkStart w:id="60" w:name="_heading=h.oqvmdjck1idk" w:colFirst="0" w:colLast="0"/>
-      <w:bookmarkEnd w:id="60"/>
+      <w:bookmarkStart w:id="59" w:name="_heading=h.oqvmdjck1idk" w:colFirst="0" w:colLast="0"/>
+      <w:bookmarkEnd w:id="59"/>
       <w:proofErr w:type="spellStart"/>
       <w:r>
         <w:rPr>
@@ -37253,12 +38303,13 @@
           <w:rFonts w:ascii="Times New Roman" w:hAnsi="Times New Roman" w:cs="Times New Roman"/>
         </w:rPr>
       </w:pPr>
-      <w:bookmarkStart w:id="61" w:name="_heading=h.dv4rru4j3fwm" w:colFirst="0" w:colLast="0"/>
-      <w:bookmarkEnd w:id="61"/>
-      <w:r>
-        <w:rPr>
-          <w:rFonts w:ascii="Times New Roman" w:hAnsi="Times New Roman" w:cs="Times New Roman"/>
-        </w:rPr>
+      <w:bookmarkStart w:id="60" w:name="_heading=h.dv4rru4j3fwm" w:colFirst="0" w:colLast="0"/>
+      <w:bookmarkEnd w:id="60"/>
+      <w:r>
+        <w:rPr>
+          <w:rFonts w:ascii="Times New Roman" w:hAnsi="Times New Roman" w:cs="Times New Roman"/>
+        </w:rPr>
+        <w:lastRenderedPageBreak/>
         <w:t>[В] Стих 2 - зі стихирою</w:t>
       </w:r>
     </w:p>
@@ -37271,8 +38322,8 @@
           <w:rFonts w:ascii="Times New Roman" w:hAnsi="Times New Roman" w:cs="Times New Roman"/>
         </w:rPr>
       </w:pPr>
-      <w:bookmarkStart w:id="62" w:name="_heading=h.o4qr5rwv79ry" w:colFirst="0" w:colLast="0"/>
-      <w:bookmarkEnd w:id="62"/>
+      <w:bookmarkStart w:id="61" w:name="_heading=h.o4qr5rwv79ry" w:colFirst="0" w:colLast="0"/>
+      <w:bookmarkEnd w:id="61"/>
       <w:proofErr w:type="spellStart"/>
       <w:r>
         <w:rPr>
@@ -37332,8 +38383,8 @@
           <w:szCs w:val="24"/>
         </w:rPr>
       </w:pPr>
-      <w:bookmarkStart w:id="63" w:name="_heading=h.kl4dz8gex2z5" w:colFirst="0" w:colLast="0"/>
-      <w:bookmarkEnd w:id="63"/>
+      <w:bookmarkStart w:id="62" w:name="_heading=h.kl4dz8gex2z5" w:colFirst="0" w:colLast="0"/>
+      <w:bookmarkEnd w:id="62"/>
       <w:proofErr w:type="spellStart"/>
       <w:r>
         <w:rPr>
@@ -37485,8 +38536,8 @@
           <w:rFonts w:ascii="Times New Roman" w:hAnsi="Times New Roman" w:cs="Times New Roman"/>
         </w:rPr>
       </w:pPr>
-      <w:bookmarkStart w:id="64" w:name="_heading=h.kv7lnp5kmidz" w:colFirst="0" w:colLast="0"/>
-      <w:bookmarkEnd w:id="64"/>
+      <w:bookmarkStart w:id="63" w:name="_heading=h.kv7lnp5kmidz" w:colFirst="0" w:colLast="0"/>
+      <w:bookmarkEnd w:id="63"/>
       <w:r>
         <w:rPr>
           <w:rFonts w:ascii="Times New Roman" w:hAnsi="Times New Roman" w:cs="Times New Roman"/>
@@ -37503,8 +38554,8 @@
           <w:rFonts w:ascii="Times New Roman" w:hAnsi="Times New Roman" w:cs="Times New Roman"/>
         </w:rPr>
       </w:pPr>
-      <w:bookmarkStart w:id="65" w:name="_heading=h.gs30ev8k7jg2" w:colFirst="0" w:colLast="0"/>
-      <w:bookmarkEnd w:id="65"/>
+      <w:bookmarkStart w:id="64" w:name="_heading=h.gs30ev8k7jg2" w:colFirst="0" w:colLast="0"/>
+      <w:bookmarkEnd w:id="64"/>
       <w:proofErr w:type="spellStart"/>
       <w:r>
         <w:rPr>
@@ -37555,8 +38606,8 @@
           <w:szCs w:val="24"/>
         </w:rPr>
       </w:pPr>
-      <w:bookmarkStart w:id="66" w:name="_heading=h.pgxihvzffk8a" w:colFirst="0" w:colLast="0"/>
-      <w:bookmarkEnd w:id="66"/>
+      <w:bookmarkStart w:id="65" w:name="_heading=h.pgxihvzffk8a" w:colFirst="0" w:colLast="0"/>
+      <w:bookmarkEnd w:id="65"/>
       <w:proofErr w:type="spellStart"/>
       <w:r>
         <w:rPr>
@@ -37708,8 +38759,8 @@
           <w:rFonts w:ascii="Times New Roman" w:hAnsi="Times New Roman" w:cs="Times New Roman"/>
         </w:rPr>
       </w:pPr>
-      <w:bookmarkStart w:id="67" w:name="_heading=h.23zjukdy8xh3" w:colFirst="0" w:colLast="0"/>
-      <w:bookmarkEnd w:id="67"/>
+      <w:bookmarkStart w:id="66" w:name="_heading=h.23zjukdy8xh3" w:colFirst="0" w:colLast="0"/>
+      <w:bookmarkEnd w:id="66"/>
       <w:r>
         <w:rPr>
           <w:rFonts w:ascii="Times New Roman" w:hAnsi="Times New Roman" w:cs="Times New Roman"/>
@@ -37726,8 +38777,8 @@
           <w:rFonts w:ascii="Times New Roman" w:hAnsi="Times New Roman" w:cs="Times New Roman"/>
         </w:rPr>
       </w:pPr>
-      <w:bookmarkStart w:id="68" w:name="_heading=h.8oo9zaxtyan4" w:colFirst="0" w:colLast="0"/>
-      <w:bookmarkEnd w:id="68"/>
+      <w:bookmarkStart w:id="67" w:name="_heading=h.8oo9zaxtyan4" w:colFirst="0" w:colLast="0"/>
+      <w:bookmarkEnd w:id="67"/>
       <w:proofErr w:type="spellStart"/>
       <w:r>
         <w:rPr>
@@ -37784,16 +38835,15 @@
           <w:szCs w:val="24"/>
         </w:rPr>
       </w:pPr>
-      <w:bookmarkStart w:id="69" w:name="_heading=h.76dtwq5x3lo0" w:colFirst="0" w:colLast="0"/>
-      <w:bookmarkEnd w:id="69"/>
-      <w:proofErr w:type="spellStart"/>
-      <w:r>
-        <w:rPr>
-          <w:rFonts w:ascii="Times New Roman" w:eastAsia="Times New Roman" w:hAnsi="Times New Roman" w:cs="Times New Roman"/>
-          <w:sz w:val="24"/>
-          <w:szCs w:val="24"/>
-        </w:rPr>
-        <w:lastRenderedPageBreak/>
+      <w:bookmarkStart w:id="68" w:name="_heading=h.76dtwq5x3lo0" w:colFirst="0" w:colLast="0"/>
+      <w:bookmarkEnd w:id="68"/>
+      <w:proofErr w:type="spellStart"/>
+      <w:r>
+        <w:rPr>
+          <w:rFonts w:ascii="Times New Roman" w:eastAsia="Times New Roman" w:hAnsi="Times New Roman" w:cs="Times New Roman"/>
+          <w:sz w:val="24"/>
+          <w:szCs w:val="24"/>
+        </w:rPr>
         <w:t>Replace</w:t>
       </w:r>
       <w:proofErr w:type="spellEnd"/>
@@ -38411,39 +39461,39 @@
           <w:rFonts w:ascii="Times New Roman" w:hAnsi="Times New Roman" w:cs="Times New Roman"/>
         </w:rPr>
       </w:pPr>
-      <w:bookmarkStart w:id="70" w:name="_heading=h.8v9qnrkcijdc" w:colFirst="0" w:colLast="0"/>
+      <w:bookmarkStart w:id="69" w:name="_heading=h.8v9qnrkcijdc" w:colFirst="0" w:colLast="0"/>
+      <w:bookmarkEnd w:id="69"/>
+      <w:r>
+        <w:rPr>
+          <w:rFonts w:ascii="Times New Roman" w:hAnsi="Times New Roman" w:cs="Times New Roman"/>
+        </w:rPr>
+        <w:t>[В] Прокімен - неділя</w:t>
+      </w:r>
+    </w:p>
+    <w:p>
+      <w:pPr>
+        <w:rPr>
+          <w:rFonts w:ascii="Times New Roman" w:hAnsi="Times New Roman" w:cs="Times New Roman"/>
+        </w:rPr>
+      </w:pPr>
+      <w:r>
+        <w:rPr>
+          <w:rFonts w:ascii="Times New Roman" w:hAnsi="Times New Roman" w:cs="Times New Roman"/>
+        </w:rPr>
+        <w:t>30.07</w:t>
+      </w:r>
+    </w:p>
+    <w:p>
+      <w:pPr>
+        <w:pStyle w:val="2"/>
+        <w:rPr>
+          <w:rFonts w:ascii="Times New Roman" w:eastAsia="Times New Roman" w:hAnsi="Times New Roman" w:cs="Times New Roman"/>
+          <w:sz w:val="24"/>
+          <w:szCs w:val="24"/>
+        </w:rPr>
+      </w:pPr>
+      <w:bookmarkStart w:id="70" w:name="_heading=h.1kk8sevtq1oc" w:colFirst="0" w:colLast="0"/>
       <w:bookmarkEnd w:id="70"/>
-      <w:r>
-        <w:rPr>
-          <w:rFonts w:ascii="Times New Roman" w:hAnsi="Times New Roman" w:cs="Times New Roman"/>
-        </w:rPr>
-        <w:t>[В] Прокімен - неділя</w:t>
-      </w:r>
-    </w:p>
-    <w:p>
-      <w:pPr>
-        <w:rPr>
-          <w:rFonts w:ascii="Times New Roman" w:hAnsi="Times New Roman" w:cs="Times New Roman"/>
-        </w:rPr>
-      </w:pPr>
-      <w:r>
-        <w:rPr>
-          <w:rFonts w:ascii="Times New Roman" w:hAnsi="Times New Roman" w:cs="Times New Roman"/>
-        </w:rPr>
-        <w:t>30.07</w:t>
-      </w:r>
-    </w:p>
-    <w:p>
-      <w:pPr>
-        <w:pStyle w:val="2"/>
-        <w:rPr>
-          <w:rFonts w:ascii="Times New Roman" w:eastAsia="Times New Roman" w:hAnsi="Times New Roman" w:cs="Times New Roman"/>
-          <w:sz w:val="24"/>
-          <w:szCs w:val="24"/>
-        </w:rPr>
-      </w:pPr>
-      <w:bookmarkStart w:id="71" w:name="_heading=h.1kk8sevtq1oc" w:colFirst="0" w:colLast="0"/>
-      <w:bookmarkEnd w:id="71"/>
       <w:proofErr w:type="spellStart"/>
       <w:r>
         <w:rPr>
@@ -38598,8 +39648,8 @@
           <w:szCs w:val="24"/>
         </w:rPr>
       </w:pPr>
-      <w:bookmarkStart w:id="72" w:name="_heading=h.hz068vpzpokw" w:colFirst="0" w:colLast="0"/>
-      <w:bookmarkEnd w:id="72"/>
+      <w:bookmarkStart w:id="71" w:name="_heading=h.hz068vpzpokw" w:colFirst="0" w:colLast="0"/>
+      <w:bookmarkEnd w:id="71"/>
       <w:proofErr w:type="spellStart"/>
       <w:r>
         <w:rPr>
@@ -38932,6 +39982,7 @@
           <w:sz w:val="24"/>
           <w:szCs w:val="24"/>
         </w:rPr>
+        <w:lastRenderedPageBreak/>
         <w:t xml:space="preserve">Стих: </w:t>
       </w:r>
       <w:proofErr w:type="spellStart"/>
@@ -39085,39 +40136,39 @@
           <w:rFonts w:ascii="Times New Roman" w:hAnsi="Times New Roman" w:cs="Times New Roman"/>
         </w:rPr>
       </w:pPr>
-      <w:bookmarkStart w:id="73" w:name="_heading=h.gvr8b5d7z4bh" w:colFirst="0" w:colLast="0"/>
+      <w:bookmarkStart w:id="72" w:name="_heading=h.gvr8b5d7z4bh" w:colFirst="0" w:colLast="0"/>
+      <w:bookmarkEnd w:id="72"/>
+      <w:r>
+        <w:rPr>
+          <w:rFonts w:ascii="Times New Roman" w:hAnsi="Times New Roman" w:cs="Times New Roman"/>
+        </w:rPr>
+        <w:t>[В] Прокімен - понеділок</w:t>
+      </w:r>
+    </w:p>
+    <w:p>
+      <w:pPr>
+        <w:rPr>
+          <w:rFonts w:ascii="Times New Roman" w:hAnsi="Times New Roman" w:cs="Times New Roman"/>
+        </w:rPr>
+      </w:pPr>
+      <w:r>
+        <w:rPr>
+          <w:rFonts w:ascii="Times New Roman" w:hAnsi="Times New Roman" w:cs="Times New Roman"/>
+        </w:rPr>
+        <w:t>30.07</w:t>
+      </w:r>
+    </w:p>
+    <w:p>
+      <w:pPr>
+        <w:pStyle w:val="2"/>
+        <w:rPr>
+          <w:rFonts w:ascii="Times New Roman" w:eastAsia="Times New Roman" w:hAnsi="Times New Roman" w:cs="Times New Roman"/>
+          <w:sz w:val="24"/>
+          <w:szCs w:val="24"/>
+        </w:rPr>
+      </w:pPr>
+      <w:bookmarkStart w:id="73" w:name="_heading=h.swwmpo8i3d55" w:colFirst="0" w:colLast="0"/>
       <w:bookmarkEnd w:id="73"/>
-      <w:r>
-        <w:rPr>
-          <w:rFonts w:ascii="Times New Roman" w:hAnsi="Times New Roman" w:cs="Times New Roman"/>
-        </w:rPr>
-        <w:t>[В] Прокімен - понеділок</w:t>
-      </w:r>
-    </w:p>
-    <w:p>
-      <w:pPr>
-        <w:rPr>
-          <w:rFonts w:ascii="Times New Roman" w:hAnsi="Times New Roman" w:cs="Times New Roman"/>
-        </w:rPr>
-      </w:pPr>
-      <w:r>
-        <w:rPr>
-          <w:rFonts w:ascii="Times New Roman" w:hAnsi="Times New Roman" w:cs="Times New Roman"/>
-        </w:rPr>
-        <w:t>30.07</w:t>
-      </w:r>
-    </w:p>
-    <w:p>
-      <w:pPr>
-        <w:pStyle w:val="2"/>
-        <w:rPr>
-          <w:rFonts w:ascii="Times New Roman" w:eastAsia="Times New Roman" w:hAnsi="Times New Roman" w:cs="Times New Roman"/>
-          <w:sz w:val="24"/>
-          <w:szCs w:val="24"/>
-        </w:rPr>
-      </w:pPr>
-      <w:bookmarkStart w:id="74" w:name="_heading=h.swwmpo8i3d55" w:colFirst="0" w:colLast="0"/>
-      <w:bookmarkEnd w:id="74"/>
       <w:proofErr w:type="spellStart"/>
       <w:r>
         <w:rPr>
@@ -39221,8 +40272,8 @@
           <w:szCs w:val="24"/>
         </w:rPr>
       </w:pPr>
-      <w:bookmarkStart w:id="75" w:name="_heading=h.90hjfru45w0v" w:colFirst="0" w:colLast="0"/>
-      <w:bookmarkEnd w:id="75"/>
+      <w:bookmarkStart w:id="74" w:name="_heading=h.90hjfru45w0v" w:colFirst="0" w:colLast="0"/>
+      <w:bookmarkEnd w:id="74"/>
       <w:proofErr w:type="spellStart"/>
       <w:r>
         <w:rPr>
@@ -39561,39 +40612,39 @@
           <w:rFonts w:ascii="Times New Roman" w:hAnsi="Times New Roman" w:cs="Times New Roman"/>
         </w:rPr>
       </w:pPr>
-      <w:bookmarkStart w:id="76" w:name="_heading=h.fqggec4ek8v7" w:colFirst="0" w:colLast="0"/>
+      <w:bookmarkStart w:id="75" w:name="_heading=h.fqggec4ek8v7" w:colFirst="0" w:colLast="0"/>
+      <w:bookmarkEnd w:id="75"/>
+      <w:r>
+        <w:rPr>
+          <w:rFonts w:ascii="Times New Roman" w:hAnsi="Times New Roman" w:cs="Times New Roman"/>
+        </w:rPr>
+        <w:t>[В] Прокімен - вівторок</w:t>
+      </w:r>
+    </w:p>
+    <w:p>
+      <w:pPr>
+        <w:rPr>
+          <w:rFonts w:ascii="Times New Roman" w:hAnsi="Times New Roman" w:cs="Times New Roman"/>
+        </w:rPr>
+      </w:pPr>
+      <w:r>
+        <w:rPr>
+          <w:rFonts w:ascii="Times New Roman" w:hAnsi="Times New Roman" w:cs="Times New Roman"/>
+        </w:rPr>
+        <w:t>30.07</w:t>
+      </w:r>
+    </w:p>
+    <w:p>
+      <w:pPr>
+        <w:pStyle w:val="2"/>
+        <w:rPr>
+          <w:rFonts w:ascii="Times New Roman" w:eastAsia="Times New Roman" w:hAnsi="Times New Roman" w:cs="Times New Roman"/>
+          <w:sz w:val="24"/>
+          <w:szCs w:val="24"/>
+        </w:rPr>
+      </w:pPr>
+      <w:bookmarkStart w:id="76" w:name="_heading=h.7hekpdh2t6z" w:colFirst="0" w:colLast="0"/>
       <w:bookmarkEnd w:id="76"/>
-      <w:r>
-        <w:rPr>
-          <w:rFonts w:ascii="Times New Roman" w:hAnsi="Times New Roman" w:cs="Times New Roman"/>
-        </w:rPr>
-        <w:t>[В] Прокімен - вівторок</w:t>
-      </w:r>
-    </w:p>
-    <w:p>
-      <w:pPr>
-        <w:rPr>
-          <w:rFonts w:ascii="Times New Roman" w:hAnsi="Times New Roman" w:cs="Times New Roman"/>
-        </w:rPr>
-      </w:pPr>
-      <w:r>
-        <w:rPr>
-          <w:rFonts w:ascii="Times New Roman" w:hAnsi="Times New Roman" w:cs="Times New Roman"/>
-        </w:rPr>
-        <w:t>30.07</w:t>
-      </w:r>
-    </w:p>
-    <w:p>
-      <w:pPr>
-        <w:pStyle w:val="2"/>
-        <w:rPr>
-          <w:rFonts w:ascii="Times New Roman" w:eastAsia="Times New Roman" w:hAnsi="Times New Roman" w:cs="Times New Roman"/>
-          <w:sz w:val="24"/>
-          <w:szCs w:val="24"/>
-        </w:rPr>
-      </w:pPr>
-      <w:bookmarkStart w:id="77" w:name="_heading=h.7hekpdh2t6z" w:colFirst="0" w:colLast="0"/>
-      <w:bookmarkEnd w:id="77"/>
       <w:proofErr w:type="spellStart"/>
       <w:r>
         <w:rPr>
@@ -39684,7 +40735,6 @@
           <w:sz w:val="24"/>
           <w:szCs w:val="24"/>
         </w:rPr>
-        <w:lastRenderedPageBreak/>
         <w:t xml:space="preserve">Стих: </w:t>
       </w:r>
       <w:r>
@@ -39704,8 +40754,8 @@
           <w:rFonts w:ascii="Times New Roman" w:hAnsi="Times New Roman" w:cs="Times New Roman"/>
         </w:rPr>
       </w:pPr>
-      <w:bookmarkStart w:id="78" w:name="_heading=h.vb8jq5mj8oax" w:colFirst="0" w:colLast="0"/>
-      <w:bookmarkEnd w:id="78"/>
+      <w:bookmarkStart w:id="77" w:name="_heading=h.vb8jq5mj8oax" w:colFirst="0" w:colLast="0"/>
+      <w:bookmarkEnd w:id="77"/>
       <w:proofErr w:type="spellStart"/>
       <w:r>
         <w:rPr>
@@ -39954,39 +41004,39 @@
           <w:rFonts w:ascii="Times New Roman" w:hAnsi="Times New Roman" w:cs="Times New Roman"/>
         </w:rPr>
       </w:pPr>
-      <w:bookmarkStart w:id="79" w:name="_heading=h.60vt298g40a3" w:colFirst="0" w:colLast="0"/>
+      <w:bookmarkStart w:id="78" w:name="_heading=h.60vt298g40a3" w:colFirst="0" w:colLast="0"/>
+      <w:bookmarkEnd w:id="78"/>
+      <w:r>
+        <w:rPr>
+          <w:rFonts w:ascii="Times New Roman" w:hAnsi="Times New Roman" w:cs="Times New Roman"/>
+        </w:rPr>
+        <w:t>[В] Прокімен - середа</w:t>
+      </w:r>
+    </w:p>
+    <w:p>
+      <w:pPr>
+        <w:rPr>
+          <w:rFonts w:ascii="Times New Roman" w:hAnsi="Times New Roman" w:cs="Times New Roman"/>
+        </w:rPr>
+      </w:pPr>
+      <w:r>
+        <w:rPr>
+          <w:rFonts w:ascii="Times New Roman" w:hAnsi="Times New Roman" w:cs="Times New Roman"/>
+        </w:rPr>
+        <w:t>30.07</w:t>
+      </w:r>
+    </w:p>
+    <w:p>
+      <w:pPr>
+        <w:pStyle w:val="2"/>
+        <w:rPr>
+          <w:rFonts w:ascii="Times New Roman" w:eastAsia="Times New Roman" w:hAnsi="Times New Roman" w:cs="Times New Roman"/>
+          <w:sz w:val="24"/>
+          <w:szCs w:val="24"/>
+        </w:rPr>
+      </w:pPr>
+      <w:bookmarkStart w:id="79" w:name="_heading=h.7y1dwacc6fyu" w:colFirst="0" w:colLast="0"/>
       <w:bookmarkEnd w:id="79"/>
-      <w:r>
-        <w:rPr>
-          <w:rFonts w:ascii="Times New Roman" w:hAnsi="Times New Roman" w:cs="Times New Roman"/>
-        </w:rPr>
-        <w:t>[В] Прокімен - середа</w:t>
-      </w:r>
-    </w:p>
-    <w:p>
-      <w:pPr>
-        <w:rPr>
-          <w:rFonts w:ascii="Times New Roman" w:hAnsi="Times New Roman" w:cs="Times New Roman"/>
-        </w:rPr>
-      </w:pPr>
-      <w:r>
-        <w:rPr>
-          <w:rFonts w:ascii="Times New Roman" w:hAnsi="Times New Roman" w:cs="Times New Roman"/>
-        </w:rPr>
-        <w:t>30.07</w:t>
-      </w:r>
-    </w:p>
-    <w:p>
-      <w:pPr>
-        <w:pStyle w:val="2"/>
-        <w:rPr>
-          <w:rFonts w:ascii="Times New Roman" w:eastAsia="Times New Roman" w:hAnsi="Times New Roman" w:cs="Times New Roman"/>
-          <w:sz w:val="24"/>
-          <w:szCs w:val="24"/>
-        </w:rPr>
-      </w:pPr>
-      <w:bookmarkStart w:id="80" w:name="_heading=h.7y1dwacc6fyu" w:colFirst="0" w:colLast="0"/>
-      <w:bookmarkEnd w:id="80"/>
       <w:proofErr w:type="spellStart"/>
       <w:r>
         <w:rPr>
@@ -40001,6 +41051,7 @@
     <w:p>
       <w:pPr>
         <w:spacing w:after="0" w:line="240" w:lineRule="auto"/>
+        <w:jc w:val="center"/>
         <w:rPr>
           <w:rFonts w:ascii="Times New Roman" w:eastAsia="PeterCyr" w:hAnsi="Times New Roman" w:cs="Times New Roman"/>
           <w:sz w:val="36"/>
@@ -40084,8 +41135,8 @@
           <w:rFonts w:ascii="Times New Roman" w:hAnsi="Times New Roman" w:cs="Times New Roman"/>
         </w:rPr>
       </w:pPr>
-      <w:bookmarkStart w:id="81" w:name="_heading=h.6s1u1ntktewm" w:colFirst="0" w:colLast="0"/>
-      <w:bookmarkEnd w:id="81"/>
+      <w:bookmarkStart w:id="80" w:name="_heading=h.6s1u1ntktewm" w:colFirst="0" w:colLast="0"/>
+      <w:bookmarkEnd w:id="80"/>
       <w:proofErr w:type="spellStart"/>
       <w:r>
         <w:rPr>
@@ -40409,44 +41460,45 @@
           <w:rFonts w:ascii="Times New Roman" w:hAnsi="Times New Roman" w:cs="Times New Roman"/>
         </w:rPr>
       </w:pPr>
-      <w:bookmarkStart w:id="82" w:name="_heading=h.1siql6n6xwcq" w:colFirst="0" w:colLast="0"/>
+      <w:bookmarkStart w:id="81" w:name="_heading=h.1siql6n6xwcq" w:colFirst="0" w:colLast="0"/>
+      <w:bookmarkEnd w:id="81"/>
+      <w:r>
+        <w:rPr>
+          <w:rFonts w:ascii="Times New Roman" w:hAnsi="Times New Roman" w:cs="Times New Roman"/>
+        </w:rPr>
+        <w:t>[В] Прокімен - четвер</w:t>
+      </w:r>
+    </w:p>
+    <w:p>
+      <w:pPr>
+        <w:rPr>
+          <w:rFonts w:ascii="Times New Roman" w:hAnsi="Times New Roman" w:cs="Times New Roman"/>
+        </w:rPr>
+      </w:pPr>
+      <w:r>
+        <w:rPr>
+          <w:rFonts w:ascii="Times New Roman" w:hAnsi="Times New Roman" w:cs="Times New Roman"/>
+        </w:rPr>
+        <w:t>30.07</w:t>
+      </w:r>
+    </w:p>
+    <w:p>
+      <w:pPr>
+        <w:pStyle w:val="2"/>
+        <w:rPr>
+          <w:rFonts w:ascii="Times New Roman" w:hAnsi="Times New Roman" w:cs="Times New Roman"/>
+        </w:rPr>
+      </w:pPr>
+      <w:bookmarkStart w:id="82" w:name="_heading=h.sutj72i4imuk" w:colFirst="0" w:colLast="0"/>
       <w:bookmarkEnd w:id="82"/>
-      <w:r>
-        <w:rPr>
-          <w:rFonts w:ascii="Times New Roman" w:hAnsi="Times New Roman" w:cs="Times New Roman"/>
-        </w:rPr>
-        <w:t>[В] Прокімен - четвер</w:t>
-      </w:r>
-    </w:p>
-    <w:p>
-      <w:pPr>
-        <w:rPr>
-          <w:rFonts w:ascii="Times New Roman" w:hAnsi="Times New Roman" w:cs="Times New Roman"/>
-        </w:rPr>
-      </w:pPr>
-      <w:r>
-        <w:rPr>
-          <w:rFonts w:ascii="Times New Roman" w:hAnsi="Times New Roman" w:cs="Times New Roman"/>
-        </w:rPr>
-        <w:t>30.07</w:t>
-      </w:r>
-    </w:p>
-    <w:p>
-      <w:pPr>
-        <w:pStyle w:val="2"/>
-        <w:rPr>
-          <w:rFonts w:ascii="Times New Roman" w:hAnsi="Times New Roman" w:cs="Times New Roman"/>
-        </w:rPr>
-      </w:pPr>
-      <w:bookmarkStart w:id="83" w:name="_heading=h.sutj72i4imuk" w:colFirst="0" w:colLast="0"/>
-      <w:bookmarkEnd w:id="83"/>
-      <w:proofErr w:type="spellStart"/>
-      <w:r>
-        <w:rPr>
-          <w:rFonts w:ascii="Times New Roman" w:eastAsia="Times New Roman" w:hAnsi="Times New Roman" w:cs="Times New Roman"/>
-          <w:sz w:val="24"/>
-          <w:szCs w:val="24"/>
-        </w:rPr>
+      <w:proofErr w:type="spellStart"/>
+      <w:r>
+        <w:rPr>
+          <w:rFonts w:ascii="Times New Roman" w:eastAsia="Times New Roman" w:hAnsi="Times New Roman" w:cs="Times New Roman"/>
+          <w:sz w:val="24"/>
+          <w:szCs w:val="24"/>
+        </w:rPr>
+        <w:lastRenderedPageBreak/>
         <w:t>Search</w:t>
       </w:r>
       <w:proofErr w:type="spellEnd"/>
@@ -40454,6 +41506,7 @@
     <w:p>
       <w:pPr>
         <w:spacing w:after="0" w:line="240" w:lineRule="auto"/>
+        <w:jc w:val="center"/>
         <w:rPr>
           <w:rFonts w:ascii="Times New Roman" w:eastAsia="PeterCyr" w:hAnsi="Times New Roman" w:cs="Times New Roman"/>
           <w:sz w:val="36"/>
@@ -40538,8 +41591,8 @@
           <w:szCs w:val="24"/>
         </w:rPr>
       </w:pPr>
-      <w:bookmarkStart w:id="84" w:name="_heading=h.o58v6x9clj8p" w:colFirst="0" w:colLast="0"/>
-      <w:bookmarkEnd w:id="84"/>
+      <w:bookmarkStart w:id="83" w:name="_heading=h.o58v6x9clj8p" w:colFirst="0" w:colLast="0"/>
+      <w:bookmarkEnd w:id="83"/>
       <w:proofErr w:type="spellStart"/>
       <w:r>
         <w:rPr>
@@ -40813,39 +41866,39 @@
           <w:rFonts w:ascii="Times New Roman" w:hAnsi="Times New Roman" w:cs="Times New Roman"/>
         </w:rPr>
       </w:pPr>
-      <w:bookmarkStart w:id="85" w:name="_heading=h.5nkvyrcjhjlt" w:colFirst="0" w:colLast="0"/>
+      <w:bookmarkStart w:id="84" w:name="_heading=h.5nkvyrcjhjlt" w:colFirst="0" w:colLast="0"/>
+      <w:bookmarkEnd w:id="84"/>
+      <w:r>
+        <w:rPr>
+          <w:rFonts w:ascii="Times New Roman" w:hAnsi="Times New Roman" w:cs="Times New Roman"/>
+        </w:rPr>
+        <w:t>[В] Прокімен - п’ятниця</w:t>
+      </w:r>
+    </w:p>
+    <w:p>
+      <w:pPr>
+        <w:rPr>
+          <w:rFonts w:ascii="Times New Roman" w:hAnsi="Times New Roman" w:cs="Times New Roman"/>
+        </w:rPr>
+      </w:pPr>
+      <w:r>
+        <w:rPr>
+          <w:rFonts w:ascii="Times New Roman" w:hAnsi="Times New Roman" w:cs="Times New Roman"/>
+        </w:rPr>
+        <w:t>30.07</w:t>
+      </w:r>
+    </w:p>
+    <w:p>
+      <w:pPr>
+        <w:pStyle w:val="2"/>
+        <w:rPr>
+          <w:rFonts w:ascii="Times New Roman" w:eastAsia="Times New Roman" w:hAnsi="Times New Roman" w:cs="Times New Roman"/>
+          <w:sz w:val="24"/>
+          <w:szCs w:val="24"/>
+        </w:rPr>
+      </w:pPr>
+      <w:bookmarkStart w:id="85" w:name="_heading=h.8ueudjb5dwo9" w:colFirst="0" w:colLast="0"/>
       <w:bookmarkEnd w:id="85"/>
-      <w:r>
-        <w:rPr>
-          <w:rFonts w:ascii="Times New Roman" w:hAnsi="Times New Roman" w:cs="Times New Roman"/>
-        </w:rPr>
-        <w:t>[В] Прокімен - п’ятниця</w:t>
-      </w:r>
-    </w:p>
-    <w:p>
-      <w:pPr>
-        <w:rPr>
-          <w:rFonts w:ascii="Times New Roman" w:hAnsi="Times New Roman" w:cs="Times New Roman"/>
-        </w:rPr>
-      </w:pPr>
-      <w:r>
-        <w:rPr>
-          <w:rFonts w:ascii="Times New Roman" w:hAnsi="Times New Roman" w:cs="Times New Roman"/>
-        </w:rPr>
-        <w:t>30.07</w:t>
-      </w:r>
-    </w:p>
-    <w:p>
-      <w:pPr>
-        <w:pStyle w:val="2"/>
-        <w:rPr>
-          <w:rFonts w:ascii="Times New Roman" w:eastAsia="Times New Roman" w:hAnsi="Times New Roman" w:cs="Times New Roman"/>
-          <w:sz w:val="24"/>
-          <w:szCs w:val="24"/>
-        </w:rPr>
-      </w:pPr>
-      <w:bookmarkStart w:id="86" w:name="_heading=h.8ueudjb5dwo9" w:colFirst="0" w:colLast="0"/>
-      <w:bookmarkEnd w:id="86"/>
       <w:proofErr w:type="spellStart"/>
       <w:r>
         <w:rPr>
@@ -40860,6 +41913,7 @@
     <w:p>
       <w:pPr>
         <w:spacing w:after="0" w:line="240" w:lineRule="auto"/>
+        <w:jc w:val="center"/>
         <w:rPr>
           <w:rFonts w:ascii="Times New Roman" w:eastAsia="PeterCyr" w:hAnsi="Times New Roman" w:cs="Times New Roman"/>
           <w:sz w:val="36"/>
@@ -40945,8 +41999,8 @@
           <w:szCs w:val="24"/>
         </w:rPr>
       </w:pPr>
-      <w:bookmarkStart w:id="87" w:name="_heading=h.pqxhb0e9twk3" w:colFirst="0" w:colLast="0"/>
-      <w:bookmarkEnd w:id="87"/>
+      <w:bookmarkStart w:id="86" w:name="_heading=h.pqxhb0e9twk3" w:colFirst="0" w:colLast="0"/>
+      <w:bookmarkEnd w:id="86"/>
       <w:proofErr w:type="spellStart"/>
       <w:r>
         <w:rPr>
@@ -41235,40 +42289,39 @@
           <w:rFonts w:ascii="Times New Roman" w:hAnsi="Times New Roman" w:cs="Times New Roman"/>
         </w:rPr>
       </w:pPr>
-      <w:bookmarkStart w:id="88" w:name="_heading=h.l41erqm7io39" w:colFirst="0" w:colLast="0"/>
+      <w:bookmarkStart w:id="87" w:name="_heading=h.l41erqm7io39" w:colFirst="0" w:colLast="0"/>
+      <w:bookmarkEnd w:id="87"/>
+      <w:r>
+        <w:rPr>
+          <w:rFonts w:ascii="Times New Roman" w:hAnsi="Times New Roman" w:cs="Times New Roman"/>
+        </w:rPr>
+        <w:t>[В] Прокімен - субота</w:t>
+      </w:r>
+    </w:p>
+    <w:p>
+      <w:pPr>
+        <w:rPr>
+          <w:rFonts w:ascii="Times New Roman" w:hAnsi="Times New Roman" w:cs="Times New Roman"/>
+        </w:rPr>
+      </w:pPr>
+      <w:r>
+        <w:rPr>
+          <w:rFonts w:ascii="Times New Roman" w:hAnsi="Times New Roman" w:cs="Times New Roman"/>
+        </w:rPr>
+        <w:t>30.07</w:t>
+      </w:r>
+    </w:p>
+    <w:p>
+      <w:pPr>
+        <w:pStyle w:val="2"/>
+        <w:rPr>
+          <w:rFonts w:ascii="Times New Roman" w:eastAsia="Times New Roman" w:hAnsi="Times New Roman" w:cs="Times New Roman"/>
+          <w:sz w:val="24"/>
+          <w:szCs w:val="24"/>
+        </w:rPr>
+      </w:pPr>
+      <w:bookmarkStart w:id="88" w:name="_heading=h.ewkqjd5ce7sb" w:colFirst="0" w:colLast="0"/>
       <w:bookmarkEnd w:id="88"/>
-      <w:r>
-        <w:rPr>
-          <w:rFonts w:ascii="Times New Roman" w:hAnsi="Times New Roman" w:cs="Times New Roman"/>
-        </w:rPr>
-        <w:lastRenderedPageBreak/>
-        <w:t>[В] Прокімен - субота</w:t>
-      </w:r>
-    </w:p>
-    <w:p>
-      <w:pPr>
-        <w:rPr>
-          <w:rFonts w:ascii="Times New Roman" w:hAnsi="Times New Roman" w:cs="Times New Roman"/>
-        </w:rPr>
-      </w:pPr>
-      <w:r>
-        <w:rPr>
-          <w:rFonts w:ascii="Times New Roman" w:hAnsi="Times New Roman" w:cs="Times New Roman"/>
-        </w:rPr>
-        <w:t>30.07</w:t>
-      </w:r>
-    </w:p>
-    <w:p>
-      <w:pPr>
-        <w:pStyle w:val="2"/>
-        <w:rPr>
-          <w:rFonts w:ascii="Times New Roman" w:eastAsia="Times New Roman" w:hAnsi="Times New Roman" w:cs="Times New Roman"/>
-          <w:sz w:val="24"/>
-          <w:szCs w:val="24"/>
-        </w:rPr>
-      </w:pPr>
-      <w:bookmarkStart w:id="89" w:name="_heading=h.ewkqjd5ce7sb" w:colFirst="0" w:colLast="0"/>
-      <w:bookmarkEnd w:id="89"/>
       <w:proofErr w:type="spellStart"/>
       <w:r>
         <w:rPr>
@@ -41283,6 +42336,7 @@
     <w:p>
       <w:pPr>
         <w:spacing w:after="0" w:line="240" w:lineRule="auto"/>
+        <w:jc w:val="center"/>
         <w:rPr>
           <w:rFonts w:ascii="Times New Roman" w:eastAsia="PeterCyr" w:hAnsi="Times New Roman" w:cs="Times New Roman"/>
           <w:sz w:val="36"/>
@@ -41368,8 +42422,8 @@
           <w:szCs w:val="24"/>
         </w:rPr>
       </w:pPr>
-      <w:bookmarkStart w:id="90" w:name="_heading=h.gge04xhs317a" w:colFirst="0" w:colLast="0"/>
-      <w:bookmarkEnd w:id="90"/>
+      <w:bookmarkStart w:id="89" w:name="_heading=h.gge04xhs317a" w:colFirst="0" w:colLast="0"/>
+      <w:bookmarkEnd w:id="89"/>
       <w:proofErr w:type="spellStart"/>
       <w:r>
         <w:rPr>
@@ -41674,8 +42728,8 @@
           <w:rFonts w:ascii="Times New Roman" w:hAnsi="Times New Roman" w:cs="Times New Roman"/>
         </w:rPr>
       </w:pPr>
-      <w:bookmarkStart w:id="91" w:name="_heading=h.rbr8f3jtpwg9" w:colFirst="0" w:colLast="0"/>
-      <w:bookmarkEnd w:id="91"/>
+      <w:bookmarkStart w:id="90" w:name="_heading=h.rbr8f3jtpwg9" w:colFirst="0" w:colLast="0"/>
+      <w:bookmarkEnd w:id="90"/>
       <w:r>
         <w:rPr>
           <w:rFonts w:ascii="Times New Roman" w:hAnsi="Times New Roman" w:cs="Times New Roman"/>
@@ -41705,8 +42759,8 @@
           <w:rFonts w:ascii="Times New Roman" w:hAnsi="Times New Roman" w:cs="Times New Roman"/>
         </w:rPr>
       </w:pPr>
-      <w:bookmarkStart w:id="92" w:name="_heading=h.f6e4y9n24cxm" w:colFirst="0" w:colLast="0"/>
-      <w:bookmarkEnd w:id="92"/>
+      <w:bookmarkStart w:id="91" w:name="_heading=h.f6e4y9n24cxm" w:colFirst="0" w:colLast="0"/>
+      <w:bookmarkEnd w:id="91"/>
       <w:proofErr w:type="spellStart"/>
       <w:r>
         <w:rPr>
@@ -41808,6 +42862,7 @@
           <w:sz w:val="24"/>
           <w:szCs w:val="24"/>
         </w:rPr>
+        <w:lastRenderedPageBreak/>
         <w:t>Благословенний ти, Владико,* врозуми мене установами твоїми.</w:t>
       </w:r>
     </w:p>
@@ -41911,8 +42966,8 @@
           <w:rFonts w:ascii="Times New Roman" w:hAnsi="Times New Roman" w:cs="Times New Roman"/>
         </w:rPr>
       </w:pPr>
-      <w:bookmarkStart w:id="93" w:name="_heading=h.9f3yaxcp0qb1" w:colFirst="0" w:colLast="0"/>
-      <w:bookmarkEnd w:id="93"/>
+      <w:bookmarkStart w:id="92" w:name="_heading=h.9f3yaxcp0qb1" w:colFirst="0" w:colLast="0"/>
+      <w:bookmarkEnd w:id="92"/>
       <w:proofErr w:type="spellStart"/>
       <w:r>
         <w:rPr>
@@ -42558,7 +43613,6 @@
           <w:sz w:val="24"/>
           <w:szCs w:val="24"/>
         </w:rPr>
-        <w:lastRenderedPageBreak/>
         <w:t>Го́споди</w:t>
       </w:r>
       <w:proofErr w:type="spellEnd"/>
@@ -42948,13 +44002,45 @@
           <w:rFonts w:ascii="Times New Roman" w:hAnsi="Times New Roman" w:cs="Times New Roman"/>
         </w:rPr>
       </w:pPr>
-      <w:bookmarkStart w:id="94" w:name="_heading=h.3560tudl8fym" w:colFirst="0" w:colLast="0"/>
-      <w:bookmarkEnd w:id="94"/>
-      <w:r>
-        <w:rPr>
-          <w:rFonts w:ascii="Times New Roman" w:hAnsi="Times New Roman" w:cs="Times New Roman"/>
-        </w:rPr>
-        <w:t>[В] Пісня Симеона</w:t>
+      <w:bookmarkStart w:id="93" w:name="_heading=h.3560tudl8fym" w:colFirst="0" w:colLast="0"/>
+      <w:bookmarkEnd w:id="93"/>
+      <w:r>
+        <w:rPr>
+          <w:rFonts w:ascii="Times New Roman" w:hAnsi="Times New Roman" w:cs="Times New Roman"/>
+        </w:rPr>
+        <w:t xml:space="preserve">[В] </w:t>
+      </w:r>
+      <w:proofErr w:type="spellStart"/>
+      <w:r>
+        <w:rPr>
+          <w:rFonts w:ascii="Times New Roman" w:hAnsi="Times New Roman" w:cs="Times New Roman"/>
+        </w:rPr>
+        <w:t>Уніфікайні</w:t>
+      </w:r>
+      <w:proofErr w:type="spellEnd"/>
+      <w:r>
+        <w:rPr>
+          <w:rFonts w:ascii="Times New Roman" w:hAnsi="Times New Roman" w:cs="Times New Roman"/>
+        </w:rPr>
+        <w:t xml:space="preserve"> правки: розділові в </w:t>
+      </w:r>
+      <w:r>
+        <w:rPr>
+          <w:rFonts w:ascii="Times New Roman" w:hAnsi="Times New Roman" w:cs="Times New Roman"/>
+        </w:rPr>
+        <w:t>Пісн</w:t>
+      </w:r>
+      <w:r>
+        <w:rPr>
+          <w:rFonts w:ascii="Times New Roman" w:hAnsi="Times New Roman" w:cs="Times New Roman"/>
+        </w:rPr>
+        <w:t>і</w:t>
+      </w:r>
+      <w:r>
+        <w:rPr>
+          <w:rFonts w:ascii="Times New Roman" w:hAnsi="Times New Roman" w:cs="Times New Roman"/>
+        </w:rPr>
+        <w:t xml:space="preserve"> Симеона</w:t>
       </w:r>
     </w:p>
     <w:p>
@@ -42993,18 +44079,18 @@
         <w:spacing w:after="120"/>
         <w:jc w:val="both"/>
         <w:rPr>
-          <w:rFonts w:ascii="Times New Roman" w:hAnsi="Times New Roman"/>
-          <w:sz w:val="24"/>
-          <w:szCs w:val="24"/>
-        </w:rPr>
-      </w:pPr>
-      <w:r>
-        <w:rPr>
-          <w:rFonts w:ascii="Times New Roman" w:hAnsi="Times New Roman"/>
-          <w:sz w:val="24"/>
-          <w:szCs w:val="24"/>
-        </w:rPr>
-        <w:t>Нині відпускаєш слугу твого, Владико,* за твоїм словом у мирі.</w:t>
+          <w:rFonts w:ascii="Times New Roman" w:hAnsi="Times New Roman" w:cs="Times New Roman"/>
+          <w:sz w:val="24"/>
+          <w:szCs w:val="24"/>
+        </w:rPr>
+      </w:pPr>
+      <w:r>
+        <w:rPr>
+          <w:rFonts w:ascii="Times New Roman" w:hAnsi="Times New Roman" w:cs="Times New Roman"/>
+          <w:sz w:val="24"/>
+          <w:szCs w:val="24"/>
+        </w:rPr>
+        <w:t xml:space="preserve">Бо побачили очі мої* спасіння твоє, </w:t>
       </w:r>
     </w:p>
     <w:p>
@@ -43012,19 +44098,37 @@
         <w:spacing w:after="120"/>
         <w:jc w:val="both"/>
         <w:rPr>
-          <w:rFonts w:ascii="Times New Roman" w:hAnsi="Times New Roman"/>
-          <w:sz w:val="24"/>
-          <w:szCs w:val="24"/>
-        </w:rPr>
-      </w:pPr>
-      <w:r>
-        <w:rPr>
-          <w:rFonts w:ascii="Times New Roman" w:hAnsi="Times New Roman"/>
-          <w:sz w:val="24"/>
-          <w:szCs w:val="24"/>
-        </w:rPr>
-        <w:t>Бо побачили очі мої* спасіння твоє;</w:t>
-      </w:r>
+          <w:rFonts w:ascii="Times New Roman" w:hAnsi="Times New Roman" w:cs="Times New Roman"/>
+          <w:sz w:val="24"/>
+          <w:szCs w:val="24"/>
+        </w:rPr>
+      </w:pPr>
+      <w:r>
+        <w:rPr>
+          <w:rFonts w:ascii="Times New Roman" w:hAnsi="Times New Roman" w:cs="Times New Roman"/>
+          <w:sz w:val="24"/>
+          <w:szCs w:val="24"/>
+        </w:rPr>
+        <w:t xml:space="preserve">що приготував ти* перед усіма народами. </w:t>
+      </w:r>
+    </w:p>
+    <w:p>
+      <w:pPr>
+        <w:pStyle w:val="2"/>
+        <w:rPr>
+          <w:rFonts w:ascii="Times New Roman" w:hAnsi="Times New Roman" w:cs="Times New Roman"/>
+        </w:rPr>
+      </w:pPr>
+      <w:proofErr w:type="spellStart"/>
+      <w:r>
+        <w:rPr>
+          <w:rFonts w:ascii="Times New Roman" w:eastAsia="Times New Roman" w:hAnsi="Times New Roman" w:cs="Times New Roman"/>
+          <w:sz w:val="24"/>
+          <w:szCs w:val="24"/>
+        </w:rPr>
+        <w:t>Replace</w:t>
+      </w:r>
+      <w:proofErr w:type="spellEnd"/>
     </w:p>
     <w:p>
       <w:pPr>
@@ -43042,7 +44146,7 @@
           <w:sz w:val="24"/>
           <w:szCs w:val="24"/>
         </w:rPr>
-        <w:t>Що приготував ти* перед усіма народами;</w:t>
+        <w:t>Бо побачили очі мої* спасіння твоє;</w:t>
       </w:r>
     </w:p>
     <w:p>
@@ -43061,423 +44165,7 @@
           <w:sz w:val="24"/>
           <w:szCs w:val="24"/>
         </w:rPr>
-        <w:t xml:space="preserve">Світло на просвіту поганам,* і славу люду твого, </w:t>
-      </w:r>
-      <w:proofErr w:type="spellStart"/>
-      <w:r>
-        <w:rPr>
-          <w:rFonts w:ascii="Times New Roman" w:hAnsi="Times New Roman"/>
-          <w:sz w:val="24"/>
-          <w:szCs w:val="24"/>
-        </w:rPr>
-        <w:t>Ізраїля</w:t>
-      </w:r>
-      <w:proofErr w:type="spellEnd"/>
-      <w:r>
-        <w:rPr>
-          <w:rFonts w:ascii="Times New Roman" w:hAnsi="Times New Roman"/>
-          <w:sz w:val="24"/>
-          <w:szCs w:val="24"/>
-        </w:rPr>
-        <w:t>.</w:t>
-      </w:r>
-    </w:p>
-    <w:p>
-      <w:pPr>
-        <w:pStyle w:val="2"/>
-        <w:rPr>
-          <w:rFonts w:ascii="Times New Roman" w:hAnsi="Times New Roman" w:cs="Times New Roman"/>
-        </w:rPr>
-      </w:pPr>
-      <w:proofErr w:type="spellStart"/>
-      <w:r>
-        <w:rPr>
-          <w:rFonts w:ascii="Times New Roman" w:eastAsia="Times New Roman" w:hAnsi="Times New Roman" w:cs="Times New Roman"/>
-          <w:sz w:val="24"/>
-          <w:szCs w:val="24"/>
-        </w:rPr>
-        <w:t>Replace</w:t>
-      </w:r>
-      <w:proofErr w:type="spellEnd"/>
-    </w:p>
-    <w:p>
-      <w:pPr>
-        <w:spacing w:line="240" w:lineRule="auto"/>
-        <w:rPr>
-          <w:rFonts w:ascii="Times New Roman" w:eastAsia="Times New Roman" w:hAnsi="Times New Roman" w:cs="Times New Roman"/>
-          <w:sz w:val="24"/>
-          <w:szCs w:val="24"/>
-        </w:rPr>
-      </w:pPr>
-      <w:proofErr w:type="spellStart"/>
-      <w:r>
-        <w:rPr>
-          <w:rFonts w:ascii="Times New Roman" w:eastAsia="Times New Roman" w:hAnsi="Times New Roman" w:cs="Times New Roman"/>
-          <w:sz w:val="24"/>
-          <w:szCs w:val="24"/>
-        </w:rPr>
-        <w:t>Ни́ні</w:t>
-      </w:r>
-      <w:proofErr w:type="spellEnd"/>
-      <w:r>
-        <w:rPr>
-          <w:rFonts w:ascii="Times New Roman" w:eastAsia="Times New Roman" w:hAnsi="Times New Roman" w:cs="Times New Roman"/>
-          <w:sz w:val="24"/>
-          <w:szCs w:val="24"/>
-        </w:rPr>
-        <w:t xml:space="preserve"> </w:t>
-      </w:r>
-      <w:proofErr w:type="spellStart"/>
-      <w:r>
-        <w:rPr>
-          <w:rFonts w:ascii="Times New Roman" w:eastAsia="Times New Roman" w:hAnsi="Times New Roman" w:cs="Times New Roman"/>
-          <w:sz w:val="24"/>
-          <w:szCs w:val="24"/>
-        </w:rPr>
-        <w:t>відпуска́єш</w:t>
-      </w:r>
-      <w:proofErr w:type="spellEnd"/>
-      <w:r>
-        <w:rPr>
-          <w:rFonts w:ascii="Times New Roman" w:eastAsia="Times New Roman" w:hAnsi="Times New Roman" w:cs="Times New Roman"/>
-          <w:sz w:val="24"/>
-          <w:szCs w:val="24"/>
-        </w:rPr>
-        <w:t xml:space="preserve"> слугу́ Твого́, </w:t>
-      </w:r>
-      <w:proofErr w:type="spellStart"/>
-      <w:r>
-        <w:rPr>
-          <w:rFonts w:ascii="Times New Roman" w:eastAsia="Times New Roman" w:hAnsi="Times New Roman" w:cs="Times New Roman"/>
-          <w:sz w:val="24"/>
-          <w:szCs w:val="24"/>
-        </w:rPr>
-        <w:t>Влади́ко</w:t>
-      </w:r>
-      <w:proofErr w:type="spellEnd"/>
-      <w:r>
-        <w:rPr>
-          <w:rFonts w:ascii="Times New Roman" w:eastAsia="Times New Roman" w:hAnsi="Times New Roman" w:cs="Times New Roman"/>
-          <w:sz w:val="24"/>
-          <w:szCs w:val="24"/>
-        </w:rPr>
-        <w:t xml:space="preserve">,* за </w:t>
-      </w:r>
-      <w:proofErr w:type="spellStart"/>
-      <w:r>
-        <w:rPr>
-          <w:rFonts w:ascii="Times New Roman" w:eastAsia="Times New Roman" w:hAnsi="Times New Roman" w:cs="Times New Roman"/>
-          <w:sz w:val="24"/>
-          <w:szCs w:val="24"/>
-        </w:rPr>
-        <w:t>Твої́м</w:t>
-      </w:r>
-      <w:proofErr w:type="spellEnd"/>
-      <w:r>
-        <w:rPr>
-          <w:rFonts w:ascii="Times New Roman" w:eastAsia="Times New Roman" w:hAnsi="Times New Roman" w:cs="Times New Roman"/>
-          <w:sz w:val="24"/>
-          <w:szCs w:val="24"/>
-        </w:rPr>
-        <w:t xml:space="preserve"> </w:t>
-      </w:r>
-      <w:proofErr w:type="spellStart"/>
-      <w:r>
-        <w:rPr>
-          <w:rFonts w:ascii="Times New Roman" w:eastAsia="Times New Roman" w:hAnsi="Times New Roman" w:cs="Times New Roman"/>
-          <w:sz w:val="24"/>
-          <w:szCs w:val="24"/>
-        </w:rPr>
-        <w:t>сло́вом</w:t>
-      </w:r>
-      <w:proofErr w:type="spellEnd"/>
-      <w:r>
-        <w:rPr>
-          <w:rFonts w:ascii="Times New Roman" w:eastAsia="Times New Roman" w:hAnsi="Times New Roman" w:cs="Times New Roman"/>
-          <w:sz w:val="24"/>
-          <w:szCs w:val="24"/>
-        </w:rPr>
-        <w:t xml:space="preserve"> у </w:t>
-      </w:r>
-      <w:proofErr w:type="spellStart"/>
-      <w:r>
-        <w:rPr>
-          <w:rFonts w:ascii="Times New Roman" w:eastAsia="Times New Roman" w:hAnsi="Times New Roman" w:cs="Times New Roman"/>
-          <w:sz w:val="24"/>
-          <w:szCs w:val="24"/>
-        </w:rPr>
-        <w:t>ми́рі</w:t>
-      </w:r>
-      <w:proofErr w:type="spellEnd"/>
-      <w:r>
-        <w:rPr>
-          <w:rFonts w:ascii="Times New Roman" w:eastAsia="Times New Roman" w:hAnsi="Times New Roman" w:cs="Times New Roman"/>
-          <w:sz w:val="24"/>
-          <w:szCs w:val="24"/>
-        </w:rPr>
-        <w:t>.</w:t>
-      </w:r>
-    </w:p>
-    <w:p>
-      <w:pPr>
-        <w:spacing w:line="240" w:lineRule="auto"/>
-        <w:rPr>
-          <w:rFonts w:ascii="Times New Roman" w:eastAsia="Times New Roman" w:hAnsi="Times New Roman" w:cs="Times New Roman"/>
-          <w:sz w:val="24"/>
-          <w:szCs w:val="24"/>
-        </w:rPr>
-      </w:pPr>
-      <w:r>
-        <w:rPr>
-          <w:rFonts w:ascii="Times New Roman" w:eastAsia="Times New Roman" w:hAnsi="Times New Roman" w:cs="Times New Roman"/>
-          <w:sz w:val="24"/>
-          <w:szCs w:val="24"/>
-        </w:rPr>
-        <w:t xml:space="preserve">Бо </w:t>
-      </w:r>
-      <w:proofErr w:type="spellStart"/>
-      <w:r>
-        <w:rPr>
-          <w:rFonts w:ascii="Times New Roman" w:eastAsia="Times New Roman" w:hAnsi="Times New Roman" w:cs="Times New Roman"/>
-          <w:sz w:val="24"/>
-          <w:szCs w:val="24"/>
-        </w:rPr>
-        <w:t>поба́чили</w:t>
-      </w:r>
-      <w:proofErr w:type="spellEnd"/>
-      <w:r>
-        <w:rPr>
-          <w:rFonts w:ascii="Times New Roman" w:eastAsia="Times New Roman" w:hAnsi="Times New Roman" w:cs="Times New Roman"/>
-          <w:sz w:val="24"/>
-          <w:szCs w:val="24"/>
-        </w:rPr>
-        <w:t xml:space="preserve"> </w:t>
-      </w:r>
-      <w:proofErr w:type="spellStart"/>
-      <w:r>
-        <w:rPr>
-          <w:rFonts w:ascii="Times New Roman" w:eastAsia="Times New Roman" w:hAnsi="Times New Roman" w:cs="Times New Roman"/>
-          <w:sz w:val="24"/>
-          <w:szCs w:val="24"/>
-        </w:rPr>
-        <w:t>о́чі</w:t>
-      </w:r>
-      <w:proofErr w:type="spellEnd"/>
-      <w:r>
-        <w:rPr>
-          <w:rFonts w:ascii="Times New Roman" w:eastAsia="Times New Roman" w:hAnsi="Times New Roman" w:cs="Times New Roman"/>
-          <w:sz w:val="24"/>
-          <w:szCs w:val="24"/>
-        </w:rPr>
-        <w:t xml:space="preserve"> мої́* </w:t>
-      </w:r>
-      <w:proofErr w:type="spellStart"/>
-      <w:r>
-        <w:rPr>
-          <w:rFonts w:ascii="Times New Roman" w:eastAsia="Times New Roman" w:hAnsi="Times New Roman" w:cs="Times New Roman"/>
-          <w:sz w:val="24"/>
-          <w:szCs w:val="24"/>
-        </w:rPr>
-        <w:t>спасі́ння</w:t>
-      </w:r>
-      <w:proofErr w:type="spellEnd"/>
-      <w:r>
-        <w:rPr>
-          <w:rFonts w:ascii="Times New Roman" w:eastAsia="Times New Roman" w:hAnsi="Times New Roman" w:cs="Times New Roman"/>
-          <w:sz w:val="24"/>
-          <w:szCs w:val="24"/>
-        </w:rPr>
-        <w:t xml:space="preserve"> Твоє́;</w:t>
-      </w:r>
-    </w:p>
-    <w:p>
-      <w:pPr>
-        <w:spacing w:line="240" w:lineRule="auto"/>
-        <w:rPr>
-          <w:rFonts w:ascii="Times New Roman" w:eastAsia="Times New Roman" w:hAnsi="Times New Roman" w:cs="Times New Roman"/>
-          <w:sz w:val="24"/>
-          <w:szCs w:val="24"/>
-        </w:rPr>
-      </w:pPr>
-      <w:r>
-        <w:rPr>
-          <w:rFonts w:ascii="Times New Roman" w:eastAsia="Times New Roman" w:hAnsi="Times New Roman" w:cs="Times New Roman"/>
-          <w:sz w:val="24"/>
-          <w:szCs w:val="24"/>
-        </w:rPr>
-        <w:t xml:space="preserve">Що </w:t>
-      </w:r>
-      <w:proofErr w:type="spellStart"/>
-      <w:r>
-        <w:rPr>
-          <w:rFonts w:ascii="Times New Roman" w:eastAsia="Times New Roman" w:hAnsi="Times New Roman" w:cs="Times New Roman"/>
-          <w:sz w:val="24"/>
-          <w:szCs w:val="24"/>
-        </w:rPr>
-        <w:t>приготува́в</w:t>
-      </w:r>
-      <w:proofErr w:type="spellEnd"/>
-      <w:r>
-        <w:rPr>
-          <w:rFonts w:ascii="Times New Roman" w:eastAsia="Times New Roman" w:hAnsi="Times New Roman" w:cs="Times New Roman"/>
-          <w:sz w:val="24"/>
-          <w:szCs w:val="24"/>
-        </w:rPr>
-        <w:t xml:space="preserve"> Ти* </w:t>
-      </w:r>
-      <w:proofErr w:type="spellStart"/>
-      <w:r>
-        <w:rPr>
-          <w:rFonts w:ascii="Times New Roman" w:eastAsia="Times New Roman" w:hAnsi="Times New Roman" w:cs="Times New Roman"/>
-          <w:sz w:val="24"/>
-          <w:szCs w:val="24"/>
-        </w:rPr>
-        <w:t>пе́ред</w:t>
-      </w:r>
-      <w:proofErr w:type="spellEnd"/>
-      <w:r>
-        <w:rPr>
-          <w:rFonts w:ascii="Times New Roman" w:eastAsia="Times New Roman" w:hAnsi="Times New Roman" w:cs="Times New Roman"/>
-          <w:sz w:val="24"/>
-          <w:szCs w:val="24"/>
-        </w:rPr>
-        <w:t xml:space="preserve"> усіма́ </w:t>
-      </w:r>
-      <w:proofErr w:type="spellStart"/>
-      <w:r>
-        <w:rPr>
-          <w:rFonts w:ascii="Times New Roman" w:eastAsia="Times New Roman" w:hAnsi="Times New Roman" w:cs="Times New Roman"/>
-          <w:sz w:val="24"/>
-          <w:szCs w:val="24"/>
-        </w:rPr>
-        <w:t>наро́дами</w:t>
-      </w:r>
-      <w:proofErr w:type="spellEnd"/>
-      <w:r>
-        <w:rPr>
-          <w:rFonts w:ascii="Times New Roman" w:eastAsia="Times New Roman" w:hAnsi="Times New Roman" w:cs="Times New Roman"/>
-          <w:sz w:val="24"/>
-          <w:szCs w:val="24"/>
-        </w:rPr>
-        <w:t>;</w:t>
-      </w:r>
-    </w:p>
-    <w:p>
-      <w:pPr>
-        <w:spacing w:line="240" w:lineRule="auto"/>
-        <w:rPr>
-          <w:rFonts w:ascii="Times New Roman" w:eastAsia="Times New Roman" w:hAnsi="Times New Roman" w:cs="Times New Roman"/>
-          <w:sz w:val="24"/>
-          <w:szCs w:val="24"/>
-        </w:rPr>
-      </w:pPr>
-      <w:proofErr w:type="spellStart"/>
-      <w:r>
-        <w:rPr>
-          <w:rFonts w:ascii="Times New Roman" w:eastAsia="Times New Roman" w:hAnsi="Times New Roman" w:cs="Times New Roman"/>
-          <w:sz w:val="24"/>
-          <w:szCs w:val="24"/>
-        </w:rPr>
-        <w:t>Сві́тло</w:t>
-      </w:r>
-      <w:proofErr w:type="spellEnd"/>
-      <w:r>
-        <w:rPr>
-          <w:rFonts w:ascii="Times New Roman" w:eastAsia="Times New Roman" w:hAnsi="Times New Roman" w:cs="Times New Roman"/>
-          <w:sz w:val="24"/>
-          <w:szCs w:val="24"/>
-        </w:rPr>
-        <w:t xml:space="preserve"> на </w:t>
-      </w:r>
-      <w:proofErr w:type="spellStart"/>
-      <w:r>
-        <w:rPr>
-          <w:rFonts w:ascii="Times New Roman" w:eastAsia="Times New Roman" w:hAnsi="Times New Roman" w:cs="Times New Roman"/>
-          <w:sz w:val="24"/>
-          <w:szCs w:val="24"/>
-        </w:rPr>
-        <w:t>просві́ту</w:t>
-      </w:r>
-      <w:proofErr w:type="spellEnd"/>
-      <w:r>
-        <w:rPr>
-          <w:rFonts w:ascii="Times New Roman" w:eastAsia="Times New Roman" w:hAnsi="Times New Roman" w:cs="Times New Roman"/>
-          <w:sz w:val="24"/>
-          <w:szCs w:val="24"/>
-        </w:rPr>
-        <w:t xml:space="preserve"> </w:t>
-      </w:r>
-      <w:proofErr w:type="spellStart"/>
-      <w:r>
-        <w:rPr>
-          <w:rFonts w:ascii="Times New Roman" w:eastAsia="Times New Roman" w:hAnsi="Times New Roman" w:cs="Times New Roman"/>
-          <w:sz w:val="24"/>
-          <w:szCs w:val="24"/>
-        </w:rPr>
-        <w:t>пога́нам</w:t>
-      </w:r>
-      <w:proofErr w:type="spellEnd"/>
-      <w:r>
-        <w:rPr>
-          <w:rFonts w:ascii="Times New Roman" w:eastAsia="Times New Roman" w:hAnsi="Times New Roman" w:cs="Times New Roman"/>
-          <w:sz w:val="24"/>
-          <w:szCs w:val="24"/>
-        </w:rPr>
-        <w:t xml:space="preserve">,* і </w:t>
-      </w:r>
-      <w:proofErr w:type="spellStart"/>
-      <w:r>
-        <w:rPr>
-          <w:rFonts w:ascii="Times New Roman" w:eastAsia="Times New Roman" w:hAnsi="Times New Roman" w:cs="Times New Roman"/>
-          <w:sz w:val="24"/>
-          <w:szCs w:val="24"/>
-        </w:rPr>
-        <w:t>сла́ву</w:t>
-      </w:r>
-      <w:proofErr w:type="spellEnd"/>
-      <w:r>
-        <w:rPr>
-          <w:rFonts w:ascii="Times New Roman" w:eastAsia="Times New Roman" w:hAnsi="Times New Roman" w:cs="Times New Roman"/>
-          <w:sz w:val="24"/>
-          <w:szCs w:val="24"/>
-        </w:rPr>
-        <w:t xml:space="preserve"> </w:t>
-      </w:r>
-      <w:proofErr w:type="spellStart"/>
-      <w:r>
-        <w:rPr>
-          <w:rFonts w:ascii="Times New Roman" w:eastAsia="Times New Roman" w:hAnsi="Times New Roman" w:cs="Times New Roman"/>
-          <w:sz w:val="24"/>
-          <w:szCs w:val="24"/>
-        </w:rPr>
-        <w:t>лю́ду</w:t>
-      </w:r>
-      <w:proofErr w:type="spellEnd"/>
-      <w:r>
-        <w:rPr>
-          <w:rFonts w:ascii="Times New Roman" w:eastAsia="Times New Roman" w:hAnsi="Times New Roman" w:cs="Times New Roman"/>
-          <w:sz w:val="24"/>
-          <w:szCs w:val="24"/>
-        </w:rPr>
-        <w:t xml:space="preserve"> Твого́, </w:t>
-      </w:r>
-      <w:proofErr w:type="spellStart"/>
-      <w:r>
-        <w:rPr>
-          <w:rFonts w:ascii="Times New Roman" w:eastAsia="Times New Roman" w:hAnsi="Times New Roman" w:cs="Times New Roman"/>
-          <w:sz w:val="24"/>
-          <w:szCs w:val="24"/>
-        </w:rPr>
-        <w:t>Ізра́їля</w:t>
-      </w:r>
-      <w:proofErr w:type="spellEnd"/>
-      <w:r>
-        <w:rPr>
-          <w:rFonts w:ascii="Times New Roman" w:eastAsia="Times New Roman" w:hAnsi="Times New Roman" w:cs="Times New Roman"/>
-          <w:sz w:val="24"/>
-          <w:szCs w:val="24"/>
-        </w:rPr>
-        <w:t>.</w:t>
+        <w:t>Що приготував ти* перед усіма народами;</w:t>
       </w:r>
     </w:p>
     <w:p>
@@ -43495,33 +44183,6 @@
         </w:rPr>
         <w:t>[В] Пісня Симеона</w:t>
       </w:r>
-      <w:r>
-        <w:rPr>
-          <w:rFonts w:ascii="Times New Roman" w:hAnsi="Times New Roman" w:cs="Times New Roman"/>
-          <w:lang w:val="ru-MD"/>
-        </w:rPr>
-        <w:t xml:space="preserve"> </w:t>
-      </w:r>
-      <w:r>
-        <w:rPr>
-          <w:rFonts w:ascii="Times New Roman" w:hAnsi="Times New Roman" w:cs="Times New Roman"/>
-          <w:lang w:val="ru-MD"/>
-        </w:rPr>
-        <w:t>–</w:t>
-      </w:r>
-      <w:r>
-        <w:rPr>
-          <w:rFonts w:ascii="Times New Roman" w:hAnsi="Times New Roman" w:cs="Times New Roman"/>
-          <w:lang w:val="ru-MD"/>
-        </w:rPr>
-        <w:t xml:space="preserve"> </w:t>
-      </w:r>
-      <w:r>
-        <w:rPr>
-          <w:rFonts w:ascii="Times New Roman" w:hAnsi="Times New Roman" w:cs="Times New Roman"/>
-        </w:rPr>
-        <w:t>з пробілами</w:t>
-      </w:r>
     </w:p>
     <w:p>
       <w:pPr>
@@ -43545,105 +44206,2381 @@
           <w:rFonts w:ascii="Times New Roman" w:hAnsi="Times New Roman" w:cs="Times New Roman"/>
         </w:rPr>
       </w:pPr>
-      <w:bookmarkStart w:id="95" w:name="_heading=h.vbsxvrmc9ckr" w:colFirst="0" w:colLast="0"/>
-      <w:bookmarkEnd w:id="95"/>
-      <w:proofErr w:type="spellStart"/>
-      <w:r>
-        <w:rPr>
-          <w:rFonts w:ascii="Times New Roman" w:hAnsi="Times New Roman" w:cs="Times New Roman"/>
-        </w:rPr>
+      <w:proofErr w:type="spellStart"/>
+      <w:r>
+        <w:rPr>
+          <w:rFonts w:ascii="Times New Roman" w:hAnsi="Times New Roman" w:cs="Times New Roman"/>
+        </w:rPr>
+        <w:lastRenderedPageBreak/>
         <w:t>Search</w:t>
       </w:r>
       <w:proofErr w:type="spellEnd"/>
     </w:p>
     <w:p>
       <w:pPr>
+        <w:spacing w:after="120"/>
+        <w:jc w:val="both"/>
+        <w:rPr>
+          <w:rFonts w:ascii="Times New Roman" w:hAnsi="Times New Roman"/>
+          <w:sz w:val="24"/>
+          <w:szCs w:val="24"/>
+        </w:rPr>
+      </w:pPr>
+      <w:r>
+        <w:rPr>
+          <w:rFonts w:ascii="Times New Roman" w:hAnsi="Times New Roman"/>
+          <w:sz w:val="24"/>
+          <w:szCs w:val="24"/>
+        </w:rPr>
+        <w:t>Нині відпускаєш слугу твого, Владико,* за твоїм словом у мирі.</w:t>
+      </w:r>
+    </w:p>
+    <w:p>
+      <w:pPr>
+        <w:spacing w:after="120"/>
+        <w:jc w:val="both"/>
+        <w:rPr>
+          <w:rFonts w:ascii="Times New Roman" w:hAnsi="Times New Roman"/>
+          <w:sz w:val="24"/>
+          <w:szCs w:val="24"/>
+        </w:rPr>
+      </w:pPr>
+      <w:r>
+        <w:rPr>
+          <w:rFonts w:ascii="Times New Roman" w:hAnsi="Times New Roman"/>
+          <w:sz w:val="24"/>
+          <w:szCs w:val="24"/>
+        </w:rPr>
+        <w:t>Бо побачили очі мої* спасіння твоє;</w:t>
+      </w:r>
+    </w:p>
+    <w:p>
+      <w:pPr>
+        <w:spacing w:after="120"/>
+        <w:jc w:val="both"/>
+        <w:rPr>
+          <w:rFonts w:ascii="Times New Roman" w:hAnsi="Times New Roman"/>
+          <w:sz w:val="24"/>
+          <w:szCs w:val="24"/>
+        </w:rPr>
+      </w:pPr>
+      <w:r>
+        <w:rPr>
+          <w:rFonts w:ascii="Times New Roman" w:hAnsi="Times New Roman"/>
+          <w:sz w:val="24"/>
+          <w:szCs w:val="24"/>
+        </w:rPr>
+        <w:t>Що приготував ти* перед усіма народами;</w:t>
+      </w:r>
+    </w:p>
+    <w:p>
+      <w:pPr>
+        <w:spacing w:after="120"/>
+        <w:jc w:val="both"/>
+        <w:rPr>
+          <w:rFonts w:ascii="Times New Roman" w:hAnsi="Times New Roman"/>
+          <w:sz w:val="24"/>
+          <w:szCs w:val="24"/>
+        </w:rPr>
+      </w:pPr>
+      <w:r>
+        <w:rPr>
+          <w:rFonts w:ascii="Times New Roman" w:hAnsi="Times New Roman"/>
+          <w:sz w:val="24"/>
+          <w:szCs w:val="24"/>
+        </w:rPr>
+        <w:t xml:space="preserve">Світло на просвіту поганам,* і славу люду твого, </w:t>
+      </w:r>
+      <w:proofErr w:type="spellStart"/>
+      <w:r>
+        <w:rPr>
+          <w:rFonts w:ascii="Times New Roman" w:hAnsi="Times New Roman"/>
+          <w:sz w:val="24"/>
+          <w:szCs w:val="24"/>
+        </w:rPr>
+        <w:t>Ізраїля</w:t>
+      </w:r>
+      <w:proofErr w:type="spellEnd"/>
+      <w:r>
+        <w:rPr>
+          <w:rFonts w:ascii="Times New Roman" w:hAnsi="Times New Roman"/>
+          <w:sz w:val="24"/>
+          <w:szCs w:val="24"/>
+        </w:rPr>
+        <w:t>.</w:t>
+      </w:r>
+    </w:p>
+    <w:p>
+      <w:pPr>
+        <w:pStyle w:val="2"/>
+        <w:rPr>
+          <w:rFonts w:ascii="Times New Roman" w:hAnsi="Times New Roman" w:cs="Times New Roman"/>
+        </w:rPr>
+      </w:pPr>
+      <w:proofErr w:type="spellStart"/>
+      <w:r>
+        <w:rPr>
+          <w:rFonts w:ascii="Times New Roman" w:eastAsia="Times New Roman" w:hAnsi="Times New Roman" w:cs="Times New Roman"/>
+          <w:sz w:val="24"/>
+          <w:szCs w:val="24"/>
+        </w:rPr>
+        <w:t>Replace</w:t>
+      </w:r>
+      <w:proofErr w:type="spellEnd"/>
+    </w:p>
+    <w:p>
+      <w:pPr>
+        <w:spacing w:line="240" w:lineRule="auto"/>
+        <w:rPr>
+          <w:rFonts w:ascii="Times New Roman" w:eastAsia="Times New Roman" w:hAnsi="Times New Roman" w:cs="Times New Roman"/>
+          <w:sz w:val="24"/>
+          <w:szCs w:val="24"/>
+        </w:rPr>
+      </w:pPr>
+      <w:proofErr w:type="spellStart"/>
+      <w:r>
+        <w:rPr>
+          <w:rFonts w:ascii="Times New Roman" w:eastAsia="Times New Roman" w:hAnsi="Times New Roman" w:cs="Times New Roman"/>
+          <w:sz w:val="24"/>
+          <w:szCs w:val="24"/>
+        </w:rPr>
+        <w:t>Ни́ні</w:t>
+      </w:r>
+      <w:proofErr w:type="spellEnd"/>
+      <w:r>
+        <w:rPr>
+          <w:rFonts w:ascii="Times New Roman" w:eastAsia="Times New Roman" w:hAnsi="Times New Roman" w:cs="Times New Roman"/>
+          <w:sz w:val="24"/>
+          <w:szCs w:val="24"/>
+        </w:rPr>
+        <w:t xml:space="preserve"> </w:t>
+      </w:r>
+      <w:proofErr w:type="spellStart"/>
+      <w:r>
+        <w:rPr>
+          <w:rFonts w:ascii="Times New Roman" w:eastAsia="Times New Roman" w:hAnsi="Times New Roman" w:cs="Times New Roman"/>
+          <w:sz w:val="24"/>
+          <w:szCs w:val="24"/>
+        </w:rPr>
+        <w:t>відпуска́єш</w:t>
+      </w:r>
+      <w:proofErr w:type="spellEnd"/>
+      <w:r>
+        <w:rPr>
+          <w:rFonts w:ascii="Times New Roman" w:eastAsia="Times New Roman" w:hAnsi="Times New Roman" w:cs="Times New Roman"/>
+          <w:sz w:val="24"/>
+          <w:szCs w:val="24"/>
+        </w:rPr>
+        <w:t xml:space="preserve"> слугу́ Твого́, </w:t>
+      </w:r>
+      <w:proofErr w:type="spellStart"/>
+      <w:r>
+        <w:rPr>
+          <w:rFonts w:ascii="Times New Roman" w:eastAsia="Times New Roman" w:hAnsi="Times New Roman" w:cs="Times New Roman"/>
+          <w:sz w:val="24"/>
+          <w:szCs w:val="24"/>
+        </w:rPr>
+        <w:t>Влади́ко</w:t>
+      </w:r>
+      <w:proofErr w:type="spellEnd"/>
+      <w:r>
+        <w:rPr>
+          <w:rFonts w:ascii="Times New Roman" w:eastAsia="Times New Roman" w:hAnsi="Times New Roman" w:cs="Times New Roman"/>
+          <w:sz w:val="24"/>
+          <w:szCs w:val="24"/>
+        </w:rPr>
+        <w:t xml:space="preserve">,* за </w:t>
+      </w:r>
+      <w:proofErr w:type="spellStart"/>
+      <w:r>
+        <w:rPr>
+          <w:rFonts w:ascii="Times New Roman" w:eastAsia="Times New Roman" w:hAnsi="Times New Roman" w:cs="Times New Roman"/>
+          <w:sz w:val="24"/>
+          <w:szCs w:val="24"/>
+        </w:rPr>
+        <w:t>Твої́м</w:t>
+      </w:r>
+      <w:proofErr w:type="spellEnd"/>
+      <w:r>
+        <w:rPr>
+          <w:rFonts w:ascii="Times New Roman" w:eastAsia="Times New Roman" w:hAnsi="Times New Roman" w:cs="Times New Roman"/>
+          <w:sz w:val="24"/>
+          <w:szCs w:val="24"/>
+        </w:rPr>
+        <w:t xml:space="preserve"> </w:t>
+      </w:r>
+      <w:proofErr w:type="spellStart"/>
+      <w:r>
+        <w:rPr>
+          <w:rFonts w:ascii="Times New Roman" w:eastAsia="Times New Roman" w:hAnsi="Times New Roman" w:cs="Times New Roman"/>
+          <w:sz w:val="24"/>
+          <w:szCs w:val="24"/>
+        </w:rPr>
+        <w:t>сло́вом</w:t>
+      </w:r>
+      <w:proofErr w:type="spellEnd"/>
+      <w:r>
+        <w:rPr>
+          <w:rFonts w:ascii="Times New Roman" w:eastAsia="Times New Roman" w:hAnsi="Times New Roman" w:cs="Times New Roman"/>
+          <w:sz w:val="24"/>
+          <w:szCs w:val="24"/>
+        </w:rPr>
+        <w:t xml:space="preserve"> у </w:t>
+      </w:r>
+      <w:proofErr w:type="spellStart"/>
+      <w:r>
+        <w:rPr>
+          <w:rFonts w:ascii="Times New Roman" w:eastAsia="Times New Roman" w:hAnsi="Times New Roman" w:cs="Times New Roman"/>
+          <w:sz w:val="24"/>
+          <w:szCs w:val="24"/>
+        </w:rPr>
+        <w:t>ми́рі</w:t>
+      </w:r>
+      <w:proofErr w:type="spellEnd"/>
+      <w:r>
+        <w:rPr>
+          <w:rFonts w:ascii="Times New Roman" w:eastAsia="Times New Roman" w:hAnsi="Times New Roman" w:cs="Times New Roman"/>
+          <w:sz w:val="24"/>
+          <w:szCs w:val="24"/>
+        </w:rPr>
+        <w:t>.</w:t>
+      </w:r>
+    </w:p>
+    <w:p>
+      <w:pPr>
+        <w:spacing w:line="240" w:lineRule="auto"/>
+        <w:rPr>
+          <w:rFonts w:ascii="Times New Roman" w:eastAsia="Times New Roman" w:hAnsi="Times New Roman" w:cs="Times New Roman"/>
+          <w:sz w:val="24"/>
+          <w:szCs w:val="24"/>
+        </w:rPr>
+      </w:pPr>
+      <w:r>
+        <w:rPr>
+          <w:rFonts w:ascii="Times New Roman" w:eastAsia="Times New Roman" w:hAnsi="Times New Roman" w:cs="Times New Roman"/>
+          <w:sz w:val="24"/>
+          <w:szCs w:val="24"/>
+        </w:rPr>
+        <w:t xml:space="preserve">Бо </w:t>
+      </w:r>
+      <w:proofErr w:type="spellStart"/>
+      <w:r>
+        <w:rPr>
+          <w:rFonts w:ascii="Times New Roman" w:eastAsia="Times New Roman" w:hAnsi="Times New Roman" w:cs="Times New Roman"/>
+          <w:sz w:val="24"/>
+          <w:szCs w:val="24"/>
+        </w:rPr>
+        <w:t>поба́чили</w:t>
+      </w:r>
+      <w:proofErr w:type="spellEnd"/>
+      <w:r>
+        <w:rPr>
+          <w:rFonts w:ascii="Times New Roman" w:eastAsia="Times New Roman" w:hAnsi="Times New Roman" w:cs="Times New Roman"/>
+          <w:sz w:val="24"/>
+          <w:szCs w:val="24"/>
+        </w:rPr>
+        <w:t xml:space="preserve"> </w:t>
+      </w:r>
+      <w:proofErr w:type="spellStart"/>
+      <w:r>
+        <w:rPr>
+          <w:rFonts w:ascii="Times New Roman" w:eastAsia="Times New Roman" w:hAnsi="Times New Roman" w:cs="Times New Roman"/>
+          <w:sz w:val="24"/>
+          <w:szCs w:val="24"/>
+        </w:rPr>
+        <w:t>о́чі</w:t>
+      </w:r>
+      <w:proofErr w:type="spellEnd"/>
+      <w:r>
+        <w:rPr>
+          <w:rFonts w:ascii="Times New Roman" w:eastAsia="Times New Roman" w:hAnsi="Times New Roman" w:cs="Times New Roman"/>
+          <w:sz w:val="24"/>
+          <w:szCs w:val="24"/>
+        </w:rPr>
+        <w:t xml:space="preserve"> мої́* </w:t>
+      </w:r>
+      <w:proofErr w:type="spellStart"/>
+      <w:r>
+        <w:rPr>
+          <w:rFonts w:ascii="Times New Roman" w:eastAsia="Times New Roman" w:hAnsi="Times New Roman" w:cs="Times New Roman"/>
+          <w:sz w:val="24"/>
+          <w:szCs w:val="24"/>
+        </w:rPr>
+        <w:t>спасі́ння</w:t>
+      </w:r>
+      <w:proofErr w:type="spellEnd"/>
+      <w:r>
+        <w:rPr>
+          <w:rFonts w:ascii="Times New Roman" w:eastAsia="Times New Roman" w:hAnsi="Times New Roman" w:cs="Times New Roman"/>
+          <w:sz w:val="24"/>
+          <w:szCs w:val="24"/>
+        </w:rPr>
+        <w:t xml:space="preserve"> Твоє́;</w:t>
+      </w:r>
+    </w:p>
+    <w:p>
+      <w:pPr>
+        <w:spacing w:line="240" w:lineRule="auto"/>
+        <w:rPr>
+          <w:rFonts w:ascii="Times New Roman" w:eastAsia="Times New Roman" w:hAnsi="Times New Roman" w:cs="Times New Roman"/>
+          <w:sz w:val="24"/>
+          <w:szCs w:val="24"/>
+        </w:rPr>
+      </w:pPr>
+      <w:r>
+        <w:rPr>
+          <w:rFonts w:ascii="Times New Roman" w:eastAsia="Times New Roman" w:hAnsi="Times New Roman" w:cs="Times New Roman"/>
+          <w:sz w:val="24"/>
+          <w:szCs w:val="24"/>
+        </w:rPr>
+        <w:t xml:space="preserve">Що </w:t>
+      </w:r>
+      <w:proofErr w:type="spellStart"/>
+      <w:r>
+        <w:rPr>
+          <w:rFonts w:ascii="Times New Roman" w:eastAsia="Times New Roman" w:hAnsi="Times New Roman" w:cs="Times New Roman"/>
+          <w:sz w:val="24"/>
+          <w:szCs w:val="24"/>
+        </w:rPr>
+        <w:t>приготува́в</w:t>
+      </w:r>
+      <w:proofErr w:type="spellEnd"/>
+      <w:r>
+        <w:rPr>
+          <w:rFonts w:ascii="Times New Roman" w:eastAsia="Times New Roman" w:hAnsi="Times New Roman" w:cs="Times New Roman"/>
+          <w:sz w:val="24"/>
+          <w:szCs w:val="24"/>
+        </w:rPr>
+        <w:t xml:space="preserve"> Ти* </w:t>
+      </w:r>
+      <w:proofErr w:type="spellStart"/>
+      <w:r>
+        <w:rPr>
+          <w:rFonts w:ascii="Times New Roman" w:eastAsia="Times New Roman" w:hAnsi="Times New Roman" w:cs="Times New Roman"/>
+          <w:sz w:val="24"/>
+          <w:szCs w:val="24"/>
+        </w:rPr>
+        <w:t>пе́ред</w:t>
+      </w:r>
+      <w:proofErr w:type="spellEnd"/>
+      <w:r>
+        <w:rPr>
+          <w:rFonts w:ascii="Times New Roman" w:eastAsia="Times New Roman" w:hAnsi="Times New Roman" w:cs="Times New Roman"/>
+          <w:sz w:val="24"/>
+          <w:szCs w:val="24"/>
+        </w:rPr>
+        <w:t xml:space="preserve"> усіма́ </w:t>
+      </w:r>
+      <w:proofErr w:type="spellStart"/>
+      <w:r>
+        <w:rPr>
+          <w:rFonts w:ascii="Times New Roman" w:eastAsia="Times New Roman" w:hAnsi="Times New Roman" w:cs="Times New Roman"/>
+          <w:sz w:val="24"/>
+          <w:szCs w:val="24"/>
+        </w:rPr>
+        <w:t>наро́дами</w:t>
+      </w:r>
+      <w:proofErr w:type="spellEnd"/>
+      <w:r>
+        <w:rPr>
+          <w:rFonts w:ascii="Times New Roman" w:eastAsia="Times New Roman" w:hAnsi="Times New Roman" w:cs="Times New Roman"/>
+          <w:sz w:val="24"/>
+          <w:szCs w:val="24"/>
+        </w:rPr>
+        <w:t>;</w:t>
+      </w:r>
+    </w:p>
+    <w:p>
+      <w:pPr>
+        <w:spacing w:line="240" w:lineRule="auto"/>
+        <w:rPr>
+          <w:rFonts w:ascii="Times New Roman" w:eastAsia="Times New Roman" w:hAnsi="Times New Roman" w:cs="Times New Roman"/>
+          <w:sz w:val="24"/>
+          <w:szCs w:val="24"/>
+        </w:rPr>
+      </w:pPr>
+      <w:proofErr w:type="spellStart"/>
+      <w:r>
+        <w:rPr>
+          <w:rFonts w:ascii="Times New Roman" w:eastAsia="Times New Roman" w:hAnsi="Times New Roman" w:cs="Times New Roman"/>
+          <w:sz w:val="24"/>
+          <w:szCs w:val="24"/>
+        </w:rPr>
+        <w:t>Сві́тло</w:t>
+      </w:r>
+      <w:proofErr w:type="spellEnd"/>
+      <w:r>
+        <w:rPr>
+          <w:rFonts w:ascii="Times New Roman" w:eastAsia="Times New Roman" w:hAnsi="Times New Roman" w:cs="Times New Roman"/>
+          <w:sz w:val="24"/>
+          <w:szCs w:val="24"/>
+        </w:rPr>
+        <w:t xml:space="preserve"> на </w:t>
+      </w:r>
+      <w:proofErr w:type="spellStart"/>
+      <w:r>
+        <w:rPr>
+          <w:rFonts w:ascii="Times New Roman" w:eastAsia="Times New Roman" w:hAnsi="Times New Roman" w:cs="Times New Roman"/>
+          <w:sz w:val="24"/>
+          <w:szCs w:val="24"/>
+        </w:rPr>
+        <w:t>просві́ту</w:t>
+      </w:r>
+      <w:proofErr w:type="spellEnd"/>
+      <w:r>
+        <w:rPr>
+          <w:rFonts w:ascii="Times New Roman" w:eastAsia="Times New Roman" w:hAnsi="Times New Roman" w:cs="Times New Roman"/>
+          <w:sz w:val="24"/>
+          <w:szCs w:val="24"/>
+        </w:rPr>
+        <w:t xml:space="preserve"> </w:t>
+      </w:r>
+      <w:proofErr w:type="spellStart"/>
+      <w:r>
+        <w:rPr>
+          <w:rFonts w:ascii="Times New Roman" w:eastAsia="Times New Roman" w:hAnsi="Times New Roman" w:cs="Times New Roman"/>
+          <w:sz w:val="24"/>
+          <w:szCs w:val="24"/>
+        </w:rPr>
+        <w:t>пога́нам</w:t>
+      </w:r>
+      <w:proofErr w:type="spellEnd"/>
+      <w:r>
+        <w:rPr>
+          <w:rFonts w:ascii="Times New Roman" w:eastAsia="Times New Roman" w:hAnsi="Times New Roman" w:cs="Times New Roman"/>
+          <w:sz w:val="24"/>
+          <w:szCs w:val="24"/>
+        </w:rPr>
+        <w:t xml:space="preserve">,* і </w:t>
+      </w:r>
+      <w:proofErr w:type="spellStart"/>
+      <w:r>
+        <w:rPr>
+          <w:rFonts w:ascii="Times New Roman" w:eastAsia="Times New Roman" w:hAnsi="Times New Roman" w:cs="Times New Roman"/>
+          <w:sz w:val="24"/>
+          <w:szCs w:val="24"/>
+        </w:rPr>
+        <w:t>сла́ву</w:t>
+      </w:r>
+      <w:proofErr w:type="spellEnd"/>
+      <w:r>
+        <w:rPr>
+          <w:rFonts w:ascii="Times New Roman" w:eastAsia="Times New Roman" w:hAnsi="Times New Roman" w:cs="Times New Roman"/>
+          <w:sz w:val="24"/>
+          <w:szCs w:val="24"/>
+        </w:rPr>
+        <w:t xml:space="preserve"> </w:t>
+      </w:r>
+      <w:proofErr w:type="spellStart"/>
+      <w:r>
+        <w:rPr>
+          <w:rFonts w:ascii="Times New Roman" w:eastAsia="Times New Roman" w:hAnsi="Times New Roman" w:cs="Times New Roman"/>
+          <w:sz w:val="24"/>
+          <w:szCs w:val="24"/>
+        </w:rPr>
+        <w:t>лю́ду</w:t>
+      </w:r>
+      <w:proofErr w:type="spellEnd"/>
+      <w:r>
+        <w:rPr>
+          <w:rFonts w:ascii="Times New Roman" w:eastAsia="Times New Roman" w:hAnsi="Times New Roman" w:cs="Times New Roman"/>
+          <w:sz w:val="24"/>
+          <w:szCs w:val="24"/>
+        </w:rPr>
+        <w:t xml:space="preserve"> Твого́, </w:t>
+      </w:r>
+      <w:proofErr w:type="spellStart"/>
+      <w:r>
+        <w:rPr>
+          <w:rFonts w:ascii="Times New Roman" w:eastAsia="Times New Roman" w:hAnsi="Times New Roman" w:cs="Times New Roman"/>
+          <w:sz w:val="24"/>
+          <w:szCs w:val="24"/>
+        </w:rPr>
+        <w:t>Ізра́їля</w:t>
+      </w:r>
+      <w:proofErr w:type="spellEnd"/>
+      <w:r>
+        <w:rPr>
+          <w:rFonts w:ascii="Times New Roman" w:eastAsia="Times New Roman" w:hAnsi="Times New Roman" w:cs="Times New Roman"/>
+          <w:sz w:val="24"/>
+          <w:szCs w:val="24"/>
+        </w:rPr>
+        <w:t>.</w:t>
+      </w:r>
+    </w:p>
+    <w:p>
+      <w:pPr>
+        <w:pStyle w:val="1"/>
         <w:spacing w:after="120" w:line="240" w:lineRule="auto"/>
         <w:jc w:val="both"/>
         <w:rPr>
-          <w:rFonts w:ascii="Times New Roman" w:eastAsia="Times New Roman" w:hAnsi="Times New Roman" w:cs="Times New Roman"/>
-          <w:sz w:val="24"/>
-          <w:szCs w:val="24"/>
-        </w:rPr>
-      </w:pPr>
-      <w:r>
-        <w:rPr>
-          <w:rFonts w:ascii="Times New Roman" w:eastAsia="Times New Roman" w:hAnsi="Times New Roman" w:cs="Times New Roman"/>
-          <w:sz w:val="24"/>
-          <w:szCs w:val="24"/>
-        </w:rPr>
-        <w:t xml:space="preserve">Нині відпускаєш слугу твого, Владико,* за твоїм словом у мирі. </w:t>
-      </w:r>
-    </w:p>
-    <w:p>
-      <w:pPr>
+          <w:rFonts w:ascii="Times New Roman" w:hAnsi="Times New Roman" w:cs="Times New Roman"/>
+        </w:rPr>
+      </w:pPr>
+      <w:r>
+        <w:rPr>
+          <w:rFonts w:ascii="Times New Roman" w:hAnsi="Times New Roman" w:cs="Times New Roman"/>
+        </w:rPr>
+        <w:t xml:space="preserve">[В] </w:t>
+      </w:r>
+      <w:r>
+        <w:rPr>
+          <w:rFonts w:ascii="Times New Roman" w:hAnsi="Times New Roman" w:cs="Times New Roman"/>
+        </w:rPr>
+        <w:t>Псалом 33</w:t>
+      </w:r>
+    </w:p>
+    <w:p>
+      <w:pPr>
+        <w:rPr>
+          <w:rFonts w:ascii="Times New Roman" w:hAnsi="Times New Roman" w:cs="Times New Roman"/>
+        </w:rPr>
+      </w:pPr>
+      <w:r>
+        <w:rPr>
+          <w:rFonts w:ascii="Times New Roman" w:hAnsi="Times New Roman" w:cs="Times New Roman"/>
+        </w:rPr>
+        <w:t>09</w:t>
+      </w:r>
+      <w:r>
+        <w:rPr>
+          <w:rFonts w:ascii="Times New Roman" w:hAnsi="Times New Roman" w:cs="Times New Roman"/>
+        </w:rPr>
+        <w:t>.0</w:t>
+      </w:r>
+      <w:r>
+        <w:rPr>
+          <w:rFonts w:ascii="Times New Roman" w:hAnsi="Times New Roman" w:cs="Times New Roman"/>
+        </w:rPr>
+        <w:t>8</w:t>
+      </w:r>
+    </w:p>
+    <w:p>
+      <w:pPr>
+        <w:pStyle w:val="2"/>
         <w:spacing w:after="120" w:line="240" w:lineRule="auto"/>
         <w:jc w:val="both"/>
         <w:rPr>
-          <w:rFonts w:ascii="Times New Roman" w:eastAsia="Times New Roman" w:hAnsi="Times New Roman" w:cs="Times New Roman"/>
-          <w:sz w:val="24"/>
-          <w:szCs w:val="24"/>
-        </w:rPr>
-      </w:pPr>
-      <w:r>
-        <w:rPr>
-          <w:rFonts w:ascii="Times New Roman" w:eastAsia="Times New Roman" w:hAnsi="Times New Roman" w:cs="Times New Roman"/>
-          <w:sz w:val="24"/>
-          <w:szCs w:val="24"/>
-        </w:rPr>
-        <w:t xml:space="preserve">Бо побачили очі мої* спасіння твоє, </w:t>
-      </w:r>
-    </w:p>
-    <w:p>
-      <w:pPr>
+          <w:rFonts w:ascii="Times New Roman" w:hAnsi="Times New Roman" w:cs="Times New Roman"/>
+        </w:rPr>
+      </w:pPr>
+      <w:bookmarkStart w:id="94" w:name="_heading=h.vbsxvrmc9ckr" w:colFirst="0" w:colLast="0"/>
+      <w:bookmarkEnd w:id="94"/>
+      <w:proofErr w:type="spellStart"/>
+      <w:r>
+        <w:rPr>
+          <w:rFonts w:ascii="Times New Roman" w:hAnsi="Times New Roman" w:cs="Times New Roman"/>
+        </w:rPr>
+        <w:t>Search</w:t>
+      </w:r>
+      <w:proofErr w:type="spellEnd"/>
+    </w:p>
+    <w:p>
+      <w:pPr>
+        <w:spacing w:after="120"/>
+        <w:jc w:val="both"/>
+        <w:rPr>
+          <w:rFonts w:ascii="Times New Roman" w:hAnsi="Times New Roman" w:cs="Times New Roman"/>
+          <w:sz w:val="24"/>
+          <w:szCs w:val="24"/>
+        </w:rPr>
+      </w:pPr>
+      <w:r>
+        <w:rPr>
+          <w:rFonts w:ascii="Times New Roman" w:hAnsi="Times New Roman" w:cs="Times New Roman"/>
+          <w:sz w:val="24"/>
+          <w:szCs w:val="24"/>
+        </w:rPr>
+        <w:t>Благословлю Господа повсякчасно,* завжди хвала його на устах у мене.</w:t>
+      </w:r>
+    </w:p>
+    <w:p>
+      <w:pPr>
+        <w:spacing w:after="120"/>
+        <w:jc w:val="both"/>
+        <w:rPr>
+          <w:rFonts w:ascii="Times New Roman" w:hAnsi="Times New Roman" w:cs="Times New Roman"/>
+          <w:sz w:val="24"/>
+          <w:szCs w:val="24"/>
+        </w:rPr>
+      </w:pPr>
+      <w:r>
+        <w:rPr>
+          <w:rFonts w:ascii="Times New Roman" w:hAnsi="Times New Roman" w:cs="Times New Roman"/>
+          <w:sz w:val="24"/>
+          <w:szCs w:val="24"/>
+        </w:rPr>
+        <w:t>Душа моя нехай Господом хвалиться,* нехай покірні чують те й веселяться.</w:t>
+      </w:r>
+    </w:p>
+    <w:p>
+      <w:pPr>
+        <w:spacing w:after="120"/>
+        <w:jc w:val="both"/>
+        <w:rPr>
+          <w:rFonts w:ascii="Times New Roman" w:hAnsi="Times New Roman" w:cs="Times New Roman"/>
+          <w:sz w:val="24"/>
+          <w:szCs w:val="24"/>
+        </w:rPr>
+      </w:pPr>
+      <w:r>
+        <w:rPr>
+          <w:rFonts w:ascii="Times New Roman" w:hAnsi="Times New Roman" w:cs="Times New Roman"/>
+          <w:sz w:val="24"/>
+          <w:szCs w:val="24"/>
+        </w:rPr>
+        <w:t>Величайте Господа зо мною;* і вознесімо ім'я його разом.</w:t>
+      </w:r>
+    </w:p>
+    <w:p>
+      <w:pPr>
+        <w:spacing w:after="120"/>
+        <w:jc w:val="both"/>
+        <w:rPr>
+          <w:rFonts w:ascii="Times New Roman" w:hAnsi="Times New Roman" w:cs="Times New Roman"/>
+          <w:sz w:val="24"/>
+          <w:szCs w:val="24"/>
+        </w:rPr>
+      </w:pPr>
+      <w:r>
+        <w:rPr>
+          <w:rFonts w:ascii="Times New Roman" w:hAnsi="Times New Roman" w:cs="Times New Roman"/>
+          <w:sz w:val="24"/>
+          <w:szCs w:val="24"/>
+        </w:rPr>
+        <w:t>Я шукав Господа, і він почув мене;* і звільнив мене від усіх моїх скорбот.</w:t>
+      </w:r>
+    </w:p>
+    <w:p>
+      <w:pPr>
+        <w:spacing w:after="120"/>
+        <w:jc w:val="both"/>
+        <w:rPr>
+          <w:rFonts w:ascii="Times New Roman" w:hAnsi="Times New Roman" w:cs="Times New Roman"/>
+          <w:sz w:val="24"/>
+          <w:szCs w:val="24"/>
+        </w:rPr>
+      </w:pPr>
+      <w:r>
+        <w:rPr>
+          <w:rFonts w:ascii="Times New Roman" w:hAnsi="Times New Roman" w:cs="Times New Roman"/>
+          <w:sz w:val="24"/>
+          <w:szCs w:val="24"/>
+        </w:rPr>
+        <w:t>Гляньте на нього й розвеселіться,* обличчя ваше нехай не соромиться.</w:t>
+      </w:r>
+    </w:p>
+    <w:p>
+      <w:pPr>
+        <w:spacing w:after="120"/>
+        <w:jc w:val="both"/>
+        <w:rPr>
+          <w:rFonts w:ascii="Times New Roman" w:hAnsi="Times New Roman" w:cs="Times New Roman"/>
+          <w:sz w:val="24"/>
+          <w:szCs w:val="24"/>
+        </w:rPr>
+      </w:pPr>
+      <w:r>
+        <w:rPr>
+          <w:rFonts w:ascii="Times New Roman" w:hAnsi="Times New Roman" w:cs="Times New Roman"/>
+          <w:sz w:val="24"/>
+          <w:szCs w:val="24"/>
+        </w:rPr>
+        <w:t>Ось візвав бідолаха, і Господь почув,* і врятував його від усіх його напастей.</w:t>
+      </w:r>
+    </w:p>
+    <w:p>
+      <w:pPr>
+        <w:spacing w:after="120"/>
+        <w:jc w:val="both"/>
+        <w:rPr>
+          <w:rFonts w:ascii="Times New Roman" w:hAnsi="Times New Roman" w:cs="Times New Roman"/>
+          <w:sz w:val="24"/>
+          <w:szCs w:val="24"/>
+        </w:rPr>
+      </w:pPr>
+      <w:r>
+        <w:rPr>
+          <w:rFonts w:ascii="Times New Roman" w:hAnsi="Times New Roman" w:cs="Times New Roman"/>
+          <w:sz w:val="24"/>
+          <w:szCs w:val="24"/>
+        </w:rPr>
+        <w:t>Ангел Господній стоїть на варті навкруг тих, що його бояться,* і їх визволяє.</w:t>
+      </w:r>
+    </w:p>
+    <w:p>
+      <w:pPr>
+        <w:spacing w:after="120"/>
+        <w:jc w:val="both"/>
+        <w:rPr>
+          <w:rFonts w:ascii="Times New Roman" w:hAnsi="Times New Roman" w:cs="Times New Roman"/>
+          <w:sz w:val="24"/>
+          <w:szCs w:val="24"/>
+        </w:rPr>
+      </w:pPr>
+      <w:r>
+        <w:rPr>
+          <w:rFonts w:ascii="Times New Roman" w:hAnsi="Times New Roman" w:cs="Times New Roman"/>
+          <w:sz w:val="24"/>
+          <w:szCs w:val="24"/>
+        </w:rPr>
+        <w:t>Спробуйте й подивіться, який добрий Господь.* Блаженний, хто до нього прибігає.</w:t>
+      </w:r>
+    </w:p>
+    <w:p>
+      <w:pPr>
+        <w:spacing w:after="120"/>
+        <w:jc w:val="both"/>
+        <w:rPr>
+          <w:rFonts w:ascii="Times New Roman" w:hAnsi="Times New Roman" w:cs="Times New Roman"/>
+          <w:sz w:val="24"/>
+          <w:szCs w:val="24"/>
+        </w:rPr>
+      </w:pPr>
+      <w:r>
+        <w:rPr>
+          <w:rFonts w:ascii="Times New Roman" w:hAnsi="Times New Roman" w:cs="Times New Roman"/>
+          <w:sz w:val="24"/>
+          <w:szCs w:val="24"/>
+        </w:rPr>
+        <w:t>Бійтеся Господа, його святі,* бо нема нестачі в тих, що його бояться.</w:t>
+      </w:r>
+    </w:p>
+    <w:p>
+      <w:pPr>
+        <w:spacing w:after="120"/>
+        <w:jc w:val="both"/>
+        <w:rPr>
+          <w:rFonts w:ascii="Times New Roman" w:hAnsi="Times New Roman" w:cs="Times New Roman"/>
+          <w:sz w:val="24"/>
+          <w:szCs w:val="24"/>
+        </w:rPr>
+      </w:pPr>
+      <w:r>
+        <w:rPr>
+          <w:rFonts w:ascii="Times New Roman" w:hAnsi="Times New Roman" w:cs="Times New Roman"/>
+          <w:sz w:val="24"/>
+          <w:szCs w:val="24"/>
+        </w:rPr>
+        <w:t>Багаті збідніли й голодують,* а тим, що Господа шукають, ніякого блага не забракне.</w:t>
+      </w:r>
+    </w:p>
+    <w:p>
+      <w:pPr>
+        <w:pStyle w:val="2"/>
+        <w:rPr>
+          <w:rFonts w:ascii="Times New Roman" w:hAnsi="Times New Roman" w:cs="Times New Roman"/>
+        </w:rPr>
+      </w:pPr>
+      <w:proofErr w:type="spellStart"/>
+      <w:r>
+        <w:rPr>
+          <w:rFonts w:ascii="Times New Roman" w:eastAsia="Times New Roman" w:hAnsi="Times New Roman" w:cs="Times New Roman"/>
+          <w:sz w:val="24"/>
+          <w:szCs w:val="24"/>
+        </w:rPr>
+        <w:t>Replace</w:t>
+      </w:r>
+      <w:proofErr w:type="spellEnd"/>
+    </w:p>
+    <w:p>
+      <w:pPr>
+        <w:spacing w:after="120" w:line="240" w:lineRule="auto"/>
+        <w:rPr>
+          <w:rFonts w:ascii="Times New Roman" w:hAnsi="Times New Roman" w:cs="Times New Roman"/>
+          <w:sz w:val="24"/>
+          <w:szCs w:val="24"/>
+        </w:rPr>
+      </w:pPr>
+      <w:bookmarkStart w:id="95" w:name="_Hlk173949854"/>
+      <w:r>
+        <w:rPr>
+          <w:rFonts w:ascii="Times New Roman" w:hAnsi="Times New Roman" w:cs="Times New Roman"/>
+          <w:sz w:val="24"/>
+          <w:szCs w:val="24"/>
+        </w:rPr>
+        <w:t xml:space="preserve">Благословлю́ </w:t>
+      </w:r>
+      <w:proofErr w:type="spellStart"/>
+      <w:r>
+        <w:rPr>
+          <w:rFonts w:ascii="Times New Roman" w:hAnsi="Times New Roman" w:cs="Times New Roman"/>
+          <w:sz w:val="24"/>
+          <w:szCs w:val="24"/>
+        </w:rPr>
+        <w:t>Го́спода</w:t>
+      </w:r>
+      <w:proofErr w:type="spellEnd"/>
+      <w:r>
+        <w:rPr>
+          <w:rFonts w:ascii="Times New Roman" w:hAnsi="Times New Roman" w:cs="Times New Roman"/>
+          <w:sz w:val="24"/>
+          <w:szCs w:val="24"/>
+        </w:rPr>
+        <w:t xml:space="preserve"> </w:t>
+      </w:r>
+      <w:proofErr w:type="spellStart"/>
+      <w:r>
+        <w:rPr>
+          <w:rFonts w:ascii="Times New Roman" w:hAnsi="Times New Roman" w:cs="Times New Roman"/>
+          <w:sz w:val="24"/>
+          <w:szCs w:val="24"/>
+        </w:rPr>
+        <w:t>повсякча́сно</w:t>
+      </w:r>
+      <w:proofErr w:type="spellEnd"/>
+      <w:r>
+        <w:rPr>
+          <w:rFonts w:ascii="Times New Roman" w:hAnsi="Times New Roman" w:cs="Times New Roman"/>
+          <w:sz w:val="24"/>
+          <w:szCs w:val="24"/>
+        </w:rPr>
+        <w:t xml:space="preserve">,* </w:t>
+      </w:r>
+      <w:proofErr w:type="spellStart"/>
+      <w:r>
+        <w:rPr>
+          <w:rFonts w:ascii="Times New Roman" w:hAnsi="Times New Roman" w:cs="Times New Roman"/>
+          <w:sz w:val="24"/>
+          <w:szCs w:val="24"/>
+        </w:rPr>
+        <w:t>зав́жди</w:t>
+      </w:r>
+      <w:proofErr w:type="spellEnd"/>
+      <w:r>
+        <w:rPr>
+          <w:rFonts w:ascii="Times New Roman" w:hAnsi="Times New Roman" w:cs="Times New Roman"/>
+          <w:sz w:val="24"/>
+          <w:szCs w:val="24"/>
+        </w:rPr>
+        <w:t xml:space="preserve"> хвала́ Його́ на </w:t>
+      </w:r>
+      <w:proofErr w:type="spellStart"/>
+      <w:r>
+        <w:rPr>
+          <w:rFonts w:ascii="Times New Roman" w:hAnsi="Times New Roman" w:cs="Times New Roman"/>
+          <w:sz w:val="24"/>
+          <w:szCs w:val="24"/>
+        </w:rPr>
+        <w:t>уста́х</w:t>
+      </w:r>
+      <w:proofErr w:type="spellEnd"/>
+      <w:r>
+        <w:rPr>
+          <w:rFonts w:ascii="Times New Roman" w:hAnsi="Times New Roman" w:cs="Times New Roman"/>
+          <w:sz w:val="24"/>
+          <w:szCs w:val="24"/>
+        </w:rPr>
+        <w:t xml:space="preserve"> у </w:t>
+      </w:r>
+      <w:proofErr w:type="spellStart"/>
+      <w:r>
+        <w:rPr>
+          <w:rFonts w:ascii="Times New Roman" w:hAnsi="Times New Roman" w:cs="Times New Roman"/>
+          <w:sz w:val="24"/>
+          <w:szCs w:val="24"/>
+        </w:rPr>
+        <w:t>ме́не</w:t>
+      </w:r>
+      <w:proofErr w:type="spellEnd"/>
+      <w:r>
+        <w:rPr>
+          <w:rFonts w:ascii="Times New Roman" w:hAnsi="Times New Roman" w:cs="Times New Roman"/>
+          <w:sz w:val="24"/>
+          <w:szCs w:val="24"/>
+        </w:rPr>
+        <w:t>.</w:t>
+      </w:r>
+    </w:p>
+    <w:p>
+      <w:pPr>
+        <w:spacing w:after="120" w:line="240" w:lineRule="auto"/>
+        <w:rPr>
+          <w:rFonts w:ascii="Times New Roman" w:hAnsi="Times New Roman" w:cs="Times New Roman"/>
+          <w:sz w:val="24"/>
+          <w:szCs w:val="24"/>
+        </w:rPr>
+      </w:pPr>
+      <w:r>
+        <w:rPr>
+          <w:rFonts w:ascii="Times New Roman" w:hAnsi="Times New Roman" w:cs="Times New Roman"/>
+          <w:sz w:val="24"/>
+          <w:szCs w:val="24"/>
+        </w:rPr>
+        <w:t xml:space="preserve">Душа́ моя́ </w:t>
+      </w:r>
+      <w:proofErr w:type="spellStart"/>
+      <w:r>
+        <w:rPr>
+          <w:rFonts w:ascii="Times New Roman" w:hAnsi="Times New Roman" w:cs="Times New Roman"/>
+          <w:sz w:val="24"/>
+          <w:szCs w:val="24"/>
+        </w:rPr>
+        <w:t>неха́й</w:t>
+      </w:r>
+      <w:proofErr w:type="spellEnd"/>
+      <w:r>
+        <w:rPr>
+          <w:rFonts w:ascii="Times New Roman" w:hAnsi="Times New Roman" w:cs="Times New Roman"/>
+          <w:sz w:val="24"/>
+          <w:szCs w:val="24"/>
+        </w:rPr>
+        <w:t xml:space="preserve"> </w:t>
+      </w:r>
+      <w:proofErr w:type="spellStart"/>
+      <w:r>
+        <w:rPr>
+          <w:rFonts w:ascii="Times New Roman" w:hAnsi="Times New Roman" w:cs="Times New Roman"/>
+          <w:sz w:val="24"/>
+          <w:szCs w:val="24"/>
+        </w:rPr>
+        <w:t>Го́сподом</w:t>
+      </w:r>
+      <w:proofErr w:type="spellEnd"/>
+      <w:r>
+        <w:rPr>
+          <w:rFonts w:ascii="Times New Roman" w:hAnsi="Times New Roman" w:cs="Times New Roman"/>
+          <w:sz w:val="24"/>
+          <w:szCs w:val="24"/>
+        </w:rPr>
+        <w:t xml:space="preserve"> </w:t>
+      </w:r>
+      <w:proofErr w:type="spellStart"/>
+      <w:r>
+        <w:rPr>
+          <w:rFonts w:ascii="Times New Roman" w:hAnsi="Times New Roman" w:cs="Times New Roman"/>
+          <w:sz w:val="24"/>
+          <w:szCs w:val="24"/>
+        </w:rPr>
+        <w:t>хва́литься</w:t>
+      </w:r>
+      <w:proofErr w:type="spellEnd"/>
+      <w:r>
+        <w:rPr>
+          <w:rFonts w:ascii="Times New Roman" w:hAnsi="Times New Roman" w:cs="Times New Roman"/>
+          <w:sz w:val="24"/>
+          <w:szCs w:val="24"/>
+        </w:rPr>
+        <w:t xml:space="preserve">,* </w:t>
+      </w:r>
+      <w:proofErr w:type="spellStart"/>
+      <w:r>
+        <w:rPr>
+          <w:rFonts w:ascii="Times New Roman" w:hAnsi="Times New Roman" w:cs="Times New Roman"/>
+          <w:sz w:val="24"/>
+          <w:szCs w:val="24"/>
+        </w:rPr>
+        <w:t>неха́й</w:t>
+      </w:r>
+      <w:proofErr w:type="spellEnd"/>
+      <w:r>
+        <w:rPr>
+          <w:rFonts w:ascii="Times New Roman" w:hAnsi="Times New Roman" w:cs="Times New Roman"/>
+          <w:sz w:val="24"/>
+          <w:szCs w:val="24"/>
+        </w:rPr>
+        <w:t xml:space="preserve"> </w:t>
+      </w:r>
+      <w:proofErr w:type="spellStart"/>
+      <w:r>
+        <w:rPr>
+          <w:rFonts w:ascii="Times New Roman" w:hAnsi="Times New Roman" w:cs="Times New Roman"/>
+          <w:sz w:val="24"/>
+          <w:szCs w:val="24"/>
+        </w:rPr>
+        <w:t>покі́рні</w:t>
+      </w:r>
+      <w:proofErr w:type="spellEnd"/>
+      <w:r>
+        <w:rPr>
+          <w:rFonts w:ascii="Times New Roman" w:hAnsi="Times New Roman" w:cs="Times New Roman"/>
+          <w:sz w:val="24"/>
+          <w:szCs w:val="24"/>
+        </w:rPr>
+        <w:t xml:space="preserve"> </w:t>
+      </w:r>
+      <w:proofErr w:type="spellStart"/>
+      <w:r>
+        <w:rPr>
+          <w:rFonts w:ascii="Times New Roman" w:hAnsi="Times New Roman" w:cs="Times New Roman"/>
+          <w:sz w:val="24"/>
+          <w:szCs w:val="24"/>
+        </w:rPr>
+        <w:t>чу́ють</w:t>
+      </w:r>
+      <w:proofErr w:type="spellEnd"/>
+      <w:r>
+        <w:rPr>
+          <w:rFonts w:ascii="Times New Roman" w:hAnsi="Times New Roman" w:cs="Times New Roman"/>
+          <w:sz w:val="24"/>
+          <w:szCs w:val="24"/>
+        </w:rPr>
+        <w:t xml:space="preserve"> те й </w:t>
+      </w:r>
+      <w:proofErr w:type="spellStart"/>
+      <w:r>
+        <w:rPr>
+          <w:rFonts w:ascii="Times New Roman" w:hAnsi="Times New Roman" w:cs="Times New Roman"/>
+          <w:sz w:val="24"/>
+          <w:szCs w:val="24"/>
+        </w:rPr>
+        <w:t>веселя́ться</w:t>
+      </w:r>
+      <w:proofErr w:type="spellEnd"/>
+    </w:p>
+    <w:p>
+      <w:pPr>
+        <w:spacing w:after="120" w:line="240" w:lineRule="auto"/>
+        <w:rPr>
+          <w:rFonts w:ascii="Times New Roman" w:hAnsi="Times New Roman" w:cs="Times New Roman"/>
+          <w:sz w:val="24"/>
+          <w:szCs w:val="24"/>
+        </w:rPr>
+      </w:pPr>
+      <w:proofErr w:type="spellStart"/>
+      <w:r>
+        <w:rPr>
+          <w:rFonts w:ascii="Times New Roman" w:hAnsi="Times New Roman" w:cs="Times New Roman"/>
+          <w:sz w:val="24"/>
+          <w:szCs w:val="24"/>
+        </w:rPr>
+        <w:t>Велича́йте</w:t>
+      </w:r>
+      <w:proofErr w:type="spellEnd"/>
+      <w:r>
+        <w:rPr>
+          <w:rFonts w:ascii="Times New Roman" w:hAnsi="Times New Roman" w:cs="Times New Roman"/>
+          <w:sz w:val="24"/>
+          <w:szCs w:val="24"/>
+        </w:rPr>
+        <w:t xml:space="preserve"> </w:t>
+      </w:r>
+      <w:proofErr w:type="spellStart"/>
+      <w:r>
+        <w:rPr>
+          <w:rFonts w:ascii="Times New Roman" w:hAnsi="Times New Roman" w:cs="Times New Roman"/>
+          <w:sz w:val="24"/>
+          <w:szCs w:val="24"/>
+        </w:rPr>
+        <w:t>Го́спода</w:t>
+      </w:r>
+      <w:proofErr w:type="spellEnd"/>
+      <w:r>
+        <w:rPr>
+          <w:rFonts w:ascii="Times New Roman" w:hAnsi="Times New Roman" w:cs="Times New Roman"/>
+          <w:sz w:val="24"/>
+          <w:szCs w:val="24"/>
+        </w:rPr>
+        <w:t xml:space="preserve"> зо </w:t>
+      </w:r>
+      <w:proofErr w:type="spellStart"/>
+      <w:r>
+        <w:rPr>
+          <w:rFonts w:ascii="Times New Roman" w:hAnsi="Times New Roman" w:cs="Times New Roman"/>
+          <w:sz w:val="24"/>
+          <w:szCs w:val="24"/>
+        </w:rPr>
+        <w:t>мно́ю</w:t>
+      </w:r>
+      <w:proofErr w:type="spellEnd"/>
+      <w:r>
+        <w:rPr>
+          <w:rFonts w:ascii="Times New Roman" w:hAnsi="Times New Roman" w:cs="Times New Roman"/>
+          <w:sz w:val="24"/>
+          <w:szCs w:val="24"/>
+        </w:rPr>
+        <w:t xml:space="preserve">;* і </w:t>
+      </w:r>
+      <w:proofErr w:type="spellStart"/>
+      <w:r>
+        <w:rPr>
+          <w:rFonts w:ascii="Times New Roman" w:hAnsi="Times New Roman" w:cs="Times New Roman"/>
+          <w:sz w:val="24"/>
+          <w:szCs w:val="24"/>
+        </w:rPr>
+        <w:t>вознесі́мо</w:t>
+      </w:r>
+      <w:proofErr w:type="spellEnd"/>
+      <w:r>
+        <w:rPr>
+          <w:rFonts w:ascii="Times New Roman" w:hAnsi="Times New Roman" w:cs="Times New Roman"/>
+          <w:sz w:val="24"/>
+          <w:szCs w:val="24"/>
+        </w:rPr>
+        <w:t xml:space="preserve"> Ім’я́ Його́ </w:t>
+      </w:r>
+      <w:proofErr w:type="spellStart"/>
+      <w:r>
+        <w:rPr>
+          <w:rFonts w:ascii="Times New Roman" w:hAnsi="Times New Roman" w:cs="Times New Roman"/>
+          <w:sz w:val="24"/>
+          <w:szCs w:val="24"/>
+        </w:rPr>
+        <w:t>ра́зом</w:t>
+      </w:r>
+      <w:proofErr w:type="spellEnd"/>
+      <w:r>
+        <w:rPr>
+          <w:rFonts w:ascii="Times New Roman" w:hAnsi="Times New Roman" w:cs="Times New Roman"/>
+          <w:sz w:val="24"/>
+          <w:szCs w:val="24"/>
+        </w:rPr>
+        <w:t>.</w:t>
+      </w:r>
+    </w:p>
+    <w:p>
+      <w:pPr>
+        <w:spacing w:after="120" w:line="240" w:lineRule="auto"/>
+        <w:rPr>
+          <w:rFonts w:ascii="Times New Roman" w:hAnsi="Times New Roman" w:cs="Times New Roman"/>
+          <w:sz w:val="24"/>
+          <w:szCs w:val="24"/>
+        </w:rPr>
+      </w:pPr>
+      <w:r>
+        <w:rPr>
+          <w:rFonts w:ascii="Times New Roman" w:hAnsi="Times New Roman" w:cs="Times New Roman"/>
+          <w:sz w:val="24"/>
+          <w:szCs w:val="24"/>
+        </w:rPr>
+        <w:t xml:space="preserve">Я </w:t>
+      </w:r>
+      <w:proofErr w:type="spellStart"/>
+      <w:r>
+        <w:rPr>
+          <w:rFonts w:ascii="Times New Roman" w:hAnsi="Times New Roman" w:cs="Times New Roman"/>
+          <w:sz w:val="24"/>
+          <w:szCs w:val="24"/>
+        </w:rPr>
+        <w:t>шука́в</w:t>
+      </w:r>
+      <w:proofErr w:type="spellEnd"/>
+      <w:r>
+        <w:rPr>
+          <w:rFonts w:ascii="Times New Roman" w:hAnsi="Times New Roman" w:cs="Times New Roman"/>
+          <w:sz w:val="24"/>
+          <w:szCs w:val="24"/>
+        </w:rPr>
+        <w:t xml:space="preserve"> </w:t>
+      </w:r>
+      <w:proofErr w:type="spellStart"/>
+      <w:r>
+        <w:rPr>
+          <w:rFonts w:ascii="Times New Roman" w:hAnsi="Times New Roman" w:cs="Times New Roman"/>
+          <w:sz w:val="24"/>
+          <w:szCs w:val="24"/>
+        </w:rPr>
+        <w:t>Го́спода</w:t>
+      </w:r>
+      <w:proofErr w:type="spellEnd"/>
+      <w:r>
+        <w:rPr>
+          <w:rFonts w:ascii="Times New Roman" w:hAnsi="Times New Roman" w:cs="Times New Roman"/>
+          <w:sz w:val="24"/>
+          <w:szCs w:val="24"/>
+        </w:rPr>
+        <w:t xml:space="preserve">, і Він </w:t>
+      </w:r>
+      <w:proofErr w:type="spellStart"/>
+      <w:r>
+        <w:rPr>
+          <w:rFonts w:ascii="Times New Roman" w:hAnsi="Times New Roman" w:cs="Times New Roman"/>
+          <w:sz w:val="24"/>
+          <w:szCs w:val="24"/>
+        </w:rPr>
+        <w:t>почу́в</w:t>
+      </w:r>
+      <w:proofErr w:type="spellEnd"/>
+      <w:r>
+        <w:rPr>
+          <w:rFonts w:ascii="Times New Roman" w:hAnsi="Times New Roman" w:cs="Times New Roman"/>
+          <w:sz w:val="24"/>
+          <w:szCs w:val="24"/>
+        </w:rPr>
+        <w:t xml:space="preserve"> мене́;* і </w:t>
+      </w:r>
+      <w:proofErr w:type="spellStart"/>
+      <w:r>
+        <w:rPr>
+          <w:rFonts w:ascii="Times New Roman" w:hAnsi="Times New Roman" w:cs="Times New Roman"/>
+          <w:sz w:val="24"/>
+          <w:szCs w:val="24"/>
+        </w:rPr>
+        <w:t>звільни́в</w:t>
+      </w:r>
+      <w:proofErr w:type="spellEnd"/>
+      <w:r>
+        <w:rPr>
+          <w:rFonts w:ascii="Times New Roman" w:hAnsi="Times New Roman" w:cs="Times New Roman"/>
+          <w:sz w:val="24"/>
+          <w:szCs w:val="24"/>
+        </w:rPr>
+        <w:t xml:space="preserve"> мене́ від </w:t>
+      </w:r>
+      <w:proofErr w:type="spellStart"/>
+      <w:r>
+        <w:rPr>
+          <w:rFonts w:ascii="Times New Roman" w:hAnsi="Times New Roman" w:cs="Times New Roman"/>
+          <w:sz w:val="24"/>
+          <w:szCs w:val="24"/>
+        </w:rPr>
+        <w:t>усі́х</w:t>
+      </w:r>
+      <w:proofErr w:type="spellEnd"/>
+      <w:r>
+        <w:rPr>
+          <w:rFonts w:ascii="Times New Roman" w:hAnsi="Times New Roman" w:cs="Times New Roman"/>
+          <w:sz w:val="24"/>
+          <w:szCs w:val="24"/>
+        </w:rPr>
+        <w:t xml:space="preserve"> </w:t>
+      </w:r>
+      <w:proofErr w:type="spellStart"/>
+      <w:r>
+        <w:rPr>
+          <w:rFonts w:ascii="Times New Roman" w:hAnsi="Times New Roman" w:cs="Times New Roman"/>
+          <w:sz w:val="24"/>
+          <w:szCs w:val="24"/>
+        </w:rPr>
+        <w:t>мої́х</w:t>
+      </w:r>
+      <w:proofErr w:type="spellEnd"/>
+      <w:r>
+        <w:rPr>
+          <w:rFonts w:ascii="Times New Roman" w:hAnsi="Times New Roman" w:cs="Times New Roman"/>
+          <w:sz w:val="24"/>
+          <w:szCs w:val="24"/>
+        </w:rPr>
+        <w:t xml:space="preserve"> </w:t>
+      </w:r>
+      <w:proofErr w:type="spellStart"/>
+      <w:r>
+        <w:rPr>
+          <w:rFonts w:ascii="Times New Roman" w:hAnsi="Times New Roman" w:cs="Times New Roman"/>
+          <w:sz w:val="24"/>
+          <w:szCs w:val="24"/>
+        </w:rPr>
+        <w:t>скорбо́т</w:t>
+      </w:r>
+      <w:proofErr w:type="spellEnd"/>
+      <w:r>
+        <w:rPr>
+          <w:rFonts w:ascii="Times New Roman" w:hAnsi="Times New Roman" w:cs="Times New Roman"/>
+          <w:sz w:val="24"/>
+          <w:szCs w:val="24"/>
+        </w:rPr>
+        <w:t>.</w:t>
+      </w:r>
+    </w:p>
+    <w:p>
+      <w:pPr>
+        <w:spacing w:after="120" w:line="240" w:lineRule="auto"/>
+        <w:rPr>
+          <w:rFonts w:ascii="Times New Roman" w:hAnsi="Times New Roman" w:cs="Times New Roman"/>
+          <w:sz w:val="24"/>
+          <w:szCs w:val="24"/>
+        </w:rPr>
+      </w:pPr>
+      <w:proofErr w:type="spellStart"/>
+      <w:r>
+        <w:rPr>
+          <w:rFonts w:ascii="Times New Roman" w:hAnsi="Times New Roman" w:cs="Times New Roman"/>
+          <w:sz w:val="24"/>
+          <w:szCs w:val="24"/>
+        </w:rPr>
+        <w:t>Гля́ньте</w:t>
+      </w:r>
+      <w:proofErr w:type="spellEnd"/>
+      <w:r>
+        <w:rPr>
+          <w:rFonts w:ascii="Times New Roman" w:hAnsi="Times New Roman" w:cs="Times New Roman"/>
+          <w:sz w:val="24"/>
+          <w:szCs w:val="24"/>
+        </w:rPr>
+        <w:t xml:space="preserve"> на </w:t>
+      </w:r>
+      <w:proofErr w:type="spellStart"/>
+      <w:r>
+        <w:rPr>
+          <w:rFonts w:ascii="Times New Roman" w:hAnsi="Times New Roman" w:cs="Times New Roman"/>
+          <w:sz w:val="24"/>
+          <w:szCs w:val="24"/>
+        </w:rPr>
+        <w:t>Ньо́го</w:t>
+      </w:r>
+      <w:proofErr w:type="spellEnd"/>
+      <w:r>
+        <w:rPr>
+          <w:rFonts w:ascii="Times New Roman" w:hAnsi="Times New Roman" w:cs="Times New Roman"/>
+          <w:sz w:val="24"/>
+          <w:szCs w:val="24"/>
+        </w:rPr>
+        <w:t xml:space="preserve"> й </w:t>
+      </w:r>
+      <w:proofErr w:type="spellStart"/>
+      <w:r>
+        <w:rPr>
+          <w:rFonts w:ascii="Times New Roman" w:hAnsi="Times New Roman" w:cs="Times New Roman"/>
+          <w:sz w:val="24"/>
+          <w:szCs w:val="24"/>
+        </w:rPr>
+        <w:t>розвеселі́ться</w:t>
+      </w:r>
+      <w:proofErr w:type="spellEnd"/>
+      <w:r>
+        <w:rPr>
+          <w:rFonts w:ascii="Times New Roman" w:hAnsi="Times New Roman" w:cs="Times New Roman"/>
+          <w:sz w:val="24"/>
+          <w:szCs w:val="24"/>
+        </w:rPr>
+        <w:t xml:space="preserve">,* </w:t>
+      </w:r>
+      <w:proofErr w:type="spellStart"/>
+      <w:r>
+        <w:rPr>
+          <w:rFonts w:ascii="Times New Roman" w:hAnsi="Times New Roman" w:cs="Times New Roman"/>
+          <w:sz w:val="24"/>
+          <w:szCs w:val="24"/>
+        </w:rPr>
+        <w:t>обли́ччя</w:t>
+      </w:r>
+      <w:proofErr w:type="spellEnd"/>
+      <w:r>
+        <w:rPr>
+          <w:rFonts w:ascii="Times New Roman" w:hAnsi="Times New Roman" w:cs="Times New Roman"/>
+          <w:sz w:val="24"/>
+          <w:szCs w:val="24"/>
+        </w:rPr>
+        <w:t xml:space="preserve"> </w:t>
+      </w:r>
+      <w:proofErr w:type="spellStart"/>
+      <w:r>
+        <w:rPr>
+          <w:rFonts w:ascii="Times New Roman" w:hAnsi="Times New Roman" w:cs="Times New Roman"/>
+          <w:sz w:val="24"/>
+          <w:szCs w:val="24"/>
+        </w:rPr>
+        <w:t>ва́ше</w:t>
+      </w:r>
+      <w:proofErr w:type="spellEnd"/>
+      <w:r>
+        <w:rPr>
+          <w:rFonts w:ascii="Times New Roman" w:hAnsi="Times New Roman" w:cs="Times New Roman"/>
+          <w:sz w:val="24"/>
+          <w:szCs w:val="24"/>
+        </w:rPr>
+        <w:t xml:space="preserve"> </w:t>
+      </w:r>
+      <w:proofErr w:type="spellStart"/>
+      <w:r>
+        <w:rPr>
+          <w:rFonts w:ascii="Times New Roman" w:hAnsi="Times New Roman" w:cs="Times New Roman"/>
+          <w:sz w:val="24"/>
+          <w:szCs w:val="24"/>
+        </w:rPr>
+        <w:t>неха́й</w:t>
+      </w:r>
+      <w:proofErr w:type="spellEnd"/>
+      <w:r>
+        <w:rPr>
+          <w:rFonts w:ascii="Times New Roman" w:hAnsi="Times New Roman" w:cs="Times New Roman"/>
+          <w:sz w:val="24"/>
+          <w:szCs w:val="24"/>
+        </w:rPr>
+        <w:t xml:space="preserve"> не </w:t>
+      </w:r>
+      <w:proofErr w:type="spellStart"/>
+      <w:r>
+        <w:rPr>
+          <w:rFonts w:ascii="Times New Roman" w:hAnsi="Times New Roman" w:cs="Times New Roman"/>
+          <w:sz w:val="24"/>
+          <w:szCs w:val="24"/>
+        </w:rPr>
+        <w:t>соро́миться</w:t>
+      </w:r>
+      <w:proofErr w:type="spellEnd"/>
+    </w:p>
+    <w:p>
+      <w:pPr>
+        <w:spacing w:after="120" w:line="240" w:lineRule="auto"/>
+        <w:rPr>
+          <w:rFonts w:ascii="Times New Roman" w:hAnsi="Times New Roman" w:cs="Times New Roman"/>
+          <w:sz w:val="24"/>
+          <w:szCs w:val="24"/>
+        </w:rPr>
+      </w:pPr>
+      <w:r>
+        <w:rPr>
+          <w:rFonts w:ascii="Times New Roman" w:hAnsi="Times New Roman" w:cs="Times New Roman"/>
+          <w:sz w:val="24"/>
+          <w:szCs w:val="24"/>
+        </w:rPr>
+        <w:t xml:space="preserve">Ось </w:t>
+      </w:r>
+      <w:proofErr w:type="spellStart"/>
+      <w:r>
+        <w:rPr>
+          <w:rFonts w:ascii="Times New Roman" w:hAnsi="Times New Roman" w:cs="Times New Roman"/>
+          <w:sz w:val="24"/>
+          <w:szCs w:val="24"/>
+        </w:rPr>
+        <w:t>візва́в</w:t>
+      </w:r>
+      <w:proofErr w:type="spellEnd"/>
+      <w:r>
+        <w:rPr>
+          <w:rFonts w:ascii="Times New Roman" w:hAnsi="Times New Roman" w:cs="Times New Roman"/>
+          <w:sz w:val="24"/>
+          <w:szCs w:val="24"/>
+        </w:rPr>
+        <w:t xml:space="preserve"> </w:t>
+      </w:r>
+      <w:proofErr w:type="spellStart"/>
+      <w:r>
+        <w:rPr>
+          <w:rFonts w:ascii="Times New Roman" w:hAnsi="Times New Roman" w:cs="Times New Roman"/>
+          <w:sz w:val="24"/>
+          <w:szCs w:val="24"/>
+        </w:rPr>
+        <w:t>бідола́ха</w:t>
+      </w:r>
+      <w:proofErr w:type="spellEnd"/>
+      <w:r>
+        <w:rPr>
+          <w:rFonts w:ascii="Times New Roman" w:hAnsi="Times New Roman" w:cs="Times New Roman"/>
+          <w:sz w:val="24"/>
+          <w:szCs w:val="24"/>
+        </w:rPr>
+        <w:t xml:space="preserve">, і </w:t>
+      </w:r>
+      <w:proofErr w:type="spellStart"/>
+      <w:r>
+        <w:rPr>
+          <w:rFonts w:ascii="Times New Roman" w:hAnsi="Times New Roman" w:cs="Times New Roman"/>
+          <w:sz w:val="24"/>
+          <w:szCs w:val="24"/>
+        </w:rPr>
+        <w:t>Госпо́дь</w:t>
+      </w:r>
+      <w:proofErr w:type="spellEnd"/>
+      <w:r>
+        <w:rPr>
+          <w:rFonts w:ascii="Times New Roman" w:hAnsi="Times New Roman" w:cs="Times New Roman"/>
+          <w:sz w:val="24"/>
+          <w:szCs w:val="24"/>
+        </w:rPr>
+        <w:t xml:space="preserve"> </w:t>
+      </w:r>
+      <w:proofErr w:type="spellStart"/>
+      <w:r>
+        <w:rPr>
+          <w:rFonts w:ascii="Times New Roman" w:hAnsi="Times New Roman" w:cs="Times New Roman"/>
+          <w:sz w:val="24"/>
+          <w:szCs w:val="24"/>
+        </w:rPr>
+        <w:t>почу́в</w:t>
+      </w:r>
+      <w:proofErr w:type="spellEnd"/>
+      <w:r>
+        <w:rPr>
+          <w:rFonts w:ascii="Times New Roman" w:hAnsi="Times New Roman" w:cs="Times New Roman"/>
+          <w:sz w:val="24"/>
+          <w:szCs w:val="24"/>
+        </w:rPr>
+        <w:t xml:space="preserve">,* і </w:t>
+      </w:r>
+      <w:proofErr w:type="spellStart"/>
+      <w:r>
+        <w:rPr>
+          <w:rFonts w:ascii="Times New Roman" w:hAnsi="Times New Roman" w:cs="Times New Roman"/>
+          <w:sz w:val="24"/>
+          <w:szCs w:val="24"/>
+        </w:rPr>
+        <w:t>врятува́в</w:t>
+      </w:r>
+      <w:proofErr w:type="spellEnd"/>
+      <w:r>
+        <w:rPr>
+          <w:rFonts w:ascii="Times New Roman" w:hAnsi="Times New Roman" w:cs="Times New Roman"/>
+          <w:sz w:val="24"/>
+          <w:szCs w:val="24"/>
+        </w:rPr>
+        <w:t xml:space="preserve"> його́ від </w:t>
+      </w:r>
+      <w:proofErr w:type="spellStart"/>
+      <w:r>
+        <w:rPr>
+          <w:rFonts w:ascii="Times New Roman" w:hAnsi="Times New Roman" w:cs="Times New Roman"/>
+          <w:sz w:val="24"/>
+          <w:szCs w:val="24"/>
+        </w:rPr>
+        <w:t>усі́х</w:t>
+      </w:r>
+      <w:proofErr w:type="spellEnd"/>
+      <w:r>
+        <w:rPr>
+          <w:rFonts w:ascii="Times New Roman" w:hAnsi="Times New Roman" w:cs="Times New Roman"/>
+          <w:sz w:val="24"/>
+          <w:szCs w:val="24"/>
+        </w:rPr>
+        <w:t xml:space="preserve"> його́ </w:t>
+      </w:r>
+      <w:proofErr w:type="spellStart"/>
+      <w:r>
+        <w:rPr>
+          <w:rFonts w:ascii="Times New Roman" w:hAnsi="Times New Roman" w:cs="Times New Roman"/>
+          <w:sz w:val="24"/>
+          <w:szCs w:val="24"/>
+        </w:rPr>
+        <w:t>на́пастей</w:t>
+      </w:r>
+      <w:proofErr w:type="spellEnd"/>
+      <w:r>
+        <w:rPr>
+          <w:rFonts w:ascii="Times New Roman" w:hAnsi="Times New Roman" w:cs="Times New Roman"/>
+          <w:sz w:val="24"/>
+          <w:szCs w:val="24"/>
+        </w:rPr>
+        <w:t>.</w:t>
+      </w:r>
+    </w:p>
+    <w:p>
+      <w:pPr>
+        <w:spacing w:after="120" w:line="240" w:lineRule="auto"/>
+        <w:rPr>
+          <w:rFonts w:ascii="Times New Roman" w:hAnsi="Times New Roman" w:cs="Times New Roman"/>
+          <w:sz w:val="24"/>
+          <w:szCs w:val="24"/>
+        </w:rPr>
+      </w:pPr>
+      <w:proofErr w:type="spellStart"/>
+      <w:r>
+        <w:rPr>
+          <w:rFonts w:ascii="Times New Roman" w:hAnsi="Times New Roman" w:cs="Times New Roman"/>
+          <w:sz w:val="24"/>
+          <w:szCs w:val="24"/>
+        </w:rPr>
+        <w:lastRenderedPageBreak/>
+        <w:t>А́нгел</w:t>
+      </w:r>
+      <w:proofErr w:type="spellEnd"/>
+      <w:r>
+        <w:rPr>
+          <w:rFonts w:ascii="Times New Roman" w:hAnsi="Times New Roman" w:cs="Times New Roman"/>
+          <w:sz w:val="24"/>
+          <w:szCs w:val="24"/>
+        </w:rPr>
+        <w:t xml:space="preserve"> </w:t>
+      </w:r>
+      <w:proofErr w:type="spellStart"/>
+      <w:r>
+        <w:rPr>
+          <w:rFonts w:ascii="Times New Roman" w:hAnsi="Times New Roman" w:cs="Times New Roman"/>
+          <w:sz w:val="24"/>
+          <w:szCs w:val="24"/>
+        </w:rPr>
+        <w:t>Госпо́дній</w:t>
+      </w:r>
+      <w:proofErr w:type="spellEnd"/>
+      <w:r>
+        <w:rPr>
+          <w:rFonts w:ascii="Times New Roman" w:hAnsi="Times New Roman" w:cs="Times New Roman"/>
+          <w:sz w:val="24"/>
+          <w:szCs w:val="24"/>
+        </w:rPr>
+        <w:t xml:space="preserve"> </w:t>
+      </w:r>
+      <w:proofErr w:type="spellStart"/>
+      <w:r>
+        <w:rPr>
+          <w:rFonts w:ascii="Times New Roman" w:hAnsi="Times New Roman" w:cs="Times New Roman"/>
+          <w:sz w:val="24"/>
+          <w:szCs w:val="24"/>
+        </w:rPr>
+        <w:t>стої́ть</w:t>
+      </w:r>
+      <w:proofErr w:type="spellEnd"/>
+      <w:r>
+        <w:rPr>
+          <w:rFonts w:ascii="Times New Roman" w:hAnsi="Times New Roman" w:cs="Times New Roman"/>
+          <w:sz w:val="24"/>
+          <w:szCs w:val="24"/>
+        </w:rPr>
+        <w:t xml:space="preserve"> на </w:t>
+      </w:r>
+      <w:proofErr w:type="spellStart"/>
+      <w:r>
+        <w:rPr>
+          <w:rFonts w:ascii="Times New Roman" w:hAnsi="Times New Roman" w:cs="Times New Roman"/>
+          <w:sz w:val="24"/>
+          <w:szCs w:val="24"/>
+        </w:rPr>
+        <w:t>ва́рті</w:t>
+      </w:r>
+      <w:proofErr w:type="spellEnd"/>
+      <w:r>
+        <w:rPr>
+          <w:rFonts w:ascii="Times New Roman" w:hAnsi="Times New Roman" w:cs="Times New Roman"/>
+          <w:sz w:val="24"/>
+          <w:szCs w:val="24"/>
+        </w:rPr>
+        <w:t xml:space="preserve"> </w:t>
+      </w:r>
+      <w:proofErr w:type="spellStart"/>
+      <w:r>
+        <w:rPr>
+          <w:rFonts w:ascii="Times New Roman" w:hAnsi="Times New Roman" w:cs="Times New Roman"/>
+          <w:sz w:val="24"/>
+          <w:szCs w:val="24"/>
+        </w:rPr>
+        <w:t>навкру́г</w:t>
+      </w:r>
+      <w:proofErr w:type="spellEnd"/>
+      <w:r>
+        <w:rPr>
+          <w:rFonts w:ascii="Times New Roman" w:hAnsi="Times New Roman" w:cs="Times New Roman"/>
+          <w:sz w:val="24"/>
+          <w:szCs w:val="24"/>
+        </w:rPr>
+        <w:t xml:space="preserve"> тих, що Його́ </w:t>
+      </w:r>
+      <w:proofErr w:type="spellStart"/>
+      <w:r>
+        <w:rPr>
+          <w:rFonts w:ascii="Times New Roman" w:hAnsi="Times New Roman" w:cs="Times New Roman"/>
+          <w:sz w:val="24"/>
+          <w:szCs w:val="24"/>
+        </w:rPr>
+        <w:t>боя́ться</w:t>
+      </w:r>
+      <w:proofErr w:type="spellEnd"/>
+      <w:r>
+        <w:rPr>
+          <w:rFonts w:ascii="Times New Roman" w:hAnsi="Times New Roman" w:cs="Times New Roman"/>
+          <w:sz w:val="24"/>
+          <w:szCs w:val="24"/>
+        </w:rPr>
+        <w:t xml:space="preserve">,* і їх </w:t>
+      </w:r>
+      <w:proofErr w:type="spellStart"/>
+      <w:r>
+        <w:rPr>
+          <w:rFonts w:ascii="Times New Roman" w:hAnsi="Times New Roman" w:cs="Times New Roman"/>
+          <w:sz w:val="24"/>
+          <w:szCs w:val="24"/>
+        </w:rPr>
+        <w:t>визволя́є</w:t>
+      </w:r>
+      <w:proofErr w:type="spellEnd"/>
+      <w:r>
+        <w:rPr>
+          <w:rFonts w:ascii="Times New Roman" w:hAnsi="Times New Roman" w:cs="Times New Roman"/>
+          <w:sz w:val="24"/>
+          <w:szCs w:val="24"/>
+        </w:rPr>
+        <w:t>.</w:t>
+      </w:r>
+    </w:p>
+    <w:p>
+      <w:pPr>
+        <w:spacing w:after="120" w:line="240" w:lineRule="auto"/>
+        <w:rPr>
+          <w:rFonts w:ascii="Times New Roman" w:hAnsi="Times New Roman" w:cs="Times New Roman"/>
+          <w:sz w:val="24"/>
+          <w:szCs w:val="24"/>
+        </w:rPr>
+      </w:pPr>
+      <w:proofErr w:type="spellStart"/>
+      <w:r>
+        <w:rPr>
+          <w:rFonts w:ascii="Times New Roman" w:hAnsi="Times New Roman" w:cs="Times New Roman"/>
+          <w:sz w:val="24"/>
+          <w:szCs w:val="24"/>
+        </w:rPr>
+        <w:t>Спро́буйте</w:t>
+      </w:r>
+      <w:proofErr w:type="spellEnd"/>
+      <w:r>
+        <w:rPr>
+          <w:rFonts w:ascii="Times New Roman" w:hAnsi="Times New Roman" w:cs="Times New Roman"/>
+          <w:sz w:val="24"/>
+          <w:szCs w:val="24"/>
+        </w:rPr>
+        <w:t xml:space="preserve"> й </w:t>
+      </w:r>
+      <w:proofErr w:type="spellStart"/>
+      <w:r>
+        <w:rPr>
+          <w:rFonts w:ascii="Times New Roman" w:hAnsi="Times New Roman" w:cs="Times New Roman"/>
+          <w:sz w:val="24"/>
+          <w:szCs w:val="24"/>
+        </w:rPr>
+        <w:t>подиві́ться</w:t>
+      </w:r>
+      <w:proofErr w:type="spellEnd"/>
+      <w:r>
+        <w:rPr>
+          <w:rFonts w:ascii="Times New Roman" w:hAnsi="Times New Roman" w:cs="Times New Roman"/>
+          <w:sz w:val="24"/>
+          <w:szCs w:val="24"/>
+        </w:rPr>
+        <w:t xml:space="preserve">, </w:t>
+      </w:r>
+      <w:proofErr w:type="spellStart"/>
+      <w:r>
+        <w:rPr>
+          <w:rFonts w:ascii="Times New Roman" w:hAnsi="Times New Roman" w:cs="Times New Roman"/>
+          <w:sz w:val="24"/>
+          <w:szCs w:val="24"/>
+        </w:rPr>
+        <w:t>яки́й</w:t>
+      </w:r>
+      <w:proofErr w:type="spellEnd"/>
+      <w:r>
+        <w:rPr>
+          <w:rFonts w:ascii="Times New Roman" w:hAnsi="Times New Roman" w:cs="Times New Roman"/>
+          <w:sz w:val="24"/>
+          <w:szCs w:val="24"/>
+        </w:rPr>
+        <w:t xml:space="preserve"> </w:t>
+      </w:r>
+      <w:proofErr w:type="spellStart"/>
+      <w:r>
+        <w:rPr>
+          <w:rFonts w:ascii="Times New Roman" w:hAnsi="Times New Roman" w:cs="Times New Roman"/>
+          <w:sz w:val="24"/>
+          <w:szCs w:val="24"/>
+        </w:rPr>
+        <w:t>до́брий</w:t>
+      </w:r>
+      <w:proofErr w:type="spellEnd"/>
+      <w:r>
+        <w:rPr>
+          <w:rFonts w:ascii="Times New Roman" w:hAnsi="Times New Roman" w:cs="Times New Roman"/>
+          <w:sz w:val="24"/>
+          <w:szCs w:val="24"/>
+        </w:rPr>
+        <w:t xml:space="preserve"> Госпо́дь.* </w:t>
+      </w:r>
+      <w:proofErr w:type="spellStart"/>
+      <w:r>
+        <w:rPr>
+          <w:rFonts w:ascii="Times New Roman" w:hAnsi="Times New Roman" w:cs="Times New Roman"/>
+          <w:sz w:val="24"/>
+          <w:szCs w:val="24"/>
+        </w:rPr>
+        <w:t>Блаже́нний</w:t>
+      </w:r>
+      <w:proofErr w:type="spellEnd"/>
+      <w:r>
+        <w:rPr>
+          <w:rFonts w:ascii="Times New Roman" w:hAnsi="Times New Roman" w:cs="Times New Roman"/>
+          <w:sz w:val="24"/>
+          <w:szCs w:val="24"/>
+        </w:rPr>
+        <w:t xml:space="preserve">, хто до </w:t>
+      </w:r>
+      <w:proofErr w:type="spellStart"/>
+      <w:r>
+        <w:rPr>
+          <w:rFonts w:ascii="Times New Roman" w:hAnsi="Times New Roman" w:cs="Times New Roman"/>
+          <w:sz w:val="24"/>
+          <w:szCs w:val="24"/>
+        </w:rPr>
+        <w:t>Ньо́го</w:t>
+      </w:r>
+      <w:proofErr w:type="spellEnd"/>
+      <w:r>
+        <w:rPr>
+          <w:rFonts w:ascii="Times New Roman" w:hAnsi="Times New Roman" w:cs="Times New Roman"/>
+          <w:sz w:val="24"/>
+          <w:szCs w:val="24"/>
+        </w:rPr>
+        <w:t xml:space="preserve"> </w:t>
+      </w:r>
+      <w:proofErr w:type="spellStart"/>
+      <w:r>
+        <w:rPr>
+          <w:rFonts w:ascii="Times New Roman" w:hAnsi="Times New Roman" w:cs="Times New Roman"/>
+          <w:sz w:val="24"/>
+          <w:szCs w:val="24"/>
+        </w:rPr>
+        <w:t>прибіга́є</w:t>
+      </w:r>
+      <w:proofErr w:type="spellEnd"/>
+      <w:r>
+        <w:rPr>
+          <w:rFonts w:ascii="Times New Roman" w:hAnsi="Times New Roman" w:cs="Times New Roman"/>
+          <w:sz w:val="24"/>
+          <w:szCs w:val="24"/>
+        </w:rPr>
+        <w:t>.</w:t>
+      </w:r>
+    </w:p>
+    <w:p>
+      <w:pPr>
+        <w:spacing w:after="120" w:line="240" w:lineRule="auto"/>
+        <w:rPr>
+          <w:rFonts w:ascii="Times New Roman" w:hAnsi="Times New Roman" w:cs="Times New Roman"/>
+          <w:sz w:val="24"/>
+          <w:szCs w:val="24"/>
+        </w:rPr>
+      </w:pPr>
+      <w:proofErr w:type="spellStart"/>
+      <w:r>
+        <w:rPr>
+          <w:rFonts w:ascii="Times New Roman" w:hAnsi="Times New Roman" w:cs="Times New Roman"/>
+          <w:sz w:val="24"/>
+          <w:szCs w:val="24"/>
+        </w:rPr>
+        <w:t>Бі́йтеся</w:t>
+      </w:r>
+      <w:proofErr w:type="spellEnd"/>
+      <w:r>
+        <w:rPr>
+          <w:rFonts w:ascii="Times New Roman" w:hAnsi="Times New Roman" w:cs="Times New Roman"/>
+          <w:sz w:val="24"/>
+          <w:szCs w:val="24"/>
+        </w:rPr>
+        <w:t xml:space="preserve"> </w:t>
+      </w:r>
+      <w:proofErr w:type="spellStart"/>
+      <w:r>
+        <w:rPr>
+          <w:rFonts w:ascii="Times New Roman" w:hAnsi="Times New Roman" w:cs="Times New Roman"/>
+          <w:sz w:val="24"/>
+          <w:szCs w:val="24"/>
+        </w:rPr>
+        <w:t>Го́спода</w:t>
+      </w:r>
+      <w:proofErr w:type="spellEnd"/>
+      <w:r>
+        <w:rPr>
+          <w:rFonts w:ascii="Times New Roman" w:hAnsi="Times New Roman" w:cs="Times New Roman"/>
+          <w:sz w:val="24"/>
+          <w:szCs w:val="24"/>
+        </w:rPr>
+        <w:t xml:space="preserve">, Його́ святі́,* бо нема́ </w:t>
+      </w:r>
+      <w:proofErr w:type="spellStart"/>
+      <w:r>
+        <w:rPr>
+          <w:rFonts w:ascii="Times New Roman" w:hAnsi="Times New Roman" w:cs="Times New Roman"/>
+          <w:sz w:val="24"/>
+          <w:szCs w:val="24"/>
+        </w:rPr>
+        <w:t>неста́чі</w:t>
+      </w:r>
+      <w:proofErr w:type="spellEnd"/>
+      <w:r>
+        <w:rPr>
+          <w:rFonts w:ascii="Times New Roman" w:hAnsi="Times New Roman" w:cs="Times New Roman"/>
+          <w:sz w:val="24"/>
+          <w:szCs w:val="24"/>
+        </w:rPr>
+        <w:t xml:space="preserve"> в тих, що Його́ </w:t>
+      </w:r>
+      <w:proofErr w:type="spellStart"/>
+      <w:r>
+        <w:rPr>
+          <w:rFonts w:ascii="Times New Roman" w:hAnsi="Times New Roman" w:cs="Times New Roman"/>
+          <w:sz w:val="24"/>
+          <w:szCs w:val="24"/>
+        </w:rPr>
+        <w:t>боя́ться</w:t>
+      </w:r>
+      <w:proofErr w:type="spellEnd"/>
+      <w:r>
+        <w:rPr>
+          <w:rFonts w:ascii="Times New Roman" w:hAnsi="Times New Roman" w:cs="Times New Roman"/>
+          <w:sz w:val="24"/>
+          <w:szCs w:val="24"/>
+        </w:rPr>
+        <w:t>.</w:t>
+      </w:r>
+    </w:p>
+    <w:p>
+      <w:pPr>
+        <w:spacing w:after="120" w:line="240" w:lineRule="auto"/>
+        <w:rPr>
+          <w:rFonts w:ascii="Times New Roman" w:hAnsi="Times New Roman" w:cs="Times New Roman"/>
+          <w:sz w:val="24"/>
+          <w:szCs w:val="24"/>
+        </w:rPr>
+      </w:pPr>
+      <w:proofErr w:type="spellStart"/>
+      <w:r>
+        <w:rPr>
+          <w:rFonts w:ascii="Times New Roman" w:hAnsi="Times New Roman" w:cs="Times New Roman"/>
+          <w:sz w:val="24"/>
+          <w:szCs w:val="24"/>
+        </w:rPr>
+        <w:t>Бага́ті</w:t>
+      </w:r>
+      <w:proofErr w:type="spellEnd"/>
+      <w:r>
+        <w:rPr>
+          <w:rFonts w:ascii="Times New Roman" w:hAnsi="Times New Roman" w:cs="Times New Roman"/>
+          <w:sz w:val="24"/>
+          <w:szCs w:val="24"/>
+        </w:rPr>
+        <w:t xml:space="preserve"> </w:t>
+      </w:r>
+      <w:proofErr w:type="spellStart"/>
+      <w:r>
+        <w:rPr>
+          <w:rFonts w:ascii="Times New Roman" w:hAnsi="Times New Roman" w:cs="Times New Roman"/>
+          <w:sz w:val="24"/>
+          <w:szCs w:val="24"/>
+        </w:rPr>
+        <w:t>збідні́ли</w:t>
+      </w:r>
+      <w:proofErr w:type="spellEnd"/>
+      <w:r>
+        <w:rPr>
+          <w:rFonts w:ascii="Times New Roman" w:hAnsi="Times New Roman" w:cs="Times New Roman"/>
+          <w:sz w:val="24"/>
+          <w:szCs w:val="24"/>
+        </w:rPr>
+        <w:t xml:space="preserve"> й </w:t>
+      </w:r>
+      <w:proofErr w:type="spellStart"/>
+      <w:r>
+        <w:rPr>
+          <w:rFonts w:ascii="Times New Roman" w:hAnsi="Times New Roman" w:cs="Times New Roman"/>
+          <w:sz w:val="24"/>
+          <w:szCs w:val="24"/>
+        </w:rPr>
+        <w:t>голоду́ють</w:t>
+      </w:r>
+      <w:proofErr w:type="spellEnd"/>
+      <w:r>
+        <w:rPr>
+          <w:rFonts w:ascii="Times New Roman" w:hAnsi="Times New Roman" w:cs="Times New Roman"/>
+          <w:sz w:val="24"/>
+          <w:szCs w:val="24"/>
+        </w:rPr>
+        <w:t xml:space="preserve">,* а тим, що </w:t>
+      </w:r>
+      <w:proofErr w:type="spellStart"/>
+      <w:r>
+        <w:rPr>
+          <w:rFonts w:ascii="Times New Roman" w:hAnsi="Times New Roman" w:cs="Times New Roman"/>
+          <w:sz w:val="24"/>
+          <w:szCs w:val="24"/>
+        </w:rPr>
+        <w:t>Го́спода</w:t>
+      </w:r>
+      <w:proofErr w:type="spellEnd"/>
+      <w:r>
+        <w:rPr>
+          <w:rFonts w:ascii="Times New Roman" w:hAnsi="Times New Roman" w:cs="Times New Roman"/>
+          <w:sz w:val="24"/>
+          <w:szCs w:val="24"/>
+        </w:rPr>
+        <w:t xml:space="preserve"> </w:t>
+      </w:r>
+      <w:proofErr w:type="spellStart"/>
+      <w:r>
+        <w:rPr>
+          <w:rFonts w:ascii="Times New Roman" w:hAnsi="Times New Roman" w:cs="Times New Roman"/>
+          <w:sz w:val="24"/>
+          <w:szCs w:val="24"/>
+        </w:rPr>
+        <w:t>шука́ють</w:t>
+      </w:r>
+      <w:proofErr w:type="spellEnd"/>
+      <w:r>
+        <w:rPr>
+          <w:rFonts w:ascii="Times New Roman" w:hAnsi="Times New Roman" w:cs="Times New Roman"/>
+          <w:sz w:val="24"/>
+          <w:szCs w:val="24"/>
+        </w:rPr>
+        <w:t xml:space="preserve">, </w:t>
+      </w:r>
+      <w:proofErr w:type="spellStart"/>
+      <w:r>
+        <w:rPr>
+          <w:rFonts w:ascii="Times New Roman" w:hAnsi="Times New Roman" w:cs="Times New Roman"/>
+          <w:sz w:val="24"/>
+          <w:szCs w:val="24"/>
+        </w:rPr>
+        <w:t>нія́кого</w:t>
+      </w:r>
+      <w:proofErr w:type="spellEnd"/>
+      <w:r>
+        <w:rPr>
+          <w:rFonts w:ascii="Times New Roman" w:hAnsi="Times New Roman" w:cs="Times New Roman"/>
+          <w:sz w:val="24"/>
+          <w:szCs w:val="24"/>
+        </w:rPr>
+        <w:t xml:space="preserve"> </w:t>
+      </w:r>
+      <w:proofErr w:type="spellStart"/>
+      <w:r>
+        <w:rPr>
+          <w:rFonts w:ascii="Times New Roman" w:hAnsi="Times New Roman" w:cs="Times New Roman"/>
+          <w:sz w:val="24"/>
+          <w:szCs w:val="24"/>
+        </w:rPr>
+        <w:t>бла́га</w:t>
+      </w:r>
+      <w:proofErr w:type="spellEnd"/>
+      <w:r>
+        <w:rPr>
+          <w:rFonts w:ascii="Times New Roman" w:hAnsi="Times New Roman" w:cs="Times New Roman"/>
+          <w:sz w:val="24"/>
+          <w:szCs w:val="24"/>
+        </w:rPr>
+        <w:t xml:space="preserve"> не </w:t>
+      </w:r>
+      <w:proofErr w:type="spellStart"/>
+      <w:r>
+        <w:rPr>
+          <w:rFonts w:ascii="Times New Roman" w:hAnsi="Times New Roman" w:cs="Times New Roman"/>
+          <w:sz w:val="24"/>
+          <w:szCs w:val="24"/>
+        </w:rPr>
+        <w:t>забра́кне</w:t>
+      </w:r>
+      <w:proofErr w:type="spellEnd"/>
+      <w:r>
+        <w:rPr>
+          <w:rFonts w:ascii="Times New Roman" w:hAnsi="Times New Roman" w:cs="Times New Roman"/>
+          <w:sz w:val="24"/>
+          <w:szCs w:val="24"/>
+        </w:rPr>
+        <w:t>.</w:t>
+      </w:r>
+    </w:p>
+    <w:p>
+      <w:pPr>
+        <w:pStyle w:val="1"/>
         <w:spacing w:after="120" w:line="240" w:lineRule="auto"/>
         <w:jc w:val="both"/>
         <w:rPr>
-          <w:rFonts w:ascii="Times New Roman" w:eastAsia="Times New Roman" w:hAnsi="Times New Roman" w:cs="Times New Roman"/>
-          <w:sz w:val="24"/>
-          <w:szCs w:val="24"/>
-        </w:rPr>
-      </w:pPr>
-      <w:r>
-        <w:rPr>
-          <w:rFonts w:ascii="Times New Roman" w:eastAsia="Times New Roman" w:hAnsi="Times New Roman" w:cs="Times New Roman"/>
-          <w:sz w:val="24"/>
-          <w:szCs w:val="24"/>
-        </w:rPr>
-        <w:t xml:space="preserve">Що приготував ти* перед усіма народами. </w:t>
-      </w:r>
-    </w:p>
-    <w:p>
-      <w:pPr>
+          <w:rFonts w:ascii="Times New Roman" w:hAnsi="Times New Roman" w:cs="Times New Roman"/>
+        </w:rPr>
+      </w:pPr>
+      <w:r>
+        <w:rPr>
+          <w:rFonts w:ascii="Times New Roman" w:hAnsi="Times New Roman" w:cs="Times New Roman"/>
+        </w:rPr>
+        <w:t xml:space="preserve">[У] </w:t>
+      </w:r>
+      <w:r>
+        <w:rPr>
+          <w:rFonts w:ascii="Times New Roman" w:hAnsi="Times New Roman" w:cs="Times New Roman"/>
+        </w:rPr>
+        <w:t>Прохальна єктенія – виголоси з Вечірні</w:t>
+      </w:r>
+    </w:p>
+    <w:p>
+      <w:pPr>
+        <w:rPr>
+          <w:rFonts w:ascii="Times New Roman" w:hAnsi="Times New Roman" w:cs="Times New Roman"/>
+        </w:rPr>
+      </w:pPr>
+      <w:r>
+        <w:rPr>
+          <w:rFonts w:ascii="Times New Roman" w:hAnsi="Times New Roman" w:cs="Times New Roman"/>
+        </w:rPr>
+        <w:t>06.08.2024</w:t>
+      </w:r>
+    </w:p>
+    <w:p>
+      <w:pPr>
+        <w:rPr>
+          <w:rFonts w:ascii="Times New Roman" w:hAnsi="Times New Roman" w:cs="Times New Roman"/>
+        </w:rPr>
+      </w:pPr>
+      <w:r>
+        <w:rPr>
+          <w:rFonts w:ascii="Times New Roman" w:hAnsi="Times New Roman" w:cs="Times New Roman"/>
+        </w:rPr>
+        <w:t xml:space="preserve">о. Олександр Селезінка: некоректний початок прохальної </w:t>
+      </w:r>
+      <w:proofErr w:type="spellStart"/>
+      <w:r>
+        <w:rPr>
+          <w:rFonts w:ascii="Times New Roman" w:hAnsi="Times New Roman" w:cs="Times New Roman"/>
+        </w:rPr>
+        <w:t>єктенії</w:t>
+      </w:r>
+      <w:proofErr w:type="spellEnd"/>
+      <w:r>
+        <w:rPr>
+          <w:rFonts w:ascii="Times New Roman" w:hAnsi="Times New Roman" w:cs="Times New Roman"/>
+        </w:rPr>
+        <w:t xml:space="preserve"> на всіх </w:t>
+      </w:r>
+      <w:proofErr w:type="spellStart"/>
+      <w:r>
+        <w:rPr>
+          <w:rFonts w:ascii="Times New Roman" w:hAnsi="Times New Roman" w:cs="Times New Roman"/>
+        </w:rPr>
+        <w:t>полієлейних</w:t>
+      </w:r>
+      <w:proofErr w:type="spellEnd"/>
+      <w:r>
+        <w:rPr>
+          <w:rFonts w:ascii="Times New Roman" w:hAnsi="Times New Roman" w:cs="Times New Roman"/>
+        </w:rPr>
+        <w:t xml:space="preserve"> утренях.</w:t>
+      </w:r>
+    </w:p>
+    <w:p>
+      <w:pPr>
+        <w:pStyle w:val="2"/>
         <w:spacing w:after="120" w:line="240" w:lineRule="auto"/>
         <w:jc w:val="both"/>
         <w:rPr>
-          <w:rFonts w:ascii="Times New Roman" w:eastAsia="Times New Roman" w:hAnsi="Times New Roman" w:cs="Times New Roman"/>
-          <w:sz w:val="24"/>
-          <w:szCs w:val="24"/>
-        </w:rPr>
-      </w:pPr>
-      <w:r>
-        <w:rPr>
-          <w:rFonts w:ascii="Times New Roman" w:eastAsia="Times New Roman" w:hAnsi="Times New Roman" w:cs="Times New Roman"/>
-          <w:sz w:val="24"/>
-          <w:szCs w:val="24"/>
-        </w:rPr>
-        <w:t xml:space="preserve">Світло на просвіту поганам, і славу люду твого, </w:t>
-      </w:r>
-      <w:proofErr w:type="spellStart"/>
-      <w:r>
-        <w:rPr>
-          <w:rFonts w:ascii="Times New Roman" w:eastAsia="Times New Roman" w:hAnsi="Times New Roman" w:cs="Times New Roman"/>
-          <w:sz w:val="24"/>
-          <w:szCs w:val="24"/>
-        </w:rPr>
-        <w:t>Ізраїля</w:t>
-      </w:r>
-      <w:proofErr w:type="spellEnd"/>
-      <w:r>
-        <w:rPr>
-          <w:rFonts w:ascii="Times New Roman" w:eastAsia="Times New Roman" w:hAnsi="Times New Roman" w:cs="Times New Roman"/>
+          <w:rFonts w:ascii="Times New Roman" w:hAnsi="Times New Roman" w:cs="Times New Roman"/>
+        </w:rPr>
+      </w:pPr>
+      <w:proofErr w:type="spellStart"/>
+      <w:r>
+        <w:rPr>
+          <w:rFonts w:ascii="Times New Roman" w:hAnsi="Times New Roman" w:cs="Times New Roman"/>
+        </w:rPr>
+        <w:t>Search</w:t>
+      </w:r>
+      <w:proofErr w:type="spellEnd"/>
+    </w:p>
+    <w:bookmarkEnd w:id="95"/>
+    <w:p>
+      <w:pPr>
+        <w:pStyle w:val="a4"/>
+        <w:spacing w:before="0" w:beforeAutospacing="0" w:after="120" w:afterAutospacing="0"/>
+        <w:jc w:val="both"/>
+      </w:pPr>
+      <w:r>
+        <w:rPr>
+          <w:i/>
+          <w:iCs/>
+          <w:color w:val="FF0000"/>
+        </w:rPr>
+        <w:t>Вірні:</w:t>
+      </w:r>
+      <w:r>
+        <w:rPr>
+          <w:color w:val="000000"/>
+        </w:rPr>
+        <w:t xml:space="preserve"> Амінь.</w:t>
+      </w:r>
+    </w:p>
+    <w:p>
+      <w:pPr>
+        <w:rPr>
+          <w:rFonts w:ascii="Times New Roman" w:hAnsi="Times New Roman" w:cs="Times New Roman"/>
+        </w:rPr>
+      </w:pPr>
+    </w:p>
+    <w:p>
+      <w:pPr>
+        <w:pStyle w:val="3"/>
+        <w:spacing w:before="0" w:after="120"/>
+        <w:jc w:val="center"/>
+        <w:rPr>
+          <w:rFonts w:ascii="Times New Roman" w:hAnsi="Times New Roman" w:cs="Times New Roman"/>
+        </w:rPr>
+      </w:pPr>
+      <w:r>
+        <w:rPr>
+          <w:rFonts w:ascii="Times New Roman" w:hAnsi="Times New Roman" w:cs="Times New Roman"/>
+          <w:i/>
+          <w:iCs/>
+          <w:color w:val="FF0000"/>
+          <w:sz w:val="24"/>
+          <w:szCs w:val="24"/>
+        </w:rPr>
+        <w:t>Прохальна єктенія</w:t>
+      </w:r>
+    </w:p>
+    <w:p>
+      <w:pPr>
+        <w:pStyle w:val="a4"/>
+        <w:spacing w:before="0" w:beforeAutospacing="0" w:after="120" w:afterAutospacing="0"/>
+        <w:jc w:val="both"/>
+      </w:pPr>
+      <w:r>
+        <w:rPr>
+          <w:color w:val="000000"/>
+        </w:rPr>
+        <w:t>Сповнім вечірню молитву нашу Господеві.</w:t>
+      </w:r>
+    </w:p>
+    <w:p>
+      <w:pPr>
+        <w:pStyle w:val="a4"/>
+        <w:spacing w:before="0" w:beforeAutospacing="0" w:after="120" w:afterAutospacing="0"/>
+        <w:jc w:val="both"/>
+      </w:pPr>
+      <w:r>
+        <w:rPr>
+          <w:i/>
+          <w:iCs/>
+          <w:color w:val="FF0000"/>
+        </w:rPr>
+        <w:t>Вірні:</w:t>
+      </w:r>
+      <w:r>
+        <w:rPr>
+          <w:color w:val="FF0000"/>
+        </w:rPr>
+        <w:t xml:space="preserve"> </w:t>
+      </w:r>
+      <w:r>
+        <w:rPr>
+          <w:color w:val="000000"/>
+        </w:rPr>
+        <w:t>Господи, помилуй.</w:t>
+      </w:r>
+    </w:p>
+    <w:p>
+      <w:pPr>
+        <w:pStyle w:val="a4"/>
+        <w:spacing w:before="0" w:beforeAutospacing="0" w:after="120" w:afterAutospacing="0"/>
+      </w:pPr>
+      <w:r>
+        <w:rPr>
+          <w:color w:val="000000"/>
+        </w:rPr>
+        <w:t>Заступи, спаси, помилуй і охорони нас, Боже, Твоєю благодаттю</w:t>
+      </w:r>
+    </w:p>
+    <w:p>
+      <w:pPr>
+        <w:pStyle w:val="a4"/>
+        <w:spacing w:before="0" w:beforeAutospacing="0" w:after="120" w:afterAutospacing="0"/>
+        <w:jc w:val="both"/>
+        <w:rPr>
+          <w:color w:val="000000"/>
+        </w:rPr>
+      </w:pPr>
+      <w:r>
+        <w:rPr>
+          <w:i/>
+          <w:iCs/>
+          <w:color w:val="FF0000"/>
+        </w:rPr>
+        <w:t>Вірні:</w:t>
+      </w:r>
+      <w:r>
+        <w:rPr>
+          <w:color w:val="FF0000"/>
+        </w:rPr>
+        <w:t xml:space="preserve"> </w:t>
+      </w:r>
+      <w:r>
+        <w:rPr>
+          <w:color w:val="000000"/>
+        </w:rPr>
+        <w:t>Господи, помилуй.</w:t>
+      </w:r>
+    </w:p>
+    <w:p>
+      <w:pPr>
+        <w:pStyle w:val="a4"/>
+        <w:spacing w:before="0" w:beforeAutospacing="0" w:after="120" w:afterAutospacing="0"/>
+        <w:jc w:val="both"/>
+      </w:pPr>
+      <w:r>
+        <w:rPr>
+          <w:color w:val="000000"/>
+        </w:rPr>
+        <w:t>Вечора всього досконалого, святого, мирного і безгрішного у Господа просім.</w:t>
+      </w:r>
+    </w:p>
+    <w:p>
+      <w:pPr>
+        <w:pStyle w:val="2"/>
+        <w:tabs>
+          <w:tab w:val="center" w:pos="4680"/>
+        </w:tabs>
+        <w:rPr>
+          <w:rFonts w:ascii="Times New Roman" w:eastAsia="Times New Roman" w:hAnsi="Times New Roman" w:cs="Times New Roman"/>
+          <w:sz w:val="24"/>
+          <w:szCs w:val="24"/>
+        </w:rPr>
+      </w:pPr>
+      <w:bookmarkStart w:id="96" w:name="_Hlk173949864"/>
+      <w:proofErr w:type="spellStart"/>
+      <w:r>
+        <w:rPr>
+          <w:rFonts w:ascii="Times New Roman" w:eastAsia="Times New Roman" w:hAnsi="Times New Roman" w:cs="Times New Roman"/>
+          <w:sz w:val="24"/>
+          <w:szCs w:val="24"/>
+        </w:rPr>
+        <w:t>Replace</w:t>
+      </w:r>
+      <w:proofErr w:type="spellEnd"/>
+    </w:p>
+    <w:bookmarkEnd w:id="96"/>
+    <w:p>
+      <w:pPr>
+        <w:autoSpaceDE w:val="0"/>
+        <w:autoSpaceDN w:val="0"/>
+        <w:adjustRightInd w:val="0"/>
+        <w:spacing w:after="120" w:line="240" w:lineRule="auto"/>
+        <w:rPr>
+          <w:rFonts w:ascii="Times New Roman" w:hAnsi="Times New Roman" w:cs="Times New Roman"/>
+          <w:sz w:val="24"/>
+          <w:szCs w:val="24"/>
+        </w:rPr>
+      </w:pPr>
+      <w:r>
+        <w:rPr>
+          <w:rFonts w:ascii="Times New Roman" w:hAnsi="Times New Roman" w:cs="Times New Roman"/>
+          <w:i/>
+          <w:iCs/>
+          <w:color w:val="FF0000"/>
+          <w:sz w:val="24"/>
+          <w:szCs w:val="24"/>
+        </w:rPr>
+        <w:t>Вірні:</w:t>
+      </w:r>
+      <w:r>
+        <w:rPr>
+          <w:rFonts w:ascii="Times New Roman" w:hAnsi="Times New Roman" w:cs="Times New Roman"/>
+          <w:color w:val="000000"/>
+          <w:sz w:val="24"/>
+          <w:szCs w:val="24"/>
+        </w:rPr>
+        <w:t xml:space="preserve"> </w:t>
+      </w:r>
+      <w:proofErr w:type="spellStart"/>
+      <w:r>
+        <w:rPr>
+          <w:rFonts w:ascii="Times New Roman" w:hAnsi="Times New Roman" w:cs="Times New Roman"/>
+          <w:color w:val="000000"/>
+          <w:sz w:val="24"/>
+          <w:szCs w:val="24"/>
+        </w:rPr>
+        <w:t>Амі</w:t>
+      </w:r>
+      <w:r>
+        <w:rPr>
+          <w:rFonts w:ascii="Times New Roman" w:hAnsi="Times New Roman" w:cs="Times New Roman"/>
+          <w:sz w:val="24"/>
+          <w:szCs w:val="24"/>
+        </w:rPr>
+        <w:t>́</w:t>
+      </w:r>
+      <w:r>
+        <w:rPr>
+          <w:rFonts w:ascii="Times New Roman" w:hAnsi="Times New Roman" w:cs="Times New Roman"/>
+          <w:color w:val="000000"/>
+          <w:sz w:val="24"/>
+          <w:szCs w:val="24"/>
+        </w:rPr>
+        <w:t>нь</w:t>
+      </w:r>
+      <w:proofErr w:type="spellEnd"/>
+      <w:r>
+        <w:rPr>
+          <w:rFonts w:ascii="Times New Roman" w:hAnsi="Times New Roman" w:cs="Times New Roman"/>
+          <w:color w:val="000000"/>
           <w:sz w:val="24"/>
           <w:szCs w:val="24"/>
         </w:rPr>
@@ -43652,100 +46589,89 @@
     </w:p>
     <w:p>
       <w:pPr>
-        <w:pStyle w:val="2"/>
-        <w:rPr>
-          <w:rFonts w:ascii="Times New Roman" w:hAnsi="Times New Roman" w:cs="Times New Roman"/>
-        </w:rPr>
-      </w:pPr>
-      <w:bookmarkStart w:id="96" w:name="_heading=h.otwter13x9su" w:colFirst="0" w:colLast="0"/>
-      <w:bookmarkEnd w:id="96"/>
-      <w:proofErr w:type="spellStart"/>
-      <w:r>
-        <w:rPr>
-          <w:rFonts w:ascii="Times New Roman" w:eastAsia="Times New Roman" w:hAnsi="Times New Roman" w:cs="Times New Roman"/>
-          <w:sz w:val="24"/>
-          <w:szCs w:val="24"/>
-        </w:rPr>
-        <w:t>Replace</w:t>
-      </w:r>
-      <w:proofErr w:type="spellEnd"/>
-    </w:p>
-    <w:p>
-      <w:pPr>
-        <w:spacing w:line="240" w:lineRule="auto"/>
-        <w:rPr>
-          <w:rFonts w:ascii="Times New Roman" w:eastAsia="Times New Roman" w:hAnsi="Times New Roman" w:cs="Times New Roman"/>
-          <w:sz w:val="24"/>
-          <w:szCs w:val="24"/>
-        </w:rPr>
-      </w:pPr>
-      <w:proofErr w:type="spellStart"/>
-      <w:r>
-        <w:rPr>
-          <w:rFonts w:ascii="Times New Roman" w:eastAsia="Times New Roman" w:hAnsi="Times New Roman" w:cs="Times New Roman"/>
-          <w:sz w:val="24"/>
-          <w:szCs w:val="24"/>
-        </w:rPr>
-        <w:t>Ни́ні</w:t>
-      </w:r>
-      <w:proofErr w:type="spellEnd"/>
-      <w:r>
-        <w:rPr>
-          <w:rFonts w:ascii="Times New Roman" w:eastAsia="Times New Roman" w:hAnsi="Times New Roman" w:cs="Times New Roman"/>
-          <w:sz w:val="24"/>
-          <w:szCs w:val="24"/>
+        <w:rPr>
+          <w:rFonts w:ascii="Times New Roman" w:hAnsi="Times New Roman" w:cs="Times New Roman"/>
+          <w:sz w:val="24"/>
+          <w:szCs w:val="24"/>
+        </w:rPr>
+      </w:pPr>
+    </w:p>
+    <w:p>
+      <w:pPr>
+        <w:pStyle w:val="3"/>
+        <w:spacing w:before="0" w:after="120"/>
+        <w:jc w:val="center"/>
+        <w:rPr>
+          <w:rFonts w:ascii="Times New Roman" w:hAnsi="Times New Roman" w:cs="Times New Roman"/>
+          <w:sz w:val="24"/>
+          <w:szCs w:val="24"/>
+        </w:rPr>
+      </w:pPr>
+      <w:r>
+        <w:rPr>
+          <w:rFonts w:ascii="Times New Roman" w:hAnsi="Times New Roman" w:cs="Times New Roman"/>
+          <w:i/>
+          <w:iCs/>
+          <w:color w:val="FF0000"/>
+          <w:sz w:val="24"/>
+          <w:szCs w:val="24"/>
+        </w:rPr>
+        <w:t>Прохальна єктенія</w:t>
+      </w:r>
+    </w:p>
+    <w:p>
+      <w:pPr>
+        <w:pStyle w:val="a4"/>
+        <w:spacing w:before="0" w:beforeAutospacing="0" w:after="120" w:afterAutospacing="0"/>
+        <w:jc w:val="both"/>
+      </w:pPr>
+      <w:r>
+        <w:rPr>
+          <w:color w:val="000000"/>
+        </w:rPr>
+        <w:t>Сповнім ранішню</w:t>
+      </w:r>
+      <w:r>
+        <w:rPr>
+          <w:color w:val="000000"/>
         </w:rPr>
         <w:t xml:space="preserve"> </w:t>
       </w:r>
-      <w:proofErr w:type="spellStart"/>
-      <w:r>
-        <w:rPr>
-          <w:rFonts w:ascii="Times New Roman" w:eastAsia="Times New Roman" w:hAnsi="Times New Roman" w:cs="Times New Roman"/>
-          <w:sz w:val="24"/>
-          <w:szCs w:val="24"/>
-        </w:rPr>
-        <w:t>відпуска́єш</w:t>
-      </w:r>
-      <w:proofErr w:type="spellEnd"/>
-      <w:r>
-        <w:rPr>
-          <w:rFonts w:ascii="Times New Roman" w:eastAsia="Times New Roman" w:hAnsi="Times New Roman" w:cs="Times New Roman"/>
-          <w:sz w:val="24"/>
-          <w:szCs w:val="24"/>
-        </w:rPr>
-        <w:t xml:space="preserve"> слугу́ Твого́, </w:t>
-      </w:r>
-      <w:proofErr w:type="spellStart"/>
-      <w:r>
-        <w:rPr>
-          <w:rFonts w:ascii="Times New Roman" w:eastAsia="Times New Roman" w:hAnsi="Times New Roman" w:cs="Times New Roman"/>
-          <w:sz w:val="24"/>
-          <w:szCs w:val="24"/>
-        </w:rPr>
-        <w:t>Влади́ко</w:t>
-      </w:r>
-      <w:proofErr w:type="spellEnd"/>
-      <w:r>
-        <w:rPr>
-          <w:rFonts w:ascii="Times New Roman" w:eastAsia="Times New Roman" w:hAnsi="Times New Roman" w:cs="Times New Roman"/>
-          <w:sz w:val="24"/>
-          <w:szCs w:val="24"/>
-        </w:rPr>
-        <w:t xml:space="preserve">,* за </w:t>
-      </w:r>
-      <w:proofErr w:type="spellStart"/>
-      <w:r>
-        <w:rPr>
-          <w:rFonts w:ascii="Times New Roman" w:eastAsia="Times New Roman" w:hAnsi="Times New Roman" w:cs="Times New Roman"/>
-          <w:sz w:val="24"/>
-          <w:szCs w:val="24"/>
-        </w:rPr>
-        <w:t>Твої́м</w:t>
-      </w:r>
-      <w:proofErr w:type="spellEnd"/>
-      <w:r>
-        <w:rPr>
-          <w:rFonts w:ascii="Times New Roman" w:eastAsia="Times New Roman" w:hAnsi="Times New Roman" w:cs="Times New Roman"/>
+      <w:r>
+        <w:rPr>
+          <w:color w:val="000000"/>
+        </w:rPr>
+        <w:t>молитву нашу Господеві.</w:t>
+      </w:r>
+    </w:p>
+    <w:p>
+      <w:pPr>
+        <w:autoSpaceDE w:val="0"/>
+        <w:autoSpaceDN w:val="0"/>
+        <w:adjustRightInd w:val="0"/>
+        <w:spacing w:after="120" w:line="240" w:lineRule="auto"/>
+        <w:rPr>
+          <w:rFonts w:ascii="Times New Roman" w:eastAsia="Times New Roman" w:hAnsi="Times New Roman" w:cs="Times New Roman"/>
+          <w:color w:val="000000"/>
+          <w:sz w:val="24"/>
+          <w:szCs w:val="24"/>
+        </w:rPr>
+      </w:pPr>
+      <w:r>
+        <w:rPr>
+          <w:rFonts w:ascii="Times New Roman" w:hAnsi="Times New Roman" w:cs="Times New Roman"/>
+          <w:i/>
+          <w:iCs/>
+          <w:color w:val="FF0000"/>
+          <w:sz w:val="24"/>
+          <w:szCs w:val="24"/>
+        </w:rPr>
+        <w:t>Вірні:</w:t>
+      </w:r>
+      <w:r>
+        <w:rPr>
+          <w:rFonts w:ascii="Times New Roman" w:hAnsi="Times New Roman" w:cs="Times New Roman"/>
+          <w:color w:val="FF0000"/>
           <w:sz w:val="24"/>
           <w:szCs w:val="24"/>
         </w:rPr>
@@ -43755,299 +46681,129 @@
       <w:r>
         <w:rPr>
           <w:rFonts w:ascii="Times New Roman" w:eastAsia="Times New Roman" w:hAnsi="Times New Roman" w:cs="Times New Roman"/>
-          <w:sz w:val="24"/>
-          <w:szCs w:val="24"/>
-        </w:rPr>
-        <w:t>сло́вом</w:t>
-      </w:r>
-      <w:proofErr w:type="spellEnd"/>
-      <w:r>
-        <w:rPr>
-          <w:rFonts w:ascii="Times New Roman" w:eastAsia="Times New Roman" w:hAnsi="Times New Roman" w:cs="Times New Roman"/>
-          <w:sz w:val="24"/>
-          <w:szCs w:val="24"/>
-        </w:rPr>
-        <w:t xml:space="preserve"> у </w:t>
-      </w:r>
-      <w:proofErr w:type="spellStart"/>
-      <w:r>
-        <w:rPr>
-          <w:rFonts w:ascii="Times New Roman" w:eastAsia="Times New Roman" w:hAnsi="Times New Roman" w:cs="Times New Roman"/>
-          <w:sz w:val="24"/>
-          <w:szCs w:val="24"/>
-        </w:rPr>
-        <w:t>ми́рі</w:t>
-      </w:r>
-      <w:proofErr w:type="spellEnd"/>
-      <w:r>
-        <w:rPr>
-          <w:rFonts w:ascii="Times New Roman" w:eastAsia="Times New Roman" w:hAnsi="Times New Roman" w:cs="Times New Roman"/>
-          <w:sz w:val="24"/>
-          <w:szCs w:val="24"/>
+          <w:color w:val="000000"/>
+          <w:sz w:val="24"/>
+          <w:szCs w:val="24"/>
+        </w:rPr>
+        <w:t>Го́споди</w:t>
+      </w:r>
+      <w:proofErr w:type="spellEnd"/>
+      <w:r>
+        <w:rPr>
+          <w:rFonts w:ascii="Times New Roman" w:eastAsia="Times New Roman" w:hAnsi="Times New Roman" w:cs="Times New Roman"/>
+          <w:color w:val="000000"/>
+          <w:sz w:val="24"/>
+          <w:szCs w:val="24"/>
+        </w:rPr>
+        <w:t>, помилуй.</w:t>
+      </w:r>
+    </w:p>
+    <w:p>
+      <w:pPr>
+        <w:pStyle w:val="a4"/>
+        <w:spacing w:before="0" w:beforeAutospacing="0" w:after="120" w:afterAutospacing="0"/>
+        <w:rPr>
+          <w:lang w:val="ru-MD"/>
+        </w:rPr>
+      </w:pPr>
+      <w:r>
+        <w:rPr>
+          <w:color w:val="000000"/>
+        </w:rPr>
+        <w:t>Заступи, спаси, помилуй і охорони нас, Боже, Твоєю благодаттю</w:t>
+      </w:r>
+      <w:r>
+        <w:rPr>
+          <w:color w:val="000000"/>
+          <w:lang w:val="ru-MD"/>
         </w:rPr>
         <w:t>.</w:t>
       </w:r>
     </w:p>
     <w:p>
       <w:pPr>
-        <w:spacing w:line="240" w:lineRule="auto"/>
-        <w:rPr>
-          <w:rFonts w:ascii="Times New Roman" w:eastAsia="Times New Roman" w:hAnsi="Times New Roman" w:cs="Times New Roman"/>
-          <w:sz w:val="24"/>
-          <w:szCs w:val="24"/>
-        </w:rPr>
-      </w:pPr>
-      <w:r>
-        <w:rPr>
-          <w:rFonts w:ascii="Times New Roman" w:eastAsia="Times New Roman" w:hAnsi="Times New Roman" w:cs="Times New Roman"/>
-          <w:sz w:val="24"/>
-          <w:szCs w:val="24"/>
-        </w:rPr>
-        <w:t xml:space="preserve">Бо </w:t>
-      </w:r>
-      <w:proofErr w:type="spellStart"/>
-      <w:r>
-        <w:rPr>
-          <w:rFonts w:ascii="Times New Roman" w:eastAsia="Times New Roman" w:hAnsi="Times New Roman" w:cs="Times New Roman"/>
-          <w:sz w:val="24"/>
-          <w:szCs w:val="24"/>
-        </w:rPr>
-        <w:t>поба́чили</w:t>
-      </w:r>
-      <w:proofErr w:type="spellEnd"/>
-      <w:r>
-        <w:rPr>
-          <w:rFonts w:ascii="Times New Roman" w:eastAsia="Times New Roman" w:hAnsi="Times New Roman" w:cs="Times New Roman"/>
+        <w:autoSpaceDE w:val="0"/>
+        <w:autoSpaceDN w:val="0"/>
+        <w:adjustRightInd w:val="0"/>
+        <w:spacing w:after="120" w:line="240" w:lineRule="auto"/>
+        <w:rPr>
+          <w:rFonts w:ascii="Times New Roman" w:hAnsi="Times New Roman" w:cs="Times New Roman"/>
+          <w:sz w:val="24"/>
+          <w:szCs w:val="24"/>
+        </w:rPr>
+      </w:pPr>
+      <w:r>
+        <w:rPr>
+          <w:rFonts w:ascii="Times New Roman" w:hAnsi="Times New Roman" w:cs="Times New Roman"/>
+          <w:i/>
+          <w:iCs/>
+          <w:color w:val="FF0000"/>
+          <w:sz w:val="24"/>
+          <w:szCs w:val="24"/>
+        </w:rPr>
+        <w:t>Вірні:</w:t>
+      </w:r>
+      <w:r>
+        <w:rPr>
+          <w:rFonts w:ascii="Times New Roman" w:hAnsi="Times New Roman" w:cs="Times New Roman"/>
+          <w:color w:val="FF0000"/>
           <w:sz w:val="24"/>
           <w:szCs w:val="24"/>
         </w:rPr>
         <w:t xml:space="preserve"> </w:t>
       </w:r>
-      <w:proofErr w:type="spellStart"/>
-      <w:r>
-        <w:rPr>
-          <w:rFonts w:ascii="Times New Roman" w:eastAsia="Times New Roman" w:hAnsi="Times New Roman" w:cs="Times New Roman"/>
-          <w:sz w:val="24"/>
-          <w:szCs w:val="24"/>
-        </w:rPr>
-        <w:t>о́чі</w:t>
-      </w:r>
-      <w:proofErr w:type="spellEnd"/>
-      <w:r>
-        <w:rPr>
-          <w:rFonts w:ascii="Times New Roman" w:eastAsia="Times New Roman" w:hAnsi="Times New Roman" w:cs="Times New Roman"/>
-          <w:sz w:val="24"/>
-          <w:szCs w:val="24"/>
-        </w:rPr>
-        <w:t xml:space="preserve"> мої́* </w:t>
-      </w:r>
-      <w:proofErr w:type="spellStart"/>
-      <w:r>
-        <w:rPr>
-          <w:rFonts w:ascii="Times New Roman" w:eastAsia="Times New Roman" w:hAnsi="Times New Roman" w:cs="Times New Roman"/>
-          <w:sz w:val="24"/>
-          <w:szCs w:val="24"/>
-        </w:rPr>
-        <w:t>спасі́ння</w:t>
-      </w:r>
-      <w:proofErr w:type="spellEnd"/>
-      <w:r>
-        <w:rPr>
-          <w:rFonts w:ascii="Times New Roman" w:eastAsia="Times New Roman" w:hAnsi="Times New Roman" w:cs="Times New Roman"/>
-          <w:sz w:val="24"/>
-          <w:szCs w:val="24"/>
-        </w:rPr>
-        <w:t xml:space="preserve"> Твоє́;</w:t>
-      </w:r>
-    </w:p>
-    <w:p>
-      <w:pPr>
-        <w:spacing w:line="240" w:lineRule="auto"/>
-        <w:rPr>
-          <w:rFonts w:ascii="Times New Roman" w:eastAsia="Times New Roman" w:hAnsi="Times New Roman" w:cs="Times New Roman"/>
-          <w:sz w:val="24"/>
-          <w:szCs w:val="24"/>
-        </w:rPr>
-      </w:pPr>
-      <w:r>
-        <w:rPr>
-          <w:rFonts w:ascii="Times New Roman" w:eastAsia="Times New Roman" w:hAnsi="Times New Roman" w:cs="Times New Roman"/>
-          <w:sz w:val="24"/>
-          <w:szCs w:val="24"/>
-        </w:rPr>
-        <w:t xml:space="preserve">Що </w:t>
-      </w:r>
-      <w:proofErr w:type="spellStart"/>
-      <w:r>
-        <w:rPr>
-          <w:rFonts w:ascii="Times New Roman" w:eastAsia="Times New Roman" w:hAnsi="Times New Roman" w:cs="Times New Roman"/>
-          <w:sz w:val="24"/>
-          <w:szCs w:val="24"/>
-        </w:rPr>
-        <w:t>приготува́в</w:t>
-      </w:r>
-      <w:proofErr w:type="spellEnd"/>
-      <w:r>
-        <w:rPr>
-          <w:rFonts w:ascii="Times New Roman" w:eastAsia="Times New Roman" w:hAnsi="Times New Roman" w:cs="Times New Roman"/>
-          <w:sz w:val="24"/>
-          <w:szCs w:val="24"/>
-        </w:rPr>
-        <w:t xml:space="preserve"> Ти* </w:t>
-      </w:r>
-      <w:proofErr w:type="spellStart"/>
-      <w:r>
-        <w:rPr>
-          <w:rFonts w:ascii="Times New Roman" w:eastAsia="Times New Roman" w:hAnsi="Times New Roman" w:cs="Times New Roman"/>
-          <w:sz w:val="24"/>
-          <w:szCs w:val="24"/>
-        </w:rPr>
-        <w:t>пе́ред</w:t>
-      </w:r>
-      <w:proofErr w:type="spellEnd"/>
-      <w:r>
-        <w:rPr>
-          <w:rFonts w:ascii="Times New Roman" w:eastAsia="Times New Roman" w:hAnsi="Times New Roman" w:cs="Times New Roman"/>
-          <w:sz w:val="24"/>
-          <w:szCs w:val="24"/>
-        </w:rPr>
-        <w:t xml:space="preserve"> усіма́ </w:t>
-      </w:r>
-      <w:proofErr w:type="spellStart"/>
-      <w:r>
-        <w:rPr>
-          <w:rFonts w:ascii="Times New Roman" w:eastAsia="Times New Roman" w:hAnsi="Times New Roman" w:cs="Times New Roman"/>
-          <w:sz w:val="24"/>
-          <w:szCs w:val="24"/>
-        </w:rPr>
-        <w:t>наро́дами</w:t>
-      </w:r>
-      <w:proofErr w:type="spellEnd"/>
-      <w:r>
-        <w:rPr>
-          <w:rFonts w:ascii="Times New Roman" w:eastAsia="Times New Roman" w:hAnsi="Times New Roman" w:cs="Times New Roman"/>
-          <w:sz w:val="24"/>
-          <w:szCs w:val="24"/>
-        </w:rPr>
-        <w:t>;</w:t>
-      </w:r>
-    </w:p>
-    <w:p>
-      <w:pPr>
-        <w:spacing w:line="240" w:lineRule="auto"/>
-        <w:rPr>
-          <w:rFonts w:ascii="Times New Roman" w:eastAsia="Times New Roman" w:hAnsi="Times New Roman" w:cs="Times New Roman"/>
-          <w:sz w:val="24"/>
-          <w:szCs w:val="24"/>
-        </w:rPr>
-      </w:pPr>
-      <w:proofErr w:type="spellStart"/>
-      <w:r>
-        <w:rPr>
-          <w:rFonts w:ascii="Times New Roman" w:eastAsia="Times New Roman" w:hAnsi="Times New Roman" w:cs="Times New Roman"/>
-          <w:sz w:val="24"/>
-          <w:szCs w:val="24"/>
-        </w:rPr>
-        <w:t>Сві́тло</w:t>
-      </w:r>
-      <w:proofErr w:type="spellEnd"/>
-      <w:r>
-        <w:rPr>
-          <w:rFonts w:ascii="Times New Roman" w:eastAsia="Times New Roman" w:hAnsi="Times New Roman" w:cs="Times New Roman"/>
-          <w:sz w:val="24"/>
-          <w:szCs w:val="24"/>
-        </w:rPr>
-        <w:t xml:space="preserve"> на </w:t>
-      </w:r>
-      <w:proofErr w:type="spellStart"/>
-      <w:r>
-        <w:rPr>
-          <w:rFonts w:ascii="Times New Roman" w:eastAsia="Times New Roman" w:hAnsi="Times New Roman" w:cs="Times New Roman"/>
-          <w:sz w:val="24"/>
-          <w:szCs w:val="24"/>
-        </w:rPr>
-        <w:t>просві́ту</w:t>
-      </w:r>
-      <w:proofErr w:type="spellEnd"/>
-      <w:r>
-        <w:rPr>
-          <w:rFonts w:ascii="Times New Roman" w:eastAsia="Times New Roman" w:hAnsi="Times New Roman" w:cs="Times New Roman"/>
-          <w:sz w:val="24"/>
-          <w:szCs w:val="24"/>
+      <w:r>
+        <w:rPr>
+          <w:rFonts w:ascii="Times New Roman" w:hAnsi="Times New Roman" w:cs="Times New Roman"/>
+          <w:color w:val="000000"/>
+          <w:sz w:val="24"/>
+          <w:szCs w:val="24"/>
+        </w:rPr>
+        <w:t>Го</w:t>
+      </w:r>
+      <w:r>
+        <w:rPr>
+          <w:rFonts w:ascii="Times New Roman" w:hAnsi="Times New Roman" w:cs="Times New Roman"/>
+          <w:sz w:val="24"/>
+          <w:szCs w:val="24"/>
+          <w:lang w:val="ru-MD"/>
+        </w:rPr>
+        <w:t>́</w:t>
+      </w:r>
+      <w:r>
+        <w:rPr>
+          <w:rFonts w:ascii="Times New Roman" w:hAnsi="Times New Roman" w:cs="Times New Roman"/>
+          <w:color w:val="000000"/>
+          <w:sz w:val="24"/>
+          <w:szCs w:val="24"/>
+        </w:rPr>
+        <w:t>споди, помилуй.</w:t>
+      </w:r>
+    </w:p>
+    <w:p>
+      <w:pPr>
+        <w:pStyle w:val="a4"/>
+        <w:spacing w:before="0" w:beforeAutospacing="0" w:after="120" w:afterAutospacing="0"/>
+        <w:jc w:val="both"/>
+      </w:pPr>
+      <w:r>
+        <w:rPr>
+          <w:color w:val="000000"/>
+        </w:rPr>
+        <w:t>Дня</w:t>
+      </w:r>
+      <w:r>
+        <w:rPr>
+          <w:color w:val="000000"/>
+          <w:lang w:val="ru-MD"/>
         </w:rPr>
         <w:t xml:space="preserve"> </w:t>
       </w:r>
-      <w:proofErr w:type="spellStart"/>
-      <w:r>
-        <w:rPr>
-          <w:rFonts w:ascii="Times New Roman" w:eastAsia="Times New Roman" w:hAnsi="Times New Roman" w:cs="Times New Roman"/>
-          <w:sz w:val="24"/>
-          <w:szCs w:val="24"/>
-        </w:rPr>
-        <w:t>пога́нам</w:t>
-      </w:r>
-      <w:proofErr w:type="spellEnd"/>
-      <w:r>
-        <w:rPr>
-          <w:rFonts w:ascii="Times New Roman" w:eastAsia="Times New Roman" w:hAnsi="Times New Roman" w:cs="Times New Roman"/>
-          <w:sz w:val="24"/>
-          <w:szCs w:val="24"/>
-        </w:rPr>
-        <w:t xml:space="preserve">,* і </w:t>
-      </w:r>
-      <w:proofErr w:type="spellStart"/>
-      <w:r>
-        <w:rPr>
-          <w:rFonts w:ascii="Times New Roman" w:eastAsia="Times New Roman" w:hAnsi="Times New Roman" w:cs="Times New Roman"/>
-          <w:sz w:val="24"/>
-          <w:szCs w:val="24"/>
-        </w:rPr>
-        <w:t>сла́ву</w:t>
-      </w:r>
-      <w:proofErr w:type="spellEnd"/>
-      <w:r>
-        <w:rPr>
-          <w:rFonts w:ascii="Times New Roman" w:eastAsia="Times New Roman" w:hAnsi="Times New Roman" w:cs="Times New Roman"/>
-          <w:sz w:val="24"/>
-          <w:szCs w:val="24"/>
-        </w:rPr>
-        <w:t xml:space="preserve"> </w:t>
-      </w:r>
-      <w:proofErr w:type="spellStart"/>
-      <w:r>
-        <w:rPr>
-          <w:rFonts w:ascii="Times New Roman" w:eastAsia="Times New Roman" w:hAnsi="Times New Roman" w:cs="Times New Roman"/>
-          <w:sz w:val="24"/>
-          <w:szCs w:val="24"/>
-        </w:rPr>
-        <w:t>лю́ду</w:t>
-      </w:r>
-      <w:proofErr w:type="spellEnd"/>
-      <w:r>
-        <w:rPr>
-          <w:rFonts w:ascii="Times New Roman" w:eastAsia="Times New Roman" w:hAnsi="Times New Roman" w:cs="Times New Roman"/>
-          <w:sz w:val="24"/>
-          <w:szCs w:val="24"/>
-        </w:rPr>
-        <w:t xml:space="preserve"> Твого́, </w:t>
-      </w:r>
-      <w:proofErr w:type="spellStart"/>
-      <w:r>
-        <w:rPr>
-          <w:rFonts w:ascii="Times New Roman" w:eastAsia="Times New Roman" w:hAnsi="Times New Roman" w:cs="Times New Roman"/>
-          <w:sz w:val="24"/>
-          <w:szCs w:val="24"/>
-        </w:rPr>
-        <w:t>Ізра́їля</w:t>
-      </w:r>
-      <w:proofErr w:type="spellEnd"/>
-      <w:r>
-        <w:rPr>
-          <w:rFonts w:ascii="Times New Roman" w:eastAsia="Times New Roman" w:hAnsi="Times New Roman" w:cs="Times New Roman"/>
-          <w:sz w:val="24"/>
-          <w:szCs w:val="24"/>
-        </w:rPr>
-        <w:t>.</w:t>
+      <w:r>
+        <w:rPr>
+          <w:color w:val="000000"/>
+        </w:rPr>
+        <w:t>всього досконалого, святого, мирного і безгрішного у Господа просім.</w:t>
       </w:r>
     </w:p>
     <w:sectPr>

--- a/docx_resources/заміна-рубрики.docx
+++ b/docx_resources/заміна-рубрики.docx
@@ -1,6 +1,6 @@
 
 <file path=word/document.xml><?xml version="1.0" encoding="utf-8"?>
-<w:document xmlns:wpc="http://schemas.microsoft.com/office/word/2010/wordprocessingCanvas" xmlns:cx="http://schemas.microsoft.com/office/drawing/2014/chartex" xmlns:cx1="http://schemas.microsoft.com/office/drawing/2015/9/8/chartex" xmlns:cx2="http://schemas.microsoft.com/office/drawing/2015/10/21/chartex" xmlns:cx3="http://schemas.microsoft.com/office/drawing/2016/5/9/chartex" xmlns:cx4="http://schemas.microsoft.com/office/drawing/2016/5/10/chartex" xmlns:cx5="http://schemas.microsoft.com/office/drawing/2016/5/11/chartex" xmlns:cx6="http://schemas.microsoft.com/office/drawing/2016/5/12/chartex" xmlns:cx7="http://schemas.microsoft.com/office/drawing/2016/5/13/chartex" xmlns:cx8="http://schemas.microsoft.com/office/drawing/2016/5/14/chartex" xmlns:mc="http://schemas.openxmlformats.org/markup-compatibility/2006" xmlns:aink="http://schemas.microsoft.com/office/drawing/2016/ink" xmlns:am3d="http://schemas.microsoft.com/office/drawing/2017/model3d" xmlns:o="urn:schemas-microsoft-com:office:office" xmlns:r="http://schemas.openxmlformats.org/officeDocument/2006/relationships" xmlns:m="http://schemas.openxmlformats.org/officeDocument/2006/math" xmlns:v="urn:schemas-microsoft-com:vml" xmlns:wp14="http://schemas.microsoft.com/office/word/2010/wordprocessingDrawing" xmlns:wp="http://schemas.openxmlformats.org/drawingml/2006/wordprocessingDrawing" xmlns:w10="urn:schemas-microsoft-com:office:word" xmlns:w="http://schemas.openxmlformats.org/wordprocessingml/2006/main" xmlns:w14="http://schemas.microsoft.com/office/word/2010/wordml" xmlns:w15="http://schemas.microsoft.com/office/word/2012/wordml" xmlns:w16cex="http://schemas.microsoft.com/office/word/2018/wordml/cex" xmlns:w16cid="http://schemas.microsoft.com/office/word/2016/wordml/cid" xmlns:w16="http://schemas.microsoft.com/office/word/2018/wordml" xmlns:w16sdtdh="http://schemas.microsoft.com/office/word/2020/wordml/sdtdatahash" xmlns:w16se="http://schemas.microsoft.com/office/word/2015/wordml/symex" xmlns:wpg="http://schemas.microsoft.com/office/word/2010/wordprocessingGroup" xmlns:wpi="http://schemas.microsoft.com/office/word/2010/wordprocessingInk" xmlns:wne="http://schemas.microsoft.com/office/word/2006/wordml" xmlns:wps="http://schemas.microsoft.com/office/word/2010/wordprocessingShape" mc:Ignorable="w14 w15 w16se w16cid w16 w16cex w16sdtdh wp14">
+<w:document xmlns:wpc="http://schemas.microsoft.com/office/word/2010/wordprocessingCanvas" xmlns:cx="http://schemas.microsoft.com/office/drawing/2014/chartex" xmlns:cx1="http://schemas.microsoft.com/office/drawing/2015/9/8/chartex" xmlns:cx2="http://schemas.microsoft.com/office/drawing/2015/10/21/chartex" xmlns:cx3="http://schemas.microsoft.com/office/drawing/2016/5/9/chartex" xmlns:cx4="http://schemas.microsoft.com/office/drawing/2016/5/10/chartex" xmlns:cx5="http://schemas.microsoft.com/office/drawing/2016/5/11/chartex" xmlns:cx6="http://schemas.microsoft.com/office/drawing/2016/5/12/chartex" xmlns:cx7="http://schemas.microsoft.com/office/drawing/2016/5/13/chartex" xmlns:cx8="http://schemas.microsoft.com/office/drawing/2016/5/14/chartex" xmlns:mc="http://schemas.openxmlformats.org/markup-compatibility/2006" xmlns:aink="http://schemas.microsoft.com/office/drawing/2016/ink" xmlns:am3d="http://schemas.microsoft.com/office/drawing/2017/model3d" xmlns:o="urn:schemas-microsoft-com:office:office" xmlns:oel="http://schemas.microsoft.com/office/2019/extlst" xmlns:r="http://schemas.openxmlformats.org/officeDocument/2006/relationships" xmlns:m="http://schemas.openxmlformats.org/officeDocument/2006/math" xmlns:v="urn:schemas-microsoft-com:vml" xmlns:wp14="http://schemas.microsoft.com/office/word/2010/wordprocessingDrawing" xmlns:wp="http://schemas.openxmlformats.org/drawingml/2006/wordprocessingDrawing" xmlns:w10="urn:schemas-microsoft-com:office:word" xmlns:w="http://schemas.openxmlformats.org/wordprocessingml/2006/main" xmlns:w14="http://schemas.microsoft.com/office/word/2010/wordml" xmlns:w15="http://schemas.microsoft.com/office/word/2012/wordml" xmlns:w16cex="http://schemas.microsoft.com/office/word/2018/wordml/cex" xmlns:w16cid="http://schemas.microsoft.com/office/word/2016/wordml/cid" xmlns:w16="http://schemas.microsoft.com/office/word/2018/wordml" xmlns:w16du="http://schemas.microsoft.com/office/word/2023/wordml/word16du" xmlns:w16sdtdh="http://schemas.microsoft.com/office/word/2020/wordml/sdtdatahash" xmlns:w16se="http://schemas.microsoft.com/office/word/2015/wordml/symex" xmlns:wpg="http://schemas.microsoft.com/office/word/2010/wordprocessingGroup" xmlns:wpi="http://schemas.microsoft.com/office/word/2010/wordprocessingInk" xmlns:wne="http://schemas.microsoft.com/office/word/2006/wordml" xmlns:wps="http://schemas.microsoft.com/office/word/2010/wordprocessingShape" mc:Ignorable="w14 w15 w16se w16cid w16 w16cex w16sdtdh w16du wp14">
   <w:body>
     <w:p>
       <w:pPr>
@@ -3028,7 +3028,25 @@
           <w:sz w:val="24"/>
           <w:szCs w:val="24"/>
         </w:rPr>
-        <w:t xml:space="preserve">, і ісповíдую, що Ти — воíстину </w:t>
+        <w:t xml:space="preserve">, і </w:t>
+      </w:r>
+      <w:proofErr w:type="spellStart"/>
+      <w:r>
+        <w:rPr>
+          <w:rFonts w:ascii="Times New Roman" w:eastAsia="Times New Roman" w:hAnsi="Times New Roman" w:cs="Times New Roman"/>
+          <w:sz w:val="24"/>
+          <w:szCs w:val="24"/>
+        </w:rPr>
+        <w:t>ісповíдую</w:t>
+      </w:r>
+      <w:proofErr w:type="spellEnd"/>
+      <w:r>
+        <w:rPr>
+          <w:rFonts w:ascii="Times New Roman" w:eastAsia="Times New Roman" w:hAnsi="Times New Roman" w:cs="Times New Roman"/>
+          <w:sz w:val="24"/>
+          <w:szCs w:val="24"/>
+        </w:rPr>
+        <w:t xml:space="preserve">, що Ти — воíстину </w:t>
       </w:r>
       <w:proofErr w:type="spellStart"/>
       <w:r>
@@ -3361,7 +3379,25 @@
           <w:sz w:val="24"/>
           <w:szCs w:val="24"/>
         </w:rPr>
-        <w:t xml:space="preserve"> не повíм і </w:t>
+        <w:t xml:space="preserve"> не </w:t>
+      </w:r>
+      <w:proofErr w:type="spellStart"/>
+      <w:r>
+        <w:rPr>
+          <w:rFonts w:ascii="Times New Roman" w:eastAsia="Times New Roman" w:hAnsi="Times New Roman" w:cs="Times New Roman"/>
+          <w:sz w:val="24"/>
+          <w:szCs w:val="24"/>
+        </w:rPr>
+        <w:t>повíм</w:t>
+      </w:r>
+      <w:proofErr w:type="spellEnd"/>
+      <w:r>
+        <w:rPr>
+          <w:rFonts w:ascii="Times New Roman" w:eastAsia="Times New Roman" w:hAnsi="Times New Roman" w:cs="Times New Roman"/>
+          <w:sz w:val="24"/>
+          <w:szCs w:val="24"/>
+        </w:rPr>
+        <w:t xml:space="preserve"> і </w:t>
       </w:r>
       <w:proofErr w:type="spellStart"/>
       <w:r>
@@ -17260,7 +17296,21 @@
         <w:rPr>
           <w:rFonts w:ascii="Times New Roman" w:hAnsi="Times New Roman" w:cs="Times New Roman"/>
         </w:rPr>
-        <w:t xml:space="preserve">[В/У] Виголос “Бо ти Бог милости”, по прохальній </w:t>
+        <w:t xml:space="preserve">[В/У] Виголос “Бо ти Бог </w:t>
+      </w:r>
+      <w:proofErr w:type="spellStart"/>
+      <w:r>
+        <w:rPr>
+          <w:rFonts w:ascii="Times New Roman" w:hAnsi="Times New Roman" w:cs="Times New Roman"/>
+        </w:rPr>
+        <w:t>милости</w:t>
+      </w:r>
+      <w:proofErr w:type="spellEnd"/>
+      <w:r>
+        <w:rPr>
+          <w:rFonts w:ascii="Times New Roman" w:hAnsi="Times New Roman" w:cs="Times New Roman"/>
+        </w:rPr>
+        <w:t xml:space="preserve">”, по прохальній </w:t>
       </w:r>
       <w:proofErr w:type="spellStart"/>
       <w:r>
@@ -17330,7 +17380,25 @@
           <w:sz w:val="24"/>
           <w:szCs w:val="24"/>
         </w:rPr>
-        <w:t xml:space="preserve">Бо ти Бог милости, </w:t>
+        <w:t xml:space="preserve">Бо ти Бог </w:t>
+      </w:r>
+      <w:proofErr w:type="spellStart"/>
+      <w:r>
+        <w:rPr>
+          <w:rFonts w:ascii="Times New Roman" w:eastAsia="Times New Roman" w:hAnsi="Times New Roman" w:cs="Times New Roman"/>
+          <w:sz w:val="24"/>
+          <w:szCs w:val="24"/>
+        </w:rPr>
+        <w:t>милости</w:t>
+      </w:r>
+      <w:proofErr w:type="spellEnd"/>
+      <w:r>
+        <w:rPr>
+          <w:rFonts w:ascii="Times New Roman" w:eastAsia="Times New Roman" w:hAnsi="Times New Roman" w:cs="Times New Roman"/>
+          <w:sz w:val="24"/>
+          <w:szCs w:val="24"/>
+        </w:rPr>
+        <w:t xml:space="preserve">, </w:t>
       </w:r>
       <w:proofErr w:type="spellStart"/>
       <w:r>
@@ -17423,7 +17491,27 @@
           <w:sz w:val="24"/>
           <w:szCs w:val="24"/>
         </w:rPr>
-        <w:t xml:space="preserve">Бо Ти – Бог милости, </w:t>
+        <w:t xml:space="preserve">Бо Ти – Бог </w:t>
+      </w:r>
+      <w:proofErr w:type="spellStart"/>
+      <w:r>
+        <w:rPr>
+          <w:rFonts w:ascii="Times New Roman" w:eastAsia="Times New Roman" w:hAnsi="Times New Roman" w:cs="Times New Roman"/>
+          <w:color w:val="000000"/>
+          <w:sz w:val="24"/>
+          <w:szCs w:val="24"/>
+        </w:rPr>
+        <w:t>милости</w:t>
+      </w:r>
+      <w:proofErr w:type="spellEnd"/>
+      <w:r>
+        <w:rPr>
+          <w:rFonts w:ascii="Times New Roman" w:eastAsia="Times New Roman" w:hAnsi="Times New Roman" w:cs="Times New Roman"/>
+          <w:color w:val="000000"/>
+          <w:sz w:val="24"/>
+          <w:szCs w:val="24"/>
+        </w:rPr>
+        <w:t xml:space="preserve">, </w:t>
       </w:r>
       <w:proofErr w:type="spellStart"/>
       <w:r>
@@ -17547,7 +17635,25 @@
           <w:sz w:val="24"/>
           <w:szCs w:val="24"/>
         </w:rPr>
-        <w:t xml:space="preserve">Бо ти Бог милости, </w:t>
+        <w:t xml:space="preserve">Бо ти Бог </w:t>
+      </w:r>
+      <w:proofErr w:type="spellStart"/>
+      <w:r>
+        <w:rPr>
+          <w:rFonts w:ascii="Times New Roman" w:eastAsia="Times New Roman" w:hAnsi="Times New Roman" w:cs="Times New Roman"/>
+          <w:sz w:val="24"/>
+          <w:szCs w:val="24"/>
+        </w:rPr>
+        <w:t>милости</w:t>
+      </w:r>
+      <w:proofErr w:type="spellEnd"/>
+      <w:r>
+        <w:rPr>
+          <w:rFonts w:ascii="Times New Roman" w:eastAsia="Times New Roman" w:hAnsi="Times New Roman" w:cs="Times New Roman"/>
+          <w:sz w:val="24"/>
+          <w:szCs w:val="24"/>
+        </w:rPr>
+        <w:t xml:space="preserve">, </w:t>
       </w:r>
       <w:proofErr w:type="spellStart"/>
       <w:r>
@@ -17641,7 +17747,27 @@
           <w:sz w:val="24"/>
           <w:szCs w:val="24"/>
         </w:rPr>
-        <w:t xml:space="preserve">Бо Ти – Бог милости, </w:t>
+        <w:t xml:space="preserve">Бо Ти – Бог </w:t>
+      </w:r>
+      <w:proofErr w:type="spellStart"/>
+      <w:r>
+        <w:rPr>
+          <w:rFonts w:ascii="Times New Roman" w:eastAsia="Times New Roman" w:hAnsi="Times New Roman" w:cs="Times New Roman"/>
+          <w:color w:val="000000"/>
+          <w:sz w:val="24"/>
+          <w:szCs w:val="24"/>
+        </w:rPr>
+        <w:t>милости</w:t>
+      </w:r>
+      <w:proofErr w:type="spellEnd"/>
+      <w:r>
+        <w:rPr>
+          <w:rFonts w:ascii="Times New Roman" w:eastAsia="Times New Roman" w:hAnsi="Times New Roman" w:cs="Times New Roman"/>
+          <w:color w:val="000000"/>
+          <w:sz w:val="24"/>
+          <w:szCs w:val="24"/>
+        </w:rPr>
+        <w:t xml:space="preserve">, </w:t>
       </w:r>
       <w:proofErr w:type="spellStart"/>
       <w:r>
@@ -28826,7 +28952,25 @@
           <w:sz w:val="24"/>
           <w:szCs w:val="24"/>
         </w:rPr>
-        <w:t xml:space="preserve"> Господеві в страсі* і радуйтеся у тремтінні. Алилуя.</w:t>
+        <w:t xml:space="preserve"> Господеві в </w:t>
+      </w:r>
+      <w:proofErr w:type="spellStart"/>
+      <w:r>
+        <w:rPr>
+          <w:rFonts w:ascii="Times New Roman" w:eastAsia="Times New Roman" w:hAnsi="Times New Roman" w:cs="Times New Roman"/>
+          <w:sz w:val="24"/>
+          <w:szCs w:val="24"/>
+        </w:rPr>
+        <w:t>страсі</w:t>
+      </w:r>
+      <w:proofErr w:type="spellEnd"/>
+      <w:r>
+        <w:rPr>
+          <w:rFonts w:ascii="Times New Roman" w:eastAsia="Times New Roman" w:hAnsi="Times New Roman" w:cs="Times New Roman"/>
+          <w:sz w:val="24"/>
+          <w:szCs w:val="24"/>
+        </w:rPr>
+        <w:t>* і радуйтеся у тремтінні. Алилуя.</w:t>
       </w:r>
       <w:r>
         <w:rPr>
@@ -30663,7 +30807,25 @@
           <w:sz w:val="24"/>
           <w:szCs w:val="24"/>
         </w:rPr>
-        <w:t xml:space="preserve"> Господеві в страсі* і радуйтеся у тремтінні. Алилуя.</w:t>
+        <w:t xml:space="preserve"> Господеві в </w:t>
+      </w:r>
+      <w:proofErr w:type="spellStart"/>
+      <w:r>
+        <w:rPr>
+          <w:rFonts w:ascii="Times New Roman" w:eastAsia="Times New Roman" w:hAnsi="Times New Roman" w:cs="Times New Roman"/>
+          <w:sz w:val="24"/>
+          <w:szCs w:val="24"/>
+        </w:rPr>
+        <w:t>страсі</w:t>
+      </w:r>
+      <w:proofErr w:type="spellEnd"/>
+      <w:r>
+        <w:rPr>
+          <w:rFonts w:ascii="Times New Roman" w:eastAsia="Times New Roman" w:hAnsi="Times New Roman" w:cs="Times New Roman"/>
+          <w:sz w:val="24"/>
+          <w:szCs w:val="24"/>
+        </w:rPr>
+        <w:t>* і радуйтеся у тремтінні. Алилуя.</w:t>
       </w:r>
       <w:r>
         <w:rPr>
@@ -39762,7 +39924,29 @@
           <w:sz w:val="24"/>
           <w:szCs w:val="24"/>
         </w:rPr>
-        <w:t xml:space="preserve"> (Пс. 92,1).</w:t>
+        <w:t xml:space="preserve"> (</w:t>
+      </w:r>
+      <w:proofErr w:type="spellStart"/>
+      <w:r>
+        <w:rPr>
+          <w:rFonts w:ascii="Times New Roman" w:eastAsia="Times New Roman" w:hAnsi="Times New Roman" w:cs="Times New Roman"/>
+          <w:i/>
+          <w:color w:val="FF0000"/>
+          <w:sz w:val="24"/>
+          <w:szCs w:val="24"/>
+        </w:rPr>
+        <w:t>Пс</w:t>
+      </w:r>
+      <w:proofErr w:type="spellEnd"/>
+      <w:r>
+        <w:rPr>
+          <w:rFonts w:ascii="Times New Roman" w:eastAsia="Times New Roman" w:hAnsi="Times New Roman" w:cs="Times New Roman"/>
+          <w:i/>
+          <w:color w:val="FF0000"/>
+          <w:sz w:val="24"/>
+          <w:szCs w:val="24"/>
+        </w:rPr>
+        <w:t>. 92,1).</w:t>
       </w:r>
     </w:p>
     <w:p>
@@ -39866,7 +40050,29 @@
           <w:sz w:val="24"/>
           <w:szCs w:val="24"/>
         </w:rPr>
-        <w:t xml:space="preserve"> (Пс. 92,1).</w:t>
+        <w:t xml:space="preserve"> (</w:t>
+      </w:r>
+      <w:proofErr w:type="spellStart"/>
+      <w:r>
+        <w:rPr>
+          <w:rFonts w:ascii="Times New Roman" w:eastAsia="Times New Roman" w:hAnsi="Times New Roman" w:cs="Times New Roman"/>
+          <w:i/>
+          <w:color w:val="FF0000"/>
+          <w:sz w:val="24"/>
+          <w:szCs w:val="24"/>
+        </w:rPr>
+        <w:t>Пс</w:t>
+      </w:r>
+      <w:proofErr w:type="spellEnd"/>
+      <w:r>
+        <w:rPr>
+          <w:rFonts w:ascii="Times New Roman" w:eastAsia="Times New Roman" w:hAnsi="Times New Roman" w:cs="Times New Roman"/>
+          <w:i/>
+          <w:color w:val="FF0000"/>
+          <w:sz w:val="24"/>
+          <w:szCs w:val="24"/>
+        </w:rPr>
+        <w:t>. 92,1).</w:t>
       </w:r>
     </w:p>
     <w:p>
@@ -39959,7 +40165,29 @@
           <w:sz w:val="24"/>
           <w:szCs w:val="24"/>
         </w:rPr>
-        <w:t xml:space="preserve"> (Пс. 92,1).</w:t>
+        <w:t xml:space="preserve"> (</w:t>
+      </w:r>
+      <w:proofErr w:type="spellStart"/>
+      <w:r>
+        <w:rPr>
+          <w:rFonts w:ascii="Times New Roman" w:eastAsia="Times New Roman" w:hAnsi="Times New Roman" w:cs="Times New Roman"/>
+          <w:i/>
+          <w:color w:val="FF0000"/>
+          <w:sz w:val="24"/>
+          <w:szCs w:val="24"/>
+        </w:rPr>
+        <w:t>Пс</w:t>
+      </w:r>
+      <w:proofErr w:type="spellEnd"/>
+      <w:r>
+        <w:rPr>
+          <w:rFonts w:ascii="Times New Roman" w:eastAsia="Times New Roman" w:hAnsi="Times New Roman" w:cs="Times New Roman"/>
+          <w:i/>
+          <w:color w:val="FF0000"/>
+          <w:sz w:val="24"/>
+          <w:szCs w:val="24"/>
+        </w:rPr>
+        <w:t>. 92,1).</w:t>
       </w:r>
     </w:p>
     <w:p>
@@ -40420,7 +40648,29 @@
           <w:sz w:val="24"/>
           <w:szCs w:val="24"/>
         </w:rPr>
-        <w:t>(Пс. 133,1).</w:t>
+        <w:t>(</w:t>
+      </w:r>
+      <w:proofErr w:type="spellStart"/>
+      <w:r>
+        <w:rPr>
+          <w:rFonts w:ascii="Times New Roman" w:eastAsia="Times New Roman" w:hAnsi="Times New Roman" w:cs="Times New Roman"/>
+          <w:i/>
+          <w:color w:val="FF0000"/>
+          <w:sz w:val="24"/>
+          <w:szCs w:val="24"/>
+        </w:rPr>
+        <w:t>Пс</w:t>
+      </w:r>
+      <w:proofErr w:type="spellEnd"/>
+      <w:r>
+        <w:rPr>
+          <w:rFonts w:ascii="Times New Roman" w:eastAsia="Times New Roman" w:hAnsi="Times New Roman" w:cs="Times New Roman"/>
+          <w:i/>
+          <w:color w:val="FF0000"/>
+          <w:sz w:val="24"/>
+          <w:szCs w:val="24"/>
+        </w:rPr>
+        <w:t>. 133,1).</w:t>
       </w:r>
     </w:p>
     <w:p>
@@ -40592,6 +40842,7 @@
         </w:rPr>
         <w:t>(</w:t>
       </w:r>
+      <w:proofErr w:type="spellStart"/>
       <w:r>
         <w:rPr>
           <w:rFonts w:ascii="Times New Roman" w:eastAsia="Times New Roman" w:hAnsi="Times New Roman" w:cs="Times New Roman"/>
@@ -40600,7 +40851,18 @@
           <w:sz w:val="24"/>
           <w:szCs w:val="24"/>
         </w:rPr>
-        <w:t>Пс. 133,1).</w:t>
+        <w:t>Пс</w:t>
+      </w:r>
+      <w:proofErr w:type="spellEnd"/>
+      <w:r>
+        <w:rPr>
+          <w:rFonts w:ascii="Times New Roman" w:eastAsia="Times New Roman" w:hAnsi="Times New Roman" w:cs="Times New Roman"/>
+          <w:i/>
+          <w:color w:val="FF0000"/>
+          <w:sz w:val="24"/>
+          <w:szCs w:val="24"/>
+        </w:rPr>
+        <w:t>. 133,1).</w:t>
       </w:r>
     </w:p>
     <w:p>
@@ -40868,7 +41130,29 @@
           <w:sz w:val="24"/>
           <w:szCs w:val="24"/>
         </w:rPr>
-        <w:t xml:space="preserve"> (Пс. 4,4).</w:t>
+        <w:t xml:space="preserve"> (</w:t>
+      </w:r>
+      <w:proofErr w:type="spellStart"/>
+      <w:r>
+        <w:rPr>
+          <w:rFonts w:ascii="Times New Roman" w:eastAsia="Times New Roman" w:hAnsi="Times New Roman" w:cs="Times New Roman"/>
+          <w:i/>
+          <w:color w:val="FF0000"/>
+          <w:sz w:val="24"/>
+          <w:szCs w:val="24"/>
+        </w:rPr>
+        <w:t>Пс</w:t>
+      </w:r>
+      <w:proofErr w:type="spellEnd"/>
+      <w:r>
+        <w:rPr>
+          <w:rFonts w:ascii="Times New Roman" w:eastAsia="Times New Roman" w:hAnsi="Times New Roman" w:cs="Times New Roman"/>
+          <w:i/>
+          <w:color w:val="FF0000"/>
+          <w:sz w:val="24"/>
+          <w:szCs w:val="24"/>
+        </w:rPr>
+        <w:t>. 4,4).</w:t>
       </w:r>
     </w:p>
     <w:p>
@@ -41448,7 +41732,29 @@
           <w:sz w:val="24"/>
           <w:szCs w:val="24"/>
         </w:rPr>
-        <w:t>(Пс. 22,1-2).</w:t>
+        <w:t>(</w:t>
+      </w:r>
+      <w:proofErr w:type="spellStart"/>
+      <w:r>
+        <w:rPr>
+          <w:rFonts w:ascii="Times New Roman" w:eastAsia="Times New Roman" w:hAnsi="Times New Roman" w:cs="Times New Roman"/>
+          <w:i/>
+          <w:color w:val="FF0000"/>
+          <w:sz w:val="24"/>
+          <w:szCs w:val="24"/>
+        </w:rPr>
+        <w:t>Пс</w:t>
+      </w:r>
+      <w:proofErr w:type="spellEnd"/>
+      <w:r>
+        <w:rPr>
+          <w:rFonts w:ascii="Times New Roman" w:eastAsia="Times New Roman" w:hAnsi="Times New Roman" w:cs="Times New Roman"/>
+          <w:i/>
+          <w:color w:val="FF0000"/>
+          <w:sz w:val="24"/>
+          <w:szCs w:val="24"/>
+        </w:rPr>
+        <w:t>. 22,1-2).</w:t>
       </w:r>
     </w:p>
     <w:p>
@@ -42277,7 +42583,29 @@
           <w:sz w:val="24"/>
           <w:szCs w:val="24"/>
         </w:rPr>
-        <w:t xml:space="preserve"> (Пс. 120,1).</w:t>
+        <w:t xml:space="preserve"> (</w:t>
+      </w:r>
+      <w:proofErr w:type="spellStart"/>
+      <w:r>
+        <w:rPr>
+          <w:rFonts w:ascii="Times New Roman" w:eastAsia="Times New Roman" w:hAnsi="Times New Roman" w:cs="Times New Roman"/>
+          <w:i/>
+          <w:color w:val="FF0000"/>
+          <w:sz w:val="24"/>
+          <w:szCs w:val="24"/>
+        </w:rPr>
+        <w:t>Пс</w:t>
+      </w:r>
+      <w:proofErr w:type="spellEnd"/>
+      <w:r>
+        <w:rPr>
+          <w:rFonts w:ascii="Times New Roman" w:eastAsia="Times New Roman" w:hAnsi="Times New Roman" w:cs="Times New Roman"/>
+          <w:i/>
+          <w:color w:val="FF0000"/>
+          <w:sz w:val="24"/>
+          <w:szCs w:val="24"/>
+        </w:rPr>
+        <w:t>. 120,1).</w:t>
       </w:r>
     </w:p>
     <w:p>
@@ -42556,7 +42884,29 @@
           <w:sz w:val="24"/>
           <w:szCs w:val="24"/>
         </w:rPr>
-        <w:t xml:space="preserve"> (Пс. 58,18).</w:t>
+        <w:t xml:space="preserve"> (</w:t>
+      </w:r>
+      <w:proofErr w:type="spellStart"/>
+      <w:r>
+        <w:rPr>
+          <w:rFonts w:ascii="Times New Roman" w:eastAsia="Times New Roman" w:hAnsi="Times New Roman" w:cs="Times New Roman"/>
+          <w:i/>
+          <w:color w:val="FF0000"/>
+          <w:sz w:val="24"/>
+          <w:szCs w:val="24"/>
+        </w:rPr>
+        <w:t>Пс</w:t>
+      </w:r>
+      <w:proofErr w:type="spellEnd"/>
+      <w:r>
+        <w:rPr>
+          <w:rFonts w:ascii="Times New Roman" w:eastAsia="Times New Roman" w:hAnsi="Times New Roman" w:cs="Times New Roman"/>
+          <w:i/>
+          <w:color w:val="FF0000"/>
+          <w:sz w:val="24"/>
+          <w:szCs w:val="24"/>
+        </w:rPr>
+        <w:t>. 58,18).</w:t>
       </w:r>
     </w:p>
     <w:p>
@@ -42716,7 +43066,29 @@
           <w:sz w:val="24"/>
           <w:szCs w:val="24"/>
         </w:rPr>
-        <w:t xml:space="preserve"> (Пс. 58,2).</w:t>
+        <w:t xml:space="preserve"> (</w:t>
+      </w:r>
+      <w:proofErr w:type="spellStart"/>
+      <w:r>
+        <w:rPr>
+          <w:rFonts w:ascii="Times New Roman" w:eastAsia="Times New Roman" w:hAnsi="Times New Roman" w:cs="Times New Roman"/>
+          <w:i/>
+          <w:color w:val="FF0000"/>
+          <w:sz w:val="24"/>
+          <w:szCs w:val="24"/>
+        </w:rPr>
+        <w:t>Пс</w:t>
+      </w:r>
+      <w:proofErr w:type="spellEnd"/>
+      <w:r>
+        <w:rPr>
+          <w:rFonts w:ascii="Times New Roman" w:eastAsia="Times New Roman" w:hAnsi="Times New Roman" w:cs="Times New Roman"/>
+          <w:i/>
+          <w:color w:val="FF0000"/>
+          <w:sz w:val="24"/>
+          <w:szCs w:val="24"/>
+        </w:rPr>
+        <w:t>. 58,2).</w:t>
       </w:r>
     </w:p>
     <w:p>
@@ -46785,6 +47157,9 @@
         <w:pStyle w:val="a4"/>
         <w:spacing w:before="0" w:beforeAutospacing="0" w:after="120" w:afterAutospacing="0"/>
         <w:jc w:val="both"/>
+        <w:rPr>
+          <w:color w:val="000000"/>
+        </w:rPr>
       </w:pPr>
       <w:r>
         <w:rPr>
@@ -46804,6 +47179,1078 @@
           <w:color w:val="000000"/>
         </w:rPr>
         <w:t>всього досконалого, святого, мирного і безгрішного у Господа просім.</w:t>
+      </w:r>
+    </w:p>
+    <w:p>
+      <w:pPr>
+        <w:pStyle w:val="1"/>
+        <w:spacing w:after="120" w:line="240" w:lineRule="auto"/>
+        <w:jc w:val="both"/>
+        <w:rPr>
+          <w:rFonts w:ascii="Times New Roman" w:hAnsi="Times New Roman" w:cs="Times New Roman"/>
+        </w:rPr>
+      </w:pPr>
+      <w:r>
+        <w:rPr>
+          <w:rFonts w:ascii="Times New Roman" w:hAnsi="Times New Roman" w:cs="Times New Roman"/>
+        </w:rPr>
+        <w:t>[</w:t>
+      </w:r>
+      <w:r>
+        <w:rPr>
+          <w:rFonts w:ascii="Times New Roman" w:hAnsi="Times New Roman" w:cs="Times New Roman"/>
+        </w:rPr>
+        <w:t>В</w:t>
+      </w:r>
+      <w:r>
+        <w:rPr>
+          <w:rFonts w:ascii="Times New Roman" w:hAnsi="Times New Roman" w:cs="Times New Roman"/>
+        </w:rPr>
+        <w:t xml:space="preserve">] </w:t>
+      </w:r>
+      <w:r>
+        <w:rPr>
+          <w:rFonts w:ascii="Times New Roman" w:hAnsi="Times New Roman" w:cs="Times New Roman"/>
+        </w:rPr>
+        <w:t xml:space="preserve">Початок – </w:t>
+      </w:r>
+      <w:r>
+        <w:rPr>
+          <w:rFonts w:ascii="Times New Roman" w:hAnsi="Times New Roman" w:cs="Times New Roman"/>
+        </w:rPr>
+        <w:t xml:space="preserve">Вечірня з </w:t>
+      </w:r>
+      <w:proofErr w:type="spellStart"/>
+      <w:r>
+        <w:rPr>
+          <w:rFonts w:ascii="Times New Roman" w:hAnsi="Times New Roman" w:cs="Times New Roman"/>
+        </w:rPr>
+        <w:t>литією</w:t>
+      </w:r>
+      <w:proofErr w:type="spellEnd"/>
+    </w:p>
+    <w:p>
+      <w:pPr>
+        <w:pStyle w:val="2"/>
+        <w:spacing w:after="120" w:line="240" w:lineRule="auto"/>
+        <w:jc w:val="both"/>
+        <w:rPr>
+          <w:rFonts w:ascii="Times New Roman" w:hAnsi="Times New Roman" w:cs="Times New Roman"/>
+        </w:rPr>
+      </w:pPr>
+      <w:proofErr w:type="spellStart"/>
+      <w:r>
+        <w:rPr>
+          <w:rFonts w:ascii="Times New Roman" w:hAnsi="Times New Roman" w:cs="Times New Roman"/>
+        </w:rPr>
+        <w:t>Search</w:t>
+      </w:r>
+      <w:proofErr w:type="spellEnd"/>
+    </w:p>
+    <w:p>
+      <w:pPr>
+        <w:rPr>
+          <w:rFonts w:ascii="Times New Roman" w:eastAsia="Times New Roman" w:hAnsi="Times New Roman" w:cs="Times New Roman"/>
+          <w:color w:val="000000"/>
+          <w:sz w:val="24"/>
+          <w:szCs w:val="24"/>
+        </w:rPr>
+      </w:pPr>
+      <w:r>
+        <w:rPr>
+          <w:rFonts w:ascii="Times New Roman" w:eastAsia="Times New Roman" w:hAnsi="Times New Roman" w:cs="Times New Roman"/>
+          <w:color w:val="000000"/>
+          <w:sz w:val="24"/>
+          <w:szCs w:val="24"/>
+        </w:rPr>
+        <w:t xml:space="preserve">Слава святій, </w:t>
+      </w:r>
+      <w:proofErr w:type="spellStart"/>
+      <w:r>
+        <w:rPr>
+          <w:rFonts w:ascii="Times New Roman" w:eastAsia="Times New Roman" w:hAnsi="Times New Roman" w:cs="Times New Roman"/>
+          <w:color w:val="000000"/>
+          <w:sz w:val="24"/>
+          <w:szCs w:val="24"/>
+        </w:rPr>
+        <w:t>одноістотній</w:t>
+      </w:r>
+      <w:proofErr w:type="spellEnd"/>
+      <w:r>
+        <w:rPr>
+          <w:rFonts w:ascii="Times New Roman" w:eastAsia="Times New Roman" w:hAnsi="Times New Roman" w:cs="Times New Roman"/>
+          <w:color w:val="000000"/>
+          <w:sz w:val="24"/>
+          <w:szCs w:val="24"/>
+        </w:rPr>
+        <w:t xml:space="preserve"> і животворчій, нероздільній Тройці, завжди, нині і повсякчас і на віки віків.</w:t>
+      </w:r>
+    </w:p>
+    <w:p>
+      <w:pPr>
+        <w:rPr>
+          <w:rFonts w:ascii="Times New Roman" w:eastAsia="Times New Roman" w:hAnsi="Times New Roman" w:cs="Times New Roman"/>
+          <w:color w:val="000000"/>
+          <w:sz w:val="24"/>
+          <w:szCs w:val="24"/>
+        </w:rPr>
+      </w:pPr>
+      <w:r>
+        <w:rPr>
+          <w:rFonts w:ascii="Times New Roman" w:hAnsi="Times New Roman" w:cs="Times New Roman"/>
+          <w:i/>
+          <w:iCs/>
+          <w:color w:val="FF0000"/>
+          <w:sz w:val="24"/>
+          <w:szCs w:val="24"/>
+        </w:rPr>
+        <w:t>Вірні:</w:t>
+      </w:r>
+      <w:r>
+        <w:rPr>
+          <w:rFonts w:ascii="Times New Roman" w:eastAsia="Times New Roman" w:hAnsi="Times New Roman" w:cs="Times New Roman"/>
+          <w:color w:val="000000"/>
+          <w:sz w:val="24"/>
+          <w:szCs w:val="24"/>
+        </w:rPr>
+        <w:t xml:space="preserve"> Амінь.</w:t>
+      </w:r>
+    </w:p>
+    <w:p>
+      <w:pPr>
+        <w:pStyle w:val="2"/>
+        <w:tabs>
+          <w:tab w:val="center" w:pos="4680"/>
+        </w:tabs>
+        <w:rPr>
+          <w:rFonts w:ascii="Times New Roman" w:eastAsia="Times New Roman" w:hAnsi="Times New Roman" w:cs="Times New Roman"/>
+          <w:sz w:val="24"/>
+          <w:szCs w:val="24"/>
+        </w:rPr>
+      </w:pPr>
+      <w:proofErr w:type="spellStart"/>
+      <w:r>
+        <w:rPr>
+          <w:rFonts w:ascii="Times New Roman" w:eastAsia="Times New Roman" w:hAnsi="Times New Roman" w:cs="Times New Roman"/>
+          <w:sz w:val="24"/>
+          <w:szCs w:val="24"/>
+        </w:rPr>
+        <w:lastRenderedPageBreak/>
+        <w:t>Replace</w:t>
+      </w:r>
+      <w:proofErr w:type="spellEnd"/>
+    </w:p>
+    <w:p>
+      <w:pPr>
+        <w:rPr>
+          <w:rFonts w:ascii="Times New Roman" w:eastAsia="Times New Roman" w:hAnsi="Times New Roman" w:cs="Times New Roman"/>
+          <w:color w:val="000000"/>
+          <w:sz w:val="24"/>
+          <w:szCs w:val="24"/>
+        </w:rPr>
+      </w:pPr>
+      <w:r>
+        <w:rPr>
+          <w:rFonts w:ascii="Times New Roman" w:hAnsi="Times New Roman" w:cs="Times New Roman"/>
+          <w:i/>
+          <w:iCs/>
+          <w:color w:val="FF0000"/>
+          <w:sz w:val="24"/>
+          <w:szCs w:val="24"/>
+        </w:rPr>
+        <w:t>Свяще</w:t>
+      </w:r>
+      <w:r>
+        <w:rPr>
+          <w:rFonts w:ascii="Times New Roman" w:hAnsi="Times New Roman" w:cs="Times New Roman"/>
+          <w:i/>
+          <w:iCs/>
+          <w:color w:val="FF0000"/>
+          <w:sz w:val="24"/>
+          <w:szCs w:val="24"/>
+        </w:rPr>
+        <w:t>н</w:t>
+      </w:r>
+      <w:r>
+        <w:rPr>
+          <w:rFonts w:ascii="Times New Roman" w:hAnsi="Times New Roman" w:cs="Times New Roman"/>
+          <w:i/>
+          <w:iCs/>
+          <w:color w:val="FF0000"/>
+          <w:sz w:val="24"/>
+          <w:szCs w:val="24"/>
+        </w:rPr>
+        <w:t>ник:</w:t>
+      </w:r>
+      <w:r>
+        <w:rPr>
+          <w:rFonts w:ascii="Times New Roman" w:eastAsia="Times New Roman" w:hAnsi="Times New Roman" w:cs="Times New Roman"/>
+          <w:color w:val="000000"/>
+          <w:sz w:val="24"/>
+          <w:szCs w:val="24"/>
+        </w:rPr>
+        <w:t xml:space="preserve"> </w:t>
+      </w:r>
+      <w:proofErr w:type="spellStart"/>
+      <w:r>
+        <w:rPr>
+          <w:rFonts w:ascii="Times New Roman" w:eastAsia="Times New Roman" w:hAnsi="Times New Roman" w:cs="Times New Roman"/>
+          <w:color w:val="000000"/>
+          <w:sz w:val="24"/>
+          <w:szCs w:val="24"/>
+        </w:rPr>
+        <w:t>Сла́ва</w:t>
+      </w:r>
+      <w:proofErr w:type="spellEnd"/>
+      <w:r>
+        <w:rPr>
+          <w:rFonts w:ascii="Times New Roman" w:eastAsia="Times New Roman" w:hAnsi="Times New Roman" w:cs="Times New Roman"/>
+          <w:color w:val="000000"/>
+          <w:sz w:val="24"/>
+          <w:szCs w:val="24"/>
+        </w:rPr>
+        <w:t xml:space="preserve"> </w:t>
+      </w:r>
+      <w:proofErr w:type="spellStart"/>
+      <w:r>
+        <w:rPr>
+          <w:rFonts w:ascii="Times New Roman" w:eastAsia="Times New Roman" w:hAnsi="Times New Roman" w:cs="Times New Roman"/>
+          <w:color w:val="000000"/>
+          <w:sz w:val="24"/>
+          <w:szCs w:val="24"/>
+        </w:rPr>
+        <w:t>святі́й</w:t>
+      </w:r>
+      <w:proofErr w:type="spellEnd"/>
+      <w:r>
+        <w:rPr>
+          <w:rFonts w:ascii="Times New Roman" w:eastAsia="Times New Roman" w:hAnsi="Times New Roman" w:cs="Times New Roman"/>
+          <w:color w:val="000000"/>
+          <w:sz w:val="24"/>
+          <w:szCs w:val="24"/>
+        </w:rPr>
+        <w:t xml:space="preserve">, </w:t>
+      </w:r>
+      <w:proofErr w:type="spellStart"/>
+      <w:r>
+        <w:rPr>
+          <w:rFonts w:ascii="Times New Roman" w:eastAsia="Times New Roman" w:hAnsi="Times New Roman" w:cs="Times New Roman"/>
+          <w:color w:val="000000"/>
+          <w:sz w:val="24"/>
+          <w:szCs w:val="24"/>
+        </w:rPr>
+        <w:t>одноісто́тній</w:t>
+      </w:r>
+      <w:proofErr w:type="spellEnd"/>
+      <w:r>
+        <w:rPr>
+          <w:rFonts w:ascii="Times New Roman" w:eastAsia="Times New Roman" w:hAnsi="Times New Roman" w:cs="Times New Roman"/>
+          <w:color w:val="000000"/>
+          <w:sz w:val="24"/>
+          <w:szCs w:val="24"/>
+        </w:rPr>
+        <w:t xml:space="preserve">, </w:t>
+      </w:r>
+      <w:proofErr w:type="spellStart"/>
+      <w:r>
+        <w:rPr>
+          <w:rFonts w:ascii="Times New Roman" w:eastAsia="Times New Roman" w:hAnsi="Times New Roman" w:cs="Times New Roman"/>
+          <w:color w:val="000000"/>
+          <w:sz w:val="24"/>
+          <w:szCs w:val="24"/>
+        </w:rPr>
+        <w:t>животво́рній</w:t>
+      </w:r>
+      <w:proofErr w:type="spellEnd"/>
+      <w:r>
+        <w:rPr>
+          <w:rFonts w:ascii="Times New Roman" w:eastAsia="Times New Roman" w:hAnsi="Times New Roman" w:cs="Times New Roman"/>
+          <w:color w:val="000000"/>
+          <w:sz w:val="24"/>
+          <w:szCs w:val="24"/>
+        </w:rPr>
+        <w:t xml:space="preserve">, і </w:t>
+      </w:r>
+      <w:proofErr w:type="spellStart"/>
+      <w:r>
+        <w:rPr>
+          <w:rFonts w:ascii="Times New Roman" w:eastAsia="Times New Roman" w:hAnsi="Times New Roman" w:cs="Times New Roman"/>
+          <w:color w:val="000000"/>
+          <w:sz w:val="24"/>
+          <w:szCs w:val="24"/>
+        </w:rPr>
+        <w:t>нерозді́льній</w:t>
+      </w:r>
+      <w:proofErr w:type="spellEnd"/>
+      <w:r>
+        <w:rPr>
+          <w:rFonts w:ascii="Times New Roman" w:eastAsia="Times New Roman" w:hAnsi="Times New Roman" w:cs="Times New Roman"/>
+          <w:color w:val="000000"/>
+          <w:sz w:val="24"/>
+          <w:szCs w:val="24"/>
+        </w:rPr>
+        <w:t xml:space="preserve"> </w:t>
+      </w:r>
+      <w:proofErr w:type="spellStart"/>
+      <w:r>
+        <w:rPr>
+          <w:rFonts w:ascii="Times New Roman" w:eastAsia="Times New Roman" w:hAnsi="Times New Roman" w:cs="Times New Roman"/>
+          <w:color w:val="000000"/>
+          <w:sz w:val="24"/>
+          <w:szCs w:val="24"/>
+        </w:rPr>
+        <w:t>Тро́йці</w:t>
+      </w:r>
+      <w:proofErr w:type="spellEnd"/>
+      <w:r>
+        <w:rPr>
+          <w:rFonts w:ascii="Times New Roman" w:eastAsia="Times New Roman" w:hAnsi="Times New Roman" w:cs="Times New Roman"/>
+          <w:color w:val="000000"/>
+          <w:sz w:val="24"/>
+          <w:szCs w:val="24"/>
+        </w:rPr>
+        <w:t xml:space="preserve">, </w:t>
+      </w:r>
+      <w:proofErr w:type="spellStart"/>
+      <w:r>
+        <w:rPr>
+          <w:rFonts w:ascii="Times New Roman" w:eastAsia="Times New Roman" w:hAnsi="Times New Roman" w:cs="Times New Roman"/>
+          <w:color w:val="000000"/>
+          <w:sz w:val="24"/>
+          <w:szCs w:val="24"/>
+        </w:rPr>
+        <w:t>за́вжди</w:t>
+      </w:r>
+      <w:proofErr w:type="spellEnd"/>
+      <w:r>
+        <w:rPr>
+          <w:rFonts w:ascii="Times New Roman" w:eastAsia="Times New Roman" w:hAnsi="Times New Roman" w:cs="Times New Roman"/>
+          <w:color w:val="000000"/>
+          <w:sz w:val="24"/>
+          <w:szCs w:val="24"/>
+        </w:rPr>
+        <w:t xml:space="preserve">, </w:t>
+      </w:r>
+      <w:proofErr w:type="spellStart"/>
+      <w:r>
+        <w:rPr>
+          <w:rFonts w:ascii="Times New Roman" w:eastAsia="Times New Roman" w:hAnsi="Times New Roman" w:cs="Times New Roman"/>
+          <w:color w:val="000000"/>
+          <w:sz w:val="24"/>
+          <w:szCs w:val="24"/>
+        </w:rPr>
+        <w:t>ни́ні</w:t>
+      </w:r>
+      <w:proofErr w:type="spellEnd"/>
+      <w:r>
+        <w:rPr>
+          <w:rFonts w:ascii="Times New Roman" w:eastAsia="Times New Roman" w:hAnsi="Times New Roman" w:cs="Times New Roman"/>
+          <w:color w:val="000000"/>
+          <w:sz w:val="24"/>
+          <w:szCs w:val="24"/>
+        </w:rPr>
+        <w:t xml:space="preserve"> і </w:t>
+      </w:r>
+      <w:proofErr w:type="spellStart"/>
+      <w:r>
+        <w:rPr>
+          <w:rFonts w:ascii="Times New Roman" w:eastAsia="Times New Roman" w:hAnsi="Times New Roman" w:cs="Times New Roman"/>
+          <w:color w:val="000000"/>
+          <w:sz w:val="24"/>
+          <w:szCs w:val="24"/>
+        </w:rPr>
+        <w:t>повсякча́с</w:t>
+      </w:r>
+      <w:proofErr w:type="spellEnd"/>
+      <w:r>
+        <w:rPr>
+          <w:rFonts w:ascii="Times New Roman" w:eastAsia="Times New Roman" w:hAnsi="Times New Roman" w:cs="Times New Roman"/>
+          <w:color w:val="000000"/>
+          <w:sz w:val="24"/>
+          <w:szCs w:val="24"/>
+        </w:rPr>
+        <w:t xml:space="preserve">, і </w:t>
+      </w:r>
+      <w:proofErr w:type="spellStart"/>
+      <w:r>
+        <w:rPr>
+          <w:rFonts w:ascii="Times New Roman" w:eastAsia="Times New Roman" w:hAnsi="Times New Roman" w:cs="Times New Roman"/>
+          <w:color w:val="000000"/>
+          <w:sz w:val="24"/>
+          <w:szCs w:val="24"/>
+        </w:rPr>
+        <w:t>на</w:t>
+      </w:r>
+      <w:proofErr w:type="spellEnd"/>
+      <w:r>
+        <w:rPr>
+          <w:rFonts w:ascii="Times New Roman" w:eastAsia="Times New Roman" w:hAnsi="Times New Roman" w:cs="Times New Roman"/>
+          <w:color w:val="000000"/>
+          <w:sz w:val="24"/>
+          <w:szCs w:val="24"/>
+        </w:rPr>
+        <w:t xml:space="preserve"> </w:t>
+      </w:r>
+      <w:proofErr w:type="spellStart"/>
+      <w:r>
+        <w:rPr>
+          <w:rFonts w:ascii="Times New Roman" w:eastAsia="Times New Roman" w:hAnsi="Times New Roman" w:cs="Times New Roman"/>
+          <w:color w:val="000000"/>
+          <w:sz w:val="24"/>
+          <w:szCs w:val="24"/>
+        </w:rPr>
+        <w:t>ві́ки</w:t>
+      </w:r>
+      <w:proofErr w:type="spellEnd"/>
+      <w:r>
+        <w:rPr>
+          <w:rFonts w:ascii="Times New Roman" w:eastAsia="Times New Roman" w:hAnsi="Times New Roman" w:cs="Times New Roman"/>
+          <w:color w:val="000000"/>
+          <w:sz w:val="24"/>
+          <w:szCs w:val="24"/>
+        </w:rPr>
+        <w:t xml:space="preserve"> </w:t>
+      </w:r>
+      <w:proofErr w:type="spellStart"/>
+      <w:r>
+        <w:rPr>
+          <w:rFonts w:ascii="Times New Roman" w:eastAsia="Times New Roman" w:hAnsi="Times New Roman" w:cs="Times New Roman"/>
+          <w:color w:val="000000"/>
+          <w:sz w:val="24"/>
+          <w:szCs w:val="24"/>
+        </w:rPr>
+        <w:t>вікі́в</w:t>
+      </w:r>
+      <w:proofErr w:type="spellEnd"/>
+      <w:r>
+        <w:rPr>
+          <w:rFonts w:ascii="Times New Roman" w:eastAsia="Times New Roman" w:hAnsi="Times New Roman" w:cs="Times New Roman"/>
+          <w:color w:val="000000"/>
+          <w:sz w:val="24"/>
+          <w:szCs w:val="24"/>
+        </w:rPr>
+        <w:t>.</w:t>
+      </w:r>
+    </w:p>
+    <w:p>
+      <w:pPr>
+        <w:rPr>
+          <w:rFonts w:ascii="Times New Roman" w:eastAsia="Times New Roman" w:hAnsi="Times New Roman" w:cs="Times New Roman"/>
+          <w:color w:val="000000"/>
+          <w:sz w:val="24"/>
+          <w:szCs w:val="24"/>
+        </w:rPr>
+      </w:pPr>
+      <w:r>
+        <w:rPr>
+          <w:rFonts w:ascii="Times New Roman" w:hAnsi="Times New Roman" w:cs="Times New Roman"/>
+          <w:i/>
+          <w:iCs/>
+          <w:color w:val="FF0000"/>
+          <w:sz w:val="24"/>
+          <w:szCs w:val="24"/>
+        </w:rPr>
+        <w:t>Вірні</w:t>
+      </w:r>
+      <w:r>
+        <w:rPr>
+          <w:rFonts w:ascii="Times New Roman" w:hAnsi="Times New Roman" w:cs="Times New Roman"/>
+          <w:i/>
+          <w:iCs/>
+          <w:color w:val="FF0000"/>
+          <w:sz w:val="24"/>
+          <w:szCs w:val="24"/>
+        </w:rPr>
+        <w:t>:</w:t>
+      </w:r>
+      <w:r>
+        <w:rPr>
+          <w:rFonts w:ascii="Times New Roman" w:eastAsia="Times New Roman" w:hAnsi="Times New Roman" w:cs="Times New Roman"/>
+          <w:color w:val="000000"/>
+          <w:sz w:val="24"/>
+          <w:szCs w:val="24"/>
+        </w:rPr>
+        <w:t xml:space="preserve"> </w:t>
+      </w:r>
+      <w:proofErr w:type="spellStart"/>
+      <w:r>
+        <w:rPr>
+          <w:rFonts w:ascii="Times New Roman" w:eastAsia="Times New Roman" w:hAnsi="Times New Roman" w:cs="Times New Roman"/>
+          <w:color w:val="000000"/>
+          <w:sz w:val="24"/>
+          <w:szCs w:val="24"/>
+        </w:rPr>
+        <w:t>Амі́нь</w:t>
+      </w:r>
+      <w:proofErr w:type="spellEnd"/>
+      <w:r>
+        <w:rPr>
+          <w:rFonts w:ascii="Times New Roman" w:eastAsia="Times New Roman" w:hAnsi="Times New Roman" w:cs="Times New Roman"/>
+          <w:color w:val="000000"/>
+          <w:sz w:val="24"/>
+          <w:szCs w:val="24"/>
+        </w:rPr>
+        <w:t>.</w:t>
+      </w:r>
+      <w:r>
+        <w:rPr>
+          <w:rFonts w:ascii="Times New Roman" w:eastAsia="Times New Roman" w:hAnsi="Times New Roman" w:cs="Times New Roman"/>
+          <w:color w:val="000000"/>
+          <w:sz w:val="24"/>
+          <w:szCs w:val="24"/>
+        </w:rPr>
+        <w:t xml:space="preserve"> </w:t>
+      </w:r>
+    </w:p>
+    <w:p>
+      <w:pPr>
+        <w:pStyle w:val="1"/>
+        <w:spacing w:after="120" w:line="240" w:lineRule="auto"/>
+        <w:jc w:val="both"/>
+        <w:rPr>
+          <w:rFonts w:ascii="Times New Roman" w:hAnsi="Times New Roman" w:cs="Times New Roman"/>
+          <w:lang w:val="en-US"/>
+        </w:rPr>
+      </w:pPr>
+      <w:r>
+        <w:rPr>
+          <w:rFonts w:ascii="Times New Roman" w:hAnsi="Times New Roman" w:cs="Times New Roman"/>
+        </w:rPr>
+        <w:t>[</w:t>
+      </w:r>
+      <w:r>
+        <w:rPr>
+          <w:rFonts w:ascii="Times New Roman" w:hAnsi="Times New Roman" w:cs="Times New Roman"/>
+        </w:rPr>
+        <w:t>В</w:t>
+      </w:r>
+      <w:r>
+        <w:rPr>
+          <w:rFonts w:ascii="Times New Roman" w:hAnsi="Times New Roman" w:cs="Times New Roman"/>
+        </w:rPr>
+        <w:t xml:space="preserve">] </w:t>
+      </w:r>
+      <w:r>
+        <w:rPr>
+          <w:rFonts w:ascii="Times New Roman" w:hAnsi="Times New Roman" w:cs="Times New Roman"/>
+        </w:rPr>
+        <w:t xml:space="preserve">Початок – </w:t>
+      </w:r>
+      <w:proofErr w:type="spellStart"/>
+      <w:r>
+        <w:rPr>
+          <w:rFonts w:ascii="Times New Roman" w:hAnsi="Times New Roman" w:cs="Times New Roman"/>
+        </w:rPr>
+        <w:t>Прийдіте</w:t>
+      </w:r>
+      <w:proofErr w:type="spellEnd"/>
+      <w:r>
+        <w:rPr>
+          <w:rFonts w:ascii="Times New Roman" w:hAnsi="Times New Roman" w:cs="Times New Roman"/>
+        </w:rPr>
+        <w:t>, поклонімся</w:t>
+      </w:r>
+    </w:p>
+    <w:p>
+      <w:pPr>
+        <w:rPr>
+          <w:rFonts w:ascii="Times New Roman" w:hAnsi="Times New Roman" w:cs="Times New Roman"/>
+        </w:rPr>
+      </w:pPr>
+      <w:r>
+        <w:rPr>
+          <w:rFonts w:ascii="Times New Roman" w:hAnsi="Times New Roman" w:cs="Times New Roman"/>
+        </w:rPr>
+        <w:t>06.08.2024</w:t>
+      </w:r>
+    </w:p>
+    <w:p>
+      <w:pPr>
+        <w:rPr>
+          <w:rFonts w:ascii="Times New Roman" w:hAnsi="Times New Roman" w:cs="Times New Roman"/>
+        </w:rPr>
+      </w:pPr>
+      <w:r>
+        <w:rPr>
+          <w:rFonts w:ascii="Times New Roman" w:hAnsi="Times New Roman" w:cs="Times New Roman"/>
+        </w:rPr>
+        <w:t xml:space="preserve">о. Олександр Селезінка: некоректний початок прохальної </w:t>
+      </w:r>
+      <w:proofErr w:type="spellStart"/>
+      <w:r>
+        <w:rPr>
+          <w:rFonts w:ascii="Times New Roman" w:hAnsi="Times New Roman" w:cs="Times New Roman"/>
+        </w:rPr>
+        <w:t>єктенії</w:t>
+      </w:r>
+      <w:proofErr w:type="spellEnd"/>
+      <w:r>
+        <w:rPr>
+          <w:rFonts w:ascii="Times New Roman" w:hAnsi="Times New Roman" w:cs="Times New Roman"/>
+        </w:rPr>
+        <w:t xml:space="preserve"> на всіх </w:t>
+      </w:r>
+      <w:proofErr w:type="spellStart"/>
+      <w:r>
+        <w:rPr>
+          <w:rFonts w:ascii="Times New Roman" w:hAnsi="Times New Roman" w:cs="Times New Roman"/>
+        </w:rPr>
+        <w:t>полієлейних</w:t>
+      </w:r>
+      <w:proofErr w:type="spellEnd"/>
+      <w:r>
+        <w:rPr>
+          <w:rFonts w:ascii="Times New Roman" w:hAnsi="Times New Roman" w:cs="Times New Roman"/>
+        </w:rPr>
+        <w:t xml:space="preserve"> утренях.</w:t>
+      </w:r>
+    </w:p>
+    <w:p>
+      <w:pPr>
+        <w:pStyle w:val="2"/>
+        <w:spacing w:after="120" w:line="240" w:lineRule="auto"/>
+        <w:jc w:val="both"/>
+        <w:rPr>
+          <w:rFonts w:ascii="Times New Roman" w:hAnsi="Times New Roman" w:cs="Times New Roman"/>
+        </w:rPr>
+      </w:pPr>
+      <w:proofErr w:type="spellStart"/>
+      <w:r>
+        <w:rPr>
+          <w:rFonts w:ascii="Times New Roman" w:hAnsi="Times New Roman" w:cs="Times New Roman"/>
+        </w:rPr>
+        <w:t>Search</w:t>
+      </w:r>
+      <w:proofErr w:type="spellEnd"/>
+    </w:p>
+    <w:p>
+      <w:pPr>
+        <w:pStyle w:val="a4"/>
+        <w:spacing w:before="0" w:beforeAutospacing="0" w:after="120" w:afterAutospacing="0"/>
+        <w:rPr>
+          <w:color w:val="000000"/>
+        </w:rPr>
+      </w:pPr>
+      <w:proofErr w:type="spellStart"/>
+      <w:r>
+        <w:rPr>
+          <w:color w:val="000000"/>
+        </w:rPr>
+        <w:t>Прийдіте</w:t>
+      </w:r>
+      <w:proofErr w:type="spellEnd"/>
+      <w:r>
+        <w:rPr>
+          <w:color w:val="000000"/>
+        </w:rPr>
+        <w:t>, поклонімся* Цареві нашому Богу.</w:t>
+      </w:r>
+    </w:p>
+    <w:p>
+      <w:pPr>
+        <w:pStyle w:val="a4"/>
+        <w:spacing w:before="0" w:beforeAutospacing="0" w:after="120" w:afterAutospacing="0"/>
+        <w:rPr>
+          <w:color w:val="000000"/>
+        </w:rPr>
+      </w:pPr>
+      <w:proofErr w:type="spellStart"/>
+      <w:r>
+        <w:rPr>
+          <w:color w:val="000000"/>
+        </w:rPr>
+        <w:t>Прийдіте</w:t>
+      </w:r>
+      <w:proofErr w:type="spellEnd"/>
+      <w:r>
+        <w:rPr>
+          <w:color w:val="000000"/>
+        </w:rPr>
+        <w:t>, поклонімся* Христові, Цареві нашому Богу.</w:t>
+      </w:r>
+    </w:p>
+    <w:p>
+      <w:pPr>
+        <w:pStyle w:val="a4"/>
+        <w:spacing w:before="0" w:beforeAutospacing="0" w:after="120" w:afterAutospacing="0"/>
+        <w:rPr>
+          <w:color w:val="000000"/>
+        </w:rPr>
+      </w:pPr>
+      <w:proofErr w:type="spellStart"/>
+      <w:r>
+        <w:rPr>
+          <w:color w:val="000000"/>
+        </w:rPr>
+        <w:t>Прийдіте</w:t>
+      </w:r>
+      <w:proofErr w:type="spellEnd"/>
+      <w:r>
+        <w:rPr>
+          <w:color w:val="000000"/>
+        </w:rPr>
+        <w:t>, поклонімся і припадім* до самого Господа Ісуса Христа, Царя і Бога нашого.</w:t>
+      </w:r>
+    </w:p>
+    <w:p>
+      <w:pPr>
+        <w:pStyle w:val="2"/>
+        <w:tabs>
+          <w:tab w:val="center" w:pos="4680"/>
+        </w:tabs>
+        <w:rPr>
+          <w:rFonts w:ascii="Times New Roman" w:eastAsia="Times New Roman" w:hAnsi="Times New Roman" w:cs="Times New Roman"/>
+          <w:sz w:val="24"/>
+          <w:szCs w:val="24"/>
+        </w:rPr>
+      </w:pPr>
+      <w:proofErr w:type="spellStart"/>
+      <w:r>
+        <w:rPr>
+          <w:rFonts w:ascii="Times New Roman" w:eastAsia="Times New Roman" w:hAnsi="Times New Roman" w:cs="Times New Roman"/>
+          <w:sz w:val="24"/>
+          <w:szCs w:val="24"/>
+        </w:rPr>
+        <w:t>Replace</w:t>
+      </w:r>
+      <w:proofErr w:type="spellEnd"/>
+    </w:p>
+    <w:p>
+      <w:pPr>
+        <w:pStyle w:val="a4"/>
+        <w:spacing w:before="0" w:beforeAutospacing="0" w:after="120" w:afterAutospacing="0"/>
+        <w:jc w:val="both"/>
+        <w:rPr>
+          <w:lang w:val="en-US"/>
+        </w:rPr>
+      </w:pPr>
+      <w:proofErr w:type="spellStart"/>
+      <w:r>
+        <w:rPr>
+          <w:lang w:val="en-US"/>
+        </w:rPr>
+        <w:t>Прийді́те</w:t>
+      </w:r>
+      <w:proofErr w:type="spellEnd"/>
+      <w:r>
+        <w:rPr>
+          <w:lang w:val="en-US"/>
+        </w:rPr>
+        <w:t xml:space="preserve">, </w:t>
+      </w:r>
+      <w:proofErr w:type="spellStart"/>
+      <w:r>
+        <w:rPr>
+          <w:lang w:val="en-US"/>
+        </w:rPr>
+        <w:t>поклоні́мся</w:t>
+      </w:r>
+      <w:proofErr w:type="spellEnd"/>
+      <w:r>
+        <w:rPr>
+          <w:lang w:val="en-US"/>
+        </w:rPr>
+        <w:t xml:space="preserve"> </w:t>
+      </w:r>
+      <w:proofErr w:type="spellStart"/>
+      <w:r>
+        <w:rPr>
+          <w:lang w:val="en-US"/>
+        </w:rPr>
+        <w:t>царе́ві</w:t>
+      </w:r>
+      <w:proofErr w:type="spellEnd"/>
+      <w:r>
+        <w:rPr>
+          <w:lang w:val="en-US"/>
+        </w:rPr>
+        <w:t xml:space="preserve"> </w:t>
+      </w:r>
+      <w:proofErr w:type="spellStart"/>
+      <w:r>
+        <w:rPr>
+          <w:lang w:val="en-US"/>
+        </w:rPr>
+        <w:t>на́шому</w:t>
+      </w:r>
+      <w:proofErr w:type="spellEnd"/>
+      <w:r>
+        <w:rPr>
+          <w:lang w:val="en-US"/>
+        </w:rPr>
+        <w:t xml:space="preserve"> – </w:t>
+      </w:r>
+      <w:proofErr w:type="spellStart"/>
+      <w:r>
+        <w:rPr>
+          <w:lang w:val="en-US"/>
+        </w:rPr>
+        <w:t>Бо́гу</w:t>
+      </w:r>
+      <w:proofErr w:type="spellEnd"/>
+      <w:r>
+        <w:rPr>
+          <w:lang w:val="en-US"/>
+        </w:rPr>
+        <w:t>.</w:t>
+      </w:r>
+    </w:p>
+    <w:p>
+      <w:pPr>
+        <w:pStyle w:val="a4"/>
+        <w:spacing w:before="0" w:beforeAutospacing="0" w:after="120" w:afterAutospacing="0"/>
+        <w:jc w:val="both"/>
+        <w:rPr>
+          <w:lang w:val="en-US"/>
+        </w:rPr>
+      </w:pPr>
+      <w:proofErr w:type="spellStart"/>
+      <w:r>
+        <w:rPr>
+          <w:lang w:val="en-US"/>
+        </w:rPr>
+        <w:t>Прийді́те</w:t>
+      </w:r>
+      <w:proofErr w:type="spellEnd"/>
+      <w:r>
+        <w:rPr>
+          <w:lang w:val="en-US"/>
+        </w:rPr>
+        <w:t xml:space="preserve">, </w:t>
+      </w:r>
+      <w:proofErr w:type="spellStart"/>
+      <w:r>
+        <w:rPr>
+          <w:lang w:val="en-US"/>
+        </w:rPr>
+        <w:t>поклоні́мся</w:t>
+      </w:r>
+      <w:proofErr w:type="spellEnd"/>
+      <w:r>
+        <w:rPr>
+          <w:lang w:val="en-US"/>
+        </w:rPr>
+        <w:t xml:space="preserve"> </w:t>
+      </w:r>
+      <w:proofErr w:type="spellStart"/>
+      <w:r>
+        <w:rPr>
+          <w:lang w:val="en-US"/>
+        </w:rPr>
+        <w:t>Христо́ві</w:t>
+      </w:r>
+      <w:proofErr w:type="spellEnd"/>
+      <w:r>
+        <w:rPr>
+          <w:lang w:val="en-US"/>
+        </w:rPr>
+        <w:t xml:space="preserve">, </w:t>
+      </w:r>
+      <w:proofErr w:type="spellStart"/>
+      <w:r>
+        <w:rPr>
+          <w:lang w:val="en-US"/>
+        </w:rPr>
+        <w:t>царе́ві</w:t>
+      </w:r>
+      <w:proofErr w:type="spellEnd"/>
+      <w:r>
+        <w:rPr>
+          <w:lang w:val="en-US"/>
+        </w:rPr>
+        <w:t xml:space="preserve"> </w:t>
+      </w:r>
+      <w:proofErr w:type="spellStart"/>
+      <w:r>
+        <w:rPr>
+          <w:lang w:val="en-US"/>
+        </w:rPr>
+        <w:t>на́шому</w:t>
+      </w:r>
+      <w:proofErr w:type="spellEnd"/>
+      <w:r>
+        <w:rPr>
+          <w:lang w:val="en-US"/>
+        </w:rPr>
+        <w:t xml:space="preserve"> – </w:t>
+      </w:r>
+      <w:proofErr w:type="spellStart"/>
+      <w:r>
+        <w:rPr>
+          <w:lang w:val="en-US"/>
+        </w:rPr>
+        <w:t>Бо́гу</w:t>
+      </w:r>
+      <w:proofErr w:type="spellEnd"/>
+      <w:r>
+        <w:rPr>
+          <w:lang w:val="en-US"/>
+        </w:rPr>
+        <w:t>.</w:t>
+      </w:r>
+    </w:p>
+    <w:p>
+      <w:pPr>
+        <w:pStyle w:val="a4"/>
+        <w:spacing w:before="0" w:beforeAutospacing="0" w:after="120" w:afterAutospacing="0"/>
+        <w:jc w:val="both"/>
+        <w:rPr>
+          <w:lang w:val="en-US"/>
+        </w:rPr>
+      </w:pPr>
+      <w:proofErr w:type="spellStart"/>
+      <w:r>
+        <w:rPr>
+          <w:lang w:val="en-US"/>
+        </w:rPr>
+        <w:t>Прийді́те</w:t>
+      </w:r>
+      <w:proofErr w:type="spellEnd"/>
+      <w:r>
+        <w:rPr>
+          <w:lang w:val="en-US"/>
+        </w:rPr>
+        <w:t xml:space="preserve">, </w:t>
+      </w:r>
+      <w:proofErr w:type="spellStart"/>
+      <w:r>
+        <w:rPr>
+          <w:lang w:val="en-US"/>
+        </w:rPr>
+        <w:t>поклоні́мся</w:t>
+      </w:r>
+      <w:proofErr w:type="spellEnd"/>
+      <w:r>
+        <w:rPr>
+          <w:lang w:val="en-US"/>
+        </w:rPr>
+        <w:t xml:space="preserve"> і </w:t>
+      </w:r>
+      <w:proofErr w:type="spellStart"/>
+      <w:r>
+        <w:rPr>
+          <w:lang w:val="en-US"/>
+        </w:rPr>
+        <w:t>припаді́м</w:t>
+      </w:r>
+      <w:proofErr w:type="spellEnd"/>
+      <w:r>
+        <w:rPr>
+          <w:lang w:val="en-US"/>
+        </w:rPr>
+        <w:t xml:space="preserve"> </w:t>
+      </w:r>
+      <w:proofErr w:type="spellStart"/>
+      <w:r>
+        <w:rPr>
+          <w:lang w:val="en-US"/>
+        </w:rPr>
+        <w:t>до</w:t>
+      </w:r>
+      <w:proofErr w:type="spellEnd"/>
+      <w:r>
+        <w:rPr>
+          <w:lang w:val="en-US"/>
+        </w:rPr>
+        <w:t xml:space="preserve"> </w:t>
+      </w:r>
+      <w:proofErr w:type="spellStart"/>
+      <w:r>
+        <w:rPr>
+          <w:lang w:val="en-US"/>
+        </w:rPr>
+        <w:t>само́го</w:t>
+      </w:r>
+      <w:proofErr w:type="spellEnd"/>
+      <w:r>
+        <w:rPr>
+          <w:lang w:val="en-US"/>
+        </w:rPr>
+        <w:t xml:space="preserve"> </w:t>
+      </w:r>
+      <w:proofErr w:type="spellStart"/>
+      <w:r>
+        <w:rPr>
+          <w:lang w:val="en-US"/>
+        </w:rPr>
+        <w:t>Го́спода</w:t>
+      </w:r>
+      <w:proofErr w:type="spellEnd"/>
+      <w:r>
+        <w:rPr>
+          <w:lang w:val="en-US"/>
+        </w:rPr>
+        <w:t xml:space="preserve"> </w:t>
+      </w:r>
+      <w:proofErr w:type="spellStart"/>
+      <w:r>
+        <w:rPr>
+          <w:lang w:val="en-US"/>
+        </w:rPr>
+        <w:t>Ісу́са</w:t>
+      </w:r>
+      <w:proofErr w:type="spellEnd"/>
+      <w:r>
+        <w:rPr>
+          <w:lang w:val="en-US"/>
+        </w:rPr>
+        <w:t xml:space="preserve"> </w:t>
+      </w:r>
+      <w:proofErr w:type="spellStart"/>
+      <w:r>
+        <w:rPr>
+          <w:lang w:val="en-US"/>
+        </w:rPr>
+        <w:t>Христа</w:t>
+      </w:r>
+      <w:proofErr w:type="spellEnd"/>
+      <w:r>
+        <w:rPr>
+          <w:lang w:val="en-US"/>
+        </w:rPr>
+        <w:t xml:space="preserve">́ – </w:t>
+      </w:r>
+      <w:proofErr w:type="spellStart"/>
+      <w:r>
+        <w:rPr>
+          <w:lang w:val="en-US"/>
+        </w:rPr>
+        <w:t>царя</w:t>
+      </w:r>
+      <w:proofErr w:type="spellEnd"/>
+      <w:r>
+        <w:rPr>
+          <w:lang w:val="en-US"/>
+        </w:rPr>
+        <w:t xml:space="preserve">́ і </w:t>
+      </w:r>
+      <w:proofErr w:type="spellStart"/>
+      <w:r>
+        <w:rPr>
+          <w:lang w:val="en-US"/>
+        </w:rPr>
+        <w:t>Бо́га</w:t>
+      </w:r>
+      <w:proofErr w:type="spellEnd"/>
+      <w:r>
+        <w:rPr>
+          <w:lang w:val="en-US"/>
+        </w:rPr>
+        <w:t xml:space="preserve"> </w:t>
+      </w:r>
+      <w:proofErr w:type="spellStart"/>
+      <w:r>
+        <w:rPr>
+          <w:lang w:val="en-US"/>
+        </w:rPr>
+        <w:t>на́шого</w:t>
+      </w:r>
+      <w:proofErr w:type="spellEnd"/>
+      <w:r>
+        <w:rPr>
+          <w:lang w:val="en-US"/>
+        </w:rPr>
+        <w:t>.</w:t>
       </w:r>
     </w:p>
     <w:sectPr>
@@ -46817,7 +48264,7 @@
 </file>
 
 <file path=word/styles.xml><?xml version="1.0" encoding="utf-8"?>
-<w:styles xmlns:mc="http://schemas.openxmlformats.org/markup-compatibility/2006" xmlns:r="http://schemas.openxmlformats.org/officeDocument/2006/relationships" xmlns:w="http://schemas.openxmlformats.org/wordprocessingml/2006/main" xmlns:w14="http://schemas.microsoft.com/office/word/2010/wordml" xmlns:w15="http://schemas.microsoft.com/office/word/2012/wordml" xmlns:w16cex="http://schemas.microsoft.com/office/word/2018/wordml/cex" xmlns:w16cid="http://schemas.microsoft.com/office/word/2016/wordml/cid" xmlns:w16="http://schemas.microsoft.com/office/word/2018/wordml" xmlns:w16sdtdh="http://schemas.microsoft.com/office/word/2020/wordml/sdtdatahash" xmlns:w16se="http://schemas.microsoft.com/office/word/2015/wordml/symex" mc:Ignorable="w14 w15 w16se w16cid w16 w16cex w16sdtdh">
+<w:styles xmlns:mc="http://schemas.openxmlformats.org/markup-compatibility/2006" xmlns:r="http://schemas.openxmlformats.org/officeDocument/2006/relationships" xmlns:w="http://schemas.openxmlformats.org/wordprocessingml/2006/main" xmlns:w14="http://schemas.microsoft.com/office/word/2010/wordml" xmlns:w15="http://schemas.microsoft.com/office/word/2012/wordml" xmlns:w16cex="http://schemas.microsoft.com/office/word/2018/wordml/cex" xmlns:w16cid="http://schemas.microsoft.com/office/word/2016/wordml/cid" xmlns:w16="http://schemas.microsoft.com/office/word/2018/wordml" xmlns:w16du="http://schemas.microsoft.com/office/word/2023/wordml/word16du" xmlns:w16sdtdh="http://schemas.microsoft.com/office/word/2020/wordml/sdtdatahash" xmlns:w16se="http://schemas.microsoft.com/office/word/2015/wordml/symex" mc:Ignorable="w14 w15 w16se w16cid w16 w16cex w16sdtdh w16du">
   <w:docDefaults>
     <w:rPrDefault>
       <w:rPr>
@@ -47342,7 +48789,6 @@
   <w:style w:type="character" w:default="1" w:styleId="a0">
     <w:name w:val="Default Paragraph Font"/>
     <w:uiPriority w:val="1"/>
-    <w:semiHidden/>
     <w:unhideWhenUsed/>
   </w:style>
   <w:style w:type="table" w:default="1" w:styleId="a1">

--- a/docx_resources/заміна-рубрики.docx
+++ b/docx_resources/заміна-рубрики.docx
@@ -30206,6 +30206,12 @@
         <w:lastRenderedPageBreak/>
         <w:t>[У] Прохальна єктенія – помилкові виголоси з Вечірні</w:t>
       </w:r>
+      <w:r>
+        <w:rPr>
+          <w:rFonts w:ascii="Times New Roman" w:eastAsia="Times New Roman" w:hAnsi="Times New Roman" w:cs="Times New Roman"/>
+        </w:rPr>
+        <w:t xml:space="preserve"> 1</w:t>
+      </w:r>
     </w:p>
     <w:p>
       <w:pPr>
@@ -30771,6 +30777,649 @@
     <w:p>
       <w:pPr>
         <w:pStyle w:val="Heading1"/>
+        <w:spacing w:after="120" w:line="240" w:lineRule="auto"/>
+        <w:jc w:val="both"/>
+        <w:rPr>
+          <w:rFonts w:ascii="Times New Roman" w:eastAsia="Times New Roman" w:hAnsi="Times New Roman" w:cs="Times New Roman"/>
+        </w:rPr>
+      </w:pPr>
+      <w:r>
+        <w:rPr>
+          <w:rFonts w:ascii="Times New Roman" w:eastAsia="Times New Roman" w:hAnsi="Times New Roman" w:cs="Times New Roman"/>
+        </w:rPr>
+        <w:t>[У] Прохальна єктенія – помилкові виголоси з Вечірні</w:t>
+      </w:r>
+      <w:r>
+        <w:rPr>
+          <w:rFonts w:ascii="Times New Roman" w:eastAsia="Times New Roman" w:hAnsi="Times New Roman" w:cs="Times New Roman"/>
+        </w:rPr>
+        <w:t xml:space="preserve"> 1</w:t>
+      </w:r>
+    </w:p>
+    <w:p>
+      <w:pPr>
+        <w:rPr>
+          <w:rFonts w:ascii="Times New Roman" w:eastAsia="Times New Roman" w:hAnsi="Times New Roman" w:cs="Times New Roman"/>
+        </w:rPr>
+      </w:pPr>
+      <w:r>
+        <w:rPr>
+          <w:rFonts w:ascii="Times New Roman" w:eastAsia="Times New Roman" w:hAnsi="Times New Roman" w:cs="Times New Roman"/>
+        </w:rPr>
+        <w:t>29</w:t>
+      </w:r>
+      <w:r>
+        <w:rPr>
+          <w:rFonts w:ascii="Times New Roman" w:eastAsia="Times New Roman" w:hAnsi="Times New Roman" w:cs="Times New Roman"/>
+        </w:rPr>
+        <w:t>.</w:t>
+      </w:r>
+      <w:r>
+        <w:rPr>
+          <w:rFonts w:ascii="Times New Roman" w:eastAsia="Times New Roman" w:hAnsi="Times New Roman" w:cs="Times New Roman"/>
+        </w:rPr>
+        <w:t>12</w:t>
+      </w:r>
+      <w:r>
+        <w:rPr>
+          <w:rFonts w:ascii="Times New Roman" w:eastAsia="Times New Roman" w:hAnsi="Times New Roman" w:cs="Times New Roman"/>
+        </w:rPr>
+        <w:t>.202</w:t>
+      </w:r>
+      <w:r>
+        <w:rPr>
+          <w:rFonts w:ascii="Times New Roman" w:eastAsia="Times New Roman" w:hAnsi="Times New Roman" w:cs="Times New Roman"/>
+        </w:rPr>
+        <w:t>5</w:t>
+      </w:r>
+    </w:p>
+    <w:p>
+      <w:pPr>
+        <w:rPr>
+          <w:rFonts w:ascii="Times New Roman" w:eastAsia="Times New Roman" w:hAnsi="Times New Roman" w:cs="Times New Roman"/>
+        </w:rPr>
+      </w:pPr>
+      <w:r>
+        <w:rPr>
+          <w:rFonts w:ascii="Times New Roman" w:eastAsia="Times New Roman" w:hAnsi="Times New Roman" w:cs="Times New Roman"/>
+        </w:rPr>
+        <w:t>о. Олександр Селезінка: некоректний початок прохальної єктенії на всіх полієлейних утренях.</w:t>
+      </w:r>
+    </w:p>
+    <w:p>
+      <w:pPr>
+        <w:pStyle w:val="Heading2"/>
+        <w:spacing w:after="120" w:line="240" w:lineRule="auto"/>
+        <w:jc w:val="both"/>
+        <w:rPr>
+          <w:rFonts w:ascii="Times New Roman" w:eastAsia="Times New Roman" w:hAnsi="Times New Roman" w:cs="Times New Roman"/>
+        </w:rPr>
+      </w:pPr>
+      <w:r>
+        <w:rPr>
+          <w:rFonts w:ascii="Times New Roman" w:eastAsia="Times New Roman" w:hAnsi="Times New Roman" w:cs="Times New Roman"/>
+        </w:rPr>
+        <w:t>Search</w:t>
+      </w:r>
+    </w:p>
+    <w:p>
+      <w:pPr>
+        <w:pBdr>
+          <w:top w:val="nil"/>
+          <w:left w:val="nil"/>
+          <w:bottom w:val="nil"/>
+          <w:right w:val="nil"/>
+          <w:between w:val="nil"/>
+        </w:pBdr>
+        <w:spacing w:after="120" w:line="240" w:lineRule="auto"/>
+        <w:jc w:val="both"/>
+        <w:rPr>
+          <w:rFonts w:ascii="Times New Roman" w:eastAsia="Times New Roman" w:hAnsi="Times New Roman" w:cs="Times New Roman"/>
+          <w:color w:val="000000"/>
+          <w:sz w:val="24"/>
+          <w:szCs w:val="24"/>
+        </w:rPr>
+      </w:pPr>
+      <w:r>
+        <w:rPr>
+          <w:rFonts w:ascii="Times New Roman" w:eastAsia="Times New Roman" w:hAnsi="Times New Roman" w:cs="Times New Roman"/>
+          <w:i/>
+          <w:color w:val="FF0000"/>
+          <w:sz w:val="24"/>
+          <w:szCs w:val="24"/>
+        </w:rPr>
+        <w:t>Вірні:</w:t>
+      </w:r>
+      <w:r>
+        <w:rPr>
+          <w:rFonts w:ascii="Times New Roman" w:eastAsia="Times New Roman" w:hAnsi="Times New Roman" w:cs="Times New Roman"/>
+          <w:color w:val="000000"/>
+          <w:sz w:val="24"/>
+          <w:szCs w:val="24"/>
+        </w:rPr>
+        <w:t xml:space="preserve"> Амінь.</w:t>
+      </w:r>
+    </w:p>
+    <w:p>
+      <w:pPr>
+        <w:rPr>
+          <w:rFonts w:ascii="Times New Roman" w:eastAsia="Times New Roman" w:hAnsi="Times New Roman" w:cs="Times New Roman"/>
+        </w:rPr>
+      </w:pPr>
+    </w:p>
+    <w:p>
+      <w:pPr>
+        <w:pStyle w:val="Heading3"/>
+        <w:spacing w:before="0" w:after="120"/>
+        <w:jc w:val="center"/>
+        <w:rPr>
+          <w:rFonts w:ascii="Times New Roman" w:eastAsia="Times New Roman" w:hAnsi="Times New Roman" w:cs="Times New Roman"/>
+        </w:rPr>
+      </w:pPr>
+      <w:r>
+        <w:rPr>
+          <w:rFonts w:ascii="Times New Roman" w:eastAsia="Times New Roman" w:hAnsi="Times New Roman" w:cs="Times New Roman"/>
+          <w:i/>
+          <w:color w:val="FF0000"/>
+          <w:sz w:val="24"/>
+          <w:szCs w:val="24"/>
+        </w:rPr>
+        <w:t>Прохальна єктенія</w:t>
+      </w:r>
+    </w:p>
+    <w:p>
+      <w:pPr>
+        <w:pBdr>
+          <w:top w:val="nil"/>
+          <w:left w:val="nil"/>
+          <w:bottom w:val="nil"/>
+          <w:right w:val="nil"/>
+          <w:between w:val="nil"/>
+        </w:pBdr>
+        <w:spacing w:after="120" w:line="240" w:lineRule="auto"/>
+        <w:jc w:val="both"/>
+        <w:rPr>
+          <w:rFonts w:ascii="Times New Roman" w:eastAsia="Times New Roman" w:hAnsi="Times New Roman" w:cs="Times New Roman"/>
+          <w:color w:val="000000"/>
+          <w:sz w:val="24"/>
+          <w:szCs w:val="24"/>
+        </w:rPr>
+      </w:pPr>
+      <w:r>
+        <w:rPr>
+          <w:rFonts w:ascii="Times New Roman" w:eastAsia="Times New Roman" w:hAnsi="Times New Roman" w:cs="Times New Roman"/>
+          <w:color w:val="000000"/>
+          <w:sz w:val="24"/>
+          <w:szCs w:val="24"/>
+        </w:rPr>
+        <w:t xml:space="preserve">Сповнім </w:t>
+      </w:r>
+      <w:r>
+        <w:rPr>
+          <w:rFonts w:ascii="Times New Roman" w:eastAsia="Times New Roman" w:hAnsi="Times New Roman" w:cs="Times New Roman"/>
+          <w:color w:val="000000"/>
+          <w:sz w:val="24"/>
+          <w:szCs w:val="24"/>
+        </w:rPr>
+        <w:t>ранішню</w:t>
+      </w:r>
+      <w:r>
+        <w:rPr>
+          <w:rFonts w:ascii="Times New Roman" w:eastAsia="Times New Roman" w:hAnsi="Times New Roman" w:cs="Times New Roman"/>
+          <w:color w:val="000000"/>
+          <w:sz w:val="24"/>
+          <w:szCs w:val="24"/>
+        </w:rPr>
+        <w:t xml:space="preserve"> молитву нашу Господеві.</w:t>
+      </w:r>
+    </w:p>
+    <w:p>
+      <w:pPr>
+        <w:pBdr>
+          <w:top w:val="nil"/>
+          <w:left w:val="nil"/>
+          <w:bottom w:val="nil"/>
+          <w:right w:val="nil"/>
+          <w:between w:val="nil"/>
+        </w:pBdr>
+        <w:spacing w:after="120" w:line="240" w:lineRule="auto"/>
+        <w:jc w:val="both"/>
+        <w:rPr>
+          <w:rFonts w:ascii="Times New Roman" w:eastAsia="Times New Roman" w:hAnsi="Times New Roman" w:cs="Times New Roman"/>
+          <w:color w:val="000000"/>
+          <w:sz w:val="24"/>
+          <w:szCs w:val="24"/>
+        </w:rPr>
+      </w:pPr>
+      <w:r>
+        <w:rPr>
+          <w:rFonts w:ascii="Times New Roman" w:eastAsia="Times New Roman" w:hAnsi="Times New Roman" w:cs="Times New Roman"/>
+          <w:i/>
+          <w:color w:val="FF0000"/>
+          <w:sz w:val="24"/>
+          <w:szCs w:val="24"/>
+        </w:rPr>
+        <w:t>Вірні:</w:t>
+      </w:r>
+      <w:r>
+        <w:rPr>
+          <w:rFonts w:ascii="Times New Roman" w:eastAsia="Times New Roman" w:hAnsi="Times New Roman" w:cs="Times New Roman"/>
+          <w:color w:val="FF0000"/>
+          <w:sz w:val="24"/>
+          <w:szCs w:val="24"/>
+        </w:rPr>
+        <w:t xml:space="preserve"> </w:t>
+      </w:r>
+      <w:r>
+        <w:rPr>
+          <w:rFonts w:ascii="Times New Roman" w:eastAsia="Times New Roman" w:hAnsi="Times New Roman" w:cs="Times New Roman"/>
+          <w:color w:val="000000"/>
+          <w:sz w:val="24"/>
+          <w:szCs w:val="24"/>
+        </w:rPr>
+        <w:t>Господи, помилуй.</w:t>
+      </w:r>
+    </w:p>
+    <w:p>
+      <w:pPr>
+        <w:pBdr>
+          <w:top w:val="nil"/>
+          <w:left w:val="nil"/>
+          <w:bottom w:val="nil"/>
+          <w:right w:val="nil"/>
+          <w:between w:val="nil"/>
+        </w:pBdr>
+        <w:spacing w:after="120" w:line="240" w:lineRule="auto"/>
+        <w:rPr>
+          <w:rFonts w:ascii="Times New Roman" w:eastAsia="Times New Roman" w:hAnsi="Times New Roman" w:cs="Times New Roman"/>
+          <w:color w:val="000000"/>
+          <w:sz w:val="24"/>
+          <w:szCs w:val="24"/>
+        </w:rPr>
+      </w:pPr>
+      <w:r>
+        <w:rPr>
+          <w:rFonts w:ascii="Times New Roman" w:eastAsia="Times New Roman" w:hAnsi="Times New Roman" w:cs="Times New Roman"/>
+          <w:color w:val="000000"/>
+          <w:sz w:val="24"/>
+          <w:szCs w:val="24"/>
+        </w:rPr>
+        <w:lastRenderedPageBreak/>
+        <w:t>Заступи, спаси, помилуй і охорони нас, Боже, Твоєю благодаттю</w:t>
+      </w:r>
+    </w:p>
+    <w:p>
+      <w:pPr>
+        <w:pBdr>
+          <w:top w:val="nil"/>
+          <w:left w:val="nil"/>
+          <w:bottom w:val="nil"/>
+          <w:right w:val="nil"/>
+          <w:between w:val="nil"/>
+        </w:pBdr>
+        <w:spacing w:after="120" w:line="240" w:lineRule="auto"/>
+        <w:jc w:val="both"/>
+        <w:rPr>
+          <w:rFonts w:ascii="Times New Roman" w:eastAsia="Times New Roman" w:hAnsi="Times New Roman" w:cs="Times New Roman"/>
+          <w:color w:val="000000"/>
+          <w:sz w:val="24"/>
+          <w:szCs w:val="24"/>
+        </w:rPr>
+      </w:pPr>
+      <w:r>
+        <w:rPr>
+          <w:rFonts w:ascii="Times New Roman" w:eastAsia="Times New Roman" w:hAnsi="Times New Roman" w:cs="Times New Roman"/>
+          <w:i/>
+          <w:color w:val="FF0000"/>
+          <w:sz w:val="24"/>
+          <w:szCs w:val="24"/>
+        </w:rPr>
+        <w:t>Вірні:</w:t>
+      </w:r>
+      <w:r>
+        <w:rPr>
+          <w:rFonts w:ascii="Times New Roman" w:eastAsia="Times New Roman" w:hAnsi="Times New Roman" w:cs="Times New Roman"/>
+          <w:color w:val="FF0000"/>
+          <w:sz w:val="24"/>
+          <w:szCs w:val="24"/>
+        </w:rPr>
+        <w:t xml:space="preserve"> </w:t>
+      </w:r>
+      <w:r>
+        <w:rPr>
+          <w:rFonts w:ascii="Times New Roman" w:eastAsia="Times New Roman" w:hAnsi="Times New Roman" w:cs="Times New Roman"/>
+          <w:color w:val="000000"/>
+          <w:sz w:val="24"/>
+          <w:szCs w:val="24"/>
+        </w:rPr>
+        <w:t>Господи, помилуй.</w:t>
+      </w:r>
+    </w:p>
+    <w:p>
+      <w:pPr>
+        <w:pBdr>
+          <w:top w:val="nil"/>
+          <w:left w:val="nil"/>
+          <w:bottom w:val="nil"/>
+          <w:right w:val="nil"/>
+          <w:between w:val="nil"/>
+        </w:pBdr>
+        <w:spacing w:after="120" w:line="240" w:lineRule="auto"/>
+        <w:jc w:val="both"/>
+        <w:rPr>
+          <w:rFonts w:ascii="Times New Roman" w:eastAsia="Times New Roman" w:hAnsi="Times New Roman" w:cs="Times New Roman"/>
+          <w:color w:val="000000"/>
+          <w:sz w:val="24"/>
+          <w:szCs w:val="24"/>
+        </w:rPr>
+      </w:pPr>
+      <w:r>
+        <w:rPr>
+          <w:rFonts w:ascii="Times New Roman" w:eastAsia="Times New Roman" w:hAnsi="Times New Roman" w:cs="Times New Roman"/>
+          <w:color w:val="000000"/>
+          <w:sz w:val="24"/>
+          <w:szCs w:val="24"/>
+        </w:rPr>
+        <w:t>Вечора всього досконалого, святого, мирного і безгрішного у Господа просім.</w:t>
+      </w:r>
+    </w:p>
+    <w:p>
+      <w:pPr>
+        <w:pStyle w:val="Heading2"/>
+        <w:tabs>
+          <w:tab w:val="center" w:pos="4680"/>
+        </w:tabs>
+        <w:rPr>
+          <w:rFonts w:ascii="Times New Roman" w:eastAsia="Times New Roman" w:hAnsi="Times New Roman" w:cs="Times New Roman"/>
+          <w:sz w:val="24"/>
+          <w:szCs w:val="24"/>
+        </w:rPr>
+      </w:pPr>
+      <w:r>
+        <w:rPr>
+          <w:rFonts w:ascii="Times New Roman" w:eastAsia="Times New Roman" w:hAnsi="Times New Roman" w:cs="Times New Roman"/>
+          <w:sz w:val="24"/>
+          <w:szCs w:val="24"/>
+        </w:rPr>
+        <w:t>Replace</w:t>
+      </w:r>
+    </w:p>
+    <w:p>
+      <w:pPr>
+        <w:spacing w:after="120" w:line="240" w:lineRule="auto"/>
+        <w:rPr>
+          <w:rFonts w:ascii="Times New Roman" w:eastAsia="Times New Roman" w:hAnsi="Times New Roman" w:cs="Times New Roman"/>
+          <w:sz w:val="24"/>
+          <w:szCs w:val="24"/>
+        </w:rPr>
+      </w:pPr>
+      <w:r>
+        <w:rPr>
+          <w:rFonts w:ascii="Times New Roman" w:eastAsia="Times New Roman" w:hAnsi="Times New Roman" w:cs="Times New Roman"/>
+          <w:i/>
+          <w:color w:val="FF0000"/>
+          <w:sz w:val="24"/>
+          <w:szCs w:val="24"/>
+        </w:rPr>
+        <w:t>Вірні:</w:t>
+      </w:r>
+      <w:r>
+        <w:rPr>
+          <w:rFonts w:ascii="Times New Roman" w:eastAsia="Times New Roman" w:hAnsi="Times New Roman" w:cs="Times New Roman"/>
+          <w:color w:val="000000"/>
+          <w:sz w:val="24"/>
+          <w:szCs w:val="24"/>
+        </w:rPr>
+        <w:t xml:space="preserve"> Амі</w:t>
+      </w:r>
+      <w:r>
+        <w:rPr>
+          <w:rFonts w:ascii="Times New Roman" w:eastAsia="Times New Roman" w:hAnsi="Times New Roman" w:cs="Times New Roman"/>
+          <w:sz w:val="24"/>
+          <w:szCs w:val="24"/>
+        </w:rPr>
+        <w:t>́</w:t>
+      </w:r>
+      <w:r>
+        <w:rPr>
+          <w:rFonts w:ascii="Times New Roman" w:eastAsia="Times New Roman" w:hAnsi="Times New Roman" w:cs="Times New Roman"/>
+          <w:color w:val="000000"/>
+          <w:sz w:val="24"/>
+          <w:szCs w:val="24"/>
+        </w:rPr>
+        <w:t>нь.</w:t>
+      </w:r>
+    </w:p>
+    <w:p>
+      <w:pPr>
+        <w:rPr>
+          <w:rFonts w:ascii="Times New Roman" w:eastAsia="Times New Roman" w:hAnsi="Times New Roman" w:cs="Times New Roman"/>
+          <w:sz w:val="24"/>
+          <w:szCs w:val="24"/>
+        </w:rPr>
+      </w:pPr>
+    </w:p>
+    <w:p>
+      <w:pPr>
+        <w:pStyle w:val="Heading3"/>
+        <w:spacing w:before="0" w:after="120"/>
+        <w:jc w:val="center"/>
+        <w:rPr>
+          <w:rFonts w:ascii="Times New Roman" w:eastAsia="Times New Roman" w:hAnsi="Times New Roman" w:cs="Times New Roman"/>
+          <w:sz w:val="24"/>
+          <w:szCs w:val="24"/>
+        </w:rPr>
+      </w:pPr>
+      <w:r>
+        <w:rPr>
+          <w:rFonts w:ascii="Times New Roman" w:eastAsia="Times New Roman" w:hAnsi="Times New Roman" w:cs="Times New Roman"/>
+          <w:i/>
+          <w:color w:val="FF0000"/>
+          <w:sz w:val="24"/>
+          <w:szCs w:val="24"/>
+        </w:rPr>
+        <w:t>Прохальна єктенія</w:t>
+      </w:r>
+    </w:p>
+    <w:p>
+      <w:pPr>
+        <w:pBdr>
+          <w:top w:val="nil"/>
+          <w:left w:val="nil"/>
+          <w:bottom w:val="nil"/>
+          <w:right w:val="nil"/>
+          <w:between w:val="nil"/>
+        </w:pBdr>
+        <w:spacing w:after="120" w:line="240" w:lineRule="auto"/>
+        <w:jc w:val="both"/>
+        <w:rPr>
+          <w:rFonts w:ascii="Times New Roman" w:eastAsia="Times New Roman" w:hAnsi="Times New Roman" w:cs="Times New Roman"/>
+          <w:color w:val="000000"/>
+          <w:sz w:val="24"/>
+          <w:szCs w:val="24"/>
+        </w:rPr>
+      </w:pPr>
+      <w:r>
+        <w:rPr>
+          <w:rFonts w:ascii="Times New Roman" w:eastAsia="Times New Roman" w:hAnsi="Times New Roman" w:cs="Times New Roman"/>
+          <w:color w:val="000000"/>
+          <w:sz w:val="24"/>
+          <w:szCs w:val="24"/>
+        </w:rPr>
+        <w:t>Сповнім ранішню молитву нашу Господеві.</w:t>
+      </w:r>
+    </w:p>
+    <w:p>
+      <w:pPr>
+        <w:spacing w:after="120" w:line="240" w:lineRule="auto"/>
+        <w:rPr>
+          <w:rFonts w:ascii="Times New Roman" w:eastAsia="Times New Roman" w:hAnsi="Times New Roman" w:cs="Times New Roman"/>
+          <w:color w:val="000000"/>
+          <w:sz w:val="24"/>
+          <w:szCs w:val="24"/>
+        </w:rPr>
+      </w:pPr>
+      <w:r>
+        <w:rPr>
+          <w:rFonts w:ascii="Times New Roman" w:eastAsia="Times New Roman" w:hAnsi="Times New Roman" w:cs="Times New Roman"/>
+          <w:i/>
+          <w:color w:val="FF0000"/>
+          <w:sz w:val="24"/>
+          <w:szCs w:val="24"/>
+        </w:rPr>
+        <w:t>Вірні:</w:t>
+      </w:r>
+      <w:r>
+        <w:rPr>
+          <w:rFonts w:ascii="Times New Roman" w:eastAsia="Times New Roman" w:hAnsi="Times New Roman" w:cs="Times New Roman"/>
+          <w:color w:val="FF0000"/>
+          <w:sz w:val="24"/>
+          <w:szCs w:val="24"/>
+        </w:rPr>
+        <w:t xml:space="preserve"> </w:t>
+      </w:r>
+      <w:r>
+        <w:rPr>
+          <w:rFonts w:ascii="Times New Roman" w:eastAsia="Times New Roman" w:hAnsi="Times New Roman" w:cs="Times New Roman"/>
+          <w:color w:val="000000"/>
+          <w:sz w:val="24"/>
+          <w:szCs w:val="24"/>
+        </w:rPr>
+        <w:t>Го́споди, помилуй.</w:t>
+      </w:r>
+    </w:p>
+    <w:p>
+      <w:pPr>
+        <w:pBdr>
+          <w:top w:val="nil"/>
+          <w:left w:val="nil"/>
+          <w:bottom w:val="nil"/>
+          <w:right w:val="nil"/>
+          <w:between w:val="nil"/>
+        </w:pBdr>
+        <w:spacing w:after="120" w:line="240" w:lineRule="auto"/>
+        <w:rPr>
+          <w:rFonts w:ascii="Times New Roman" w:eastAsia="Times New Roman" w:hAnsi="Times New Roman" w:cs="Times New Roman"/>
+          <w:color w:val="000000"/>
+          <w:sz w:val="24"/>
+          <w:szCs w:val="24"/>
+        </w:rPr>
+      </w:pPr>
+      <w:r>
+        <w:rPr>
+          <w:rFonts w:ascii="Times New Roman" w:eastAsia="Times New Roman" w:hAnsi="Times New Roman" w:cs="Times New Roman"/>
+          <w:color w:val="000000"/>
+          <w:sz w:val="24"/>
+          <w:szCs w:val="24"/>
+        </w:rPr>
+        <w:t>Заступи, спаси, помилуй і охорони нас, Боже, Твоєю благодаттю.</w:t>
+      </w:r>
+    </w:p>
+    <w:p>
+      <w:pPr>
+        <w:spacing w:after="120" w:line="240" w:lineRule="auto"/>
+        <w:rPr>
+          <w:rFonts w:ascii="Times New Roman" w:eastAsia="Times New Roman" w:hAnsi="Times New Roman" w:cs="Times New Roman"/>
+          <w:sz w:val="24"/>
+          <w:szCs w:val="24"/>
+        </w:rPr>
+      </w:pPr>
+      <w:r>
+        <w:rPr>
+          <w:rFonts w:ascii="Times New Roman" w:eastAsia="Times New Roman" w:hAnsi="Times New Roman" w:cs="Times New Roman"/>
+          <w:i/>
+          <w:color w:val="FF0000"/>
+          <w:sz w:val="24"/>
+          <w:szCs w:val="24"/>
+        </w:rPr>
+        <w:t>Вірні:</w:t>
+      </w:r>
+      <w:r>
+        <w:rPr>
+          <w:rFonts w:ascii="Times New Roman" w:eastAsia="Times New Roman" w:hAnsi="Times New Roman" w:cs="Times New Roman"/>
+          <w:color w:val="FF0000"/>
+          <w:sz w:val="24"/>
+          <w:szCs w:val="24"/>
+        </w:rPr>
+        <w:t xml:space="preserve"> </w:t>
+      </w:r>
+      <w:r>
+        <w:rPr>
+          <w:rFonts w:ascii="Times New Roman" w:eastAsia="Times New Roman" w:hAnsi="Times New Roman" w:cs="Times New Roman"/>
+          <w:color w:val="000000"/>
+          <w:sz w:val="24"/>
+          <w:szCs w:val="24"/>
+        </w:rPr>
+        <w:t>Го</w:t>
+      </w:r>
+      <w:r>
+        <w:rPr>
+          <w:rFonts w:ascii="Times New Roman" w:eastAsia="Times New Roman" w:hAnsi="Times New Roman" w:cs="Times New Roman"/>
+          <w:sz w:val="24"/>
+          <w:szCs w:val="24"/>
+        </w:rPr>
+        <w:t>́</w:t>
+      </w:r>
+      <w:r>
+        <w:rPr>
+          <w:rFonts w:ascii="Times New Roman" w:eastAsia="Times New Roman" w:hAnsi="Times New Roman" w:cs="Times New Roman"/>
+          <w:color w:val="000000"/>
+          <w:sz w:val="24"/>
+          <w:szCs w:val="24"/>
+        </w:rPr>
+        <w:t>споди, помилуй.</w:t>
+      </w:r>
+    </w:p>
+    <w:p>
+      <w:pPr>
+        <w:pBdr>
+          <w:top w:val="nil"/>
+          <w:left w:val="nil"/>
+          <w:bottom w:val="nil"/>
+          <w:right w:val="nil"/>
+          <w:between w:val="nil"/>
+        </w:pBdr>
+        <w:spacing w:after="120" w:line="240" w:lineRule="auto"/>
+        <w:jc w:val="both"/>
+        <w:rPr>
+          <w:rFonts w:ascii="Times New Roman" w:eastAsia="Times New Roman" w:hAnsi="Times New Roman" w:cs="Times New Roman"/>
+          <w:color w:val="000000"/>
+          <w:sz w:val="24"/>
+          <w:szCs w:val="24"/>
+        </w:rPr>
+      </w:pPr>
+      <w:r>
+        <w:rPr>
+          <w:rFonts w:ascii="Times New Roman" w:eastAsia="Times New Roman" w:hAnsi="Times New Roman" w:cs="Times New Roman"/>
+          <w:color w:val="000000"/>
+          <w:sz w:val="24"/>
+          <w:szCs w:val="24"/>
+        </w:rPr>
+        <w:t>Дня всього досконалого, святого, мирного і безгрішного у Господа просім.</w:t>
+      </w:r>
+    </w:p>
+    <w:p>
+      <w:pPr>
+        <w:pBdr>
+          <w:top w:val="nil"/>
+          <w:left w:val="nil"/>
+          <w:bottom w:val="nil"/>
+          <w:right w:val="nil"/>
+          <w:between w:val="nil"/>
+        </w:pBdr>
+        <w:spacing w:after="120" w:line="240" w:lineRule="auto"/>
+        <w:jc w:val="both"/>
+        <w:rPr>
+          <w:rFonts w:ascii="Times New Roman" w:eastAsia="Times New Roman" w:hAnsi="Times New Roman" w:cs="Times New Roman"/>
+          <w:color w:val="000000"/>
+          <w:sz w:val="24"/>
+          <w:szCs w:val="24"/>
+        </w:rPr>
+      </w:pPr>
+    </w:p>
+    <w:p>
+      <w:pPr>
+        <w:pStyle w:val="Heading1"/>
         <w:rPr>
           <w:rFonts w:ascii="Times New Roman" w:eastAsia="Times New Roman" w:hAnsi="Times New Roman" w:cs="Times New Roman"/>
         </w:rPr>
@@ -30919,17 +31568,68 @@
           <w:sz w:val="24"/>
           <w:szCs w:val="24"/>
         </w:rPr>
-        <w:t xml:space="preserve">Дякуємо тобі, Господи, Боже наш, що підняв нас із постелі нашої і вклав в уста наші слово хвали, щоб поклонятися і призивати ім'я твоє святе. Ми умоляємо твоє милосердя, яке ти завжди виявляв у нашому житті. Пошли поміч свою людям, що стоять перед лицем </w:t>
-      </w:r>
-      <w:r>
+        <w:t>Дякуємо тобі, Господи, Боже наш, що підняв нас із постелі нашої і вклав в уста наші слово хвали, щоб поклонятися і призивати ім'я твоє святе. Ми умоляємо твоє милосердя, яке ти завжди виявляв у нашому житті. Пошли поміч свою людям, що стоять перед лицем святої слави твоєї і дожидають від тебе багатої милости; і дай нам, що зо страхом і любов'ю завжди тобі служимо, хвалити несказанну твою доброту. Бо тобі належить усяка слава, честь і поклоніння: Отцю, і Сину, і Святому Духові, нині і повсякчас, і на віки віків. Амінь.</w:t>
+      </w:r>
+    </w:p>
+    <w:p>
+      <w:pPr>
+        <w:spacing w:after="120"/>
+        <w:jc w:val="both"/>
         <w:rPr>
           <w:rFonts w:ascii="Times New Roman" w:eastAsia="Times New Roman" w:hAnsi="Times New Roman" w:cs="Times New Roman"/>
           <w:color w:val="000000"/>
           <w:sz w:val="24"/>
           <w:szCs w:val="24"/>
         </w:rPr>
+      </w:pPr>
+      <w:r>
+        <w:rPr>
+          <w:rFonts w:ascii="Times New Roman" w:eastAsia="Times New Roman" w:hAnsi="Times New Roman" w:cs="Times New Roman"/>
+          <w:color w:val="FF0000"/>
+          <w:sz w:val="24"/>
+          <w:szCs w:val="24"/>
+        </w:rPr>
+        <w:t xml:space="preserve">2. </w:t>
+      </w:r>
+      <w:r>
+        <w:rPr>
+          <w:rFonts w:ascii="Times New Roman" w:eastAsia="Times New Roman" w:hAnsi="Times New Roman" w:cs="Times New Roman"/>
+          <w:color w:val="000000"/>
+          <w:sz w:val="24"/>
+          <w:szCs w:val="24"/>
+        </w:rPr>
+        <w:t>Від ночі лине дух наш до тебе, Боже, бо світлом є повеління твої на землі. Навчи нас у страсі твоєму виконувати правду й добро, бо тебе славимо як правдивого Бога нашого. Прихили вухо своє і вислухай нас, і пом'яни, Господи, тих, що є та що моляться з нами, всіх по імені, і спаси їх силою твоєю. Благослови людей твоїх і освяти спадкоємство твоє: мир світові твоєму даруй, церквам твоїм, священикам, владі, і всім людям. Хай благословиться і прославляється всечесне і величне ім'я твоє, Отця, і Сина, і Святого Духа, нині і повсякчас, і на віки віків. Амінь.</w:t>
+      </w:r>
+    </w:p>
+    <w:p>
+      <w:pPr>
+        <w:spacing w:after="120"/>
+        <w:jc w:val="both"/>
+        <w:rPr>
+          <w:rFonts w:ascii="Times New Roman" w:eastAsia="Times New Roman" w:hAnsi="Times New Roman" w:cs="Times New Roman"/>
+          <w:color w:val="000000"/>
+          <w:sz w:val="24"/>
+          <w:szCs w:val="24"/>
+        </w:rPr>
+      </w:pPr>
+      <w:r>
+        <w:rPr>
+          <w:rFonts w:ascii="Times New Roman" w:eastAsia="Times New Roman" w:hAnsi="Times New Roman" w:cs="Times New Roman"/>
+          <w:color w:val="FF0000"/>
+          <w:sz w:val="24"/>
+          <w:szCs w:val="24"/>
+        </w:rPr>
         <w:lastRenderedPageBreak/>
-        <w:t>святої слави твоєї і дожидають від тебе багатої милости; і дай нам, що зо страхом і любов'ю завжди тобі служимо, хвалити несказанну твою доброту. Бо тобі належить усяка слава, честь і поклоніння: Отцю, і Сину, і Святому Духові, нині і повсякчас, і на віки віків. Амінь.</w:t>
+        <w:t>3.</w:t>
+      </w:r>
+      <w:r>
+        <w:rPr>
+          <w:rFonts w:ascii="Times New Roman" w:eastAsia="Times New Roman" w:hAnsi="Times New Roman" w:cs="Times New Roman"/>
+          <w:color w:val="000000"/>
+          <w:sz w:val="24"/>
+          <w:szCs w:val="24"/>
+        </w:rPr>
+        <w:t xml:space="preserve"> Від ночі лине дух наш до тебе, Боже, бо світлом є повеління твої. Навчи нас, Боже, правди твоєї, заповідей твоїх і виправдань твоїх. Просвіти наші духовні очі, щоб ми не заснули в гріхах на смерть. Віджени всяку мряку від сердець наших, даруй нам сонце правди і охорони життя наше знаменням і печаттю Святого твого Духа. Направ стопи наші на шлях мирний, дай нам бачити ранішній день у радості, щоб ми тобі засилали ранішні молитви, бо твоє є володіння і твоє є царство і сила, і слава Отця, і Сина, і Святого Духа, нині і повсякчас, і на віки віків. Амінь.</w:t>
       </w:r>
     </w:p>
     <w:p>
@@ -30950,6 +31650,350 @@
           <w:sz w:val="24"/>
           <w:szCs w:val="24"/>
         </w:rPr>
+        <w:t>4.</w:t>
+      </w:r>
+      <w:r>
+        <w:rPr>
+          <w:rFonts w:ascii="Times New Roman" w:eastAsia="Times New Roman" w:hAnsi="Times New Roman" w:cs="Times New Roman"/>
+          <w:color w:val="000000"/>
+          <w:sz w:val="24"/>
+          <w:szCs w:val="24"/>
+        </w:rPr>
+        <w:t xml:space="preserve"> Владико, Боже святий і неосяжний, що казав із темряви світлові засіяти, що заспокоїв нас у нічному сні й підвів до величання і моління твоєї доброти! Ти, що даєш себе умолити задля свого милосердя, прийми і нині нас, що поклоняємося тобі й по силі дякуємо тобі; і даруй нам те, чого просимо задля спасіння. Вчини нас синами світла і дня та спадкоємцями вічних твоїх дібр. Пом'яни, Господи, за багатством ласк твоїх усіх людей, що є і моляться з нами, і всю братію нашу на землі й на морі, і на всякому місці володіння твого, що потребують твоєї любови й помочі. Усім вияви велику твою милість, щоб спасенні, як душею так і тілом, завжди перебували й відважно славили чудне й благословенне ім'я твоє, бо ти Бог милости і ласк, і любови, і тобі славу віддаємо: Отцю, і Сину, і Святому Духові, нині і повсякчас, і на віки віків. Амінь.</w:t>
+      </w:r>
+    </w:p>
+    <w:p>
+      <w:pPr>
+        <w:spacing w:after="120"/>
+        <w:jc w:val="both"/>
+        <w:rPr>
+          <w:rFonts w:ascii="Times New Roman" w:eastAsia="Times New Roman" w:hAnsi="Times New Roman" w:cs="Times New Roman"/>
+          <w:color w:val="000000"/>
+          <w:sz w:val="24"/>
+          <w:szCs w:val="24"/>
+        </w:rPr>
+      </w:pPr>
+      <w:r>
+        <w:rPr>
+          <w:rFonts w:ascii="Times New Roman" w:eastAsia="Times New Roman" w:hAnsi="Times New Roman" w:cs="Times New Roman"/>
+          <w:color w:val="FF0000"/>
+          <w:sz w:val="24"/>
+          <w:szCs w:val="24"/>
+        </w:rPr>
+        <w:t>5.</w:t>
+      </w:r>
+      <w:r>
+        <w:rPr>
+          <w:rFonts w:ascii="Times New Roman" w:eastAsia="Times New Roman" w:hAnsi="Times New Roman" w:cs="Times New Roman"/>
+          <w:color w:val="000000"/>
+          <w:sz w:val="24"/>
+          <w:szCs w:val="24"/>
+        </w:rPr>
+        <w:t xml:space="preserve"> Скарбе добра, джерело невисихаюче, Отче святий, чудотворче всесильний і вседержителю! Усі тобі поклоняємося і тобі молимося та твої милості і твої ласки призиваємо на поміч і на заступництво нашій смиренності. Пом'яни, Господи, слуг твоїх, прийми від усіх нас ранішні моління, як кадило перед тобою; ні одного з нас не вчини нездатним, але всіх нас зберігай ласками твоїми. Пом'яни, Господи, тих, що чувають і співають на славу твою і єдинородного твого Сина і Бога нашого, і Святого твого Духа. Будь їм помічником і заступником; прийми їх молитви на наднебесний і духовний твій жертовник, бо ти Бог наш, і Тобі славу віддаємо: Отцю, і Сину, і Святому Духові, нині і повсякчас, і на віки віків. Амінь.</w:t>
+      </w:r>
+    </w:p>
+    <w:p>
+      <w:pPr>
+        <w:spacing w:after="120"/>
+        <w:jc w:val="both"/>
+        <w:rPr>
+          <w:rFonts w:ascii="Times New Roman" w:eastAsia="Times New Roman" w:hAnsi="Times New Roman" w:cs="Times New Roman"/>
+          <w:color w:val="000000"/>
+          <w:sz w:val="24"/>
+          <w:szCs w:val="24"/>
+        </w:rPr>
+      </w:pPr>
+      <w:r>
+        <w:rPr>
+          <w:rFonts w:ascii="Times New Roman" w:eastAsia="Times New Roman" w:hAnsi="Times New Roman" w:cs="Times New Roman"/>
+          <w:color w:val="FF0000"/>
+          <w:sz w:val="24"/>
+          <w:szCs w:val="24"/>
+        </w:rPr>
+        <w:t xml:space="preserve">6. </w:t>
+      </w:r>
+      <w:r>
+        <w:rPr>
+          <w:rFonts w:ascii="Times New Roman" w:eastAsia="Times New Roman" w:hAnsi="Times New Roman" w:cs="Times New Roman"/>
+          <w:color w:val="000000"/>
+          <w:sz w:val="24"/>
+          <w:szCs w:val="24"/>
+        </w:rPr>
+        <w:t>Дякуємо тобі, Господи, Боже спасіння нашого, бо ти все робиш для добра життя нашого, щоб ми завжди на тебе споглядали, Спасителю й Доброчинцю душ наших. Бо ти дав спокій нам у час минулої ночі й підвів нас, щоб ми поклонялися величному імені твоєму. Тому молимо тебе, Господи: Дай нам ласку й силу, щоб ми стали гідними співати тобі розумно й молитися безупинно та в страсі і тремтінні над нашим спасінням працювали, при заступництві Христа твого. Пом'яни, Господи, і тих, що вночі до тебе кличуть. Вислухай їх і помилуй, і круши під ноги їх невидимих і войовничих ворогів. Бо ти Цар миру і Спас душ наших, і тобі славу віддаємо: Отцю і Сину, і Святому Духові, нині і повсякчас, і на віки віків. Амінь.</w:t>
+      </w:r>
+    </w:p>
+    <w:p>
+      <w:pPr>
+        <w:spacing w:after="120"/>
+        <w:jc w:val="both"/>
+        <w:rPr>
+          <w:rFonts w:ascii="Times New Roman" w:eastAsia="Times New Roman" w:hAnsi="Times New Roman" w:cs="Times New Roman"/>
+          <w:color w:val="000000"/>
+          <w:sz w:val="24"/>
+          <w:szCs w:val="24"/>
+        </w:rPr>
+      </w:pPr>
+      <w:r>
+        <w:rPr>
+          <w:rFonts w:ascii="Times New Roman" w:eastAsia="Times New Roman" w:hAnsi="Times New Roman" w:cs="Times New Roman"/>
+          <w:color w:val="FF0000"/>
+          <w:sz w:val="24"/>
+          <w:szCs w:val="24"/>
+        </w:rPr>
+        <w:t>7.</w:t>
+      </w:r>
+      <w:r>
+        <w:rPr>
+          <w:rFonts w:ascii="Times New Roman" w:eastAsia="Times New Roman" w:hAnsi="Times New Roman" w:cs="Times New Roman"/>
+          <w:color w:val="000000"/>
+          <w:sz w:val="24"/>
+          <w:szCs w:val="24"/>
+        </w:rPr>
+        <w:t xml:space="preserve"> Боже й Отче Господа нашого Ісуса Христа! Ти підніс нас з постелі нашої і зібрав на годину молитви. Дай нам ласку відкрити уста наші і прийми наші подяки, що в наших силах, і навчи нас установ твоїх. Бо молитися як слід не вміємо, якщо ти, Господи, святим твоїм Духом не навчиш нас. Тому молимося тобі: Даруй і прости, якщо ми згрішили аж </w:t>
+      </w:r>
+      <w:r>
+        <w:rPr>
+          <w:rFonts w:ascii="Times New Roman" w:eastAsia="Times New Roman" w:hAnsi="Times New Roman" w:cs="Times New Roman"/>
+          <w:color w:val="000000"/>
+          <w:sz w:val="24"/>
+          <w:szCs w:val="24"/>
+        </w:rPr>
+        <w:lastRenderedPageBreak/>
+        <w:t>дотеперішньої години словом або ділом, або думкою, добровільно або недобровільно. Бо коли на провини будеш дивитися, Господи, Господи, то хто встоїться, бо в тебе є прощення. Ти один святий, допоміжник сильний, захисник життя нашого, і тебе ми завжди оспівуватимемо. Нехай буде сила Царства твого завжди благословенна і вельми прославлювана: Отця, і Сина, і Святого Духа, нині і повсякчас, і на віки віків. Амінь.</w:t>
+      </w:r>
+    </w:p>
+    <w:p>
+      <w:pPr>
+        <w:spacing w:after="120"/>
+        <w:jc w:val="both"/>
+        <w:rPr>
+          <w:rFonts w:ascii="Times New Roman" w:eastAsia="Times New Roman" w:hAnsi="Times New Roman" w:cs="Times New Roman"/>
+          <w:color w:val="000000"/>
+          <w:sz w:val="24"/>
+          <w:szCs w:val="24"/>
+        </w:rPr>
+      </w:pPr>
+      <w:r>
+        <w:rPr>
+          <w:rFonts w:ascii="Times New Roman" w:eastAsia="Times New Roman" w:hAnsi="Times New Roman" w:cs="Times New Roman"/>
+          <w:color w:val="FF0000"/>
+          <w:sz w:val="24"/>
+          <w:szCs w:val="24"/>
+        </w:rPr>
+        <w:t xml:space="preserve">8. </w:t>
+      </w:r>
+      <w:r>
+        <w:rPr>
+          <w:rFonts w:ascii="Times New Roman" w:eastAsia="Times New Roman" w:hAnsi="Times New Roman" w:cs="Times New Roman"/>
+          <w:color w:val="000000"/>
+          <w:sz w:val="24"/>
+          <w:szCs w:val="24"/>
+        </w:rPr>
+        <w:t>Господи, Боже наш, що сонну неміч забрав від нас і покликав нас візванням святим, щоб і вночі підносити руки наші і прославляти тебе за справедливі твої присуди. Прийми благання наші, моління, визнавання, нічні служби і даруй нам, Боже, віру бездоганну, надію впевнену, любов нелицемірну. Благослови наші входи й виходи, вчинки, слова, діла й думки; і дай нам дочекатися початку дня, нам, що хвалять й оспівують, і благословлять добрість твоєї несказанної сили, щоб було благословенне твоє пресвяте ім'я і прославлене твоє царство: Отця, і Сина, і Святого Духа, нині і повсякчас, і на віки віків. Амінь.</w:t>
+      </w:r>
+    </w:p>
+    <w:p>
+      <w:pPr>
+        <w:spacing w:after="120"/>
+        <w:jc w:val="both"/>
+        <w:rPr>
+          <w:rFonts w:ascii="Times New Roman" w:eastAsia="Times New Roman" w:hAnsi="Times New Roman" w:cs="Times New Roman"/>
+          <w:color w:val="000000"/>
+          <w:sz w:val="24"/>
+          <w:szCs w:val="24"/>
+        </w:rPr>
+      </w:pPr>
+      <w:r>
+        <w:rPr>
+          <w:rFonts w:ascii="Times New Roman" w:eastAsia="Times New Roman" w:hAnsi="Times New Roman" w:cs="Times New Roman"/>
+          <w:color w:val="FF0000"/>
+          <w:sz w:val="24"/>
+          <w:szCs w:val="24"/>
+        </w:rPr>
+        <w:t>9.</w:t>
+      </w:r>
+      <w:r>
+        <w:rPr>
+          <w:rFonts w:ascii="Times New Roman" w:eastAsia="Times New Roman" w:hAnsi="Times New Roman" w:cs="Times New Roman"/>
+          <w:color w:val="000000"/>
+          <w:sz w:val="24"/>
+          <w:szCs w:val="24"/>
+        </w:rPr>
+        <w:t xml:space="preserve"> Господи, Боже наш! Ти за покаяння дарував людям відпущення, нам же, як образ пізнання і визнання гріхів, показав покаяння і прощення пророка Давида. Тож, Владико, помилуй з великої милости твоєї нас, що в чимало великих гріхів впали, і по багатстві ласк твоїх очисти беззаконня наші, бо перед тобою згрішили ми, Господи, що невідомі й таємні речі серця людського знаєш, і єдиний ти маєш владу прощати гріхи. Серце ж чисте вчини в нас і Духом владичним утверди нас, і радість спасіння твого яви нам. Не відкинь нас від лиця твого, але дозволь, як Добрий і Чоловіколюбець, аж до останнього нашого віддиху появляти тобі жертву справедливости й приноси на святих твоїх жертовниках, милістю і ласками і чоловіколюб'ям єдинородного Сина твого, з яким ти є благословенний з пресвятим, добрим і животворящим твоїм Духом, нині й повсякчас, і на віки віків. Амінь.</w:t>
+      </w:r>
+    </w:p>
+    <w:p>
+      <w:pPr>
+        <w:spacing w:after="120"/>
+        <w:jc w:val="both"/>
+        <w:rPr>
+          <w:rFonts w:ascii="Times New Roman" w:eastAsia="Times New Roman" w:hAnsi="Times New Roman" w:cs="Times New Roman"/>
+          <w:color w:val="000000"/>
+          <w:sz w:val="24"/>
+          <w:szCs w:val="24"/>
+        </w:rPr>
+      </w:pPr>
+      <w:r>
+        <w:rPr>
+          <w:rFonts w:ascii="Times New Roman" w:eastAsia="Times New Roman" w:hAnsi="Times New Roman" w:cs="Times New Roman"/>
+          <w:color w:val="FF0000"/>
+          <w:sz w:val="24"/>
+          <w:szCs w:val="24"/>
+        </w:rPr>
+        <w:t>10.</w:t>
+      </w:r>
+      <w:r>
+        <w:rPr>
+          <w:rFonts w:ascii="Times New Roman" w:eastAsia="Times New Roman" w:hAnsi="Times New Roman" w:cs="Times New Roman"/>
+          <w:color w:val="000000"/>
+          <w:sz w:val="24"/>
+          <w:szCs w:val="24"/>
+        </w:rPr>
+        <w:t xml:space="preserve"> Боже, Боже наш! Ти сотворив розумні й духовні сили своєю волею. Тебе просимо й тобі молимося: Прийми наші посильні величання з усіма твоїми творіннями і збагати щедрими даруваннями твоєї ласки. Бо перед тобою згинається всяке коліно: на небі, на землі й під землею, і все, що живе, і все створіння оспівує неосяжну твою славу, бо ти Бог правдивий і вельми милостивий. Тебе бо хвалять усі небесні сили, і тобі славу віддаємо: Отцю, і Сину, і Святому Духові, нині і повсякчас, і на віки віків. Амінь.</w:t>
+      </w:r>
+    </w:p>
+    <w:p>
+      <w:pPr>
+        <w:spacing w:after="120"/>
+        <w:jc w:val="both"/>
+        <w:rPr>
+          <w:rFonts w:ascii="Times New Roman" w:eastAsia="Times New Roman" w:hAnsi="Times New Roman" w:cs="Times New Roman"/>
+          <w:color w:val="FF0000"/>
+          <w:sz w:val="24"/>
+          <w:szCs w:val="24"/>
+        </w:rPr>
+      </w:pPr>
+      <w:r>
+        <w:rPr>
+          <w:rFonts w:ascii="Times New Roman" w:eastAsia="Times New Roman" w:hAnsi="Times New Roman" w:cs="Times New Roman"/>
+          <w:color w:val="FF0000"/>
+          <w:sz w:val="24"/>
+          <w:szCs w:val="24"/>
+        </w:rPr>
+        <w:t xml:space="preserve">11. </w:t>
+      </w:r>
+      <w:r>
+        <w:rPr>
+          <w:rFonts w:ascii="Times New Roman" w:eastAsia="Times New Roman" w:hAnsi="Times New Roman" w:cs="Times New Roman"/>
+          <w:color w:val="000000"/>
+          <w:sz w:val="24"/>
+          <w:szCs w:val="24"/>
+        </w:rPr>
+        <w:t>Хвалимо, співаємо, благословимо і дякуємо тобі, Боже батьків наших, бо ти забрав тінь нічну і явив нам знову світло денне. Молимо твою добрість: Милостивий будь для нас грішних і прийми молитву нашу задля великої твоєї ласкавости, бо ми прибігаємо до тебе, милостивого і всемогутнього Бога. Ти, що засвітив у серцях наших правдиве сонце справедливости твоєї! Просвіти розум наш і почування всі зберігай, щоб, як у день, ходили ми пристойно шляхом заповідей твоїх і дійшли до життя вічного, і стали гідними насолоджуватися недоступним твоїм світлом. Бо в тебе є джерело життя, ти Бог наш і тобі славу віддаємо: Отцю, і Сину, і Святому Духові, нині і повсякчас, і на віки віків. Амінь.</w:t>
+      </w:r>
+    </w:p>
+    <w:p>
+      <w:pPr>
+        <w:pStyle w:val="Heading2"/>
+        <w:rPr>
+          <w:rFonts w:ascii="Times New Roman" w:eastAsia="Times New Roman" w:hAnsi="Times New Roman" w:cs="Times New Roman"/>
+          <w:sz w:val="24"/>
+          <w:szCs w:val="24"/>
+        </w:rPr>
+      </w:pPr>
+      <w:r>
+        <w:rPr>
+          <w:rFonts w:ascii="Times New Roman" w:eastAsia="Times New Roman" w:hAnsi="Times New Roman" w:cs="Times New Roman"/>
+          <w:sz w:val="24"/>
+          <w:szCs w:val="24"/>
+        </w:rPr>
+        <w:t>Replace</w:t>
+      </w:r>
+    </w:p>
+    <w:p>
+      <w:pPr>
+        <w:spacing w:after="120"/>
+        <w:jc w:val="both"/>
+        <w:rPr>
+          <w:rFonts w:ascii="Times New Roman" w:eastAsia="Times New Roman" w:hAnsi="Times New Roman" w:cs="Times New Roman"/>
+        </w:rPr>
+      </w:pPr>
+      <w:r>
+        <w:rPr>
+          <w:rFonts w:ascii="Times New Roman" w:eastAsia="Times New Roman" w:hAnsi="Times New Roman" w:cs="Times New Roman"/>
+          <w:color w:val="FF0000"/>
+          <w:sz w:val="24"/>
+          <w:szCs w:val="24"/>
+        </w:rPr>
+        <w:t xml:space="preserve">1. </w:t>
+      </w:r>
+      <w:r>
+        <w:rPr>
+          <w:rFonts w:ascii="Times New Roman" w:eastAsia="Times New Roman" w:hAnsi="Times New Roman" w:cs="Times New Roman"/>
+          <w:sz w:val="24"/>
+          <w:szCs w:val="24"/>
+        </w:rPr>
+        <w:t xml:space="preserve">Благодаримо </w:t>
+      </w:r>
+      <w:r>
+        <w:rPr>
+          <w:rFonts w:ascii="Times New Roman" w:eastAsia="Times New Roman" w:hAnsi="Times New Roman" w:cs="Times New Roman"/>
+          <w:color w:val="000000"/>
+          <w:sz w:val="24"/>
+          <w:szCs w:val="24"/>
+        </w:rPr>
+        <w:t>Т</w:t>
+      </w:r>
+      <w:r>
+        <w:rPr>
+          <w:rFonts w:ascii="Times New Roman" w:eastAsia="Times New Roman" w:hAnsi="Times New Roman" w:cs="Times New Roman"/>
+          <w:sz w:val="24"/>
+          <w:szCs w:val="24"/>
+        </w:rPr>
+        <w:t>е</w:t>
+      </w:r>
+      <w:r>
+        <w:rPr>
+          <w:rFonts w:ascii="Times New Roman" w:eastAsia="Times New Roman" w:hAnsi="Times New Roman" w:cs="Times New Roman"/>
+          <w:color w:val="000000"/>
+          <w:sz w:val="24"/>
+          <w:szCs w:val="24"/>
+        </w:rPr>
+        <w:t>б</w:t>
+      </w:r>
+      <w:r>
+        <w:rPr>
+          <w:rFonts w:ascii="Times New Roman" w:eastAsia="Times New Roman" w:hAnsi="Times New Roman" w:cs="Times New Roman"/>
+          <w:sz w:val="24"/>
+          <w:szCs w:val="24"/>
+        </w:rPr>
+        <w:t>е</w:t>
+      </w:r>
+      <w:r>
+        <w:rPr>
+          <w:rFonts w:ascii="Times New Roman" w:eastAsia="Times New Roman" w:hAnsi="Times New Roman" w:cs="Times New Roman"/>
+          <w:color w:val="000000"/>
+          <w:sz w:val="24"/>
+          <w:szCs w:val="24"/>
+        </w:rPr>
+        <w:t xml:space="preserve">, Господи, Боже наш, що підняв нас із постелі нашої і вклав в уста наші слово хвали, щоб поклонятися і призивати ім'я Твоє святе. Ми умоляємо Твоє милосердя, </w:t>
+      </w:r>
+      <w:r>
+        <w:rPr>
+          <w:rFonts w:ascii="Times New Roman" w:eastAsia="Times New Roman" w:hAnsi="Times New Roman" w:cs="Times New Roman"/>
+          <w:color w:val="000000"/>
+          <w:sz w:val="24"/>
+          <w:szCs w:val="24"/>
+        </w:rPr>
+        <w:lastRenderedPageBreak/>
+        <w:t>яке Ти завжди виявляв у нашому житті. Пошли поміч свою людям, що стоять перед лицем святої слави Твоєї і дожидають від Тебе багатої милости; і дай нам, що зо страхом і любов'ю завжди Тобі служимо, хвалити несказанну Твою доброту. Бо Тобі належить усяка слава, честь і поклоніння: Отцю, і Сину, і Святому Духові, нині і повсякчас, і на віки віків. Амінь.</w:t>
+      </w:r>
+    </w:p>
+    <w:p>
+      <w:pPr>
+        <w:spacing w:after="120"/>
+        <w:jc w:val="both"/>
+        <w:rPr>
+          <w:rFonts w:ascii="Times New Roman" w:eastAsia="Times New Roman" w:hAnsi="Times New Roman" w:cs="Times New Roman"/>
+        </w:rPr>
+      </w:pPr>
+      <w:r>
+        <w:rPr>
+          <w:rFonts w:ascii="Times New Roman" w:eastAsia="Times New Roman" w:hAnsi="Times New Roman" w:cs="Times New Roman"/>
+          <w:color w:val="FF0000"/>
+          <w:sz w:val="24"/>
+          <w:szCs w:val="24"/>
+        </w:rPr>
         <w:t xml:space="preserve">2. </w:t>
       </w:r>
       <w:r>
@@ -30959,7 +32003,7 @@
           <w:sz w:val="24"/>
           <w:szCs w:val="24"/>
         </w:rPr>
-        <w:t>Від ночі лине дух наш до тебе, Боже, бо світлом є повеління твої на землі. Навчи нас у страсі твоєму виконувати правду й добро, бо тебе славимо як правдивого Бога нашого. Прихили вухо своє і вислухай нас, і пом'яни, Господи, тих, що є та що моляться з нами, всіх по імені, і спаси їх силою твоєю. Благослови людей твоїх і освяти спадкоємство твоє: мир світові твоєму даруй, церквам твоїм, священикам, владі, і всім людям. Хай благословиться і прославляється всечесне і величне ім'я твоє, Отця, і Сина, і Святого Духа, нині і повсякчас, і на віки віків. Амінь.</w:t>
+        <w:t>Від ночі лине дух наш до Тебе, Боже, бо світлом є повеління Твої на землі. Навчи нас у страсі Твоєму виконувати правду й добро, бо Тебе славимо як правдивого Бога нашого. Прихили вухо своє і вислухай нас, і пом'яни, Господи, тих, що є та що моляться з нами, всіх по імені, і спаси їх силою Твоєю. Благослови людей Твоїх і освяти спадкоємство Твоє: мир світові Твоєму даруй, церквам Твоїм, Священникам, владі, і всім людям. Хай благословиться і прославляється всечесне і величне ім'я Твоє, Отця, і Сина, і Святого Духа, нині і повсякчас, і на віки віків. Амінь.</w:t>
       </w:r>
     </w:p>
     <w:p>
@@ -30968,19 +32012,43 @@
         <w:jc w:val="both"/>
         <w:rPr>
           <w:rFonts w:ascii="Times New Roman" w:eastAsia="Times New Roman" w:hAnsi="Times New Roman" w:cs="Times New Roman"/>
+        </w:rPr>
+      </w:pPr>
+      <w:r>
+        <w:rPr>
+          <w:rFonts w:ascii="Times New Roman" w:eastAsia="Times New Roman" w:hAnsi="Times New Roman" w:cs="Times New Roman"/>
+          <w:color w:val="FF0000"/>
+          <w:sz w:val="24"/>
+          <w:szCs w:val="24"/>
+        </w:rPr>
+        <w:t>3.</w:t>
+      </w:r>
+      <w:r>
+        <w:rPr>
+          <w:rFonts w:ascii="Times New Roman" w:eastAsia="Times New Roman" w:hAnsi="Times New Roman" w:cs="Times New Roman"/>
           <w:color w:val="000000"/>
           <w:sz w:val="24"/>
           <w:szCs w:val="24"/>
         </w:rPr>
-      </w:pPr>
-      <w:r>
-        <w:rPr>
-          <w:rFonts w:ascii="Times New Roman" w:eastAsia="Times New Roman" w:hAnsi="Times New Roman" w:cs="Times New Roman"/>
-          <w:color w:val="FF0000"/>
-          <w:sz w:val="24"/>
-          <w:szCs w:val="24"/>
-        </w:rPr>
-        <w:t>3.</w:t>
+        <w:t xml:space="preserve"> Від ночі лине дух наш до Тебе, Боже, бо світлом є повеління Твої. Навчи нас, Боже, правди Твоєї, заповідей Твоїх і виправдань Твоїх. Просвіти наші духовні очі, щоб ми не заснули в гріхах на смерть. Віджени всяку мряку від сердець наших, даруй нам сонце правди і охорони життя наше знаменням і печаттю Святого Твого Духа. Направ стопи наші на шлях мирний, дай нам бачити ранішній день у радості, щоб ми Тобі засилали ранішні молитви, бо Твоє є володіння і Твоє є царство і сила, і слава Отця, і Сина, і Святого Духа, нині і повсякчас, і на віки віків. Амінь.</w:t>
+      </w:r>
+    </w:p>
+    <w:p>
+      <w:pPr>
+        <w:spacing w:after="120"/>
+        <w:jc w:val="both"/>
+        <w:rPr>
+          <w:rFonts w:ascii="Times New Roman" w:eastAsia="Times New Roman" w:hAnsi="Times New Roman" w:cs="Times New Roman"/>
+        </w:rPr>
+      </w:pPr>
+      <w:r>
+        <w:rPr>
+          <w:rFonts w:ascii="Times New Roman" w:eastAsia="Times New Roman" w:hAnsi="Times New Roman" w:cs="Times New Roman"/>
+          <w:color w:val="FF0000"/>
+          <w:sz w:val="24"/>
+          <w:szCs w:val="24"/>
+        </w:rPr>
+        <w:t>4.</w:t>
       </w:r>
       <w:r>
         <w:rPr>
@@ -30989,7 +32057,58 @@
           <w:sz w:val="24"/>
           <w:szCs w:val="24"/>
         </w:rPr>
-        <w:t xml:space="preserve"> Від ночі лине дух наш до тебе, Боже, бо світлом є повеління твої. Навчи нас, Боже, правди твоєї, заповідей твоїх і виправдань твоїх. Просвіти наші духовні очі, щоб ми не заснули в гріхах на смерть. Віджени всяку мряку від сердець наших, даруй нам сонце правди і охорони життя наше знаменням і печаттю Святого твого Духа. Направ стопи наші на шлях мирний, дай нам бачити ранішній день у радості, щоб ми тобі засилали ранішні молитви, бо твоє є володіння і твоє є царство і сила, і слава Отця, і Сина, і Святого Духа, нині і повсякчас, і на віки віків. Амінь.</w:t>
+        <w:t xml:space="preserve"> Владико, Боже святий і неосяжний, що казав із темряви світлові засіяти, що заспокоїв нас у нічному сні й підвів до величання і моління Твоєї доброти! Ти, що даєш себе умолити задля свого милосердя, прийми і нині нас, що поклоняємося Тобі й по силі </w:t>
+      </w:r>
+      <w:r>
+        <w:rPr>
+          <w:rFonts w:ascii="Times New Roman" w:eastAsia="Times New Roman" w:hAnsi="Times New Roman" w:cs="Times New Roman"/>
+          <w:sz w:val="24"/>
+          <w:szCs w:val="24"/>
+        </w:rPr>
+        <w:t xml:space="preserve">благодаримо </w:t>
+      </w:r>
+      <w:r>
+        <w:rPr>
+          <w:rFonts w:ascii="Times New Roman" w:eastAsia="Times New Roman" w:hAnsi="Times New Roman" w:cs="Times New Roman"/>
+          <w:color w:val="000000"/>
+          <w:sz w:val="24"/>
+          <w:szCs w:val="24"/>
+        </w:rPr>
+        <w:t>Т</w:t>
+      </w:r>
+      <w:r>
+        <w:rPr>
+          <w:rFonts w:ascii="Times New Roman" w:eastAsia="Times New Roman" w:hAnsi="Times New Roman" w:cs="Times New Roman"/>
+          <w:sz w:val="24"/>
+          <w:szCs w:val="24"/>
+        </w:rPr>
+        <w:t>ебе</w:t>
+      </w:r>
+      <w:r>
+        <w:rPr>
+          <w:rFonts w:ascii="Times New Roman" w:eastAsia="Times New Roman" w:hAnsi="Times New Roman" w:cs="Times New Roman"/>
+          <w:color w:val="000000"/>
+          <w:sz w:val="24"/>
+          <w:szCs w:val="24"/>
+        </w:rPr>
+        <w:t xml:space="preserve">; і даруй нам те, чого просимо задля спасіння. Вчини нас синами світла і дня та спадкоємцями вічних Твоїх </w:t>
+      </w:r>
+      <w:r>
+        <w:rPr>
+          <w:rFonts w:ascii="Times New Roman" w:eastAsia="Times New Roman" w:hAnsi="Times New Roman" w:cs="Times New Roman"/>
+          <w:sz w:val="24"/>
+          <w:szCs w:val="24"/>
+        </w:rPr>
+        <w:t>благ</w:t>
+      </w:r>
+      <w:r>
+        <w:rPr>
+          <w:rFonts w:ascii="Times New Roman" w:eastAsia="Times New Roman" w:hAnsi="Times New Roman" w:cs="Times New Roman"/>
+          <w:color w:val="000000"/>
+          <w:sz w:val="24"/>
+          <w:szCs w:val="24"/>
+        </w:rPr>
+        <w:t>. Пом'яни, Господи, за багатством ласк Твоїх усіх людей, що є і моляться з нами, і всю братію нашу на землі й на морі, і на всякому місці володіння Твого, що потребують Твоєї любови й помочі. Усім вияви велику Твою милість, щоб спасенні, як душею так і тілом, завжди перебували й відважно славили чудне й благословенне ім'я Твоє, бо Ти Бог милости і ласк, і любови, і Тобі славу возсилаємо: Отцю, і Сину, і Святому Духові, нині і повсякчас, і на віки віків. Амінь.</w:t>
       </w:r>
     </w:p>
     <w:p>
@@ -30998,19 +32117,33 @@
         <w:jc w:val="both"/>
         <w:rPr>
           <w:rFonts w:ascii="Times New Roman" w:eastAsia="Times New Roman" w:hAnsi="Times New Roman" w:cs="Times New Roman"/>
+        </w:rPr>
+      </w:pPr>
+      <w:r>
+        <w:rPr>
+          <w:rFonts w:ascii="Times New Roman" w:eastAsia="Times New Roman" w:hAnsi="Times New Roman" w:cs="Times New Roman"/>
+          <w:color w:val="FF0000"/>
+          <w:sz w:val="24"/>
+          <w:szCs w:val="24"/>
+        </w:rPr>
+        <w:t>5.</w:t>
+      </w:r>
+      <w:r>
+        <w:rPr>
+          <w:rFonts w:ascii="Times New Roman" w:eastAsia="Times New Roman" w:hAnsi="Times New Roman" w:cs="Times New Roman"/>
           <w:color w:val="000000"/>
           <w:sz w:val="24"/>
           <w:szCs w:val="24"/>
         </w:rPr>
-      </w:pPr>
-      <w:r>
-        <w:rPr>
-          <w:rFonts w:ascii="Times New Roman" w:eastAsia="Times New Roman" w:hAnsi="Times New Roman" w:cs="Times New Roman"/>
-          <w:color w:val="FF0000"/>
-          <w:sz w:val="24"/>
-          <w:szCs w:val="24"/>
-        </w:rPr>
-        <w:t>4.</w:t>
+        <w:t xml:space="preserve"> Скарб</w:t>
+      </w:r>
+      <w:r>
+        <w:rPr>
+          <w:rFonts w:ascii="Times New Roman" w:eastAsia="Times New Roman" w:hAnsi="Times New Roman" w:cs="Times New Roman"/>
+          <w:sz w:val="24"/>
+          <w:szCs w:val="24"/>
+        </w:rPr>
+        <w:t>нице</w:t>
       </w:r>
       <w:r>
         <w:rPr>
@@ -31019,7 +32152,24 @@
           <w:sz w:val="24"/>
           <w:szCs w:val="24"/>
         </w:rPr>
-        <w:t xml:space="preserve"> Владико, Боже святий і неосяжний, що казав із темряви світлові засіяти, що заспокоїв нас у нічному сні й підвів до величання і моління твоєї доброти! Ти, що даєш себе умолити задля свого милосердя, прийми і нині нас, що поклоняємося тобі й по силі дякуємо тобі; і даруй нам те, чого просимо задля спасіння. Вчини нас синами світла і дня та спадкоємцями вічних твоїх дібр. Пом'яни, Господи, за багатством ласк твоїх усіх людей, що є і моляться з нами, і всю братію нашу на землі й на морі, і на всякому місці володіння твого, що потребують твоєї любови й помочі. Усім вияви велику твою милість, щоб спасенні, як душею так і тілом, завжди перебували й відважно славили чудне й благословенне ім'я твоє, бо ти Бог милости і ласк, і любови, і тобі славу віддаємо: Отцю, і Сину, і Святому Духові, нині і повсякчас, і на віки віків. Амінь.</w:t>
+        <w:t xml:space="preserve"> </w:t>
+      </w:r>
+      <w:r>
+        <w:rPr>
+          <w:rFonts w:ascii="Times New Roman" w:eastAsia="Times New Roman" w:hAnsi="Times New Roman" w:cs="Times New Roman"/>
+          <w:sz w:val="24"/>
+          <w:szCs w:val="24"/>
+        </w:rPr>
+        <w:t>благ</w:t>
+      </w:r>
+      <w:r>
+        <w:rPr>
+          <w:rFonts w:ascii="Times New Roman" w:eastAsia="Times New Roman" w:hAnsi="Times New Roman" w:cs="Times New Roman"/>
+          <w:color w:val="000000"/>
+          <w:sz w:val="24"/>
+          <w:szCs w:val="24"/>
+        </w:rPr>
+        <w:t>, джерело невисихаюче, Отче святий, чудотворче всесильний і вседержителю! Усі Тобі поклоняємося і Тобі молимося та Твої милості і Твої ласки призиваємо на поміч і на заступництво нашій смиренності. Пом'яни, Господи, слуг Твоїх, прийми від усіх нас ранішні моління, як кадило перед Тобою; ні одного з нас не вчини нездатним, але всіх нас зберігай ласками Твоїми. Пом'яни, Господи, тих, що чувають і співають на славу Твою і єдинородного Твого Сина і Бога нашого, і Святого Твого Духа. Будь їм помічником і заступником; прийми їх молитви на наднебесний і духовний Твій жертовник, бо Ти Бог наш, і Тобі славу возсилаємо: Отцю, і Сину, і Святому Духові, нині і повсякчас, і на віки віків. Амінь.</w:t>
       </w:r>
     </w:p>
     <w:p>
@@ -31028,19 +32178,41 @@
         <w:jc w:val="both"/>
         <w:rPr>
           <w:rFonts w:ascii="Times New Roman" w:eastAsia="Times New Roman" w:hAnsi="Times New Roman" w:cs="Times New Roman"/>
+        </w:rPr>
+      </w:pPr>
+      <w:r>
+        <w:rPr>
+          <w:rFonts w:ascii="Times New Roman" w:eastAsia="Times New Roman" w:hAnsi="Times New Roman" w:cs="Times New Roman"/>
+          <w:color w:val="FF0000"/>
+          <w:sz w:val="24"/>
+          <w:szCs w:val="24"/>
+        </w:rPr>
+        <w:t xml:space="preserve">6. </w:t>
+      </w:r>
+      <w:r>
+        <w:rPr>
+          <w:rFonts w:ascii="Times New Roman" w:eastAsia="Times New Roman" w:hAnsi="Times New Roman" w:cs="Times New Roman"/>
+          <w:sz w:val="24"/>
+          <w:szCs w:val="24"/>
+        </w:rPr>
+        <w:t>Благодаримо</w:t>
+      </w:r>
+      <w:r>
+        <w:rPr>
+          <w:rFonts w:ascii="Times New Roman" w:eastAsia="Times New Roman" w:hAnsi="Times New Roman" w:cs="Times New Roman"/>
           <w:color w:val="000000"/>
           <w:sz w:val="24"/>
           <w:szCs w:val="24"/>
         </w:rPr>
-      </w:pPr>
-      <w:r>
-        <w:rPr>
-          <w:rFonts w:ascii="Times New Roman" w:eastAsia="Times New Roman" w:hAnsi="Times New Roman" w:cs="Times New Roman"/>
-          <w:color w:val="FF0000"/>
-          <w:sz w:val="24"/>
-          <w:szCs w:val="24"/>
-        </w:rPr>
-        <w:t>5.</w:t>
+        <w:t xml:space="preserve"> Т</w:t>
+      </w:r>
+      <w:r>
+        <w:rPr>
+          <w:rFonts w:ascii="Times New Roman" w:eastAsia="Times New Roman" w:hAnsi="Times New Roman" w:cs="Times New Roman"/>
+          <w:sz w:val="24"/>
+          <w:szCs w:val="24"/>
+        </w:rPr>
+        <w:t>е</w:t>
       </w:r>
       <w:r>
         <w:rPr>
@@ -31049,7 +32221,34 @@
           <w:sz w:val="24"/>
           <w:szCs w:val="24"/>
         </w:rPr>
-        <w:t xml:space="preserve"> Скарбе добра, джерело невисихаюче, Отче святий, чудотворче всесильний і вседержителю! Усі тобі поклоняємося і тобі молимося та твої милості і твої ласки призиваємо на поміч і на заступництво нашій смиренності. Пом'яни, Господи, слуг твоїх, прийми від усіх нас ранішні моління, як кадило перед тобою; ні одного з нас не вчини нездатним, але всіх нас зберігай ласками твоїми. Пом'яни, Господи, тих, що чувають і співають на славу твою і єдинородного твого Сина і Бога нашого, і Святого твого Духа. Будь їм помічником і заступником; прийми їх молитви на наднебесний і духовний твій жертовник, бо ти Бог наш, і Тобі славу віддаємо: Отцю, і Сину, і Святому Духові, нині і повсякчас, і на віки віків. Амінь.</w:t>
+        <w:t>б</w:t>
+      </w:r>
+      <w:r>
+        <w:rPr>
+          <w:rFonts w:ascii="Times New Roman" w:eastAsia="Times New Roman" w:hAnsi="Times New Roman" w:cs="Times New Roman"/>
+          <w:sz w:val="24"/>
+          <w:szCs w:val="24"/>
+        </w:rPr>
+        <w:t>е</w:t>
+      </w:r>
+      <w:r>
+        <w:rPr>
+          <w:rFonts w:ascii="Times New Roman" w:eastAsia="Times New Roman" w:hAnsi="Times New Roman" w:cs="Times New Roman"/>
+          <w:color w:val="000000"/>
+          <w:sz w:val="24"/>
+          <w:szCs w:val="24"/>
+        </w:rPr>
+        <w:t xml:space="preserve">, Господи, Боже спасіння нашого, бо Ти все робиш для добра життя нашого, щоб ми завжди на Тебе споглядали, Спасителю й Доброчинцю душ наших. Бо Ти </w:t>
+      </w:r>
+      <w:r>
+        <w:rPr>
+          <w:rFonts w:ascii="Times New Roman" w:eastAsia="Times New Roman" w:hAnsi="Times New Roman" w:cs="Times New Roman"/>
+          <w:color w:val="000000"/>
+          <w:sz w:val="24"/>
+          <w:szCs w:val="24"/>
+        </w:rPr>
+        <w:lastRenderedPageBreak/>
+        <w:t>дав спокій нам у час минулої ночі й підвів нас, щоб ми поклонялися величному імені Твоєму. Тому молимо Тебе, Господи: Дай нам ласку й силу, щоб ми стали гідними співати Тобі розумно й молитися безупинно та в страсі і тремтінні над нашим спасінням працювали, при заступництві Христа Твого. Пом'яни, Господи, і тих, що вночі до Тебе кличуть. Вислухай їх і помилуй, і круши під ноги їх невидимих і войовничих ворогів. Бо Ти Цар миру і Спас душ наших, і Тобі славу возсилаємо: Отцю і Сину, і Святому Духові, нині і повсякчас, і на віки віків. Амінь.</w:t>
       </w:r>
     </w:p>
     <w:p>
@@ -31058,19 +32257,43 @@
         <w:jc w:val="both"/>
         <w:rPr>
           <w:rFonts w:ascii="Times New Roman" w:eastAsia="Times New Roman" w:hAnsi="Times New Roman" w:cs="Times New Roman"/>
+        </w:rPr>
+      </w:pPr>
+      <w:r>
+        <w:rPr>
+          <w:rFonts w:ascii="Times New Roman" w:eastAsia="Times New Roman" w:hAnsi="Times New Roman" w:cs="Times New Roman"/>
+          <w:color w:val="FF0000"/>
+          <w:sz w:val="24"/>
+          <w:szCs w:val="24"/>
+        </w:rPr>
+        <w:t>7.</w:t>
+      </w:r>
+      <w:r>
+        <w:rPr>
+          <w:rFonts w:ascii="Times New Roman" w:eastAsia="Times New Roman" w:hAnsi="Times New Roman" w:cs="Times New Roman"/>
           <w:color w:val="000000"/>
           <w:sz w:val="24"/>
           <w:szCs w:val="24"/>
         </w:rPr>
-      </w:pPr>
-      <w:r>
-        <w:rPr>
-          <w:rFonts w:ascii="Times New Roman" w:eastAsia="Times New Roman" w:hAnsi="Times New Roman" w:cs="Times New Roman"/>
-          <w:color w:val="FF0000"/>
-          <w:sz w:val="24"/>
-          <w:szCs w:val="24"/>
-        </w:rPr>
-        <w:t xml:space="preserve">6. </w:t>
+        <w:t xml:space="preserve"> Боже й Отче Господа нашого Ісуса Христа! Ти підніс нас з постелі нашої і зібрав на годину молитви. Дай нам ласку відкрити уста наші і прийми наші подяки, що в наших силах, і навчи нас установ Твоїх. Бо молитися як слід не вміємо, якщо Ти, Господи, святим Твоїм Духом не навчиш нас. Тому молимося Тобі: Даруй і прости, якщо ми згрішили аж до теперішньої години словом або ділом, або думкою, добровільно або недобровільно. Бо коли на провини будеш дивитися, Господи, Господи, то хто встоїться, бо в Тебе є прощення. Ти один святий, допоміжник сильний, захисник життя нашого, і Тебе ми завжди оспівуватимемо. Нехай буде сила Царства Твого завжди благословенна і вельми прославлювана: Отця, і Сина, і Святого Духа, нині і повсякчас, і на віки віків. Амінь.</w:t>
+      </w:r>
+    </w:p>
+    <w:p>
+      <w:pPr>
+        <w:spacing w:after="120"/>
+        <w:jc w:val="both"/>
+        <w:rPr>
+          <w:rFonts w:ascii="Times New Roman" w:eastAsia="Times New Roman" w:hAnsi="Times New Roman" w:cs="Times New Roman"/>
+        </w:rPr>
+      </w:pPr>
+      <w:r>
+        <w:rPr>
+          <w:rFonts w:ascii="Times New Roman" w:eastAsia="Times New Roman" w:hAnsi="Times New Roman" w:cs="Times New Roman"/>
+          <w:color w:val="FF0000"/>
+          <w:sz w:val="24"/>
+          <w:szCs w:val="24"/>
+        </w:rPr>
+        <w:t xml:space="preserve">8. </w:t>
       </w:r>
       <w:r>
         <w:rPr>
@@ -31079,7 +32302,25 @@
           <w:sz w:val="24"/>
           <w:szCs w:val="24"/>
         </w:rPr>
-        <w:t xml:space="preserve">Дякуємо тобі, Господи, Боже спасіння нашого, бо ти все робиш для добра життя нашого, щоб ми завжди на тебе споглядали, Спасителю й Доброчинцю душ наших. Бо ти дав спокій нам у час минулої ночі й підвів нас, щоб ми поклонялися величному імені твоєму. Тому </w:t>
+        <w:t>Господи, Боже наш, що сонну неміч забрав від нас і покликав нас візванням святим, щоб і вночі підносити руки наші і прославляти Тебе за справедливі Твої присуди. Прийми благання наші, моління, визнавання, нічні служби і даруй нам, Боже, віру бездоганну, надію впевнену, любов нелицемірну. Благослови наші входи й виходи, вчинки, слова, діла й думки; і дай нам дочекатися початку дня, нам, що хвалять й оспівують, і благословлять добрість Твоєї несказанної сили, щоб було благословенне Твоє пресвяте ім'я і прославлене Твоє царство: Отця, і Сина, і Святого Духа, нині і повсякчас, і на віки віків. Амінь.</w:t>
+      </w:r>
+    </w:p>
+    <w:p>
+      <w:pPr>
+        <w:spacing w:after="120"/>
+        <w:jc w:val="both"/>
+        <w:rPr>
+          <w:rFonts w:ascii="Times New Roman" w:eastAsia="Times New Roman" w:hAnsi="Times New Roman" w:cs="Times New Roman"/>
+        </w:rPr>
+      </w:pPr>
+      <w:r>
+        <w:rPr>
+          <w:rFonts w:ascii="Times New Roman" w:eastAsia="Times New Roman" w:hAnsi="Times New Roman" w:cs="Times New Roman"/>
+          <w:color w:val="FF0000"/>
+          <w:sz w:val="24"/>
+          <w:szCs w:val="24"/>
+        </w:rPr>
+        <w:t>9.</w:t>
       </w:r>
       <w:r>
         <w:rPr>
@@ -31088,8 +32329,7 @@
           <w:sz w:val="24"/>
           <w:szCs w:val="24"/>
         </w:rPr>
-        <w:lastRenderedPageBreak/>
-        <w:t>молимо тебе, Господи: Дай нам ласку й силу, щоб ми стали гідними співати тобі розумно й молитися безупинно та в страсі і тремтінні над нашим спасінням працювали, при заступництві Христа твого. Пом'яни, Господи, і тих, що вночі до тебе кличуть. Вислухай їх і помилуй, і круши під ноги їх невидимих і войовничих ворогів. Бо ти Цар миру і Спас душ наших, і тобі славу віддаємо: Отцю і Сину, і Святому Духові, нині і повсякчас, і на віки віків. Амінь.</w:t>
+        <w:t xml:space="preserve"> Господи, Боже наш! Ти за покаяння дарував людям відпущення, нам же, як образ пізнання і визнання гріхів, показав покаяння і прощення пророка Давида. Тож, Владико, помилуй з великої милости Твоєї нас, що в чимало великих гріхів впали, і по багатстві ласк Твоїх очисти беззаконня наші, бо перед Тобою згрішили ми, Господи, що невідомі й таємні речі серця людського знаєш, і єдиний Ти маєш владу прощати гріхи. Серце ж чисте вчини в нас і Духом владичним утверди нас, і радість спасіння Твого яви нам. Не відкинь нас від лиця Твого, але дозволь, як благий і людинолюбний, аж до останнього нашого віддиху появляти Тобі жертву справедливости й приноси на святих Твоїх жертовниках, милістю і ласками і людинолюб'ям єдинородного Сина Твого, з яким Ти є благословенний з пресвятим, добрим і животворчим Твоїм Духом, нині й повсякчас, і на віки віків. Амінь.</w:t>
       </w:r>
     </w:p>
     <w:p>
@@ -31098,127 +32338,34 @@
         <w:jc w:val="both"/>
         <w:rPr>
           <w:rFonts w:ascii="Times New Roman" w:eastAsia="Times New Roman" w:hAnsi="Times New Roman" w:cs="Times New Roman"/>
+        </w:rPr>
+      </w:pPr>
+      <w:r>
+        <w:rPr>
+          <w:rFonts w:ascii="Times New Roman" w:eastAsia="Times New Roman" w:hAnsi="Times New Roman" w:cs="Times New Roman"/>
+          <w:color w:val="FF0000"/>
+          <w:sz w:val="24"/>
+          <w:szCs w:val="24"/>
+        </w:rPr>
+        <w:t>10.</w:t>
+      </w:r>
+      <w:r>
+        <w:rPr>
+          <w:rFonts w:ascii="Times New Roman" w:eastAsia="Times New Roman" w:hAnsi="Times New Roman" w:cs="Times New Roman"/>
           <w:color w:val="000000"/>
           <w:sz w:val="24"/>
           <w:szCs w:val="24"/>
         </w:rPr>
-      </w:pPr>
-      <w:r>
-        <w:rPr>
-          <w:rFonts w:ascii="Times New Roman" w:eastAsia="Times New Roman" w:hAnsi="Times New Roman" w:cs="Times New Roman"/>
-          <w:color w:val="FF0000"/>
-          <w:sz w:val="24"/>
-          <w:szCs w:val="24"/>
-        </w:rPr>
-        <w:t>7.</w:t>
-      </w:r>
-      <w:r>
+        <w:t xml:space="preserve"> Боже, Боже наш! Ти сотворив розумні й духовні сили Своєю волею. Тебе просимо й Тобі молимося: Прийми наші посильні величання з усіма Твоїми творіннями і збагати щедрими даруваннями Твоєї ласки. Бо перед Тобою згинається всяке коліно: на небі, на землі й під землею, і все, що живе, і все створіння оспівує неосяжну Твою славу, бо Ти Бог правдивий і вельми милостивий. Тебе бо хвалять усі небесні сили, і Тобі славу возсилаємо: Отцю, і Сину, і Святому Духові, нині і повсякчас, і на віки віків. Амінь.</w:t>
+      </w:r>
+    </w:p>
+    <w:p>
+      <w:pPr>
+        <w:spacing w:after="120"/>
+        <w:jc w:val="both"/>
         <w:rPr>
           <w:rFonts w:ascii="Times New Roman" w:eastAsia="Times New Roman" w:hAnsi="Times New Roman" w:cs="Times New Roman"/>
           <w:color w:val="000000"/>
-          <w:sz w:val="24"/>
-          <w:szCs w:val="24"/>
-        </w:rPr>
-        <w:t xml:space="preserve"> Боже й Отче Господа нашого Ісуса Христа! Ти підніс нас з постелі нашої і зібрав на годину молитви. Дай нам ласку відкрити уста наші і прийми наші подяки, що в наших силах, і навчи нас установ твоїх. Бо молитися як слід не вміємо, якщо ти, Господи, святим твоїм Духом не навчиш нас. Тому молимося тобі: Даруй і прости, якщо ми згрішили аж дотеперішньої години словом або ділом, або думкою, добровільно або недобровільно. Бо коли на провини будеш дивитися, Господи, Господи, то хто встоїться, бо в тебе є прощення. Ти один святий, допоміжник сильний, захисник життя нашого, і тебе ми завжди оспівуватимемо. Нехай буде сила Царства твого завжди благословенна і вельми прославлювана: Отця, і Сина, і Святого Духа, нині і повсякчас, і на віки віків. Амінь.</w:t>
-      </w:r>
-    </w:p>
-    <w:p>
-      <w:pPr>
-        <w:spacing w:after="120"/>
-        <w:jc w:val="both"/>
-        <w:rPr>
-          <w:rFonts w:ascii="Times New Roman" w:eastAsia="Times New Roman" w:hAnsi="Times New Roman" w:cs="Times New Roman"/>
-          <w:color w:val="000000"/>
-          <w:sz w:val="24"/>
-          <w:szCs w:val="24"/>
-        </w:rPr>
-      </w:pPr>
-      <w:r>
-        <w:rPr>
-          <w:rFonts w:ascii="Times New Roman" w:eastAsia="Times New Roman" w:hAnsi="Times New Roman" w:cs="Times New Roman"/>
-          <w:color w:val="FF0000"/>
-          <w:sz w:val="24"/>
-          <w:szCs w:val="24"/>
-        </w:rPr>
-        <w:t xml:space="preserve">8. </w:t>
-      </w:r>
-      <w:r>
-        <w:rPr>
-          <w:rFonts w:ascii="Times New Roman" w:eastAsia="Times New Roman" w:hAnsi="Times New Roman" w:cs="Times New Roman"/>
-          <w:color w:val="000000"/>
-          <w:sz w:val="24"/>
-          <w:szCs w:val="24"/>
-        </w:rPr>
-        <w:t>Господи, Боже наш, що сонну неміч забрав від нас і покликав нас візванням святим, щоб і вночі підносити руки наші і прославляти тебе за справедливі твої присуди. Прийми благання наші, моління, визнавання, нічні служби і даруй нам, Боже, віру бездоганну, надію впевнену, любов нелицемірну. Благослови наші входи й виходи, вчинки, слова, діла й думки; і дай нам дочекатися початку дня, нам, що хвалять й оспівують, і благословлять добрість твоєї несказанної сили, щоб було благословенне твоє пресвяте ім'я і прославлене твоє царство: Отця, і Сина, і Святого Духа, нині і повсякчас, і на віки віків. Амінь.</w:t>
-      </w:r>
-    </w:p>
-    <w:p>
-      <w:pPr>
-        <w:spacing w:after="120"/>
-        <w:jc w:val="both"/>
-        <w:rPr>
-          <w:rFonts w:ascii="Times New Roman" w:eastAsia="Times New Roman" w:hAnsi="Times New Roman" w:cs="Times New Roman"/>
-          <w:color w:val="000000"/>
-          <w:sz w:val="24"/>
-          <w:szCs w:val="24"/>
-        </w:rPr>
-      </w:pPr>
-      <w:r>
-        <w:rPr>
-          <w:rFonts w:ascii="Times New Roman" w:eastAsia="Times New Roman" w:hAnsi="Times New Roman" w:cs="Times New Roman"/>
-          <w:color w:val="FF0000"/>
-          <w:sz w:val="24"/>
-          <w:szCs w:val="24"/>
-        </w:rPr>
-        <w:t>9.</w:t>
-      </w:r>
-      <w:r>
-        <w:rPr>
-          <w:rFonts w:ascii="Times New Roman" w:eastAsia="Times New Roman" w:hAnsi="Times New Roman" w:cs="Times New Roman"/>
-          <w:color w:val="000000"/>
-          <w:sz w:val="24"/>
-          <w:szCs w:val="24"/>
-        </w:rPr>
-        <w:t xml:space="preserve"> Господи, Боже наш! Ти за покаяння дарував людям відпущення, нам же, як образ пізнання і визнання гріхів, показав покаяння і прощення пророка Давида. Тож, Владико, помилуй з великої милости твоєї нас, що в чимало великих гріхів впали, і по багатстві ласк твоїх очисти беззаконня наші, бо перед тобою згрішили ми, Господи, що невідомі й таємні речі серця людського знаєш, і єдиний ти маєш владу прощати гріхи. Серце ж чисте вчини в нас і Духом владичним утверди нас, і радість спасіння твого яви нам. Не відкинь нас від лиця твого, але дозволь, як Добрий і Чоловіколюбець, аж до останнього нашого віддиху появляти тобі жертву справедливости й приноси на святих твоїх жертовниках, милістю і ласками і чоловіколюб'ям єдинородного Сина твого, з яким ти є благословенний з пресвятим, добрим і животворящим твоїм Духом, нині й повсякчас, і на віки віків. Амінь.</w:t>
-      </w:r>
-    </w:p>
-    <w:p>
-      <w:pPr>
-        <w:spacing w:after="120"/>
-        <w:jc w:val="both"/>
-        <w:rPr>
-          <w:rFonts w:ascii="Times New Roman" w:eastAsia="Times New Roman" w:hAnsi="Times New Roman" w:cs="Times New Roman"/>
-          <w:color w:val="000000"/>
-          <w:sz w:val="24"/>
-          <w:szCs w:val="24"/>
-        </w:rPr>
-      </w:pPr>
-      <w:r>
-        <w:rPr>
-          <w:rFonts w:ascii="Times New Roman" w:eastAsia="Times New Roman" w:hAnsi="Times New Roman" w:cs="Times New Roman"/>
-          <w:color w:val="FF0000"/>
-          <w:sz w:val="24"/>
-          <w:szCs w:val="24"/>
-        </w:rPr>
-        <w:t>10.</w:t>
-      </w:r>
-      <w:r>
-        <w:rPr>
-          <w:rFonts w:ascii="Times New Roman" w:eastAsia="Times New Roman" w:hAnsi="Times New Roman" w:cs="Times New Roman"/>
-          <w:color w:val="000000"/>
-          <w:sz w:val="24"/>
-          <w:szCs w:val="24"/>
-        </w:rPr>
-        <w:t xml:space="preserve"> Боже, Боже наш! Ти сотворив розумні й духовні сили своєю волею. Тебе просимо й тобі молимося: Прийми наші посильні величання з усіма твоїми творіннями і збагати щедрими даруваннями твоєї ласки. Бо перед тобою згинається всяке коліно: на небі, на землі й під землею, і все, що живе, і все створіння оспівує неосяжну твою славу, бо ти Бог правдивий і вельми милостивий. Тебе бо хвалять усі небесні сили, і тобі славу віддаємо: Отцю, і Сину, і Святому Духові, нині і повсякчас, і на віки віків. Амінь.</w:t>
-      </w:r>
-    </w:p>
-    <w:p>
-      <w:pPr>
-        <w:spacing w:after="120"/>
-        <w:jc w:val="both"/>
-        <w:rPr>
-          <w:rFonts w:ascii="Times New Roman" w:eastAsia="Times New Roman" w:hAnsi="Times New Roman" w:cs="Times New Roman"/>
-          <w:color w:val="FF0000"/>
           <w:sz w:val="24"/>
           <w:szCs w:val="24"/>
         </w:rPr>
@@ -31240,7 +32387,55 @@
           <w:sz w:val="24"/>
           <w:szCs w:val="24"/>
         </w:rPr>
-        <w:t>Хвалимо, співаємо, благословимо і дякуємо тобі, Боже батьків наших, бо ти забрав тінь нічну і явив нам знову світло денне. Молимо твою добрість: Милостивий будь для нас грішних і прийми молитву нашу задля великої твоєї ласкавости, бо ми прибігаємо до тебе, милостивого і всемогутнього Бога. Ти, що засвітив у серцях наших правдиве сонце справедливости твоєї! Просвіти розум наш і почування всі зберігай, щоб, як у день, ходили ми пристойно шляхом заповідей твоїх і дійшли до життя вічного, і стали гідними насолоджуватися недоступним твоїм світлом. Бо в тебе є джерело життя, ти Бог наш і тобі славу віддаємо: Отцю, і Сину, і Святому Духові, нині і повсякчас, і на віки віків. Амінь.</w:t>
+        <w:t xml:space="preserve">Хвалимо, співаємо, благословимо і </w:t>
+      </w:r>
+      <w:r>
+        <w:rPr>
+          <w:rFonts w:ascii="Times New Roman" w:eastAsia="Times New Roman" w:hAnsi="Times New Roman" w:cs="Times New Roman"/>
+          <w:sz w:val="24"/>
+          <w:szCs w:val="24"/>
+        </w:rPr>
+        <w:t>благодаримо</w:t>
+      </w:r>
+      <w:r>
+        <w:rPr>
+          <w:rFonts w:ascii="Times New Roman" w:eastAsia="Times New Roman" w:hAnsi="Times New Roman" w:cs="Times New Roman"/>
+          <w:color w:val="000000"/>
+          <w:sz w:val="24"/>
+          <w:szCs w:val="24"/>
+        </w:rPr>
+        <w:t xml:space="preserve"> Т</w:t>
+      </w:r>
+      <w:r>
+        <w:rPr>
+          <w:rFonts w:ascii="Times New Roman" w:eastAsia="Times New Roman" w:hAnsi="Times New Roman" w:cs="Times New Roman"/>
+          <w:sz w:val="24"/>
+          <w:szCs w:val="24"/>
+        </w:rPr>
+        <w:t>ебе</w:t>
+      </w:r>
+      <w:r>
+        <w:rPr>
+          <w:rFonts w:ascii="Times New Roman" w:eastAsia="Times New Roman" w:hAnsi="Times New Roman" w:cs="Times New Roman"/>
+          <w:color w:val="000000"/>
+          <w:sz w:val="24"/>
+          <w:szCs w:val="24"/>
+        </w:rPr>
+        <w:t>, Боже батьків наших, бо Ти забрав тінь нічну і явив нам знову світло денне. Молимо Твою добрість: Милостивий будь для нас грішних і прийми молитву нашу задля великої Твоєї ласкавости, бо ми прибігаємо до Тебе, милостивого і всемогутнього Бога. Ти, що засвітив у серцях наших правдиве сонце справедливости Твоєї! Просвіти розум наш і почування всі зберігай, щоб, як у день, ходили ми пристойно шляхом заповідей Твоїх і дійшли до життя вічного, і стали гідними насолоджуватися недоступним Твоїм світлом. Бо в Тебе є джерело життя, Ти Бог наш і Тобі славу возсилаємо: Отцю, і Сину, і Святому Духові, нині і повсякчас, і на віки віків. Амінь.</w:t>
+      </w:r>
+    </w:p>
+    <w:p>
+      <w:pPr>
+        <w:pStyle w:val="Heading1"/>
+        <w:rPr>
+          <w:rFonts w:ascii="Times New Roman" w:eastAsia="Times New Roman" w:hAnsi="Times New Roman" w:cs="Times New Roman"/>
+        </w:rPr>
+      </w:pPr>
+      <w:r>
+        <w:rPr>
+          <w:rFonts w:ascii="Times New Roman" w:eastAsia="Times New Roman" w:hAnsi="Times New Roman" w:cs="Times New Roman"/>
+        </w:rPr>
+        <w:t>[У] Молитва 10 – виправлення «Своєю»</w:t>
       </w:r>
     </w:p>
     <w:p>
@@ -31258,6 +32453,51 @@
           <w:sz w:val="24"/>
           <w:szCs w:val="24"/>
         </w:rPr>
+        <w:t>Search</w:t>
+      </w:r>
+    </w:p>
+    <w:p>
+      <w:pPr>
+        <w:spacing w:after="120"/>
+        <w:jc w:val="both"/>
+        <w:rPr>
+          <w:rFonts w:ascii="Times New Roman" w:eastAsia="Times New Roman" w:hAnsi="Times New Roman" w:cs="Times New Roman"/>
+        </w:rPr>
+      </w:pPr>
+      <w:r>
+        <w:rPr>
+          <w:rFonts w:ascii="Times New Roman" w:eastAsia="Times New Roman" w:hAnsi="Times New Roman" w:cs="Times New Roman"/>
+          <w:color w:val="FF0000"/>
+          <w:sz w:val="24"/>
+          <w:szCs w:val="24"/>
+        </w:rPr>
+        <w:t>10.</w:t>
+      </w:r>
+      <w:r>
+        <w:rPr>
+          <w:rFonts w:ascii="Times New Roman" w:eastAsia="Times New Roman" w:hAnsi="Times New Roman" w:cs="Times New Roman"/>
+          <w:color w:val="000000"/>
+          <w:sz w:val="24"/>
+          <w:szCs w:val="24"/>
+        </w:rPr>
+        <w:t xml:space="preserve"> Боже, Боже наш! Ти сотворив розумні й духовні сили своєю волею. Тебе просимо й Тобі молимося: Прийми наші посильні величання з усіма Твоїми творіннями і збагати щедрими даруваннями Твоєї ласки. Бо перед Тобою згинається всяке коліно: на небі, на землі й під землею, і все, що живе, і все створіння оспівує неосяжну Твою славу, бо Ти Бог правдивий і вельми милостивий. Тебе бо хвалять усі небесні сили, і Тобі славу возсилаємо: Отцю, і Сину, і Святому Духові, нині і повсякчас, і на віки віків. Амінь.</w:t>
+      </w:r>
+    </w:p>
+    <w:p>
+      <w:pPr>
+        <w:pStyle w:val="Heading2"/>
+        <w:rPr>
+          <w:rFonts w:ascii="Times New Roman" w:eastAsia="Times New Roman" w:hAnsi="Times New Roman" w:cs="Times New Roman"/>
+          <w:sz w:val="24"/>
+          <w:szCs w:val="24"/>
+        </w:rPr>
+      </w:pPr>
+      <w:r>
+        <w:rPr>
+          <w:rFonts w:ascii="Times New Roman" w:eastAsia="Times New Roman" w:hAnsi="Times New Roman" w:cs="Times New Roman"/>
+          <w:sz w:val="24"/>
+          <w:szCs w:val="24"/>
+        </w:rPr>
         <w:t>Replace</w:t>
       </w:r>
     </w:p>
@@ -31276,15 +32516,7 @@
           <w:sz w:val="24"/>
           <w:szCs w:val="24"/>
         </w:rPr>
-        <w:t xml:space="preserve">1. </w:t>
-      </w:r>
-      <w:r>
-        <w:rPr>
-          <w:rFonts w:ascii="Times New Roman" w:eastAsia="Times New Roman" w:hAnsi="Times New Roman" w:cs="Times New Roman"/>
-          <w:sz w:val="24"/>
-          <w:szCs w:val="24"/>
-        </w:rPr>
-        <w:t xml:space="preserve">Благодаримо </w:t>
+        <w:t>10.</w:t>
       </w:r>
       <w:r>
         <w:rPr>
@@ -31293,490 +32525,11 @@
           <w:sz w:val="24"/>
           <w:szCs w:val="24"/>
         </w:rPr>
-        <w:t>Т</w:t>
-      </w:r>
-      <w:r>
-        <w:rPr>
-          <w:rFonts w:ascii="Times New Roman" w:eastAsia="Times New Roman" w:hAnsi="Times New Roman" w:cs="Times New Roman"/>
-          <w:sz w:val="24"/>
-          <w:szCs w:val="24"/>
-        </w:rPr>
-        <w:t>е</w:t>
-      </w:r>
-      <w:r>
-        <w:rPr>
-          <w:rFonts w:ascii="Times New Roman" w:eastAsia="Times New Roman" w:hAnsi="Times New Roman" w:cs="Times New Roman"/>
-          <w:color w:val="000000"/>
-          <w:sz w:val="24"/>
-          <w:szCs w:val="24"/>
-        </w:rPr>
-        <w:t>б</w:t>
-      </w:r>
-      <w:r>
-        <w:rPr>
-          <w:rFonts w:ascii="Times New Roman" w:eastAsia="Times New Roman" w:hAnsi="Times New Roman" w:cs="Times New Roman"/>
-          <w:sz w:val="24"/>
-          <w:szCs w:val="24"/>
-        </w:rPr>
-        <w:t>е</w:t>
-      </w:r>
-      <w:r>
-        <w:rPr>
-          <w:rFonts w:ascii="Times New Roman" w:eastAsia="Times New Roman" w:hAnsi="Times New Roman" w:cs="Times New Roman"/>
-          <w:color w:val="000000"/>
-          <w:sz w:val="24"/>
-          <w:szCs w:val="24"/>
-        </w:rPr>
-        <w:t>, Господи, Боже наш, що підняв нас із постелі нашої і вклав в уста наші слово хвали, щоб поклонятися і призивати ім'я Твоє святе. Ми умоляємо Твоє милосердя, яке Ти завжди виявляв у нашому житті. Пошли поміч свою людям, що стоять перед лицем святої слави Твоєї і дожидають від Тебе багатої милости; і дай нам, що зо страхом і любов'ю завжди Тобі служимо, хвалити несказанну Твою доброту. Бо Тобі належить усяка слава, честь і поклоніння: Отцю, і Сину, і Святому Духові, нині і повсякчас, і на віки віків. Амінь.</w:t>
-      </w:r>
-    </w:p>
-    <w:p>
-      <w:pPr>
-        <w:spacing w:after="120"/>
-        <w:jc w:val="both"/>
-        <w:rPr>
-          <w:rFonts w:ascii="Times New Roman" w:eastAsia="Times New Roman" w:hAnsi="Times New Roman" w:cs="Times New Roman"/>
-        </w:rPr>
-      </w:pPr>
-      <w:r>
-        <w:rPr>
-          <w:rFonts w:ascii="Times New Roman" w:eastAsia="Times New Roman" w:hAnsi="Times New Roman" w:cs="Times New Roman"/>
-          <w:color w:val="FF0000"/>
-          <w:sz w:val="24"/>
-          <w:szCs w:val="24"/>
-        </w:rPr>
-        <w:t xml:space="preserve">2. </w:t>
-      </w:r>
-      <w:r>
-        <w:rPr>
-          <w:rFonts w:ascii="Times New Roman" w:eastAsia="Times New Roman" w:hAnsi="Times New Roman" w:cs="Times New Roman"/>
-          <w:color w:val="000000"/>
-          <w:sz w:val="24"/>
-          <w:szCs w:val="24"/>
-        </w:rPr>
-        <w:t>Від ночі лине дух наш до Тебе, Боже, бо світлом є повеління Твої на землі. Навчи нас у страсі Твоєму виконувати правду й добро, бо Тебе славимо як правдивого Бога нашого. Прихили вухо своє і вислухай нас, і пом'яни, Господи, тих, що є та що моляться з нами, всіх по імені, і спаси їх силою Твоєю. Благослови людей Твоїх і освяти спадкоємство Твоє: мир світові Твоєму даруй, церквам Твоїм, Священникам, владі, і всім людям. Хай благословиться і прославляється всечесне і величне ім'я Твоє, Отця, і Сина, і Святого Духа, нині і повсякчас, і на віки віків. Амінь.</w:t>
-      </w:r>
-    </w:p>
-    <w:p>
-      <w:pPr>
-        <w:spacing w:after="120"/>
-        <w:jc w:val="both"/>
-        <w:rPr>
-          <w:rFonts w:ascii="Times New Roman" w:eastAsia="Times New Roman" w:hAnsi="Times New Roman" w:cs="Times New Roman"/>
-        </w:rPr>
-      </w:pPr>
-      <w:r>
-        <w:rPr>
-          <w:rFonts w:ascii="Times New Roman" w:eastAsia="Times New Roman" w:hAnsi="Times New Roman" w:cs="Times New Roman"/>
-          <w:color w:val="FF0000"/>
-          <w:sz w:val="24"/>
-          <w:szCs w:val="24"/>
-        </w:rPr>
-        <w:t>3.</w:t>
-      </w:r>
-      <w:r>
-        <w:rPr>
-          <w:rFonts w:ascii="Times New Roman" w:eastAsia="Times New Roman" w:hAnsi="Times New Roman" w:cs="Times New Roman"/>
-          <w:color w:val="000000"/>
-          <w:sz w:val="24"/>
-          <w:szCs w:val="24"/>
-        </w:rPr>
-        <w:t xml:space="preserve"> Від ночі лине дух наш до Тебе, Боже, бо світлом є повеління Твої. Навчи нас, Боже, правди Твоєї, заповідей Твоїх і виправдань Твоїх. Просвіти наші духовні очі, щоб ми не заснули в гріхах на смерть. Віджени всяку мряку від сердець наших, даруй нам сонце правди і охорони життя наше знаменням і печаттю Святого Твого Духа. Направ стопи наші на шлях мирний, дай нам бачити ранішній день у радості, щоб ми Тобі засилали ранішні молитви, бо Твоє є володіння і Твоє є царство і сила, і слава Отця, і Сина, і Святого Духа, нині і повсякчас, і на віки віків. Амінь.</w:t>
-      </w:r>
-    </w:p>
-    <w:p>
-      <w:pPr>
-        <w:spacing w:after="120"/>
-        <w:jc w:val="both"/>
-        <w:rPr>
-          <w:rFonts w:ascii="Times New Roman" w:eastAsia="Times New Roman" w:hAnsi="Times New Roman" w:cs="Times New Roman"/>
-        </w:rPr>
-      </w:pPr>
-      <w:r>
-        <w:rPr>
-          <w:rFonts w:ascii="Times New Roman" w:eastAsia="Times New Roman" w:hAnsi="Times New Roman" w:cs="Times New Roman"/>
-          <w:color w:val="FF0000"/>
-          <w:sz w:val="24"/>
-          <w:szCs w:val="24"/>
-        </w:rPr>
-        <w:t>4.</w:t>
-      </w:r>
-      <w:r>
-        <w:rPr>
-          <w:rFonts w:ascii="Times New Roman" w:eastAsia="Times New Roman" w:hAnsi="Times New Roman" w:cs="Times New Roman"/>
-          <w:color w:val="000000"/>
-          <w:sz w:val="24"/>
-          <w:szCs w:val="24"/>
-        </w:rPr>
-        <w:t xml:space="preserve"> Владико, Боже святий і неосяжний, що казав із темряви світлові засіяти, що заспокоїв нас у нічному сні й підвів до величання і моління Твоєї доброти! Ти, що даєш себе умолити задля свого милосердя, прийми і нині нас, що поклоняємося Тобі й по силі </w:t>
-      </w:r>
-      <w:r>
-        <w:rPr>
-          <w:rFonts w:ascii="Times New Roman" w:eastAsia="Times New Roman" w:hAnsi="Times New Roman" w:cs="Times New Roman"/>
-          <w:sz w:val="24"/>
-          <w:szCs w:val="24"/>
-        </w:rPr>
-        <w:t xml:space="preserve">благодаримо </w:t>
-      </w:r>
-      <w:r>
-        <w:rPr>
-          <w:rFonts w:ascii="Times New Roman" w:eastAsia="Times New Roman" w:hAnsi="Times New Roman" w:cs="Times New Roman"/>
-          <w:color w:val="000000"/>
-          <w:sz w:val="24"/>
-          <w:szCs w:val="24"/>
-        </w:rPr>
-        <w:t>Т</w:t>
-      </w:r>
-      <w:r>
-        <w:rPr>
-          <w:rFonts w:ascii="Times New Roman" w:eastAsia="Times New Roman" w:hAnsi="Times New Roman" w:cs="Times New Roman"/>
-          <w:sz w:val="24"/>
-          <w:szCs w:val="24"/>
-        </w:rPr>
-        <w:t>ебе</w:t>
-      </w:r>
-      <w:r>
-        <w:rPr>
-          <w:rFonts w:ascii="Times New Roman" w:eastAsia="Times New Roman" w:hAnsi="Times New Roman" w:cs="Times New Roman"/>
-          <w:color w:val="000000"/>
-          <w:sz w:val="24"/>
-          <w:szCs w:val="24"/>
-        </w:rPr>
-        <w:t xml:space="preserve">; і даруй нам те, чого просимо задля спасіння. Вчини нас синами світла і дня та спадкоємцями вічних Твоїх </w:t>
-      </w:r>
-      <w:r>
-        <w:rPr>
-          <w:rFonts w:ascii="Times New Roman" w:eastAsia="Times New Roman" w:hAnsi="Times New Roman" w:cs="Times New Roman"/>
-          <w:sz w:val="24"/>
-          <w:szCs w:val="24"/>
-        </w:rPr>
-        <w:t>благ</w:t>
-      </w:r>
-      <w:r>
-        <w:rPr>
-          <w:rFonts w:ascii="Times New Roman" w:eastAsia="Times New Roman" w:hAnsi="Times New Roman" w:cs="Times New Roman"/>
-          <w:color w:val="000000"/>
-          <w:sz w:val="24"/>
-          <w:szCs w:val="24"/>
-        </w:rPr>
-        <w:t>. Пом'яни, Господи, за багатством ласк Твоїх усіх людей, що є і моляться з нами, і всю братію нашу на землі й на морі, і на всякому місці володіння Твого, що потребують Твоєї любови й помочі. Усім вияви велику Твою милість, щоб спасенні, як душею так і тілом, завжди перебували й відважно славили чудне й благословенне ім'я Твоє, бо Ти Бог милости і ласк, і любови, і Тобі славу возсилаємо: Отцю, і Сину, і Святому Духові, нині і повсякчас, і на віки віків. Амінь.</w:t>
-      </w:r>
-    </w:p>
-    <w:p>
-      <w:pPr>
-        <w:spacing w:after="120"/>
-        <w:jc w:val="both"/>
-        <w:rPr>
-          <w:rFonts w:ascii="Times New Roman" w:eastAsia="Times New Roman" w:hAnsi="Times New Roman" w:cs="Times New Roman"/>
-        </w:rPr>
-      </w:pPr>
-      <w:r>
-        <w:rPr>
-          <w:rFonts w:ascii="Times New Roman" w:eastAsia="Times New Roman" w:hAnsi="Times New Roman" w:cs="Times New Roman"/>
-          <w:color w:val="FF0000"/>
-          <w:sz w:val="24"/>
-          <w:szCs w:val="24"/>
-        </w:rPr>
-        <w:lastRenderedPageBreak/>
-        <w:t>5.</w:t>
-      </w:r>
-      <w:r>
-        <w:rPr>
-          <w:rFonts w:ascii="Times New Roman" w:eastAsia="Times New Roman" w:hAnsi="Times New Roman" w:cs="Times New Roman"/>
-          <w:color w:val="000000"/>
-          <w:sz w:val="24"/>
-          <w:szCs w:val="24"/>
-        </w:rPr>
-        <w:t xml:space="preserve"> Скарб</w:t>
-      </w:r>
-      <w:r>
-        <w:rPr>
-          <w:rFonts w:ascii="Times New Roman" w:eastAsia="Times New Roman" w:hAnsi="Times New Roman" w:cs="Times New Roman"/>
-          <w:sz w:val="24"/>
-          <w:szCs w:val="24"/>
-        </w:rPr>
-        <w:t>нице</w:t>
-      </w:r>
-      <w:r>
-        <w:rPr>
-          <w:rFonts w:ascii="Times New Roman" w:eastAsia="Times New Roman" w:hAnsi="Times New Roman" w:cs="Times New Roman"/>
-          <w:color w:val="000000"/>
-          <w:sz w:val="24"/>
-          <w:szCs w:val="24"/>
-        </w:rPr>
-        <w:t xml:space="preserve"> </w:t>
-      </w:r>
-      <w:r>
-        <w:rPr>
-          <w:rFonts w:ascii="Times New Roman" w:eastAsia="Times New Roman" w:hAnsi="Times New Roman" w:cs="Times New Roman"/>
-          <w:sz w:val="24"/>
-          <w:szCs w:val="24"/>
-        </w:rPr>
-        <w:t>благ</w:t>
-      </w:r>
-      <w:r>
-        <w:rPr>
-          <w:rFonts w:ascii="Times New Roman" w:eastAsia="Times New Roman" w:hAnsi="Times New Roman" w:cs="Times New Roman"/>
-          <w:color w:val="000000"/>
-          <w:sz w:val="24"/>
-          <w:szCs w:val="24"/>
-        </w:rPr>
-        <w:t>, джерело невисихаюче, Отче святий, чудотворче всесильний і вседержителю! Усі Тобі поклоняємося і Тобі молимося та Твої милості і Твої ласки призиваємо на поміч і на заступництво нашій смиренності. Пом'яни, Господи, слуг Твоїх, прийми від усіх нас ранішні моління, як кадило перед Тобою; ні одного з нас не вчини нездатним, але всіх нас зберігай ласками Твоїми. Пом'яни, Господи, тих, що чувають і співають на славу Твою і єдинородного Твого Сина і Бога нашого, і Святого Твого Духа. Будь їм помічником і заступником; прийми їх молитви на наднебесний і духовний Твій жертовник, бо Ти Бог наш, і Тобі славу возсилаємо: Отцю, і Сину, і Святому Духові, нині і повсякчас, і на віки віків. Амінь.</w:t>
-      </w:r>
-    </w:p>
-    <w:p>
-      <w:pPr>
-        <w:spacing w:after="120"/>
-        <w:jc w:val="both"/>
-        <w:rPr>
-          <w:rFonts w:ascii="Times New Roman" w:eastAsia="Times New Roman" w:hAnsi="Times New Roman" w:cs="Times New Roman"/>
-        </w:rPr>
-      </w:pPr>
-      <w:r>
-        <w:rPr>
-          <w:rFonts w:ascii="Times New Roman" w:eastAsia="Times New Roman" w:hAnsi="Times New Roman" w:cs="Times New Roman"/>
-          <w:color w:val="FF0000"/>
-          <w:sz w:val="24"/>
-          <w:szCs w:val="24"/>
-        </w:rPr>
-        <w:t xml:space="preserve">6. </w:t>
-      </w:r>
-      <w:r>
-        <w:rPr>
-          <w:rFonts w:ascii="Times New Roman" w:eastAsia="Times New Roman" w:hAnsi="Times New Roman" w:cs="Times New Roman"/>
-          <w:sz w:val="24"/>
-          <w:szCs w:val="24"/>
-        </w:rPr>
-        <w:t>Благодаримо</w:t>
-      </w:r>
-      <w:r>
-        <w:rPr>
-          <w:rFonts w:ascii="Times New Roman" w:eastAsia="Times New Roman" w:hAnsi="Times New Roman" w:cs="Times New Roman"/>
-          <w:color w:val="000000"/>
-          <w:sz w:val="24"/>
-          <w:szCs w:val="24"/>
-        </w:rPr>
-        <w:t xml:space="preserve"> Т</w:t>
-      </w:r>
-      <w:r>
-        <w:rPr>
-          <w:rFonts w:ascii="Times New Roman" w:eastAsia="Times New Roman" w:hAnsi="Times New Roman" w:cs="Times New Roman"/>
-          <w:sz w:val="24"/>
-          <w:szCs w:val="24"/>
-        </w:rPr>
-        <w:t>е</w:t>
-      </w:r>
-      <w:r>
-        <w:rPr>
-          <w:rFonts w:ascii="Times New Roman" w:eastAsia="Times New Roman" w:hAnsi="Times New Roman" w:cs="Times New Roman"/>
-          <w:color w:val="000000"/>
-          <w:sz w:val="24"/>
-          <w:szCs w:val="24"/>
-        </w:rPr>
-        <w:t>б</w:t>
-      </w:r>
-      <w:r>
-        <w:rPr>
-          <w:rFonts w:ascii="Times New Roman" w:eastAsia="Times New Roman" w:hAnsi="Times New Roman" w:cs="Times New Roman"/>
-          <w:sz w:val="24"/>
-          <w:szCs w:val="24"/>
-        </w:rPr>
-        <w:t>е</w:t>
-      </w:r>
-      <w:r>
-        <w:rPr>
-          <w:rFonts w:ascii="Times New Roman" w:eastAsia="Times New Roman" w:hAnsi="Times New Roman" w:cs="Times New Roman"/>
-          <w:color w:val="000000"/>
-          <w:sz w:val="24"/>
-          <w:szCs w:val="24"/>
-        </w:rPr>
-        <w:t>, Господи, Боже спасіння нашого, бо Ти все робиш для добра життя нашого, щоб ми завжди на Тебе споглядали, Спасителю й Доброчинцю душ наших. Бо Ти дав спокій нам у час минулої ночі й підвів нас, щоб ми поклонялися величному імені Твоєму. Тому молимо Тебе, Господи: Дай нам ласку й силу, щоб ми стали гідними співати Тобі розумно й молитися безупинно та в страсі і тремтінні над нашим спасінням працювали, при заступництві Христа Твого. Пом'яни, Господи, і тих, що вночі до Тебе кличуть. Вислухай їх і помилуй, і круши під ноги їх невидимих і войовничих ворогів. Бо Ти Цар миру і Спас душ наших, і Тобі славу возсилаємо: Отцю і Сину, і Святому Духові, нині і повсякчас, і на віки віків. Амінь.</w:t>
-      </w:r>
-    </w:p>
-    <w:p>
-      <w:pPr>
-        <w:spacing w:after="120"/>
-        <w:jc w:val="both"/>
-        <w:rPr>
-          <w:rFonts w:ascii="Times New Roman" w:eastAsia="Times New Roman" w:hAnsi="Times New Roman" w:cs="Times New Roman"/>
-        </w:rPr>
-      </w:pPr>
-      <w:r>
-        <w:rPr>
-          <w:rFonts w:ascii="Times New Roman" w:eastAsia="Times New Roman" w:hAnsi="Times New Roman" w:cs="Times New Roman"/>
-          <w:color w:val="FF0000"/>
-          <w:sz w:val="24"/>
-          <w:szCs w:val="24"/>
-        </w:rPr>
-        <w:t>7.</w:t>
-      </w:r>
-      <w:r>
-        <w:rPr>
-          <w:rFonts w:ascii="Times New Roman" w:eastAsia="Times New Roman" w:hAnsi="Times New Roman" w:cs="Times New Roman"/>
-          <w:color w:val="000000"/>
-          <w:sz w:val="24"/>
-          <w:szCs w:val="24"/>
-        </w:rPr>
-        <w:t xml:space="preserve"> Боже й Отче Господа нашого Ісуса Христа! Ти підніс нас з постелі нашої і зібрав на годину молитви. Дай нам ласку відкрити уста наші і прийми наші подяки, що в наших силах, і навчи нас установ Твоїх. Бо молитися як слід не вміємо, якщо Ти, Господи, святим Твоїм Духом не навчиш нас. Тому молимося Тобі: Даруй і прости, якщо ми згрішили аж до теперішньої години словом або ділом, або думкою, добровільно або недобровільно. Бо коли на провини будеш дивитися, Господи, Господи, то хто встоїться, бо в Тебе є прощення. Ти один святий, допоміжник сильний, захисник життя нашого, і Тебе ми завжди оспівуватимемо. Нехай буде сила Царства Твого завжди благословенна і вельми прославлювана: Отця, і Сина, і Святого Духа, нині і повсякчас, і на віки віків. Амінь.</w:t>
-      </w:r>
-    </w:p>
-    <w:p>
-      <w:pPr>
-        <w:spacing w:after="120"/>
-        <w:jc w:val="both"/>
-        <w:rPr>
-          <w:rFonts w:ascii="Times New Roman" w:eastAsia="Times New Roman" w:hAnsi="Times New Roman" w:cs="Times New Roman"/>
-        </w:rPr>
-      </w:pPr>
-      <w:r>
-        <w:rPr>
-          <w:rFonts w:ascii="Times New Roman" w:eastAsia="Times New Roman" w:hAnsi="Times New Roman" w:cs="Times New Roman"/>
-          <w:color w:val="FF0000"/>
-          <w:sz w:val="24"/>
-          <w:szCs w:val="24"/>
-        </w:rPr>
-        <w:t xml:space="preserve">8. </w:t>
-      </w:r>
-      <w:r>
-        <w:rPr>
-          <w:rFonts w:ascii="Times New Roman" w:eastAsia="Times New Roman" w:hAnsi="Times New Roman" w:cs="Times New Roman"/>
-          <w:color w:val="000000"/>
-          <w:sz w:val="24"/>
-          <w:szCs w:val="24"/>
-        </w:rPr>
-        <w:t>Господи, Боже наш, що сонну неміч забрав від нас і покликав нас візванням святим, щоб і вночі підносити руки наші і прославляти Тебе за справедливі Твої присуди. Прийми благання наші, моління, визнавання, нічні служби і даруй нам, Боже, віру бездоганну, надію впевнену, любов нелицемірну. Благослови наші входи й виходи, вчинки, слова, діла й думки; і дай нам дочекатися початку дня, нам, що хвалять й оспівують, і благословлять добрість Твоєї несказанної сили, щоб було благословенне Твоє пресвяте ім'я і прославлене Твоє царство: Отця, і Сина, і Святого Духа, нині і повсякчас, і на віки віків. Амінь.</w:t>
-      </w:r>
-    </w:p>
-    <w:p>
-      <w:pPr>
-        <w:spacing w:after="120"/>
-        <w:jc w:val="both"/>
-        <w:rPr>
-          <w:rFonts w:ascii="Times New Roman" w:eastAsia="Times New Roman" w:hAnsi="Times New Roman" w:cs="Times New Roman"/>
-        </w:rPr>
-      </w:pPr>
-      <w:r>
-        <w:rPr>
-          <w:rFonts w:ascii="Times New Roman" w:eastAsia="Times New Roman" w:hAnsi="Times New Roman" w:cs="Times New Roman"/>
-          <w:color w:val="FF0000"/>
-          <w:sz w:val="24"/>
-          <w:szCs w:val="24"/>
-        </w:rPr>
-        <w:t>9.</w:t>
-      </w:r>
-      <w:r>
-        <w:rPr>
-          <w:rFonts w:ascii="Times New Roman" w:eastAsia="Times New Roman" w:hAnsi="Times New Roman" w:cs="Times New Roman"/>
-          <w:color w:val="000000"/>
-          <w:sz w:val="24"/>
-          <w:szCs w:val="24"/>
-        </w:rPr>
-        <w:t xml:space="preserve"> Господи, Боже наш! Ти за покаяння дарував людям відпущення, нам же, як образ пізнання і визнання гріхів, показав покаяння і прощення пророка Давида. Тож, Владико, помилуй з великої милости Твоєї нас, що в чимало великих гріхів впали, і по багатстві ласк Твоїх очисти беззаконня наші, бо перед Тобою згрішили ми, Господи, що невідомі й таємні речі серця людського знаєш, і єдиний Ти маєш владу прощати гріхи. Серце ж чисте вчини в нас </w:t>
-      </w:r>
-      <w:r>
-        <w:rPr>
-          <w:rFonts w:ascii="Times New Roman" w:eastAsia="Times New Roman" w:hAnsi="Times New Roman" w:cs="Times New Roman"/>
-          <w:color w:val="000000"/>
-          <w:sz w:val="24"/>
-          <w:szCs w:val="24"/>
-        </w:rPr>
-        <w:lastRenderedPageBreak/>
-        <w:t>і Духом владичним утверди нас, і радість спасіння Твого яви нам. Не відкинь нас від лиця Твого, але дозволь, як благий і людинолюбний, аж до останнього нашого віддиху появляти Тобі жертву справедливости й приноси на святих Твоїх жертовниках, милістю і ласками і людинолюб'ям єдинородного Сина Твого, з яким Ти є благословенний з пресвятим, добрим і животворчим Твоїм Духом, нині й повсякчас, і на віки віків. Амінь.</w:t>
-      </w:r>
-    </w:p>
-    <w:p>
-      <w:pPr>
-        <w:spacing w:after="120"/>
-        <w:jc w:val="both"/>
-        <w:rPr>
-          <w:rFonts w:ascii="Times New Roman" w:eastAsia="Times New Roman" w:hAnsi="Times New Roman" w:cs="Times New Roman"/>
-        </w:rPr>
-      </w:pPr>
-      <w:r>
-        <w:rPr>
-          <w:rFonts w:ascii="Times New Roman" w:eastAsia="Times New Roman" w:hAnsi="Times New Roman" w:cs="Times New Roman"/>
-          <w:color w:val="FF0000"/>
-          <w:sz w:val="24"/>
-          <w:szCs w:val="24"/>
-        </w:rPr>
-        <w:t>10.</w:t>
-      </w:r>
-      <w:r>
-        <w:rPr>
-          <w:rFonts w:ascii="Times New Roman" w:eastAsia="Times New Roman" w:hAnsi="Times New Roman" w:cs="Times New Roman"/>
-          <w:color w:val="000000"/>
-          <w:sz w:val="24"/>
-          <w:szCs w:val="24"/>
-        </w:rPr>
         <w:t xml:space="preserve"> Боже, Боже наш! Ти сотворив розумні й духовні сили Своєю волею. Тебе просимо й Тобі молимося: Прийми наші посильні величання з усіма Твоїми творіннями і збагати щедрими даруваннями Твоєї ласки. Бо перед Тобою згинається всяке коліно: на небі, на землі й під землею, і все, що живе, і все створіння оспівує неосяжну Твою славу, бо Ти Бог правдивий і вельми милостивий. Тебе бо хвалять усі небесні сили, і Тобі славу возсилаємо: Отцю, і Сину, і Святому Духові, нині і повсякчас, і на віки віків. Амінь.</w:t>
       </w:r>
     </w:p>
     <w:p>
       <w:pPr>
-        <w:spacing w:after="120"/>
-        <w:jc w:val="both"/>
-        <w:rPr>
-          <w:rFonts w:ascii="Times New Roman" w:eastAsia="Times New Roman" w:hAnsi="Times New Roman" w:cs="Times New Roman"/>
-          <w:color w:val="000000"/>
-          <w:sz w:val="24"/>
-          <w:szCs w:val="24"/>
-        </w:rPr>
-      </w:pPr>
-      <w:r>
-        <w:rPr>
-          <w:rFonts w:ascii="Times New Roman" w:eastAsia="Times New Roman" w:hAnsi="Times New Roman" w:cs="Times New Roman"/>
-          <w:color w:val="FF0000"/>
-          <w:sz w:val="24"/>
-          <w:szCs w:val="24"/>
-        </w:rPr>
-        <w:t xml:space="preserve">11. </w:t>
-      </w:r>
-      <w:r>
-        <w:rPr>
-          <w:rFonts w:ascii="Times New Roman" w:eastAsia="Times New Roman" w:hAnsi="Times New Roman" w:cs="Times New Roman"/>
-          <w:color w:val="000000"/>
-          <w:sz w:val="24"/>
-          <w:szCs w:val="24"/>
-        </w:rPr>
-        <w:t xml:space="preserve">Хвалимо, співаємо, благословимо і </w:t>
-      </w:r>
-      <w:r>
-        <w:rPr>
-          <w:rFonts w:ascii="Times New Roman" w:eastAsia="Times New Roman" w:hAnsi="Times New Roman" w:cs="Times New Roman"/>
-          <w:sz w:val="24"/>
-          <w:szCs w:val="24"/>
-        </w:rPr>
-        <w:t>благодаримо</w:t>
-      </w:r>
-      <w:r>
-        <w:rPr>
-          <w:rFonts w:ascii="Times New Roman" w:eastAsia="Times New Roman" w:hAnsi="Times New Roman" w:cs="Times New Roman"/>
-          <w:color w:val="000000"/>
-          <w:sz w:val="24"/>
-          <w:szCs w:val="24"/>
-        </w:rPr>
-        <w:t xml:space="preserve"> Т</w:t>
-      </w:r>
-      <w:r>
-        <w:rPr>
-          <w:rFonts w:ascii="Times New Roman" w:eastAsia="Times New Roman" w:hAnsi="Times New Roman" w:cs="Times New Roman"/>
-          <w:sz w:val="24"/>
-          <w:szCs w:val="24"/>
-        </w:rPr>
-        <w:t>ебе</w:t>
-      </w:r>
-      <w:r>
-        <w:rPr>
-          <w:rFonts w:ascii="Times New Roman" w:eastAsia="Times New Roman" w:hAnsi="Times New Roman" w:cs="Times New Roman"/>
-          <w:color w:val="000000"/>
-          <w:sz w:val="24"/>
-          <w:szCs w:val="24"/>
-        </w:rPr>
-        <w:t>, Боже батьків наших, бо Ти забрав тінь нічну і явив нам знову світло денне. Молимо Твою добрість: Милостивий будь для нас грішних і прийми молитву нашу задля великої Твоєї ласкавости, бо ми прибігаємо до Тебе, милостивого і всемогутнього Бога. Ти, що засвітив у серцях наших правдиве сонце справедливости Твоєї! Просвіти розум наш і почування всі зберігай, щоб, як у день, ходили ми пристойно шляхом заповідей Твоїх і дійшли до життя вічного, і стали гідними насолоджуватися недоступним Твоїм світлом. Бо в Тебе є джерело життя, Ти Бог наш і Тобі славу возсилаємо: Отцю, і Сину, і Святому Духові, нині і повсякчас, і на віки віків. Амінь.</w:t>
-      </w:r>
-    </w:p>
-    <w:p>
-      <w:pPr>
         <w:pStyle w:val="Heading1"/>
         <w:rPr>
           <w:rFonts w:ascii="Times New Roman" w:eastAsia="Times New Roman" w:hAnsi="Times New Roman" w:cs="Times New Roman"/>
@@ -31786,111 +32539,6 @@
         <w:rPr>
           <w:rFonts w:ascii="Times New Roman" w:eastAsia="Times New Roman" w:hAnsi="Times New Roman" w:cs="Times New Roman"/>
         </w:rPr>
-        <w:t>[У] Молитва 10 – виправлення «Своєю»</w:t>
-      </w:r>
-    </w:p>
-    <w:p>
-      <w:pPr>
-        <w:pStyle w:val="Heading2"/>
-        <w:rPr>
-          <w:rFonts w:ascii="Times New Roman" w:eastAsia="Times New Roman" w:hAnsi="Times New Roman" w:cs="Times New Roman"/>
-          <w:sz w:val="24"/>
-          <w:szCs w:val="24"/>
-        </w:rPr>
-      </w:pPr>
-      <w:r>
-        <w:rPr>
-          <w:rFonts w:ascii="Times New Roman" w:eastAsia="Times New Roman" w:hAnsi="Times New Roman" w:cs="Times New Roman"/>
-          <w:sz w:val="24"/>
-          <w:szCs w:val="24"/>
-        </w:rPr>
-        <w:t>Search</w:t>
-      </w:r>
-    </w:p>
-    <w:p>
-      <w:pPr>
-        <w:spacing w:after="120"/>
-        <w:jc w:val="both"/>
-        <w:rPr>
-          <w:rFonts w:ascii="Times New Roman" w:eastAsia="Times New Roman" w:hAnsi="Times New Roman" w:cs="Times New Roman"/>
-        </w:rPr>
-      </w:pPr>
-      <w:r>
-        <w:rPr>
-          <w:rFonts w:ascii="Times New Roman" w:eastAsia="Times New Roman" w:hAnsi="Times New Roman" w:cs="Times New Roman"/>
-          <w:color w:val="FF0000"/>
-          <w:sz w:val="24"/>
-          <w:szCs w:val="24"/>
-        </w:rPr>
-        <w:t>10.</w:t>
-      </w:r>
-      <w:r>
-        <w:rPr>
-          <w:rFonts w:ascii="Times New Roman" w:eastAsia="Times New Roman" w:hAnsi="Times New Roman" w:cs="Times New Roman"/>
-          <w:color w:val="000000"/>
-          <w:sz w:val="24"/>
-          <w:szCs w:val="24"/>
-        </w:rPr>
-        <w:t xml:space="preserve"> Боже, Боже наш! Ти сотворив розумні й духовні сили своєю волею. Тебе просимо й Тобі молимося: Прийми наші посильні величання з усіма Твоїми творіннями і збагати щедрими даруваннями Твоєї ласки. Бо перед Тобою згинається всяке коліно: на небі, на землі й під землею, і все, що живе, і все створіння оспівує неосяжну Твою славу, бо Ти Бог правдивий і вельми милостивий. Тебе бо хвалять усі небесні сили, і Тобі славу возсилаємо: Отцю, і Сину, і Святому Духові, нині і повсякчас, і на віки віків. Амінь.</w:t>
-      </w:r>
-    </w:p>
-    <w:p>
-      <w:pPr>
-        <w:pStyle w:val="Heading2"/>
-        <w:rPr>
-          <w:rFonts w:ascii="Times New Roman" w:eastAsia="Times New Roman" w:hAnsi="Times New Roman" w:cs="Times New Roman"/>
-          <w:sz w:val="24"/>
-          <w:szCs w:val="24"/>
-        </w:rPr>
-      </w:pPr>
-      <w:r>
-        <w:rPr>
-          <w:rFonts w:ascii="Times New Roman" w:eastAsia="Times New Roman" w:hAnsi="Times New Roman" w:cs="Times New Roman"/>
-          <w:sz w:val="24"/>
-          <w:szCs w:val="24"/>
-        </w:rPr>
-        <w:t>Replace</w:t>
-      </w:r>
-    </w:p>
-    <w:p>
-      <w:pPr>
-        <w:spacing w:after="120"/>
-        <w:jc w:val="both"/>
-        <w:rPr>
-          <w:rFonts w:ascii="Times New Roman" w:eastAsia="Times New Roman" w:hAnsi="Times New Roman" w:cs="Times New Roman"/>
-        </w:rPr>
-      </w:pPr>
-      <w:r>
-        <w:rPr>
-          <w:rFonts w:ascii="Times New Roman" w:eastAsia="Times New Roman" w:hAnsi="Times New Roman" w:cs="Times New Roman"/>
-          <w:color w:val="FF0000"/>
-          <w:sz w:val="24"/>
-          <w:szCs w:val="24"/>
-        </w:rPr>
-        <w:t>10.</w:t>
-      </w:r>
-      <w:r>
-        <w:rPr>
-          <w:rFonts w:ascii="Times New Roman" w:eastAsia="Times New Roman" w:hAnsi="Times New Roman" w:cs="Times New Roman"/>
-          <w:color w:val="000000"/>
-          <w:sz w:val="24"/>
-          <w:szCs w:val="24"/>
-        </w:rPr>
-        <w:t xml:space="preserve"> Боже, Боже наш! Ти сотворив розумні й духовні сили Своєю волею. Тебе просимо й Тобі молимося: Прийми наші посильні величання з усіма Твоїми творіннями і збагати щедрими даруваннями Твоєї ласки. Бо перед Тобою згинається всяке коліно: на небі, на землі й під землею, і все, що живе, і все створіння оспівує неосяжну Твою славу, бо Ти Бог правдивий і вельми милостивий. Тебе бо хвалять усі небесні сили, і Тобі славу возсилаємо: Отцю, і Сину, і Святому Духові, нині і повсякчас, і на віки віків. Амінь.</w:t>
-      </w:r>
-    </w:p>
-    <w:p>
-      <w:pPr>
-        <w:pStyle w:val="Heading1"/>
-        <w:rPr>
-          <w:rFonts w:ascii="Times New Roman" w:eastAsia="Times New Roman" w:hAnsi="Times New Roman" w:cs="Times New Roman"/>
-        </w:rPr>
-      </w:pPr>
-      <w:r>
-        <w:rPr>
-          <w:rFonts w:ascii="Times New Roman" w:eastAsia="Times New Roman" w:hAnsi="Times New Roman" w:cs="Times New Roman"/>
-        </w:rPr>
-        <w:lastRenderedPageBreak/>
         <w:t>[У] Достойно, після канону</w:t>
       </w:r>
     </w:p>
@@ -32040,7 +32688,17 @@
           <w:szCs w:val="24"/>
           <w:u w:val="single"/>
         </w:rPr>
-        <w:t>[Хвалимо, співаємо, благословимо і дякуємо тобі, Боже батьків наших, бо ти забрав тінь нічну і явив нам знову світло денне. Молимо твою добрість: Милостивий будь для нас грішних і прийми молитву нашу задля великої твоєї ласкавости, бо ми прибігаємо до тебе, милостивого і всемогутнього Бога. Ти, що засвітив у серцях наших правдиве сонце справедливости твоєї! Просвіти розум наш і почування всі зберігай, щоб, як у день, ходили ми пристойно шляхом заповідей твоїх і дійшли до життя вічного, і стали гідними насолоджуватися недоступним твоїм світлом. Бо в тебе є джерело життя, ти Бог наш і тобі славу віддаємо: Отцю, і Сину, і Святому Духові, нині і повсякчас, і на віки віків. Амінь.]</w:t>
+        <w:t xml:space="preserve">[Хвалимо, співаємо, благословимо і дякуємо тобі, Боже батьків наших, бо ти забрав тінь нічну і явив нам знову світло денне. Молимо твою добрість: Милостивий будь для нас грішних і прийми молитву нашу задля великої твоєї ласкавости, бо ми прибігаємо до тебе, </w:t>
+      </w:r>
+      <w:r>
+        <w:rPr>
+          <w:rFonts w:ascii="Times New Roman" w:eastAsia="Times New Roman" w:hAnsi="Times New Roman" w:cs="Times New Roman"/>
+          <w:sz w:val="24"/>
+          <w:szCs w:val="24"/>
+          <w:u w:val="single"/>
+        </w:rPr>
+        <w:lastRenderedPageBreak/>
+        <w:t>милостивого і всемогутнього Бога. Ти, що засвітив у серцях наших правдиве сонце справедливости твоєї! Просвіти розум наш і почування всі зберігай, щоб, як у день, ходили ми пристойно шляхом заповідей твоїх і дійшли до життя вічного, і стали гідними насолоджуватися недоступним твоїм світлом. Бо в тебе є джерело життя, ти Бог наш і тобі славу віддаємо: Отцю, і Сину, і Святому Духові, нині і повсякчас, і на віки віків. Амінь.]</w:t>
       </w:r>
     </w:p>
     <w:p>
@@ -32272,236 +32930,236 @@
           <w:sz w:val="24"/>
           <w:szCs w:val="24"/>
         </w:rPr>
+        <w:t>Replace</w:t>
+      </w:r>
+    </w:p>
+    <w:p>
+      <w:pPr>
+        <w:spacing w:after="120"/>
+        <w:jc w:val="both"/>
+        <w:rPr>
+          <w:rFonts w:ascii="Times New Roman" w:eastAsia="Times New Roman" w:hAnsi="Times New Roman" w:cs="Times New Roman"/>
+          <w:i/>
+          <w:color w:val="FF0000"/>
+          <w:sz w:val="24"/>
+          <w:szCs w:val="24"/>
+        </w:rPr>
+      </w:pPr>
+      <w:r>
+        <w:rPr>
+          <w:rFonts w:ascii="Times New Roman" w:eastAsia="Times New Roman" w:hAnsi="Times New Roman" w:cs="Times New Roman"/>
+          <w:i/>
+          <w:color w:val="FF0000"/>
+          <w:sz w:val="24"/>
+          <w:szCs w:val="24"/>
+        </w:rPr>
+        <w:t>По молитві входу диякон, вказуючи орарем на схід, каже до священника:</w:t>
+      </w:r>
+    </w:p>
+    <w:p>
+      <w:pPr>
+        <w:pStyle w:val="Heading1"/>
+        <w:rPr>
+          <w:rFonts w:ascii="Times New Roman" w:eastAsia="Times New Roman" w:hAnsi="Times New Roman" w:cs="Times New Roman"/>
+        </w:rPr>
+      </w:pPr>
+      <w:r>
+        <w:rPr>
+          <w:rFonts w:ascii="Times New Roman" w:eastAsia="Times New Roman" w:hAnsi="Times New Roman" w:cs="Times New Roman"/>
+        </w:rPr>
+        <w:t>[У][Піст] Священник з вел. Букви 3</w:t>
+      </w:r>
+    </w:p>
+    <w:p>
+      <w:pPr>
+        <w:pStyle w:val="Heading2"/>
+        <w:rPr>
+          <w:rFonts w:ascii="Times New Roman" w:eastAsia="Times New Roman" w:hAnsi="Times New Roman" w:cs="Times New Roman"/>
+          <w:sz w:val="24"/>
+          <w:szCs w:val="24"/>
+        </w:rPr>
+      </w:pPr>
+      <w:r>
+        <w:rPr>
+          <w:rFonts w:ascii="Times New Roman" w:eastAsia="Times New Roman" w:hAnsi="Times New Roman" w:cs="Times New Roman"/>
+          <w:sz w:val="24"/>
+          <w:szCs w:val="24"/>
+        </w:rPr>
+        <w:t>Search</w:t>
+      </w:r>
+    </w:p>
+    <w:p>
+      <w:pPr>
+        <w:spacing w:after="120"/>
+        <w:jc w:val="both"/>
+        <w:rPr>
+          <w:rFonts w:ascii="Times New Roman" w:eastAsia="Times New Roman" w:hAnsi="Times New Roman" w:cs="Times New Roman"/>
+          <w:i/>
+          <w:color w:val="FF0000"/>
+          <w:sz w:val="24"/>
+          <w:szCs w:val="24"/>
+        </w:rPr>
+      </w:pPr>
+      <w:r>
+        <w:rPr>
+          <w:rFonts w:ascii="Times New Roman" w:eastAsia="Times New Roman" w:hAnsi="Times New Roman" w:cs="Times New Roman"/>
+          <w:i/>
+          <w:color w:val="FF0000"/>
+          <w:sz w:val="24"/>
+          <w:szCs w:val="24"/>
+        </w:rPr>
+        <w:t>Під час рецитування псалмів, Священник читає потиху перед св. дверми оці молитви:</w:t>
+      </w:r>
+    </w:p>
+    <w:p>
+      <w:pPr>
+        <w:pStyle w:val="Heading2"/>
+        <w:rPr>
+          <w:rFonts w:ascii="Times New Roman" w:eastAsia="Times New Roman" w:hAnsi="Times New Roman" w:cs="Times New Roman"/>
+          <w:sz w:val="24"/>
+          <w:szCs w:val="24"/>
+        </w:rPr>
+      </w:pPr>
+      <w:r>
+        <w:rPr>
+          <w:rFonts w:ascii="Times New Roman" w:eastAsia="Times New Roman" w:hAnsi="Times New Roman" w:cs="Times New Roman"/>
+          <w:sz w:val="24"/>
+          <w:szCs w:val="24"/>
+        </w:rPr>
+        <w:t>Replace</w:t>
+      </w:r>
+    </w:p>
+    <w:p>
+      <w:pPr>
+        <w:spacing w:after="120"/>
+        <w:jc w:val="both"/>
+        <w:rPr>
+          <w:rFonts w:ascii="Times New Roman" w:eastAsia="Times New Roman" w:hAnsi="Times New Roman" w:cs="Times New Roman"/>
+          <w:i/>
+          <w:color w:val="FF0000"/>
+          <w:sz w:val="24"/>
+          <w:szCs w:val="24"/>
+        </w:rPr>
+      </w:pPr>
+      <w:r>
+        <w:rPr>
+          <w:rFonts w:ascii="Times New Roman" w:eastAsia="Times New Roman" w:hAnsi="Times New Roman" w:cs="Times New Roman"/>
+          <w:i/>
+          <w:color w:val="FF0000"/>
+          <w:sz w:val="24"/>
+          <w:szCs w:val="24"/>
+        </w:rPr>
+        <w:t>Під час рецитування псалмів, священник читає потиху перед св. дверми оці молитви:</w:t>
+      </w:r>
+    </w:p>
+    <w:p>
+      <w:pPr>
+        <w:pStyle w:val="Heading1"/>
+        <w:rPr>
+          <w:rFonts w:ascii="Times New Roman" w:eastAsia="Times New Roman" w:hAnsi="Times New Roman" w:cs="Times New Roman"/>
+        </w:rPr>
+      </w:pPr>
+      <w:r>
+        <w:rPr>
+          <w:rFonts w:ascii="Times New Roman" w:eastAsia="Times New Roman" w:hAnsi="Times New Roman" w:cs="Times New Roman"/>
+        </w:rPr>
+        <w:t>[В][Піст] Священник з вел. Букви 4</w:t>
+      </w:r>
+    </w:p>
+    <w:p>
+      <w:pPr>
+        <w:pStyle w:val="Heading2"/>
+        <w:rPr>
+          <w:rFonts w:ascii="Times New Roman" w:eastAsia="Times New Roman" w:hAnsi="Times New Roman" w:cs="Times New Roman"/>
+          <w:sz w:val="24"/>
+          <w:szCs w:val="24"/>
+        </w:rPr>
+      </w:pPr>
+      <w:r>
+        <w:rPr>
+          <w:rFonts w:ascii="Times New Roman" w:eastAsia="Times New Roman" w:hAnsi="Times New Roman" w:cs="Times New Roman"/>
+          <w:sz w:val="24"/>
+          <w:szCs w:val="24"/>
+        </w:rPr>
+        <w:t>Search</w:t>
+      </w:r>
+    </w:p>
+    <w:p>
+      <w:pPr>
+        <w:spacing w:after="120"/>
+        <w:jc w:val="both"/>
+        <w:rPr>
+          <w:rFonts w:ascii="Times New Roman" w:eastAsia="Times New Roman" w:hAnsi="Times New Roman" w:cs="Times New Roman"/>
+          <w:i/>
+          <w:color w:val="FF0000"/>
+          <w:sz w:val="24"/>
+          <w:szCs w:val="24"/>
+        </w:rPr>
+      </w:pPr>
+      <w:r>
+        <w:rPr>
+          <w:rFonts w:ascii="Times New Roman" w:eastAsia="Times New Roman" w:hAnsi="Times New Roman" w:cs="Times New Roman"/>
+          <w:i/>
+          <w:color w:val="FF0000"/>
+          <w:sz w:val="24"/>
+          <w:szCs w:val="24"/>
+        </w:rPr>
+        <w:t>Під час 103-го псалма Священник мовить перед св. дверми вечірні молитви.</w:t>
+      </w:r>
+    </w:p>
+    <w:p>
+      <w:pPr>
+        <w:pStyle w:val="Heading2"/>
+        <w:rPr>
+          <w:rFonts w:ascii="Times New Roman" w:eastAsia="Times New Roman" w:hAnsi="Times New Roman" w:cs="Times New Roman"/>
+          <w:sz w:val="24"/>
+          <w:szCs w:val="24"/>
+        </w:rPr>
+      </w:pPr>
+      <w:r>
+        <w:rPr>
+          <w:rFonts w:ascii="Times New Roman" w:eastAsia="Times New Roman" w:hAnsi="Times New Roman" w:cs="Times New Roman"/>
+          <w:sz w:val="24"/>
+          <w:szCs w:val="24"/>
+        </w:rPr>
+        <w:t>Replace</w:t>
+      </w:r>
+    </w:p>
+    <w:p>
+      <w:pPr>
+        <w:spacing w:after="120"/>
+        <w:jc w:val="both"/>
+        <w:rPr>
+          <w:rFonts w:ascii="Times New Roman" w:eastAsia="Times New Roman" w:hAnsi="Times New Roman" w:cs="Times New Roman"/>
+          <w:i/>
+          <w:color w:val="FF0000"/>
+          <w:sz w:val="24"/>
+          <w:szCs w:val="24"/>
+        </w:rPr>
+      </w:pPr>
+      <w:r>
+        <w:rPr>
+          <w:rFonts w:ascii="Times New Roman" w:eastAsia="Times New Roman" w:hAnsi="Times New Roman" w:cs="Times New Roman"/>
+          <w:i/>
+          <w:color w:val="FF0000"/>
+          <w:sz w:val="24"/>
+          <w:szCs w:val="24"/>
+        </w:rPr>
+        <w:t>Під час 103-го псалма священник мовить перед св. дверми вечірні молитви.</w:t>
+      </w:r>
+    </w:p>
+    <w:p>
+      <w:pPr>
+        <w:pStyle w:val="Heading1"/>
+        <w:rPr>
+          <w:rFonts w:ascii="Times New Roman" w:eastAsia="Times New Roman" w:hAnsi="Times New Roman" w:cs="Times New Roman"/>
+        </w:rPr>
+      </w:pPr>
+      <w:r>
+        <w:rPr>
+          <w:rFonts w:ascii="Times New Roman" w:eastAsia="Times New Roman" w:hAnsi="Times New Roman" w:cs="Times New Roman"/>
+        </w:rPr>
         <w:lastRenderedPageBreak/>
-        <w:t>Replace</w:t>
-      </w:r>
-    </w:p>
-    <w:p>
-      <w:pPr>
-        <w:spacing w:after="120"/>
-        <w:jc w:val="both"/>
-        <w:rPr>
-          <w:rFonts w:ascii="Times New Roman" w:eastAsia="Times New Roman" w:hAnsi="Times New Roman" w:cs="Times New Roman"/>
-          <w:i/>
-          <w:color w:val="FF0000"/>
-          <w:sz w:val="24"/>
-          <w:szCs w:val="24"/>
-        </w:rPr>
-      </w:pPr>
-      <w:r>
-        <w:rPr>
-          <w:rFonts w:ascii="Times New Roman" w:eastAsia="Times New Roman" w:hAnsi="Times New Roman" w:cs="Times New Roman"/>
-          <w:i/>
-          <w:color w:val="FF0000"/>
-          <w:sz w:val="24"/>
-          <w:szCs w:val="24"/>
-        </w:rPr>
-        <w:t>По молитві входу диякон, вказуючи орарем на схід, каже до священника:</w:t>
-      </w:r>
-    </w:p>
-    <w:p>
-      <w:pPr>
-        <w:pStyle w:val="Heading1"/>
-        <w:rPr>
-          <w:rFonts w:ascii="Times New Roman" w:eastAsia="Times New Roman" w:hAnsi="Times New Roman" w:cs="Times New Roman"/>
-        </w:rPr>
-      </w:pPr>
-      <w:r>
-        <w:rPr>
-          <w:rFonts w:ascii="Times New Roman" w:eastAsia="Times New Roman" w:hAnsi="Times New Roman" w:cs="Times New Roman"/>
-        </w:rPr>
-        <w:t>[У][Піст] Священник з вел. Букви 3</w:t>
-      </w:r>
-    </w:p>
-    <w:p>
-      <w:pPr>
-        <w:pStyle w:val="Heading2"/>
-        <w:rPr>
-          <w:rFonts w:ascii="Times New Roman" w:eastAsia="Times New Roman" w:hAnsi="Times New Roman" w:cs="Times New Roman"/>
-          <w:sz w:val="24"/>
-          <w:szCs w:val="24"/>
-        </w:rPr>
-      </w:pPr>
-      <w:r>
-        <w:rPr>
-          <w:rFonts w:ascii="Times New Roman" w:eastAsia="Times New Roman" w:hAnsi="Times New Roman" w:cs="Times New Roman"/>
-          <w:sz w:val="24"/>
-          <w:szCs w:val="24"/>
-        </w:rPr>
-        <w:t>Search</w:t>
-      </w:r>
-    </w:p>
-    <w:p>
-      <w:pPr>
-        <w:spacing w:after="120"/>
-        <w:jc w:val="both"/>
-        <w:rPr>
-          <w:rFonts w:ascii="Times New Roman" w:eastAsia="Times New Roman" w:hAnsi="Times New Roman" w:cs="Times New Roman"/>
-          <w:i/>
-          <w:color w:val="FF0000"/>
-          <w:sz w:val="24"/>
-          <w:szCs w:val="24"/>
-        </w:rPr>
-      </w:pPr>
-      <w:r>
-        <w:rPr>
-          <w:rFonts w:ascii="Times New Roman" w:eastAsia="Times New Roman" w:hAnsi="Times New Roman" w:cs="Times New Roman"/>
-          <w:i/>
-          <w:color w:val="FF0000"/>
-          <w:sz w:val="24"/>
-          <w:szCs w:val="24"/>
-        </w:rPr>
-        <w:t>Під час рецитування псалмів, Священник читає потиху перед св. дверми оці молитви:</w:t>
-      </w:r>
-    </w:p>
-    <w:p>
-      <w:pPr>
-        <w:pStyle w:val="Heading2"/>
-        <w:rPr>
-          <w:rFonts w:ascii="Times New Roman" w:eastAsia="Times New Roman" w:hAnsi="Times New Roman" w:cs="Times New Roman"/>
-          <w:sz w:val="24"/>
-          <w:szCs w:val="24"/>
-        </w:rPr>
-      </w:pPr>
-      <w:r>
-        <w:rPr>
-          <w:rFonts w:ascii="Times New Roman" w:eastAsia="Times New Roman" w:hAnsi="Times New Roman" w:cs="Times New Roman"/>
-          <w:sz w:val="24"/>
-          <w:szCs w:val="24"/>
-        </w:rPr>
-        <w:t>Replace</w:t>
-      </w:r>
-    </w:p>
-    <w:p>
-      <w:pPr>
-        <w:spacing w:after="120"/>
-        <w:jc w:val="both"/>
-        <w:rPr>
-          <w:rFonts w:ascii="Times New Roman" w:eastAsia="Times New Roman" w:hAnsi="Times New Roman" w:cs="Times New Roman"/>
-          <w:i/>
-          <w:color w:val="FF0000"/>
-          <w:sz w:val="24"/>
-          <w:szCs w:val="24"/>
-        </w:rPr>
-      </w:pPr>
-      <w:r>
-        <w:rPr>
-          <w:rFonts w:ascii="Times New Roman" w:eastAsia="Times New Roman" w:hAnsi="Times New Roman" w:cs="Times New Roman"/>
-          <w:i/>
-          <w:color w:val="FF0000"/>
-          <w:sz w:val="24"/>
-          <w:szCs w:val="24"/>
-        </w:rPr>
-        <w:t>Під час рецитування псалмів, священник читає потиху перед св. дверми оці молитви:</w:t>
-      </w:r>
-    </w:p>
-    <w:p>
-      <w:pPr>
-        <w:pStyle w:val="Heading1"/>
-        <w:rPr>
-          <w:rFonts w:ascii="Times New Roman" w:eastAsia="Times New Roman" w:hAnsi="Times New Roman" w:cs="Times New Roman"/>
-        </w:rPr>
-      </w:pPr>
-      <w:r>
-        <w:rPr>
-          <w:rFonts w:ascii="Times New Roman" w:eastAsia="Times New Roman" w:hAnsi="Times New Roman" w:cs="Times New Roman"/>
-        </w:rPr>
-        <w:t>[В][Піст] Священник з вел. Букви 4</w:t>
-      </w:r>
-    </w:p>
-    <w:p>
-      <w:pPr>
-        <w:pStyle w:val="Heading2"/>
-        <w:rPr>
-          <w:rFonts w:ascii="Times New Roman" w:eastAsia="Times New Roman" w:hAnsi="Times New Roman" w:cs="Times New Roman"/>
-          <w:sz w:val="24"/>
-          <w:szCs w:val="24"/>
-        </w:rPr>
-      </w:pPr>
-      <w:r>
-        <w:rPr>
-          <w:rFonts w:ascii="Times New Roman" w:eastAsia="Times New Roman" w:hAnsi="Times New Roman" w:cs="Times New Roman"/>
-          <w:sz w:val="24"/>
-          <w:szCs w:val="24"/>
-        </w:rPr>
-        <w:t>Search</w:t>
-      </w:r>
-    </w:p>
-    <w:p>
-      <w:pPr>
-        <w:spacing w:after="120"/>
-        <w:jc w:val="both"/>
-        <w:rPr>
-          <w:rFonts w:ascii="Times New Roman" w:eastAsia="Times New Roman" w:hAnsi="Times New Roman" w:cs="Times New Roman"/>
-          <w:i/>
-          <w:color w:val="FF0000"/>
-          <w:sz w:val="24"/>
-          <w:szCs w:val="24"/>
-        </w:rPr>
-      </w:pPr>
-      <w:r>
-        <w:rPr>
-          <w:rFonts w:ascii="Times New Roman" w:eastAsia="Times New Roman" w:hAnsi="Times New Roman" w:cs="Times New Roman"/>
-          <w:i/>
-          <w:color w:val="FF0000"/>
-          <w:sz w:val="24"/>
-          <w:szCs w:val="24"/>
-        </w:rPr>
-        <w:t>Під час 103-го псалма Священник мовить перед св. дверми вечірні молитви.</w:t>
-      </w:r>
-    </w:p>
-    <w:p>
-      <w:pPr>
-        <w:pStyle w:val="Heading2"/>
-        <w:rPr>
-          <w:rFonts w:ascii="Times New Roman" w:eastAsia="Times New Roman" w:hAnsi="Times New Roman" w:cs="Times New Roman"/>
-          <w:sz w:val="24"/>
-          <w:szCs w:val="24"/>
-        </w:rPr>
-      </w:pPr>
-      <w:r>
-        <w:rPr>
-          <w:rFonts w:ascii="Times New Roman" w:eastAsia="Times New Roman" w:hAnsi="Times New Roman" w:cs="Times New Roman"/>
-          <w:sz w:val="24"/>
-          <w:szCs w:val="24"/>
-        </w:rPr>
-        <w:t>Replace</w:t>
-      </w:r>
-    </w:p>
-    <w:p>
-      <w:pPr>
-        <w:spacing w:after="120"/>
-        <w:jc w:val="both"/>
-        <w:rPr>
-          <w:rFonts w:ascii="Times New Roman" w:eastAsia="Times New Roman" w:hAnsi="Times New Roman" w:cs="Times New Roman"/>
-          <w:i/>
-          <w:color w:val="FF0000"/>
-          <w:sz w:val="24"/>
-          <w:szCs w:val="24"/>
-        </w:rPr>
-      </w:pPr>
-      <w:r>
-        <w:rPr>
-          <w:rFonts w:ascii="Times New Roman" w:eastAsia="Times New Roman" w:hAnsi="Times New Roman" w:cs="Times New Roman"/>
-          <w:i/>
-          <w:color w:val="FF0000"/>
-          <w:sz w:val="24"/>
-          <w:szCs w:val="24"/>
-        </w:rPr>
-        <w:t>Під час 103-го псалма священник мовить перед св. дверми вечірні молитви.</w:t>
-      </w:r>
-    </w:p>
-    <w:p>
-      <w:pPr>
-        <w:pStyle w:val="Heading1"/>
-        <w:rPr>
-          <w:rFonts w:ascii="Times New Roman" w:eastAsia="Times New Roman" w:hAnsi="Times New Roman" w:cs="Times New Roman"/>
-        </w:rPr>
-      </w:pPr>
-      <w:r>
-        <w:rPr>
-          <w:rFonts w:ascii="Times New Roman" w:eastAsia="Times New Roman" w:hAnsi="Times New Roman" w:cs="Times New Roman"/>
-        </w:rPr>
         <w:t>[У][Піст] Заголовок – непорочні на зауп. службі</w:t>
       </w:r>
     </w:p>
@@ -33089,6 +33747,7 @@
     <w:name w:val="heading 3"/>
     <w:basedOn w:val="Normal"/>
     <w:next w:val="Normal"/>
+    <w:link w:val="Heading3Char"/>
     <w:uiPriority w:val="9"/>
     <w:unhideWhenUsed/>
     <w:qFormat/>
@@ -33326,6 +33985,18 @@
       <w:color w:val="666666"/>
       <w:sz w:val="48"/>
       <w:szCs w:val="48"/>
+    </w:rPr>
+  </w:style>
+  <w:style w:type="character" w:customStyle="1" w:styleId="Heading3Char">
+    <w:name w:val="Heading 3 Char"/>
+    <w:basedOn w:val="DefaultParagraphFont"/>
+    <w:link w:val="Heading3"/>
+    <w:uiPriority w:val="9"/>
+    <w:rsid w:val="00FB259E"/>
+    <w:rPr>
+      <w:b/>
+      <w:sz w:val="28"/>
+      <w:szCs w:val="28"/>
     </w:rPr>
   </w:style>
 </w:styles>

--- a/docx_resources/заміна-рубрики.docx
+++ b/docx_resources/заміна-рубрики.docx
@@ -4,7 +4,7 @@
   <w:body>
     <w:p>
       <w:pPr>
-        <w:pStyle w:val="Heading1"/>
+        <w:pStyle w:val="1"/>
         <w:rPr>
           <w:rFonts w:ascii="Times New Roman" w:eastAsia="Times New Roman" w:hAnsi="Times New Roman" w:cs="Times New Roman"/>
         </w:rPr>
@@ -18,7 +18,7 @@
     </w:p>
     <w:p>
       <w:pPr>
-        <w:pStyle w:val="Heading2"/>
+        <w:pStyle w:val="2"/>
         <w:rPr>
           <w:rFonts w:ascii="Times New Roman" w:eastAsia="Times New Roman" w:hAnsi="Times New Roman" w:cs="Times New Roman"/>
           <w:sz w:val="24"/>
@@ -91,7 +91,7 @@
     </w:p>
     <w:p>
       <w:pPr>
-        <w:pStyle w:val="Heading2"/>
+        <w:pStyle w:val="2"/>
         <w:rPr>
           <w:rFonts w:ascii="Times New Roman" w:eastAsia="Times New Roman" w:hAnsi="Times New Roman" w:cs="Times New Roman"/>
           <w:sz w:val="24"/>
@@ -180,7 +180,7 @@
     </w:p>
     <w:p>
       <w:pPr>
-        <w:pStyle w:val="Heading1"/>
+        <w:pStyle w:val="1"/>
         <w:rPr>
           <w:rFonts w:ascii="Times New Roman" w:eastAsia="Times New Roman" w:hAnsi="Times New Roman" w:cs="Times New Roman"/>
         </w:rPr>
@@ -194,7 +194,7 @@
     </w:p>
     <w:p>
       <w:pPr>
-        <w:pStyle w:val="Heading2"/>
+        <w:pStyle w:val="2"/>
         <w:rPr>
           <w:rFonts w:ascii="Times New Roman" w:eastAsia="Times New Roman" w:hAnsi="Times New Roman" w:cs="Times New Roman"/>
           <w:sz w:val="24"/>
@@ -248,7 +248,7 @@
     </w:p>
     <w:p>
       <w:pPr>
-        <w:pStyle w:val="Heading2"/>
+        <w:pStyle w:val="2"/>
         <w:rPr>
           <w:rFonts w:ascii="Times New Roman" w:eastAsia="Times New Roman" w:hAnsi="Times New Roman" w:cs="Times New Roman"/>
           <w:sz w:val="24"/>
@@ -302,7 +302,7 @@
     </w:p>
     <w:p>
       <w:pPr>
-        <w:pStyle w:val="Heading1"/>
+        <w:pStyle w:val="1"/>
         <w:rPr>
           <w:rFonts w:ascii="Times New Roman" w:eastAsia="Times New Roman" w:hAnsi="Times New Roman" w:cs="Times New Roman"/>
         </w:rPr>
@@ -316,7 +316,7 @@
     </w:p>
     <w:p>
       <w:pPr>
-        <w:pStyle w:val="Heading2"/>
+        <w:pStyle w:val="2"/>
         <w:rPr>
           <w:rFonts w:ascii="Times New Roman" w:eastAsia="Times New Roman" w:hAnsi="Times New Roman" w:cs="Times New Roman"/>
           <w:sz w:val="24"/>
@@ -389,7 +389,7 @@
     </w:p>
     <w:p>
       <w:pPr>
-        <w:pStyle w:val="Heading2"/>
+        <w:pStyle w:val="2"/>
         <w:rPr>
           <w:rFonts w:ascii="Times New Roman" w:eastAsia="Times New Roman" w:hAnsi="Times New Roman" w:cs="Times New Roman"/>
           <w:sz w:val="24"/>
@@ -478,7 +478,7 @@
     </w:p>
     <w:p>
       <w:pPr>
-        <w:pStyle w:val="Heading1"/>
+        <w:pStyle w:val="1"/>
         <w:rPr>
           <w:rFonts w:ascii="Times New Roman" w:eastAsia="Times New Roman" w:hAnsi="Times New Roman" w:cs="Times New Roman"/>
         </w:rPr>
@@ -493,7 +493,7 @@
     </w:p>
     <w:p>
       <w:pPr>
-        <w:pStyle w:val="Heading2"/>
+        <w:pStyle w:val="2"/>
         <w:rPr>
           <w:rFonts w:ascii="Times New Roman" w:eastAsia="Times New Roman" w:hAnsi="Times New Roman" w:cs="Times New Roman"/>
           <w:sz w:val="24"/>
@@ -566,7 +566,7 @@
     </w:p>
     <w:p>
       <w:pPr>
-        <w:pStyle w:val="Heading2"/>
+        <w:pStyle w:val="2"/>
         <w:rPr>
           <w:rFonts w:ascii="Times New Roman" w:eastAsia="Times New Roman" w:hAnsi="Times New Roman" w:cs="Times New Roman"/>
           <w:sz w:val="24"/>
@@ -655,7 +655,7 @@
     </w:p>
     <w:p>
       <w:pPr>
-        <w:pStyle w:val="Heading1"/>
+        <w:pStyle w:val="1"/>
         <w:rPr>
           <w:rFonts w:ascii="Times New Roman" w:eastAsia="Times New Roman" w:hAnsi="Times New Roman" w:cs="Times New Roman"/>
         </w:rPr>
@@ -669,7 +669,7 @@
     </w:p>
     <w:p>
       <w:pPr>
-        <w:pStyle w:val="Heading2"/>
+        <w:pStyle w:val="2"/>
         <w:rPr>
           <w:rFonts w:ascii="Times New Roman" w:eastAsia="Times New Roman" w:hAnsi="Times New Roman" w:cs="Times New Roman"/>
           <w:sz w:val="24"/>
@@ -814,7 +814,7 @@
     </w:p>
     <w:p>
       <w:pPr>
-        <w:pStyle w:val="Heading2"/>
+        <w:pStyle w:val="2"/>
         <w:rPr>
           <w:rFonts w:ascii="Times New Roman" w:eastAsia="Times New Roman" w:hAnsi="Times New Roman" w:cs="Times New Roman"/>
           <w:sz w:val="24"/>
@@ -975,7 +975,7 @@
     </w:p>
     <w:p>
       <w:pPr>
-        <w:pStyle w:val="Heading1"/>
+        <w:pStyle w:val="1"/>
         <w:rPr>
           <w:rFonts w:ascii="Times New Roman" w:eastAsia="Times New Roman" w:hAnsi="Times New Roman" w:cs="Times New Roman"/>
         </w:rPr>
@@ -989,7 +989,7 @@
     </w:p>
     <w:p>
       <w:pPr>
-        <w:pStyle w:val="Heading2"/>
+        <w:pStyle w:val="2"/>
         <w:rPr>
           <w:rFonts w:ascii="Times New Roman" w:eastAsia="Times New Roman" w:hAnsi="Times New Roman" w:cs="Times New Roman"/>
           <w:sz w:val="24"/>
@@ -1143,7 +1143,7 @@
     </w:p>
     <w:p>
       <w:pPr>
-        <w:pStyle w:val="Heading2"/>
+        <w:pStyle w:val="2"/>
         <w:rPr>
           <w:rFonts w:ascii="Times New Roman" w:eastAsia="Times New Roman" w:hAnsi="Times New Roman" w:cs="Times New Roman"/>
           <w:sz w:val="24"/>
@@ -1304,7 +1304,7 @@
     </w:p>
     <w:p>
       <w:pPr>
-        <w:pStyle w:val="Heading1"/>
+        <w:pStyle w:val="1"/>
         <w:rPr>
           <w:rFonts w:ascii="Times New Roman" w:eastAsia="Times New Roman" w:hAnsi="Times New Roman" w:cs="Times New Roman"/>
         </w:rPr>
@@ -1318,7 +1318,7 @@
     </w:p>
     <w:p>
       <w:pPr>
-        <w:pStyle w:val="Heading2"/>
+        <w:pStyle w:val="2"/>
         <w:rPr>
           <w:rFonts w:ascii="Times New Roman" w:eastAsia="Times New Roman" w:hAnsi="Times New Roman" w:cs="Times New Roman"/>
           <w:sz w:val="24"/>
@@ -1355,7 +1355,7 @@
     </w:p>
     <w:p>
       <w:pPr>
-        <w:pStyle w:val="Heading2"/>
+        <w:pStyle w:val="2"/>
         <w:rPr>
           <w:rFonts w:ascii="Times New Roman" w:eastAsia="Times New Roman" w:hAnsi="Times New Roman" w:cs="Times New Roman"/>
           <w:sz w:val="24"/>
@@ -1392,7 +1392,7 @@
     </w:p>
     <w:p>
       <w:pPr>
-        <w:pStyle w:val="Heading1"/>
+        <w:pStyle w:val="1"/>
         <w:rPr>
           <w:rFonts w:ascii="Times New Roman" w:eastAsia="Times New Roman" w:hAnsi="Times New Roman" w:cs="Times New Roman"/>
         </w:rPr>
@@ -1406,7 +1406,7 @@
     </w:p>
     <w:p>
       <w:pPr>
-        <w:pStyle w:val="Heading2"/>
+        <w:pStyle w:val="2"/>
         <w:rPr>
           <w:rFonts w:ascii="Times New Roman" w:eastAsia="Times New Roman" w:hAnsi="Times New Roman" w:cs="Times New Roman"/>
           <w:sz w:val="24"/>
@@ -1551,7 +1551,7 @@
     </w:p>
     <w:p>
       <w:pPr>
-        <w:pStyle w:val="Heading2"/>
+        <w:pStyle w:val="2"/>
         <w:rPr>
           <w:rFonts w:ascii="Times New Roman" w:eastAsia="Times New Roman" w:hAnsi="Times New Roman" w:cs="Times New Roman"/>
           <w:sz w:val="24"/>
@@ -1728,7 +1728,7 @@
     </w:p>
     <w:p>
       <w:pPr>
-        <w:pStyle w:val="Heading1"/>
+        <w:pStyle w:val="1"/>
         <w:rPr>
           <w:rFonts w:ascii="Times New Roman" w:eastAsia="Times New Roman" w:hAnsi="Times New Roman" w:cs="Times New Roman"/>
         </w:rPr>
@@ -1742,7 +1742,7 @@
     </w:p>
     <w:p>
       <w:pPr>
-        <w:pStyle w:val="Heading2"/>
+        <w:pStyle w:val="2"/>
         <w:rPr>
           <w:rFonts w:ascii="Times New Roman" w:eastAsia="Times New Roman" w:hAnsi="Times New Roman" w:cs="Times New Roman"/>
           <w:sz w:val="24"/>
@@ -1896,7 +1896,7 @@
     </w:p>
     <w:p>
       <w:pPr>
-        <w:pStyle w:val="Heading2"/>
+        <w:pStyle w:val="2"/>
         <w:rPr>
           <w:rFonts w:ascii="Times New Roman" w:eastAsia="Times New Roman" w:hAnsi="Times New Roman" w:cs="Times New Roman"/>
           <w:sz w:val="24"/>
@@ -2073,7 +2073,7 @@
     </w:p>
     <w:p>
       <w:pPr>
-        <w:pStyle w:val="Heading1"/>
+        <w:pStyle w:val="1"/>
         <w:rPr>
           <w:rFonts w:ascii="Times New Roman" w:eastAsia="Times New Roman" w:hAnsi="Times New Roman" w:cs="Times New Roman"/>
         </w:rPr>
@@ -2087,7 +2087,7 @@
     </w:p>
     <w:p>
       <w:pPr>
-        <w:pStyle w:val="Heading2"/>
+        <w:pStyle w:val="2"/>
         <w:rPr>
           <w:rFonts w:ascii="Times New Roman" w:eastAsia="Times New Roman" w:hAnsi="Times New Roman" w:cs="Times New Roman"/>
           <w:sz w:val="24"/>
@@ -2285,7 +2285,7 @@
     </w:p>
     <w:p>
       <w:pPr>
-        <w:pStyle w:val="Heading2"/>
+        <w:pStyle w:val="2"/>
         <w:rPr>
           <w:rFonts w:ascii="Times New Roman" w:eastAsia="Times New Roman" w:hAnsi="Times New Roman" w:cs="Times New Roman"/>
           <w:sz w:val="24"/>
@@ -2457,7 +2457,7 @@
     </w:p>
     <w:p>
       <w:pPr>
-        <w:pStyle w:val="Heading1"/>
+        <w:pStyle w:val="1"/>
         <w:rPr>
           <w:rFonts w:ascii="Times New Roman" w:eastAsia="Times New Roman" w:hAnsi="Times New Roman" w:cs="Times New Roman"/>
         </w:rPr>
@@ -2471,7 +2471,7 @@
     </w:p>
     <w:p>
       <w:pPr>
-        <w:pStyle w:val="Heading2"/>
+        <w:pStyle w:val="2"/>
         <w:rPr>
           <w:rFonts w:ascii="Times New Roman" w:eastAsia="Times New Roman" w:hAnsi="Times New Roman" w:cs="Times New Roman"/>
           <w:sz w:val="24"/>
@@ -2542,7 +2542,7 @@
     </w:p>
     <w:p>
       <w:pPr>
-        <w:pStyle w:val="Heading2"/>
+        <w:pStyle w:val="2"/>
         <w:rPr>
           <w:rFonts w:ascii="Times New Roman" w:eastAsia="Times New Roman" w:hAnsi="Times New Roman" w:cs="Times New Roman"/>
           <w:sz w:val="24"/>
@@ -2589,7 +2589,7 @@
     </w:p>
     <w:p>
       <w:pPr>
-        <w:pStyle w:val="Heading1"/>
+        <w:pStyle w:val="1"/>
         <w:rPr>
           <w:rFonts w:ascii="Times New Roman" w:eastAsia="Times New Roman" w:hAnsi="Times New Roman" w:cs="Times New Roman"/>
         </w:rPr>
@@ -2605,7 +2605,7 @@
     </w:p>
     <w:p>
       <w:pPr>
-        <w:pStyle w:val="Heading2"/>
+        <w:pStyle w:val="2"/>
         <w:rPr>
           <w:rFonts w:ascii="Times New Roman" w:eastAsia="Times New Roman" w:hAnsi="Times New Roman" w:cs="Times New Roman"/>
           <w:sz w:val="24"/>
@@ -2625,7 +2625,7 @@
     </w:p>
     <w:p>
       <w:pPr>
-        <w:pStyle w:val="Heading3"/>
+        <w:pStyle w:val="3"/>
         <w:spacing w:before="0" w:after="120" w:line="240" w:lineRule="auto"/>
         <w:jc w:val="center"/>
         <w:rPr>
@@ -2769,7 +2769,7 @@
     </w:p>
     <w:p>
       <w:pPr>
-        <w:pStyle w:val="Heading2"/>
+        <w:pStyle w:val="2"/>
         <w:rPr>
           <w:rFonts w:ascii="Times New Roman" w:eastAsia="Times New Roman" w:hAnsi="Times New Roman" w:cs="Times New Roman"/>
           <w:sz w:val="24"/>
@@ -2789,7 +2789,7 @@
     </w:p>
     <w:p>
       <w:pPr>
-        <w:pStyle w:val="Heading3"/>
+        <w:pStyle w:val="3"/>
         <w:spacing w:before="0" w:after="120" w:line="240" w:lineRule="auto"/>
         <w:jc w:val="center"/>
         <w:rPr>
@@ -2907,7 +2907,7 @@
     </w:p>
     <w:p>
       <w:pPr>
-        <w:pStyle w:val="Heading1"/>
+        <w:pStyle w:val="1"/>
         <w:rPr>
           <w:rFonts w:ascii="Times New Roman" w:eastAsia="Times New Roman" w:hAnsi="Times New Roman" w:cs="Times New Roman"/>
         </w:rPr>
@@ -2923,7 +2923,7 @@
     </w:p>
     <w:p>
       <w:pPr>
-        <w:pStyle w:val="Heading2"/>
+        <w:pStyle w:val="2"/>
         <w:rPr>
           <w:rFonts w:ascii="Times New Roman" w:eastAsia="Times New Roman" w:hAnsi="Times New Roman" w:cs="Times New Roman"/>
           <w:color w:val="FF0000"/>
@@ -2965,7 +2965,7 @@
     </w:p>
     <w:p>
       <w:pPr>
-        <w:pStyle w:val="Heading2"/>
+        <w:pStyle w:val="2"/>
         <w:rPr>
           <w:rFonts w:ascii="Times New Roman" w:eastAsia="Times New Roman" w:hAnsi="Times New Roman" w:cs="Times New Roman"/>
           <w:sz w:val="24"/>
@@ -3027,7 +3027,7 @@
     </w:p>
     <w:p>
       <w:pPr>
-        <w:pStyle w:val="Heading1"/>
+        <w:pStyle w:val="1"/>
         <w:rPr>
           <w:rFonts w:ascii="Times New Roman" w:eastAsia="Times New Roman" w:hAnsi="Times New Roman" w:cs="Times New Roman"/>
         </w:rPr>
@@ -3043,7 +3043,7 @@
     </w:p>
     <w:p>
       <w:pPr>
-        <w:pStyle w:val="Heading2"/>
+        <w:pStyle w:val="2"/>
         <w:rPr>
           <w:rFonts w:ascii="Times New Roman" w:eastAsia="Times New Roman" w:hAnsi="Times New Roman" w:cs="Times New Roman"/>
           <w:color w:val="FF0000"/>
@@ -3101,7 +3101,7 @@
     </w:p>
     <w:p>
       <w:pPr>
-        <w:pStyle w:val="Heading2"/>
+        <w:pStyle w:val="2"/>
         <w:rPr>
           <w:rFonts w:ascii="Times New Roman" w:eastAsia="Times New Roman" w:hAnsi="Times New Roman" w:cs="Times New Roman"/>
           <w:sz w:val="24"/>
@@ -3149,7 +3149,7 @@
     </w:p>
     <w:p>
       <w:pPr>
-        <w:pStyle w:val="Heading1"/>
+        <w:pStyle w:val="1"/>
         <w:rPr>
           <w:rFonts w:ascii="Times New Roman" w:eastAsia="Times New Roman" w:hAnsi="Times New Roman" w:cs="Times New Roman"/>
         </w:rPr>
@@ -3165,7 +3165,7 @@
     </w:p>
     <w:p>
       <w:pPr>
-        <w:pStyle w:val="Heading2"/>
+        <w:pStyle w:val="2"/>
         <w:rPr>
           <w:rFonts w:ascii="Times New Roman" w:eastAsia="Times New Roman" w:hAnsi="Times New Roman" w:cs="Times New Roman"/>
         </w:rPr>
@@ -3239,7 +3239,7 @@
     </w:p>
     <w:p>
       <w:pPr>
-        <w:pStyle w:val="Heading2"/>
+        <w:pStyle w:val="2"/>
         <w:rPr>
           <w:rFonts w:ascii="Times New Roman" w:eastAsia="Times New Roman" w:hAnsi="Times New Roman" w:cs="Times New Roman"/>
           <w:i/>
@@ -3304,7 +3304,7 @@
     </w:p>
     <w:p>
       <w:pPr>
-        <w:pStyle w:val="Heading1"/>
+        <w:pStyle w:val="1"/>
         <w:rPr>
           <w:rFonts w:ascii="Times New Roman" w:eastAsia="Times New Roman" w:hAnsi="Times New Roman" w:cs="Times New Roman"/>
         </w:rPr>
@@ -3318,7 +3318,7 @@
     </w:p>
     <w:p>
       <w:pPr>
-        <w:pStyle w:val="Heading2"/>
+        <w:pStyle w:val="2"/>
         <w:rPr>
           <w:rFonts w:ascii="Times New Roman" w:eastAsia="Times New Roman" w:hAnsi="Times New Roman" w:cs="Times New Roman"/>
           <w:sz w:val="24"/>
@@ -3374,7 +3374,7 @@
     </w:p>
     <w:p>
       <w:pPr>
-        <w:pStyle w:val="Heading2"/>
+        <w:pStyle w:val="2"/>
         <w:rPr>
           <w:rFonts w:ascii="Times New Roman" w:eastAsia="Times New Roman" w:hAnsi="Times New Roman" w:cs="Times New Roman"/>
           <w:sz w:val="24"/>
@@ -3445,7 +3445,7 @@
     </w:p>
     <w:p>
       <w:pPr>
-        <w:pStyle w:val="Heading1"/>
+        <w:pStyle w:val="1"/>
         <w:rPr>
           <w:rFonts w:ascii="Times New Roman" w:eastAsia="Times New Roman" w:hAnsi="Times New Roman" w:cs="Times New Roman"/>
         </w:rPr>
@@ -3459,7 +3459,7 @@
     </w:p>
     <w:p>
       <w:pPr>
-        <w:pStyle w:val="Heading2"/>
+        <w:pStyle w:val="2"/>
         <w:rPr>
           <w:rFonts w:ascii="Times New Roman" w:eastAsia="Times New Roman" w:hAnsi="Times New Roman" w:cs="Times New Roman"/>
           <w:sz w:val="24"/>
@@ -3494,7 +3494,7 @@
     </w:p>
     <w:p>
       <w:pPr>
-        <w:pStyle w:val="Heading2"/>
+        <w:pStyle w:val="2"/>
         <w:rPr>
           <w:rFonts w:ascii="Times New Roman" w:eastAsia="Times New Roman" w:hAnsi="Times New Roman" w:cs="Times New Roman"/>
           <w:sz w:val="24"/>
@@ -3530,7 +3530,7 @@
     </w:p>
     <w:p>
       <w:pPr>
-        <w:pStyle w:val="Heading1"/>
+        <w:pStyle w:val="1"/>
         <w:rPr>
           <w:rFonts w:ascii="Times New Roman" w:eastAsia="Times New Roman" w:hAnsi="Times New Roman" w:cs="Times New Roman"/>
         </w:rPr>
@@ -3544,7 +3544,7 @@
     </w:p>
     <w:p>
       <w:pPr>
-        <w:pStyle w:val="Heading2"/>
+        <w:pStyle w:val="2"/>
         <w:rPr>
           <w:rFonts w:ascii="Times New Roman" w:eastAsia="Times New Roman" w:hAnsi="Times New Roman" w:cs="Times New Roman"/>
           <w:sz w:val="24"/>
@@ -3579,7 +3579,7 @@
     </w:p>
     <w:p>
       <w:pPr>
-        <w:pStyle w:val="Heading2"/>
+        <w:pStyle w:val="2"/>
         <w:rPr>
           <w:rFonts w:ascii="Times New Roman" w:eastAsia="Times New Roman" w:hAnsi="Times New Roman" w:cs="Times New Roman"/>
           <w:sz w:val="24"/>
@@ -3614,7 +3614,7 @@
     </w:p>
     <w:p>
       <w:pPr>
-        <w:pStyle w:val="Heading1"/>
+        <w:pStyle w:val="1"/>
         <w:rPr>
           <w:rFonts w:ascii="Times New Roman" w:eastAsia="Times New Roman" w:hAnsi="Times New Roman" w:cs="Times New Roman"/>
         </w:rPr>
@@ -3628,7 +3628,7 @@
     </w:p>
     <w:p>
       <w:pPr>
-        <w:pStyle w:val="Heading2"/>
+        <w:pStyle w:val="2"/>
         <w:rPr>
           <w:rFonts w:ascii="Times New Roman" w:eastAsia="Times New Roman" w:hAnsi="Times New Roman" w:cs="Times New Roman"/>
           <w:sz w:val="24"/>
@@ -3675,7 +3675,7 @@
     </w:p>
     <w:p>
       <w:pPr>
-        <w:pStyle w:val="Heading2"/>
+        <w:pStyle w:val="2"/>
         <w:rPr>
           <w:rFonts w:ascii="Times New Roman" w:eastAsia="Times New Roman" w:hAnsi="Times New Roman" w:cs="Times New Roman"/>
           <w:sz w:val="24"/>
@@ -3722,7 +3722,7 @@
     </w:p>
     <w:p>
       <w:pPr>
-        <w:pStyle w:val="Heading1"/>
+        <w:pStyle w:val="1"/>
         <w:rPr>
           <w:rFonts w:ascii="Times New Roman" w:eastAsia="Times New Roman" w:hAnsi="Times New Roman" w:cs="Times New Roman"/>
         </w:rPr>
@@ -3736,7 +3736,7 @@
     </w:p>
     <w:p>
       <w:pPr>
-        <w:pStyle w:val="Heading2"/>
+        <w:pStyle w:val="2"/>
         <w:rPr>
           <w:rFonts w:ascii="Times New Roman" w:eastAsia="Times New Roman" w:hAnsi="Times New Roman" w:cs="Times New Roman"/>
           <w:sz w:val="24"/>
@@ -4669,7 +4669,7 @@
     </w:p>
     <w:p>
       <w:pPr>
-        <w:pStyle w:val="Heading2"/>
+        <w:pStyle w:val="2"/>
         <w:rPr>
           <w:rFonts w:ascii="Times New Roman" w:eastAsia="Times New Roman" w:hAnsi="Times New Roman" w:cs="Times New Roman"/>
           <w:sz w:val="24"/>
@@ -5419,7 +5419,7 @@
     </w:p>
     <w:p>
       <w:pPr>
-        <w:pStyle w:val="Heading1"/>
+        <w:pStyle w:val="1"/>
         <w:rPr>
           <w:rFonts w:ascii="Times New Roman" w:eastAsia="Times New Roman" w:hAnsi="Times New Roman" w:cs="Times New Roman"/>
         </w:rPr>
@@ -5469,7 +5469,7 @@
     </w:p>
     <w:p>
       <w:pPr>
-        <w:pStyle w:val="Heading2"/>
+        <w:pStyle w:val="2"/>
         <w:rPr>
           <w:rFonts w:ascii="Times New Roman" w:eastAsia="Times New Roman" w:hAnsi="Times New Roman" w:cs="Times New Roman"/>
           <w:sz w:val="24"/>
@@ -5553,7 +5553,7 @@
     </w:p>
     <w:p>
       <w:pPr>
-        <w:pStyle w:val="Heading2"/>
+        <w:pStyle w:val="2"/>
         <w:rPr>
           <w:rFonts w:ascii="Times New Roman" w:eastAsia="Times New Roman" w:hAnsi="Times New Roman" w:cs="Times New Roman"/>
           <w:sz w:val="24"/>
@@ -5666,7 +5666,7 @@
     </w:p>
     <w:p>
       <w:pPr>
-        <w:pStyle w:val="Heading1"/>
+        <w:pStyle w:val="1"/>
         <w:rPr>
           <w:rFonts w:ascii="Times New Roman" w:eastAsia="Times New Roman" w:hAnsi="Times New Roman" w:cs="Times New Roman"/>
         </w:rPr>
@@ -5680,7 +5680,7 @@
     </w:p>
     <w:p>
       <w:pPr>
-        <w:pStyle w:val="Heading2"/>
+        <w:pStyle w:val="2"/>
         <w:rPr>
           <w:rFonts w:ascii="Times New Roman" w:eastAsia="Times New Roman" w:hAnsi="Times New Roman" w:cs="Times New Roman"/>
           <w:sz w:val="24"/>
@@ -5720,7 +5720,7 @@
     </w:p>
     <w:p>
       <w:pPr>
-        <w:pStyle w:val="Heading2"/>
+        <w:pStyle w:val="2"/>
         <w:rPr>
           <w:rFonts w:ascii="Times New Roman" w:eastAsia="Times New Roman" w:hAnsi="Times New Roman" w:cs="Times New Roman"/>
           <w:sz w:val="24"/>
@@ -5757,7 +5757,7 @@
     </w:p>
     <w:p>
       <w:pPr>
-        <w:pStyle w:val="Heading1"/>
+        <w:pStyle w:val="1"/>
         <w:rPr>
           <w:rFonts w:ascii="Times New Roman" w:eastAsia="Times New Roman" w:hAnsi="Times New Roman" w:cs="Times New Roman"/>
         </w:rPr>
@@ -5771,7 +5771,7 @@
     </w:p>
     <w:p>
       <w:pPr>
-        <w:pStyle w:val="Heading2"/>
+        <w:pStyle w:val="2"/>
         <w:rPr>
           <w:rFonts w:ascii="Times New Roman" w:eastAsia="Times New Roman" w:hAnsi="Times New Roman" w:cs="Times New Roman"/>
           <w:sz w:val="24"/>
@@ -5810,7 +5810,7 @@
     </w:p>
     <w:p>
       <w:pPr>
-        <w:pStyle w:val="Heading2"/>
+        <w:pStyle w:val="2"/>
         <w:rPr>
           <w:rFonts w:ascii="Times New Roman" w:eastAsia="Times New Roman" w:hAnsi="Times New Roman" w:cs="Times New Roman"/>
           <w:sz w:val="24"/>
@@ -5846,7 +5846,7 @@
     </w:p>
     <w:p>
       <w:pPr>
-        <w:pStyle w:val="Heading1"/>
+        <w:pStyle w:val="1"/>
         <w:rPr>
           <w:rFonts w:ascii="Times New Roman" w:eastAsia="Times New Roman" w:hAnsi="Times New Roman" w:cs="Times New Roman"/>
         </w:rPr>
@@ -5860,7 +5860,7 @@
     </w:p>
     <w:p>
       <w:pPr>
-        <w:pStyle w:val="Heading2"/>
+        <w:pStyle w:val="2"/>
         <w:rPr>
           <w:rFonts w:ascii="Times New Roman" w:eastAsia="Times New Roman" w:hAnsi="Times New Roman" w:cs="Times New Roman"/>
           <w:sz w:val="24"/>
@@ -5909,7 +5909,7 @@
     </w:p>
     <w:p>
       <w:pPr>
-        <w:pStyle w:val="Heading2"/>
+        <w:pStyle w:val="2"/>
         <w:rPr>
           <w:rFonts w:ascii="Times New Roman" w:eastAsia="Times New Roman" w:hAnsi="Times New Roman" w:cs="Times New Roman"/>
           <w:sz w:val="24"/>
@@ -5955,7 +5955,7 @@
     </w:p>
     <w:p>
       <w:pPr>
-        <w:pStyle w:val="Heading1"/>
+        <w:pStyle w:val="1"/>
         <w:rPr>
           <w:rFonts w:ascii="Times New Roman" w:eastAsia="Times New Roman" w:hAnsi="Times New Roman" w:cs="Times New Roman"/>
         </w:rPr>
@@ -5969,7 +5969,7 @@
     </w:p>
     <w:p>
       <w:pPr>
-        <w:pStyle w:val="Heading2"/>
+        <w:pStyle w:val="2"/>
         <w:rPr>
           <w:rFonts w:ascii="Times New Roman" w:eastAsia="Times New Roman" w:hAnsi="Times New Roman" w:cs="Times New Roman"/>
           <w:sz w:val="24"/>
@@ -6148,7 +6148,7 @@
     </w:p>
     <w:p>
       <w:pPr>
-        <w:pStyle w:val="Heading2"/>
+        <w:pStyle w:val="2"/>
         <w:rPr>
           <w:rFonts w:ascii="Times New Roman" w:eastAsia="Times New Roman" w:hAnsi="Times New Roman" w:cs="Times New Roman"/>
           <w:sz w:val="24"/>
@@ -6310,7 +6310,7 @@
     </w:p>
     <w:p>
       <w:pPr>
-        <w:pStyle w:val="Heading1"/>
+        <w:pStyle w:val="1"/>
         <w:rPr>
           <w:rFonts w:ascii="Times New Roman" w:eastAsia="Times New Roman" w:hAnsi="Times New Roman" w:cs="Times New Roman"/>
         </w:rPr>
@@ -6324,7 +6324,7 @@
     </w:p>
     <w:p>
       <w:pPr>
-        <w:pStyle w:val="Heading2"/>
+        <w:pStyle w:val="2"/>
         <w:rPr>
           <w:rFonts w:ascii="Times New Roman" w:eastAsia="Times New Roman" w:hAnsi="Times New Roman" w:cs="Times New Roman"/>
           <w:sz w:val="24"/>
@@ -6384,7 +6384,7 @@
     </w:p>
     <w:p>
       <w:pPr>
-        <w:pStyle w:val="Heading2"/>
+        <w:pStyle w:val="2"/>
         <w:rPr>
           <w:rFonts w:ascii="Times New Roman" w:eastAsia="Times New Roman" w:hAnsi="Times New Roman" w:cs="Times New Roman"/>
           <w:sz w:val="24"/>
@@ -6442,7 +6442,7 @@
     </w:p>
     <w:p>
       <w:pPr>
-        <w:pStyle w:val="Heading1"/>
+        <w:pStyle w:val="1"/>
         <w:rPr>
           <w:rFonts w:ascii="Times New Roman" w:eastAsia="Times New Roman" w:hAnsi="Times New Roman" w:cs="Times New Roman"/>
         </w:rPr>
@@ -6456,7 +6456,7 @@
     </w:p>
     <w:p>
       <w:pPr>
-        <w:pStyle w:val="Heading2"/>
+        <w:pStyle w:val="2"/>
         <w:rPr>
           <w:rFonts w:ascii="Times New Roman" w:eastAsia="Times New Roman" w:hAnsi="Times New Roman" w:cs="Times New Roman"/>
           <w:sz w:val="24"/>
@@ -6516,7 +6516,7 @@
     </w:p>
     <w:p>
       <w:pPr>
-        <w:pStyle w:val="Heading2"/>
+        <w:pStyle w:val="2"/>
         <w:rPr>
           <w:rFonts w:ascii="Times New Roman" w:eastAsia="Times New Roman" w:hAnsi="Times New Roman" w:cs="Times New Roman"/>
           <w:sz w:val="24"/>
@@ -6574,7 +6574,7 @@
     </w:p>
     <w:p>
       <w:pPr>
-        <w:pStyle w:val="Heading1"/>
+        <w:pStyle w:val="1"/>
         <w:rPr>
           <w:rFonts w:ascii="Times New Roman" w:eastAsia="Times New Roman" w:hAnsi="Times New Roman" w:cs="Times New Roman"/>
         </w:rPr>
@@ -6589,7 +6589,7 @@
     </w:p>
     <w:p>
       <w:pPr>
-        <w:pStyle w:val="Heading2"/>
+        <w:pStyle w:val="2"/>
         <w:rPr>
           <w:rFonts w:ascii="Times New Roman" w:eastAsia="Times New Roman" w:hAnsi="Times New Roman" w:cs="Times New Roman"/>
           <w:sz w:val="24"/>
@@ -7295,7 +7295,7 @@
     </w:p>
     <w:p>
       <w:pPr>
-        <w:pStyle w:val="Heading2"/>
+        <w:pStyle w:val="2"/>
         <w:rPr>
           <w:rFonts w:ascii="Times New Roman" w:eastAsia="Times New Roman" w:hAnsi="Times New Roman" w:cs="Times New Roman"/>
           <w:sz w:val="24"/>
@@ -7355,7 +7355,7 @@
     </w:p>
     <w:p>
       <w:pPr>
-        <w:pStyle w:val="Heading1"/>
+        <w:pStyle w:val="1"/>
         <w:rPr>
           <w:rFonts w:ascii="Times New Roman" w:eastAsia="Times New Roman" w:hAnsi="Times New Roman" w:cs="Times New Roman"/>
         </w:rPr>
@@ -7369,7 +7369,7 @@
     </w:p>
     <w:p>
       <w:pPr>
-        <w:pStyle w:val="Heading2"/>
+        <w:pStyle w:val="2"/>
         <w:rPr>
           <w:rFonts w:ascii="Times New Roman" w:eastAsia="Times New Roman" w:hAnsi="Times New Roman" w:cs="Times New Roman"/>
           <w:sz w:val="24"/>
@@ -7627,7 +7627,7 @@
     </w:p>
     <w:p>
       <w:pPr>
-        <w:pStyle w:val="Heading2"/>
+        <w:pStyle w:val="2"/>
         <w:rPr>
           <w:rFonts w:ascii="Times New Roman" w:eastAsia="Times New Roman" w:hAnsi="Times New Roman" w:cs="Times New Roman"/>
           <w:color w:val="000000"/>
@@ -7943,7 +7943,7 @@
     </w:p>
     <w:p>
       <w:pPr>
-        <w:pStyle w:val="Heading1"/>
+        <w:pStyle w:val="1"/>
         <w:rPr>
           <w:rFonts w:ascii="Times New Roman" w:eastAsia="Times New Roman" w:hAnsi="Times New Roman" w:cs="Times New Roman"/>
         </w:rPr>
@@ -7957,7 +7957,7 @@
     </w:p>
     <w:p>
       <w:pPr>
-        <w:pStyle w:val="Heading2"/>
+        <w:pStyle w:val="2"/>
         <w:rPr>
           <w:rFonts w:ascii="Times New Roman" w:eastAsia="Times New Roman" w:hAnsi="Times New Roman" w:cs="Times New Roman"/>
           <w:sz w:val="24"/>
@@ -8364,7 +8364,7 @@
     </w:p>
     <w:p>
       <w:pPr>
-        <w:pStyle w:val="Heading2"/>
+        <w:pStyle w:val="2"/>
         <w:rPr>
           <w:rFonts w:ascii="Times New Roman" w:eastAsia="Times New Roman" w:hAnsi="Times New Roman" w:cs="Times New Roman"/>
           <w:color w:val="000000"/>
@@ -8679,7 +8679,7 @@
     </w:p>
     <w:p>
       <w:pPr>
-        <w:pStyle w:val="Heading1"/>
+        <w:pStyle w:val="1"/>
         <w:rPr>
           <w:rFonts w:ascii="Times New Roman" w:eastAsia="Times New Roman" w:hAnsi="Times New Roman" w:cs="Times New Roman"/>
         </w:rPr>
@@ -8694,7 +8694,7 @@
     </w:p>
     <w:p>
       <w:pPr>
-        <w:pStyle w:val="Heading2"/>
+        <w:pStyle w:val="2"/>
         <w:rPr>
           <w:rFonts w:ascii="Times New Roman" w:eastAsia="Times New Roman" w:hAnsi="Times New Roman" w:cs="Times New Roman"/>
           <w:sz w:val="24"/>
@@ -8733,7 +8733,7 @@
     </w:p>
     <w:p>
       <w:pPr>
-        <w:pStyle w:val="Heading2"/>
+        <w:pStyle w:val="2"/>
         <w:rPr>
           <w:rFonts w:ascii="Times New Roman" w:eastAsia="Times New Roman" w:hAnsi="Times New Roman" w:cs="Times New Roman"/>
           <w:sz w:val="24"/>
@@ -8769,7 +8769,7 @@
     </w:p>
     <w:p>
       <w:pPr>
-        <w:pStyle w:val="Heading1"/>
+        <w:pStyle w:val="1"/>
         <w:rPr>
           <w:rFonts w:ascii="Times New Roman" w:eastAsia="Times New Roman" w:hAnsi="Times New Roman" w:cs="Times New Roman"/>
         </w:rPr>
@@ -8783,7 +8783,7 @@
     </w:p>
     <w:p>
       <w:pPr>
-        <w:pStyle w:val="Heading2"/>
+        <w:pStyle w:val="2"/>
         <w:rPr>
           <w:rFonts w:ascii="Times New Roman" w:eastAsia="Times New Roman" w:hAnsi="Times New Roman" w:cs="Times New Roman"/>
           <w:sz w:val="24"/>
@@ -9043,7 +9043,7 @@
     </w:p>
     <w:p>
       <w:pPr>
-        <w:pStyle w:val="Heading2"/>
+        <w:pStyle w:val="2"/>
         <w:rPr>
           <w:rFonts w:ascii="Times New Roman" w:eastAsia="Times New Roman" w:hAnsi="Times New Roman" w:cs="Times New Roman"/>
           <w:sz w:val="24"/>
@@ -9357,7 +9357,7 @@
     </w:p>
     <w:p>
       <w:pPr>
-        <w:pStyle w:val="Heading1"/>
+        <w:pStyle w:val="1"/>
         <w:rPr>
           <w:rFonts w:ascii="Times New Roman" w:eastAsia="Times New Roman" w:hAnsi="Times New Roman" w:cs="Times New Roman"/>
         </w:rPr>
@@ -9372,7 +9372,7 @@
     </w:p>
     <w:p>
       <w:pPr>
-        <w:pStyle w:val="Heading2"/>
+        <w:pStyle w:val="2"/>
         <w:rPr>
           <w:rFonts w:ascii="Times New Roman" w:eastAsia="Times New Roman" w:hAnsi="Times New Roman" w:cs="Times New Roman"/>
           <w:sz w:val="24"/>
@@ -9734,7 +9734,7 @@
     </w:p>
     <w:p>
       <w:pPr>
-        <w:pStyle w:val="Heading2"/>
+        <w:pStyle w:val="2"/>
         <w:rPr>
           <w:rFonts w:ascii="Times New Roman" w:eastAsia="Times New Roman" w:hAnsi="Times New Roman" w:cs="Times New Roman"/>
           <w:sz w:val="24"/>
@@ -10048,7 +10048,7 @@
     </w:p>
     <w:p>
       <w:pPr>
-        <w:pStyle w:val="Heading1"/>
+        <w:pStyle w:val="1"/>
         <w:rPr>
           <w:rFonts w:ascii="Times New Roman" w:eastAsia="Times New Roman" w:hAnsi="Times New Roman" w:cs="Times New Roman"/>
         </w:rPr>
@@ -10068,7 +10068,7 @@
     </w:p>
     <w:p>
       <w:pPr>
-        <w:pStyle w:val="Heading2"/>
+        <w:pStyle w:val="2"/>
         <w:rPr>
           <w:rFonts w:ascii="Times New Roman" w:eastAsia="Times New Roman" w:hAnsi="Times New Roman" w:cs="Times New Roman"/>
           <w:sz w:val="24"/>
@@ -10222,7 +10222,7 @@
     </w:p>
     <w:p>
       <w:pPr>
-        <w:pStyle w:val="Heading2"/>
+        <w:pStyle w:val="2"/>
         <w:rPr>
           <w:rFonts w:ascii="Times New Roman" w:eastAsia="Times New Roman" w:hAnsi="Times New Roman" w:cs="Times New Roman"/>
           <w:sz w:val="24"/>
@@ -10328,7 +10328,7 @@
     </w:p>
     <w:p>
       <w:pPr>
-        <w:pStyle w:val="Heading1"/>
+        <w:pStyle w:val="1"/>
         <w:rPr>
           <w:rFonts w:ascii="Times New Roman" w:eastAsia="Times New Roman" w:hAnsi="Times New Roman" w:cs="Times New Roman"/>
         </w:rPr>
@@ -10342,7 +10342,7 @@
     </w:p>
     <w:p>
       <w:pPr>
-        <w:pStyle w:val="Heading2"/>
+        <w:pStyle w:val="2"/>
         <w:rPr>
           <w:rFonts w:ascii="Times New Roman" w:eastAsia="Times New Roman" w:hAnsi="Times New Roman" w:cs="Times New Roman"/>
           <w:sz w:val="24"/>
@@ -10381,7 +10381,7 @@
     </w:p>
     <w:p>
       <w:pPr>
-        <w:pStyle w:val="Heading2"/>
+        <w:pStyle w:val="2"/>
         <w:rPr>
           <w:rFonts w:ascii="Times New Roman" w:eastAsia="Times New Roman" w:hAnsi="Times New Roman" w:cs="Times New Roman"/>
           <w:sz w:val="24"/>
@@ -10417,7 +10417,7 @@
     </w:p>
     <w:p>
       <w:pPr>
-        <w:pStyle w:val="Heading1"/>
+        <w:pStyle w:val="1"/>
         <w:rPr>
           <w:rFonts w:ascii="Times New Roman" w:eastAsia="Times New Roman" w:hAnsi="Times New Roman" w:cs="Times New Roman"/>
         </w:rPr>
@@ -10431,7 +10431,7 @@
     </w:p>
     <w:p>
       <w:pPr>
-        <w:pStyle w:val="Heading2"/>
+        <w:pStyle w:val="2"/>
         <w:rPr>
           <w:rFonts w:ascii="Times New Roman" w:eastAsia="Times New Roman" w:hAnsi="Times New Roman" w:cs="Times New Roman"/>
           <w:sz w:val="24"/>
@@ -10478,7 +10478,7 @@
     </w:p>
     <w:p>
       <w:pPr>
-        <w:pStyle w:val="Heading2"/>
+        <w:pStyle w:val="2"/>
         <w:rPr>
           <w:rFonts w:ascii="Times New Roman" w:eastAsia="Times New Roman" w:hAnsi="Times New Roman" w:cs="Times New Roman"/>
           <w:sz w:val="24"/>
@@ -10524,7 +10524,7 @@
     </w:p>
     <w:p>
       <w:pPr>
-        <w:pStyle w:val="Heading1"/>
+        <w:pStyle w:val="1"/>
         <w:rPr>
           <w:rFonts w:ascii="Times New Roman" w:eastAsia="Times New Roman" w:hAnsi="Times New Roman" w:cs="Times New Roman"/>
         </w:rPr>
@@ -10538,7 +10538,7 @@
     </w:p>
     <w:p>
       <w:pPr>
-        <w:pStyle w:val="Heading2"/>
+        <w:pStyle w:val="2"/>
         <w:rPr>
           <w:rFonts w:ascii="Times New Roman" w:eastAsia="Times New Roman" w:hAnsi="Times New Roman" w:cs="Times New Roman"/>
           <w:sz w:val="24"/>
@@ -10585,7 +10585,7 @@
     </w:p>
     <w:p>
       <w:pPr>
-        <w:pStyle w:val="Heading2"/>
+        <w:pStyle w:val="2"/>
         <w:rPr>
           <w:rFonts w:ascii="Times New Roman" w:eastAsia="Times New Roman" w:hAnsi="Times New Roman" w:cs="Times New Roman"/>
           <w:sz w:val="24"/>
@@ -10633,7 +10633,7 @@
     </w:p>
     <w:p>
       <w:pPr>
-        <w:pStyle w:val="Heading1"/>
+        <w:pStyle w:val="1"/>
         <w:rPr>
           <w:rFonts w:ascii="Times New Roman" w:eastAsia="Times New Roman" w:hAnsi="Times New Roman" w:cs="Times New Roman"/>
         </w:rPr>
@@ -10648,7 +10648,7 @@
     </w:p>
     <w:p>
       <w:pPr>
-        <w:pStyle w:val="Heading2"/>
+        <w:pStyle w:val="2"/>
         <w:rPr>
           <w:rFonts w:ascii="Times New Roman" w:eastAsia="Times New Roman" w:hAnsi="Times New Roman" w:cs="Times New Roman"/>
           <w:sz w:val="24"/>
@@ -10695,7 +10695,7 @@
     </w:p>
     <w:p>
       <w:pPr>
-        <w:pStyle w:val="Heading2"/>
+        <w:pStyle w:val="2"/>
         <w:rPr>
           <w:rFonts w:ascii="Times New Roman" w:eastAsia="Times New Roman" w:hAnsi="Times New Roman" w:cs="Times New Roman"/>
           <w:sz w:val="24"/>
@@ -10743,7 +10743,7 @@
     </w:p>
     <w:p>
       <w:pPr>
-        <w:pStyle w:val="Heading1"/>
+        <w:pStyle w:val="1"/>
         <w:rPr>
           <w:rFonts w:ascii="Times New Roman" w:eastAsia="Times New Roman" w:hAnsi="Times New Roman" w:cs="Times New Roman"/>
         </w:rPr>
@@ -10759,7 +10759,7 @@
     </w:p>
     <w:p>
       <w:pPr>
-        <w:pStyle w:val="Heading2"/>
+        <w:pStyle w:val="2"/>
         <w:rPr>
           <w:rFonts w:ascii="Times New Roman" w:eastAsia="Times New Roman" w:hAnsi="Times New Roman" w:cs="Times New Roman"/>
           <w:sz w:val="24"/>
@@ -10798,7 +10798,7 @@
     </w:p>
     <w:p>
       <w:pPr>
-        <w:pStyle w:val="Heading2"/>
+        <w:pStyle w:val="2"/>
         <w:rPr>
           <w:rFonts w:ascii="Times New Roman" w:eastAsia="Times New Roman" w:hAnsi="Times New Roman" w:cs="Times New Roman"/>
           <w:sz w:val="24"/>
@@ -10839,7 +10839,7 @@
     </w:p>
     <w:p>
       <w:pPr>
-        <w:pStyle w:val="Heading1"/>
+        <w:pStyle w:val="1"/>
         <w:rPr>
           <w:rFonts w:ascii="Times New Roman" w:eastAsia="Times New Roman" w:hAnsi="Times New Roman" w:cs="Times New Roman"/>
         </w:rPr>
@@ -10853,7 +10853,7 @@
     </w:p>
     <w:p>
       <w:pPr>
-        <w:pStyle w:val="Heading2"/>
+        <w:pStyle w:val="2"/>
         <w:rPr>
           <w:rFonts w:ascii="Times New Roman" w:eastAsia="Times New Roman" w:hAnsi="Times New Roman" w:cs="Times New Roman"/>
           <w:sz w:val="24"/>
@@ -11073,7 +11073,7 @@
     </w:p>
     <w:p>
       <w:pPr>
-        <w:pStyle w:val="Heading2"/>
+        <w:pStyle w:val="2"/>
         <w:rPr>
           <w:rFonts w:ascii="Times New Roman" w:eastAsia="Times New Roman" w:hAnsi="Times New Roman" w:cs="Times New Roman"/>
           <w:sz w:val="24"/>
@@ -11397,7 +11397,7 @@
     </w:p>
     <w:p>
       <w:pPr>
-        <w:pStyle w:val="Heading1"/>
+        <w:pStyle w:val="1"/>
         <w:rPr>
           <w:rFonts w:ascii="Times New Roman" w:eastAsia="Times New Roman" w:hAnsi="Times New Roman" w:cs="Times New Roman"/>
         </w:rPr>
@@ -11411,7 +11411,7 @@
     </w:p>
     <w:p>
       <w:pPr>
-        <w:pStyle w:val="Heading2"/>
+        <w:pStyle w:val="2"/>
         <w:rPr>
           <w:rFonts w:ascii="Times New Roman" w:eastAsia="Times New Roman" w:hAnsi="Times New Roman" w:cs="Times New Roman"/>
           <w:sz w:val="24"/>
@@ -11875,7 +11875,7 @@
     </w:p>
     <w:p>
       <w:pPr>
-        <w:pStyle w:val="Heading2"/>
+        <w:pStyle w:val="2"/>
         <w:rPr>
           <w:rFonts w:ascii="Times New Roman" w:eastAsia="Times New Roman" w:hAnsi="Times New Roman" w:cs="Times New Roman"/>
           <w:sz w:val="24"/>
@@ -12199,7 +12199,7 @@
     </w:p>
     <w:p>
       <w:pPr>
-        <w:pStyle w:val="Heading1"/>
+        <w:pStyle w:val="1"/>
         <w:rPr>
           <w:rFonts w:ascii="Times New Roman" w:eastAsia="Times New Roman" w:hAnsi="Times New Roman" w:cs="Times New Roman"/>
         </w:rPr>
@@ -12213,7 +12213,7 @@
     </w:p>
     <w:p>
       <w:pPr>
-        <w:pStyle w:val="Heading2"/>
+        <w:pStyle w:val="2"/>
         <w:rPr>
           <w:rFonts w:ascii="Times New Roman" w:eastAsia="Times New Roman" w:hAnsi="Times New Roman" w:cs="Times New Roman"/>
           <w:sz w:val="24"/>
@@ -12617,7 +12617,7 @@
     </w:p>
     <w:p>
       <w:pPr>
-        <w:pStyle w:val="Heading2"/>
+        <w:pStyle w:val="2"/>
         <w:rPr>
           <w:rFonts w:ascii="Times New Roman" w:eastAsia="Times New Roman" w:hAnsi="Times New Roman" w:cs="Times New Roman"/>
           <w:sz w:val="24"/>
@@ -12941,7 +12941,7 @@
     </w:p>
     <w:p>
       <w:pPr>
-        <w:pStyle w:val="Heading1"/>
+        <w:pStyle w:val="1"/>
         <w:rPr>
           <w:rFonts w:ascii="Times New Roman" w:eastAsia="Times New Roman" w:hAnsi="Times New Roman" w:cs="Times New Roman"/>
         </w:rPr>
@@ -12955,7 +12955,7 @@
     </w:p>
     <w:p>
       <w:pPr>
-        <w:pStyle w:val="Heading2"/>
+        <w:pStyle w:val="2"/>
         <w:rPr>
           <w:rFonts w:ascii="Times New Roman" w:eastAsia="Times New Roman" w:hAnsi="Times New Roman" w:cs="Times New Roman"/>
           <w:sz w:val="24"/>
@@ -12994,7 +12994,7 @@
     </w:p>
     <w:p>
       <w:pPr>
-        <w:pStyle w:val="Heading2"/>
+        <w:pStyle w:val="2"/>
         <w:rPr>
           <w:rFonts w:ascii="Times New Roman" w:eastAsia="Times New Roman" w:hAnsi="Times New Roman" w:cs="Times New Roman"/>
           <w:sz w:val="24"/>
@@ -13033,7 +13033,7 @@
     </w:p>
     <w:p>
       <w:pPr>
-        <w:pStyle w:val="Heading1"/>
+        <w:pStyle w:val="1"/>
         <w:rPr>
           <w:rFonts w:ascii="Times New Roman" w:eastAsia="Times New Roman" w:hAnsi="Times New Roman" w:cs="Times New Roman"/>
         </w:rPr>
@@ -13048,7 +13048,7 @@
     </w:p>
     <w:p>
       <w:pPr>
-        <w:pStyle w:val="Heading2"/>
+        <w:pStyle w:val="2"/>
         <w:rPr>
           <w:rFonts w:ascii="Times New Roman" w:eastAsia="Times New Roman" w:hAnsi="Times New Roman" w:cs="Times New Roman"/>
           <w:sz w:val="24"/>
@@ -13087,7 +13087,7 @@
     </w:p>
     <w:p>
       <w:pPr>
-        <w:pStyle w:val="Heading2"/>
+        <w:pStyle w:val="2"/>
         <w:rPr>
           <w:rFonts w:ascii="Times New Roman" w:eastAsia="Times New Roman" w:hAnsi="Times New Roman" w:cs="Times New Roman"/>
           <w:sz w:val="24"/>
@@ -13123,7 +13123,7 @@
     </w:p>
     <w:p>
       <w:pPr>
-        <w:pStyle w:val="Heading1"/>
+        <w:pStyle w:val="1"/>
         <w:rPr>
           <w:rFonts w:ascii="Times New Roman" w:eastAsia="Times New Roman" w:hAnsi="Times New Roman" w:cs="Times New Roman"/>
         </w:rPr>
@@ -13137,7 +13137,7 @@
     </w:p>
     <w:p>
       <w:pPr>
-        <w:pStyle w:val="Heading2"/>
+        <w:pStyle w:val="2"/>
         <w:rPr>
           <w:rFonts w:ascii="Times New Roman" w:eastAsia="Times New Roman" w:hAnsi="Times New Roman" w:cs="Times New Roman"/>
           <w:sz w:val="24"/>
@@ -13191,7 +13191,7 @@
     </w:p>
     <w:p>
       <w:pPr>
-        <w:pStyle w:val="Heading2"/>
+        <w:pStyle w:val="2"/>
         <w:rPr>
           <w:rFonts w:ascii="Times New Roman" w:eastAsia="Times New Roman" w:hAnsi="Times New Roman" w:cs="Times New Roman"/>
           <w:sz w:val="24"/>
@@ -13246,7 +13246,7 @@
     </w:p>
     <w:p>
       <w:pPr>
-        <w:pStyle w:val="Heading1"/>
+        <w:pStyle w:val="1"/>
         <w:rPr>
           <w:rFonts w:ascii="Times New Roman" w:eastAsia="Times New Roman" w:hAnsi="Times New Roman" w:cs="Times New Roman"/>
         </w:rPr>
@@ -13261,7 +13261,7 @@
     </w:p>
     <w:p>
       <w:pPr>
-        <w:pStyle w:val="Heading2"/>
+        <w:pStyle w:val="2"/>
         <w:rPr>
           <w:rFonts w:ascii="Times New Roman" w:eastAsia="Times New Roman" w:hAnsi="Times New Roman" w:cs="Times New Roman"/>
           <w:sz w:val="24"/>
@@ -13315,7 +13315,7 @@
     </w:p>
     <w:p>
       <w:pPr>
-        <w:pStyle w:val="Heading2"/>
+        <w:pStyle w:val="2"/>
         <w:rPr>
           <w:rFonts w:ascii="Times New Roman" w:eastAsia="Times New Roman" w:hAnsi="Times New Roman" w:cs="Times New Roman"/>
           <w:sz w:val="24"/>
@@ -13371,7 +13371,7 @@
     </w:p>
     <w:p>
       <w:pPr>
-        <w:pStyle w:val="Heading1"/>
+        <w:pStyle w:val="1"/>
         <w:rPr>
           <w:rFonts w:ascii="Times New Roman" w:eastAsia="Times New Roman" w:hAnsi="Times New Roman" w:cs="Times New Roman"/>
         </w:rPr>
@@ -13385,7 +13385,7 @@
     </w:p>
     <w:p>
       <w:pPr>
-        <w:pStyle w:val="Heading2"/>
+        <w:pStyle w:val="2"/>
         <w:rPr>
           <w:rFonts w:ascii="Times New Roman" w:eastAsia="Times New Roman" w:hAnsi="Times New Roman" w:cs="Times New Roman"/>
           <w:sz w:val="24"/>
@@ -13440,7 +13440,7 @@
     </w:p>
     <w:p>
       <w:pPr>
-        <w:pStyle w:val="Heading2"/>
+        <w:pStyle w:val="2"/>
         <w:rPr>
           <w:rFonts w:ascii="Times New Roman" w:eastAsia="Times New Roman" w:hAnsi="Times New Roman" w:cs="Times New Roman"/>
           <w:sz w:val="24"/>
@@ -13496,7 +13496,7 @@
     </w:p>
     <w:p>
       <w:pPr>
-        <w:pStyle w:val="Heading1"/>
+        <w:pStyle w:val="1"/>
         <w:rPr>
           <w:rFonts w:ascii="Times New Roman" w:eastAsia="Times New Roman" w:hAnsi="Times New Roman" w:cs="Times New Roman"/>
         </w:rPr>
@@ -13510,7 +13510,7 @@
     </w:p>
     <w:p>
       <w:pPr>
-        <w:pStyle w:val="Heading2"/>
+        <w:pStyle w:val="2"/>
         <w:rPr>
           <w:rFonts w:ascii="Times New Roman" w:eastAsia="Times New Roman" w:hAnsi="Times New Roman" w:cs="Times New Roman"/>
           <w:sz w:val="24"/>
@@ -13549,7 +13549,7 @@
     </w:p>
     <w:p>
       <w:pPr>
-        <w:pStyle w:val="Heading2"/>
+        <w:pStyle w:val="2"/>
         <w:rPr>
           <w:rFonts w:ascii="Times New Roman" w:eastAsia="Times New Roman" w:hAnsi="Times New Roman" w:cs="Times New Roman"/>
           <w:sz w:val="24"/>
@@ -13588,7 +13588,7 @@
     </w:p>
     <w:p>
       <w:pPr>
-        <w:pStyle w:val="Heading1"/>
+        <w:pStyle w:val="1"/>
         <w:rPr>
           <w:rFonts w:ascii="Times New Roman" w:eastAsia="Times New Roman" w:hAnsi="Times New Roman" w:cs="Times New Roman"/>
         </w:rPr>
@@ -13602,7 +13602,7 @@
     </w:p>
     <w:p>
       <w:pPr>
-        <w:pStyle w:val="Heading2"/>
+        <w:pStyle w:val="2"/>
         <w:rPr>
           <w:rFonts w:ascii="Times New Roman" w:eastAsia="Times New Roman" w:hAnsi="Times New Roman" w:cs="Times New Roman"/>
           <w:sz w:val="24"/>
@@ -13651,7 +13651,7 @@
     </w:p>
     <w:p>
       <w:pPr>
-        <w:pStyle w:val="Heading2"/>
+        <w:pStyle w:val="2"/>
         <w:rPr>
           <w:rFonts w:ascii="Times New Roman" w:eastAsia="Times New Roman" w:hAnsi="Times New Roman" w:cs="Times New Roman"/>
           <w:sz w:val="24"/>
@@ -13687,7 +13687,7 @@
     </w:p>
     <w:p>
       <w:pPr>
-        <w:pStyle w:val="Heading1"/>
+        <w:pStyle w:val="1"/>
         <w:rPr>
           <w:rFonts w:ascii="Times New Roman" w:eastAsia="Times New Roman" w:hAnsi="Times New Roman" w:cs="Times New Roman"/>
         </w:rPr>
@@ -13701,7 +13701,7 @@
     </w:p>
     <w:p>
       <w:pPr>
-        <w:pStyle w:val="Heading2"/>
+        <w:pStyle w:val="2"/>
         <w:rPr>
           <w:rFonts w:ascii="Times New Roman" w:eastAsia="Times New Roman" w:hAnsi="Times New Roman" w:cs="Times New Roman"/>
           <w:sz w:val="24"/>
@@ -13747,7 +13747,7 @@
     </w:p>
     <w:p>
       <w:pPr>
-        <w:pStyle w:val="Heading2"/>
+        <w:pStyle w:val="2"/>
         <w:rPr>
           <w:rFonts w:ascii="Times New Roman" w:eastAsia="Times New Roman" w:hAnsi="Times New Roman" w:cs="Times New Roman"/>
           <w:sz w:val="24"/>
@@ -13794,7 +13794,7 @@
     </w:p>
     <w:p>
       <w:pPr>
-        <w:pStyle w:val="Heading1"/>
+        <w:pStyle w:val="1"/>
         <w:rPr>
           <w:rFonts w:ascii="Times New Roman" w:eastAsia="Times New Roman" w:hAnsi="Times New Roman" w:cs="Times New Roman"/>
         </w:rPr>
@@ -13808,7 +13808,7 @@
     </w:p>
     <w:p>
       <w:pPr>
-        <w:pStyle w:val="Heading2"/>
+        <w:pStyle w:val="2"/>
         <w:rPr>
           <w:rFonts w:ascii="Times New Roman" w:eastAsia="Times New Roman" w:hAnsi="Times New Roman" w:cs="Times New Roman"/>
           <w:sz w:val="24"/>
@@ -13864,7 +13864,7 @@
     </w:p>
     <w:p>
       <w:pPr>
-        <w:pStyle w:val="Heading2"/>
+        <w:pStyle w:val="2"/>
         <w:rPr>
           <w:rFonts w:ascii="Times New Roman" w:eastAsia="Times New Roman" w:hAnsi="Times New Roman" w:cs="Times New Roman"/>
           <w:sz w:val="24"/>
@@ -13911,7 +13911,7 @@
     </w:p>
     <w:p>
       <w:pPr>
-        <w:pStyle w:val="Heading1"/>
+        <w:pStyle w:val="1"/>
         <w:rPr>
           <w:rFonts w:ascii="Times New Roman" w:eastAsia="Times New Roman" w:hAnsi="Times New Roman" w:cs="Times New Roman"/>
         </w:rPr>
@@ -13925,7 +13925,7 @@
     </w:p>
     <w:p>
       <w:pPr>
-        <w:pStyle w:val="Heading2"/>
+        <w:pStyle w:val="2"/>
         <w:rPr>
           <w:rFonts w:ascii="Times New Roman" w:eastAsia="Times New Roman" w:hAnsi="Times New Roman" w:cs="Times New Roman"/>
           <w:sz w:val="24"/>
@@ -13964,7 +13964,7 @@
     </w:p>
     <w:p>
       <w:pPr>
-        <w:pStyle w:val="Heading2"/>
+        <w:pStyle w:val="2"/>
         <w:rPr>
           <w:rFonts w:ascii="Times New Roman" w:eastAsia="Times New Roman" w:hAnsi="Times New Roman" w:cs="Times New Roman"/>
           <w:sz w:val="24"/>
@@ -14010,7 +14010,7 @@
     </w:p>
     <w:p>
       <w:pPr>
-        <w:pStyle w:val="Heading1"/>
+        <w:pStyle w:val="1"/>
         <w:rPr>
           <w:rFonts w:ascii="Times New Roman" w:eastAsia="Times New Roman" w:hAnsi="Times New Roman" w:cs="Times New Roman"/>
         </w:rPr>
@@ -14024,7 +14024,7 @@
     </w:p>
     <w:p>
       <w:pPr>
-        <w:pStyle w:val="Heading2"/>
+        <w:pStyle w:val="2"/>
         <w:rPr>
           <w:rFonts w:ascii="Times New Roman" w:eastAsia="Times New Roman" w:hAnsi="Times New Roman" w:cs="Times New Roman"/>
           <w:sz w:val="24"/>
@@ -14070,7 +14070,7 @@
     </w:p>
     <w:p>
       <w:pPr>
-        <w:pStyle w:val="Heading2"/>
+        <w:pStyle w:val="2"/>
         <w:rPr>
           <w:rFonts w:ascii="Times New Roman" w:eastAsia="Times New Roman" w:hAnsi="Times New Roman" w:cs="Times New Roman"/>
           <w:sz w:val="24"/>
@@ -14117,7 +14117,7 @@
     </w:p>
     <w:p>
       <w:pPr>
-        <w:pStyle w:val="Heading1"/>
+        <w:pStyle w:val="1"/>
         <w:rPr>
           <w:rFonts w:ascii="Times New Roman" w:eastAsia="Times New Roman" w:hAnsi="Times New Roman" w:cs="Times New Roman"/>
         </w:rPr>
@@ -14131,7 +14131,7 @@
     </w:p>
     <w:p>
       <w:pPr>
-        <w:pStyle w:val="Heading2"/>
+        <w:pStyle w:val="2"/>
         <w:rPr>
           <w:rFonts w:ascii="Times New Roman" w:eastAsia="Times New Roman" w:hAnsi="Times New Roman" w:cs="Times New Roman"/>
           <w:sz w:val="24"/>
@@ -14178,7 +14178,7 @@
     </w:p>
     <w:p>
       <w:pPr>
-        <w:pStyle w:val="Heading2"/>
+        <w:pStyle w:val="2"/>
         <w:rPr>
           <w:rFonts w:ascii="Times New Roman" w:eastAsia="Times New Roman" w:hAnsi="Times New Roman" w:cs="Times New Roman"/>
           <w:sz w:val="24"/>
@@ -14225,7 +14225,7 @@
     </w:p>
     <w:p>
       <w:pPr>
-        <w:pStyle w:val="Heading1"/>
+        <w:pStyle w:val="1"/>
         <w:rPr>
           <w:rFonts w:ascii="Times New Roman" w:eastAsia="Times New Roman" w:hAnsi="Times New Roman" w:cs="Times New Roman"/>
         </w:rPr>
@@ -14239,7 +14239,7 @@
     </w:p>
     <w:p>
       <w:pPr>
-        <w:pStyle w:val="Heading2"/>
+        <w:pStyle w:val="2"/>
         <w:rPr>
           <w:rFonts w:ascii="Times New Roman" w:eastAsia="Times New Roman" w:hAnsi="Times New Roman" w:cs="Times New Roman"/>
           <w:sz w:val="24"/>
@@ -14278,7 +14278,7 @@
     </w:p>
     <w:p>
       <w:pPr>
-        <w:pStyle w:val="Heading2"/>
+        <w:pStyle w:val="2"/>
         <w:rPr>
           <w:rFonts w:ascii="Times New Roman" w:eastAsia="Times New Roman" w:hAnsi="Times New Roman" w:cs="Times New Roman"/>
           <w:sz w:val="24"/>
@@ -14314,7 +14314,7 @@
     </w:p>
     <w:p>
       <w:pPr>
-        <w:pStyle w:val="Heading1"/>
+        <w:pStyle w:val="1"/>
         <w:rPr>
           <w:rFonts w:ascii="Times New Roman" w:eastAsia="Times New Roman" w:hAnsi="Times New Roman" w:cs="Times New Roman"/>
         </w:rPr>
@@ -14329,7 +14329,7 @@
     </w:p>
     <w:p>
       <w:pPr>
-        <w:pStyle w:val="Heading2"/>
+        <w:pStyle w:val="2"/>
         <w:rPr>
           <w:rFonts w:ascii="Times New Roman" w:eastAsia="Times New Roman" w:hAnsi="Times New Roman" w:cs="Times New Roman"/>
           <w:sz w:val="24"/>
@@ -14368,7 +14368,7 @@
     </w:p>
     <w:p>
       <w:pPr>
-        <w:pStyle w:val="Heading2"/>
+        <w:pStyle w:val="2"/>
         <w:rPr>
           <w:rFonts w:ascii="Times New Roman" w:eastAsia="Times New Roman" w:hAnsi="Times New Roman" w:cs="Times New Roman"/>
           <w:sz w:val="24"/>
@@ -14404,7 +14404,7 @@
     </w:p>
     <w:p>
       <w:pPr>
-        <w:pStyle w:val="Heading1"/>
+        <w:pStyle w:val="1"/>
         <w:rPr>
           <w:rFonts w:ascii="Times New Roman" w:eastAsia="Times New Roman" w:hAnsi="Times New Roman" w:cs="Times New Roman"/>
         </w:rPr>
@@ -14418,7 +14418,7 @@
     </w:p>
     <w:p>
       <w:pPr>
-        <w:pStyle w:val="Heading2"/>
+        <w:pStyle w:val="2"/>
         <w:rPr>
           <w:rFonts w:ascii="Times New Roman" w:eastAsia="Times New Roman" w:hAnsi="Times New Roman" w:cs="Times New Roman"/>
           <w:sz w:val="24"/>
@@ -14464,7 +14464,7 @@
     </w:p>
     <w:p>
       <w:pPr>
-        <w:pStyle w:val="Heading2"/>
+        <w:pStyle w:val="2"/>
         <w:rPr>
           <w:rFonts w:ascii="Times New Roman" w:eastAsia="Times New Roman" w:hAnsi="Times New Roman" w:cs="Times New Roman"/>
           <w:sz w:val="24"/>
@@ -14511,7 +14511,7 @@
     </w:p>
     <w:p>
       <w:pPr>
-        <w:pStyle w:val="Heading1"/>
+        <w:pStyle w:val="1"/>
         <w:rPr>
           <w:rFonts w:ascii="Times New Roman" w:eastAsia="Times New Roman" w:hAnsi="Times New Roman" w:cs="Times New Roman"/>
         </w:rPr>
@@ -14525,7 +14525,7 @@
     </w:p>
     <w:p>
       <w:pPr>
-        <w:pStyle w:val="Heading2"/>
+        <w:pStyle w:val="2"/>
         <w:rPr>
           <w:rFonts w:ascii="Times New Roman" w:eastAsia="Times New Roman" w:hAnsi="Times New Roman" w:cs="Times New Roman"/>
           <w:sz w:val="24"/>
@@ -14574,7 +14574,7 @@
     </w:p>
     <w:p>
       <w:pPr>
-        <w:pStyle w:val="Heading2"/>
+        <w:pStyle w:val="2"/>
         <w:rPr>
           <w:rFonts w:ascii="Times New Roman" w:eastAsia="Times New Roman" w:hAnsi="Times New Roman" w:cs="Times New Roman"/>
           <w:sz w:val="24"/>
@@ -14610,7 +14610,7 @@
     </w:p>
     <w:p>
       <w:pPr>
-        <w:pStyle w:val="Heading1"/>
+        <w:pStyle w:val="1"/>
         <w:rPr>
           <w:rFonts w:ascii="Times New Roman" w:eastAsia="Times New Roman" w:hAnsi="Times New Roman" w:cs="Times New Roman"/>
         </w:rPr>
@@ -14624,7 +14624,7 @@
     </w:p>
     <w:p>
       <w:pPr>
-        <w:pStyle w:val="Heading2"/>
+        <w:pStyle w:val="2"/>
         <w:rPr>
           <w:rFonts w:ascii="Times New Roman" w:eastAsia="Times New Roman" w:hAnsi="Times New Roman" w:cs="Times New Roman"/>
           <w:sz w:val="24"/>
@@ -14642,7 +14642,7 @@
     </w:p>
     <w:p>
       <w:pPr>
-        <w:pStyle w:val="Heading2"/>
+        <w:pStyle w:val="2"/>
         <w:rPr>
           <w:rFonts w:ascii="Times New Roman" w:eastAsia="Times New Roman" w:hAnsi="Times New Roman" w:cs="Times New Roman"/>
           <w:sz w:val="24"/>
@@ -14680,7 +14680,7 @@
     </w:p>
     <w:p>
       <w:pPr>
-        <w:pStyle w:val="Heading2"/>
+        <w:pStyle w:val="2"/>
         <w:rPr>
           <w:rFonts w:ascii="Times New Roman" w:eastAsia="Times New Roman" w:hAnsi="Times New Roman" w:cs="Times New Roman"/>
           <w:sz w:val="24"/>
@@ -14735,7 +14735,7 @@
     </w:p>
     <w:p>
       <w:pPr>
-        <w:pStyle w:val="Heading1"/>
+        <w:pStyle w:val="1"/>
         <w:rPr>
           <w:rFonts w:ascii="Times New Roman" w:eastAsia="Times New Roman" w:hAnsi="Times New Roman" w:cs="Times New Roman"/>
         </w:rPr>
@@ -14749,7 +14749,7 @@
     </w:p>
     <w:p>
       <w:pPr>
-        <w:pStyle w:val="Heading2"/>
+        <w:pStyle w:val="2"/>
         <w:rPr>
           <w:rFonts w:ascii="Times New Roman" w:eastAsia="Times New Roman" w:hAnsi="Times New Roman" w:cs="Times New Roman"/>
           <w:sz w:val="24"/>
@@ -14813,7 +14813,7 @@
     </w:p>
     <w:p>
       <w:pPr>
-        <w:pStyle w:val="Heading2"/>
+        <w:pStyle w:val="2"/>
         <w:rPr>
           <w:rFonts w:ascii="Times New Roman" w:eastAsia="Times New Roman" w:hAnsi="Times New Roman" w:cs="Times New Roman"/>
           <w:sz w:val="24"/>
@@ -14868,7 +14868,7 @@
     </w:p>
     <w:p>
       <w:pPr>
-        <w:pStyle w:val="Heading1"/>
+        <w:pStyle w:val="1"/>
         <w:rPr>
           <w:rFonts w:ascii="Times New Roman" w:eastAsia="Times New Roman" w:hAnsi="Times New Roman" w:cs="Times New Roman"/>
         </w:rPr>
@@ -14883,7 +14883,7 @@
     </w:p>
     <w:p>
       <w:pPr>
-        <w:pStyle w:val="Heading2"/>
+        <w:pStyle w:val="2"/>
         <w:rPr>
           <w:rFonts w:ascii="Times New Roman" w:eastAsia="Times New Roman" w:hAnsi="Times New Roman" w:cs="Times New Roman"/>
           <w:sz w:val="24"/>
@@ -14919,7 +14919,7 @@
     </w:p>
     <w:p>
       <w:pPr>
-        <w:pStyle w:val="Heading2"/>
+        <w:pStyle w:val="2"/>
         <w:rPr>
           <w:rFonts w:ascii="Times New Roman" w:eastAsia="Times New Roman" w:hAnsi="Times New Roman" w:cs="Times New Roman"/>
           <w:sz w:val="24"/>
@@ -14955,7 +14955,7 @@
     </w:p>
     <w:p>
       <w:pPr>
-        <w:pStyle w:val="Heading1"/>
+        <w:pStyle w:val="1"/>
         <w:rPr>
           <w:rFonts w:ascii="Times New Roman" w:eastAsia="Times New Roman" w:hAnsi="Times New Roman" w:cs="Times New Roman"/>
         </w:rPr>
@@ -14969,7 +14969,7 @@
     </w:p>
     <w:p>
       <w:pPr>
-        <w:pStyle w:val="Heading2"/>
+        <w:pStyle w:val="2"/>
         <w:rPr>
           <w:rFonts w:ascii="Times New Roman" w:eastAsia="Times New Roman" w:hAnsi="Times New Roman" w:cs="Times New Roman"/>
           <w:sz w:val="24"/>
@@ -15025,7 +15025,7 @@
     </w:p>
     <w:p>
       <w:pPr>
-        <w:pStyle w:val="Heading2"/>
+        <w:pStyle w:val="2"/>
         <w:rPr>
           <w:rFonts w:ascii="Times New Roman" w:eastAsia="Times New Roman" w:hAnsi="Times New Roman" w:cs="Times New Roman"/>
           <w:sz w:val="24"/>
@@ -15081,7 +15081,7 @@
     </w:p>
     <w:p>
       <w:pPr>
-        <w:pStyle w:val="Heading1"/>
+        <w:pStyle w:val="1"/>
         <w:rPr>
           <w:rFonts w:ascii="Times New Roman" w:eastAsia="Times New Roman" w:hAnsi="Times New Roman" w:cs="Times New Roman"/>
         </w:rPr>
@@ -15095,7 +15095,7 @@
     </w:p>
     <w:p>
       <w:pPr>
-        <w:pStyle w:val="Heading2"/>
+        <w:pStyle w:val="2"/>
         <w:rPr>
           <w:rFonts w:ascii="Times New Roman" w:eastAsia="Times New Roman" w:hAnsi="Times New Roman" w:cs="Times New Roman"/>
           <w:sz w:val="24"/>
@@ -15131,7 +15131,7 @@
     </w:p>
     <w:p>
       <w:pPr>
-        <w:pStyle w:val="Heading2"/>
+        <w:pStyle w:val="2"/>
         <w:rPr>
           <w:rFonts w:ascii="Times New Roman" w:eastAsia="Times New Roman" w:hAnsi="Times New Roman" w:cs="Times New Roman"/>
           <w:sz w:val="24"/>
@@ -15177,7 +15177,7 @@
     </w:p>
     <w:p>
       <w:pPr>
-        <w:pStyle w:val="Heading1"/>
+        <w:pStyle w:val="1"/>
         <w:rPr>
           <w:rFonts w:ascii="Times New Roman" w:eastAsia="Times New Roman" w:hAnsi="Times New Roman" w:cs="Times New Roman"/>
         </w:rPr>
@@ -15191,7 +15191,7 @@
     </w:p>
     <w:p>
       <w:pPr>
-        <w:pStyle w:val="Heading2"/>
+        <w:pStyle w:val="2"/>
         <w:rPr>
           <w:rFonts w:ascii="Times New Roman" w:eastAsia="Times New Roman" w:hAnsi="Times New Roman" w:cs="Times New Roman"/>
           <w:sz w:val="24"/>
@@ -15247,7 +15247,7 @@
     </w:p>
     <w:p>
       <w:pPr>
-        <w:pStyle w:val="Heading2"/>
+        <w:pStyle w:val="2"/>
         <w:rPr>
           <w:rFonts w:ascii="Times New Roman" w:eastAsia="Times New Roman" w:hAnsi="Times New Roman" w:cs="Times New Roman"/>
           <w:sz w:val="24"/>
@@ -15303,7 +15303,7 @@
     </w:p>
     <w:p>
       <w:pPr>
-        <w:pStyle w:val="Heading1"/>
+        <w:pStyle w:val="1"/>
         <w:rPr>
           <w:rFonts w:ascii="Times New Roman" w:eastAsia="Times New Roman" w:hAnsi="Times New Roman" w:cs="Times New Roman"/>
         </w:rPr>
@@ -15317,7 +15317,7 @@
     </w:p>
     <w:p>
       <w:pPr>
-        <w:pStyle w:val="Heading2"/>
+        <w:pStyle w:val="2"/>
         <w:rPr>
           <w:rFonts w:ascii="Times New Roman" w:eastAsia="Times New Roman" w:hAnsi="Times New Roman" w:cs="Times New Roman"/>
           <w:sz w:val="24"/>
@@ -15373,7 +15373,7 @@
     </w:p>
     <w:p>
       <w:pPr>
-        <w:pStyle w:val="Heading2"/>
+        <w:pStyle w:val="2"/>
         <w:rPr>
           <w:rFonts w:ascii="Times New Roman" w:eastAsia="Times New Roman" w:hAnsi="Times New Roman" w:cs="Times New Roman"/>
           <w:sz w:val="24"/>
@@ -15429,7 +15429,7 @@
     </w:p>
     <w:p>
       <w:pPr>
-        <w:pStyle w:val="Heading1"/>
+        <w:pStyle w:val="1"/>
         <w:rPr>
           <w:rFonts w:ascii="Times New Roman" w:eastAsia="Times New Roman" w:hAnsi="Times New Roman" w:cs="Times New Roman"/>
         </w:rPr>
@@ -15443,7 +15443,7 @@
     </w:p>
     <w:p>
       <w:pPr>
-        <w:pStyle w:val="Heading2"/>
+        <w:pStyle w:val="2"/>
         <w:rPr>
           <w:rFonts w:ascii="Times New Roman" w:eastAsia="Times New Roman" w:hAnsi="Times New Roman" w:cs="Times New Roman"/>
           <w:sz w:val="24"/>
@@ -15482,7 +15482,7 @@
     </w:p>
     <w:p>
       <w:pPr>
-        <w:pStyle w:val="Heading2"/>
+        <w:pStyle w:val="2"/>
         <w:rPr>
           <w:rFonts w:ascii="Times New Roman" w:eastAsia="Times New Roman" w:hAnsi="Times New Roman" w:cs="Times New Roman"/>
           <w:sz w:val="24"/>
@@ -15518,7 +15518,7 @@
     </w:p>
     <w:p>
       <w:pPr>
-        <w:pStyle w:val="Heading1"/>
+        <w:pStyle w:val="1"/>
         <w:rPr>
           <w:rFonts w:ascii="Times New Roman" w:eastAsia="Times New Roman" w:hAnsi="Times New Roman" w:cs="Times New Roman"/>
         </w:rPr>
@@ -15533,7 +15533,7 @@
     </w:p>
     <w:p>
       <w:pPr>
-        <w:pStyle w:val="Heading2"/>
+        <w:pStyle w:val="2"/>
         <w:rPr>
           <w:rFonts w:ascii="Times New Roman" w:eastAsia="Times New Roman" w:hAnsi="Times New Roman" w:cs="Times New Roman"/>
           <w:sz w:val="24"/>
@@ -15588,7 +15588,7 @@
     </w:p>
     <w:p>
       <w:pPr>
-        <w:pStyle w:val="Heading2"/>
+        <w:pStyle w:val="2"/>
         <w:rPr>
           <w:rFonts w:ascii="Times New Roman" w:eastAsia="Times New Roman" w:hAnsi="Times New Roman" w:cs="Times New Roman"/>
           <w:sz w:val="24"/>
@@ -15635,7 +15635,7 @@
     </w:p>
     <w:p>
       <w:pPr>
-        <w:pStyle w:val="Heading1"/>
+        <w:pStyle w:val="1"/>
         <w:rPr>
           <w:rFonts w:ascii="Times New Roman" w:eastAsia="Times New Roman" w:hAnsi="Times New Roman" w:cs="Times New Roman"/>
         </w:rPr>
@@ -15649,7 +15649,7 @@
     </w:p>
     <w:p>
       <w:pPr>
-        <w:pStyle w:val="Heading2"/>
+        <w:pStyle w:val="2"/>
         <w:rPr>
           <w:rFonts w:ascii="Times New Roman" w:eastAsia="Times New Roman" w:hAnsi="Times New Roman" w:cs="Times New Roman"/>
           <w:sz w:val="24"/>
@@ -15694,7 +15694,7 @@
     </w:p>
     <w:p>
       <w:pPr>
-        <w:pStyle w:val="Heading2"/>
+        <w:pStyle w:val="2"/>
         <w:rPr>
           <w:rFonts w:ascii="Times New Roman" w:eastAsia="Times New Roman" w:hAnsi="Times New Roman" w:cs="Times New Roman"/>
           <w:sz w:val="24"/>
@@ -15785,7 +15785,7 @@
     </w:p>
     <w:p>
       <w:pPr>
-        <w:pStyle w:val="Heading1"/>
+        <w:pStyle w:val="1"/>
         <w:spacing w:after="120" w:line="240" w:lineRule="auto"/>
         <w:jc w:val="both"/>
         <w:rPr>
@@ -15801,7 +15801,7 @@
     </w:p>
     <w:p>
       <w:pPr>
-        <w:pStyle w:val="Heading2"/>
+        <w:pStyle w:val="2"/>
         <w:spacing w:after="120" w:line="240" w:lineRule="auto"/>
         <w:jc w:val="both"/>
         <w:rPr>
@@ -15861,7 +15861,7 @@
     </w:p>
     <w:p>
       <w:pPr>
-        <w:pStyle w:val="Heading2"/>
+        <w:pStyle w:val="2"/>
         <w:tabs>
           <w:tab w:val="center" w:pos="4680"/>
         </w:tabs>
@@ -15940,7 +15940,7 @@
     </w:p>
     <w:p>
       <w:pPr>
-        <w:pStyle w:val="Heading1"/>
+        <w:pStyle w:val="1"/>
         <w:spacing w:after="120" w:line="240" w:lineRule="auto"/>
         <w:jc w:val="both"/>
         <w:rPr>
@@ -15956,7 +15956,7 @@
     </w:p>
     <w:p>
       <w:pPr>
-        <w:pStyle w:val="Heading2"/>
+        <w:pStyle w:val="2"/>
         <w:spacing w:after="120" w:line="240" w:lineRule="auto"/>
         <w:jc w:val="both"/>
         <w:rPr>
@@ -16029,7 +16029,7 @@
     </w:p>
     <w:p>
       <w:pPr>
-        <w:pStyle w:val="Heading2"/>
+        <w:pStyle w:val="2"/>
         <w:tabs>
           <w:tab w:val="center" w:pos="4680"/>
         </w:tabs>
@@ -16115,7 +16115,7 @@
     </w:p>
     <w:p>
       <w:pPr>
-        <w:pStyle w:val="Heading1"/>
+        <w:pStyle w:val="1"/>
         <w:spacing w:after="120" w:line="240" w:lineRule="auto"/>
         <w:jc w:val="both"/>
         <w:rPr>
@@ -16132,7 +16132,7 @@
     </w:p>
     <w:p>
       <w:pPr>
-        <w:pStyle w:val="Heading2"/>
+        <w:pStyle w:val="2"/>
         <w:spacing w:after="120" w:line="240" w:lineRule="auto"/>
         <w:jc w:val="both"/>
         <w:rPr>
@@ -16196,7 +16196,7 @@
     </w:p>
     <w:p>
       <w:pPr>
-        <w:pStyle w:val="Heading2"/>
+        <w:pStyle w:val="2"/>
         <w:tabs>
           <w:tab w:val="center" w:pos="4680"/>
         </w:tabs>
@@ -16265,7 +16265,7 @@
     </w:p>
     <w:p>
       <w:pPr>
-        <w:pStyle w:val="Heading1"/>
+        <w:pStyle w:val="1"/>
         <w:spacing w:after="120" w:line="240" w:lineRule="auto"/>
         <w:jc w:val="both"/>
         <w:rPr>
@@ -16281,7 +16281,7 @@
     </w:p>
     <w:p>
       <w:pPr>
-        <w:pStyle w:val="Heading2"/>
+        <w:pStyle w:val="2"/>
         <w:spacing w:after="120" w:line="240" w:lineRule="auto"/>
         <w:jc w:val="both"/>
         <w:rPr>
@@ -16397,7 +16397,7 @@
     </w:p>
     <w:p>
       <w:pPr>
-        <w:pStyle w:val="Heading2"/>
+        <w:pStyle w:val="2"/>
         <w:tabs>
           <w:tab w:val="center" w:pos="4680"/>
         </w:tabs>
@@ -16487,7 +16487,7 @@
     </w:p>
     <w:p>
       <w:pPr>
-        <w:pStyle w:val="Heading1"/>
+        <w:pStyle w:val="1"/>
         <w:spacing w:after="120" w:line="240" w:lineRule="auto"/>
         <w:jc w:val="both"/>
         <w:rPr>
@@ -16503,7 +16503,7 @@
     </w:p>
     <w:p>
       <w:pPr>
-        <w:pStyle w:val="Heading2"/>
+        <w:pStyle w:val="2"/>
         <w:spacing w:after="120" w:line="240" w:lineRule="auto"/>
         <w:jc w:val="both"/>
         <w:rPr>
@@ -16573,7 +16573,7 @@
     </w:p>
     <w:p>
       <w:pPr>
-        <w:pStyle w:val="Heading2"/>
+        <w:pStyle w:val="2"/>
         <w:tabs>
           <w:tab w:val="center" w:pos="4680"/>
         </w:tabs>
@@ -16649,7 +16649,7 @@
     </w:p>
     <w:p>
       <w:pPr>
-        <w:pStyle w:val="Heading1"/>
+        <w:pStyle w:val="1"/>
         <w:spacing w:after="120" w:line="240" w:lineRule="auto"/>
         <w:jc w:val="both"/>
         <w:rPr>
@@ -16665,7 +16665,7 @@
     </w:p>
     <w:p>
       <w:pPr>
-        <w:pStyle w:val="Heading2"/>
+        <w:pStyle w:val="2"/>
         <w:spacing w:after="120" w:line="240" w:lineRule="auto"/>
         <w:jc w:val="both"/>
         <w:rPr>
@@ -16710,7 +16710,7 @@
     </w:p>
     <w:p>
       <w:pPr>
-        <w:pStyle w:val="Heading2"/>
+        <w:pStyle w:val="2"/>
         <w:rPr>
           <w:rFonts w:ascii="Times New Roman" w:eastAsia="Times New Roman" w:hAnsi="Times New Roman" w:cs="Times New Roman"/>
           <w:sz w:val="24"/>
@@ -16759,7 +16759,7 @@
     </w:p>
     <w:p>
       <w:pPr>
-        <w:pStyle w:val="Heading1"/>
+        <w:pStyle w:val="1"/>
         <w:spacing w:after="120" w:line="240" w:lineRule="auto"/>
         <w:jc w:val="both"/>
         <w:rPr>
@@ -16776,7 +16776,7 @@
     </w:p>
     <w:p>
       <w:pPr>
-        <w:pStyle w:val="Heading2"/>
+        <w:pStyle w:val="2"/>
         <w:spacing w:after="120" w:line="240" w:lineRule="auto"/>
         <w:jc w:val="both"/>
         <w:rPr>
@@ -16821,7 +16821,7 @@
     </w:p>
     <w:p>
       <w:pPr>
-        <w:pStyle w:val="Heading2"/>
+        <w:pStyle w:val="2"/>
         <w:rPr>
           <w:rFonts w:ascii="Times New Roman" w:eastAsia="Times New Roman" w:hAnsi="Times New Roman" w:cs="Times New Roman"/>
           <w:sz w:val="24"/>
@@ -16868,7 +16868,7 @@
     </w:p>
     <w:p>
       <w:pPr>
-        <w:pStyle w:val="Heading1"/>
+        <w:pStyle w:val="1"/>
         <w:spacing w:after="120" w:line="240" w:lineRule="auto"/>
         <w:jc w:val="both"/>
         <w:rPr>
@@ -16884,7 +16884,7 @@
     </w:p>
     <w:p>
       <w:pPr>
-        <w:pStyle w:val="Heading2"/>
+        <w:pStyle w:val="2"/>
         <w:spacing w:after="120" w:line="240" w:lineRule="auto"/>
         <w:jc w:val="both"/>
         <w:rPr>
@@ -16929,7 +16929,7 @@
     </w:p>
     <w:p>
       <w:pPr>
-        <w:pStyle w:val="Heading2"/>
+        <w:pStyle w:val="2"/>
         <w:rPr>
           <w:rFonts w:ascii="Times New Roman" w:eastAsia="Times New Roman" w:hAnsi="Times New Roman" w:cs="Times New Roman"/>
           <w:sz w:val="24"/>
@@ -16976,7 +16976,7 @@
     </w:p>
     <w:p>
       <w:pPr>
-        <w:pStyle w:val="Heading1"/>
+        <w:pStyle w:val="1"/>
         <w:spacing w:after="120" w:line="240" w:lineRule="auto"/>
         <w:jc w:val="both"/>
         <w:rPr>
@@ -16992,7 +16992,7 @@
     </w:p>
     <w:p>
       <w:pPr>
-        <w:pStyle w:val="Heading2"/>
+        <w:pStyle w:val="2"/>
         <w:spacing w:after="120" w:line="240" w:lineRule="auto"/>
         <w:jc w:val="both"/>
         <w:rPr>
@@ -17037,7 +17037,7 @@
     </w:p>
     <w:p>
       <w:pPr>
-        <w:pStyle w:val="Heading2"/>
+        <w:pStyle w:val="2"/>
         <w:rPr>
           <w:rFonts w:ascii="Times New Roman" w:eastAsia="Times New Roman" w:hAnsi="Times New Roman" w:cs="Times New Roman"/>
           <w:sz w:val="24"/>
@@ -17086,7 +17086,7 @@
     </w:p>
     <w:p>
       <w:pPr>
-        <w:pStyle w:val="Heading1"/>
+        <w:pStyle w:val="1"/>
         <w:spacing w:after="120" w:line="240" w:lineRule="auto"/>
         <w:jc w:val="both"/>
         <w:rPr>
@@ -17102,7 +17102,7 @@
     </w:p>
     <w:p>
       <w:pPr>
-        <w:pStyle w:val="Heading2"/>
+        <w:pStyle w:val="2"/>
         <w:spacing w:after="120" w:line="240" w:lineRule="auto"/>
         <w:jc w:val="both"/>
         <w:rPr>
@@ -17137,7 +17137,7 @@
     </w:p>
     <w:p>
       <w:pPr>
-        <w:pStyle w:val="Heading2"/>
+        <w:pStyle w:val="2"/>
         <w:spacing w:after="120" w:line="240" w:lineRule="auto"/>
         <w:jc w:val="both"/>
         <w:rPr>
@@ -17172,7 +17172,7 @@
     </w:p>
     <w:p>
       <w:pPr>
-        <w:pStyle w:val="Heading1"/>
+        <w:pStyle w:val="1"/>
         <w:spacing w:after="120" w:line="240" w:lineRule="auto"/>
         <w:jc w:val="both"/>
         <w:rPr>
@@ -17188,7 +17188,7 @@
     </w:p>
     <w:p>
       <w:pPr>
-        <w:pStyle w:val="Heading2"/>
+        <w:pStyle w:val="2"/>
         <w:spacing w:after="120" w:line="240" w:lineRule="auto"/>
         <w:jc w:val="both"/>
         <w:rPr>
@@ -17242,7 +17242,7 @@
     </w:p>
     <w:p>
       <w:pPr>
-        <w:pStyle w:val="Heading2"/>
+        <w:pStyle w:val="2"/>
         <w:spacing w:after="120" w:line="240" w:lineRule="auto"/>
         <w:jc w:val="both"/>
         <w:rPr>
@@ -17277,7 +17277,7 @@
     </w:p>
     <w:p>
       <w:pPr>
-        <w:pStyle w:val="Heading1"/>
+        <w:pStyle w:val="1"/>
         <w:spacing w:after="120" w:line="240" w:lineRule="auto"/>
         <w:jc w:val="both"/>
         <w:rPr>
@@ -17307,7 +17307,7 @@
     </w:p>
     <w:p>
       <w:pPr>
-        <w:pStyle w:val="Heading2"/>
+        <w:pStyle w:val="2"/>
         <w:spacing w:after="120" w:line="240" w:lineRule="auto"/>
         <w:jc w:val="both"/>
         <w:rPr>
@@ -17459,7 +17459,7 @@
     </w:p>
     <w:p>
       <w:pPr>
-        <w:pStyle w:val="Heading2"/>
+        <w:pStyle w:val="2"/>
         <w:rPr>
           <w:rFonts w:ascii="Times New Roman" w:eastAsia="Times New Roman" w:hAnsi="Times New Roman" w:cs="Times New Roman"/>
         </w:rPr>
@@ -17613,7 +17613,7 @@
     </w:p>
     <w:p>
       <w:pPr>
-        <w:pStyle w:val="Heading1"/>
+        <w:pStyle w:val="1"/>
         <w:spacing w:after="120" w:line="240" w:lineRule="auto"/>
         <w:jc w:val="both"/>
         <w:rPr>
@@ -17644,7 +17644,7 @@
     </w:p>
     <w:p>
       <w:pPr>
-        <w:pStyle w:val="Heading2"/>
+        <w:pStyle w:val="2"/>
         <w:spacing w:after="120" w:line="240" w:lineRule="auto"/>
         <w:jc w:val="both"/>
         <w:rPr>
@@ -17679,7 +17679,7 @@
     </w:p>
     <w:p>
       <w:pPr>
-        <w:pStyle w:val="Heading2"/>
+        <w:pStyle w:val="2"/>
         <w:spacing w:after="120" w:line="240" w:lineRule="auto"/>
         <w:jc w:val="both"/>
         <w:rPr>
@@ -17714,7 +17714,7 @@
     </w:p>
     <w:p>
       <w:pPr>
-        <w:pStyle w:val="Heading1"/>
+        <w:pStyle w:val="1"/>
         <w:spacing w:after="120" w:line="240" w:lineRule="auto"/>
         <w:jc w:val="both"/>
         <w:rPr>
@@ -17743,7 +17743,7 @@
     </w:p>
     <w:p>
       <w:pPr>
-        <w:pStyle w:val="Heading2"/>
+        <w:pStyle w:val="2"/>
         <w:spacing w:after="120" w:line="240" w:lineRule="auto"/>
         <w:jc w:val="both"/>
         <w:rPr>
@@ -18496,7 +18496,7 @@
     </w:p>
     <w:p>
       <w:pPr>
-        <w:pStyle w:val="Heading2"/>
+        <w:pStyle w:val="2"/>
         <w:rPr>
           <w:rFonts w:ascii="Times New Roman" w:eastAsia="Times New Roman" w:hAnsi="Times New Roman" w:cs="Times New Roman"/>
           <w:color w:val="366091"/>
@@ -19573,7 +19573,7 @@
     </w:p>
     <w:p>
       <w:pPr>
-        <w:pStyle w:val="Heading1"/>
+        <w:pStyle w:val="1"/>
         <w:spacing w:after="120" w:line="240" w:lineRule="auto"/>
         <w:jc w:val="both"/>
         <w:rPr>
@@ -19589,7 +19589,7 @@
     </w:p>
     <w:p>
       <w:pPr>
-        <w:pStyle w:val="Heading2"/>
+        <w:pStyle w:val="2"/>
         <w:spacing w:after="120" w:line="240" w:lineRule="auto"/>
         <w:jc w:val="both"/>
         <w:rPr>
@@ -19628,7 +19628,7 @@
     </w:p>
     <w:p>
       <w:pPr>
-        <w:pStyle w:val="Heading2"/>
+        <w:pStyle w:val="2"/>
         <w:rPr>
           <w:rFonts w:ascii="Times New Roman" w:eastAsia="Times New Roman" w:hAnsi="Times New Roman" w:cs="Times New Roman"/>
           <w:sz w:val="24"/>
@@ -19669,7 +19669,7 @@
     </w:p>
     <w:p>
       <w:pPr>
-        <w:pStyle w:val="Heading1"/>
+        <w:pStyle w:val="1"/>
         <w:spacing w:after="120" w:line="240" w:lineRule="auto"/>
         <w:jc w:val="both"/>
         <w:rPr>
@@ -19685,7 +19685,7 @@
     </w:p>
     <w:p>
       <w:pPr>
-        <w:pStyle w:val="Heading2"/>
+        <w:pStyle w:val="2"/>
         <w:spacing w:after="120" w:line="240" w:lineRule="auto"/>
         <w:jc w:val="both"/>
         <w:rPr>
@@ -19943,7 +19943,7 @@
     </w:p>
     <w:p>
       <w:pPr>
-        <w:pStyle w:val="Heading2"/>
+        <w:pStyle w:val="2"/>
         <w:rPr>
           <w:rFonts w:ascii="Times New Roman" w:eastAsia="Times New Roman" w:hAnsi="Times New Roman" w:cs="Times New Roman"/>
           <w:sz w:val="24"/>
@@ -20178,7 +20178,7 @@
     </w:p>
     <w:p>
       <w:pPr>
-        <w:pStyle w:val="Heading1"/>
+        <w:pStyle w:val="1"/>
         <w:spacing w:after="120" w:line="240" w:lineRule="auto"/>
         <w:jc w:val="both"/>
         <w:rPr>
@@ -20196,7 +20196,7 @@
     </w:p>
     <w:p>
       <w:pPr>
-        <w:pStyle w:val="Heading2"/>
+        <w:pStyle w:val="2"/>
         <w:spacing w:after="120" w:line="240" w:lineRule="auto"/>
         <w:jc w:val="both"/>
         <w:rPr>
@@ -20254,7 +20254,7 @@
     </w:p>
     <w:p>
       <w:pPr>
-        <w:pStyle w:val="Heading2"/>
+        <w:pStyle w:val="2"/>
         <w:rPr>
           <w:rFonts w:ascii="Times New Roman" w:eastAsia="Times New Roman" w:hAnsi="Times New Roman" w:cs="Times New Roman"/>
           <w:sz w:val="24"/>
@@ -20303,7 +20303,7 @@
     </w:p>
     <w:p>
       <w:pPr>
-        <w:pStyle w:val="Heading1"/>
+        <w:pStyle w:val="1"/>
         <w:spacing w:after="120" w:line="240" w:lineRule="auto"/>
         <w:jc w:val="both"/>
         <w:rPr>
@@ -20320,7 +20320,7 @@
     </w:p>
     <w:p>
       <w:pPr>
-        <w:pStyle w:val="Heading2"/>
+        <w:pStyle w:val="2"/>
         <w:spacing w:after="120" w:line="240" w:lineRule="auto"/>
         <w:jc w:val="both"/>
         <w:rPr>
@@ -20375,7 +20375,7 @@
     </w:p>
     <w:p>
       <w:pPr>
-        <w:pStyle w:val="Heading2"/>
+        <w:pStyle w:val="2"/>
         <w:rPr>
           <w:rFonts w:ascii="Times New Roman" w:eastAsia="Times New Roman" w:hAnsi="Times New Roman" w:cs="Times New Roman"/>
           <w:sz w:val="24"/>
@@ -20424,7 +20424,7 @@
     </w:p>
     <w:p>
       <w:pPr>
-        <w:pStyle w:val="Heading1"/>
+        <w:pStyle w:val="1"/>
         <w:spacing w:after="120" w:line="240" w:lineRule="auto"/>
         <w:jc w:val="both"/>
         <w:rPr>
@@ -20440,7 +20440,7 @@
     </w:p>
     <w:p>
       <w:pPr>
-        <w:pStyle w:val="Heading2"/>
+        <w:pStyle w:val="2"/>
         <w:spacing w:after="120" w:line="240" w:lineRule="auto"/>
         <w:jc w:val="both"/>
         <w:rPr>
@@ -20486,7 +20486,7 @@
     </w:p>
     <w:p>
       <w:pPr>
-        <w:pStyle w:val="Heading2"/>
+        <w:pStyle w:val="2"/>
         <w:rPr>
           <w:rFonts w:ascii="Times New Roman" w:eastAsia="Times New Roman" w:hAnsi="Times New Roman" w:cs="Times New Roman"/>
           <w:sz w:val="24"/>
@@ -20534,7 +20534,7 @@
     </w:p>
     <w:p>
       <w:pPr>
-        <w:pStyle w:val="Heading1"/>
+        <w:pStyle w:val="1"/>
         <w:spacing w:after="120" w:line="240" w:lineRule="auto"/>
         <w:jc w:val="both"/>
         <w:rPr>
@@ -20563,7 +20563,7 @@
     </w:p>
     <w:p>
       <w:pPr>
-        <w:pStyle w:val="Heading2"/>
+        <w:pStyle w:val="2"/>
         <w:spacing w:after="120" w:line="240" w:lineRule="auto"/>
         <w:jc w:val="both"/>
         <w:rPr>
@@ -20727,7 +20727,7 @@
     </w:p>
     <w:p>
       <w:pPr>
-        <w:pStyle w:val="Heading2"/>
+        <w:pStyle w:val="2"/>
         <w:rPr>
           <w:rFonts w:ascii="Times New Roman" w:eastAsia="Times New Roman" w:hAnsi="Times New Roman" w:cs="Times New Roman"/>
           <w:sz w:val="24"/>
@@ -20887,7 +20887,7 @@
     </w:p>
     <w:p>
       <w:pPr>
-        <w:pStyle w:val="Heading1"/>
+        <w:pStyle w:val="1"/>
         <w:spacing w:after="120" w:line="240" w:lineRule="auto"/>
         <w:jc w:val="both"/>
         <w:rPr>
@@ -20905,7 +20905,7 @@
     </w:p>
     <w:p>
       <w:pPr>
-        <w:pStyle w:val="Heading2"/>
+        <w:pStyle w:val="2"/>
         <w:spacing w:after="120" w:line="240" w:lineRule="auto"/>
         <w:jc w:val="both"/>
         <w:rPr>
@@ -20961,7 +20961,7 @@
     </w:p>
     <w:p>
       <w:pPr>
-        <w:pStyle w:val="Heading2"/>
+        <w:pStyle w:val="2"/>
         <w:rPr>
           <w:rFonts w:ascii="Times New Roman" w:eastAsia="Times New Roman" w:hAnsi="Times New Roman" w:cs="Times New Roman"/>
           <w:sz w:val="24"/>
@@ -21014,7 +21014,7 @@
     </w:p>
     <w:p>
       <w:pPr>
-        <w:pStyle w:val="Heading1"/>
+        <w:pStyle w:val="1"/>
         <w:spacing w:after="120" w:line="240" w:lineRule="auto"/>
         <w:jc w:val="both"/>
         <w:rPr>
@@ -21031,7 +21031,7 @@
     </w:p>
     <w:p>
       <w:pPr>
-        <w:pStyle w:val="Heading2"/>
+        <w:pStyle w:val="2"/>
         <w:spacing w:after="120" w:line="240" w:lineRule="auto"/>
         <w:jc w:val="both"/>
         <w:rPr>
@@ -21086,7 +21086,7 @@
     </w:p>
     <w:p>
       <w:pPr>
-        <w:pStyle w:val="Heading2"/>
+        <w:pStyle w:val="2"/>
         <w:rPr>
           <w:rFonts w:ascii="Times New Roman" w:eastAsia="Times New Roman" w:hAnsi="Times New Roman" w:cs="Times New Roman"/>
           <w:sz w:val="24"/>
@@ -21139,7 +21139,7 @@
     </w:p>
     <w:p>
       <w:pPr>
-        <w:pStyle w:val="Heading1"/>
+        <w:pStyle w:val="1"/>
         <w:spacing w:after="120" w:line="240" w:lineRule="auto"/>
         <w:jc w:val="both"/>
         <w:rPr>
@@ -21155,7 +21155,7 @@
     </w:p>
     <w:p>
       <w:pPr>
-        <w:pStyle w:val="Heading2"/>
+        <w:pStyle w:val="2"/>
         <w:spacing w:after="120" w:line="240" w:lineRule="auto"/>
         <w:jc w:val="both"/>
         <w:rPr>
@@ -21201,7 +21201,7 @@
     </w:p>
     <w:p>
       <w:pPr>
-        <w:pStyle w:val="Heading2"/>
+        <w:pStyle w:val="2"/>
         <w:rPr>
           <w:rFonts w:ascii="Times New Roman" w:eastAsia="Times New Roman" w:hAnsi="Times New Roman" w:cs="Times New Roman"/>
           <w:sz w:val="24"/>
@@ -21250,7 +21250,7 @@
     </w:p>
     <w:p>
       <w:pPr>
-        <w:pStyle w:val="Heading1"/>
+        <w:pStyle w:val="1"/>
         <w:spacing w:after="120" w:line="240" w:lineRule="auto"/>
         <w:jc w:val="both"/>
         <w:rPr>
@@ -21266,7 +21266,7 @@
     </w:p>
     <w:p>
       <w:pPr>
-        <w:pStyle w:val="Heading2"/>
+        <w:pStyle w:val="2"/>
         <w:spacing w:after="120" w:line="240" w:lineRule="auto"/>
         <w:jc w:val="both"/>
         <w:rPr>
@@ -21312,7 +21312,7 @@
     </w:p>
     <w:p>
       <w:pPr>
-        <w:pStyle w:val="Heading2"/>
+        <w:pStyle w:val="2"/>
         <w:rPr>
           <w:rFonts w:ascii="Times New Roman" w:eastAsia="Times New Roman" w:hAnsi="Times New Roman" w:cs="Times New Roman"/>
           <w:sz w:val="24"/>
@@ -21361,7 +21361,7 @@
     </w:p>
     <w:p>
       <w:pPr>
-        <w:pStyle w:val="Heading1"/>
+        <w:pStyle w:val="1"/>
         <w:spacing w:after="120" w:line="240" w:lineRule="auto"/>
         <w:jc w:val="both"/>
         <w:rPr>
@@ -21377,7 +21377,7 @@
     </w:p>
     <w:p>
       <w:pPr>
-        <w:pStyle w:val="Heading2"/>
+        <w:pStyle w:val="2"/>
         <w:spacing w:after="120" w:line="240" w:lineRule="auto"/>
         <w:jc w:val="both"/>
         <w:rPr>
@@ -21423,7 +21423,7 @@
     </w:p>
     <w:p>
       <w:pPr>
-        <w:pStyle w:val="Heading2"/>
+        <w:pStyle w:val="2"/>
         <w:rPr>
           <w:rFonts w:ascii="Times New Roman" w:eastAsia="Times New Roman" w:hAnsi="Times New Roman" w:cs="Times New Roman"/>
           <w:sz w:val="24"/>
@@ -21472,7 +21472,7 @@
     </w:p>
     <w:p>
       <w:pPr>
-        <w:pStyle w:val="Heading1"/>
+        <w:pStyle w:val="1"/>
         <w:spacing w:after="120" w:line="240" w:lineRule="auto"/>
         <w:jc w:val="both"/>
         <w:rPr>
@@ -21488,7 +21488,7 @@
     </w:p>
     <w:p>
       <w:pPr>
-        <w:pStyle w:val="Heading2"/>
+        <w:pStyle w:val="2"/>
         <w:spacing w:after="120" w:line="240" w:lineRule="auto"/>
         <w:jc w:val="both"/>
         <w:rPr>
@@ -21643,7 +21643,7 @@
     </w:p>
     <w:p>
       <w:pPr>
-        <w:pStyle w:val="Heading2"/>
+        <w:pStyle w:val="2"/>
         <w:rPr>
           <w:rFonts w:ascii="Times New Roman" w:eastAsia="Times New Roman" w:hAnsi="Times New Roman" w:cs="Times New Roman"/>
           <w:sz w:val="24"/>
@@ -21760,7 +21760,7 @@
     </w:p>
     <w:p>
       <w:pPr>
-        <w:pStyle w:val="Heading1"/>
+        <w:pStyle w:val="1"/>
         <w:spacing w:after="120" w:line="240" w:lineRule="auto"/>
         <w:jc w:val="both"/>
         <w:rPr>
@@ -21778,7 +21778,7 @@
     </w:p>
     <w:p>
       <w:pPr>
-        <w:pStyle w:val="Heading2"/>
+        <w:pStyle w:val="2"/>
         <w:rPr>
           <w:rFonts w:ascii="Times New Roman" w:eastAsia="Times New Roman" w:hAnsi="Times New Roman" w:cs="Times New Roman"/>
           <w:sz w:val="24"/>
@@ -21815,7 +21815,7 @@
     </w:p>
     <w:p>
       <w:pPr>
-        <w:pStyle w:val="Heading2"/>
+        <w:pStyle w:val="2"/>
         <w:spacing w:after="120" w:line="240" w:lineRule="auto"/>
         <w:jc w:val="both"/>
         <w:rPr>
@@ -21850,7 +21850,7 @@
     </w:p>
     <w:p>
       <w:pPr>
-        <w:pStyle w:val="Heading1"/>
+        <w:pStyle w:val="1"/>
         <w:spacing w:after="120" w:line="240" w:lineRule="auto"/>
         <w:jc w:val="both"/>
         <w:rPr>
@@ -21879,7 +21879,7 @@
     </w:p>
     <w:p>
       <w:pPr>
-        <w:pStyle w:val="Heading2"/>
+        <w:pStyle w:val="2"/>
         <w:spacing w:after="120" w:line="240" w:lineRule="auto"/>
         <w:jc w:val="both"/>
         <w:rPr>
@@ -22262,7 +22262,7 @@
     </w:p>
     <w:p>
       <w:pPr>
-        <w:pStyle w:val="Heading2"/>
+        <w:pStyle w:val="2"/>
         <w:rPr>
           <w:rFonts w:ascii="Times New Roman" w:eastAsia="Times New Roman" w:hAnsi="Times New Roman" w:cs="Times New Roman"/>
           <w:sz w:val="24"/>
@@ -22705,7 +22705,7 @@
     </w:p>
     <w:p>
       <w:pPr>
-        <w:pStyle w:val="Heading1"/>
+        <w:pStyle w:val="1"/>
         <w:spacing w:after="120" w:line="240" w:lineRule="auto"/>
         <w:jc w:val="both"/>
         <w:rPr>
@@ -22723,7 +22723,7 @@
     </w:p>
     <w:p>
       <w:pPr>
-        <w:pStyle w:val="Heading2"/>
+        <w:pStyle w:val="2"/>
         <w:spacing w:after="120" w:line="240" w:lineRule="auto"/>
         <w:jc w:val="both"/>
         <w:rPr>
@@ -22767,7 +22767,7 @@
     </w:p>
     <w:p>
       <w:pPr>
-        <w:pStyle w:val="Heading2"/>
+        <w:pStyle w:val="2"/>
         <w:rPr>
           <w:rFonts w:ascii="Times New Roman" w:eastAsia="Times New Roman" w:hAnsi="Times New Roman" w:cs="Times New Roman"/>
           <w:sz w:val="24"/>
@@ -22813,7 +22813,7 @@
     </w:p>
     <w:p>
       <w:pPr>
-        <w:pStyle w:val="Heading1"/>
+        <w:pStyle w:val="1"/>
         <w:spacing w:after="120" w:line="240" w:lineRule="auto"/>
         <w:jc w:val="both"/>
         <w:rPr>
@@ -22831,7 +22831,7 @@
     </w:p>
     <w:p>
       <w:pPr>
-        <w:pStyle w:val="Heading2"/>
+        <w:pStyle w:val="2"/>
         <w:spacing w:after="120" w:line="240" w:lineRule="auto"/>
         <w:jc w:val="both"/>
         <w:rPr>
@@ -22875,7 +22875,7 @@
     </w:p>
     <w:p>
       <w:pPr>
-        <w:pStyle w:val="Heading2"/>
+        <w:pStyle w:val="2"/>
         <w:rPr>
           <w:rFonts w:ascii="Times New Roman" w:eastAsia="Times New Roman" w:hAnsi="Times New Roman" w:cs="Times New Roman"/>
           <w:sz w:val="24"/>
@@ -22921,7 +22921,7 @@
     </w:p>
     <w:p>
       <w:pPr>
-        <w:pStyle w:val="Heading1"/>
+        <w:pStyle w:val="1"/>
         <w:spacing w:after="120" w:line="240" w:lineRule="auto"/>
         <w:jc w:val="both"/>
         <w:rPr>
@@ -22940,7 +22940,7 @@
     </w:p>
     <w:p>
       <w:pPr>
-        <w:pStyle w:val="Heading2"/>
+        <w:pStyle w:val="2"/>
         <w:spacing w:after="120" w:line="240" w:lineRule="auto"/>
         <w:jc w:val="both"/>
         <w:rPr>
@@ -22984,7 +22984,7 @@
     </w:p>
     <w:p>
       <w:pPr>
-        <w:pStyle w:val="Heading2"/>
+        <w:pStyle w:val="2"/>
         <w:rPr>
           <w:rFonts w:ascii="Times New Roman" w:eastAsia="Times New Roman" w:hAnsi="Times New Roman" w:cs="Times New Roman"/>
           <w:sz w:val="24"/>
@@ -23030,7 +23030,7 @@
     </w:p>
     <w:p>
       <w:pPr>
-        <w:pStyle w:val="Heading1"/>
+        <w:pStyle w:val="1"/>
         <w:spacing w:after="120" w:line="240" w:lineRule="auto"/>
         <w:jc w:val="both"/>
         <w:rPr>
@@ -23048,7 +23048,7 @@
     </w:p>
     <w:p>
       <w:pPr>
-        <w:pStyle w:val="Heading2"/>
+        <w:pStyle w:val="2"/>
         <w:spacing w:after="120" w:line="240" w:lineRule="auto"/>
         <w:jc w:val="both"/>
         <w:rPr>
@@ -23092,7 +23092,7 @@
     </w:p>
     <w:p>
       <w:pPr>
-        <w:pStyle w:val="Heading2"/>
+        <w:pStyle w:val="2"/>
         <w:rPr>
           <w:rFonts w:ascii="Times New Roman" w:eastAsia="Times New Roman" w:hAnsi="Times New Roman" w:cs="Times New Roman"/>
           <w:sz w:val="24"/>
@@ -23138,7 +23138,7 @@
     </w:p>
     <w:p>
       <w:pPr>
-        <w:pStyle w:val="Heading1"/>
+        <w:pStyle w:val="1"/>
         <w:spacing w:after="120" w:line="240" w:lineRule="auto"/>
         <w:jc w:val="both"/>
         <w:rPr>
@@ -23156,7 +23156,7 @@
     </w:p>
     <w:p>
       <w:pPr>
-        <w:pStyle w:val="Heading2"/>
+        <w:pStyle w:val="2"/>
         <w:spacing w:after="120" w:line="240" w:lineRule="auto"/>
         <w:jc w:val="both"/>
         <w:rPr>
@@ -23213,7 +23213,7 @@
     </w:p>
     <w:p>
       <w:pPr>
-        <w:pStyle w:val="Heading2"/>
+        <w:pStyle w:val="2"/>
         <w:rPr>
           <w:rFonts w:ascii="Times New Roman" w:eastAsia="Times New Roman" w:hAnsi="Times New Roman" w:cs="Times New Roman"/>
           <w:sz w:val="24"/>
@@ -23273,7 +23273,7 @@
     </w:p>
     <w:p>
       <w:pPr>
-        <w:pStyle w:val="Heading1"/>
+        <w:pStyle w:val="1"/>
         <w:spacing w:after="120" w:line="240" w:lineRule="auto"/>
         <w:jc w:val="both"/>
         <w:rPr>
@@ -23291,7 +23291,7 @@
     </w:p>
     <w:p>
       <w:pPr>
-        <w:pStyle w:val="Heading2"/>
+        <w:pStyle w:val="2"/>
         <w:spacing w:after="120" w:line="240" w:lineRule="auto"/>
         <w:jc w:val="both"/>
         <w:rPr>
@@ -23341,7 +23341,7 @@
     </w:p>
     <w:p>
       <w:pPr>
-        <w:pStyle w:val="Heading2"/>
+        <w:pStyle w:val="2"/>
         <w:rPr>
           <w:rFonts w:ascii="Times New Roman" w:eastAsia="Times New Roman" w:hAnsi="Times New Roman" w:cs="Times New Roman"/>
           <w:sz w:val="24"/>
@@ -23401,7 +23401,7 @@
     </w:p>
     <w:p>
       <w:pPr>
-        <w:pStyle w:val="Heading1"/>
+        <w:pStyle w:val="1"/>
         <w:spacing w:after="120" w:line="240" w:lineRule="auto"/>
         <w:jc w:val="both"/>
         <w:rPr>
@@ -23419,7 +23419,7 @@
     </w:p>
     <w:p>
       <w:pPr>
-        <w:pStyle w:val="Heading2"/>
+        <w:pStyle w:val="2"/>
         <w:spacing w:after="120" w:line="240" w:lineRule="auto"/>
         <w:jc w:val="both"/>
         <w:rPr>
@@ -23477,7 +23477,7 @@
     </w:p>
     <w:p>
       <w:pPr>
-        <w:pStyle w:val="Heading2"/>
+        <w:pStyle w:val="2"/>
         <w:rPr>
           <w:rFonts w:ascii="Times New Roman" w:eastAsia="Times New Roman" w:hAnsi="Times New Roman" w:cs="Times New Roman"/>
           <w:sz w:val="24"/>
@@ -23537,7 +23537,7 @@
     </w:p>
     <w:p>
       <w:pPr>
-        <w:pStyle w:val="Heading1"/>
+        <w:pStyle w:val="1"/>
         <w:spacing w:after="120" w:line="240" w:lineRule="auto"/>
         <w:jc w:val="both"/>
         <w:rPr>
@@ -23555,7 +23555,7 @@
     </w:p>
     <w:p>
       <w:pPr>
-        <w:pStyle w:val="Heading2"/>
+        <w:pStyle w:val="2"/>
         <w:spacing w:after="120" w:line="240" w:lineRule="auto"/>
         <w:jc w:val="both"/>
         <w:rPr>
@@ -23605,7 +23605,7 @@
     </w:p>
     <w:p>
       <w:pPr>
-        <w:pStyle w:val="Heading2"/>
+        <w:pStyle w:val="2"/>
         <w:rPr>
           <w:rFonts w:ascii="Times New Roman" w:eastAsia="Times New Roman" w:hAnsi="Times New Roman" w:cs="Times New Roman"/>
           <w:sz w:val="24"/>
@@ -23665,7 +23665,7 @@
     </w:p>
     <w:p>
       <w:pPr>
-        <w:pStyle w:val="Heading1"/>
+        <w:pStyle w:val="1"/>
         <w:spacing w:after="120" w:line="240" w:lineRule="auto"/>
         <w:jc w:val="both"/>
         <w:rPr>
@@ -23684,7 +23684,7 @@
     </w:p>
     <w:p>
       <w:pPr>
-        <w:pStyle w:val="Heading2"/>
+        <w:pStyle w:val="2"/>
         <w:spacing w:after="120" w:line="240" w:lineRule="auto"/>
         <w:jc w:val="both"/>
         <w:rPr>
@@ -23743,7 +23743,7 @@
     </w:p>
     <w:p>
       <w:pPr>
-        <w:pStyle w:val="Heading2"/>
+        <w:pStyle w:val="2"/>
         <w:rPr>
           <w:rFonts w:ascii="Times New Roman" w:eastAsia="Times New Roman" w:hAnsi="Times New Roman" w:cs="Times New Roman"/>
           <w:sz w:val="24"/>
@@ -23805,7 +23805,7 @@
     </w:p>
     <w:p>
       <w:pPr>
-        <w:pStyle w:val="Heading1"/>
+        <w:pStyle w:val="1"/>
         <w:spacing w:after="120" w:line="240" w:lineRule="auto"/>
         <w:jc w:val="both"/>
         <w:rPr>
@@ -23823,7 +23823,7 @@
     </w:p>
     <w:p>
       <w:pPr>
-        <w:pStyle w:val="Heading2"/>
+        <w:pStyle w:val="2"/>
         <w:spacing w:after="120" w:line="240" w:lineRule="auto"/>
         <w:jc w:val="both"/>
         <w:rPr>
@@ -23873,7 +23873,7 @@
     </w:p>
     <w:p>
       <w:pPr>
-        <w:pStyle w:val="Heading2"/>
+        <w:pStyle w:val="2"/>
         <w:rPr>
           <w:rFonts w:ascii="Times New Roman" w:eastAsia="Times New Roman" w:hAnsi="Times New Roman" w:cs="Times New Roman"/>
           <w:sz w:val="24"/>
@@ -23933,7 +23933,7 @@
     </w:p>
     <w:p>
       <w:pPr>
-        <w:pStyle w:val="Heading1"/>
+        <w:pStyle w:val="1"/>
         <w:spacing w:after="120" w:line="240" w:lineRule="auto"/>
         <w:jc w:val="both"/>
         <w:rPr>
@@ -23951,7 +23951,7 @@
     </w:p>
     <w:p>
       <w:pPr>
-        <w:pStyle w:val="Heading2"/>
+        <w:pStyle w:val="2"/>
         <w:spacing w:after="120" w:line="240" w:lineRule="auto"/>
         <w:jc w:val="both"/>
         <w:rPr>
@@ -24010,7 +24010,7 @@
     </w:p>
     <w:p>
       <w:pPr>
-        <w:pStyle w:val="Heading2"/>
+        <w:pStyle w:val="2"/>
         <w:rPr>
           <w:rFonts w:ascii="Times New Roman" w:eastAsia="Times New Roman" w:hAnsi="Times New Roman" w:cs="Times New Roman"/>
           <w:sz w:val="24"/>
@@ -24070,7 +24070,7 @@
     </w:p>
     <w:p>
       <w:pPr>
-        <w:pStyle w:val="Heading1"/>
+        <w:pStyle w:val="1"/>
         <w:spacing w:after="120" w:line="240" w:lineRule="auto"/>
         <w:jc w:val="both"/>
         <w:rPr>
@@ -24088,7 +24088,7 @@
     </w:p>
     <w:p>
       <w:pPr>
-        <w:pStyle w:val="Heading2"/>
+        <w:pStyle w:val="2"/>
         <w:spacing w:after="120" w:line="240" w:lineRule="auto"/>
         <w:jc w:val="both"/>
         <w:rPr>
@@ -24138,7 +24138,7 @@
     </w:p>
     <w:p>
       <w:pPr>
-        <w:pStyle w:val="Heading2"/>
+        <w:pStyle w:val="2"/>
         <w:rPr>
           <w:rFonts w:ascii="Times New Roman" w:eastAsia="Times New Roman" w:hAnsi="Times New Roman" w:cs="Times New Roman"/>
           <w:sz w:val="24"/>
@@ -24198,7 +24198,7 @@
     </w:p>
     <w:p>
       <w:pPr>
-        <w:pStyle w:val="Heading1"/>
+        <w:pStyle w:val="1"/>
         <w:spacing w:after="120" w:line="240" w:lineRule="auto"/>
         <w:jc w:val="both"/>
         <w:rPr>
@@ -24216,7 +24216,7 @@
     </w:p>
     <w:p>
       <w:pPr>
-        <w:pStyle w:val="Heading2"/>
+        <w:pStyle w:val="2"/>
         <w:spacing w:after="120" w:line="240" w:lineRule="auto"/>
         <w:jc w:val="both"/>
         <w:rPr>
@@ -24275,7 +24275,7 @@
     </w:p>
     <w:p>
       <w:pPr>
-        <w:pStyle w:val="Heading2"/>
+        <w:pStyle w:val="2"/>
         <w:rPr>
           <w:rFonts w:ascii="Times New Roman" w:eastAsia="Times New Roman" w:hAnsi="Times New Roman" w:cs="Times New Roman"/>
           <w:sz w:val="24"/>
@@ -24335,7 +24335,7 @@
     </w:p>
     <w:p>
       <w:pPr>
-        <w:pStyle w:val="Heading1"/>
+        <w:pStyle w:val="1"/>
         <w:spacing w:after="120" w:line="240" w:lineRule="auto"/>
         <w:jc w:val="both"/>
         <w:rPr>
@@ -24354,7 +24354,7 @@
     </w:p>
     <w:p>
       <w:pPr>
-        <w:pStyle w:val="Heading2"/>
+        <w:pStyle w:val="2"/>
         <w:spacing w:after="120" w:line="240" w:lineRule="auto"/>
         <w:jc w:val="both"/>
         <w:rPr>
@@ -24404,7 +24404,7 @@
     </w:p>
     <w:p>
       <w:pPr>
-        <w:pStyle w:val="Heading2"/>
+        <w:pStyle w:val="2"/>
         <w:rPr>
           <w:rFonts w:ascii="Times New Roman" w:eastAsia="Times New Roman" w:hAnsi="Times New Roman" w:cs="Times New Roman"/>
           <w:sz w:val="24"/>
@@ -24464,7 +24464,7 @@
     </w:p>
     <w:p>
       <w:pPr>
-        <w:pStyle w:val="Heading1"/>
+        <w:pStyle w:val="1"/>
         <w:spacing w:after="120" w:line="240" w:lineRule="auto"/>
         <w:jc w:val="both"/>
         <w:rPr>
@@ -24480,7 +24480,7 @@
     </w:p>
     <w:p>
       <w:pPr>
-        <w:pStyle w:val="Heading2"/>
+        <w:pStyle w:val="2"/>
         <w:spacing w:after="120" w:line="240" w:lineRule="auto"/>
         <w:jc w:val="both"/>
         <w:rPr>
@@ -24515,7 +24515,7 @@
     </w:p>
     <w:p>
       <w:pPr>
-        <w:pStyle w:val="Heading2"/>
+        <w:pStyle w:val="2"/>
         <w:rPr>
           <w:rFonts w:ascii="Times New Roman" w:eastAsia="Times New Roman" w:hAnsi="Times New Roman" w:cs="Times New Roman"/>
           <w:sz w:val="24"/>
@@ -24550,7 +24550,7 @@
     </w:p>
     <w:p>
       <w:pPr>
-        <w:pStyle w:val="Heading1"/>
+        <w:pStyle w:val="1"/>
         <w:spacing w:after="120" w:line="240" w:lineRule="auto"/>
         <w:jc w:val="both"/>
         <w:rPr>
@@ -24566,7 +24566,7 @@
     </w:p>
     <w:p>
       <w:pPr>
-        <w:pStyle w:val="Heading2"/>
+        <w:pStyle w:val="2"/>
         <w:spacing w:after="120" w:line="240" w:lineRule="auto"/>
         <w:jc w:val="both"/>
         <w:rPr>
@@ -24601,7 +24601,7 @@
     </w:p>
     <w:p>
       <w:pPr>
-        <w:pStyle w:val="Heading2"/>
+        <w:pStyle w:val="2"/>
         <w:rPr>
           <w:rFonts w:ascii="Times New Roman" w:eastAsia="Times New Roman" w:hAnsi="Times New Roman" w:cs="Times New Roman"/>
           <w:sz w:val="24"/>
@@ -24636,7 +24636,7 @@
     </w:p>
     <w:p>
       <w:pPr>
-        <w:pStyle w:val="Heading1"/>
+        <w:pStyle w:val="1"/>
         <w:spacing w:after="120" w:line="240" w:lineRule="auto"/>
         <w:jc w:val="both"/>
         <w:rPr>
@@ -24654,7 +24654,7 @@
     </w:p>
     <w:p>
       <w:pPr>
-        <w:pStyle w:val="Heading2"/>
+        <w:pStyle w:val="2"/>
         <w:spacing w:after="120" w:line="240" w:lineRule="auto"/>
         <w:jc w:val="both"/>
         <w:rPr>
@@ -24710,7 +24710,7 @@
     </w:p>
     <w:p>
       <w:pPr>
-        <w:pStyle w:val="Heading2"/>
+        <w:pStyle w:val="2"/>
         <w:rPr>
           <w:rFonts w:ascii="Times New Roman" w:eastAsia="Times New Roman" w:hAnsi="Times New Roman" w:cs="Times New Roman"/>
           <w:sz w:val="24"/>
@@ -24767,7 +24767,7 @@
     </w:p>
     <w:p>
       <w:pPr>
-        <w:pStyle w:val="Heading1"/>
+        <w:pStyle w:val="1"/>
         <w:spacing w:after="120" w:line="240" w:lineRule="auto"/>
         <w:jc w:val="both"/>
         <w:rPr>
@@ -24798,7 +24798,7 @@
     </w:p>
     <w:p>
       <w:pPr>
-        <w:pStyle w:val="Heading2"/>
+        <w:pStyle w:val="2"/>
         <w:rPr>
           <w:rFonts w:ascii="Times New Roman" w:eastAsia="Times New Roman" w:hAnsi="Times New Roman" w:cs="Times New Roman"/>
           <w:sz w:val="24"/>
@@ -24952,7 +24952,7 @@
     </w:p>
     <w:p>
       <w:pPr>
-        <w:pStyle w:val="Heading2"/>
+        <w:pStyle w:val="2"/>
         <w:rPr>
           <w:rFonts w:ascii="Times New Roman" w:eastAsia="Times New Roman" w:hAnsi="Times New Roman" w:cs="Times New Roman"/>
           <w:sz w:val="24"/>
@@ -25140,7 +25140,7 @@
     </w:p>
     <w:p>
       <w:pPr>
-        <w:pStyle w:val="Heading1"/>
+        <w:pStyle w:val="1"/>
         <w:spacing w:after="120" w:line="240" w:lineRule="auto"/>
         <w:jc w:val="both"/>
         <w:rPr>
@@ -25171,7 +25171,7 @@
     </w:p>
     <w:p>
       <w:pPr>
-        <w:pStyle w:val="Heading2"/>
+        <w:pStyle w:val="2"/>
         <w:rPr>
           <w:rFonts w:ascii="Times New Roman" w:eastAsia="Times New Roman" w:hAnsi="Times New Roman" w:cs="Times New Roman"/>
           <w:sz w:val="24"/>
@@ -25274,7 +25274,7 @@
     </w:p>
     <w:p>
       <w:pPr>
-        <w:pStyle w:val="Heading2"/>
+        <w:pStyle w:val="2"/>
         <w:rPr>
           <w:rFonts w:ascii="Times New Roman" w:eastAsia="Times New Roman" w:hAnsi="Times New Roman" w:cs="Times New Roman"/>
           <w:sz w:val="24"/>
@@ -25419,7 +25419,7 @@
     </w:p>
     <w:p>
       <w:pPr>
-        <w:pStyle w:val="Heading1"/>
+        <w:pStyle w:val="1"/>
         <w:spacing w:after="120" w:line="240" w:lineRule="auto"/>
         <w:jc w:val="both"/>
         <w:rPr>
@@ -25450,7 +25450,7 @@
     </w:p>
     <w:p>
       <w:pPr>
-        <w:pStyle w:val="Heading2"/>
+        <w:pStyle w:val="2"/>
         <w:rPr>
           <w:rFonts w:ascii="Times New Roman" w:eastAsia="Times New Roman" w:hAnsi="Times New Roman" w:cs="Times New Roman"/>
           <w:sz w:val="24"/>
@@ -25542,7 +25542,7 @@
     </w:p>
     <w:p>
       <w:pPr>
-        <w:pStyle w:val="Heading2"/>
+        <w:pStyle w:val="2"/>
         <w:rPr>
           <w:rFonts w:ascii="Times New Roman" w:eastAsia="Times New Roman" w:hAnsi="Times New Roman" w:cs="Times New Roman"/>
         </w:rPr>
@@ -25644,7 +25644,7 @@
     </w:p>
     <w:p>
       <w:pPr>
-        <w:pStyle w:val="Heading1"/>
+        <w:pStyle w:val="1"/>
         <w:spacing w:after="120" w:line="240" w:lineRule="auto"/>
         <w:jc w:val="both"/>
         <w:rPr>
@@ -25675,7 +25675,7 @@
     </w:p>
     <w:p>
       <w:pPr>
-        <w:pStyle w:val="Heading2"/>
+        <w:pStyle w:val="2"/>
         <w:rPr>
           <w:rFonts w:ascii="Times New Roman" w:eastAsia="Times New Roman" w:hAnsi="Times New Roman" w:cs="Times New Roman"/>
           <w:sz w:val="24"/>
@@ -25775,7 +25775,7 @@
     </w:p>
     <w:p>
       <w:pPr>
-        <w:pStyle w:val="Heading2"/>
+        <w:pStyle w:val="2"/>
         <w:rPr>
           <w:rFonts w:ascii="Times New Roman" w:eastAsia="Times New Roman" w:hAnsi="Times New Roman" w:cs="Times New Roman"/>
         </w:rPr>
@@ -25885,7 +25885,7 @@
     </w:p>
     <w:p>
       <w:pPr>
-        <w:pStyle w:val="Heading1"/>
+        <w:pStyle w:val="1"/>
         <w:spacing w:after="120" w:line="240" w:lineRule="auto"/>
         <w:jc w:val="both"/>
         <w:rPr>
@@ -25916,7 +25916,7 @@
     </w:p>
     <w:p>
       <w:pPr>
-        <w:pStyle w:val="Heading2"/>
+        <w:pStyle w:val="2"/>
         <w:rPr>
           <w:rFonts w:ascii="Times New Roman" w:eastAsia="Times New Roman" w:hAnsi="Times New Roman" w:cs="Times New Roman"/>
         </w:rPr>
@@ -26013,7 +26013,7 @@
     </w:p>
     <w:p>
       <w:pPr>
-        <w:pStyle w:val="Heading2"/>
+        <w:pStyle w:val="2"/>
         <w:rPr>
           <w:rFonts w:ascii="Times New Roman" w:eastAsia="Times New Roman" w:hAnsi="Times New Roman" w:cs="Times New Roman"/>
           <w:sz w:val="24"/>
@@ -26113,7 +26113,7 @@
     </w:p>
     <w:p>
       <w:pPr>
-        <w:pStyle w:val="Heading1"/>
+        <w:pStyle w:val="1"/>
         <w:spacing w:after="120" w:line="240" w:lineRule="auto"/>
         <w:jc w:val="both"/>
         <w:rPr>
@@ -26144,7 +26144,7 @@
     </w:p>
     <w:p>
       <w:pPr>
-        <w:pStyle w:val="Heading2"/>
+        <w:pStyle w:val="2"/>
         <w:rPr>
           <w:rFonts w:ascii="Times New Roman" w:eastAsia="Times New Roman" w:hAnsi="Times New Roman" w:cs="Times New Roman"/>
           <w:sz w:val="24"/>
@@ -26244,7 +26244,7 @@
     </w:p>
     <w:p>
       <w:pPr>
-        <w:pStyle w:val="Heading2"/>
+        <w:pStyle w:val="2"/>
         <w:rPr>
           <w:rFonts w:ascii="Times New Roman" w:eastAsia="Times New Roman" w:hAnsi="Times New Roman" w:cs="Times New Roman"/>
           <w:sz w:val="24"/>
@@ -26348,7 +26348,7 @@
     </w:p>
     <w:p>
       <w:pPr>
-        <w:pStyle w:val="Heading1"/>
+        <w:pStyle w:val="1"/>
         <w:spacing w:after="120" w:line="240" w:lineRule="auto"/>
         <w:jc w:val="both"/>
         <w:rPr>
@@ -26380,7 +26380,7 @@
     </w:p>
     <w:p>
       <w:pPr>
-        <w:pStyle w:val="Heading2"/>
+        <w:pStyle w:val="2"/>
         <w:rPr>
           <w:rFonts w:ascii="Times New Roman" w:eastAsia="Times New Roman" w:hAnsi="Times New Roman" w:cs="Times New Roman"/>
           <w:sz w:val="24"/>
@@ -26480,7 +26480,7 @@
     </w:p>
     <w:p>
       <w:pPr>
-        <w:pStyle w:val="Heading2"/>
+        <w:pStyle w:val="2"/>
         <w:rPr>
           <w:rFonts w:ascii="Times New Roman" w:eastAsia="Times New Roman" w:hAnsi="Times New Roman" w:cs="Times New Roman"/>
           <w:sz w:val="24"/>
@@ -26580,7 +26580,7 @@
     </w:p>
     <w:p>
       <w:pPr>
-        <w:pStyle w:val="Heading1"/>
+        <w:pStyle w:val="1"/>
         <w:spacing w:after="120" w:line="240" w:lineRule="auto"/>
         <w:jc w:val="both"/>
         <w:rPr>
@@ -26611,7 +26611,7 @@
     </w:p>
     <w:p>
       <w:pPr>
-        <w:pStyle w:val="Heading2"/>
+        <w:pStyle w:val="2"/>
         <w:spacing w:after="120" w:line="240" w:lineRule="auto"/>
         <w:jc w:val="both"/>
         <w:rPr>
@@ -26817,7 +26817,7 @@
     </w:p>
     <w:p>
       <w:pPr>
-        <w:pStyle w:val="Heading2"/>
+        <w:pStyle w:val="2"/>
         <w:rPr>
           <w:rFonts w:ascii="Times New Roman" w:eastAsia="Times New Roman" w:hAnsi="Times New Roman" w:cs="Times New Roman"/>
         </w:rPr>
@@ -27016,7 +27016,7 @@
     </w:p>
     <w:p>
       <w:pPr>
-        <w:pStyle w:val="Heading1"/>
+        <w:pStyle w:val="1"/>
         <w:spacing w:after="120" w:line="240" w:lineRule="auto"/>
         <w:jc w:val="both"/>
         <w:rPr>
@@ -27032,7 +27032,7 @@
     </w:p>
     <w:p>
       <w:pPr>
-        <w:pStyle w:val="Heading2"/>
+        <w:pStyle w:val="2"/>
         <w:spacing w:after="120" w:line="240" w:lineRule="auto"/>
         <w:jc w:val="both"/>
         <w:rPr>
@@ -27063,7 +27063,7 @@
     </w:p>
     <w:p>
       <w:pPr>
-        <w:pStyle w:val="Heading2"/>
+        <w:pStyle w:val="2"/>
         <w:rPr>
           <w:rFonts w:ascii="Times New Roman" w:eastAsia="Times New Roman" w:hAnsi="Times New Roman" w:cs="Times New Roman"/>
         </w:rPr>
@@ -27097,7 +27097,7 @@
     </w:p>
     <w:p>
       <w:pPr>
-        <w:pStyle w:val="Heading1"/>
+        <w:pStyle w:val="1"/>
         <w:spacing w:after="120" w:line="240" w:lineRule="auto"/>
         <w:jc w:val="both"/>
         <w:rPr>
@@ -27115,7 +27115,7 @@
     </w:p>
     <w:p>
       <w:pPr>
-        <w:pStyle w:val="Heading2"/>
+        <w:pStyle w:val="2"/>
         <w:spacing w:after="120" w:line="240" w:lineRule="auto"/>
         <w:jc w:val="both"/>
         <w:rPr>
@@ -27162,7 +27162,7 @@
     </w:p>
     <w:p>
       <w:pPr>
-        <w:pStyle w:val="Heading2"/>
+        <w:pStyle w:val="2"/>
         <w:rPr>
           <w:rFonts w:ascii="Times New Roman" w:eastAsia="Times New Roman" w:hAnsi="Times New Roman" w:cs="Times New Roman"/>
         </w:rPr>
@@ -27219,7 +27219,7 @@
     </w:p>
     <w:p>
       <w:pPr>
-        <w:pStyle w:val="Heading1"/>
+        <w:pStyle w:val="1"/>
         <w:spacing w:after="120" w:line="240" w:lineRule="auto"/>
         <w:jc w:val="both"/>
         <w:rPr>
@@ -27235,7 +27235,7 @@
     </w:p>
     <w:p>
       <w:pPr>
-        <w:pStyle w:val="Heading2"/>
+        <w:pStyle w:val="2"/>
         <w:spacing w:after="120" w:line="240" w:lineRule="auto"/>
         <w:jc w:val="both"/>
         <w:rPr>
@@ -27282,7 +27282,7 @@
     </w:p>
     <w:p>
       <w:pPr>
-        <w:pStyle w:val="Heading2"/>
+        <w:pStyle w:val="2"/>
         <w:rPr>
           <w:rFonts w:ascii="Times New Roman" w:eastAsia="Times New Roman" w:hAnsi="Times New Roman" w:cs="Times New Roman"/>
         </w:rPr>
@@ -27339,7 +27339,7 @@
     </w:p>
     <w:p>
       <w:pPr>
-        <w:pStyle w:val="Heading1"/>
+        <w:pStyle w:val="1"/>
         <w:spacing w:after="120" w:line="240" w:lineRule="auto"/>
         <w:jc w:val="both"/>
         <w:rPr>
@@ -27355,7 +27355,7 @@
     </w:p>
     <w:p>
       <w:pPr>
-        <w:pStyle w:val="Heading2"/>
+        <w:pStyle w:val="2"/>
         <w:spacing w:after="120" w:line="240" w:lineRule="auto"/>
         <w:jc w:val="both"/>
         <w:rPr>
@@ -27402,7 +27402,7 @@
     </w:p>
     <w:p>
       <w:pPr>
-        <w:pStyle w:val="Heading2"/>
+        <w:pStyle w:val="2"/>
         <w:rPr>
           <w:rFonts w:ascii="Times New Roman" w:eastAsia="Times New Roman" w:hAnsi="Times New Roman" w:cs="Times New Roman"/>
         </w:rPr>
@@ -27460,7 +27460,7 @@
     </w:p>
     <w:p>
       <w:pPr>
-        <w:pStyle w:val="Heading1"/>
+        <w:pStyle w:val="1"/>
         <w:spacing w:after="120" w:line="240" w:lineRule="auto"/>
         <w:jc w:val="both"/>
         <w:rPr>
@@ -27489,7 +27489,7 @@
     </w:p>
     <w:p>
       <w:pPr>
-        <w:pStyle w:val="Heading2"/>
+        <w:pStyle w:val="2"/>
         <w:spacing w:after="120" w:line="240" w:lineRule="auto"/>
         <w:jc w:val="both"/>
         <w:rPr>
@@ -27524,7 +27524,7 @@
     </w:p>
     <w:p>
       <w:pPr>
-        <w:pStyle w:val="Heading2"/>
+        <w:pStyle w:val="2"/>
         <w:rPr>
           <w:rFonts w:ascii="Times New Roman" w:eastAsia="Times New Roman" w:hAnsi="Times New Roman" w:cs="Times New Roman"/>
         </w:rPr>
@@ -27560,7 +27560,7 @@
     </w:p>
     <w:p>
       <w:pPr>
-        <w:pStyle w:val="Heading1"/>
+        <w:pStyle w:val="1"/>
         <w:spacing w:after="120" w:line="240" w:lineRule="auto"/>
         <w:jc w:val="both"/>
         <w:rPr>
@@ -27589,7 +27589,7 @@
     </w:p>
     <w:p>
       <w:pPr>
-        <w:pStyle w:val="Heading2"/>
+        <w:pStyle w:val="2"/>
         <w:spacing w:after="120" w:line="240" w:lineRule="auto"/>
         <w:jc w:val="both"/>
         <w:rPr>
@@ -27624,7 +27624,7 @@
     </w:p>
     <w:p>
       <w:pPr>
-        <w:pStyle w:val="Heading2"/>
+        <w:pStyle w:val="2"/>
         <w:rPr>
           <w:rFonts w:ascii="Times New Roman" w:eastAsia="Times New Roman" w:hAnsi="Times New Roman" w:cs="Times New Roman"/>
         </w:rPr>
@@ -27659,7 +27659,7 @@
     </w:p>
     <w:p>
       <w:pPr>
-        <w:pStyle w:val="Heading1"/>
+        <w:pStyle w:val="1"/>
         <w:spacing w:after="120" w:line="240" w:lineRule="auto"/>
         <w:jc w:val="both"/>
         <w:rPr>
@@ -27688,7 +27688,7 @@
     </w:p>
     <w:p>
       <w:pPr>
-        <w:pStyle w:val="Heading2"/>
+        <w:pStyle w:val="2"/>
         <w:spacing w:after="120" w:line="240" w:lineRule="auto"/>
         <w:jc w:val="both"/>
         <w:rPr>
@@ -27723,7 +27723,7 @@
     </w:p>
     <w:p>
       <w:pPr>
-        <w:pStyle w:val="Heading2"/>
+        <w:pStyle w:val="2"/>
         <w:rPr>
           <w:rFonts w:ascii="Times New Roman" w:eastAsia="Times New Roman" w:hAnsi="Times New Roman" w:cs="Times New Roman"/>
         </w:rPr>
@@ -27758,7 +27758,7 @@
     </w:p>
     <w:p>
       <w:pPr>
-        <w:pStyle w:val="Heading1"/>
+        <w:pStyle w:val="1"/>
         <w:spacing w:after="120" w:line="240" w:lineRule="auto"/>
         <w:jc w:val="both"/>
         <w:rPr>
@@ -27774,7 +27774,7 @@
     </w:p>
     <w:p>
       <w:pPr>
-        <w:pStyle w:val="Heading2"/>
+        <w:pStyle w:val="2"/>
         <w:spacing w:after="120" w:line="240" w:lineRule="auto"/>
         <w:jc w:val="both"/>
         <w:rPr>
@@ -27809,7 +27809,7 @@
     </w:p>
     <w:p>
       <w:pPr>
-        <w:pStyle w:val="Heading2"/>
+        <w:pStyle w:val="2"/>
         <w:rPr>
           <w:rFonts w:ascii="Times New Roman" w:eastAsia="Times New Roman" w:hAnsi="Times New Roman" w:cs="Times New Roman"/>
         </w:rPr>
@@ -27844,7 +27844,7 @@
     </w:p>
     <w:p>
       <w:pPr>
-        <w:pStyle w:val="Heading1"/>
+        <w:pStyle w:val="1"/>
         <w:spacing w:after="120" w:line="240" w:lineRule="auto"/>
         <w:jc w:val="both"/>
         <w:rPr>
@@ -27873,7 +27873,7 @@
     </w:p>
     <w:p>
       <w:pPr>
-        <w:pStyle w:val="Heading2"/>
+        <w:pStyle w:val="2"/>
         <w:spacing w:after="120" w:line="240" w:lineRule="auto"/>
         <w:jc w:val="both"/>
         <w:rPr>
@@ -27965,7 +27965,7 @@
     </w:p>
     <w:p>
       <w:pPr>
-        <w:pStyle w:val="Heading2"/>
+        <w:pStyle w:val="2"/>
         <w:rPr>
           <w:rFonts w:ascii="Times New Roman" w:eastAsia="Times New Roman" w:hAnsi="Times New Roman" w:cs="Times New Roman"/>
         </w:rPr>
@@ -28054,7 +28054,7 @@
     </w:p>
     <w:p>
       <w:pPr>
-        <w:pStyle w:val="Heading1"/>
+        <w:pStyle w:val="1"/>
         <w:spacing w:after="120" w:line="240" w:lineRule="auto"/>
         <w:jc w:val="both"/>
         <w:rPr>
@@ -28070,7 +28070,7 @@
     </w:p>
     <w:p>
       <w:pPr>
-        <w:pStyle w:val="Heading2"/>
+        <w:pStyle w:val="2"/>
         <w:spacing w:after="120" w:line="240" w:lineRule="auto"/>
         <w:jc w:val="both"/>
         <w:rPr>
@@ -28135,7 +28135,7 @@
     </w:p>
     <w:p>
       <w:pPr>
-        <w:pStyle w:val="Heading2"/>
+        <w:pStyle w:val="2"/>
         <w:rPr>
           <w:rFonts w:ascii="Times New Roman" w:eastAsia="Times New Roman" w:hAnsi="Times New Roman" w:cs="Times New Roman"/>
         </w:rPr>
@@ -28198,7 +28198,7 @@
     </w:p>
     <w:p>
       <w:pPr>
-        <w:pStyle w:val="Heading1"/>
+        <w:pStyle w:val="1"/>
         <w:spacing w:after="120" w:line="240" w:lineRule="auto"/>
         <w:jc w:val="both"/>
         <w:rPr>
@@ -28214,7 +28214,7 @@
     </w:p>
     <w:p>
       <w:pPr>
-        <w:pStyle w:val="Heading2"/>
+        <w:pStyle w:val="2"/>
         <w:spacing w:after="120" w:line="240" w:lineRule="auto"/>
         <w:jc w:val="both"/>
         <w:rPr>
@@ -28279,7 +28279,7 @@
     </w:p>
     <w:p>
       <w:pPr>
-        <w:pStyle w:val="Heading2"/>
+        <w:pStyle w:val="2"/>
         <w:rPr>
           <w:rFonts w:ascii="Times New Roman" w:eastAsia="Times New Roman" w:hAnsi="Times New Roman" w:cs="Times New Roman"/>
         </w:rPr>
@@ -28342,7 +28342,7 @@
     </w:p>
     <w:p>
       <w:pPr>
-        <w:pStyle w:val="Heading1"/>
+        <w:pStyle w:val="1"/>
         <w:spacing w:after="120" w:line="240" w:lineRule="auto"/>
         <w:jc w:val="both"/>
         <w:rPr>
@@ -28358,7 +28358,7 @@
     </w:p>
     <w:p>
       <w:pPr>
-        <w:pStyle w:val="Heading2"/>
+        <w:pStyle w:val="2"/>
         <w:spacing w:after="120" w:line="240" w:lineRule="auto"/>
         <w:jc w:val="both"/>
         <w:rPr>
@@ -28429,7 +28429,7 @@
     </w:p>
     <w:p>
       <w:pPr>
-        <w:pStyle w:val="Heading2"/>
+        <w:pStyle w:val="2"/>
         <w:rPr>
           <w:rFonts w:ascii="Times New Roman" w:eastAsia="Times New Roman" w:hAnsi="Times New Roman" w:cs="Times New Roman"/>
         </w:rPr>
@@ -28492,7 +28492,7 @@
     </w:p>
     <w:p>
       <w:pPr>
-        <w:pStyle w:val="Heading1"/>
+        <w:pStyle w:val="1"/>
         <w:spacing w:after="120" w:line="240" w:lineRule="auto"/>
         <w:jc w:val="both"/>
         <w:rPr>
@@ -28508,7 +28508,7 @@
     </w:p>
     <w:p>
       <w:pPr>
-        <w:pStyle w:val="Heading2"/>
+        <w:pStyle w:val="2"/>
         <w:spacing w:after="120" w:line="240" w:lineRule="auto"/>
         <w:jc w:val="both"/>
         <w:rPr>
@@ -28573,7 +28573,7 @@
     </w:p>
     <w:p>
       <w:pPr>
-        <w:pStyle w:val="Heading2"/>
+        <w:pStyle w:val="2"/>
         <w:rPr>
           <w:rFonts w:ascii="Times New Roman" w:eastAsia="Times New Roman" w:hAnsi="Times New Roman" w:cs="Times New Roman"/>
         </w:rPr>
@@ -28636,7 +28636,7 @@
     </w:p>
     <w:p>
       <w:pPr>
-        <w:pStyle w:val="Heading1"/>
+        <w:pStyle w:val="1"/>
         <w:spacing w:after="120" w:line="240" w:lineRule="auto"/>
         <w:jc w:val="both"/>
         <w:rPr>
@@ -28665,7 +28665,7 @@
     </w:p>
     <w:p>
       <w:pPr>
-        <w:pStyle w:val="Heading2"/>
+        <w:pStyle w:val="2"/>
         <w:spacing w:after="120" w:line="240" w:lineRule="auto"/>
         <w:jc w:val="both"/>
         <w:rPr>
@@ -28874,7 +28874,7 @@
     </w:p>
     <w:p>
       <w:pPr>
-        <w:pStyle w:val="Heading2"/>
+        <w:pStyle w:val="2"/>
         <w:rPr>
           <w:rFonts w:ascii="Times New Roman" w:eastAsia="Times New Roman" w:hAnsi="Times New Roman" w:cs="Times New Roman"/>
         </w:rPr>
@@ -29070,7 +29070,7 @@
     </w:p>
     <w:p>
       <w:pPr>
-        <w:pStyle w:val="Heading1"/>
+        <w:pStyle w:val="1"/>
         <w:spacing w:after="120" w:line="240" w:lineRule="auto"/>
         <w:jc w:val="both"/>
         <w:rPr>
@@ -29086,7 +29086,7 @@
     </w:p>
     <w:p>
       <w:pPr>
-        <w:pStyle w:val="Heading2"/>
+        <w:pStyle w:val="2"/>
         <w:spacing w:after="120" w:line="240" w:lineRule="auto"/>
         <w:jc w:val="both"/>
         <w:rPr>
@@ -29131,7 +29131,7 @@
     </w:p>
     <w:p>
       <w:pPr>
-        <w:pStyle w:val="Heading2"/>
+        <w:pStyle w:val="2"/>
         <w:rPr>
           <w:rFonts w:ascii="Times New Roman" w:eastAsia="Times New Roman" w:hAnsi="Times New Roman" w:cs="Times New Roman"/>
         </w:rPr>
@@ -29185,7 +29185,7 @@
     </w:p>
     <w:p>
       <w:pPr>
-        <w:pStyle w:val="Heading1"/>
+        <w:pStyle w:val="1"/>
         <w:spacing w:after="120" w:line="240" w:lineRule="auto"/>
         <w:jc w:val="both"/>
         <w:rPr>
@@ -29214,7 +29214,7 @@
     </w:p>
     <w:p>
       <w:pPr>
-        <w:pStyle w:val="Heading2"/>
+        <w:pStyle w:val="2"/>
         <w:spacing w:after="120" w:line="240" w:lineRule="auto"/>
         <w:jc w:val="both"/>
         <w:rPr>
@@ -29529,7 +29529,7 @@
     </w:p>
     <w:p>
       <w:pPr>
-        <w:pStyle w:val="Heading2"/>
+        <w:pStyle w:val="2"/>
         <w:rPr>
           <w:rFonts w:ascii="Times New Roman" w:eastAsia="Times New Roman" w:hAnsi="Times New Roman" w:cs="Times New Roman"/>
         </w:rPr>
@@ -29842,7 +29842,7 @@
     </w:p>
     <w:p>
       <w:pPr>
-        <w:pStyle w:val="Heading1"/>
+        <w:pStyle w:val="1"/>
         <w:spacing w:after="120" w:line="240" w:lineRule="auto"/>
         <w:jc w:val="both"/>
         <w:rPr>
@@ -29871,7 +29871,7 @@
     </w:p>
     <w:p>
       <w:pPr>
-        <w:pStyle w:val="Heading2"/>
+        <w:pStyle w:val="2"/>
         <w:spacing w:after="120" w:line="240" w:lineRule="auto"/>
         <w:jc w:val="both"/>
         <w:rPr>
@@ -30029,7 +30029,7 @@
     </w:p>
     <w:p>
       <w:pPr>
-        <w:pStyle w:val="Heading2"/>
+        <w:pStyle w:val="2"/>
         <w:rPr>
           <w:rFonts w:ascii="Times New Roman" w:eastAsia="Times New Roman" w:hAnsi="Times New Roman" w:cs="Times New Roman"/>
         </w:rPr>
@@ -30192,7 +30192,7 @@
     </w:p>
     <w:p>
       <w:pPr>
-        <w:pStyle w:val="Heading1"/>
+        <w:pStyle w:val="1"/>
         <w:spacing w:after="120" w:line="240" w:lineRule="auto"/>
         <w:jc w:val="both"/>
         <w:rPr>
@@ -30241,7 +30241,7 @@
     </w:p>
     <w:p>
       <w:pPr>
-        <w:pStyle w:val="Heading2"/>
+        <w:pStyle w:val="2"/>
         <w:spacing w:after="120" w:line="240" w:lineRule="auto"/>
         <w:jc w:val="both"/>
         <w:rPr>
@@ -30302,7 +30302,7 @@
     </w:p>
     <w:p>
       <w:pPr>
-        <w:pStyle w:val="Heading3"/>
+        <w:pStyle w:val="3"/>
         <w:spacing w:before="0" w:after="120"/>
         <w:jc w:val="center"/>
         <w:rPr>
@@ -30499,7 +30499,7 @@
     </w:p>
     <w:p>
       <w:pPr>
-        <w:pStyle w:val="Heading2"/>
+        <w:pStyle w:val="2"/>
         <w:tabs>
           <w:tab w:val="center" w:pos="4680"/>
         </w:tabs>
@@ -30577,7 +30577,7 @@
     </w:p>
     <w:p>
       <w:pPr>
-        <w:pStyle w:val="Heading3"/>
+        <w:pStyle w:val="3"/>
         <w:spacing w:before="0" w:after="120"/>
         <w:jc w:val="center"/>
         <w:rPr>
@@ -30776,7 +30776,7 @@
     </w:p>
     <w:p>
       <w:pPr>
-        <w:pStyle w:val="Heading1"/>
+        <w:pStyle w:val="1"/>
         <w:spacing w:after="120" w:line="240" w:lineRule="auto"/>
         <w:jc w:val="both"/>
         <w:rPr>
@@ -30848,7 +30848,7 @@
     </w:p>
     <w:p>
       <w:pPr>
-        <w:pStyle w:val="Heading2"/>
+        <w:pStyle w:val="2"/>
         <w:spacing w:after="120" w:line="240" w:lineRule="auto"/>
         <w:jc w:val="both"/>
         <w:rPr>
@@ -30909,7 +30909,7 @@
     </w:p>
     <w:p>
       <w:pPr>
-        <w:pStyle w:val="Heading3"/>
+        <w:pStyle w:val="3"/>
         <w:spacing w:before="0" w:after="120"/>
         <w:jc w:val="center"/>
         <w:rPr>
@@ -31125,7 +31125,7 @@
     </w:p>
     <w:p>
       <w:pPr>
-        <w:pStyle w:val="Heading2"/>
+        <w:pStyle w:val="2"/>
         <w:tabs>
           <w:tab w:val="center" w:pos="4680"/>
         </w:tabs>
@@ -31201,7 +31201,7 @@
     </w:p>
     <w:p>
       <w:pPr>
-        <w:pStyle w:val="Heading3"/>
+        <w:pStyle w:val="3"/>
         <w:spacing w:before="0" w:after="120"/>
         <w:jc w:val="center"/>
         <w:rPr>
@@ -31400,14 +31400,131 @@
     </w:p>
     <w:p>
       <w:pPr>
-        <w:pBdr>
-          <w:top w:val="nil"/>
-          <w:left w:val="nil"/>
-          <w:bottom w:val="nil"/>
-          <w:right w:val="nil"/>
-          <w:between w:val="nil"/>
-        </w:pBdr>
-        <w:spacing w:after="120" w:line="240" w:lineRule="auto"/>
+        <w:pStyle w:val="1"/>
+        <w:rPr>
+          <w:rFonts w:ascii="Times New Roman" w:eastAsia="Times New Roman" w:hAnsi="Times New Roman" w:cs="Times New Roman"/>
+        </w:rPr>
+      </w:pPr>
+      <w:r>
+        <w:rPr>
+          <w:rFonts w:ascii="Times New Roman" w:eastAsia="Times New Roman" w:hAnsi="Times New Roman" w:cs="Times New Roman"/>
+        </w:rPr>
+        <w:t>[У] Заголовок утренніх молитов</w:t>
+      </w:r>
+    </w:p>
+    <w:p>
+      <w:pPr>
+        <w:pStyle w:val="2"/>
+        <w:rPr>
+          <w:rFonts w:ascii="Times New Roman" w:eastAsia="Times New Roman" w:hAnsi="Times New Roman" w:cs="Times New Roman"/>
+          <w:sz w:val="24"/>
+          <w:szCs w:val="24"/>
+        </w:rPr>
+      </w:pPr>
+      <w:r>
+        <w:rPr>
+          <w:rFonts w:ascii="Times New Roman" w:eastAsia="Times New Roman" w:hAnsi="Times New Roman" w:cs="Times New Roman"/>
+          <w:sz w:val="24"/>
+          <w:szCs w:val="24"/>
+        </w:rPr>
+        <w:t>Search</w:t>
+      </w:r>
+    </w:p>
+    <w:p>
+      <w:pPr>
+        <w:spacing w:after="120"/>
+        <w:jc w:val="both"/>
+        <w:rPr>
+          <w:rFonts w:ascii="Times New Roman" w:eastAsia="Times New Roman" w:hAnsi="Times New Roman" w:cs="Times New Roman"/>
+          <w:i/>
+          <w:color w:val="FF0000"/>
+          <w:sz w:val="24"/>
+          <w:szCs w:val="24"/>
+        </w:rPr>
+      </w:pPr>
+      <w:r>
+        <w:rPr>
+          <w:rFonts w:ascii="Times New Roman" w:eastAsia="Times New Roman" w:hAnsi="Times New Roman" w:cs="Times New Roman"/>
+          <w:i/>
+          <w:color w:val="FF0000"/>
+          <w:sz w:val="24"/>
+          <w:szCs w:val="24"/>
+        </w:rPr>
+        <w:t>Під час рецитування псалмів, Священник читає потиху перед св. дверми оці молитви:</w:t>
+      </w:r>
+    </w:p>
+    <w:p>
+      <w:pPr>
+        <w:pStyle w:val="2"/>
+        <w:rPr>
+          <w:rFonts w:ascii="Times New Roman" w:eastAsia="Times New Roman" w:hAnsi="Times New Roman" w:cs="Times New Roman"/>
+          <w:sz w:val="24"/>
+          <w:szCs w:val="24"/>
+        </w:rPr>
+      </w:pPr>
+      <w:r>
+        <w:rPr>
+          <w:rFonts w:ascii="Times New Roman" w:eastAsia="Times New Roman" w:hAnsi="Times New Roman" w:cs="Times New Roman"/>
+          <w:sz w:val="24"/>
+          <w:szCs w:val="24"/>
+        </w:rPr>
+        <w:t>Replace</w:t>
+      </w:r>
+    </w:p>
+    <w:p>
+      <w:pPr>
+        <w:spacing w:after="120"/>
+        <w:jc w:val="both"/>
+        <w:rPr>
+          <w:rFonts w:ascii="Times New Roman" w:eastAsia="Times New Roman" w:hAnsi="Times New Roman" w:cs="Times New Roman"/>
+        </w:rPr>
+      </w:pPr>
+      <w:r>
+        <w:rPr>
+          <w:rFonts w:ascii="Times New Roman" w:eastAsia="Times New Roman" w:hAnsi="Times New Roman" w:cs="Times New Roman"/>
+          <w:i/>
+          <w:color w:val="FF0000"/>
+          <w:sz w:val="24"/>
+          <w:szCs w:val="24"/>
+        </w:rPr>
+        <w:t>Під час рецитування псалмів, священник читає потиху перед св. дверми оці молитви:</w:t>
+      </w:r>
+    </w:p>
+    <w:p>
+      <w:pPr>
+        <w:pStyle w:val="1"/>
+        <w:rPr>
+          <w:rFonts w:ascii="Times New Roman" w:eastAsia="Times New Roman" w:hAnsi="Times New Roman" w:cs="Times New Roman"/>
+        </w:rPr>
+      </w:pPr>
+      <w:r>
+        <w:rPr>
+          <w:rFonts w:ascii="Times New Roman" w:eastAsia="Times New Roman" w:hAnsi="Times New Roman" w:cs="Times New Roman"/>
+        </w:rPr>
+        <w:t>[У] Утренні молитви</w:t>
+      </w:r>
+    </w:p>
+    <w:p>
+      <w:pPr>
+        <w:pStyle w:val="2"/>
+        <w:rPr>
+          <w:rFonts w:ascii="Times New Roman" w:eastAsia="Times New Roman" w:hAnsi="Times New Roman" w:cs="Times New Roman"/>
+          <w:sz w:val="24"/>
+          <w:szCs w:val="24"/>
+        </w:rPr>
+      </w:pPr>
+      <w:r>
+        <w:rPr>
+          <w:rFonts w:ascii="Times New Roman" w:eastAsia="Times New Roman" w:hAnsi="Times New Roman" w:cs="Times New Roman"/>
+          <w:sz w:val="24"/>
+          <w:szCs w:val="24"/>
+        </w:rPr>
+        <w:t>Search</w:t>
+      </w:r>
+    </w:p>
+    <w:p>
+      <w:pPr>
+        <w:spacing w:after="120"/>
         <w:jc w:val="both"/>
         <w:rPr>
           <w:rFonts w:ascii="Times New Roman" w:eastAsia="Times New Roman" w:hAnsi="Times New Roman" w:cs="Times New Roman"/>
@@ -31416,24 +31533,913 @@
           <w:szCs w:val="24"/>
         </w:rPr>
       </w:pPr>
-    </w:p>
-    <w:p>
-      <w:pPr>
-        <w:pStyle w:val="Heading1"/>
-        <w:rPr>
-          <w:rFonts w:ascii="Times New Roman" w:eastAsia="Times New Roman" w:hAnsi="Times New Roman" w:cs="Times New Roman"/>
-        </w:rPr>
-      </w:pPr>
-      <w:r>
-        <w:rPr>
-          <w:rFonts w:ascii="Times New Roman" w:eastAsia="Times New Roman" w:hAnsi="Times New Roman" w:cs="Times New Roman"/>
-        </w:rPr>
-        <w:t>[У] Заголовок утренніх молитов</w:t>
-      </w:r>
-    </w:p>
-    <w:p>
-      <w:pPr>
-        <w:pStyle w:val="Heading2"/>
+      <w:r>
+        <w:rPr>
+          <w:rFonts w:ascii="Times New Roman" w:eastAsia="Times New Roman" w:hAnsi="Times New Roman" w:cs="Times New Roman"/>
+          <w:color w:val="FF0000"/>
+          <w:sz w:val="24"/>
+          <w:szCs w:val="24"/>
+        </w:rPr>
+        <w:t xml:space="preserve">1. </w:t>
+      </w:r>
+      <w:r>
+        <w:rPr>
+          <w:rFonts w:ascii="Times New Roman" w:eastAsia="Times New Roman" w:hAnsi="Times New Roman" w:cs="Times New Roman"/>
+          <w:color w:val="000000"/>
+          <w:sz w:val="24"/>
+          <w:szCs w:val="24"/>
+        </w:rPr>
+        <w:t>Дякуємо тобі, Господи, Боже наш, що підняв нас із постелі нашої і вклав в уста наші слово хвали, щоб поклонятися і призивати ім'я твоє святе. Ми умоляємо твоє милосердя, яке ти завжди виявляв у нашому житті. Пошли поміч свою людям, що стоять перед лицем святої слави твоєї і дожидають від тебе багатої милости; і дай нам, що зо страхом і любов'ю завжди тобі служимо, хвалити несказанну твою доброту. Бо тобі належить усяка слава, честь і поклоніння: Отцю, і Сину, і Святому Духові, нині і повсякчас, і на віки віків. Амінь.</w:t>
+      </w:r>
+    </w:p>
+    <w:p>
+      <w:pPr>
+        <w:spacing w:after="120"/>
+        <w:jc w:val="both"/>
+        <w:rPr>
+          <w:rFonts w:ascii="Times New Roman" w:eastAsia="Times New Roman" w:hAnsi="Times New Roman" w:cs="Times New Roman"/>
+          <w:color w:val="000000"/>
+          <w:sz w:val="24"/>
+          <w:szCs w:val="24"/>
+        </w:rPr>
+      </w:pPr>
+      <w:r>
+        <w:rPr>
+          <w:rFonts w:ascii="Times New Roman" w:eastAsia="Times New Roman" w:hAnsi="Times New Roman" w:cs="Times New Roman"/>
+          <w:color w:val="FF0000"/>
+          <w:sz w:val="24"/>
+          <w:szCs w:val="24"/>
+        </w:rPr>
+        <w:t xml:space="preserve">2. </w:t>
+      </w:r>
+      <w:r>
+        <w:rPr>
+          <w:rFonts w:ascii="Times New Roman" w:eastAsia="Times New Roman" w:hAnsi="Times New Roman" w:cs="Times New Roman"/>
+          <w:color w:val="000000"/>
+          <w:sz w:val="24"/>
+          <w:szCs w:val="24"/>
+        </w:rPr>
+        <w:t>Від ночі лине дух наш до тебе, Боже, бо світлом є повеління твої на землі. Навчи нас у страсі твоєму виконувати правду й добро, бо тебе славимо як правдивого Бога нашого. Прихили вухо своє і вислухай нас, і пом'яни, Господи, тих, що є та що моляться з нами, всіх по імені, і спаси їх силою твоєю. Благослови людей твоїх і освяти спадкоємство твоє: мир світові твоєму даруй, церквам твоїм, священикам, владі, і всім людям. Хай благословиться і прославляється всечесне і величне ім'я твоє, Отця, і Сина, і Святого Духа, нині і повсякчас, і на віки віків. Амінь.</w:t>
+      </w:r>
+    </w:p>
+    <w:p>
+      <w:pPr>
+        <w:spacing w:after="120"/>
+        <w:jc w:val="both"/>
+        <w:rPr>
+          <w:rFonts w:ascii="Times New Roman" w:eastAsia="Times New Roman" w:hAnsi="Times New Roman" w:cs="Times New Roman"/>
+          <w:color w:val="000000"/>
+          <w:sz w:val="24"/>
+          <w:szCs w:val="24"/>
+        </w:rPr>
+      </w:pPr>
+      <w:r>
+        <w:rPr>
+          <w:rFonts w:ascii="Times New Roman" w:eastAsia="Times New Roman" w:hAnsi="Times New Roman" w:cs="Times New Roman"/>
+          <w:color w:val="FF0000"/>
+          <w:sz w:val="24"/>
+          <w:szCs w:val="24"/>
+        </w:rPr>
+        <w:t>3.</w:t>
+      </w:r>
+      <w:r>
+        <w:rPr>
+          <w:rFonts w:ascii="Times New Roman" w:eastAsia="Times New Roman" w:hAnsi="Times New Roman" w:cs="Times New Roman"/>
+          <w:color w:val="000000"/>
+          <w:sz w:val="24"/>
+          <w:szCs w:val="24"/>
+        </w:rPr>
+        <w:t xml:space="preserve"> Від ночі лине дух наш до тебе, Боже, бо світлом є повеління твої. Навчи нас, Боже, правди твоєї, заповідей твоїх і виправдань твоїх. Просвіти наші духовні очі, щоб ми не заснули в </w:t>
+      </w:r>
+      <w:r>
+        <w:rPr>
+          <w:rFonts w:ascii="Times New Roman" w:eastAsia="Times New Roman" w:hAnsi="Times New Roman" w:cs="Times New Roman"/>
+          <w:color w:val="000000"/>
+          <w:sz w:val="24"/>
+          <w:szCs w:val="24"/>
+        </w:rPr>
+        <w:lastRenderedPageBreak/>
+        <w:t>гріхах на смерть. Віджени всяку мряку від сердець наших, даруй нам сонце правди і охорони життя наше знаменням і печаттю Святого твого Духа. Направ стопи наші на шлях мирний, дай нам бачити ранішній день у радості, щоб ми тобі засилали ранішні молитви, бо твоє є володіння і твоє є царство і сила, і слава Отця, і Сина, і Святого Духа, нині і повсякчас, і на віки віків. Амінь.</w:t>
+      </w:r>
+    </w:p>
+    <w:p>
+      <w:pPr>
+        <w:spacing w:after="120"/>
+        <w:jc w:val="both"/>
+        <w:rPr>
+          <w:rFonts w:ascii="Times New Roman" w:eastAsia="Times New Roman" w:hAnsi="Times New Roman" w:cs="Times New Roman"/>
+          <w:color w:val="000000"/>
+          <w:sz w:val="24"/>
+          <w:szCs w:val="24"/>
+        </w:rPr>
+      </w:pPr>
+      <w:r>
+        <w:rPr>
+          <w:rFonts w:ascii="Times New Roman" w:eastAsia="Times New Roman" w:hAnsi="Times New Roman" w:cs="Times New Roman"/>
+          <w:color w:val="FF0000"/>
+          <w:sz w:val="24"/>
+          <w:szCs w:val="24"/>
+        </w:rPr>
+        <w:t>4.</w:t>
+      </w:r>
+      <w:r>
+        <w:rPr>
+          <w:rFonts w:ascii="Times New Roman" w:eastAsia="Times New Roman" w:hAnsi="Times New Roman" w:cs="Times New Roman"/>
+          <w:color w:val="000000"/>
+          <w:sz w:val="24"/>
+          <w:szCs w:val="24"/>
+        </w:rPr>
+        <w:t xml:space="preserve"> Владико, Боже святий і неосяжний, що казав із темряви світлові засіяти, що заспокоїв нас у нічному сні й підвів до величання і моління твоєї доброти! Ти, що даєш себе умолити задля свого милосердя, прийми і нині нас, що поклоняємося тобі й по силі дякуємо тобі; і даруй нам те, чого просимо задля спасіння. Вчини нас синами світла і дня та спадкоємцями вічних твоїх дібр. Пом'яни, Господи, за багатством ласк твоїх усіх людей, що є і моляться з нами, і всю братію нашу на землі й на морі, і на всякому місці володіння твого, що потребують твоєї любови й помочі. Усім вияви велику твою милість, щоб спасенні, як душею так і тілом, завжди перебували й відважно славили чудне й благословенне ім'я твоє, бо ти Бог милости і ласк, і любови, і тобі славу віддаємо: Отцю, і Сину, і Святому Духові, нині і повсякчас, і на віки віків. Амінь.</w:t>
+      </w:r>
+    </w:p>
+    <w:p>
+      <w:pPr>
+        <w:spacing w:after="120"/>
+        <w:jc w:val="both"/>
+        <w:rPr>
+          <w:rFonts w:ascii="Times New Roman" w:eastAsia="Times New Roman" w:hAnsi="Times New Roman" w:cs="Times New Roman"/>
+          <w:color w:val="000000"/>
+          <w:sz w:val="24"/>
+          <w:szCs w:val="24"/>
+        </w:rPr>
+      </w:pPr>
+      <w:r>
+        <w:rPr>
+          <w:rFonts w:ascii="Times New Roman" w:eastAsia="Times New Roman" w:hAnsi="Times New Roman" w:cs="Times New Roman"/>
+          <w:color w:val="FF0000"/>
+          <w:sz w:val="24"/>
+          <w:szCs w:val="24"/>
+        </w:rPr>
+        <w:t>5.</w:t>
+      </w:r>
+      <w:r>
+        <w:rPr>
+          <w:rFonts w:ascii="Times New Roman" w:eastAsia="Times New Roman" w:hAnsi="Times New Roman" w:cs="Times New Roman"/>
+          <w:color w:val="000000"/>
+          <w:sz w:val="24"/>
+          <w:szCs w:val="24"/>
+        </w:rPr>
+        <w:t xml:space="preserve"> Скарбе добра, джерело невисихаюче, Отче святий, чудотворче всесильний і вседержителю! Усі тобі поклоняємося і тобі молимося та твої милості і твої ласки призиваємо на поміч і на заступництво нашій смиренності. Пом'яни, Господи, слуг твоїх, прийми від усіх нас ранішні моління, як кадило перед тобою; ні одного з нас не вчини нездатним, але всіх нас зберігай ласками твоїми. Пом'яни, Господи, тих, що чувають і співають на славу твою і єдинородного твого Сина і Бога нашого, і Святого твого Духа. Будь їм помічником і заступником; прийми їх молитви на наднебесний і духовний твій жертовник, бо ти Бог наш, і Тобі славу віддаємо: Отцю, і Сину, і Святому Духові, нині і повсякчас, і на віки віків. Амінь.</w:t>
+      </w:r>
+    </w:p>
+    <w:p>
+      <w:pPr>
+        <w:spacing w:after="120"/>
+        <w:jc w:val="both"/>
+        <w:rPr>
+          <w:rFonts w:ascii="Times New Roman" w:eastAsia="Times New Roman" w:hAnsi="Times New Roman" w:cs="Times New Roman"/>
+          <w:color w:val="000000"/>
+          <w:sz w:val="24"/>
+          <w:szCs w:val="24"/>
+        </w:rPr>
+      </w:pPr>
+      <w:r>
+        <w:rPr>
+          <w:rFonts w:ascii="Times New Roman" w:eastAsia="Times New Roman" w:hAnsi="Times New Roman" w:cs="Times New Roman"/>
+          <w:color w:val="FF0000"/>
+          <w:sz w:val="24"/>
+          <w:szCs w:val="24"/>
+        </w:rPr>
+        <w:t xml:space="preserve">6. </w:t>
+      </w:r>
+      <w:r>
+        <w:rPr>
+          <w:rFonts w:ascii="Times New Roman" w:eastAsia="Times New Roman" w:hAnsi="Times New Roman" w:cs="Times New Roman"/>
+          <w:color w:val="000000"/>
+          <w:sz w:val="24"/>
+          <w:szCs w:val="24"/>
+        </w:rPr>
+        <w:t>Дякуємо тобі, Господи, Боже спасіння нашого, бо ти все робиш для добра життя нашого, щоб ми завжди на тебе споглядали, Спасителю й Доброчинцю душ наших. Бо ти дав спокій нам у час минулої ночі й підвів нас, щоб ми поклонялися величному імені твоєму. Тому молимо тебе, Господи: Дай нам ласку й силу, щоб ми стали гідними співати тобі розумно й молитися безупинно та в страсі і тремтінні над нашим спасінням працювали, при заступництві Христа твого. Пом'яни, Господи, і тих, що вночі до тебе кличуть. Вислухай їх і помилуй, і круши під ноги їх невидимих і войовничих ворогів. Бо ти Цар миру і Спас душ наших, і тобі славу віддаємо: Отцю і Сину, і Святому Духові, нині і повсякчас, і на віки віків. Амінь.</w:t>
+      </w:r>
+    </w:p>
+    <w:p>
+      <w:pPr>
+        <w:spacing w:after="120"/>
+        <w:jc w:val="both"/>
+        <w:rPr>
+          <w:rFonts w:ascii="Times New Roman" w:eastAsia="Times New Roman" w:hAnsi="Times New Roman" w:cs="Times New Roman"/>
+          <w:color w:val="000000"/>
+          <w:sz w:val="24"/>
+          <w:szCs w:val="24"/>
+        </w:rPr>
+      </w:pPr>
+      <w:r>
+        <w:rPr>
+          <w:rFonts w:ascii="Times New Roman" w:eastAsia="Times New Roman" w:hAnsi="Times New Roman" w:cs="Times New Roman"/>
+          <w:color w:val="FF0000"/>
+          <w:sz w:val="24"/>
+          <w:szCs w:val="24"/>
+        </w:rPr>
+        <w:t>7.</w:t>
+      </w:r>
+      <w:r>
+        <w:rPr>
+          <w:rFonts w:ascii="Times New Roman" w:eastAsia="Times New Roman" w:hAnsi="Times New Roman" w:cs="Times New Roman"/>
+          <w:color w:val="000000"/>
+          <w:sz w:val="24"/>
+          <w:szCs w:val="24"/>
+        </w:rPr>
+        <w:t xml:space="preserve"> Боже й Отче Господа нашого Ісуса Христа! Ти підніс нас з постелі нашої і зібрав на годину молитви. Дай нам ласку відкрити уста наші і прийми наші подяки, що в наших силах, і навчи нас установ твоїх. Бо молитися як слід не вміємо, якщо ти, Господи, святим твоїм Духом не навчиш нас. Тому молимося тобі: Даруй і прости, якщо ми згрішили аж дотеперішньої години словом або ділом, або думкою, добровільно або недобровільно. Бо коли на провини будеш дивитися, Господи, Господи, то хто встоїться, бо в тебе є прощення. </w:t>
+      </w:r>
+      <w:r>
+        <w:rPr>
+          <w:rFonts w:ascii="Times New Roman" w:eastAsia="Times New Roman" w:hAnsi="Times New Roman" w:cs="Times New Roman"/>
+          <w:color w:val="000000"/>
+          <w:sz w:val="24"/>
+          <w:szCs w:val="24"/>
+        </w:rPr>
+        <w:lastRenderedPageBreak/>
+        <w:t>Ти один святий, допоміжник сильний, захисник життя нашого, і тебе ми завжди оспівуватимемо. Нехай буде сила Царства твого завжди благословенна і вельми прославлювана: Отця, і Сина, і Святого Духа, нині і повсякчас, і на віки віків. Амінь.</w:t>
+      </w:r>
+    </w:p>
+    <w:p>
+      <w:pPr>
+        <w:spacing w:after="120"/>
+        <w:jc w:val="both"/>
+        <w:rPr>
+          <w:rFonts w:ascii="Times New Roman" w:eastAsia="Times New Roman" w:hAnsi="Times New Roman" w:cs="Times New Roman"/>
+          <w:color w:val="000000"/>
+          <w:sz w:val="24"/>
+          <w:szCs w:val="24"/>
+        </w:rPr>
+      </w:pPr>
+      <w:r>
+        <w:rPr>
+          <w:rFonts w:ascii="Times New Roman" w:eastAsia="Times New Roman" w:hAnsi="Times New Roman" w:cs="Times New Roman"/>
+          <w:color w:val="FF0000"/>
+          <w:sz w:val="24"/>
+          <w:szCs w:val="24"/>
+        </w:rPr>
+        <w:t xml:space="preserve">8. </w:t>
+      </w:r>
+      <w:r>
+        <w:rPr>
+          <w:rFonts w:ascii="Times New Roman" w:eastAsia="Times New Roman" w:hAnsi="Times New Roman" w:cs="Times New Roman"/>
+          <w:color w:val="000000"/>
+          <w:sz w:val="24"/>
+          <w:szCs w:val="24"/>
+        </w:rPr>
+        <w:t>Господи, Боже наш, що сонну неміч забрав від нас і покликав нас візванням святим, щоб і вночі підносити руки наші і прославляти тебе за справедливі твої присуди. Прийми благання наші, моління, визнавання, нічні служби і даруй нам, Боже, віру бездоганну, надію впевнену, любов нелицемірну. Благослови наші входи й виходи, вчинки, слова, діла й думки; і дай нам дочекатися початку дня, нам, що хвалять й оспівують, і благословлять добрість твоєї несказанної сили, щоб було благословенне твоє пресвяте ім'я і прославлене твоє царство: Отця, і Сина, і Святого Духа, нині і повсякчас, і на віки віків. Амінь.</w:t>
+      </w:r>
+    </w:p>
+    <w:p>
+      <w:pPr>
+        <w:spacing w:after="120"/>
+        <w:jc w:val="both"/>
+        <w:rPr>
+          <w:rFonts w:ascii="Times New Roman" w:eastAsia="Times New Roman" w:hAnsi="Times New Roman" w:cs="Times New Roman"/>
+          <w:color w:val="000000"/>
+          <w:sz w:val="24"/>
+          <w:szCs w:val="24"/>
+        </w:rPr>
+      </w:pPr>
+      <w:r>
+        <w:rPr>
+          <w:rFonts w:ascii="Times New Roman" w:eastAsia="Times New Roman" w:hAnsi="Times New Roman" w:cs="Times New Roman"/>
+          <w:color w:val="FF0000"/>
+          <w:sz w:val="24"/>
+          <w:szCs w:val="24"/>
+        </w:rPr>
+        <w:t>9.</w:t>
+      </w:r>
+      <w:r>
+        <w:rPr>
+          <w:rFonts w:ascii="Times New Roman" w:eastAsia="Times New Roman" w:hAnsi="Times New Roman" w:cs="Times New Roman"/>
+          <w:color w:val="000000"/>
+          <w:sz w:val="24"/>
+          <w:szCs w:val="24"/>
+        </w:rPr>
+        <w:t xml:space="preserve"> Господи, Боже наш! Ти за покаяння дарував людям відпущення, нам же, як образ пізнання і визнання гріхів, показав покаяння і прощення пророка Давида. Тож, Владико, помилуй з великої милости твоєї нас, що в чимало великих гріхів впали, і по багатстві ласк твоїх очисти беззаконня наші, бо перед тобою згрішили ми, Господи, що невідомі й таємні речі серця людського знаєш, і єдиний ти маєш владу прощати гріхи. Серце ж чисте вчини в нас і Духом владичним утверди нас, і радість спасіння твого яви нам. Не відкинь нас від лиця твого, але дозволь, як Добрий і Чоловіколюбець, аж до останнього нашого віддиху появляти тобі жертву справедливости й приноси на святих твоїх жертовниках, милістю і ласками і чоловіколюб'ям єдинородного Сина твого, з яким ти є благословенний з пресвятим, добрим і животворящим твоїм Духом, нині й повсякчас, і на віки віків. Амінь.</w:t>
+      </w:r>
+    </w:p>
+    <w:p>
+      <w:pPr>
+        <w:spacing w:after="120"/>
+        <w:jc w:val="both"/>
+        <w:rPr>
+          <w:rFonts w:ascii="Times New Roman" w:eastAsia="Times New Roman" w:hAnsi="Times New Roman" w:cs="Times New Roman"/>
+          <w:color w:val="000000"/>
+          <w:sz w:val="24"/>
+          <w:szCs w:val="24"/>
+        </w:rPr>
+      </w:pPr>
+      <w:r>
+        <w:rPr>
+          <w:rFonts w:ascii="Times New Roman" w:eastAsia="Times New Roman" w:hAnsi="Times New Roman" w:cs="Times New Roman"/>
+          <w:color w:val="FF0000"/>
+          <w:sz w:val="24"/>
+          <w:szCs w:val="24"/>
+        </w:rPr>
+        <w:t>10.</w:t>
+      </w:r>
+      <w:r>
+        <w:rPr>
+          <w:rFonts w:ascii="Times New Roman" w:eastAsia="Times New Roman" w:hAnsi="Times New Roman" w:cs="Times New Roman"/>
+          <w:color w:val="000000"/>
+          <w:sz w:val="24"/>
+          <w:szCs w:val="24"/>
+        </w:rPr>
+        <w:t xml:space="preserve"> Боже, Боже наш! Ти сотворив розумні й духовні сили своєю волею. Тебе просимо й тобі молимося: Прийми наші посильні величання з усіма твоїми творіннями і збагати щедрими даруваннями твоєї ласки. Бо перед тобою згинається всяке коліно: на небі, на землі й під землею, і все, що живе, і все створіння оспівує неосяжну твою славу, бо ти Бог правдивий і вельми милостивий. Тебе бо хвалять усі небесні сили, і тобі славу віддаємо: Отцю, і Сину, і Святому Духові, нині і повсякчас, і на віки віків. Амінь.</w:t>
+      </w:r>
+    </w:p>
+    <w:p>
+      <w:pPr>
+        <w:spacing w:after="120"/>
+        <w:jc w:val="both"/>
+        <w:rPr>
+          <w:rFonts w:ascii="Times New Roman" w:eastAsia="Times New Roman" w:hAnsi="Times New Roman" w:cs="Times New Roman"/>
+          <w:color w:val="FF0000"/>
+          <w:sz w:val="24"/>
+          <w:szCs w:val="24"/>
+        </w:rPr>
+      </w:pPr>
+      <w:r>
+        <w:rPr>
+          <w:rFonts w:ascii="Times New Roman" w:eastAsia="Times New Roman" w:hAnsi="Times New Roman" w:cs="Times New Roman"/>
+          <w:color w:val="FF0000"/>
+          <w:sz w:val="24"/>
+          <w:szCs w:val="24"/>
+        </w:rPr>
+        <w:t xml:space="preserve">11. </w:t>
+      </w:r>
+      <w:r>
+        <w:rPr>
+          <w:rFonts w:ascii="Times New Roman" w:eastAsia="Times New Roman" w:hAnsi="Times New Roman" w:cs="Times New Roman"/>
+          <w:color w:val="000000"/>
+          <w:sz w:val="24"/>
+          <w:szCs w:val="24"/>
+        </w:rPr>
+        <w:t>Хвалимо, співаємо, благословимо і дякуємо тобі, Боже батьків наших, бо ти забрав тінь нічну і явив нам знову світло денне. Молимо твою добрість: Милостивий будь для нас грішних і прийми молитву нашу задля великої твоєї ласкавости, бо ми прибігаємо до тебе, милостивого і всемогутнього Бога. Ти, що засвітив у серцях наших правдиве сонце справедливости твоєї! Просвіти розум наш і почування всі зберігай, щоб, як у день, ходили ми пристойно шляхом заповідей твоїх і дійшли до життя вічного, і стали гідними насолоджуватися недоступним твоїм світлом. Бо в тебе є джерело життя, ти Бог наш і тобі славу віддаємо: Отцю, і Сину, і Святому Духові, нині і повсякчас, і на віки віків. Амінь.</w:t>
+      </w:r>
+    </w:p>
+    <w:p>
+      <w:pPr>
+        <w:pStyle w:val="2"/>
+        <w:rPr>
+          <w:rFonts w:ascii="Times New Roman" w:eastAsia="Times New Roman" w:hAnsi="Times New Roman" w:cs="Times New Roman"/>
+          <w:sz w:val="24"/>
+          <w:szCs w:val="24"/>
+        </w:rPr>
+      </w:pPr>
+      <w:r>
+        <w:rPr>
+          <w:rFonts w:ascii="Times New Roman" w:eastAsia="Times New Roman" w:hAnsi="Times New Roman" w:cs="Times New Roman"/>
+          <w:sz w:val="24"/>
+          <w:szCs w:val="24"/>
+        </w:rPr>
+        <w:t>Replace</w:t>
+      </w:r>
+    </w:p>
+    <w:p>
+      <w:pPr>
+        <w:spacing w:after="120"/>
+        <w:jc w:val="both"/>
+        <w:rPr>
+          <w:rFonts w:ascii="Times New Roman" w:eastAsia="Times New Roman" w:hAnsi="Times New Roman" w:cs="Times New Roman"/>
+        </w:rPr>
+      </w:pPr>
+      <w:r>
+        <w:rPr>
+          <w:rFonts w:ascii="Times New Roman" w:eastAsia="Times New Roman" w:hAnsi="Times New Roman" w:cs="Times New Roman"/>
+          <w:color w:val="FF0000"/>
+          <w:sz w:val="24"/>
+          <w:szCs w:val="24"/>
+        </w:rPr>
+        <w:t xml:space="preserve">1. </w:t>
+      </w:r>
+      <w:r>
+        <w:rPr>
+          <w:rFonts w:ascii="Times New Roman" w:eastAsia="Times New Roman" w:hAnsi="Times New Roman" w:cs="Times New Roman"/>
+          <w:sz w:val="24"/>
+          <w:szCs w:val="24"/>
+        </w:rPr>
+        <w:t xml:space="preserve">Благодаримо </w:t>
+      </w:r>
+      <w:r>
+        <w:rPr>
+          <w:rFonts w:ascii="Times New Roman" w:eastAsia="Times New Roman" w:hAnsi="Times New Roman" w:cs="Times New Roman"/>
+          <w:color w:val="000000"/>
+          <w:sz w:val="24"/>
+          <w:szCs w:val="24"/>
+        </w:rPr>
+        <w:t>Т</w:t>
+      </w:r>
+      <w:r>
+        <w:rPr>
+          <w:rFonts w:ascii="Times New Roman" w:eastAsia="Times New Roman" w:hAnsi="Times New Roman" w:cs="Times New Roman"/>
+          <w:sz w:val="24"/>
+          <w:szCs w:val="24"/>
+        </w:rPr>
+        <w:t>е</w:t>
+      </w:r>
+      <w:r>
+        <w:rPr>
+          <w:rFonts w:ascii="Times New Roman" w:eastAsia="Times New Roman" w:hAnsi="Times New Roman" w:cs="Times New Roman"/>
+          <w:color w:val="000000"/>
+          <w:sz w:val="24"/>
+          <w:szCs w:val="24"/>
+        </w:rPr>
+        <w:t>б</w:t>
+      </w:r>
+      <w:r>
+        <w:rPr>
+          <w:rFonts w:ascii="Times New Roman" w:eastAsia="Times New Roman" w:hAnsi="Times New Roman" w:cs="Times New Roman"/>
+          <w:sz w:val="24"/>
+          <w:szCs w:val="24"/>
+        </w:rPr>
+        <w:t>е</w:t>
+      </w:r>
+      <w:r>
+        <w:rPr>
+          <w:rFonts w:ascii="Times New Roman" w:eastAsia="Times New Roman" w:hAnsi="Times New Roman" w:cs="Times New Roman"/>
+          <w:color w:val="000000"/>
+          <w:sz w:val="24"/>
+          <w:szCs w:val="24"/>
+        </w:rPr>
+        <w:t xml:space="preserve">, Господи, Боже наш, що підняв нас із постелі нашої і вклав в уста наші слово хвали, щоб поклонятися і призивати ім'я Твоє святе. Ми умоляємо Твоє милосердя, яке Ти завжди виявляв у нашому житті. Пошли поміч свою людям, що стоять перед лицем святої слави Твоєї і дожидають від Тебе багатої милости; і дай нам, що зо страхом і любов'ю </w:t>
+      </w:r>
+      <w:r>
+        <w:rPr>
+          <w:rFonts w:ascii="Times New Roman" w:eastAsia="Times New Roman" w:hAnsi="Times New Roman" w:cs="Times New Roman"/>
+          <w:color w:val="000000"/>
+          <w:sz w:val="24"/>
+          <w:szCs w:val="24"/>
+        </w:rPr>
+        <w:lastRenderedPageBreak/>
+        <w:t>завжди Тобі служимо, хвалити несказанну Твою доброту. Бо Тобі належить усяка слава, честь і поклоніння: Отцю, і Сину, і Святому Духові, нині і повсякчас, і на віки віків. Амінь.</w:t>
+      </w:r>
+    </w:p>
+    <w:p>
+      <w:pPr>
+        <w:spacing w:after="120"/>
+        <w:jc w:val="both"/>
+        <w:rPr>
+          <w:rFonts w:ascii="Times New Roman" w:eastAsia="Times New Roman" w:hAnsi="Times New Roman" w:cs="Times New Roman"/>
+        </w:rPr>
+      </w:pPr>
+      <w:r>
+        <w:rPr>
+          <w:rFonts w:ascii="Times New Roman" w:eastAsia="Times New Roman" w:hAnsi="Times New Roman" w:cs="Times New Roman"/>
+          <w:color w:val="FF0000"/>
+          <w:sz w:val="24"/>
+          <w:szCs w:val="24"/>
+        </w:rPr>
+        <w:t xml:space="preserve">2. </w:t>
+      </w:r>
+      <w:r>
+        <w:rPr>
+          <w:rFonts w:ascii="Times New Roman" w:eastAsia="Times New Roman" w:hAnsi="Times New Roman" w:cs="Times New Roman"/>
+          <w:color w:val="000000"/>
+          <w:sz w:val="24"/>
+          <w:szCs w:val="24"/>
+        </w:rPr>
+        <w:t>Від ночі лине дух наш до Тебе, Боже, бо світлом є повеління Твої на землі. Навчи нас у страсі Твоєму виконувати правду й добро, бо Тебе славимо як правдивого Бога нашого. Прихили вухо своє і вислухай нас, і пом'яни, Господи, тих, що є та що моляться з нами, всіх по імені, і спаси їх силою Твоєю. Благослови людей Твоїх і освяти спадкоємство Твоє: мир світові Твоєму даруй, церквам Твоїм, Священникам, владі, і всім людям. Хай благословиться і прославляється всечесне і величне ім'я Твоє, Отця, і Сина, і Святого Духа, нині і повсякчас, і на віки віків. Амінь.</w:t>
+      </w:r>
+    </w:p>
+    <w:p>
+      <w:pPr>
+        <w:spacing w:after="120"/>
+        <w:jc w:val="both"/>
+        <w:rPr>
+          <w:rFonts w:ascii="Times New Roman" w:eastAsia="Times New Roman" w:hAnsi="Times New Roman" w:cs="Times New Roman"/>
+        </w:rPr>
+      </w:pPr>
+      <w:r>
+        <w:rPr>
+          <w:rFonts w:ascii="Times New Roman" w:eastAsia="Times New Roman" w:hAnsi="Times New Roman" w:cs="Times New Roman"/>
+          <w:color w:val="FF0000"/>
+          <w:sz w:val="24"/>
+          <w:szCs w:val="24"/>
+        </w:rPr>
+        <w:t>3.</w:t>
+      </w:r>
+      <w:r>
+        <w:rPr>
+          <w:rFonts w:ascii="Times New Roman" w:eastAsia="Times New Roman" w:hAnsi="Times New Roman" w:cs="Times New Roman"/>
+          <w:color w:val="000000"/>
+          <w:sz w:val="24"/>
+          <w:szCs w:val="24"/>
+        </w:rPr>
+        <w:t xml:space="preserve"> Від ночі лине дух наш до Тебе, Боже, бо світлом є повеління Твої. Навчи нас, Боже, правди Твоєї, заповідей Твоїх і виправдань Твоїх. Просвіти наші духовні очі, щоб ми не заснули в гріхах на смерть. Віджени всяку мряку від сердець наших, даруй нам сонце правди і охорони життя наше знаменням і печаттю Святого Твого Духа. Направ стопи наші на шлях мирний, дай нам бачити ранішній день у радості, щоб ми Тобі засилали ранішні молитви, бо Твоє є володіння і Твоє є царство і сила, і слава Отця, і Сина, і Святого Духа, нині і повсякчас, і на віки віків. Амінь.</w:t>
+      </w:r>
+    </w:p>
+    <w:p>
+      <w:pPr>
+        <w:spacing w:after="120"/>
+        <w:jc w:val="both"/>
+        <w:rPr>
+          <w:rFonts w:ascii="Times New Roman" w:eastAsia="Times New Roman" w:hAnsi="Times New Roman" w:cs="Times New Roman"/>
+        </w:rPr>
+      </w:pPr>
+      <w:r>
+        <w:rPr>
+          <w:rFonts w:ascii="Times New Roman" w:eastAsia="Times New Roman" w:hAnsi="Times New Roman" w:cs="Times New Roman"/>
+          <w:color w:val="FF0000"/>
+          <w:sz w:val="24"/>
+          <w:szCs w:val="24"/>
+        </w:rPr>
+        <w:t>4.</w:t>
+      </w:r>
+      <w:r>
+        <w:rPr>
+          <w:rFonts w:ascii="Times New Roman" w:eastAsia="Times New Roman" w:hAnsi="Times New Roman" w:cs="Times New Roman"/>
+          <w:color w:val="000000"/>
+          <w:sz w:val="24"/>
+          <w:szCs w:val="24"/>
+        </w:rPr>
+        <w:t xml:space="preserve"> Владико, Боже святий і неосяжний, що казав із темряви світлові засіяти, що заспокоїв нас у нічному сні й підвів до величання і моління Твоєї доброти! Ти, що даєш себе умолити задля свого милосердя, прийми і нині нас, що поклоняємося Тобі й по силі </w:t>
+      </w:r>
+      <w:r>
+        <w:rPr>
+          <w:rFonts w:ascii="Times New Roman" w:eastAsia="Times New Roman" w:hAnsi="Times New Roman" w:cs="Times New Roman"/>
+          <w:sz w:val="24"/>
+          <w:szCs w:val="24"/>
+        </w:rPr>
+        <w:t xml:space="preserve">благодаримо </w:t>
+      </w:r>
+      <w:r>
+        <w:rPr>
+          <w:rFonts w:ascii="Times New Roman" w:eastAsia="Times New Roman" w:hAnsi="Times New Roman" w:cs="Times New Roman"/>
+          <w:color w:val="000000"/>
+          <w:sz w:val="24"/>
+          <w:szCs w:val="24"/>
+        </w:rPr>
+        <w:t>Т</w:t>
+      </w:r>
+      <w:r>
+        <w:rPr>
+          <w:rFonts w:ascii="Times New Roman" w:eastAsia="Times New Roman" w:hAnsi="Times New Roman" w:cs="Times New Roman"/>
+          <w:sz w:val="24"/>
+          <w:szCs w:val="24"/>
+        </w:rPr>
+        <w:t>ебе</w:t>
+      </w:r>
+      <w:r>
+        <w:rPr>
+          <w:rFonts w:ascii="Times New Roman" w:eastAsia="Times New Roman" w:hAnsi="Times New Roman" w:cs="Times New Roman"/>
+          <w:color w:val="000000"/>
+          <w:sz w:val="24"/>
+          <w:szCs w:val="24"/>
+        </w:rPr>
+        <w:t xml:space="preserve">; і даруй нам те, чого просимо задля спасіння. Вчини нас синами світла і дня та спадкоємцями вічних Твоїх </w:t>
+      </w:r>
+      <w:r>
+        <w:rPr>
+          <w:rFonts w:ascii="Times New Roman" w:eastAsia="Times New Roman" w:hAnsi="Times New Roman" w:cs="Times New Roman"/>
+          <w:sz w:val="24"/>
+          <w:szCs w:val="24"/>
+        </w:rPr>
+        <w:t>благ</w:t>
+      </w:r>
+      <w:r>
+        <w:rPr>
+          <w:rFonts w:ascii="Times New Roman" w:eastAsia="Times New Roman" w:hAnsi="Times New Roman" w:cs="Times New Roman"/>
+          <w:color w:val="000000"/>
+          <w:sz w:val="24"/>
+          <w:szCs w:val="24"/>
+        </w:rPr>
+        <w:t>. Пом'яни, Господи, за багатством ласк Твоїх усіх людей, що є і моляться з нами, і всю братію нашу на землі й на морі, і на всякому місці володіння Твого, що потребують Твоєї любови й помочі. Усім вияви велику Твою милість, щоб спасенні, як душею так і тілом, завжди перебували й відважно славили чудне й благословенне ім'я Твоє, бо Ти Бог милости і ласк, і любови, і Тобі славу возсилаємо: Отцю, і Сину, і Святому Духові, нині і повсякчас, і на віки віків. Амінь.</w:t>
+      </w:r>
+    </w:p>
+    <w:p>
+      <w:pPr>
+        <w:spacing w:after="120"/>
+        <w:jc w:val="both"/>
+        <w:rPr>
+          <w:rFonts w:ascii="Times New Roman" w:eastAsia="Times New Roman" w:hAnsi="Times New Roman" w:cs="Times New Roman"/>
+        </w:rPr>
+      </w:pPr>
+      <w:r>
+        <w:rPr>
+          <w:rFonts w:ascii="Times New Roman" w:eastAsia="Times New Roman" w:hAnsi="Times New Roman" w:cs="Times New Roman"/>
+          <w:color w:val="FF0000"/>
+          <w:sz w:val="24"/>
+          <w:szCs w:val="24"/>
+        </w:rPr>
+        <w:t>5.</w:t>
+      </w:r>
+      <w:r>
+        <w:rPr>
+          <w:rFonts w:ascii="Times New Roman" w:eastAsia="Times New Roman" w:hAnsi="Times New Roman" w:cs="Times New Roman"/>
+          <w:color w:val="000000"/>
+          <w:sz w:val="24"/>
+          <w:szCs w:val="24"/>
+        </w:rPr>
+        <w:t xml:space="preserve"> Скарб</w:t>
+      </w:r>
+      <w:r>
+        <w:rPr>
+          <w:rFonts w:ascii="Times New Roman" w:eastAsia="Times New Roman" w:hAnsi="Times New Roman" w:cs="Times New Roman"/>
+          <w:sz w:val="24"/>
+          <w:szCs w:val="24"/>
+        </w:rPr>
+        <w:t>нице</w:t>
+      </w:r>
+      <w:r>
+        <w:rPr>
+          <w:rFonts w:ascii="Times New Roman" w:eastAsia="Times New Roman" w:hAnsi="Times New Roman" w:cs="Times New Roman"/>
+          <w:color w:val="000000"/>
+          <w:sz w:val="24"/>
+          <w:szCs w:val="24"/>
+        </w:rPr>
+        <w:t xml:space="preserve"> </w:t>
+      </w:r>
+      <w:r>
+        <w:rPr>
+          <w:rFonts w:ascii="Times New Roman" w:eastAsia="Times New Roman" w:hAnsi="Times New Roman" w:cs="Times New Roman"/>
+          <w:sz w:val="24"/>
+          <w:szCs w:val="24"/>
+        </w:rPr>
+        <w:t>благ</w:t>
+      </w:r>
+      <w:r>
+        <w:rPr>
+          <w:rFonts w:ascii="Times New Roman" w:eastAsia="Times New Roman" w:hAnsi="Times New Roman" w:cs="Times New Roman"/>
+          <w:color w:val="000000"/>
+          <w:sz w:val="24"/>
+          <w:szCs w:val="24"/>
+        </w:rPr>
+        <w:t>, джерело невисихаюче, Отче святий, чудотворче всесильний і вседержителю! Усі Тобі поклоняємося і Тобі молимося та Твої милості і Твої ласки призиваємо на поміч і на заступництво нашій смиренності. Пом'яни, Господи, слуг Твоїх, прийми від усіх нас ранішні моління, як кадило перед Тобою; ні одного з нас не вчини нездатним, але всіх нас зберігай ласками Твоїми. Пом'яни, Господи, тих, що чувають і співають на славу Твою і єдинородного Твого Сина і Бога нашого, і Святого Твого Духа. Будь їм помічником і заступником; прийми їх молитви на наднебесний і духовний Твій жертовник, бо Ти Бог наш, і Тобі славу возсилаємо: Отцю, і Сину, і Святому Духові, нині і повсякчас, і на віки віків. Амінь.</w:t>
+      </w:r>
+    </w:p>
+    <w:p>
+      <w:pPr>
+        <w:spacing w:after="120"/>
+        <w:jc w:val="both"/>
+        <w:rPr>
+          <w:rFonts w:ascii="Times New Roman" w:eastAsia="Times New Roman" w:hAnsi="Times New Roman" w:cs="Times New Roman"/>
+        </w:rPr>
+      </w:pPr>
+      <w:r>
+        <w:rPr>
+          <w:rFonts w:ascii="Times New Roman" w:eastAsia="Times New Roman" w:hAnsi="Times New Roman" w:cs="Times New Roman"/>
+          <w:color w:val="FF0000"/>
+          <w:sz w:val="24"/>
+          <w:szCs w:val="24"/>
+        </w:rPr>
+        <w:t xml:space="preserve">6. </w:t>
+      </w:r>
+      <w:r>
+        <w:rPr>
+          <w:rFonts w:ascii="Times New Roman" w:eastAsia="Times New Roman" w:hAnsi="Times New Roman" w:cs="Times New Roman"/>
+          <w:sz w:val="24"/>
+          <w:szCs w:val="24"/>
+        </w:rPr>
+        <w:t>Благодаримо</w:t>
+      </w:r>
+      <w:r>
+        <w:rPr>
+          <w:rFonts w:ascii="Times New Roman" w:eastAsia="Times New Roman" w:hAnsi="Times New Roman" w:cs="Times New Roman"/>
+          <w:color w:val="000000"/>
+          <w:sz w:val="24"/>
+          <w:szCs w:val="24"/>
+        </w:rPr>
+        <w:t xml:space="preserve"> Т</w:t>
+      </w:r>
+      <w:r>
+        <w:rPr>
+          <w:rFonts w:ascii="Times New Roman" w:eastAsia="Times New Roman" w:hAnsi="Times New Roman" w:cs="Times New Roman"/>
+          <w:sz w:val="24"/>
+          <w:szCs w:val="24"/>
+        </w:rPr>
+        <w:t>е</w:t>
+      </w:r>
+      <w:r>
+        <w:rPr>
+          <w:rFonts w:ascii="Times New Roman" w:eastAsia="Times New Roman" w:hAnsi="Times New Roman" w:cs="Times New Roman"/>
+          <w:color w:val="000000"/>
+          <w:sz w:val="24"/>
+          <w:szCs w:val="24"/>
+        </w:rPr>
+        <w:t>б</w:t>
+      </w:r>
+      <w:r>
+        <w:rPr>
+          <w:rFonts w:ascii="Times New Roman" w:eastAsia="Times New Roman" w:hAnsi="Times New Roman" w:cs="Times New Roman"/>
+          <w:sz w:val="24"/>
+          <w:szCs w:val="24"/>
+        </w:rPr>
+        <w:t>е</w:t>
+      </w:r>
+      <w:r>
+        <w:rPr>
+          <w:rFonts w:ascii="Times New Roman" w:eastAsia="Times New Roman" w:hAnsi="Times New Roman" w:cs="Times New Roman"/>
+          <w:color w:val="000000"/>
+          <w:sz w:val="24"/>
+          <w:szCs w:val="24"/>
+        </w:rPr>
+        <w:t xml:space="preserve">, Господи, Боже спасіння нашого, бо Ти все робиш для добра життя нашого, щоб ми завжди на Тебе споглядали, Спасителю й Доброчинцю душ наших. Бо Ти дав спокій нам у час минулої ночі й підвів нас, щоб ми поклонялися величному імені Твоєму. Тому молимо Тебе, Господи: Дай нам ласку й силу, щоб ми стали гідними співати </w:t>
+      </w:r>
+      <w:r>
+        <w:rPr>
+          <w:rFonts w:ascii="Times New Roman" w:eastAsia="Times New Roman" w:hAnsi="Times New Roman" w:cs="Times New Roman"/>
+          <w:color w:val="000000"/>
+          <w:sz w:val="24"/>
+          <w:szCs w:val="24"/>
+        </w:rPr>
+        <w:lastRenderedPageBreak/>
+        <w:t>Тобі розумно й молитися безупинно та в страсі і тремтінні над нашим спасінням працювали, при заступництві Христа Твого. Пом'яни, Господи, і тих, що вночі до Тебе кличуть. Вислухай їх і помилуй, і круши під ноги їх невидимих і войовничих ворогів. Бо Ти Цар миру і Спас душ наших, і Тобі славу возсилаємо: Отцю і Сину, і Святому Духові, нині і повсякчас, і на віки віків. Амінь.</w:t>
+      </w:r>
+    </w:p>
+    <w:p>
+      <w:pPr>
+        <w:spacing w:after="120"/>
+        <w:jc w:val="both"/>
+        <w:rPr>
+          <w:rFonts w:ascii="Times New Roman" w:eastAsia="Times New Roman" w:hAnsi="Times New Roman" w:cs="Times New Roman"/>
+        </w:rPr>
+      </w:pPr>
+      <w:r>
+        <w:rPr>
+          <w:rFonts w:ascii="Times New Roman" w:eastAsia="Times New Roman" w:hAnsi="Times New Roman" w:cs="Times New Roman"/>
+          <w:color w:val="FF0000"/>
+          <w:sz w:val="24"/>
+          <w:szCs w:val="24"/>
+        </w:rPr>
+        <w:t>7.</w:t>
+      </w:r>
+      <w:r>
+        <w:rPr>
+          <w:rFonts w:ascii="Times New Roman" w:eastAsia="Times New Roman" w:hAnsi="Times New Roman" w:cs="Times New Roman"/>
+          <w:color w:val="000000"/>
+          <w:sz w:val="24"/>
+          <w:szCs w:val="24"/>
+        </w:rPr>
+        <w:t xml:space="preserve"> Боже й Отче Господа нашого Ісуса Христа! Ти підніс нас з постелі нашої і зібрав на годину молитви. Дай нам ласку відкрити уста наші і прийми наші подяки, що в наших силах, і навчи нас установ Твоїх. Бо молитися як слід не вміємо, якщо Ти, Господи, святим Твоїм Духом не навчиш нас. Тому молимося Тобі: Даруй і прости, якщо ми згрішили аж до теперішньої години словом або ділом, або думкою, добровільно або недобровільно. Бо коли на провини будеш дивитися, Господи, Господи, то хто встоїться, бо в Тебе є прощення. Ти один святий, допоміжник сильний, захисник життя нашого, і Тебе ми завжди оспівуватимемо. Нехай буде сила Царства Твого завжди благословенна і вельми прославлювана: Отця, і Сина, і Святого Духа, нині і повсякчас, і на віки віків. Амінь.</w:t>
+      </w:r>
+    </w:p>
+    <w:p>
+      <w:pPr>
+        <w:spacing w:after="120"/>
+        <w:jc w:val="both"/>
+        <w:rPr>
+          <w:rFonts w:ascii="Times New Roman" w:eastAsia="Times New Roman" w:hAnsi="Times New Roman" w:cs="Times New Roman"/>
+        </w:rPr>
+      </w:pPr>
+      <w:r>
+        <w:rPr>
+          <w:rFonts w:ascii="Times New Roman" w:eastAsia="Times New Roman" w:hAnsi="Times New Roman" w:cs="Times New Roman"/>
+          <w:color w:val="FF0000"/>
+          <w:sz w:val="24"/>
+          <w:szCs w:val="24"/>
+        </w:rPr>
+        <w:t xml:space="preserve">8. </w:t>
+      </w:r>
+      <w:r>
+        <w:rPr>
+          <w:rFonts w:ascii="Times New Roman" w:eastAsia="Times New Roman" w:hAnsi="Times New Roman" w:cs="Times New Roman"/>
+          <w:color w:val="000000"/>
+          <w:sz w:val="24"/>
+          <w:szCs w:val="24"/>
+        </w:rPr>
+        <w:t>Господи, Боже наш, що сонну неміч забрав від нас і покликав нас візванням святим, щоб і вночі підносити руки наші і прославляти Тебе за справедливі Твої присуди. Прийми благання наші, моління, визнавання, нічні служби і даруй нам, Боже, віру бездоганну, надію впевнену, любов нелицемірну. Благослови наші входи й виходи, вчинки, слова, діла й думки; і дай нам дочекатися початку дня, нам, що хвалять й оспівують, і благословлять добрість Твоєї несказанної сили, щоб було благословенне Твоє пресвяте ім'я і прославлене Твоє царство: Отця, і Сина, і Святого Духа, нині і повсякчас, і на віки віків. Амінь.</w:t>
+      </w:r>
+    </w:p>
+    <w:p>
+      <w:pPr>
+        <w:spacing w:after="120"/>
+        <w:jc w:val="both"/>
+        <w:rPr>
+          <w:rFonts w:ascii="Times New Roman" w:eastAsia="Times New Roman" w:hAnsi="Times New Roman" w:cs="Times New Roman"/>
+        </w:rPr>
+      </w:pPr>
+      <w:r>
+        <w:rPr>
+          <w:rFonts w:ascii="Times New Roman" w:eastAsia="Times New Roman" w:hAnsi="Times New Roman" w:cs="Times New Roman"/>
+          <w:color w:val="FF0000"/>
+          <w:sz w:val="24"/>
+          <w:szCs w:val="24"/>
+        </w:rPr>
+        <w:t>9.</w:t>
+      </w:r>
+      <w:r>
+        <w:rPr>
+          <w:rFonts w:ascii="Times New Roman" w:eastAsia="Times New Roman" w:hAnsi="Times New Roman" w:cs="Times New Roman"/>
+          <w:color w:val="000000"/>
+          <w:sz w:val="24"/>
+          <w:szCs w:val="24"/>
+        </w:rPr>
+        <w:t xml:space="preserve"> Господи, Боже наш! Ти за покаяння дарував людям відпущення, нам же, як образ пізнання і визнання гріхів, показав покаяння і прощення пророка Давида. Тож, Владико, помилуй з великої милости Твоєї нас, що в чимало великих гріхів впали, і по багатстві ласк Твоїх очисти беззаконня наші, бо перед Тобою згрішили ми, Господи, що невідомі й таємні речі серця людського знаєш, і єдиний Ти маєш владу прощати гріхи. Серце ж чисте вчини в нас і Духом владичним утверди нас, і радість спасіння Твого яви нам. Не відкинь нас від лиця Твого, але дозволь, як благий і людинолюбний, аж до останнього нашого віддиху появляти Тобі жертву справедливости й приноси на святих Твоїх жертовниках, милістю і ласками і людинолюб'ям єдинородного Сина Твого, з яким Ти є благословенний з пресвятим, добрим і животворчим Твоїм Духом, нині й повсякчас, і на віки віків. Амінь.</w:t>
+      </w:r>
+    </w:p>
+    <w:p>
+      <w:pPr>
+        <w:spacing w:after="120"/>
+        <w:jc w:val="both"/>
+        <w:rPr>
+          <w:rFonts w:ascii="Times New Roman" w:eastAsia="Times New Roman" w:hAnsi="Times New Roman" w:cs="Times New Roman"/>
+        </w:rPr>
+      </w:pPr>
+      <w:r>
+        <w:rPr>
+          <w:rFonts w:ascii="Times New Roman" w:eastAsia="Times New Roman" w:hAnsi="Times New Roman" w:cs="Times New Roman"/>
+          <w:color w:val="FF0000"/>
+          <w:sz w:val="24"/>
+          <w:szCs w:val="24"/>
+        </w:rPr>
+        <w:t>10.</w:t>
+      </w:r>
+      <w:r>
+        <w:rPr>
+          <w:rFonts w:ascii="Times New Roman" w:eastAsia="Times New Roman" w:hAnsi="Times New Roman" w:cs="Times New Roman"/>
+          <w:color w:val="000000"/>
+          <w:sz w:val="24"/>
+          <w:szCs w:val="24"/>
+        </w:rPr>
+        <w:t xml:space="preserve"> Боже, Боже наш! Ти сотворив розумні й духовні сили Своєю волею. Тебе просимо й Тобі молимося: Прийми наші посильні величання з усіма Твоїми творіннями і збагати щедрими даруваннями Твоєї ласки. Бо перед Тобою згинається всяке коліно: на небі, на землі й під землею, і все, що живе, і все створіння оспівує неосяжну Твою славу, бо Ти Бог правдивий і вельми милостивий. Тебе бо хвалять усі небесні сили, і Тобі славу возсилаємо: Отцю, і Сину, і Святому Духові, нині і повсякчас, і на віки віків. Амінь.</w:t>
+      </w:r>
+    </w:p>
+    <w:p>
+      <w:pPr>
+        <w:spacing w:after="120"/>
+        <w:jc w:val="both"/>
+        <w:rPr>
+          <w:rFonts w:ascii="Times New Roman" w:eastAsia="Times New Roman" w:hAnsi="Times New Roman" w:cs="Times New Roman"/>
+          <w:color w:val="000000"/>
+          <w:sz w:val="24"/>
+          <w:szCs w:val="24"/>
+        </w:rPr>
+      </w:pPr>
+      <w:r>
+        <w:rPr>
+          <w:rFonts w:ascii="Times New Roman" w:eastAsia="Times New Roman" w:hAnsi="Times New Roman" w:cs="Times New Roman"/>
+          <w:color w:val="FF0000"/>
+          <w:sz w:val="24"/>
+          <w:szCs w:val="24"/>
+        </w:rPr>
+        <w:t xml:space="preserve">11. </w:t>
+      </w:r>
+      <w:r>
+        <w:rPr>
+          <w:rFonts w:ascii="Times New Roman" w:eastAsia="Times New Roman" w:hAnsi="Times New Roman" w:cs="Times New Roman"/>
+          <w:color w:val="000000"/>
+          <w:sz w:val="24"/>
+          <w:szCs w:val="24"/>
+        </w:rPr>
+        <w:t xml:space="preserve">Хвалимо, співаємо, благословимо і </w:t>
+      </w:r>
+      <w:r>
+        <w:rPr>
+          <w:rFonts w:ascii="Times New Roman" w:eastAsia="Times New Roman" w:hAnsi="Times New Roman" w:cs="Times New Roman"/>
+          <w:sz w:val="24"/>
+          <w:szCs w:val="24"/>
+        </w:rPr>
+        <w:t>благодаримо</w:t>
+      </w:r>
+      <w:r>
+        <w:rPr>
+          <w:rFonts w:ascii="Times New Roman" w:eastAsia="Times New Roman" w:hAnsi="Times New Roman" w:cs="Times New Roman"/>
+          <w:color w:val="000000"/>
+          <w:sz w:val="24"/>
+          <w:szCs w:val="24"/>
+        </w:rPr>
+        <w:t xml:space="preserve"> Т</w:t>
+      </w:r>
+      <w:r>
+        <w:rPr>
+          <w:rFonts w:ascii="Times New Roman" w:eastAsia="Times New Roman" w:hAnsi="Times New Roman" w:cs="Times New Roman"/>
+          <w:sz w:val="24"/>
+          <w:szCs w:val="24"/>
+        </w:rPr>
+        <w:t>ебе</w:t>
+      </w:r>
+      <w:r>
+        <w:rPr>
+          <w:rFonts w:ascii="Times New Roman" w:eastAsia="Times New Roman" w:hAnsi="Times New Roman" w:cs="Times New Roman"/>
+          <w:color w:val="000000"/>
+          <w:sz w:val="24"/>
+          <w:szCs w:val="24"/>
+        </w:rPr>
+        <w:t xml:space="preserve">, Боже батьків наших, бо Ти забрав тінь нічну і явив нам знову світло денне. Молимо Твою добрість: Милостивий будь для нас </w:t>
+      </w:r>
+      <w:r>
+        <w:rPr>
+          <w:rFonts w:ascii="Times New Roman" w:eastAsia="Times New Roman" w:hAnsi="Times New Roman" w:cs="Times New Roman"/>
+          <w:color w:val="000000"/>
+          <w:sz w:val="24"/>
+          <w:szCs w:val="24"/>
+        </w:rPr>
+        <w:lastRenderedPageBreak/>
+        <w:t>грішних і прийми молитву нашу задля великої Твоєї ласкавости, бо ми прибігаємо до Тебе, милостивого і всемогутнього Бога. Ти, що засвітив у серцях наших правдиве сонце справедливости Твоєї! Просвіти розум наш і почування всі зберігай, щоб, як у день, ходили ми пристойно шляхом заповідей Твоїх і дійшли до життя вічного, і стали гідними насолоджуватися недоступним Твоїм світлом. Бо в Тебе є джерело життя, Ти Бог наш і Тобі славу возсилаємо: Отцю, і Сину, і Святому Духові, нині і повсякчас, і на віки віків. Амінь.</w:t>
+      </w:r>
+    </w:p>
+    <w:p>
+      <w:pPr>
+        <w:pStyle w:val="1"/>
+        <w:rPr>
+          <w:rFonts w:ascii="Times New Roman" w:eastAsia="Times New Roman" w:hAnsi="Times New Roman" w:cs="Times New Roman"/>
+        </w:rPr>
+      </w:pPr>
+      <w:r>
+        <w:rPr>
+          <w:rFonts w:ascii="Times New Roman" w:eastAsia="Times New Roman" w:hAnsi="Times New Roman" w:cs="Times New Roman"/>
+        </w:rPr>
+        <w:t>[У] Молитва 10 – виправлення «Своєю»</w:t>
+      </w:r>
+    </w:p>
+    <w:p>
+      <w:pPr>
+        <w:pStyle w:val="2"/>
         <w:rPr>
           <w:rFonts w:ascii="Times New Roman" w:eastAsia="Times New Roman" w:hAnsi="Times New Roman" w:cs="Times New Roman"/>
           <w:sz w:val="24"/>
@@ -31455,26 +32461,30 @@
         <w:jc w:val="both"/>
         <w:rPr>
           <w:rFonts w:ascii="Times New Roman" w:eastAsia="Times New Roman" w:hAnsi="Times New Roman" w:cs="Times New Roman"/>
-          <w:i/>
-          <w:color w:val="FF0000"/>
-          <w:sz w:val="24"/>
-          <w:szCs w:val="24"/>
-        </w:rPr>
-      </w:pPr>
-      <w:r>
-        <w:rPr>
-          <w:rFonts w:ascii="Times New Roman" w:eastAsia="Times New Roman" w:hAnsi="Times New Roman" w:cs="Times New Roman"/>
-          <w:i/>
-          <w:color w:val="FF0000"/>
-          <w:sz w:val="24"/>
-          <w:szCs w:val="24"/>
-        </w:rPr>
-        <w:t>Під час рецитування псалмів, Священник читає потиху перед св. дверми оці молитви:</w:t>
-      </w:r>
-    </w:p>
-    <w:p>
-      <w:pPr>
-        <w:pStyle w:val="Heading2"/>
+        </w:rPr>
+      </w:pPr>
+      <w:r>
+        <w:rPr>
+          <w:rFonts w:ascii="Times New Roman" w:eastAsia="Times New Roman" w:hAnsi="Times New Roman" w:cs="Times New Roman"/>
+          <w:color w:val="FF0000"/>
+          <w:sz w:val="24"/>
+          <w:szCs w:val="24"/>
+        </w:rPr>
+        <w:t>10.</w:t>
+      </w:r>
+      <w:r>
+        <w:rPr>
+          <w:rFonts w:ascii="Times New Roman" w:eastAsia="Times New Roman" w:hAnsi="Times New Roman" w:cs="Times New Roman"/>
+          <w:color w:val="000000"/>
+          <w:sz w:val="24"/>
+          <w:szCs w:val="24"/>
+        </w:rPr>
+        <w:t xml:space="preserve"> Боже, Боже наш! Ти сотворив розумні й духовні сили своєю волею. Тебе просимо й Тобі молимося: Прийми наші посильні величання з усіма Твоїми творіннями і збагати щедрими даруваннями Твоєї ласки. Бо перед Тобою згинається всяке коліно: на небі, на землі й під землею, і все, що живе, і все створіння оспівує неосяжну Твою славу, бо Ти Бог правдивий і вельми милостивий. Тебе бо хвалять усі небесні сили, і Тобі славу возсилаємо: Отцю, і Сину, і Святому Духові, нині і повсякчас, і на віки віків. Амінь.</w:t>
+      </w:r>
+    </w:p>
+    <w:p>
+      <w:pPr>
+        <w:pStyle w:val="2"/>
         <w:rPr>
           <w:rFonts w:ascii="Times New Roman" w:eastAsia="Times New Roman" w:hAnsi="Times New Roman" w:cs="Times New Roman"/>
           <w:sz w:val="24"/>
@@ -31501,31 +32511,39 @@
       <w:r>
         <w:rPr>
           <w:rFonts w:ascii="Times New Roman" w:eastAsia="Times New Roman" w:hAnsi="Times New Roman" w:cs="Times New Roman"/>
-          <w:i/>
-          <w:color w:val="FF0000"/>
-          <w:sz w:val="24"/>
-          <w:szCs w:val="24"/>
-        </w:rPr>
-        <w:t>Під час рецитування псалмів, священник читає потиху перед св. дверми оці молитви:</w:t>
-      </w:r>
-    </w:p>
-    <w:p>
-      <w:pPr>
-        <w:pStyle w:val="Heading1"/>
-        <w:rPr>
-          <w:rFonts w:ascii="Times New Roman" w:eastAsia="Times New Roman" w:hAnsi="Times New Roman" w:cs="Times New Roman"/>
-        </w:rPr>
-      </w:pPr>
-      <w:r>
-        <w:rPr>
-          <w:rFonts w:ascii="Times New Roman" w:eastAsia="Times New Roman" w:hAnsi="Times New Roman" w:cs="Times New Roman"/>
-        </w:rPr>
-        <w:t>[У] Утренні молитви</w:t>
-      </w:r>
-    </w:p>
-    <w:p>
-      <w:pPr>
-        <w:pStyle w:val="Heading2"/>
+          <w:color w:val="FF0000"/>
+          <w:sz w:val="24"/>
+          <w:szCs w:val="24"/>
+        </w:rPr>
+        <w:t>10.</w:t>
+      </w:r>
+      <w:r>
+        <w:rPr>
+          <w:rFonts w:ascii="Times New Roman" w:eastAsia="Times New Roman" w:hAnsi="Times New Roman" w:cs="Times New Roman"/>
+          <w:color w:val="000000"/>
+          <w:sz w:val="24"/>
+          <w:szCs w:val="24"/>
+        </w:rPr>
+        <w:t xml:space="preserve"> Боже, Боже наш! Ти сотворив розумні й духовні сили Своєю волею. Тебе просимо й Тобі молимося: Прийми наші посильні величання з усіма Твоїми творіннями і збагати щедрими даруваннями Твоєї ласки. Бо перед Тобою згинається всяке коліно: на небі, на землі й під землею, і все, що живе, і все створіння оспівує неосяжну Твою славу, бо Ти Бог правдивий і вельми милостивий. Тебе бо хвалять усі небесні сили, і Тобі славу возсилаємо: Отцю, і Сину, і Святому Духові, нині і повсякчас, і на віки віків. Амінь.</w:t>
+      </w:r>
+    </w:p>
+    <w:p>
+      <w:pPr>
+        <w:pStyle w:val="1"/>
+        <w:rPr>
+          <w:rFonts w:ascii="Times New Roman" w:eastAsia="Times New Roman" w:hAnsi="Times New Roman" w:cs="Times New Roman"/>
+        </w:rPr>
+      </w:pPr>
+      <w:r>
+        <w:rPr>
+          <w:rFonts w:ascii="Times New Roman" w:eastAsia="Times New Roman" w:hAnsi="Times New Roman" w:cs="Times New Roman"/>
+        </w:rPr>
+        <w:t>[У] Достойно, після канону</w:t>
+      </w:r>
+    </w:p>
+    <w:p>
+      <w:pPr>
+        <w:pStyle w:val="2"/>
         <w:rPr>
           <w:rFonts w:ascii="Times New Roman" w:eastAsia="Times New Roman" w:hAnsi="Times New Roman" w:cs="Times New Roman"/>
           <w:sz w:val="24"/>
@@ -31543,1025 +32561,6 @@
     </w:p>
     <w:p>
       <w:pPr>
-        <w:spacing w:after="120"/>
-        <w:jc w:val="both"/>
-        <w:rPr>
-          <w:rFonts w:ascii="Times New Roman" w:eastAsia="Times New Roman" w:hAnsi="Times New Roman" w:cs="Times New Roman"/>
-          <w:color w:val="000000"/>
-          <w:sz w:val="24"/>
-          <w:szCs w:val="24"/>
-        </w:rPr>
-      </w:pPr>
-      <w:r>
-        <w:rPr>
-          <w:rFonts w:ascii="Times New Roman" w:eastAsia="Times New Roman" w:hAnsi="Times New Roman" w:cs="Times New Roman"/>
-          <w:color w:val="FF0000"/>
-          <w:sz w:val="24"/>
-          <w:szCs w:val="24"/>
-        </w:rPr>
-        <w:t xml:space="preserve">1. </w:t>
-      </w:r>
-      <w:r>
-        <w:rPr>
-          <w:rFonts w:ascii="Times New Roman" w:eastAsia="Times New Roman" w:hAnsi="Times New Roman" w:cs="Times New Roman"/>
-          <w:color w:val="000000"/>
-          <w:sz w:val="24"/>
-          <w:szCs w:val="24"/>
-        </w:rPr>
-        <w:t>Дякуємо тобі, Господи, Боже наш, що підняв нас із постелі нашої і вклав в уста наші слово хвали, щоб поклонятися і призивати ім'я твоє святе. Ми умоляємо твоє милосердя, яке ти завжди виявляв у нашому житті. Пошли поміч свою людям, що стоять перед лицем святої слави твоєї і дожидають від тебе багатої милости; і дай нам, що зо страхом і любов'ю завжди тобі служимо, хвалити несказанну твою доброту. Бо тобі належить усяка слава, честь і поклоніння: Отцю, і Сину, і Святому Духові, нині і повсякчас, і на віки віків. Амінь.</w:t>
-      </w:r>
-    </w:p>
-    <w:p>
-      <w:pPr>
-        <w:spacing w:after="120"/>
-        <w:jc w:val="both"/>
-        <w:rPr>
-          <w:rFonts w:ascii="Times New Roman" w:eastAsia="Times New Roman" w:hAnsi="Times New Roman" w:cs="Times New Roman"/>
-          <w:color w:val="000000"/>
-          <w:sz w:val="24"/>
-          <w:szCs w:val="24"/>
-        </w:rPr>
-      </w:pPr>
-      <w:r>
-        <w:rPr>
-          <w:rFonts w:ascii="Times New Roman" w:eastAsia="Times New Roman" w:hAnsi="Times New Roman" w:cs="Times New Roman"/>
-          <w:color w:val="FF0000"/>
-          <w:sz w:val="24"/>
-          <w:szCs w:val="24"/>
-        </w:rPr>
-        <w:t xml:space="preserve">2. </w:t>
-      </w:r>
-      <w:r>
-        <w:rPr>
-          <w:rFonts w:ascii="Times New Roman" w:eastAsia="Times New Roman" w:hAnsi="Times New Roman" w:cs="Times New Roman"/>
-          <w:color w:val="000000"/>
-          <w:sz w:val="24"/>
-          <w:szCs w:val="24"/>
-        </w:rPr>
-        <w:t>Від ночі лине дух наш до тебе, Боже, бо світлом є повеління твої на землі. Навчи нас у страсі твоєму виконувати правду й добро, бо тебе славимо як правдивого Бога нашого. Прихили вухо своє і вислухай нас, і пом'яни, Господи, тих, що є та що моляться з нами, всіх по імені, і спаси їх силою твоєю. Благослови людей твоїх і освяти спадкоємство твоє: мир світові твоєму даруй, церквам твоїм, священикам, владі, і всім людям. Хай благословиться і прославляється всечесне і величне ім'я твоє, Отця, і Сина, і Святого Духа, нині і повсякчас, і на віки віків. Амінь.</w:t>
-      </w:r>
-    </w:p>
-    <w:p>
-      <w:pPr>
-        <w:spacing w:after="120"/>
-        <w:jc w:val="both"/>
-        <w:rPr>
-          <w:rFonts w:ascii="Times New Roman" w:eastAsia="Times New Roman" w:hAnsi="Times New Roman" w:cs="Times New Roman"/>
-          <w:color w:val="000000"/>
-          <w:sz w:val="24"/>
-          <w:szCs w:val="24"/>
-        </w:rPr>
-      </w:pPr>
-      <w:r>
-        <w:rPr>
-          <w:rFonts w:ascii="Times New Roman" w:eastAsia="Times New Roman" w:hAnsi="Times New Roman" w:cs="Times New Roman"/>
-          <w:color w:val="FF0000"/>
-          <w:sz w:val="24"/>
-          <w:szCs w:val="24"/>
-        </w:rPr>
-        <w:lastRenderedPageBreak/>
-        <w:t>3.</w:t>
-      </w:r>
-      <w:r>
-        <w:rPr>
-          <w:rFonts w:ascii="Times New Roman" w:eastAsia="Times New Roman" w:hAnsi="Times New Roman" w:cs="Times New Roman"/>
-          <w:color w:val="000000"/>
-          <w:sz w:val="24"/>
-          <w:szCs w:val="24"/>
-        </w:rPr>
-        <w:t xml:space="preserve"> Від ночі лине дух наш до тебе, Боже, бо світлом є повеління твої. Навчи нас, Боже, правди твоєї, заповідей твоїх і виправдань твоїх. Просвіти наші духовні очі, щоб ми не заснули в гріхах на смерть. Віджени всяку мряку від сердець наших, даруй нам сонце правди і охорони життя наше знаменням і печаттю Святого твого Духа. Направ стопи наші на шлях мирний, дай нам бачити ранішній день у радості, щоб ми тобі засилали ранішні молитви, бо твоє є володіння і твоє є царство і сила, і слава Отця, і Сина, і Святого Духа, нині і повсякчас, і на віки віків. Амінь.</w:t>
-      </w:r>
-    </w:p>
-    <w:p>
-      <w:pPr>
-        <w:spacing w:after="120"/>
-        <w:jc w:val="both"/>
-        <w:rPr>
-          <w:rFonts w:ascii="Times New Roman" w:eastAsia="Times New Roman" w:hAnsi="Times New Roman" w:cs="Times New Roman"/>
-          <w:color w:val="000000"/>
-          <w:sz w:val="24"/>
-          <w:szCs w:val="24"/>
-        </w:rPr>
-      </w:pPr>
-      <w:r>
-        <w:rPr>
-          <w:rFonts w:ascii="Times New Roman" w:eastAsia="Times New Roman" w:hAnsi="Times New Roman" w:cs="Times New Roman"/>
-          <w:color w:val="FF0000"/>
-          <w:sz w:val="24"/>
-          <w:szCs w:val="24"/>
-        </w:rPr>
-        <w:t>4.</w:t>
-      </w:r>
-      <w:r>
-        <w:rPr>
-          <w:rFonts w:ascii="Times New Roman" w:eastAsia="Times New Roman" w:hAnsi="Times New Roman" w:cs="Times New Roman"/>
-          <w:color w:val="000000"/>
-          <w:sz w:val="24"/>
-          <w:szCs w:val="24"/>
-        </w:rPr>
-        <w:t xml:space="preserve"> Владико, Боже святий і неосяжний, що казав із темряви світлові засіяти, що заспокоїв нас у нічному сні й підвів до величання і моління твоєї доброти! Ти, що даєш себе умолити задля свого милосердя, прийми і нині нас, що поклоняємося тобі й по силі дякуємо тобі; і даруй нам те, чого просимо задля спасіння. Вчини нас синами світла і дня та спадкоємцями вічних твоїх дібр. Пом'яни, Господи, за багатством ласк твоїх усіх людей, що є і моляться з нами, і всю братію нашу на землі й на морі, і на всякому місці володіння твого, що потребують твоєї любови й помочі. Усім вияви велику твою милість, щоб спасенні, як душею так і тілом, завжди перебували й відважно славили чудне й благословенне ім'я твоє, бо ти Бог милости і ласк, і любови, і тобі славу віддаємо: Отцю, і Сину, і Святому Духові, нині і повсякчас, і на віки віків. Амінь.</w:t>
-      </w:r>
-    </w:p>
-    <w:p>
-      <w:pPr>
-        <w:spacing w:after="120"/>
-        <w:jc w:val="both"/>
-        <w:rPr>
-          <w:rFonts w:ascii="Times New Roman" w:eastAsia="Times New Roman" w:hAnsi="Times New Roman" w:cs="Times New Roman"/>
-          <w:color w:val="000000"/>
-          <w:sz w:val="24"/>
-          <w:szCs w:val="24"/>
-        </w:rPr>
-      </w:pPr>
-      <w:r>
-        <w:rPr>
-          <w:rFonts w:ascii="Times New Roman" w:eastAsia="Times New Roman" w:hAnsi="Times New Roman" w:cs="Times New Roman"/>
-          <w:color w:val="FF0000"/>
-          <w:sz w:val="24"/>
-          <w:szCs w:val="24"/>
-        </w:rPr>
-        <w:t>5.</w:t>
-      </w:r>
-      <w:r>
-        <w:rPr>
-          <w:rFonts w:ascii="Times New Roman" w:eastAsia="Times New Roman" w:hAnsi="Times New Roman" w:cs="Times New Roman"/>
-          <w:color w:val="000000"/>
-          <w:sz w:val="24"/>
-          <w:szCs w:val="24"/>
-        </w:rPr>
-        <w:t xml:space="preserve"> Скарбе добра, джерело невисихаюче, Отче святий, чудотворче всесильний і вседержителю! Усі тобі поклоняємося і тобі молимося та твої милості і твої ласки призиваємо на поміч і на заступництво нашій смиренності. Пом'яни, Господи, слуг твоїх, прийми від усіх нас ранішні моління, як кадило перед тобою; ні одного з нас не вчини нездатним, але всіх нас зберігай ласками твоїми. Пом'яни, Господи, тих, що чувають і співають на славу твою і єдинородного твого Сина і Бога нашого, і Святого твого Духа. Будь їм помічником і заступником; прийми їх молитви на наднебесний і духовний твій жертовник, бо ти Бог наш, і Тобі славу віддаємо: Отцю, і Сину, і Святому Духові, нині і повсякчас, і на віки віків. Амінь.</w:t>
-      </w:r>
-    </w:p>
-    <w:p>
-      <w:pPr>
-        <w:spacing w:after="120"/>
-        <w:jc w:val="both"/>
-        <w:rPr>
-          <w:rFonts w:ascii="Times New Roman" w:eastAsia="Times New Roman" w:hAnsi="Times New Roman" w:cs="Times New Roman"/>
-          <w:color w:val="000000"/>
-          <w:sz w:val="24"/>
-          <w:szCs w:val="24"/>
-        </w:rPr>
-      </w:pPr>
-      <w:r>
-        <w:rPr>
-          <w:rFonts w:ascii="Times New Roman" w:eastAsia="Times New Roman" w:hAnsi="Times New Roman" w:cs="Times New Roman"/>
-          <w:color w:val="FF0000"/>
-          <w:sz w:val="24"/>
-          <w:szCs w:val="24"/>
-        </w:rPr>
-        <w:t xml:space="preserve">6. </w:t>
-      </w:r>
-      <w:r>
-        <w:rPr>
-          <w:rFonts w:ascii="Times New Roman" w:eastAsia="Times New Roman" w:hAnsi="Times New Roman" w:cs="Times New Roman"/>
-          <w:color w:val="000000"/>
-          <w:sz w:val="24"/>
-          <w:szCs w:val="24"/>
-        </w:rPr>
-        <w:t>Дякуємо тобі, Господи, Боже спасіння нашого, бо ти все робиш для добра життя нашого, щоб ми завжди на тебе споглядали, Спасителю й Доброчинцю душ наших. Бо ти дав спокій нам у час минулої ночі й підвів нас, щоб ми поклонялися величному імені твоєму. Тому молимо тебе, Господи: Дай нам ласку й силу, щоб ми стали гідними співати тобі розумно й молитися безупинно та в страсі і тремтінні над нашим спасінням працювали, при заступництві Христа твого. Пом'яни, Господи, і тих, що вночі до тебе кличуть. Вислухай їх і помилуй, і круши під ноги їх невидимих і войовничих ворогів. Бо ти Цар миру і Спас душ наших, і тобі славу віддаємо: Отцю і Сину, і Святому Духові, нині і повсякчас, і на віки віків. Амінь.</w:t>
-      </w:r>
-    </w:p>
-    <w:p>
-      <w:pPr>
-        <w:spacing w:after="120"/>
-        <w:jc w:val="both"/>
-        <w:rPr>
-          <w:rFonts w:ascii="Times New Roman" w:eastAsia="Times New Roman" w:hAnsi="Times New Roman" w:cs="Times New Roman"/>
-          <w:color w:val="000000"/>
-          <w:sz w:val="24"/>
-          <w:szCs w:val="24"/>
-        </w:rPr>
-      </w:pPr>
-      <w:r>
-        <w:rPr>
-          <w:rFonts w:ascii="Times New Roman" w:eastAsia="Times New Roman" w:hAnsi="Times New Roman" w:cs="Times New Roman"/>
-          <w:color w:val="FF0000"/>
-          <w:sz w:val="24"/>
-          <w:szCs w:val="24"/>
-        </w:rPr>
-        <w:t>7.</w:t>
-      </w:r>
-      <w:r>
-        <w:rPr>
-          <w:rFonts w:ascii="Times New Roman" w:eastAsia="Times New Roman" w:hAnsi="Times New Roman" w:cs="Times New Roman"/>
-          <w:color w:val="000000"/>
-          <w:sz w:val="24"/>
-          <w:szCs w:val="24"/>
-        </w:rPr>
-        <w:t xml:space="preserve"> Боже й Отче Господа нашого Ісуса Христа! Ти підніс нас з постелі нашої і зібрав на годину молитви. Дай нам ласку відкрити уста наші і прийми наші подяки, що в наших силах, і навчи нас установ твоїх. Бо молитися як слід не вміємо, якщо ти, Господи, святим твоїм Духом не навчиш нас. Тому молимося тобі: Даруй і прости, якщо ми згрішили аж </w:t>
-      </w:r>
-      <w:r>
-        <w:rPr>
-          <w:rFonts w:ascii="Times New Roman" w:eastAsia="Times New Roman" w:hAnsi="Times New Roman" w:cs="Times New Roman"/>
-          <w:color w:val="000000"/>
-          <w:sz w:val="24"/>
-          <w:szCs w:val="24"/>
-        </w:rPr>
-        <w:lastRenderedPageBreak/>
-        <w:t>дотеперішньої години словом або ділом, або думкою, добровільно або недобровільно. Бо коли на провини будеш дивитися, Господи, Господи, то хто встоїться, бо в тебе є прощення. Ти один святий, допоміжник сильний, захисник життя нашого, і тебе ми завжди оспівуватимемо. Нехай буде сила Царства твого завжди благословенна і вельми прославлювана: Отця, і Сина, і Святого Духа, нині і повсякчас, і на віки віків. Амінь.</w:t>
-      </w:r>
-    </w:p>
-    <w:p>
-      <w:pPr>
-        <w:spacing w:after="120"/>
-        <w:jc w:val="both"/>
-        <w:rPr>
-          <w:rFonts w:ascii="Times New Roman" w:eastAsia="Times New Roman" w:hAnsi="Times New Roman" w:cs="Times New Roman"/>
-          <w:color w:val="000000"/>
-          <w:sz w:val="24"/>
-          <w:szCs w:val="24"/>
-        </w:rPr>
-      </w:pPr>
-      <w:r>
-        <w:rPr>
-          <w:rFonts w:ascii="Times New Roman" w:eastAsia="Times New Roman" w:hAnsi="Times New Roman" w:cs="Times New Roman"/>
-          <w:color w:val="FF0000"/>
-          <w:sz w:val="24"/>
-          <w:szCs w:val="24"/>
-        </w:rPr>
-        <w:t xml:space="preserve">8. </w:t>
-      </w:r>
-      <w:r>
-        <w:rPr>
-          <w:rFonts w:ascii="Times New Roman" w:eastAsia="Times New Roman" w:hAnsi="Times New Roman" w:cs="Times New Roman"/>
-          <w:color w:val="000000"/>
-          <w:sz w:val="24"/>
-          <w:szCs w:val="24"/>
-        </w:rPr>
-        <w:t>Господи, Боже наш, що сонну неміч забрав від нас і покликав нас візванням святим, щоб і вночі підносити руки наші і прославляти тебе за справедливі твої присуди. Прийми благання наші, моління, визнавання, нічні служби і даруй нам, Боже, віру бездоганну, надію впевнену, любов нелицемірну. Благослови наші входи й виходи, вчинки, слова, діла й думки; і дай нам дочекатися початку дня, нам, що хвалять й оспівують, і благословлять добрість твоєї несказанної сили, щоб було благословенне твоє пресвяте ім'я і прославлене твоє царство: Отця, і Сина, і Святого Духа, нині і повсякчас, і на віки віків. Амінь.</w:t>
-      </w:r>
-    </w:p>
-    <w:p>
-      <w:pPr>
-        <w:spacing w:after="120"/>
-        <w:jc w:val="both"/>
-        <w:rPr>
-          <w:rFonts w:ascii="Times New Roman" w:eastAsia="Times New Roman" w:hAnsi="Times New Roman" w:cs="Times New Roman"/>
-          <w:color w:val="000000"/>
-          <w:sz w:val="24"/>
-          <w:szCs w:val="24"/>
-        </w:rPr>
-      </w:pPr>
-      <w:r>
-        <w:rPr>
-          <w:rFonts w:ascii="Times New Roman" w:eastAsia="Times New Roman" w:hAnsi="Times New Roman" w:cs="Times New Roman"/>
-          <w:color w:val="FF0000"/>
-          <w:sz w:val="24"/>
-          <w:szCs w:val="24"/>
-        </w:rPr>
-        <w:t>9.</w:t>
-      </w:r>
-      <w:r>
-        <w:rPr>
-          <w:rFonts w:ascii="Times New Roman" w:eastAsia="Times New Roman" w:hAnsi="Times New Roman" w:cs="Times New Roman"/>
-          <w:color w:val="000000"/>
-          <w:sz w:val="24"/>
-          <w:szCs w:val="24"/>
-        </w:rPr>
-        <w:t xml:space="preserve"> Господи, Боже наш! Ти за покаяння дарував людям відпущення, нам же, як образ пізнання і визнання гріхів, показав покаяння і прощення пророка Давида. Тож, Владико, помилуй з великої милости твоєї нас, що в чимало великих гріхів впали, і по багатстві ласк твоїх очисти беззаконня наші, бо перед тобою згрішили ми, Господи, що невідомі й таємні речі серця людського знаєш, і єдиний ти маєш владу прощати гріхи. Серце ж чисте вчини в нас і Духом владичним утверди нас, і радість спасіння твого яви нам. Не відкинь нас від лиця твого, але дозволь, як Добрий і Чоловіколюбець, аж до останнього нашого віддиху появляти тобі жертву справедливости й приноси на святих твоїх жертовниках, милістю і ласками і чоловіколюб'ям єдинородного Сина твого, з яким ти є благословенний з пресвятим, добрим і животворящим твоїм Духом, нині й повсякчас, і на віки віків. Амінь.</w:t>
-      </w:r>
-    </w:p>
-    <w:p>
-      <w:pPr>
-        <w:spacing w:after="120"/>
-        <w:jc w:val="both"/>
-        <w:rPr>
-          <w:rFonts w:ascii="Times New Roman" w:eastAsia="Times New Roman" w:hAnsi="Times New Roman" w:cs="Times New Roman"/>
-          <w:color w:val="000000"/>
-          <w:sz w:val="24"/>
-          <w:szCs w:val="24"/>
-        </w:rPr>
-      </w:pPr>
-      <w:r>
-        <w:rPr>
-          <w:rFonts w:ascii="Times New Roman" w:eastAsia="Times New Roman" w:hAnsi="Times New Roman" w:cs="Times New Roman"/>
-          <w:color w:val="FF0000"/>
-          <w:sz w:val="24"/>
-          <w:szCs w:val="24"/>
-        </w:rPr>
-        <w:t>10.</w:t>
-      </w:r>
-      <w:r>
-        <w:rPr>
-          <w:rFonts w:ascii="Times New Roman" w:eastAsia="Times New Roman" w:hAnsi="Times New Roman" w:cs="Times New Roman"/>
-          <w:color w:val="000000"/>
-          <w:sz w:val="24"/>
-          <w:szCs w:val="24"/>
-        </w:rPr>
-        <w:t xml:space="preserve"> Боже, Боже наш! Ти сотворив розумні й духовні сили своєю волею. Тебе просимо й тобі молимося: Прийми наші посильні величання з усіма твоїми творіннями і збагати щедрими даруваннями твоєї ласки. Бо перед тобою згинається всяке коліно: на небі, на землі й під землею, і все, що живе, і все створіння оспівує неосяжну твою славу, бо ти Бог правдивий і вельми милостивий. Тебе бо хвалять усі небесні сили, і тобі славу віддаємо: Отцю, і Сину, і Святому Духові, нині і повсякчас, і на віки віків. Амінь.</w:t>
-      </w:r>
-    </w:p>
-    <w:p>
-      <w:pPr>
-        <w:spacing w:after="120"/>
-        <w:jc w:val="both"/>
-        <w:rPr>
-          <w:rFonts w:ascii="Times New Roman" w:eastAsia="Times New Roman" w:hAnsi="Times New Roman" w:cs="Times New Roman"/>
-          <w:color w:val="FF0000"/>
-          <w:sz w:val="24"/>
-          <w:szCs w:val="24"/>
-        </w:rPr>
-      </w:pPr>
-      <w:r>
-        <w:rPr>
-          <w:rFonts w:ascii="Times New Roman" w:eastAsia="Times New Roman" w:hAnsi="Times New Roman" w:cs="Times New Roman"/>
-          <w:color w:val="FF0000"/>
-          <w:sz w:val="24"/>
-          <w:szCs w:val="24"/>
-        </w:rPr>
-        <w:t xml:space="preserve">11. </w:t>
-      </w:r>
-      <w:r>
-        <w:rPr>
-          <w:rFonts w:ascii="Times New Roman" w:eastAsia="Times New Roman" w:hAnsi="Times New Roman" w:cs="Times New Roman"/>
-          <w:color w:val="000000"/>
-          <w:sz w:val="24"/>
-          <w:szCs w:val="24"/>
-        </w:rPr>
-        <w:t>Хвалимо, співаємо, благословимо і дякуємо тобі, Боже батьків наших, бо ти забрав тінь нічну і явив нам знову світло денне. Молимо твою добрість: Милостивий будь для нас грішних і прийми молитву нашу задля великої твоєї ласкавости, бо ми прибігаємо до тебе, милостивого і всемогутнього Бога. Ти, що засвітив у серцях наших правдиве сонце справедливости твоєї! Просвіти розум наш і почування всі зберігай, щоб, як у день, ходили ми пристойно шляхом заповідей твоїх і дійшли до життя вічного, і стали гідними насолоджуватися недоступним твоїм світлом. Бо в тебе є джерело життя, ти Бог наш і тобі славу віддаємо: Отцю, і Сину, і Святому Духові, нині і повсякчас, і на віки віків. Амінь.</w:t>
-      </w:r>
-    </w:p>
-    <w:p>
-      <w:pPr>
-        <w:pStyle w:val="Heading2"/>
-        <w:rPr>
-          <w:rFonts w:ascii="Times New Roman" w:eastAsia="Times New Roman" w:hAnsi="Times New Roman" w:cs="Times New Roman"/>
-          <w:sz w:val="24"/>
-          <w:szCs w:val="24"/>
-        </w:rPr>
-      </w:pPr>
-      <w:r>
-        <w:rPr>
-          <w:rFonts w:ascii="Times New Roman" w:eastAsia="Times New Roman" w:hAnsi="Times New Roman" w:cs="Times New Roman"/>
-          <w:sz w:val="24"/>
-          <w:szCs w:val="24"/>
-        </w:rPr>
-        <w:t>Replace</w:t>
-      </w:r>
-    </w:p>
-    <w:p>
-      <w:pPr>
-        <w:spacing w:after="120"/>
-        <w:jc w:val="both"/>
-        <w:rPr>
-          <w:rFonts w:ascii="Times New Roman" w:eastAsia="Times New Roman" w:hAnsi="Times New Roman" w:cs="Times New Roman"/>
-        </w:rPr>
-      </w:pPr>
-      <w:r>
-        <w:rPr>
-          <w:rFonts w:ascii="Times New Roman" w:eastAsia="Times New Roman" w:hAnsi="Times New Roman" w:cs="Times New Roman"/>
-          <w:color w:val="FF0000"/>
-          <w:sz w:val="24"/>
-          <w:szCs w:val="24"/>
-        </w:rPr>
-        <w:t xml:space="preserve">1. </w:t>
-      </w:r>
-      <w:r>
-        <w:rPr>
-          <w:rFonts w:ascii="Times New Roman" w:eastAsia="Times New Roman" w:hAnsi="Times New Roman" w:cs="Times New Roman"/>
-          <w:sz w:val="24"/>
-          <w:szCs w:val="24"/>
-        </w:rPr>
-        <w:t xml:space="preserve">Благодаримо </w:t>
-      </w:r>
-      <w:r>
-        <w:rPr>
-          <w:rFonts w:ascii="Times New Roman" w:eastAsia="Times New Roman" w:hAnsi="Times New Roman" w:cs="Times New Roman"/>
-          <w:color w:val="000000"/>
-          <w:sz w:val="24"/>
-          <w:szCs w:val="24"/>
-        </w:rPr>
-        <w:t>Т</w:t>
-      </w:r>
-      <w:r>
-        <w:rPr>
-          <w:rFonts w:ascii="Times New Roman" w:eastAsia="Times New Roman" w:hAnsi="Times New Roman" w:cs="Times New Roman"/>
-          <w:sz w:val="24"/>
-          <w:szCs w:val="24"/>
-        </w:rPr>
-        <w:t>е</w:t>
-      </w:r>
-      <w:r>
-        <w:rPr>
-          <w:rFonts w:ascii="Times New Roman" w:eastAsia="Times New Roman" w:hAnsi="Times New Roman" w:cs="Times New Roman"/>
-          <w:color w:val="000000"/>
-          <w:sz w:val="24"/>
-          <w:szCs w:val="24"/>
-        </w:rPr>
-        <w:t>б</w:t>
-      </w:r>
-      <w:r>
-        <w:rPr>
-          <w:rFonts w:ascii="Times New Roman" w:eastAsia="Times New Roman" w:hAnsi="Times New Roman" w:cs="Times New Roman"/>
-          <w:sz w:val="24"/>
-          <w:szCs w:val="24"/>
-        </w:rPr>
-        <w:t>е</w:t>
-      </w:r>
-      <w:r>
-        <w:rPr>
-          <w:rFonts w:ascii="Times New Roman" w:eastAsia="Times New Roman" w:hAnsi="Times New Roman" w:cs="Times New Roman"/>
-          <w:color w:val="000000"/>
-          <w:sz w:val="24"/>
-          <w:szCs w:val="24"/>
-        </w:rPr>
-        <w:t xml:space="preserve">, Господи, Боже наш, що підняв нас із постелі нашої і вклав в уста наші слово хвали, щоб поклонятися і призивати ім'я Твоє святе. Ми умоляємо Твоє милосердя, </w:t>
-      </w:r>
-      <w:r>
-        <w:rPr>
-          <w:rFonts w:ascii="Times New Roman" w:eastAsia="Times New Roman" w:hAnsi="Times New Roman" w:cs="Times New Roman"/>
-          <w:color w:val="000000"/>
-          <w:sz w:val="24"/>
-          <w:szCs w:val="24"/>
-        </w:rPr>
-        <w:lastRenderedPageBreak/>
-        <w:t>яке Ти завжди виявляв у нашому житті. Пошли поміч свою людям, що стоять перед лицем святої слави Твоєї і дожидають від Тебе багатої милости; і дай нам, що зо страхом і любов'ю завжди Тобі служимо, хвалити несказанну Твою доброту. Бо Тобі належить усяка слава, честь і поклоніння: Отцю, і Сину, і Святому Духові, нині і повсякчас, і на віки віків. Амінь.</w:t>
-      </w:r>
-    </w:p>
-    <w:p>
-      <w:pPr>
-        <w:spacing w:after="120"/>
-        <w:jc w:val="both"/>
-        <w:rPr>
-          <w:rFonts w:ascii="Times New Roman" w:eastAsia="Times New Roman" w:hAnsi="Times New Roman" w:cs="Times New Roman"/>
-        </w:rPr>
-      </w:pPr>
-      <w:r>
-        <w:rPr>
-          <w:rFonts w:ascii="Times New Roman" w:eastAsia="Times New Roman" w:hAnsi="Times New Roman" w:cs="Times New Roman"/>
-          <w:color w:val="FF0000"/>
-          <w:sz w:val="24"/>
-          <w:szCs w:val="24"/>
-        </w:rPr>
-        <w:t xml:space="preserve">2. </w:t>
-      </w:r>
-      <w:r>
-        <w:rPr>
-          <w:rFonts w:ascii="Times New Roman" w:eastAsia="Times New Roman" w:hAnsi="Times New Roman" w:cs="Times New Roman"/>
-          <w:color w:val="000000"/>
-          <w:sz w:val="24"/>
-          <w:szCs w:val="24"/>
-        </w:rPr>
-        <w:t>Від ночі лине дух наш до Тебе, Боже, бо світлом є повеління Твої на землі. Навчи нас у страсі Твоєму виконувати правду й добро, бо Тебе славимо як правдивого Бога нашого. Прихили вухо своє і вислухай нас, і пом'яни, Господи, тих, що є та що моляться з нами, всіх по імені, і спаси їх силою Твоєю. Благослови людей Твоїх і освяти спадкоємство Твоє: мир світові Твоєму даруй, церквам Твоїм, Священникам, владі, і всім людям. Хай благословиться і прославляється всечесне і величне ім'я Твоє, Отця, і Сина, і Святого Духа, нині і повсякчас, і на віки віків. Амінь.</w:t>
-      </w:r>
-    </w:p>
-    <w:p>
-      <w:pPr>
-        <w:spacing w:after="120"/>
-        <w:jc w:val="both"/>
-        <w:rPr>
-          <w:rFonts w:ascii="Times New Roman" w:eastAsia="Times New Roman" w:hAnsi="Times New Roman" w:cs="Times New Roman"/>
-        </w:rPr>
-      </w:pPr>
-      <w:r>
-        <w:rPr>
-          <w:rFonts w:ascii="Times New Roman" w:eastAsia="Times New Roman" w:hAnsi="Times New Roman" w:cs="Times New Roman"/>
-          <w:color w:val="FF0000"/>
-          <w:sz w:val="24"/>
-          <w:szCs w:val="24"/>
-        </w:rPr>
-        <w:t>3.</w:t>
-      </w:r>
-      <w:r>
-        <w:rPr>
-          <w:rFonts w:ascii="Times New Roman" w:eastAsia="Times New Roman" w:hAnsi="Times New Roman" w:cs="Times New Roman"/>
-          <w:color w:val="000000"/>
-          <w:sz w:val="24"/>
-          <w:szCs w:val="24"/>
-        </w:rPr>
-        <w:t xml:space="preserve"> Від ночі лине дух наш до Тебе, Боже, бо світлом є повеління Твої. Навчи нас, Боже, правди Твоєї, заповідей Твоїх і виправдань Твоїх. Просвіти наші духовні очі, щоб ми не заснули в гріхах на смерть. Віджени всяку мряку від сердець наших, даруй нам сонце правди і охорони життя наше знаменням і печаттю Святого Твого Духа. Направ стопи наші на шлях мирний, дай нам бачити ранішній день у радості, щоб ми Тобі засилали ранішні молитви, бо Твоє є володіння і Твоє є царство і сила, і слава Отця, і Сина, і Святого Духа, нині і повсякчас, і на віки віків. Амінь.</w:t>
-      </w:r>
-    </w:p>
-    <w:p>
-      <w:pPr>
-        <w:spacing w:after="120"/>
-        <w:jc w:val="both"/>
-        <w:rPr>
-          <w:rFonts w:ascii="Times New Roman" w:eastAsia="Times New Roman" w:hAnsi="Times New Roman" w:cs="Times New Roman"/>
-        </w:rPr>
-      </w:pPr>
-      <w:r>
-        <w:rPr>
-          <w:rFonts w:ascii="Times New Roman" w:eastAsia="Times New Roman" w:hAnsi="Times New Roman" w:cs="Times New Roman"/>
-          <w:color w:val="FF0000"/>
-          <w:sz w:val="24"/>
-          <w:szCs w:val="24"/>
-        </w:rPr>
-        <w:t>4.</w:t>
-      </w:r>
-      <w:r>
-        <w:rPr>
-          <w:rFonts w:ascii="Times New Roman" w:eastAsia="Times New Roman" w:hAnsi="Times New Roman" w:cs="Times New Roman"/>
-          <w:color w:val="000000"/>
-          <w:sz w:val="24"/>
-          <w:szCs w:val="24"/>
-        </w:rPr>
-        <w:t xml:space="preserve"> Владико, Боже святий і неосяжний, що казав із темряви світлові засіяти, що заспокоїв нас у нічному сні й підвів до величання і моління Твоєї доброти! Ти, що даєш себе умолити задля свого милосердя, прийми і нині нас, що поклоняємося Тобі й по силі </w:t>
-      </w:r>
-      <w:r>
-        <w:rPr>
-          <w:rFonts w:ascii="Times New Roman" w:eastAsia="Times New Roman" w:hAnsi="Times New Roman" w:cs="Times New Roman"/>
-          <w:sz w:val="24"/>
-          <w:szCs w:val="24"/>
-        </w:rPr>
-        <w:t xml:space="preserve">благодаримо </w:t>
-      </w:r>
-      <w:r>
-        <w:rPr>
-          <w:rFonts w:ascii="Times New Roman" w:eastAsia="Times New Roman" w:hAnsi="Times New Roman" w:cs="Times New Roman"/>
-          <w:color w:val="000000"/>
-          <w:sz w:val="24"/>
-          <w:szCs w:val="24"/>
-        </w:rPr>
-        <w:t>Т</w:t>
-      </w:r>
-      <w:r>
-        <w:rPr>
-          <w:rFonts w:ascii="Times New Roman" w:eastAsia="Times New Roman" w:hAnsi="Times New Roman" w:cs="Times New Roman"/>
-          <w:sz w:val="24"/>
-          <w:szCs w:val="24"/>
-        </w:rPr>
-        <w:t>ебе</w:t>
-      </w:r>
-      <w:r>
-        <w:rPr>
-          <w:rFonts w:ascii="Times New Roman" w:eastAsia="Times New Roman" w:hAnsi="Times New Roman" w:cs="Times New Roman"/>
-          <w:color w:val="000000"/>
-          <w:sz w:val="24"/>
-          <w:szCs w:val="24"/>
-        </w:rPr>
-        <w:t xml:space="preserve">; і даруй нам те, чого просимо задля спасіння. Вчини нас синами світла і дня та спадкоємцями вічних Твоїх </w:t>
-      </w:r>
-      <w:r>
-        <w:rPr>
-          <w:rFonts w:ascii="Times New Roman" w:eastAsia="Times New Roman" w:hAnsi="Times New Roman" w:cs="Times New Roman"/>
-          <w:sz w:val="24"/>
-          <w:szCs w:val="24"/>
-        </w:rPr>
-        <w:t>благ</w:t>
-      </w:r>
-      <w:r>
-        <w:rPr>
-          <w:rFonts w:ascii="Times New Roman" w:eastAsia="Times New Roman" w:hAnsi="Times New Roman" w:cs="Times New Roman"/>
-          <w:color w:val="000000"/>
-          <w:sz w:val="24"/>
-          <w:szCs w:val="24"/>
-        </w:rPr>
-        <w:t>. Пом'яни, Господи, за багатством ласк Твоїх усіх людей, що є і моляться з нами, і всю братію нашу на землі й на морі, і на всякому місці володіння Твого, що потребують Твоєї любови й помочі. Усім вияви велику Твою милість, щоб спасенні, як душею так і тілом, завжди перебували й відважно славили чудне й благословенне ім'я Твоє, бо Ти Бог милости і ласк, і любови, і Тобі славу возсилаємо: Отцю, і Сину, і Святому Духові, нині і повсякчас, і на віки віків. Амінь.</w:t>
-      </w:r>
-    </w:p>
-    <w:p>
-      <w:pPr>
-        <w:spacing w:after="120"/>
-        <w:jc w:val="both"/>
-        <w:rPr>
-          <w:rFonts w:ascii="Times New Roman" w:eastAsia="Times New Roman" w:hAnsi="Times New Roman" w:cs="Times New Roman"/>
-        </w:rPr>
-      </w:pPr>
-      <w:r>
-        <w:rPr>
-          <w:rFonts w:ascii="Times New Roman" w:eastAsia="Times New Roman" w:hAnsi="Times New Roman" w:cs="Times New Roman"/>
-          <w:color w:val="FF0000"/>
-          <w:sz w:val="24"/>
-          <w:szCs w:val="24"/>
-        </w:rPr>
-        <w:t>5.</w:t>
-      </w:r>
-      <w:r>
-        <w:rPr>
-          <w:rFonts w:ascii="Times New Roman" w:eastAsia="Times New Roman" w:hAnsi="Times New Roman" w:cs="Times New Roman"/>
-          <w:color w:val="000000"/>
-          <w:sz w:val="24"/>
-          <w:szCs w:val="24"/>
-        </w:rPr>
-        <w:t xml:space="preserve"> Скарб</w:t>
-      </w:r>
-      <w:r>
-        <w:rPr>
-          <w:rFonts w:ascii="Times New Roman" w:eastAsia="Times New Roman" w:hAnsi="Times New Roman" w:cs="Times New Roman"/>
-          <w:sz w:val="24"/>
-          <w:szCs w:val="24"/>
-        </w:rPr>
-        <w:t>нице</w:t>
-      </w:r>
-      <w:r>
-        <w:rPr>
-          <w:rFonts w:ascii="Times New Roman" w:eastAsia="Times New Roman" w:hAnsi="Times New Roman" w:cs="Times New Roman"/>
-          <w:color w:val="000000"/>
-          <w:sz w:val="24"/>
-          <w:szCs w:val="24"/>
-        </w:rPr>
-        <w:t xml:space="preserve"> </w:t>
-      </w:r>
-      <w:r>
-        <w:rPr>
-          <w:rFonts w:ascii="Times New Roman" w:eastAsia="Times New Roman" w:hAnsi="Times New Roman" w:cs="Times New Roman"/>
-          <w:sz w:val="24"/>
-          <w:szCs w:val="24"/>
-        </w:rPr>
-        <w:t>благ</w:t>
-      </w:r>
-      <w:r>
-        <w:rPr>
-          <w:rFonts w:ascii="Times New Roman" w:eastAsia="Times New Roman" w:hAnsi="Times New Roman" w:cs="Times New Roman"/>
-          <w:color w:val="000000"/>
-          <w:sz w:val="24"/>
-          <w:szCs w:val="24"/>
-        </w:rPr>
-        <w:t>, джерело невисихаюче, Отче святий, чудотворче всесильний і вседержителю! Усі Тобі поклоняємося і Тобі молимося та Твої милості і Твої ласки призиваємо на поміч і на заступництво нашій смиренності. Пом'яни, Господи, слуг Твоїх, прийми від усіх нас ранішні моління, як кадило перед Тобою; ні одного з нас не вчини нездатним, але всіх нас зберігай ласками Твоїми. Пом'яни, Господи, тих, що чувають і співають на славу Твою і єдинородного Твого Сина і Бога нашого, і Святого Твого Духа. Будь їм помічником і заступником; прийми їх молитви на наднебесний і духовний Твій жертовник, бо Ти Бог наш, і Тобі славу возсилаємо: Отцю, і Сину, і Святому Духові, нині і повсякчас, і на віки віків. Амінь.</w:t>
-      </w:r>
-    </w:p>
-    <w:p>
-      <w:pPr>
-        <w:spacing w:after="120"/>
-        <w:jc w:val="both"/>
-        <w:rPr>
-          <w:rFonts w:ascii="Times New Roman" w:eastAsia="Times New Roman" w:hAnsi="Times New Roman" w:cs="Times New Roman"/>
-        </w:rPr>
-      </w:pPr>
-      <w:r>
-        <w:rPr>
-          <w:rFonts w:ascii="Times New Roman" w:eastAsia="Times New Roman" w:hAnsi="Times New Roman" w:cs="Times New Roman"/>
-          <w:color w:val="FF0000"/>
-          <w:sz w:val="24"/>
-          <w:szCs w:val="24"/>
-        </w:rPr>
-        <w:t xml:space="preserve">6. </w:t>
-      </w:r>
-      <w:r>
-        <w:rPr>
-          <w:rFonts w:ascii="Times New Roman" w:eastAsia="Times New Roman" w:hAnsi="Times New Roman" w:cs="Times New Roman"/>
-          <w:sz w:val="24"/>
-          <w:szCs w:val="24"/>
-        </w:rPr>
-        <w:t>Благодаримо</w:t>
-      </w:r>
-      <w:r>
-        <w:rPr>
-          <w:rFonts w:ascii="Times New Roman" w:eastAsia="Times New Roman" w:hAnsi="Times New Roman" w:cs="Times New Roman"/>
-          <w:color w:val="000000"/>
-          <w:sz w:val="24"/>
-          <w:szCs w:val="24"/>
-        </w:rPr>
-        <w:t xml:space="preserve"> Т</w:t>
-      </w:r>
-      <w:r>
-        <w:rPr>
-          <w:rFonts w:ascii="Times New Roman" w:eastAsia="Times New Roman" w:hAnsi="Times New Roman" w:cs="Times New Roman"/>
-          <w:sz w:val="24"/>
-          <w:szCs w:val="24"/>
-        </w:rPr>
-        <w:t>е</w:t>
-      </w:r>
-      <w:r>
-        <w:rPr>
-          <w:rFonts w:ascii="Times New Roman" w:eastAsia="Times New Roman" w:hAnsi="Times New Roman" w:cs="Times New Roman"/>
-          <w:color w:val="000000"/>
-          <w:sz w:val="24"/>
-          <w:szCs w:val="24"/>
-        </w:rPr>
-        <w:t>б</w:t>
-      </w:r>
-      <w:r>
-        <w:rPr>
-          <w:rFonts w:ascii="Times New Roman" w:eastAsia="Times New Roman" w:hAnsi="Times New Roman" w:cs="Times New Roman"/>
-          <w:sz w:val="24"/>
-          <w:szCs w:val="24"/>
-        </w:rPr>
-        <w:t>е</w:t>
-      </w:r>
-      <w:r>
-        <w:rPr>
-          <w:rFonts w:ascii="Times New Roman" w:eastAsia="Times New Roman" w:hAnsi="Times New Roman" w:cs="Times New Roman"/>
-          <w:color w:val="000000"/>
-          <w:sz w:val="24"/>
-          <w:szCs w:val="24"/>
-        </w:rPr>
-        <w:t xml:space="preserve">, Господи, Боже спасіння нашого, бо Ти все робиш для добра життя нашого, щоб ми завжди на Тебе споглядали, Спасителю й Доброчинцю душ наших. Бо Ти </w:t>
-      </w:r>
-      <w:r>
-        <w:rPr>
-          <w:rFonts w:ascii="Times New Roman" w:eastAsia="Times New Roman" w:hAnsi="Times New Roman" w:cs="Times New Roman"/>
-          <w:color w:val="000000"/>
-          <w:sz w:val="24"/>
-          <w:szCs w:val="24"/>
-        </w:rPr>
-        <w:lastRenderedPageBreak/>
-        <w:t>дав спокій нам у час минулої ночі й підвів нас, щоб ми поклонялися величному імені Твоєму. Тому молимо Тебе, Господи: Дай нам ласку й силу, щоб ми стали гідними співати Тобі розумно й молитися безупинно та в страсі і тремтінні над нашим спасінням працювали, при заступництві Христа Твого. Пом'яни, Господи, і тих, що вночі до Тебе кличуть. Вислухай їх і помилуй, і круши під ноги їх невидимих і войовничих ворогів. Бо Ти Цар миру і Спас душ наших, і Тобі славу возсилаємо: Отцю і Сину, і Святому Духові, нині і повсякчас, і на віки віків. Амінь.</w:t>
-      </w:r>
-    </w:p>
-    <w:p>
-      <w:pPr>
-        <w:spacing w:after="120"/>
-        <w:jc w:val="both"/>
-        <w:rPr>
-          <w:rFonts w:ascii="Times New Roman" w:eastAsia="Times New Roman" w:hAnsi="Times New Roman" w:cs="Times New Roman"/>
-        </w:rPr>
-      </w:pPr>
-      <w:r>
-        <w:rPr>
-          <w:rFonts w:ascii="Times New Roman" w:eastAsia="Times New Roman" w:hAnsi="Times New Roman" w:cs="Times New Roman"/>
-          <w:color w:val="FF0000"/>
-          <w:sz w:val="24"/>
-          <w:szCs w:val="24"/>
-        </w:rPr>
-        <w:t>7.</w:t>
-      </w:r>
-      <w:r>
-        <w:rPr>
-          <w:rFonts w:ascii="Times New Roman" w:eastAsia="Times New Roman" w:hAnsi="Times New Roman" w:cs="Times New Roman"/>
-          <w:color w:val="000000"/>
-          <w:sz w:val="24"/>
-          <w:szCs w:val="24"/>
-        </w:rPr>
-        <w:t xml:space="preserve"> Боже й Отче Господа нашого Ісуса Христа! Ти підніс нас з постелі нашої і зібрав на годину молитви. Дай нам ласку відкрити уста наші і прийми наші подяки, що в наших силах, і навчи нас установ Твоїх. Бо молитися як слід не вміємо, якщо Ти, Господи, святим Твоїм Духом не навчиш нас. Тому молимося Тобі: Даруй і прости, якщо ми згрішили аж до теперішньої години словом або ділом, або думкою, добровільно або недобровільно. Бо коли на провини будеш дивитися, Господи, Господи, то хто встоїться, бо в Тебе є прощення. Ти один святий, допоміжник сильний, захисник життя нашого, і Тебе ми завжди оспівуватимемо. Нехай буде сила Царства Твого завжди благословенна і вельми прославлювана: Отця, і Сина, і Святого Духа, нині і повсякчас, і на віки віків. Амінь.</w:t>
-      </w:r>
-    </w:p>
-    <w:p>
-      <w:pPr>
-        <w:spacing w:after="120"/>
-        <w:jc w:val="both"/>
-        <w:rPr>
-          <w:rFonts w:ascii="Times New Roman" w:eastAsia="Times New Roman" w:hAnsi="Times New Roman" w:cs="Times New Roman"/>
-        </w:rPr>
-      </w:pPr>
-      <w:r>
-        <w:rPr>
-          <w:rFonts w:ascii="Times New Roman" w:eastAsia="Times New Roman" w:hAnsi="Times New Roman" w:cs="Times New Roman"/>
-          <w:color w:val="FF0000"/>
-          <w:sz w:val="24"/>
-          <w:szCs w:val="24"/>
-        </w:rPr>
-        <w:t xml:space="preserve">8. </w:t>
-      </w:r>
-      <w:r>
-        <w:rPr>
-          <w:rFonts w:ascii="Times New Roman" w:eastAsia="Times New Roman" w:hAnsi="Times New Roman" w:cs="Times New Roman"/>
-          <w:color w:val="000000"/>
-          <w:sz w:val="24"/>
-          <w:szCs w:val="24"/>
-        </w:rPr>
-        <w:t>Господи, Боже наш, що сонну неміч забрав від нас і покликав нас візванням святим, щоб і вночі підносити руки наші і прославляти Тебе за справедливі Твої присуди. Прийми благання наші, моління, визнавання, нічні служби і даруй нам, Боже, віру бездоганну, надію впевнену, любов нелицемірну. Благослови наші входи й виходи, вчинки, слова, діла й думки; і дай нам дочекатися початку дня, нам, що хвалять й оспівують, і благословлять добрість Твоєї несказанної сили, щоб було благословенне Твоє пресвяте ім'я і прославлене Твоє царство: Отця, і Сина, і Святого Духа, нині і повсякчас, і на віки віків. Амінь.</w:t>
-      </w:r>
-    </w:p>
-    <w:p>
-      <w:pPr>
-        <w:spacing w:after="120"/>
-        <w:jc w:val="both"/>
-        <w:rPr>
-          <w:rFonts w:ascii="Times New Roman" w:eastAsia="Times New Roman" w:hAnsi="Times New Roman" w:cs="Times New Roman"/>
-        </w:rPr>
-      </w:pPr>
-      <w:r>
-        <w:rPr>
-          <w:rFonts w:ascii="Times New Roman" w:eastAsia="Times New Roman" w:hAnsi="Times New Roman" w:cs="Times New Roman"/>
-          <w:color w:val="FF0000"/>
-          <w:sz w:val="24"/>
-          <w:szCs w:val="24"/>
-        </w:rPr>
-        <w:t>9.</w:t>
-      </w:r>
-      <w:r>
-        <w:rPr>
-          <w:rFonts w:ascii="Times New Roman" w:eastAsia="Times New Roman" w:hAnsi="Times New Roman" w:cs="Times New Roman"/>
-          <w:color w:val="000000"/>
-          <w:sz w:val="24"/>
-          <w:szCs w:val="24"/>
-        </w:rPr>
-        <w:t xml:space="preserve"> Господи, Боже наш! Ти за покаяння дарував людям відпущення, нам же, як образ пізнання і визнання гріхів, показав покаяння і прощення пророка Давида. Тож, Владико, помилуй з великої милости Твоєї нас, що в чимало великих гріхів впали, і по багатстві ласк Твоїх очисти беззаконня наші, бо перед Тобою згрішили ми, Господи, що невідомі й таємні речі серця людського знаєш, і єдиний Ти маєш владу прощати гріхи. Серце ж чисте вчини в нас і Духом владичним утверди нас, і радість спасіння Твого яви нам. Не відкинь нас від лиця Твого, але дозволь, як благий і людинолюбний, аж до останнього нашого віддиху появляти Тобі жертву справедливости й приноси на святих Твоїх жертовниках, милістю і ласками і людинолюб'ям єдинородного Сина Твого, з яким Ти є благословенний з пресвятим, добрим і животворчим Твоїм Духом, нині й повсякчас, і на віки віків. Амінь.</w:t>
-      </w:r>
-    </w:p>
-    <w:p>
-      <w:pPr>
-        <w:spacing w:after="120"/>
-        <w:jc w:val="both"/>
-        <w:rPr>
-          <w:rFonts w:ascii="Times New Roman" w:eastAsia="Times New Roman" w:hAnsi="Times New Roman" w:cs="Times New Roman"/>
-        </w:rPr>
-      </w:pPr>
-      <w:r>
-        <w:rPr>
-          <w:rFonts w:ascii="Times New Roman" w:eastAsia="Times New Roman" w:hAnsi="Times New Roman" w:cs="Times New Roman"/>
-          <w:color w:val="FF0000"/>
-          <w:sz w:val="24"/>
-          <w:szCs w:val="24"/>
-        </w:rPr>
-        <w:t>10.</w:t>
-      </w:r>
-      <w:r>
-        <w:rPr>
-          <w:rFonts w:ascii="Times New Roman" w:eastAsia="Times New Roman" w:hAnsi="Times New Roman" w:cs="Times New Roman"/>
-          <w:color w:val="000000"/>
-          <w:sz w:val="24"/>
-          <w:szCs w:val="24"/>
-        </w:rPr>
-        <w:t xml:space="preserve"> Боже, Боже наш! Ти сотворив розумні й духовні сили Своєю волею. Тебе просимо й Тобі молимося: Прийми наші посильні величання з усіма Твоїми творіннями і збагати щедрими даруваннями Твоєї ласки. Бо перед Тобою згинається всяке коліно: на небі, на землі й під землею, і все, що живе, і все створіння оспівує неосяжну Твою славу, бо Ти Бог правдивий і вельми милостивий. Тебе бо хвалять усі небесні сили, і Тобі славу возсилаємо: Отцю, і Сину, і Святому Духові, нині і повсякчас, і на віки віків. Амінь.</w:t>
-      </w:r>
-    </w:p>
-    <w:p>
-      <w:pPr>
-        <w:spacing w:after="120"/>
-        <w:jc w:val="both"/>
-        <w:rPr>
-          <w:rFonts w:ascii="Times New Roman" w:eastAsia="Times New Roman" w:hAnsi="Times New Roman" w:cs="Times New Roman"/>
-          <w:color w:val="000000"/>
-          <w:sz w:val="24"/>
-          <w:szCs w:val="24"/>
-        </w:rPr>
-      </w:pPr>
-      <w:r>
-        <w:rPr>
-          <w:rFonts w:ascii="Times New Roman" w:eastAsia="Times New Roman" w:hAnsi="Times New Roman" w:cs="Times New Roman"/>
-          <w:color w:val="FF0000"/>
-          <w:sz w:val="24"/>
-          <w:szCs w:val="24"/>
-        </w:rPr>
-        <w:lastRenderedPageBreak/>
-        <w:t xml:space="preserve">11. </w:t>
-      </w:r>
-      <w:r>
-        <w:rPr>
-          <w:rFonts w:ascii="Times New Roman" w:eastAsia="Times New Roman" w:hAnsi="Times New Roman" w:cs="Times New Roman"/>
-          <w:color w:val="000000"/>
-          <w:sz w:val="24"/>
-          <w:szCs w:val="24"/>
-        </w:rPr>
-        <w:t xml:space="preserve">Хвалимо, співаємо, благословимо і </w:t>
-      </w:r>
-      <w:r>
-        <w:rPr>
-          <w:rFonts w:ascii="Times New Roman" w:eastAsia="Times New Roman" w:hAnsi="Times New Roman" w:cs="Times New Roman"/>
-          <w:sz w:val="24"/>
-          <w:szCs w:val="24"/>
-        </w:rPr>
-        <w:t>благодаримо</w:t>
-      </w:r>
-      <w:r>
-        <w:rPr>
-          <w:rFonts w:ascii="Times New Roman" w:eastAsia="Times New Roman" w:hAnsi="Times New Roman" w:cs="Times New Roman"/>
-          <w:color w:val="000000"/>
-          <w:sz w:val="24"/>
-          <w:szCs w:val="24"/>
-        </w:rPr>
-        <w:t xml:space="preserve"> Т</w:t>
-      </w:r>
-      <w:r>
-        <w:rPr>
-          <w:rFonts w:ascii="Times New Roman" w:eastAsia="Times New Roman" w:hAnsi="Times New Roman" w:cs="Times New Roman"/>
-          <w:sz w:val="24"/>
-          <w:szCs w:val="24"/>
-        </w:rPr>
-        <w:t>ебе</w:t>
-      </w:r>
-      <w:r>
-        <w:rPr>
-          <w:rFonts w:ascii="Times New Roman" w:eastAsia="Times New Roman" w:hAnsi="Times New Roman" w:cs="Times New Roman"/>
-          <w:color w:val="000000"/>
-          <w:sz w:val="24"/>
-          <w:szCs w:val="24"/>
-        </w:rPr>
-        <w:t>, Боже батьків наших, бо Ти забрав тінь нічну і явив нам знову світло денне. Молимо Твою добрість: Милостивий будь для нас грішних і прийми молитву нашу задля великої Твоєї ласкавости, бо ми прибігаємо до Тебе, милостивого і всемогутнього Бога. Ти, що засвітив у серцях наших правдиве сонце справедливости Твоєї! Просвіти розум наш і почування всі зберігай, щоб, як у день, ходили ми пристойно шляхом заповідей Твоїх і дійшли до життя вічного, і стали гідними насолоджуватися недоступним Твоїм світлом. Бо в Тебе є джерело життя, Ти Бог наш і Тобі славу возсилаємо: Отцю, і Сину, і Святому Духові, нині і повсякчас, і на віки віків. Амінь.</w:t>
-      </w:r>
-    </w:p>
-    <w:p>
-      <w:pPr>
-        <w:pStyle w:val="Heading1"/>
-        <w:rPr>
-          <w:rFonts w:ascii="Times New Roman" w:eastAsia="Times New Roman" w:hAnsi="Times New Roman" w:cs="Times New Roman"/>
-        </w:rPr>
-      </w:pPr>
-      <w:r>
-        <w:rPr>
-          <w:rFonts w:ascii="Times New Roman" w:eastAsia="Times New Roman" w:hAnsi="Times New Roman" w:cs="Times New Roman"/>
-        </w:rPr>
-        <w:t>[У] Молитва 10 – виправлення «Своєю»</w:t>
-      </w:r>
-    </w:p>
-    <w:p>
-      <w:pPr>
-        <w:pStyle w:val="Heading2"/>
-        <w:rPr>
-          <w:rFonts w:ascii="Times New Roman" w:eastAsia="Times New Roman" w:hAnsi="Times New Roman" w:cs="Times New Roman"/>
-          <w:sz w:val="24"/>
-          <w:szCs w:val="24"/>
-        </w:rPr>
-      </w:pPr>
-      <w:r>
-        <w:rPr>
-          <w:rFonts w:ascii="Times New Roman" w:eastAsia="Times New Roman" w:hAnsi="Times New Roman" w:cs="Times New Roman"/>
-          <w:sz w:val="24"/>
-          <w:szCs w:val="24"/>
-        </w:rPr>
-        <w:t>Search</w:t>
-      </w:r>
-    </w:p>
-    <w:p>
-      <w:pPr>
-        <w:spacing w:after="120"/>
-        <w:jc w:val="both"/>
-        <w:rPr>
-          <w:rFonts w:ascii="Times New Roman" w:eastAsia="Times New Roman" w:hAnsi="Times New Roman" w:cs="Times New Roman"/>
-        </w:rPr>
-      </w:pPr>
-      <w:r>
-        <w:rPr>
-          <w:rFonts w:ascii="Times New Roman" w:eastAsia="Times New Roman" w:hAnsi="Times New Roman" w:cs="Times New Roman"/>
-          <w:color w:val="FF0000"/>
-          <w:sz w:val="24"/>
-          <w:szCs w:val="24"/>
-        </w:rPr>
-        <w:t>10.</w:t>
-      </w:r>
-      <w:r>
-        <w:rPr>
-          <w:rFonts w:ascii="Times New Roman" w:eastAsia="Times New Roman" w:hAnsi="Times New Roman" w:cs="Times New Roman"/>
-          <w:color w:val="000000"/>
-          <w:sz w:val="24"/>
-          <w:szCs w:val="24"/>
-        </w:rPr>
-        <w:t xml:space="preserve"> Боже, Боже наш! Ти сотворив розумні й духовні сили своєю волею. Тебе просимо й Тобі молимося: Прийми наші посильні величання з усіма Твоїми творіннями і збагати щедрими даруваннями Твоєї ласки. Бо перед Тобою згинається всяке коліно: на небі, на землі й під землею, і все, що живе, і все створіння оспівує неосяжну Твою славу, бо Ти Бог правдивий і вельми милостивий. Тебе бо хвалять усі небесні сили, і Тобі славу возсилаємо: Отцю, і Сину, і Святому Духові, нині і повсякчас, і на віки віків. Амінь.</w:t>
-      </w:r>
-    </w:p>
-    <w:p>
-      <w:pPr>
-        <w:pStyle w:val="Heading2"/>
-        <w:rPr>
-          <w:rFonts w:ascii="Times New Roman" w:eastAsia="Times New Roman" w:hAnsi="Times New Roman" w:cs="Times New Roman"/>
-          <w:sz w:val="24"/>
-          <w:szCs w:val="24"/>
-        </w:rPr>
-      </w:pPr>
-      <w:r>
-        <w:rPr>
-          <w:rFonts w:ascii="Times New Roman" w:eastAsia="Times New Roman" w:hAnsi="Times New Roman" w:cs="Times New Roman"/>
-          <w:sz w:val="24"/>
-          <w:szCs w:val="24"/>
-        </w:rPr>
-        <w:t>Replace</w:t>
-      </w:r>
-    </w:p>
-    <w:p>
-      <w:pPr>
-        <w:spacing w:after="120"/>
-        <w:jc w:val="both"/>
-        <w:rPr>
-          <w:rFonts w:ascii="Times New Roman" w:eastAsia="Times New Roman" w:hAnsi="Times New Roman" w:cs="Times New Roman"/>
-        </w:rPr>
-      </w:pPr>
-      <w:r>
-        <w:rPr>
-          <w:rFonts w:ascii="Times New Roman" w:eastAsia="Times New Roman" w:hAnsi="Times New Roman" w:cs="Times New Roman"/>
-          <w:color w:val="FF0000"/>
-          <w:sz w:val="24"/>
-          <w:szCs w:val="24"/>
-        </w:rPr>
-        <w:t>10.</w:t>
-      </w:r>
-      <w:r>
-        <w:rPr>
-          <w:rFonts w:ascii="Times New Roman" w:eastAsia="Times New Roman" w:hAnsi="Times New Roman" w:cs="Times New Roman"/>
-          <w:color w:val="000000"/>
-          <w:sz w:val="24"/>
-          <w:szCs w:val="24"/>
-        </w:rPr>
-        <w:t xml:space="preserve"> Боже, Боже наш! Ти сотворив розумні й духовні сили Своєю волею. Тебе просимо й Тобі молимося: Прийми наші посильні величання з усіма Твоїми творіннями і збагати щедрими даруваннями Твоєї ласки. Бо перед Тобою згинається всяке коліно: на небі, на землі й під землею, і все, що живе, і все створіння оспівує неосяжну Твою славу, бо Ти Бог правдивий і вельми милостивий. Тебе бо хвалять усі небесні сили, і Тобі славу возсилаємо: Отцю, і Сину, і Святому Духові, нині і повсякчас, і на віки віків. Амінь.</w:t>
-      </w:r>
-    </w:p>
-    <w:p>
-      <w:pPr>
-        <w:pStyle w:val="Heading1"/>
-        <w:rPr>
-          <w:rFonts w:ascii="Times New Roman" w:eastAsia="Times New Roman" w:hAnsi="Times New Roman" w:cs="Times New Roman"/>
-        </w:rPr>
-      </w:pPr>
-      <w:r>
-        <w:rPr>
-          <w:rFonts w:ascii="Times New Roman" w:eastAsia="Times New Roman" w:hAnsi="Times New Roman" w:cs="Times New Roman"/>
-        </w:rPr>
-        <w:t>[У] Достойно, після канону</w:t>
-      </w:r>
-    </w:p>
-    <w:p>
-      <w:pPr>
-        <w:pStyle w:val="Heading2"/>
-        <w:rPr>
-          <w:rFonts w:ascii="Times New Roman" w:eastAsia="Times New Roman" w:hAnsi="Times New Roman" w:cs="Times New Roman"/>
-          <w:sz w:val="24"/>
-          <w:szCs w:val="24"/>
-        </w:rPr>
-      </w:pPr>
-      <w:r>
-        <w:rPr>
-          <w:rFonts w:ascii="Times New Roman" w:eastAsia="Times New Roman" w:hAnsi="Times New Roman" w:cs="Times New Roman"/>
-          <w:sz w:val="24"/>
-          <w:szCs w:val="24"/>
-        </w:rPr>
-        <w:t>Search</w:t>
-      </w:r>
-    </w:p>
-    <w:p>
-      <w:pPr>
         <w:spacing w:after="120" w:line="240" w:lineRule="auto"/>
         <w:jc w:val="both"/>
         <w:rPr>
@@ -32591,7 +32590,7 @@
     </w:p>
     <w:p>
       <w:pPr>
-        <w:pStyle w:val="Heading2"/>
+        <w:pStyle w:val="2"/>
         <w:rPr>
           <w:rFonts w:ascii="Times New Roman" w:eastAsia="Times New Roman" w:hAnsi="Times New Roman" w:cs="Times New Roman"/>
           <w:sz w:val="24"/>
@@ -32640,7 +32639,7 @@
     </w:p>
     <w:p>
       <w:pPr>
-        <w:pStyle w:val="Heading1"/>
+        <w:pStyle w:val="1"/>
         <w:rPr>
           <w:rFonts w:ascii="Times New Roman" w:eastAsia="Times New Roman" w:hAnsi="Times New Roman" w:cs="Times New Roman"/>
         </w:rPr>
@@ -32654,7 +32653,7 @@
     </w:p>
     <w:p>
       <w:pPr>
-        <w:pStyle w:val="Heading2"/>
+        <w:pStyle w:val="2"/>
         <w:rPr>
           <w:rFonts w:ascii="Times New Roman" w:eastAsia="Times New Roman" w:hAnsi="Times New Roman" w:cs="Times New Roman"/>
           <w:sz w:val="24"/>
@@ -32688,7 +32687,7 @@
           <w:szCs w:val="24"/>
           <w:u w:val="single"/>
         </w:rPr>
-        <w:t xml:space="preserve">[Хвалимо, співаємо, благословимо і дякуємо тобі, Боже батьків наших, бо ти забрав тінь нічну і явив нам знову світло денне. Молимо твою добрість: Милостивий будь для нас грішних і прийми молитву нашу задля великої твоєї ласкавости, бо ми прибігаємо до тебе, </w:t>
+        <w:t xml:space="preserve">[Хвалимо, співаємо, благословимо і дякуємо тобі, Боже батьків наших, бо ти забрав тінь нічну і явив нам знову світло денне. Молимо твою добрість: Милостивий будь для нас грішних і прийми молитву нашу задля великої твоєї ласкавости, бо ми прибігаємо до тебе, милостивого і всемогутнього Бога. Ти, що засвітив у серцях наших правдиве сонце справедливости твоєї! Просвіти розум наш і почування всі зберігай, щоб, як у день, ходили </w:t>
       </w:r>
       <w:r>
         <w:rPr>
@@ -32698,12 +32697,12 @@
           <w:u w:val="single"/>
         </w:rPr>
         <w:lastRenderedPageBreak/>
-        <w:t>милостивого і всемогутнього Бога. Ти, що засвітив у серцях наших правдиве сонце справедливости твоєї! Просвіти розум наш і почування всі зберігай, щоб, як у день, ходили ми пристойно шляхом заповідей твоїх і дійшли до життя вічного, і стали гідними насолоджуватися недоступним твоїм світлом. Бо в тебе є джерело життя, ти Бог наш і тобі славу віддаємо: Отцю, і Сину, і Святому Духові, нині і повсякчас, і на віки віків. Амінь.]</w:t>
-      </w:r>
-    </w:p>
-    <w:p>
-      <w:pPr>
-        <w:pStyle w:val="Heading2"/>
+        <w:t>ми пристойно шляхом заповідей твоїх і дійшли до життя вічного, і стали гідними насолоджуватися недоступним твоїм світлом. Бо в тебе є джерело життя, ти Бог наш і тобі славу віддаємо: Отцю, і Сину, і Святому Духові, нині і повсякчас, і на віки віків. Амінь.]</w:t>
+      </w:r>
+    </w:p>
+    <w:p>
+      <w:pPr>
+        <w:pStyle w:val="2"/>
         <w:rPr>
           <w:rFonts w:ascii="Times New Roman" w:eastAsia="Times New Roman" w:hAnsi="Times New Roman" w:cs="Times New Roman"/>
           <w:sz w:val="24"/>
@@ -32742,7 +32741,7 @@
     </w:p>
     <w:p>
       <w:pPr>
-        <w:pStyle w:val="Heading1"/>
+        <w:pStyle w:val="1"/>
         <w:rPr>
           <w:rFonts w:ascii="Times New Roman" w:eastAsia="Times New Roman" w:hAnsi="Times New Roman" w:cs="Times New Roman"/>
         </w:rPr>
@@ -32756,7 +32755,7 @@
     </w:p>
     <w:p>
       <w:pPr>
-        <w:pStyle w:val="Heading2"/>
+        <w:pStyle w:val="2"/>
         <w:rPr>
           <w:rFonts w:ascii="Times New Roman" w:eastAsia="Times New Roman" w:hAnsi="Times New Roman" w:cs="Times New Roman"/>
           <w:sz w:val="24"/>
@@ -32809,7 +32808,7 @@
     </w:p>
     <w:p>
       <w:pPr>
-        <w:pStyle w:val="Heading2"/>
+        <w:pStyle w:val="2"/>
         <w:rPr>
           <w:rFonts w:ascii="Times New Roman" w:eastAsia="Times New Roman" w:hAnsi="Times New Roman" w:cs="Times New Roman"/>
           <w:sz w:val="24"/>
@@ -32862,7 +32861,7 @@
     </w:p>
     <w:p>
       <w:pPr>
-        <w:pStyle w:val="Heading1"/>
+        <w:pStyle w:val="1"/>
         <w:rPr>
           <w:rFonts w:ascii="Times New Roman" w:eastAsia="Times New Roman" w:hAnsi="Times New Roman" w:cs="Times New Roman"/>
         </w:rPr>
@@ -32876,7 +32875,7 @@
     </w:p>
     <w:p>
       <w:pPr>
-        <w:pStyle w:val="Heading2"/>
+        <w:pStyle w:val="2"/>
         <w:rPr>
           <w:rFonts w:ascii="Times New Roman" w:eastAsia="Times New Roman" w:hAnsi="Times New Roman" w:cs="Times New Roman"/>
           <w:sz w:val="24"/>
@@ -32917,7 +32916,7 @@
     </w:p>
     <w:p>
       <w:pPr>
-        <w:pStyle w:val="Heading2"/>
+        <w:pStyle w:val="2"/>
         <w:rPr>
           <w:rFonts w:ascii="Times New Roman" w:eastAsia="Times New Roman" w:hAnsi="Times New Roman" w:cs="Times New Roman"/>
           <w:sz w:val="24"/>
@@ -32958,7 +32957,7 @@
     </w:p>
     <w:p>
       <w:pPr>
-        <w:pStyle w:val="Heading1"/>
+        <w:pStyle w:val="1"/>
         <w:rPr>
           <w:rFonts w:ascii="Times New Roman" w:eastAsia="Times New Roman" w:hAnsi="Times New Roman" w:cs="Times New Roman"/>
         </w:rPr>
@@ -32972,7 +32971,7 @@
     </w:p>
     <w:p>
       <w:pPr>
-        <w:pStyle w:val="Heading2"/>
+        <w:pStyle w:val="2"/>
         <w:rPr>
           <w:rFonts w:ascii="Times New Roman" w:eastAsia="Times New Roman" w:hAnsi="Times New Roman" w:cs="Times New Roman"/>
           <w:sz w:val="24"/>
@@ -33013,7 +33012,7 @@
     </w:p>
     <w:p>
       <w:pPr>
-        <w:pStyle w:val="Heading2"/>
+        <w:pStyle w:val="2"/>
         <w:rPr>
           <w:rFonts w:ascii="Times New Roman" w:eastAsia="Times New Roman" w:hAnsi="Times New Roman" w:cs="Times New Roman"/>
           <w:sz w:val="24"/>
@@ -33054,7 +33053,7 @@
     </w:p>
     <w:p>
       <w:pPr>
-        <w:pStyle w:val="Heading1"/>
+        <w:pStyle w:val="1"/>
         <w:rPr>
           <w:rFonts w:ascii="Times New Roman" w:eastAsia="Times New Roman" w:hAnsi="Times New Roman" w:cs="Times New Roman"/>
         </w:rPr>
@@ -33068,7 +33067,7 @@
     </w:p>
     <w:p>
       <w:pPr>
-        <w:pStyle w:val="Heading2"/>
+        <w:pStyle w:val="2"/>
         <w:rPr>
           <w:rFonts w:ascii="Times New Roman" w:eastAsia="Times New Roman" w:hAnsi="Times New Roman" w:cs="Times New Roman"/>
           <w:sz w:val="24"/>
@@ -33109,7 +33108,7 @@
     </w:p>
     <w:p>
       <w:pPr>
-        <w:pStyle w:val="Heading2"/>
+        <w:pStyle w:val="2"/>
         <w:rPr>
           <w:rFonts w:ascii="Times New Roman" w:eastAsia="Times New Roman" w:hAnsi="Times New Roman" w:cs="Times New Roman"/>
           <w:sz w:val="24"/>
@@ -33150,7 +33149,7 @@
     </w:p>
     <w:p>
       <w:pPr>
-        <w:pStyle w:val="Heading1"/>
+        <w:pStyle w:val="1"/>
         <w:rPr>
           <w:rFonts w:ascii="Times New Roman" w:eastAsia="Times New Roman" w:hAnsi="Times New Roman" w:cs="Times New Roman"/>
         </w:rPr>
@@ -33165,7 +33164,7 @@
     </w:p>
     <w:p>
       <w:pPr>
-        <w:pStyle w:val="Heading2"/>
+        <w:pStyle w:val="2"/>
         <w:rPr>
           <w:rFonts w:ascii="Times New Roman" w:eastAsia="Times New Roman" w:hAnsi="Times New Roman" w:cs="Times New Roman"/>
           <w:sz w:val="24"/>
@@ -33229,7 +33228,7 @@
     </w:p>
     <w:p>
       <w:pPr>
-        <w:pStyle w:val="Heading2"/>
+        <w:pStyle w:val="2"/>
         <w:rPr>
           <w:rFonts w:ascii="Times New Roman" w:eastAsia="Times New Roman" w:hAnsi="Times New Roman" w:cs="Times New Roman"/>
           <w:sz w:val="24"/>
@@ -33695,16 +33694,16 @@
     <w:lsdException w:name="Unresolved Mention" w:semiHidden="1" w:unhideWhenUsed="1"/>
     <w:lsdException w:name="Smart Link" w:semiHidden="1" w:unhideWhenUsed="1"/>
   </w:latentStyles>
-  <w:style w:type="paragraph" w:default="1" w:styleId="Normal">
+  <w:style w:type="paragraph" w:default="1" w:styleId="a">
     <w:name w:val="Normal"/>
     <w:qFormat/>
     <w:rsid w:val="00590470"/>
   </w:style>
-  <w:style w:type="paragraph" w:styleId="Heading1">
+  <w:style w:type="paragraph" w:styleId="1">
     <w:name w:val="heading 1"/>
-    <w:basedOn w:val="Normal"/>
-    <w:next w:val="Normal"/>
-    <w:link w:val="Heading1Char"/>
+    <w:basedOn w:val="a"/>
+    <w:next w:val="a"/>
+    <w:link w:val="10"/>
     <w:uiPriority w:val="9"/>
     <w:qFormat/>
     <w:rsid w:val="0054135D"/>
@@ -33721,11 +33720,11 @@
       <w:szCs w:val="32"/>
     </w:rPr>
   </w:style>
-  <w:style w:type="paragraph" w:styleId="Heading2">
+  <w:style w:type="paragraph" w:styleId="2">
     <w:name w:val="heading 2"/>
-    <w:basedOn w:val="Normal"/>
-    <w:next w:val="Normal"/>
-    <w:link w:val="Heading2Char"/>
+    <w:basedOn w:val="a"/>
+    <w:next w:val="a"/>
+    <w:link w:val="20"/>
     <w:uiPriority w:val="9"/>
     <w:unhideWhenUsed/>
     <w:qFormat/>
@@ -33743,11 +33742,11 @@
       <w:szCs w:val="26"/>
     </w:rPr>
   </w:style>
-  <w:style w:type="paragraph" w:styleId="Heading3">
+  <w:style w:type="paragraph" w:styleId="3">
     <w:name w:val="heading 3"/>
-    <w:basedOn w:val="Normal"/>
-    <w:next w:val="Normal"/>
-    <w:link w:val="Heading3Char"/>
+    <w:basedOn w:val="a"/>
+    <w:next w:val="a"/>
+    <w:link w:val="30"/>
     <w:uiPriority w:val="9"/>
     <w:unhideWhenUsed/>
     <w:qFormat/>
@@ -33763,11 +33762,11 @@
       <w:szCs w:val="28"/>
     </w:rPr>
   </w:style>
-  <w:style w:type="paragraph" w:styleId="Heading4">
+  <w:style w:type="paragraph" w:styleId="4">
     <w:name w:val="heading 4"/>
-    <w:basedOn w:val="Normal"/>
-    <w:next w:val="Normal"/>
-    <w:link w:val="Heading4Char"/>
+    <w:basedOn w:val="a"/>
+    <w:next w:val="a"/>
+    <w:link w:val="40"/>
     <w:uiPriority w:val="9"/>
     <w:semiHidden/>
     <w:unhideWhenUsed/>
@@ -33786,10 +33785,10 @@
       <w:color w:val="365F91" w:themeColor="accent1" w:themeShade="BF"/>
     </w:rPr>
   </w:style>
-  <w:style w:type="paragraph" w:styleId="Heading5">
+  <w:style w:type="paragraph" w:styleId="5">
     <w:name w:val="heading 5"/>
-    <w:basedOn w:val="Normal"/>
-    <w:next w:val="Normal"/>
+    <w:basedOn w:val="a"/>
+    <w:next w:val="a"/>
     <w:uiPriority w:val="9"/>
     <w:semiHidden/>
     <w:unhideWhenUsed/>
@@ -33804,10 +33803,10 @@
       <w:b/>
     </w:rPr>
   </w:style>
-  <w:style w:type="paragraph" w:styleId="Heading6">
+  <w:style w:type="paragraph" w:styleId="6">
     <w:name w:val="heading 6"/>
-    <w:basedOn w:val="Normal"/>
-    <w:next w:val="Normal"/>
+    <w:basedOn w:val="a"/>
+    <w:next w:val="a"/>
     <w:uiPriority w:val="9"/>
     <w:semiHidden/>
     <w:unhideWhenUsed/>
@@ -33824,13 +33823,13 @@
       <w:szCs w:val="20"/>
     </w:rPr>
   </w:style>
-  <w:style w:type="character" w:default="1" w:styleId="DefaultParagraphFont">
+  <w:style w:type="character" w:default="1" w:styleId="a0">
     <w:name w:val="Default Paragraph Font"/>
     <w:uiPriority w:val="1"/>
     <w:semiHidden/>
     <w:unhideWhenUsed/>
   </w:style>
-  <w:style w:type="table" w:default="1" w:styleId="TableNormal">
+  <w:style w:type="table" w:default="1" w:styleId="a1">
     <w:name w:val="Normal Table"/>
     <w:uiPriority w:val="99"/>
     <w:semiHidden/>
@@ -33845,16 +33844,16 @@
       </w:tblCellMar>
     </w:tblPr>
   </w:style>
-  <w:style w:type="numbering" w:default="1" w:styleId="NoList">
+  <w:style w:type="numbering" w:default="1" w:styleId="a2">
     <w:name w:val="No List"/>
     <w:uiPriority w:val="99"/>
     <w:semiHidden/>
     <w:unhideWhenUsed/>
   </w:style>
-  <w:style w:type="paragraph" w:styleId="Title">
+  <w:style w:type="paragraph" w:styleId="a3">
     <w:name w:val="Title"/>
-    <w:basedOn w:val="Normal"/>
-    <w:next w:val="Normal"/>
+    <w:basedOn w:val="a"/>
+    <w:next w:val="a"/>
     <w:uiPriority w:val="10"/>
     <w:qFormat/>
     <w:pPr>
@@ -33901,10 +33900,10 @@
       </w:tblCellMar>
     </w:tblPr>
   </w:style>
-  <w:style w:type="character" w:customStyle="1" w:styleId="Heading2Char">
-    <w:name w:val="Heading 2 Char"/>
-    <w:basedOn w:val="DefaultParagraphFont"/>
-    <w:link w:val="Heading2"/>
+  <w:style w:type="character" w:customStyle="1" w:styleId="20">
+    <w:name w:val="Заголовок 2 Знак"/>
+    <w:basedOn w:val="a0"/>
+    <w:link w:val="2"/>
     <w:uiPriority w:val="9"/>
     <w:rsid w:val="0054135D"/>
     <w:rPr>
@@ -33915,10 +33914,10 @@
       <w:lang w:eastAsia="uk-UA"/>
     </w:rPr>
   </w:style>
-  <w:style w:type="character" w:customStyle="1" w:styleId="Heading1Char">
-    <w:name w:val="Heading 1 Char"/>
-    <w:basedOn w:val="DefaultParagraphFont"/>
-    <w:link w:val="Heading1"/>
+  <w:style w:type="character" w:customStyle="1" w:styleId="10">
+    <w:name w:val="Заголовок 1 Знак"/>
+    <w:basedOn w:val="a0"/>
+    <w:link w:val="1"/>
     <w:uiPriority w:val="9"/>
     <w:rsid w:val="0054135D"/>
     <w:rPr>
@@ -33928,9 +33927,9 @@
       <w:szCs w:val="32"/>
     </w:rPr>
   </w:style>
-  <w:style w:type="paragraph" w:styleId="NormalWeb">
+  <w:style w:type="paragraph" w:styleId="a4">
     <w:name w:val="Normal (Web)"/>
-    <w:basedOn w:val="Normal"/>
+    <w:basedOn w:val="a"/>
     <w:uiPriority w:val="99"/>
     <w:unhideWhenUsed/>
     <w:rsid w:val="0042517D"/>
@@ -33943,9 +33942,9 @@
       <w:szCs w:val="24"/>
     </w:rPr>
   </w:style>
-  <w:style w:type="character" w:styleId="Emphasis">
+  <w:style w:type="character" w:styleId="a5">
     <w:name w:val="Emphasis"/>
-    <w:basedOn w:val="DefaultParagraphFont"/>
+    <w:basedOn w:val="a0"/>
     <w:uiPriority w:val="20"/>
     <w:qFormat/>
     <w:rsid w:val="0042517D"/>
@@ -33954,10 +33953,10 @@
       <w:iCs/>
     </w:rPr>
   </w:style>
-  <w:style w:type="character" w:customStyle="1" w:styleId="Heading4Char">
-    <w:name w:val="Heading 4 Char"/>
-    <w:basedOn w:val="DefaultParagraphFont"/>
-    <w:link w:val="Heading4"/>
+  <w:style w:type="character" w:customStyle="1" w:styleId="40">
+    <w:name w:val="Заголовок 4 Знак"/>
+    <w:basedOn w:val="a0"/>
+    <w:link w:val="4"/>
     <w:uiPriority w:val="9"/>
     <w:semiHidden/>
     <w:rsid w:val="00075202"/>
@@ -33968,10 +33967,10 @@
       <w:color w:val="365F91" w:themeColor="accent1" w:themeShade="BF"/>
     </w:rPr>
   </w:style>
-  <w:style w:type="paragraph" w:styleId="Subtitle">
+  <w:style w:type="paragraph" w:styleId="a6">
     <w:name w:val="Subtitle"/>
-    <w:basedOn w:val="Normal"/>
-    <w:next w:val="Normal"/>
+    <w:basedOn w:val="a"/>
+    <w:next w:val="a"/>
     <w:uiPriority w:val="11"/>
     <w:qFormat/>
     <w:pPr>
@@ -33987,10 +33986,10 @@
       <w:szCs w:val="48"/>
     </w:rPr>
   </w:style>
-  <w:style w:type="character" w:customStyle="1" w:styleId="Heading3Char">
-    <w:name w:val="Heading 3 Char"/>
-    <w:basedOn w:val="DefaultParagraphFont"/>
-    <w:link w:val="Heading3"/>
+  <w:style w:type="character" w:customStyle="1" w:styleId="30">
+    <w:name w:val="Заголовок 3 Знак"/>
+    <w:basedOn w:val="a0"/>
+    <w:link w:val="3"/>
     <w:uiPriority w:val="9"/>
     <w:rsid w:val="00FB259E"/>
     <w:rPr>
